--- a/6-过程管理/流程制度规范类文件/JXTX-06-09-服务可用性和连续性管理制度.docx
+++ b/6-过程管理/流程制度规范类文件/JXTX-06-09-服务可用性和连续性管理制度.docx
@@ -22,6 +22,57 @@
         <w:textAlignment w:val="baseline"/>
       </w:pPr>
       <w:bookmarkStart w:id="0" w:name="_Toc12089"/>
+      <w:r>
+        <w:drawing>
+          <wp:anchor distT="0" distB="0" distL="114300" distR="114300" simplePos="0" relativeHeight="251661312" behindDoc="1" locked="0" layoutInCell="1" allowOverlap="1">
+            <wp:simplePos x="0" y="0"/>
+            <wp:positionH relativeFrom="column">
+              <wp:posOffset>-19050</wp:posOffset>
+            </wp:positionH>
+            <wp:positionV relativeFrom="paragraph">
+              <wp:posOffset>-22225</wp:posOffset>
+            </wp:positionV>
+            <wp:extent cx="5304790" cy="8893810"/>
+            <wp:effectExtent l="0" t="0" r="13970" b="6350"/>
+            <wp:wrapNone/>
+            <wp:docPr id="1" name="图片 1"/>
+            <wp:cNvGraphicFramePr>
+              <a:graphicFrameLocks xmlns:a="http://schemas.openxmlformats.org/drawingml/2006/main" noChangeAspect="1"/>
+            </wp:cNvGraphicFramePr>
+            <a:graphic xmlns:a="http://schemas.openxmlformats.org/drawingml/2006/main">
+              <a:graphicData uri="http://schemas.openxmlformats.org/drawingml/2006/picture">
+                <pic:pic xmlns:pic="http://schemas.openxmlformats.org/drawingml/2006/picture">
+                  <pic:nvPicPr>
+                    <pic:cNvPr id="1" name="图片 1"/>
+                    <pic:cNvPicPr>
+                      <a:picLocks noChangeAspect="1"/>
+                    </pic:cNvPicPr>
+                  </pic:nvPicPr>
+                  <pic:blipFill>
+                    <a:blip r:embed="rId7"/>
+                    <a:stretch>
+                      <a:fillRect/>
+                    </a:stretch>
+                  </pic:blipFill>
+                  <pic:spPr>
+                    <a:xfrm>
+                      <a:off x="0" y="0"/>
+                      <a:ext cx="5304790" cy="8893810"/>
+                    </a:xfrm>
+                    <a:prstGeom prst="rect">
+                      <a:avLst/>
+                    </a:prstGeom>
+                    <a:noFill/>
+                    <a:ln>
+                      <a:noFill/>
+                    </a:ln>
+                  </pic:spPr>
+                </pic:pic>
+              </a:graphicData>
+            </a:graphic>
+          </wp:anchor>
+        </w:drawing>
+      </w:r>
       <w:r>
         <w:drawing>
           <wp:anchor distT="0" distB="0" distL="114300" distR="114300" simplePos="0" relativeHeight="251660288" behindDoc="1" locked="0" layoutInCell="1" allowOverlap="1">
@@ -49,7 +100,7 @@
                     </pic:cNvPicPr>
                   </pic:nvPicPr>
                   <pic:blipFill>
-                    <a:blip r:embed="rId7"/>
+                    <a:blip r:embed="rId8"/>
                     <a:stretch>
                       <a:fillRect/>
                     </a:stretch>
@@ -104,7 +155,7 @@
                     </pic:cNvPicPr>
                   </pic:nvPicPr>
                   <pic:blipFill>
-                    <a:blip r:embed="rId8">
+                    <a:blip r:embed="rId9">
                       <a:alphaModFix amt="58000"/>
                       <a:lum contrast="-52000"/>
                     </a:blip>
@@ -1937,8 +1988,6 @@
         <w:snapToGrid w:val="0"/>
         <w:textAlignment w:val="baseline"/>
       </w:pPr>
-      <w:bookmarkStart w:id="20" w:name="_GoBack"/>
-      <w:bookmarkEnd w:id="20"/>
       <w:r>
         <w:br w:type="page"/>
       </w:r>
@@ -4098,7 +4147,6 @@
             <w:insideH w:val="single" w:color="auto" w:sz="4" w:space="0"/>
             <w:insideV w:val="single" w:color="auto" w:sz="4" w:space="0"/>
           </w:tblBorders>
-          <w:shd w:val="clear" w:color="auto" w:fill="auto"/>
           <w:tblCellMar>
             <w:top w:w="15" w:type="dxa"/>
             <w:left w:w="15" w:type="dxa"/>
@@ -4572,7 +4620,6 @@
             <w:insideH w:val="single" w:color="auto" w:sz="4" w:space="0"/>
             <w:insideV w:val="single" w:color="auto" w:sz="4" w:space="0"/>
           </w:tblBorders>
-          <w:shd w:val="clear" w:color="auto" w:fill="auto"/>
           <w:tblCellMar>
             <w:top w:w="15" w:type="dxa"/>
             <w:left w:w="15" w:type="dxa"/>
@@ -5078,7 +5125,6 @@
             <w:insideH w:val="single" w:color="auto" w:sz="4" w:space="0"/>
             <w:insideV w:val="single" w:color="auto" w:sz="4" w:space="0"/>
           </w:tblBorders>
-          <w:shd w:val="clear" w:color="auto" w:fill="auto"/>
           <w:tblCellMar>
             <w:top w:w="15" w:type="dxa"/>
             <w:left w:w="15" w:type="dxa"/>
@@ -5283,7 +5329,6 @@
             <w:insideH w:val="single" w:color="auto" w:sz="4" w:space="0"/>
             <w:insideV w:val="single" w:color="auto" w:sz="4" w:space="0"/>
           </w:tblBorders>
-          <w:shd w:val="clear" w:color="auto" w:fill="auto"/>
           <w:tblCellMar>
             <w:top w:w="15" w:type="dxa"/>
             <w:left w:w="15" w:type="dxa"/>
@@ -6631,6 +6676,22 @@
     </w:p>
     <w:p>
       <w:pPr>
+        <w:rPr>
+          <w:rFonts w:hint="eastAsia"/>
+          <w:lang w:val="en-US" w:eastAsia="zh-CN"/>
+        </w:rPr>
+      </w:pPr>
+      <w:bookmarkStart w:id="19" w:name="_Toc21680"/>
+      <w:r>
+        <w:rPr>
+          <w:rFonts w:hint="eastAsia"/>
+          <w:lang w:val="en-US" w:eastAsia="zh-CN"/>
+        </w:rPr>
+        <w:br w:type="page"/>
+      </w:r>
+    </w:p>
+    <w:p>
+      <w:pPr>
         <w:pStyle w:val="28"/>
         <w:keepNext w:val="0"/>
         <w:keepLines w:val="0"/>
@@ -6647,11 +6708,749 @@
         <w:snapToGrid w:val="0"/>
         <w:textAlignment w:val="baseline"/>
         <w:rPr>
-          <w:rFonts w:hint="default"/>
+          <w:rFonts w:hint="eastAsia"/>
           <w:lang w:val="en-US" w:eastAsia="zh-CN"/>
         </w:rPr>
       </w:pPr>
-      <w:bookmarkStart w:id="19" w:name="_Toc21680"/>
+      <w:bookmarkStart w:id="20" w:name="_GoBack"/>
+      <w:bookmarkEnd w:id="20"/>
+      <w:r>
+        <w:rPr>
+          <w:rFonts w:hint="eastAsia"/>
+          <w:lang w:val="en-US" w:eastAsia="zh-CN"/>
+        </w:rPr>
+        <w:t>考核指标</w:t>
+      </w:r>
+    </w:p>
+    <w:tbl>
+      <w:tblPr>
+        <w:tblStyle w:val="20"/>
+        <w:tblW w:w="7675" w:type="dxa"/>
+        <w:tblInd w:w="96" w:type="dxa"/>
+        <w:tblBorders>
+          <w:top w:val="none" w:color="auto" w:sz="0" w:space="0"/>
+          <w:left w:val="none" w:color="auto" w:sz="0" w:space="0"/>
+          <w:bottom w:val="none" w:color="auto" w:sz="0" w:space="0"/>
+          <w:right w:val="none" w:color="auto" w:sz="0" w:space="0"/>
+          <w:insideH w:val="none" w:color="auto" w:sz="0" w:space="0"/>
+          <w:insideV w:val="none" w:color="auto" w:sz="0" w:space="0"/>
+        </w:tblBorders>
+        <w:shd w:val="clear" w:color="auto" w:fill="auto"/>
+        <w:tblLayout w:type="autofit"/>
+        <w:tblCellMar>
+          <w:top w:w="0" w:type="dxa"/>
+          <w:left w:w="108" w:type="dxa"/>
+          <w:bottom w:w="0" w:type="dxa"/>
+          <w:right w:w="108" w:type="dxa"/>
+        </w:tblCellMar>
+      </w:tblPr>
+      <w:tblGrid>
+        <w:gridCol w:w="1963"/>
+        <w:gridCol w:w="1356"/>
+        <w:gridCol w:w="3300"/>
+        <w:gridCol w:w="1056"/>
+      </w:tblGrid>
+      <w:tr>
+        <w:tblPrEx>
+          <w:tblBorders>
+            <w:top w:val="none" w:color="auto" w:sz="0" w:space="0"/>
+            <w:left w:val="none" w:color="auto" w:sz="0" w:space="0"/>
+            <w:bottom w:val="none" w:color="auto" w:sz="0" w:space="0"/>
+            <w:right w:val="none" w:color="auto" w:sz="0" w:space="0"/>
+            <w:insideH w:val="none" w:color="auto" w:sz="0" w:space="0"/>
+            <w:insideV w:val="none" w:color="auto" w:sz="0" w:space="0"/>
+          </w:tblBorders>
+          <w:shd w:val="clear" w:color="auto" w:fill="auto"/>
+          <w:tblCellMar>
+            <w:top w:w="0" w:type="dxa"/>
+            <w:left w:w="108" w:type="dxa"/>
+            <w:bottom w:w="0" w:type="dxa"/>
+            <w:right w:w="108" w:type="dxa"/>
+          </w:tblCellMar>
+        </w:tblPrEx>
+        <w:trPr>
+          <w:trHeight w:val="493" w:hRule="atLeast"/>
+        </w:trPr>
+        <w:tc>
+          <w:tcPr>
+            <w:tcW w:w="1963" w:type="dxa"/>
+            <w:tcBorders>
+              <w:top w:val="single" w:color="000000" w:sz="4" w:space="0"/>
+              <w:left w:val="single" w:color="000000" w:sz="4" w:space="0"/>
+              <w:bottom w:val="single" w:color="000000" w:sz="4" w:space="0"/>
+              <w:right w:val="single" w:color="000000" w:sz="4" w:space="0"/>
+            </w:tcBorders>
+            <w:shd w:val="clear" w:color="auto" w:fill="C0C0C0"/>
+            <w:vAlign w:val="center"/>
+          </w:tcPr>
+          <w:p>
+            <w:pPr>
+              <w:keepNext w:val="0"/>
+              <w:keepLines w:val="0"/>
+              <w:widowControl/>
+              <w:suppressLineNumbers w:val="0"/>
+              <w:jc w:val="center"/>
+              <w:textAlignment w:val="center"/>
+              <w:rPr>
+                <w:rFonts w:hint="default" w:ascii="楷体_GB2312" w:hAnsi="宋体" w:eastAsia="楷体_GB2312" w:cs="楷体_GB2312"/>
+                <w:b/>
+                <w:bCs/>
+                <w:i w:val="0"/>
+                <w:iCs w:val="0"/>
+                <w:color w:val="000000"/>
+                <w:sz w:val="22"/>
+                <w:szCs w:val="22"/>
+                <w:u w:val="none"/>
+              </w:rPr>
+            </w:pPr>
+            <w:r>
+              <w:rPr>
+                <w:rFonts w:hint="default" w:ascii="楷体_GB2312" w:hAnsi="宋体" w:eastAsia="楷体_GB2312" w:cs="楷体_GB2312"/>
+                <w:b/>
+                <w:bCs/>
+                <w:i w:val="0"/>
+                <w:iCs w:val="0"/>
+                <w:snapToGrid w:val="0"/>
+                <w:color w:val="000000"/>
+                <w:kern w:val="0"/>
+                <w:sz w:val="22"/>
+                <w:szCs w:val="22"/>
+                <w:u w:val="none"/>
+                <w:lang w:val="en-US" w:eastAsia="zh-CN" w:bidi="ar"/>
+              </w:rPr>
+              <w:t>KPI</w:t>
+            </w:r>
+          </w:p>
+        </w:tc>
+        <w:tc>
+          <w:tcPr>
+            <w:tcW w:w="1356" w:type="dxa"/>
+            <w:tcBorders>
+              <w:top w:val="single" w:color="000000" w:sz="4" w:space="0"/>
+              <w:left w:val="single" w:color="000000" w:sz="4" w:space="0"/>
+              <w:bottom w:val="single" w:color="000000" w:sz="4" w:space="0"/>
+              <w:right w:val="single" w:color="000000" w:sz="4" w:space="0"/>
+            </w:tcBorders>
+            <w:shd w:val="clear" w:color="auto" w:fill="C0C0C0"/>
+            <w:vAlign w:val="center"/>
+          </w:tcPr>
+          <w:p>
+            <w:pPr>
+              <w:keepNext w:val="0"/>
+              <w:keepLines w:val="0"/>
+              <w:widowControl/>
+              <w:suppressLineNumbers w:val="0"/>
+              <w:jc w:val="center"/>
+              <w:textAlignment w:val="center"/>
+              <w:rPr>
+                <w:rFonts w:hint="default" w:ascii="楷体_GB2312" w:hAnsi="宋体" w:eastAsia="楷体_GB2312" w:cs="楷体_GB2312"/>
+                <w:b/>
+                <w:bCs/>
+                <w:i w:val="0"/>
+                <w:iCs w:val="0"/>
+                <w:color w:val="000000"/>
+                <w:sz w:val="22"/>
+                <w:szCs w:val="22"/>
+                <w:u w:val="none"/>
+              </w:rPr>
+            </w:pPr>
+            <w:r>
+              <w:rPr>
+                <w:rFonts w:hint="default" w:ascii="楷体_GB2312" w:hAnsi="宋体" w:eastAsia="楷体_GB2312" w:cs="楷体_GB2312"/>
+                <w:b/>
+                <w:bCs/>
+                <w:i w:val="0"/>
+                <w:iCs w:val="0"/>
+                <w:snapToGrid w:val="0"/>
+                <w:color w:val="000000"/>
+                <w:kern w:val="0"/>
+                <w:sz w:val="22"/>
+                <w:szCs w:val="22"/>
+                <w:u w:val="none"/>
+                <w:lang w:val="en-US" w:eastAsia="zh-CN" w:bidi="ar"/>
+              </w:rPr>
+              <w:t>目标值</w:t>
+            </w:r>
+          </w:p>
+        </w:tc>
+        <w:tc>
+          <w:tcPr>
+            <w:tcW w:w="3300" w:type="dxa"/>
+            <w:tcBorders>
+              <w:top w:val="single" w:color="000000" w:sz="4" w:space="0"/>
+              <w:left w:val="single" w:color="000000" w:sz="4" w:space="0"/>
+              <w:bottom w:val="single" w:color="000000" w:sz="4" w:space="0"/>
+              <w:right w:val="single" w:color="000000" w:sz="4" w:space="0"/>
+            </w:tcBorders>
+            <w:shd w:val="clear" w:color="auto" w:fill="C0C0C0"/>
+            <w:vAlign w:val="center"/>
+          </w:tcPr>
+          <w:p>
+            <w:pPr>
+              <w:keepNext w:val="0"/>
+              <w:keepLines w:val="0"/>
+              <w:widowControl/>
+              <w:suppressLineNumbers w:val="0"/>
+              <w:jc w:val="center"/>
+              <w:textAlignment w:val="center"/>
+              <w:rPr>
+                <w:rFonts w:hint="default" w:ascii="楷体_GB2312" w:hAnsi="宋体" w:eastAsia="楷体_GB2312" w:cs="楷体_GB2312"/>
+                <w:b/>
+                <w:bCs/>
+                <w:i w:val="0"/>
+                <w:iCs w:val="0"/>
+                <w:color w:val="000000"/>
+                <w:sz w:val="22"/>
+                <w:szCs w:val="22"/>
+                <w:u w:val="none"/>
+              </w:rPr>
+            </w:pPr>
+            <w:r>
+              <w:rPr>
+                <w:rFonts w:hint="default" w:ascii="楷体_GB2312" w:hAnsi="宋体" w:eastAsia="楷体_GB2312" w:cs="楷体_GB2312"/>
+                <w:b/>
+                <w:bCs/>
+                <w:i w:val="0"/>
+                <w:iCs w:val="0"/>
+                <w:snapToGrid w:val="0"/>
+                <w:color w:val="000000"/>
+                <w:kern w:val="0"/>
+                <w:sz w:val="22"/>
+                <w:szCs w:val="22"/>
+                <w:u w:val="none"/>
+                <w:lang w:val="en-US" w:eastAsia="zh-CN" w:bidi="ar"/>
+              </w:rPr>
+              <w:t>计算公式/方法</w:t>
+            </w:r>
+          </w:p>
+        </w:tc>
+        <w:tc>
+          <w:tcPr>
+            <w:tcW w:w="1056" w:type="dxa"/>
+            <w:tcBorders>
+              <w:top w:val="single" w:color="000000" w:sz="4" w:space="0"/>
+              <w:left w:val="single" w:color="000000" w:sz="4" w:space="0"/>
+              <w:bottom w:val="single" w:color="000000" w:sz="4" w:space="0"/>
+              <w:right w:val="single" w:color="000000" w:sz="4" w:space="0"/>
+            </w:tcBorders>
+            <w:shd w:val="clear" w:color="auto" w:fill="C0C0C0"/>
+            <w:vAlign w:val="center"/>
+          </w:tcPr>
+          <w:p>
+            <w:pPr>
+              <w:keepNext w:val="0"/>
+              <w:keepLines w:val="0"/>
+              <w:widowControl/>
+              <w:suppressLineNumbers w:val="0"/>
+              <w:jc w:val="center"/>
+              <w:textAlignment w:val="center"/>
+              <w:rPr>
+                <w:rFonts w:hint="default" w:ascii="楷体_GB2312" w:hAnsi="宋体" w:eastAsia="楷体_GB2312" w:cs="楷体_GB2312"/>
+                <w:b/>
+                <w:bCs/>
+                <w:i w:val="0"/>
+                <w:iCs w:val="0"/>
+                <w:color w:val="000000"/>
+                <w:sz w:val="22"/>
+                <w:szCs w:val="22"/>
+                <w:u w:val="none"/>
+              </w:rPr>
+            </w:pPr>
+            <w:r>
+              <w:rPr>
+                <w:rFonts w:hint="default" w:ascii="楷体_GB2312" w:hAnsi="宋体" w:eastAsia="楷体_GB2312" w:cs="楷体_GB2312"/>
+                <w:b/>
+                <w:bCs/>
+                <w:i w:val="0"/>
+                <w:iCs w:val="0"/>
+                <w:snapToGrid w:val="0"/>
+                <w:color w:val="000000"/>
+                <w:kern w:val="0"/>
+                <w:sz w:val="22"/>
+                <w:szCs w:val="22"/>
+                <w:u w:val="none"/>
+                <w:lang w:val="en-US" w:eastAsia="zh-CN" w:bidi="ar"/>
+              </w:rPr>
+              <w:t>频度</w:t>
+            </w:r>
+          </w:p>
+        </w:tc>
+      </w:tr>
+      <w:tr>
+        <w:tblPrEx>
+          <w:tblBorders>
+            <w:top w:val="none" w:color="auto" w:sz="0" w:space="0"/>
+            <w:left w:val="none" w:color="auto" w:sz="0" w:space="0"/>
+            <w:bottom w:val="none" w:color="auto" w:sz="0" w:space="0"/>
+            <w:right w:val="none" w:color="auto" w:sz="0" w:space="0"/>
+            <w:insideH w:val="none" w:color="auto" w:sz="0" w:space="0"/>
+            <w:insideV w:val="none" w:color="auto" w:sz="0" w:space="0"/>
+          </w:tblBorders>
+          <w:shd w:val="clear" w:color="auto" w:fill="auto"/>
+          <w:tblCellMar>
+            <w:top w:w="0" w:type="dxa"/>
+            <w:left w:w="108" w:type="dxa"/>
+            <w:bottom w:w="0" w:type="dxa"/>
+            <w:right w:w="108" w:type="dxa"/>
+          </w:tblCellMar>
+        </w:tblPrEx>
+        <w:trPr>
+          <w:trHeight w:val="493" w:hRule="atLeast"/>
+        </w:trPr>
+        <w:tc>
+          <w:tcPr>
+            <w:tcW w:w="1963" w:type="dxa"/>
+            <w:tcBorders>
+              <w:top w:val="single" w:color="000000" w:sz="4" w:space="0"/>
+              <w:left w:val="single" w:color="000000" w:sz="4" w:space="0"/>
+              <w:bottom w:val="single" w:color="000000" w:sz="4" w:space="0"/>
+              <w:right w:val="single" w:color="000000" w:sz="4" w:space="0"/>
+            </w:tcBorders>
+            <w:shd w:val="clear" w:color="auto" w:fill="auto"/>
+            <w:vAlign w:val="center"/>
+          </w:tcPr>
+          <w:p>
+            <w:pPr>
+              <w:keepNext w:val="0"/>
+              <w:keepLines w:val="0"/>
+              <w:widowControl/>
+              <w:suppressLineNumbers w:val="0"/>
+              <w:jc w:val="left"/>
+              <w:textAlignment w:val="center"/>
+              <w:rPr>
+                <w:rFonts w:hint="default" w:ascii="楷体_GB2312" w:hAnsi="宋体" w:eastAsia="楷体_GB2312" w:cs="楷体_GB2312"/>
+                <w:b/>
+                <w:bCs/>
+                <w:i w:val="0"/>
+                <w:iCs w:val="0"/>
+                <w:snapToGrid w:val="0"/>
+                <w:color w:val="000000"/>
+                <w:kern w:val="0"/>
+                <w:sz w:val="22"/>
+                <w:szCs w:val="22"/>
+                <w:u w:val="none"/>
+                <w:lang w:val="en-US" w:eastAsia="zh-CN" w:bidi="ar"/>
+              </w:rPr>
+            </w:pPr>
+            <w:r>
+              <w:rPr>
+                <w:rFonts w:hint="eastAsia" w:ascii="宋体" w:hAnsi="宋体" w:eastAsia="宋体" w:cs="宋体"/>
+                <w:i w:val="0"/>
+                <w:iCs w:val="0"/>
+                <w:snapToGrid w:val="0"/>
+                <w:color w:val="000000"/>
+                <w:kern w:val="0"/>
+                <w:sz w:val="21"/>
+                <w:szCs w:val="21"/>
+                <w:u w:val="none"/>
+                <w:lang w:val="en-US" w:eastAsia="zh-CN" w:bidi="ar"/>
+              </w:rPr>
+              <w:t>服务可用率</w:t>
+            </w:r>
+          </w:p>
+        </w:tc>
+        <w:tc>
+          <w:tcPr>
+            <w:tcW w:w="1356" w:type="dxa"/>
+            <w:tcBorders>
+              <w:top w:val="single" w:color="000000" w:sz="4" w:space="0"/>
+              <w:left w:val="single" w:color="000000" w:sz="4" w:space="0"/>
+              <w:bottom w:val="single" w:color="000000" w:sz="4" w:space="0"/>
+              <w:right w:val="single" w:color="000000" w:sz="4" w:space="0"/>
+            </w:tcBorders>
+            <w:shd w:val="clear" w:color="auto" w:fill="auto"/>
+            <w:vAlign w:val="center"/>
+          </w:tcPr>
+          <w:p>
+            <w:pPr>
+              <w:keepNext w:val="0"/>
+              <w:keepLines w:val="0"/>
+              <w:widowControl/>
+              <w:suppressLineNumbers w:val="0"/>
+              <w:jc w:val="left"/>
+              <w:textAlignment w:val="center"/>
+              <w:rPr>
+                <w:rFonts w:hint="default" w:ascii="楷体_GB2312" w:hAnsi="宋体" w:eastAsia="楷体_GB2312" w:cs="楷体_GB2312"/>
+                <w:b/>
+                <w:bCs/>
+                <w:i w:val="0"/>
+                <w:iCs w:val="0"/>
+                <w:snapToGrid w:val="0"/>
+                <w:color w:val="000000"/>
+                <w:kern w:val="0"/>
+                <w:sz w:val="22"/>
+                <w:szCs w:val="22"/>
+                <w:u w:val="none"/>
+                <w:lang w:val="en-US" w:eastAsia="zh-CN" w:bidi="ar"/>
+              </w:rPr>
+            </w:pPr>
+            <w:r>
+              <w:rPr>
+                <w:rFonts w:hint="eastAsia" w:ascii="宋体" w:hAnsi="宋体" w:eastAsia="宋体" w:cs="宋体"/>
+                <w:i w:val="0"/>
+                <w:iCs w:val="0"/>
+                <w:snapToGrid w:val="0"/>
+                <w:color w:val="000000"/>
+                <w:kern w:val="0"/>
+                <w:sz w:val="21"/>
+                <w:szCs w:val="21"/>
+                <w:u w:val="none"/>
+                <w:lang w:val="en-US" w:eastAsia="zh-CN" w:bidi="ar"/>
+              </w:rPr>
+              <w:t>≥90%</w:t>
+            </w:r>
+          </w:p>
+        </w:tc>
+        <w:tc>
+          <w:tcPr>
+            <w:tcW w:w="3300" w:type="dxa"/>
+            <w:tcBorders>
+              <w:top w:val="single" w:color="000000" w:sz="4" w:space="0"/>
+              <w:left w:val="single" w:color="000000" w:sz="4" w:space="0"/>
+              <w:bottom w:val="single" w:color="000000" w:sz="4" w:space="0"/>
+              <w:right w:val="single" w:color="000000" w:sz="4" w:space="0"/>
+            </w:tcBorders>
+            <w:shd w:val="clear" w:color="auto" w:fill="auto"/>
+            <w:vAlign w:val="center"/>
+          </w:tcPr>
+          <w:p>
+            <w:pPr>
+              <w:keepNext w:val="0"/>
+              <w:keepLines w:val="0"/>
+              <w:widowControl/>
+              <w:suppressLineNumbers w:val="0"/>
+              <w:jc w:val="left"/>
+              <w:textAlignment w:val="center"/>
+              <w:rPr>
+                <w:rFonts w:hint="default" w:ascii="楷体_GB2312" w:hAnsi="宋体" w:eastAsia="楷体_GB2312" w:cs="楷体_GB2312"/>
+                <w:b/>
+                <w:bCs/>
+                <w:i w:val="0"/>
+                <w:iCs w:val="0"/>
+                <w:snapToGrid w:val="0"/>
+                <w:color w:val="000000"/>
+                <w:kern w:val="0"/>
+                <w:sz w:val="22"/>
+                <w:szCs w:val="22"/>
+                <w:u w:val="none"/>
+                <w:lang w:val="en-US" w:eastAsia="zh-CN" w:bidi="ar"/>
+              </w:rPr>
+            </w:pPr>
+            <w:r>
+              <w:rPr>
+                <w:rFonts w:hint="eastAsia" w:ascii="宋体" w:hAnsi="宋体" w:eastAsia="宋体" w:cs="宋体"/>
+                <w:i w:val="0"/>
+                <w:iCs w:val="0"/>
+                <w:snapToGrid w:val="0"/>
+                <w:color w:val="000000"/>
+                <w:kern w:val="0"/>
+                <w:sz w:val="21"/>
+                <w:szCs w:val="21"/>
+                <w:u w:val="none"/>
+                <w:lang w:val="en-US" w:eastAsia="zh-CN" w:bidi="ar"/>
+              </w:rPr>
+              <w:t>服务实际可用时间/服务计划可用时间*100%</w:t>
+            </w:r>
+          </w:p>
+        </w:tc>
+        <w:tc>
+          <w:tcPr>
+            <w:tcW w:w="1056" w:type="dxa"/>
+            <w:tcBorders>
+              <w:top w:val="single" w:color="000000" w:sz="4" w:space="0"/>
+              <w:left w:val="single" w:color="000000" w:sz="4" w:space="0"/>
+              <w:bottom w:val="single" w:color="000000" w:sz="4" w:space="0"/>
+              <w:right w:val="single" w:color="000000" w:sz="4" w:space="0"/>
+            </w:tcBorders>
+            <w:shd w:val="clear" w:color="auto" w:fill="auto"/>
+            <w:vAlign w:val="center"/>
+          </w:tcPr>
+          <w:p>
+            <w:pPr>
+              <w:keepNext w:val="0"/>
+              <w:keepLines w:val="0"/>
+              <w:widowControl/>
+              <w:suppressLineNumbers w:val="0"/>
+              <w:jc w:val="left"/>
+              <w:textAlignment w:val="center"/>
+              <w:rPr>
+                <w:rFonts w:hint="default" w:ascii="楷体_GB2312" w:hAnsi="宋体" w:eastAsia="楷体_GB2312" w:cs="楷体_GB2312"/>
+                <w:b/>
+                <w:bCs/>
+                <w:i w:val="0"/>
+                <w:iCs w:val="0"/>
+                <w:snapToGrid w:val="0"/>
+                <w:color w:val="000000"/>
+                <w:kern w:val="0"/>
+                <w:sz w:val="22"/>
+                <w:szCs w:val="22"/>
+                <w:u w:val="none"/>
+                <w:lang w:val="en-US" w:eastAsia="zh-CN" w:bidi="ar"/>
+              </w:rPr>
+            </w:pPr>
+            <w:r>
+              <w:rPr>
+                <w:rFonts w:hint="eastAsia" w:ascii="宋体" w:hAnsi="宋体" w:eastAsia="宋体" w:cs="宋体"/>
+                <w:i w:val="0"/>
+                <w:iCs w:val="0"/>
+                <w:snapToGrid w:val="0"/>
+                <w:color w:val="000000"/>
+                <w:kern w:val="0"/>
+                <w:sz w:val="21"/>
+                <w:szCs w:val="21"/>
+                <w:u w:val="none"/>
+                <w:lang w:val="en-US" w:eastAsia="zh-CN" w:bidi="ar"/>
+              </w:rPr>
+              <w:t>月度</w:t>
+            </w:r>
+          </w:p>
+        </w:tc>
+      </w:tr>
+      <w:tr>
+        <w:tblPrEx>
+          <w:tblBorders>
+            <w:top w:val="none" w:color="auto" w:sz="0" w:space="0"/>
+            <w:left w:val="none" w:color="auto" w:sz="0" w:space="0"/>
+            <w:bottom w:val="none" w:color="auto" w:sz="0" w:space="0"/>
+            <w:right w:val="none" w:color="auto" w:sz="0" w:space="0"/>
+            <w:insideH w:val="none" w:color="auto" w:sz="0" w:space="0"/>
+            <w:insideV w:val="none" w:color="auto" w:sz="0" w:space="0"/>
+          </w:tblBorders>
+          <w:shd w:val="clear" w:color="auto" w:fill="auto"/>
+          <w:tblCellMar>
+            <w:top w:w="0" w:type="dxa"/>
+            <w:left w:w="108" w:type="dxa"/>
+            <w:bottom w:w="0" w:type="dxa"/>
+            <w:right w:w="108" w:type="dxa"/>
+          </w:tblCellMar>
+        </w:tblPrEx>
+        <w:trPr>
+          <w:trHeight w:val="493" w:hRule="atLeast"/>
+        </w:trPr>
+        <w:tc>
+          <w:tcPr>
+            <w:tcW w:w="1963" w:type="dxa"/>
+            <w:tcBorders>
+              <w:top w:val="single" w:color="000000" w:sz="4" w:space="0"/>
+              <w:left w:val="single" w:color="000000" w:sz="4" w:space="0"/>
+              <w:bottom w:val="single" w:color="000000" w:sz="4" w:space="0"/>
+              <w:right w:val="single" w:color="000000" w:sz="4" w:space="0"/>
+            </w:tcBorders>
+            <w:shd w:val="clear" w:color="auto" w:fill="auto"/>
+            <w:vAlign w:val="center"/>
+          </w:tcPr>
+          <w:p>
+            <w:pPr>
+              <w:keepNext w:val="0"/>
+              <w:keepLines w:val="0"/>
+              <w:widowControl/>
+              <w:suppressLineNumbers w:val="0"/>
+              <w:jc w:val="left"/>
+              <w:textAlignment w:val="center"/>
+              <w:rPr>
+                <w:rFonts w:hint="eastAsia" w:ascii="宋体" w:hAnsi="宋体" w:eastAsia="宋体" w:cs="宋体"/>
+                <w:i w:val="0"/>
+                <w:iCs w:val="0"/>
+                <w:snapToGrid w:val="0"/>
+                <w:color w:val="000000"/>
+                <w:kern w:val="0"/>
+                <w:sz w:val="21"/>
+                <w:szCs w:val="21"/>
+                <w:u w:val="none"/>
+                <w:lang w:val="en-US" w:eastAsia="zh-CN" w:bidi="ar"/>
+              </w:rPr>
+            </w:pPr>
+            <w:r>
+              <w:rPr>
+                <w:rFonts w:hint="eastAsia" w:ascii="宋体" w:hAnsi="宋体" w:eastAsia="宋体" w:cs="宋体"/>
+                <w:i w:val="0"/>
+                <w:iCs w:val="0"/>
+                <w:snapToGrid w:val="0"/>
+                <w:color w:val="000000"/>
+                <w:kern w:val="0"/>
+                <w:sz w:val="21"/>
+                <w:szCs w:val="21"/>
+                <w:u w:val="none"/>
+                <w:lang w:val="en-US" w:eastAsia="zh-CN" w:bidi="ar"/>
+              </w:rPr>
+              <w:t>服务故障中断次数</w:t>
+            </w:r>
+          </w:p>
+        </w:tc>
+        <w:tc>
+          <w:tcPr>
+            <w:tcW w:w="1356" w:type="dxa"/>
+            <w:tcBorders>
+              <w:top w:val="single" w:color="000000" w:sz="4" w:space="0"/>
+              <w:left w:val="single" w:color="000000" w:sz="4" w:space="0"/>
+              <w:bottom w:val="single" w:color="000000" w:sz="4" w:space="0"/>
+              <w:right w:val="single" w:color="000000" w:sz="4" w:space="0"/>
+            </w:tcBorders>
+            <w:shd w:val="clear" w:color="auto" w:fill="auto"/>
+            <w:vAlign w:val="center"/>
+          </w:tcPr>
+          <w:p>
+            <w:pPr>
+              <w:keepNext w:val="0"/>
+              <w:keepLines w:val="0"/>
+              <w:widowControl/>
+              <w:suppressLineNumbers w:val="0"/>
+              <w:jc w:val="left"/>
+              <w:textAlignment w:val="center"/>
+              <w:rPr>
+                <w:rFonts w:hint="eastAsia" w:ascii="宋体" w:hAnsi="宋体" w:eastAsia="宋体" w:cs="宋体"/>
+                <w:i w:val="0"/>
+                <w:iCs w:val="0"/>
+                <w:snapToGrid w:val="0"/>
+                <w:color w:val="000000"/>
+                <w:kern w:val="0"/>
+                <w:sz w:val="21"/>
+                <w:szCs w:val="21"/>
+                <w:u w:val="none"/>
+                <w:lang w:val="en-US" w:eastAsia="zh-CN" w:bidi="ar"/>
+              </w:rPr>
+            </w:pPr>
+            <w:r>
+              <w:rPr>
+                <w:rFonts w:hint="eastAsia" w:ascii="宋体" w:hAnsi="宋体" w:eastAsia="宋体" w:cs="宋体"/>
+                <w:i w:val="0"/>
+                <w:iCs w:val="0"/>
+                <w:snapToGrid w:val="0"/>
+                <w:color w:val="000000"/>
+                <w:kern w:val="0"/>
+                <w:sz w:val="21"/>
+                <w:szCs w:val="21"/>
+                <w:u w:val="none"/>
+                <w:lang w:val="en-US" w:eastAsia="zh-CN" w:bidi="ar"/>
+              </w:rPr>
+              <w:t>≤1次</w:t>
+            </w:r>
+          </w:p>
+        </w:tc>
+        <w:tc>
+          <w:tcPr>
+            <w:tcW w:w="3300" w:type="dxa"/>
+            <w:tcBorders>
+              <w:top w:val="single" w:color="000000" w:sz="4" w:space="0"/>
+              <w:left w:val="single" w:color="000000" w:sz="4" w:space="0"/>
+              <w:bottom w:val="single" w:color="000000" w:sz="4" w:space="0"/>
+              <w:right w:val="single" w:color="000000" w:sz="4" w:space="0"/>
+            </w:tcBorders>
+            <w:shd w:val="clear" w:color="auto" w:fill="auto"/>
+            <w:vAlign w:val="center"/>
+          </w:tcPr>
+          <w:p>
+            <w:pPr>
+              <w:keepNext w:val="0"/>
+              <w:keepLines w:val="0"/>
+              <w:widowControl/>
+              <w:suppressLineNumbers w:val="0"/>
+              <w:jc w:val="left"/>
+              <w:textAlignment w:val="center"/>
+              <w:rPr>
+                <w:rFonts w:hint="eastAsia" w:ascii="宋体" w:hAnsi="宋体" w:eastAsia="宋体" w:cs="宋体"/>
+                <w:i w:val="0"/>
+                <w:iCs w:val="0"/>
+                <w:snapToGrid w:val="0"/>
+                <w:color w:val="000000"/>
+                <w:kern w:val="0"/>
+                <w:sz w:val="21"/>
+                <w:szCs w:val="21"/>
+                <w:u w:val="none"/>
+                <w:lang w:val="en-US" w:eastAsia="zh-CN" w:bidi="ar"/>
+              </w:rPr>
+            </w:pPr>
+            <w:r>
+              <w:rPr>
+                <w:rFonts w:hint="eastAsia" w:ascii="宋体" w:hAnsi="宋体" w:eastAsia="宋体" w:cs="宋体"/>
+                <w:i w:val="0"/>
+                <w:iCs w:val="0"/>
+                <w:snapToGrid w:val="0"/>
+                <w:color w:val="000000"/>
+                <w:kern w:val="0"/>
+                <w:sz w:val="21"/>
+                <w:szCs w:val="21"/>
+                <w:u w:val="none"/>
+                <w:lang w:val="en-US" w:eastAsia="zh-CN" w:bidi="ar"/>
+              </w:rPr>
+              <w:t>数量，因服务故障导致的服务中断次数</w:t>
+            </w:r>
+          </w:p>
+        </w:tc>
+        <w:tc>
+          <w:tcPr>
+            <w:tcW w:w="1056" w:type="dxa"/>
+            <w:tcBorders>
+              <w:top w:val="single" w:color="000000" w:sz="4" w:space="0"/>
+              <w:left w:val="single" w:color="000000" w:sz="4" w:space="0"/>
+              <w:bottom w:val="single" w:color="000000" w:sz="4" w:space="0"/>
+              <w:right w:val="single" w:color="000000" w:sz="4" w:space="0"/>
+            </w:tcBorders>
+            <w:shd w:val="clear" w:color="auto" w:fill="auto"/>
+            <w:vAlign w:val="center"/>
+          </w:tcPr>
+          <w:p>
+            <w:pPr>
+              <w:keepNext w:val="0"/>
+              <w:keepLines w:val="0"/>
+              <w:widowControl/>
+              <w:suppressLineNumbers w:val="0"/>
+              <w:jc w:val="left"/>
+              <w:textAlignment w:val="center"/>
+              <w:rPr>
+                <w:rFonts w:hint="eastAsia" w:ascii="宋体" w:hAnsi="宋体" w:eastAsia="宋体" w:cs="宋体"/>
+                <w:i w:val="0"/>
+                <w:iCs w:val="0"/>
+                <w:snapToGrid w:val="0"/>
+                <w:color w:val="000000"/>
+                <w:kern w:val="0"/>
+                <w:sz w:val="21"/>
+                <w:szCs w:val="21"/>
+                <w:u w:val="none"/>
+                <w:lang w:val="en-US" w:eastAsia="zh-CN" w:bidi="ar"/>
+              </w:rPr>
+            </w:pPr>
+            <w:r>
+              <w:rPr>
+                <w:rFonts w:hint="eastAsia" w:ascii="宋体" w:hAnsi="宋体" w:eastAsia="宋体" w:cs="宋体"/>
+                <w:i w:val="0"/>
+                <w:iCs w:val="0"/>
+                <w:snapToGrid w:val="0"/>
+                <w:color w:val="000000"/>
+                <w:kern w:val="0"/>
+                <w:sz w:val="21"/>
+                <w:szCs w:val="21"/>
+                <w:u w:val="none"/>
+                <w:lang w:val="en-US" w:eastAsia="zh-CN" w:bidi="ar"/>
+              </w:rPr>
+              <w:t>月度</w:t>
+            </w:r>
+          </w:p>
+        </w:tc>
+      </w:tr>
+    </w:tbl>
+    <w:p>
+      <w:pPr>
+        <w:pStyle w:val="28"/>
+        <w:keepNext w:val="0"/>
+        <w:keepLines w:val="0"/>
+        <w:pageBreakBefore w:val="0"/>
+        <w:widowControl w:val="0"/>
+        <w:kinsoku w:val="0"/>
+        <w:wordWrap/>
+        <w:overflowPunct/>
+        <w:topLinePunct w:val="0"/>
+        <w:autoSpaceDE w:val="0"/>
+        <w:autoSpaceDN w:val="0"/>
+        <w:bidi w:val="0"/>
+        <w:adjustRightInd w:val="0"/>
+        <w:snapToGrid w:val="0"/>
+        <w:textAlignment w:val="baseline"/>
+        <w:rPr>
+          <w:rFonts w:hint="default"/>
+          <w:lang w:val="en-US" w:eastAsia="zh-CN"/>
+        </w:rPr>
+      </w:pPr>
       <w:r>
         <w:rPr>
           <w:rFonts w:hint="default"/>

--- a/6-过程管理/流程制度规范类文件/JXTX-06-09-服务可用性和连续性管理制度.docx
+++ b/6-过程管理/流程制度规范类文件/JXTX-06-09-服务可用性和连续性管理制度.docx
@@ -21,7 +21,7 @@
         <w:spacing w:before="3120" w:beforeLines="1000"/>
         <w:textAlignment w:val="baseline"/>
       </w:pPr>
-      <w:bookmarkStart w:id="0" w:name="_Toc12089"/>
+      <w:bookmarkStart w:id="0" w:name="_Toc12610"/>
       <w:r>
         <w:drawing>
           <wp:anchor distT="0" distB="0" distL="114300" distR="114300" simplePos="0" relativeHeight="251661312" behindDoc="1" locked="0" layoutInCell="1" allowOverlap="1">
@@ -210,7 +210,7 @@
           <w:lang w:val="en-US" w:eastAsia="zh-CN"/>
         </w:rPr>
       </w:pPr>
-      <w:bookmarkStart w:id="1" w:name="_Toc27822"/>
+      <w:bookmarkStart w:id="1" w:name="_Toc22391"/>
       <w:r>
         <w:rPr>
           <w:rFonts w:hint="eastAsia"/>
@@ -2062,6 +2062,8 @@
               <w:tab w:val="right" w:leader="dot" w:pos="8306"/>
             </w:tabs>
           </w:pPr>
+          <w:bookmarkStart w:id="21" w:name="_GoBack"/>
+          <w:bookmarkEnd w:id="21"/>
           <w:r>
             <w:rPr>
               <w:rFonts w:hint="eastAsia" w:ascii="宋体" w:hAnsi="宋体" w:eastAsia="宋体" w:cs="宋体"/>
@@ -2098,7 +2100,7 @@
               <w:rFonts w:hint="eastAsia" w:ascii="宋体" w:hAnsi="宋体" w:eastAsia="宋体" w:cs="宋体"/>
               <w:szCs w:val="24"/>
             </w:rPr>
-            <w:instrText xml:space="preserve"> HYPERLINK \l _Toc12089 </w:instrText>
+            <w:instrText xml:space="preserve"> HYPERLINK \l _Toc12610 </w:instrText>
           </w:r>
           <w:r>
             <w:rPr>
@@ -2121,7 +2123,7 @@
             <w:fldChar w:fldCharType="begin"/>
           </w:r>
           <w:r>
-            <w:instrText xml:space="preserve"> PAGEREF _Toc12089 \h </w:instrText>
+            <w:instrText xml:space="preserve"> PAGEREF _Toc12610 \h </w:instrText>
           </w:r>
           <w:r>
             <w:fldChar w:fldCharType="separate"/>
@@ -2159,7 +2161,7 @@
               <w:rFonts w:hint="eastAsia" w:ascii="宋体" w:hAnsi="宋体" w:eastAsia="宋体" w:cs="宋体"/>
               <w:szCs w:val="24"/>
             </w:rPr>
-            <w:instrText xml:space="preserve"> HYPERLINK \l _Toc27822 </w:instrText>
+            <w:instrText xml:space="preserve"> HYPERLINK \l _Toc22391 </w:instrText>
           </w:r>
           <w:r>
             <w:rPr>
@@ -2182,7 +2184,7 @@
             <w:fldChar w:fldCharType="begin"/>
           </w:r>
           <w:r>
-            <w:instrText xml:space="preserve"> PAGEREF _Toc27822 \h </w:instrText>
+            <w:instrText xml:space="preserve"> PAGEREF _Toc22391 \h </w:instrText>
           </w:r>
           <w:r>
             <w:fldChar w:fldCharType="separate"/>
@@ -2220,7 +2222,7 @@
               <w:rFonts w:hint="eastAsia" w:ascii="宋体" w:hAnsi="宋体" w:eastAsia="宋体" w:cs="宋体"/>
               <w:szCs w:val="24"/>
             </w:rPr>
-            <w:instrText xml:space="preserve"> HYPERLINK \l _Toc4830 </w:instrText>
+            <w:instrText xml:space="preserve"> HYPERLINK \l _Toc19419 </w:instrText>
           </w:r>
           <w:r>
             <w:rPr>
@@ -2243,7 +2245,7 @@
             <w:fldChar w:fldCharType="begin"/>
           </w:r>
           <w:r>
-            <w:instrText xml:space="preserve"> PAGEREF _Toc4830 \h </w:instrText>
+            <w:instrText xml:space="preserve"> PAGEREF _Toc19419 \h </w:instrText>
           </w:r>
           <w:r>
             <w:fldChar w:fldCharType="separate"/>
@@ -2281,7 +2283,7 @@
               <w:rFonts w:hint="eastAsia" w:ascii="宋体" w:hAnsi="宋体" w:eastAsia="宋体" w:cs="宋体"/>
               <w:szCs w:val="24"/>
             </w:rPr>
-            <w:instrText xml:space="preserve"> HYPERLINK \l _Toc2836 </w:instrText>
+            <w:instrText xml:space="preserve"> HYPERLINK \l _Toc4117 </w:instrText>
           </w:r>
           <w:r>
             <w:rPr>
@@ -2304,7 +2306,7 @@
             <w:fldChar w:fldCharType="begin"/>
           </w:r>
           <w:r>
-            <w:instrText xml:space="preserve"> PAGEREF _Toc2836 \h </w:instrText>
+            <w:instrText xml:space="preserve"> PAGEREF _Toc4117 \h </w:instrText>
           </w:r>
           <w:r>
             <w:fldChar w:fldCharType="separate"/>
@@ -2342,7 +2344,7 @@
               <w:rFonts w:hint="eastAsia" w:ascii="宋体" w:hAnsi="宋体" w:eastAsia="宋体" w:cs="宋体"/>
               <w:szCs w:val="24"/>
             </w:rPr>
-            <w:instrText xml:space="preserve"> HYPERLINK \l _Toc3799 </w:instrText>
+            <w:instrText xml:space="preserve"> HYPERLINK \l _Toc7137 </w:instrText>
           </w:r>
           <w:r>
             <w:rPr>
@@ -2365,7 +2367,7 @@
             <w:fldChar w:fldCharType="begin"/>
           </w:r>
           <w:r>
-            <w:instrText xml:space="preserve"> PAGEREF _Toc3799 \h </w:instrText>
+            <w:instrText xml:space="preserve"> PAGEREF _Toc7137 \h </w:instrText>
           </w:r>
           <w:r>
             <w:fldChar w:fldCharType="separate"/>
@@ -2403,7 +2405,7 @@
               <w:rFonts w:hint="eastAsia" w:ascii="宋体" w:hAnsi="宋体" w:eastAsia="宋体" w:cs="宋体"/>
               <w:szCs w:val="24"/>
             </w:rPr>
-            <w:instrText xml:space="preserve"> HYPERLINK \l _Toc30795 </w:instrText>
+            <w:instrText xml:space="preserve"> HYPERLINK \l _Toc30977 </w:instrText>
           </w:r>
           <w:r>
             <w:rPr>
@@ -2426,7 +2428,7 @@
             <w:fldChar w:fldCharType="begin"/>
           </w:r>
           <w:r>
-            <w:instrText xml:space="preserve"> PAGEREF _Toc30795 \h </w:instrText>
+            <w:instrText xml:space="preserve"> PAGEREF _Toc30977 \h </w:instrText>
           </w:r>
           <w:r>
             <w:fldChar w:fldCharType="separate"/>
@@ -2464,7 +2466,7 @@
               <w:rFonts w:hint="eastAsia" w:ascii="宋体" w:hAnsi="宋体" w:eastAsia="宋体" w:cs="宋体"/>
               <w:szCs w:val="24"/>
             </w:rPr>
-            <w:instrText xml:space="preserve"> HYPERLINK \l _Toc28643 </w:instrText>
+            <w:instrText xml:space="preserve"> HYPERLINK \l _Toc586 </w:instrText>
           </w:r>
           <w:r>
             <w:rPr>
@@ -2487,7 +2489,7 @@
             <w:fldChar w:fldCharType="begin"/>
           </w:r>
           <w:r>
-            <w:instrText xml:space="preserve"> PAGEREF _Toc28643 \h </w:instrText>
+            <w:instrText xml:space="preserve"> PAGEREF _Toc586 \h </w:instrText>
           </w:r>
           <w:r>
             <w:fldChar w:fldCharType="separate"/>
@@ -2525,7 +2527,7 @@
               <w:rFonts w:hint="eastAsia" w:ascii="宋体" w:hAnsi="宋体" w:eastAsia="宋体" w:cs="宋体"/>
               <w:szCs w:val="24"/>
             </w:rPr>
-            <w:instrText xml:space="preserve"> HYPERLINK \l _Toc30384 </w:instrText>
+            <w:instrText xml:space="preserve"> HYPERLINK \l _Toc24039 </w:instrText>
           </w:r>
           <w:r>
             <w:rPr>
@@ -2548,7 +2550,7 @@
             <w:fldChar w:fldCharType="begin"/>
           </w:r>
           <w:r>
-            <w:instrText xml:space="preserve"> PAGEREF _Toc30384 \h </w:instrText>
+            <w:instrText xml:space="preserve"> PAGEREF _Toc24039 \h </w:instrText>
           </w:r>
           <w:r>
             <w:fldChar w:fldCharType="separate"/>
@@ -2586,7 +2588,7 @@
               <w:rFonts w:hint="eastAsia" w:ascii="宋体" w:hAnsi="宋体" w:eastAsia="宋体" w:cs="宋体"/>
               <w:szCs w:val="24"/>
             </w:rPr>
-            <w:instrText xml:space="preserve"> HYPERLINK \l _Toc15674 </w:instrText>
+            <w:instrText xml:space="preserve"> HYPERLINK \l _Toc6228 </w:instrText>
           </w:r>
           <w:r>
             <w:rPr>
@@ -2609,7 +2611,7 @@
             <w:fldChar w:fldCharType="begin"/>
           </w:r>
           <w:r>
-            <w:instrText xml:space="preserve"> PAGEREF _Toc15674 \h </w:instrText>
+            <w:instrText xml:space="preserve"> PAGEREF _Toc6228 \h </w:instrText>
           </w:r>
           <w:r>
             <w:fldChar w:fldCharType="separate"/>
@@ -2647,7 +2649,7 @@
               <w:rFonts w:hint="eastAsia" w:ascii="宋体" w:hAnsi="宋体" w:eastAsia="宋体" w:cs="宋体"/>
               <w:szCs w:val="24"/>
             </w:rPr>
-            <w:instrText xml:space="preserve"> HYPERLINK \l _Toc11705 </w:instrText>
+            <w:instrText xml:space="preserve"> HYPERLINK \l _Toc9776 </w:instrText>
           </w:r>
           <w:r>
             <w:rPr>
@@ -2670,7 +2672,7 @@
             <w:fldChar w:fldCharType="begin"/>
           </w:r>
           <w:r>
-            <w:instrText xml:space="preserve"> PAGEREF _Toc11705 \h </w:instrText>
+            <w:instrText xml:space="preserve"> PAGEREF _Toc9776 \h </w:instrText>
           </w:r>
           <w:r>
             <w:fldChar w:fldCharType="separate"/>
@@ -2708,7 +2710,7 @@
               <w:rFonts w:hint="eastAsia" w:ascii="宋体" w:hAnsi="宋体" w:eastAsia="宋体" w:cs="宋体"/>
               <w:szCs w:val="24"/>
             </w:rPr>
-            <w:instrText xml:space="preserve"> HYPERLINK \l _Toc20753 </w:instrText>
+            <w:instrText xml:space="preserve"> HYPERLINK \l _Toc5733 </w:instrText>
           </w:r>
           <w:r>
             <w:rPr>
@@ -2731,7 +2733,7 @@
             <w:fldChar w:fldCharType="begin"/>
           </w:r>
           <w:r>
-            <w:instrText xml:space="preserve"> PAGEREF _Toc20753 \h </w:instrText>
+            <w:instrText xml:space="preserve"> PAGEREF _Toc5733 \h </w:instrText>
           </w:r>
           <w:r>
             <w:fldChar w:fldCharType="separate"/>
@@ -2769,7 +2771,7 @@
               <w:rFonts w:hint="eastAsia" w:ascii="宋体" w:hAnsi="宋体" w:eastAsia="宋体" w:cs="宋体"/>
               <w:szCs w:val="24"/>
             </w:rPr>
-            <w:instrText xml:space="preserve"> HYPERLINK \l _Toc1278 </w:instrText>
+            <w:instrText xml:space="preserve"> HYPERLINK \l _Toc17628 </w:instrText>
           </w:r>
           <w:r>
             <w:rPr>
@@ -2792,7 +2794,7 @@
             <w:fldChar w:fldCharType="begin"/>
           </w:r>
           <w:r>
-            <w:instrText xml:space="preserve"> PAGEREF _Toc1278 \h </w:instrText>
+            <w:instrText xml:space="preserve"> PAGEREF _Toc17628 \h </w:instrText>
           </w:r>
           <w:r>
             <w:fldChar w:fldCharType="separate"/>
@@ -2830,7 +2832,7 @@
               <w:rFonts w:hint="eastAsia" w:ascii="宋体" w:hAnsi="宋体" w:eastAsia="宋体" w:cs="宋体"/>
               <w:szCs w:val="24"/>
             </w:rPr>
-            <w:instrText xml:space="preserve"> HYPERLINK \l _Toc23053 </w:instrText>
+            <w:instrText xml:space="preserve"> HYPERLINK \l _Toc5857 </w:instrText>
           </w:r>
           <w:r>
             <w:rPr>
@@ -2853,7 +2855,7 @@
             <w:fldChar w:fldCharType="begin"/>
           </w:r>
           <w:r>
-            <w:instrText xml:space="preserve"> PAGEREF _Toc23053 \h </w:instrText>
+            <w:instrText xml:space="preserve"> PAGEREF _Toc5857 \h </w:instrText>
           </w:r>
           <w:r>
             <w:fldChar w:fldCharType="separate"/>
@@ -2891,7 +2893,7 @@
               <w:rFonts w:hint="eastAsia" w:ascii="宋体" w:hAnsi="宋体" w:eastAsia="宋体" w:cs="宋体"/>
               <w:szCs w:val="24"/>
             </w:rPr>
-            <w:instrText xml:space="preserve"> HYPERLINK \l _Toc26699 </w:instrText>
+            <w:instrText xml:space="preserve"> HYPERLINK \l _Toc14465 </w:instrText>
           </w:r>
           <w:r>
             <w:rPr>
@@ -2914,7 +2916,7 @@
             <w:fldChar w:fldCharType="begin"/>
           </w:r>
           <w:r>
-            <w:instrText xml:space="preserve"> PAGEREF _Toc26699 \h </w:instrText>
+            <w:instrText xml:space="preserve"> PAGEREF _Toc14465 \h </w:instrText>
           </w:r>
           <w:r>
             <w:fldChar w:fldCharType="separate"/>
@@ -2952,7 +2954,7 @@
               <w:rFonts w:hint="eastAsia" w:ascii="宋体" w:hAnsi="宋体" w:eastAsia="宋体" w:cs="宋体"/>
               <w:szCs w:val="24"/>
             </w:rPr>
-            <w:instrText xml:space="preserve"> HYPERLINK \l _Toc13699 </w:instrText>
+            <w:instrText xml:space="preserve"> HYPERLINK \l _Toc15557 </w:instrText>
           </w:r>
           <w:r>
             <w:rPr>
@@ -2975,7 +2977,7 @@
             <w:fldChar w:fldCharType="begin"/>
           </w:r>
           <w:r>
-            <w:instrText xml:space="preserve"> PAGEREF _Toc13699 \h </w:instrText>
+            <w:instrText xml:space="preserve"> PAGEREF _Toc15557 \h </w:instrText>
           </w:r>
           <w:r>
             <w:fldChar w:fldCharType="separate"/>
@@ -3013,7 +3015,7 @@
               <w:rFonts w:hint="eastAsia" w:ascii="宋体" w:hAnsi="宋体" w:eastAsia="宋体" w:cs="宋体"/>
               <w:szCs w:val="24"/>
             </w:rPr>
-            <w:instrText xml:space="preserve"> HYPERLINK \l _Toc17783 </w:instrText>
+            <w:instrText xml:space="preserve"> HYPERLINK \l _Toc9211 </w:instrText>
           </w:r>
           <w:r>
             <w:rPr>
@@ -3036,7 +3038,7 @@
             <w:fldChar w:fldCharType="begin"/>
           </w:r>
           <w:r>
-            <w:instrText xml:space="preserve"> PAGEREF _Toc17783 \h </w:instrText>
+            <w:instrText xml:space="preserve"> PAGEREF _Toc9211 \h </w:instrText>
           </w:r>
           <w:r>
             <w:fldChar w:fldCharType="separate"/>
@@ -3074,7 +3076,7 @@
               <w:rFonts w:hint="eastAsia" w:ascii="宋体" w:hAnsi="宋体" w:eastAsia="宋体" w:cs="宋体"/>
               <w:szCs w:val="24"/>
             </w:rPr>
-            <w:instrText xml:space="preserve"> HYPERLINK \l _Toc20595 </w:instrText>
+            <w:instrText xml:space="preserve"> HYPERLINK \l _Toc17417 </w:instrText>
           </w:r>
           <w:r>
             <w:rPr>
@@ -3097,7 +3099,7 @@
             <w:fldChar w:fldCharType="begin"/>
           </w:r>
           <w:r>
-            <w:instrText xml:space="preserve"> PAGEREF _Toc20595 \h </w:instrText>
+            <w:instrText xml:space="preserve"> PAGEREF _Toc17417 \h </w:instrText>
           </w:r>
           <w:r>
             <w:fldChar w:fldCharType="separate"/>
@@ -3135,7 +3137,7 @@
               <w:rFonts w:hint="eastAsia" w:ascii="宋体" w:hAnsi="宋体" w:eastAsia="宋体" w:cs="宋体"/>
               <w:szCs w:val="24"/>
             </w:rPr>
-            <w:instrText xml:space="preserve"> HYPERLINK \l _Toc23009 </w:instrText>
+            <w:instrText xml:space="preserve"> HYPERLINK \l _Toc3524 </w:instrText>
           </w:r>
           <w:r>
             <w:rPr>
@@ -3158,7 +3160,7 @@
             <w:fldChar w:fldCharType="begin"/>
           </w:r>
           <w:r>
-            <w:instrText xml:space="preserve"> PAGEREF _Toc23009 \h </w:instrText>
+            <w:instrText xml:space="preserve"> PAGEREF _Toc3524 \h </w:instrText>
           </w:r>
           <w:r>
             <w:fldChar w:fldCharType="separate"/>
@@ -3196,7 +3198,7 @@
               <w:rFonts w:hint="eastAsia" w:ascii="宋体" w:hAnsi="宋体" w:eastAsia="宋体" w:cs="宋体"/>
               <w:szCs w:val="24"/>
             </w:rPr>
-            <w:instrText xml:space="preserve"> HYPERLINK \l _Toc28067 </w:instrText>
+            <w:instrText xml:space="preserve"> HYPERLINK \l _Toc29200 </w:instrText>
           </w:r>
           <w:r>
             <w:rPr>
@@ -3219,7 +3221,7 @@
             <w:fldChar w:fldCharType="begin"/>
           </w:r>
           <w:r>
-            <w:instrText xml:space="preserve"> PAGEREF _Toc28067 \h </w:instrText>
+            <w:instrText xml:space="preserve"> PAGEREF _Toc29200 \h </w:instrText>
           </w:r>
           <w:r>
             <w:fldChar w:fldCharType="separate"/>
@@ -3257,7 +3259,7 @@
               <w:rFonts w:hint="eastAsia" w:ascii="宋体" w:hAnsi="宋体" w:eastAsia="宋体" w:cs="宋体"/>
               <w:szCs w:val="24"/>
             </w:rPr>
-            <w:instrText xml:space="preserve"> HYPERLINK \l _Toc21680 </w:instrText>
+            <w:instrText xml:space="preserve"> HYPERLINK \l _Toc802 </w:instrText>
           </w:r>
           <w:r>
             <w:rPr>
@@ -3271,7 +3273,14 @@
               <w:rFonts w:hint="default"/>
               <w:lang w:val="en-US" w:eastAsia="zh-CN"/>
             </w:rPr>
-            <w:t>7. 附则</w:t>
+            <w:t xml:space="preserve">7. </w:t>
+          </w:r>
+          <w:r>
+            <w:rPr>
+              <w:rFonts w:hint="eastAsia"/>
+              <w:lang w:val="en-US" w:eastAsia="zh-CN"/>
+            </w:rPr>
+            <w:t>考核指标</w:t>
           </w:r>
           <w:r>
             <w:tab/>
@@ -3280,13 +3289,74 @@
             <w:fldChar w:fldCharType="begin"/>
           </w:r>
           <w:r>
-            <w:instrText xml:space="preserve"> PAGEREF _Toc21680 \h </w:instrText>
+            <w:instrText xml:space="preserve"> PAGEREF _Toc802 \h </w:instrText>
           </w:r>
           <w:r>
             <w:fldChar w:fldCharType="separate"/>
           </w:r>
           <w:r>
-            <w:t>7</w:t>
+            <w:t>8</w:t>
+          </w:r>
+          <w:r>
+            <w:fldChar w:fldCharType="end"/>
+          </w:r>
+          <w:r>
+            <w:rPr>
+              <w:rFonts w:hint="eastAsia" w:ascii="宋体" w:hAnsi="宋体" w:eastAsia="宋体" w:cs="宋体"/>
+              <w:szCs w:val="24"/>
+            </w:rPr>
+            <w:fldChar w:fldCharType="end"/>
+          </w:r>
+        </w:p>
+        <w:p>
+          <w:pPr>
+            <w:pStyle w:val="16"/>
+            <w:tabs>
+              <w:tab w:val="right" w:leader="dot" w:pos="8306"/>
+            </w:tabs>
+          </w:pPr>
+          <w:r>
+            <w:rPr>
+              <w:rFonts w:hint="eastAsia" w:ascii="宋体" w:hAnsi="宋体" w:eastAsia="宋体" w:cs="宋体"/>
+              <w:szCs w:val="24"/>
+            </w:rPr>
+            <w:fldChar w:fldCharType="begin"/>
+          </w:r>
+          <w:r>
+            <w:rPr>
+              <w:rFonts w:hint="eastAsia" w:ascii="宋体" w:hAnsi="宋体" w:eastAsia="宋体" w:cs="宋体"/>
+              <w:szCs w:val="24"/>
+            </w:rPr>
+            <w:instrText xml:space="preserve"> HYPERLINK \l _Toc20154 </w:instrText>
+          </w:r>
+          <w:r>
+            <w:rPr>
+              <w:rFonts w:hint="eastAsia" w:ascii="宋体" w:hAnsi="宋体" w:eastAsia="宋体" w:cs="宋体"/>
+              <w:szCs w:val="24"/>
+            </w:rPr>
+            <w:fldChar w:fldCharType="separate"/>
+          </w:r>
+          <w:r>
+            <w:rPr>
+              <w:rFonts w:hint="default"/>
+              <w:lang w:val="en-US" w:eastAsia="zh-CN"/>
+            </w:rPr>
+            <w:t>8. 附则</w:t>
+          </w:r>
+          <w:r>
+            <w:tab/>
+          </w:r>
+          <w:r>
+            <w:fldChar w:fldCharType="begin"/>
+          </w:r>
+          <w:r>
+            <w:instrText xml:space="preserve"> PAGEREF _Toc20154 \h </w:instrText>
+          </w:r>
+          <w:r>
+            <w:fldChar w:fldCharType="separate"/>
+          </w:r>
+          <w:r>
+            <w:t>8</w:t>
           </w:r>
           <w:r>
             <w:fldChar w:fldCharType="end"/>
@@ -3396,7 +3466,7 @@
           <w:lang w:val="en-US" w:eastAsia="zh-CN"/>
         </w:rPr>
       </w:pPr>
-      <w:bookmarkStart w:id="2" w:name="_Toc4830"/>
+      <w:bookmarkStart w:id="2" w:name="_Toc19419"/>
       <w:r>
         <w:rPr>
           <w:rFonts w:hint="default"/>
@@ -3428,7 +3498,7 @@
           <w:lang w:val="en-US" w:eastAsia="zh-CN"/>
         </w:rPr>
       </w:pPr>
-      <w:bookmarkStart w:id="3" w:name="_Toc2836"/>
+      <w:bookmarkStart w:id="3" w:name="_Toc4117"/>
       <w:r>
         <w:rPr>
           <w:rFonts w:hint="default"/>
@@ -3490,7 +3560,7 @@
           <w:lang w:val="en-US" w:eastAsia="zh-CN"/>
         </w:rPr>
       </w:pPr>
-      <w:bookmarkStart w:id="4" w:name="_Toc3799"/>
+      <w:bookmarkStart w:id="4" w:name="_Toc7137"/>
       <w:r>
         <w:rPr>
           <w:rFonts w:hint="default"/>
@@ -3552,7 +3622,7 @@
           <w:lang w:val="en-US" w:eastAsia="zh-CN"/>
         </w:rPr>
       </w:pPr>
-      <w:bookmarkStart w:id="5" w:name="_Toc30795"/>
+      <w:bookmarkStart w:id="5" w:name="_Toc30977"/>
       <w:r>
         <w:rPr>
           <w:rFonts w:hint="default"/>
@@ -3734,7 +3804,7 @@
           <w:lang w:val="en-US" w:eastAsia="zh-CN"/>
         </w:rPr>
       </w:pPr>
-      <w:bookmarkStart w:id="6" w:name="_Toc28643"/>
+      <w:bookmarkStart w:id="6" w:name="_Toc586"/>
       <w:r>
         <w:rPr>
           <w:rFonts w:hint="default"/>
@@ -3916,7 +3986,7 @@
           <w:lang w:val="en-US" w:eastAsia="zh-CN"/>
         </w:rPr>
       </w:pPr>
-      <w:bookmarkStart w:id="7" w:name="_Toc30384"/>
+      <w:bookmarkStart w:id="7" w:name="_Toc24039"/>
       <w:r>
         <w:rPr>
           <w:rFonts w:hint="default"/>
@@ -3963,7 +4033,6 @@
             <w:insideH w:val="single" w:color="auto" w:sz="4" w:space="0"/>
             <w:insideV w:val="single" w:color="auto" w:sz="4" w:space="0"/>
           </w:tblBorders>
-          <w:shd w:val="clear" w:color="auto" w:fill="auto"/>
           <w:tblCellMar>
             <w:top w:w="15" w:type="dxa"/>
             <w:left w:w="15" w:type="dxa"/>
@@ -4888,6 +4957,242 @@
             <w:insideH w:val="single" w:color="auto" w:sz="4" w:space="0"/>
             <w:insideV w:val="single" w:color="auto" w:sz="4" w:space="0"/>
           </w:tblBorders>
+          <w:tblCellMar>
+            <w:top w:w="15" w:type="dxa"/>
+            <w:left w:w="15" w:type="dxa"/>
+            <w:bottom w:w="15" w:type="dxa"/>
+            <w:right w:w="15" w:type="dxa"/>
+          </w:tblCellMar>
+        </w:tblPrEx>
+        <w:tc>
+          <w:tcPr>
+            <w:tcW w:w="2335" w:type="dxa"/>
+            <w:shd w:val="clear" w:color="auto" w:fill="auto"/>
+            <w:tcMar>
+              <w:top w:w="120" w:type="dxa"/>
+              <w:left w:w="0" w:type="dxa"/>
+              <w:bottom w:w="120" w:type="dxa"/>
+              <w:right w:w="192" w:type="dxa"/>
+            </w:tcMar>
+            <w:vAlign w:val="center"/>
+          </w:tcPr>
+          <w:p>
+            <w:pPr>
+              <w:keepNext w:val="0"/>
+              <w:keepLines w:val="0"/>
+              <w:widowControl/>
+              <w:suppressLineNumbers w:val="0"/>
+              <w:spacing w:line="300" w:lineRule="atLeast"/>
+              <w:ind w:left="0" w:leftChars="0" w:right="0" w:rightChars="0" w:firstLine="0" w:firstLineChars="0"/>
+              <w:jc w:val="center"/>
+              <w:rPr>
+                <w:rFonts w:hint="default" w:ascii="Segoe UI" w:hAnsi="Segoe UI" w:eastAsia="Segoe UI" w:cs="Segoe UI"/>
+                <w:i w:val="0"/>
+                <w:iCs w:val="0"/>
+                <w:caps w:val="0"/>
+                <w:color w:val="0F1115"/>
+                <w:spacing w:val="0"/>
+                <w:sz w:val="18"/>
+                <w:szCs w:val="18"/>
+              </w:rPr>
+            </w:pPr>
+            <w:r>
+              <w:rPr>
+                <w:rStyle w:val="23"/>
+                <w:rFonts w:hint="default" w:ascii="Segoe UI" w:hAnsi="Segoe UI" w:eastAsia="Segoe UI" w:cs="Segoe UI"/>
+                <w:b/>
+                <w:bCs/>
+                <w:i w:val="0"/>
+                <w:iCs w:val="0"/>
+                <w:caps w:val="0"/>
+                <w:snapToGrid w:val="0"/>
+                <w:color w:val="000000"/>
+                <w:spacing w:val="0"/>
+                <w:kern w:val="0"/>
+                <w:sz w:val="18"/>
+                <w:szCs w:val="18"/>
+                <w:lang w:val="en-US" w:eastAsia="zh-CN" w:bidi="ar"/>
+              </w:rPr>
+              <w:t>运维工程师</w:t>
+            </w:r>
+          </w:p>
+        </w:tc>
+        <w:tc>
+          <w:tcPr>
+            <w:tcW w:w="4320" w:type="dxa"/>
+            <w:shd w:val="clear" w:color="auto" w:fill="auto"/>
+            <w:tcMar>
+              <w:top w:w="120" w:type="dxa"/>
+              <w:left w:w="192" w:type="dxa"/>
+              <w:bottom w:w="120" w:type="dxa"/>
+              <w:right w:w="192" w:type="dxa"/>
+            </w:tcMar>
+            <w:vAlign w:val="center"/>
+          </w:tcPr>
+          <w:p>
+            <w:pPr>
+              <w:keepNext w:val="0"/>
+              <w:keepLines w:val="0"/>
+              <w:widowControl/>
+              <w:suppressLineNumbers w:val="0"/>
+              <w:spacing w:line="300" w:lineRule="atLeast"/>
+              <w:jc w:val="left"/>
+              <w:rPr>
+                <w:rFonts w:hint="default" w:ascii="Segoe UI" w:hAnsi="Segoe UI" w:eastAsia="Segoe UI" w:cs="Segoe UI"/>
+                <w:i w:val="0"/>
+                <w:iCs w:val="0"/>
+                <w:caps w:val="0"/>
+                <w:color w:val="0F1115"/>
+                <w:spacing w:val="0"/>
+                <w:sz w:val="18"/>
+                <w:szCs w:val="18"/>
+              </w:rPr>
+            </w:pPr>
+            <w:r>
+              <w:rPr>
+                <w:rFonts w:hint="default" w:ascii="Segoe UI" w:hAnsi="Segoe UI" w:eastAsia="Segoe UI" w:cs="Segoe UI"/>
+                <w:i w:val="0"/>
+                <w:iCs w:val="0"/>
+                <w:caps w:val="0"/>
+                <w:snapToGrid w:val="0"/>
+                <w:color w:val="000000"/>
+                <w:spacing w:val="0"/>
+                <w:kern w:val="0"/>
+                <w:sz w:val="18"/>
+                <w:szCs w:val="18"/>
+                <w:lang w:val="en-US" w:eastAsia="zh-CN" w:bidi="ar"/>
+              </w:rPr>
+              <w:t>1. 执行具体的可用性监控、容量检查任务。</w:t>
+            </w:r>
+            <w:r>
+              <w:rPr>
+                <w:rFonts w:hint="default" w:ascii="Segoe UI" w:hAnsi="Segoe UI" w:eastAsia="Segoe UI" w:cs="Segoe UI"/>
+                <w:i w:val="0"/>
+                <w:iCs w:val="0"/>
+                <w:caps w:val="0"/>
+                <w:snapToGrid w:val="0"/>
+                <w:color w:val="000000"/>
+                <w:spacing w:val="0"/>
+                <w:kern w:val="0"/>
+                <w:sz w:val="18"/>
+                <w:szCs w:val="18"/>
+                <w:lang w:val="en-US" w:eastAsia="zh-CN" w:bidi="ar"/>
+              </w:rPr>
+              <w:br w:type="textWrapping"/>
+            </w:r>
+            <w:r>
+              <w:rPr>
+                <w:rFonts w:hint="default" w:ascii="Segoe UI" w:hAnsi="Segoe UI" w:eastAsia="Segoe UI" w:cs="Segoe UI"/>
+                <w:i w:val="0"/>
+                <w:iCs w:val="0"/>
+                <w:caps w:val="0"/>
+                <w:snapToGrid w:val="0"/>
+                <w:color w:val="000000"/>
+                <w:spacing w:val="0"/>
+                <w:kern w:val="0"/>
+                <w:sz w:val="18"/>
+                <w:szCs w:val="18"/>
+                <w:lang w:val="en-US" w:eastAsia="zh-CN" w:bidi="ar"/>
+              </w:rPr>
+              <w:t>2. 负责技术层面应急预案的具体实施与恢复操作。</w:t>
+            </w:r>
+            <w:r>
+              <w:rPr>
+                <w:rFonts w:hint="default" w:ascii="Segoe UI" w:hAnsi="Segoe UI" w:eastAsia="Segoe UI" w:cs="Segoe UI"/>
+                <w:i w:val="0"/>
+                <w:iCs w:val="0"/>
+                <w:caps w:val="0"/>
+                <w:snapToGrid w:val="0"/>
+                <w:color w:val="000000"/>
+                <w:spacing w:val="0"/>
+                <w:kern w:val="0"/>
+                <w:sz w:val="18"/>
+                <w:szCs w:val="18"/>
+                <w:lang w:val="en-US" w:eastAsia="zh-CN" w:bidi="ar"/>
+              </w:rPr>
+              <w:br w:type="textWrapping"/>
+            </w:r>
+            <w:r>
+              <w:rPr>
+                <w:rFonts w:hint="default" w:ascii="Segoe UI" w:hAnsi="Segoe UI" w:eastAsia="Segoe UI" w:cs="Segoe UI"/>
+                <w:i w:val="0"/>
+                <w:iCs w:val="0"/>
+                <w:caps w:val="0"/>
+                <w:snapToGrid w:val="0"/>
+                <w:color w:val="000000"/>
+                <w:spacing w:val="0"/>
+                <w:kern w:val="0"/>
+                <w:sz w:val="18"/>
+                <w:szCs w:val="18"/>
+                <w:lang w:val="en-US" w:eastAsia="zh-CN" w:bidi="ar"/>
+              </w:rPr>
+              <w:t>3. 参与演练，提供技术反馈。</w:t>
+            </w:r>
+          </w:p>
+        </w:tc>
+        <w:tc>
+          <w:tcPr>
+            <w:tcW w:w="2369" w:type="dxa"/>
+            <w:shd w:val="clear" w:color="auto" w:fill="auto"/>
+            <w:tcMar>
+              <w:top w:w="120" w:type="dxa"/>
+              <w:left w:w="192" w:type="dxa"/>
+              <w:bottom w:w="120" w:type="dxa"/>
+              <w:right w:w="0" w:type="dxa"/>
+            </w:tcMar>
+            <w:vAlign w:val="center"/>
+          </w:tcPr>
+          <w:p>
+            <w:pPr>
+              <w:keepNext w:val="0"/>
+              <w:keepLines w:val="0"/>
+              <w:widowControl/>
+              <w:suppressLineNumbers w:val="0"/>
+              <w:spacing w:line="300" w:lineRule="atLeast"/>
+              <w:jc w:val="left"/>
+              <w:rPr>
+                <w:rFonts w:hint="default" w:ascii="Segoe UI" w:hAnsi="Segoe UI" w:eastAsia="Segoe UI" w:cs="Segoe UI"/>
+                <w:i w:val="0"/>
+                <w:iCs w:val="0"/>
+                <w:caps w:val="0"/>
+                <w:color w:val="0F1115"/>
+                <w:spacing w:val="0"/>
+                <w:sz w:val="18"/>
+                <w:szCs w:val="18"/>
+              </w:rPr>
+            </w:pPr>
+            <w:r>
+              <w:rPr>
+                <w:rStyle w:val="23"/>
+                <w:rFonts w:hint="default" w:ascii="Segoe UI" w:hAnsi="Segoe UI" w:eastAsia="Segoe UI" w:cs="Segoe UI"/>
+                <w:b/>
+                <w:bCs/>
+                <w:i w:val="0"/>
+                <w:iCs w:val="0"/>
+                <w:caps w:val="0"/>
+                <w:snapToGrid w:val="0"/>
+                <w:color w:val="000000"/>
+                <w:spacing w:val="0"/>
+                <w:kern w:val="0"/>
+                <w:sz w:val="18"/>
+                <w:szCs w:val="18"/>
+                <w:lang w:val="en-US" w:eastAsia="zh-CN" w:bidi="ar"/>
+              </w:rPr>
+              <w:t>数智运营部-运维工程师</w:t>
+            </w:r>
+          </w:p>
+        </w:tc>
+      </w:tr>
+      <w:tr>
+        <w:tblPrEx>
+          <w:tblBorders>
+            <w:top w:val="single" w:color="auto" w:sz="4" w:space="0"/>
+            <w:left w:val="single" w:color="auto" w:sz="4" w:space="0"/>
+            <w:bottom w:val="single" w:color="auto" w:sz="4" w:space="0"/>
+            <w:right w:val="single" w:color="auto" w:sz="4" w:space="0"/>
+            <w:insideH w:val="single" w:color="auto" w:sz="4" w:space="0"/>
+            <w:insideV w:val="single" w:color="auto" w:sz="4" w:space="0"/>
+          </w:tblBorders>
           <w:shd w:val="clear" w:color="auto" w:fill="auto"/>
           <w:tblCellMar>
             <w:top w:w="15" w:type="dxa"/>
@@ -4945,7 +5250,7 @@
                 <w:szCs w:val="18"/>
                 <w:lang w:val="en-US" w:eastAsia="zh-CN" w:bidi="ar"/>
               </w:rPr>
-              <w:t>运维工程师</w:t>
+              <w:t>研究总院</w:t>
             </w:r>
           </w:p>
         </w:tc>
@@ -4994,7 +5299,7 @@
                 <w:szCs w:val="18"/>
                 <w:lang w:val="en-US" w:eastAsia="zh-CN" w:bidi="ar"/>
               </w:rPr>
-              <w:t>1. 执行具体的可用性监控、容量检查任务。</w:t>
+              <w:t>1. 为高可用架构设计、数据备份与恢复方案提供技术支持。</w:t>
             </w:r>
             <w:r>
               <w:rPr>
@@ -5026,39 +5331,7 @@
                 <w:szCs w:val="18"/>
                 <w:lang w:val="en-US" w:eastAsia="zh-CN" w:bidi="ar"/>
               </w:rPr>
-              <w:t>2. 负责技术层面应急预案的具体实施与恢复操作。</w:t>
-            </w:r>
-            <w:r>
-              <w:rPr>
-                <w:rFonts w:hint="default" w:ascii="Segoe UI" w:hAnsi="Segoe UI" w:eastAsia="Segoe UI" w:cs="Segoe UI"/>
-                <w:i w:val="0"/>
-                <w:iCs w:val="0"/>
-                <w:caps w:val="0"/>
-                <w:snapToGrid w:val="0"/>
-                <w:color w:val="000000"/>
-                <w:spacing w:val="0"/>
-                <w:kern w:val="0"/>
-                <w:sz w:val="18"/>
-                <w:szCs w:val="18"/>
-                <w:lang w:val="en-US" w:eastAsia="zh-CN" w:bidi="ar"/>
-              </w:rPr>
-              <w:br w:type="textWrapping"/>
-            </w:r>
-            <w:r>
-              <w:rPr>
-                <w:rFonts w:hint="default" w:ascii="Segoe UI" w:hAnsi="Segoe UI" w:eastAsia="Segoe UI" w:cs="Segoe UI"/>
-                <w:i w:val="0"/>
-                <w:iCs w:val="0"/>
-                <w:caps w:val="0"/>
-                <w:snapToGrid w:val="0"/>
-                <w:color w:val="000000"/>
-                <w:spacing w:val="0"/>
-                <w:kern w:val="0"/>
-                <w:sz w:val="18"/>
-                <w:szCs w:val="18"/>
-                <w:lang w:val="en-US" w:eastAsia="zh-CN" w:bidi="ar"/>
-              </w:rPr>
-              <w:t>3. 参与演练，提供技术反馈。</w:t>
+              <w:t>2. 协助进行灾难恢复场景下的技术方案验证。</w:t>
             </w:r>
           </w:p>
         </w:tc>
@@ -5110,7 +5383,7 @@
                 <w:szCs w:val="18"/>
                 <w:lang w:val="en-US" w:eastAsia="zh-CN" w:bidi="ar"/>
               </w:rPr>
-              <w:t>数智运营部-运维工程师</w:t>
+              <w:t>研究总院-开发/测试工程师</w:t>
             </w:r>
           </w:p>
         </w:tc>
@@ -5181,7 +5454,7 @@
                 <w:szCs w:val="18"/>
                 <w:lang w:val="en-US" w:eastAsia="zh-CN" w:bidi="ar"/>
               </w:rPr>
-              <w:t>研究总院</w:t>
+              <w:t>质量管理部</w:t>
             </w:r>
           </w:p>
         </w:tc>
@@ -5230,7 +5503,7 @@
                 <w:szCs w:val="18"/>
                 <w:lang w:val="en-US" w:eastAsia="zh-CN" w:bidi="ar"/>
               </w:rPr>
-              <w:t>1. 为高可用架构设计、数据备份与恢复方案提供技术支持。</w:t>
+              <w:t>1. 监督本制度执行情况，审计可用性数据与演练记录。</w:t>
             </w:r>
             <w:r>
               <w:rPr>
@@ -5262,7 +5535,39 @@
                 <w:szCs w:val="18"/>
                 <w:lang w:val="en-US" w:eastAsia="zh-CN" w:bidi="ar"/>
               </w:rPr>
-              <w:t>2. 协助进行灾难恢复场景下的技术方案验证。</w:t>
+              <w:t>2. 参与连续性预案的评审。</w:t>
+            </w:r>
+            <w:r>
+              <w:rPr>
+                <w:rFonts w:hint="default" w:ascii="Segoe UI" w:hAnsi="Segoe UI" w:eastAsia="Segoe UI" w:cs="Segoe UI"/>
+                <w:i w:val="0"/>
+                <w:iCs w:val="0"/>
+                <w:caps w:val="0"/>
+                <w:snapToGrid w:val="0"/>
+                <w:color w:val="000000"/>
+                <w:spacing w:val="0"/>
+                <w:kern w:val="0"/>
+                <w:sz w:val="18"/>
+                <w:szCs w:val="18"/>
+                <w:lang w:val="en-US" w:eastAsia="zh-CN" w:bidi="ar"/>
+              </w:rPr>
+              <w:br w:type="textWrapping"/>
+            </w:r>
+            <w:r>
+              <w:rPr>
+                <w:rFonts w:hint="default" w:ascii="Segoe UI" w:hAnsi="Segoe UI" w:eastAsia="Segoe UI" w:cs="Segoe UI"/>
+                <w:i w:val="0"/>
+                <w:iCs w:val="0"/>
+                <w:caps w:val="0"/>
+                <w:snapToGrid w:val="0"/>
+                <w:color w:val="000000"/>
+                <w:spacing w:val="0"/>
+                <w:kern w:val="0"/>
+                <w:sz w:val="18"/>
+                <w:szCs w:val="18"/>
+                <w:lang w:val="en-US" w:eastAsia="zh-CN" w:bidi="ar"/>
+              </w:rPr>
+              <w:t>3. 将可用性指标纳入质量报告。</w:t>
             </w:r>
           </w:p>
         </w:tc>
@@ -5314,242 +5619,6 @@
                 <w:szCs w:val="18"/>
                 <w:lang w:val="en-US" w:eastAsia="zh-CN" w:bidi="ar"/>
               </w:rPr>
-              <w:t>研究总院-开发/测试工程师</w:t>
-            </w:r>
-          </w:p>
-        </w:tc>
-      </w:tr>
-      <w:tr>
-        <w:tblPrEx>
-          <w:tblBorders>
-            <w:top w:val="single" w:color="auto" w:sz="4" w:space="0"/>
-            <w:left w:val="single" w:color="auto" w:sz="4" w:space="0"/>
-            <w:bottom w:val="single" w:color="auto" w:sz="4" w:space="0"/>
-            <w:right w:val="single" w:color="auto" w:sz="4" w:space="0"/>
-            <w:insideH w:val="single" w:color="auto" w:sz="4" w:space="0"/>
-            <w:insideV w:val="single" w:color="auto" w:sz="4" w:space="0"/>
-          </w:tblBorders>
-          <w:tblCellMar>
-            <w:top w:w="15" w:type="dxa"/>
-            <w:left w:w="15" w:type="dxa"/>
-            <w:bottom w:w="15" w:type="dxa"/>
-            <w:right w:w="15" w:type="dxa"/>
-          </w:tblCellMar>
-        </w:tblPrEx>
-        <w:tc>
-          <w:tcPr>
-            <w:tcW w:w="2335" w:type="dxa"/>
-            <w:shd w:val="clear" w:color="auto" w:fill="auto"/>
-            <w:tcMar>
-              <w:top w:w="120" w:type="dxa"/>
-              <w:left w:w="0" w:type="dxa"/>
-              <w:bottom w:w="120" w:type="dxa"/>
-              <w:right w:w="192" w:type="dxa"/>
-            </w:tcMar>
-            <w:vAlign w:val="center"/>
-          </w:tcPr>
-          <w:p>
-            <w:pPr>
-              <w:keepNext w:val="0"/>
-              <w:keepLines w:val="0"/>
-              <w:widowControl/>
-              <w:suppressLineNumbers w:val="0"/>
-              <w:spacing w:line="300" w:lineRule="atLeast"/>
-              <w:ind w:left="0" w:leftChars="0" w:right="0" w:rightChars="0" w:firstLine="0" w:firstLineChars="0"/>
-              <w:jc w:val="center"/>
-              <w:rPr>
-                <w:rFonts w:hint="default" w:ascii="Segoe UI" w:hAnsi="Segoe UI" w:eastAsia="Segoe UI" w:cs="Segoe UI"/>
-                <w:i w:val="0"/>
-                <w:iCs w:val="0"/>
-                <w:caps w:val="0"/>
-                <w:color w:val="0F1115"/>
-                <w:spacing w:val="0"/>
-                <w:sz w:val="18"/>
-                <w:szCs w:val="18"/>
-              </w:rPr>
-            </w:pPr>
-            <w:r>
-              <w:rPr>
-                <w:rStyle w:val="23"/>
-                <w:rFonts w:hint="default" w:ascii="Segoe UI" w:hAnsi="Segoe UI" w:eastAsia="Segoe UI" w:cs="Segoe UI"/>
-                <w:b/>
-                <w:bCs/>
-                <w:i w:val="0"/>
-                <w:iCs w:val="0"/>
-                <w:caps w:val="0"/>
-                <w:snapToGrid w:val="0"/>
-                <w:color w:val="000000"/>
-                <w:spacing w:val="0"/>
-                <w:kern w:val="0"/>
-                <w:sz w:val="18"/>
-                <w:szCs w:val="18"/>
-                <w:lang w:val="en-US" w:eastAsia="zh-CN" w:bidi="ar"/>
-              </w:rPr>
-              <w:t>质量管理部</w:t>
-            </w:r>
-          </w:p>
-        </w:tc>
-        <w:tc>
-          <w:tcPr>
-            <w:tcW w:w="4320" w:type="dxa"/>
-            <w:shd w:val="clear" w:color="auto" w:fill="auto"/>
-            <w:tcMar>
-              <w:top w:w="120" w:type="dxa"/>
-              <w:left w:w="192" w:type="dxa"/>
-              <w:bottom w:w="120" w:type="dxa"/>
-              <w:right w:w="192" w:type="dxa"/>
-            </w:tcMar>
-            <w:vAlign w:val="center"/>
-          </w:tcPr>
-          <w:p>
-            <w:pPr>
-              <w:keepNext w:val="0"/>
-              <w:keepLines w:val="0"/>
-              <w:widowControl/>
-              <w:suppressLineNumbers w:val="0"/>
-              <w:spacing w:line="300" w:lineRule="atLeast"/>
-              <w:jc w:val="left"/>
-              <w:rPr>
-                <w:rFonts w:hint="default" w:ascii="Segoe UI" w:hAnsi="Segoe UI" w:eastAsia="Segoe UI" w:cs="Segoe UI"/>
-                <w:i w:val="0"/>
-                <w:iCs w:val="0"/>
-                <w:caps w:val="0"/>
-                <w:color w:val="0F1115"/>
-                <w:spacing w:val="0"/>
-                <w:sz w:val="18"/>
-                <w:szCs w:val="18"/>
-              </w:rPr>
-            </w:pPr>
-            <w:r>
-              <w:rPr>
-                <w:rFonts w:hint="default" w:ascii="Segoe UI" w:hAnsi="Segoe UI" w:eastAsia="Segoe UI" w:cs="Segoe UI"/>
-                <w:i w:val="0"/>
-                <w:iCs w:val="0"/>
-                <w:caps w:val="0"/>
-                <w:snapToGrid w:val="0"/>
-                <w:color w:val="000000"/>
-                <w:spacing w:val="0"/>
-                <w:kern w:val="0"/>
-                <w:sz w:val="18"/>
-                <w:szCs w:val="18"/>
-                <w:lang w:val="en-US" w:eastAsia="zh-CN" w:bidi="ar"/>
-              </w:rPr>
-              <w:t>1. 监督本制度执行情况，审计可用性数据与演练记录。</w:t>
-            </w:r>
-            <w:r>
-              <w:rPr>
-                <w:rFonts w:hint="default" w:ascii="Segoe UI" w:hAnsi="Segoe UI" w:eastAsia="Segoe UI" w:cs="Segoe UI"/>
-                <w:i w:val="0"/>
-                <w:iCs w:val="0"/>
-                <w:caps w:val="0"/>
-                <w:snapToGrid w:val="0"/>
-                <w:color w:val="000000"/>
-                <w:spacing w:val="0"/>
-                <w:kern w:val="0"/>
-                <w:sz w:val="18"/>
-                <w:szCs w:val="18"/>
-                <w:lang w:val="en-US" w:eastAsia="zh-CN" w:bidi="ar"/>
-              </w:rPr>
-              <w:br w:type="textWrapping"/>
-            </w:r>
-            <w:r>
-              <w:rPr>
-                <w:rFonts w:hint="default" w:ascii="Segoe UI" w:hAnsi="Segoe UI" w:eastAsia="Segoe UI" w:cs="Segoe UI"/>
-                <w:i w:val="0"/>
-                <w:iCs w:val="0"/>
-                <w:caps w:val="0"/>
-                <w:snapToGrid w:val="0"/>
-                <w:color w:val="000000"/>
-                <w:spacing w:val="0"/>
-                <w:kern w:val="0"/>
-                <w:sz w:val="18"/>
-                <w:szCs w:val="18"/>
-                <w:lang w:val="en-US" w:eastAsia="zh-CN" w:bidi="ar"/>
-              </w:rPr>
-              <w:t>2. 参与连续性预案的评审。</w:t>
-            </w:r>
-            <w:r>
-              <w:rPr>
-                <w:rFonts w:hint="default" w:ascii="Segoe UI" w:hAnsi="Segoe UI" w:eastAsia="Segoe UI" w:cs="Segoe UI"/>
-                <w:i w:val="0"/>
-                <w:iCs w:val="0"/>
-                <w:caps w:val="0"/>
-                <w:snapToGrid w:val="0"/>
-                <w:color w:val="000000"/>
-                <w:spacing w:val="0"/>
-                <w:kern w:val="0"/>
-                <w:sz w:val="18"/>
-                <w:szCs w:val="18"/>
-                <w:lang w:val="en-US" w:eastAsia="zh-CN" w:bidi="ar"/>
-              </w:rPr>
-              <w:br w:type="textWrapping"/>
-            </w:r>
-            <w:r>
-              <w:rPr>
-                <w:rFonts w:hint="default" w:ascii="Segoe UI" w:hAnsi="Segoe UI" w:eastAsia="Segoe UI" w:cs="Segoe UI"/>
-                <w:i w:val="0"/>
-                <w:iCs w:val="0"/>
-                <w:caps w:val="0"/>
-                <w:snapToGrid w:val="0"/>
-                <w:color w:val="000000"/>
-                <w:spacing w:val="0"/>
-                <w:kern w:val="0"/>
-                <w:sz w:val="18"/>
-                <w:szCs w:val="18"/>
-                <w:lang w:val="en-US" w:eastAsia="zh-CN" w:bidi="ar"/>
-              </w:rPr>
-              <w:t>3. 将可用性指标纳入质量报告。</w:t>
-            </w:r>
-          </w:p>
-        </w:tc>
-        <w:tc>
-          <w:tcPr>
-            <w:tcW w:w="2369" w:type="dxa"/>
-            <w:shd w:val="clear" w:color="auto" w:fill="auto"/>
-            <w:tcMar>
-              <w:top w:w="120" w:type="dxa"/>
-              <w:left w:w="192" w:type="dxa"/>
-              <w:bottom w:w="120" w:type="dxa"/>
-              <w:right w:w="0" w:type="dxa"/>
-            </w:tcMar>
-            <w:vAlign w:val="center"/>
-          </w:tcPr>
-          <w:p>
-            <w:pPr>
-              <w:keepNext w:val="0"/>
-              <w:keepLines w:val="0"/>
-              <w:widowControl/>
-              <w:suppressLineNumbers w:val="0"/>
-              <w:spacing w:line="300" w:lineRule="atLeast"/>
-              <w:jc w:val="left"/>
-              <w:rPr>
-                <w:rFonts w:hint="default" w:ascii="Segoe UI" w:hAnsi="Segoe UI" w:eastAsia="Segoe UI" w:cs="Segoe UI"/>
-                <w:i w:val="0"/>
-                <w:iCs w:val="0"/>
-                <w:caps w:val="0"/>
-                <w:color w:val="0F1115"/>
-                <w:spacing w:val="0"/>
-                <w:sz w:val="18"/>
-                <w:szCs w:val="18"/>
-              </w:rPr>
-            </w:pPr>
-            <w:r>
-              <w:rPr>
-                <w:rStyle w:val="23"/>
-                <w:rFonts w:hint="default" w:ascii="Segoe UI" w:hAnsi="Segoe UI" w:eastAsia="Segoe UI" w:cs="Segoe UI"/>
-                <w:b/>
-                <w:bCs/>
-                <w:i w:val="0"/>
-                <w:iCs w:val="0"/>
-                <w:caps w:val="0"/>
-                <w:snapToGrid w:val="0"/>
-                <w:color w:val="000000"/>
-                <w:spacing w:val="0"/>
-                <w:kern w:val="0"/>
-                <w:sz w:val="18"/>
-                <w:szCs w:val="18"/>
-                <w:lang w:val="en-US" w:eastAsia="zh-CN" w:bidi="ar"/>
-              </w:rPr>
               <w:t>质量管理部经理/专员</w:t>
             </w:r>
           </w:p>
@@ -5578,7 +5647,7 @@
           <w:lang w:val="en-US" w:eastAsia="zh-CN"/>
         </w:rPr>
       </w:pPr>
-      <w:bookmarkStart w:id="8" w:name="_Toc15674"/>
+      <w:bookmarkStart w:id="8" w:name="_Toc6228"/>
       <w:r>
         <w:rPr>
           <w:rFonts w:hint="default"/>
@@ -5597,7 +5666,7 @@
           <w:lang w:val="en-US" w:eastAsia="zh-CN"/>
         </w:rPr>
       </w:pPr>
-      <w:bookmarkStart w:id="9" w:name="_Toc11705"/>
+      <w:bookmarkStart w:id="9" w:name="_Toc9776"/>
       <w:r>
         <w:rPr>
           <w:rFonts w:hint="default"/>
@@ -5676,7 +5745,7 @@
           <w:lang w:val="en-US" w:eastAsia="zh-CN"/>
         </w:rPr>
       </w:pPr>
-      <w:bookmarkStart w:id="10" w:name="_Toc20753"/>
+      <w:bookmarkStart w:id="10" w:name="_Toc5733"/>
       <w:r>
         <w:rPr>
           <w:rFonts w:hint="default"/>
@@ -5785,7 +5854,7 @@
           <w:lang w:val="en-US" w:eastAsia="zh-CN"/>
         </w:rPr>
       </w:pPr>
-      <w:bookmarkStart w:id="11" w:name="_Toc1278"/>
+      <w:bookmarkStart w:id="11" w:name="_Toc17628"/>
       <w:r>
         <w:rPr>
           <w:rFonts w:hint="default"/>
@@ -5907,7 +5976,7 @@
           <w:lang w:val="en-US" w:eastAsia="zh-CN"/>
         </w:rPr>
       </w:pPr>
-      <w:bookmarkStart w:id="12" w:name="_Toc23053"/>
+      <w:bookmarkStart w:id="12" w:name="_Toc5857"/>
       <w:r>
         <w:rPr>
           <w:rFonts w:hint="default"/>
@@ -5926,7 +5995,7 @@
           <w:lang w:val="en-US" w:eastAsia="zh-CN"/>
         </w:rPr>
       </w:pPr>
-      <w:bookmarkStart w:id="13" w:name="_Toc26699"/>
+      <w:bookmarkStart w:id="13" w:name="_Toc14465"/>
       <w:r>
         <w:rPr>
           <w:rFonts w:hint="default"/>
@@ -6005,7 +6074,7 @@
           <w:lang w:val="en-US" w:eastAsia="zh-CN"/>
         </w:rPr>
       </w:pPr>
-      <w:bookmarkStart w:id="14" w:name="_Toc13699"/>
+      <w:bookmarkStart w:id="14" w:name="_Toc15557"/>
       <w:r>
         <w:rPr>
           <w:rFonts w:hint="default"/>
@@ -6144,7 +6213,7 @@
           <w:lang w:val="en-US" w:eastAsia="zh-CN"/>
         </w:rPr>
       </w:pPr>
-      <w:bookmarkStart w:id="15" w:name="_Toc17783"/>
+      <w:bookmarkStart w:id="15" w:name="_Toc9211"/>
       <w:r>
         <w:rPr>
           <w:rFonts w:hint="default"/>
@@ -6253,7 +6322,7 @@
           <w:lang w:val="en-US" w:eastAsia="zh-CN"/>
         </w:rPr>
       </w:pPr>
-      <w:bookmarkStart w:id="16" w:name="_Toc20595"/>
+      <w:bookmarkStart w:id="16" w:name="_Toc17417"/>
       <w:r>
         <w:rPr>
           <w:rFonts w:hint="default"/>
@@ -6362,7 +6431,7 @@
           <w:lang w:val="en-US" w:eastAsia="zh-CN"/>
         </w:rPr>
       </w:pPr>
-      <w:bookmarkStart w:id="17" w:name="_Toc23009"/>
+      <w:bookmarkStart w:id="17" w:name="_Toc3524"/>
       <w:r>
         <w:rPr>
           <w:rFonts w:hint="default"/>
@@ -6484,7 +6553,7 @@
           <w:lang w:val="en-US" w:eastAsia="zh-CN"/>
         </w:rPr>
       </w:pPr>
-      <w:bookmarkStart w:id="18" w:name="_Toc28067"/>
+      <w:bookmarkStart w:id="18" w:name="_Toc29200"/>
       <w:r>
         <w:rPr>
           <w:rFonts w:hint="default"/>
@@ -6681,7 +6750,6 @@
           <w:lang w:val="en-US" w:eastAsia="zh-CN"/>
         </w:rPr>
       </w:pPr>
-      <w:bookmarkStart w:id="19" w:name="_Toc21680"/>
       <w:r>
         <w:rPr>
           <w:rFonts w:hint="eastAsia"/>
@@ -6712,8 +6780,7 @@
           <w:lang w:val="en-US" w:eastAsia="zh-CN"/>
         </w:rPr>
       </w:pPr>
-      <w:bookmarkStart w:id="20" w:name="_GoBack"/>
-      <w:bookmarkEnd w:id="20"/>
+      <w:bookmarkStart w:id="19" w:name="_Toc802"/>
       <w:r>
         <w:rPr>
           <w:rFonts w:hint="eastAsia"/>
@@ -6721,6 +6788,7 @@
         </w:rPr>
         <w:t>考核指标</w:t>
       </w:r>
+      <w:bookmarkEnd w:id="19"/>
     </w:p>
     <w:tbl>
       <w:tblPr>
@@ -7451,6 +7519,7 @@
           <w:lang w:val="en-US" w:eastAsia="zh-CN"/>
         </w:rPr>
       </w:pPr>
+      <w:bookmarkStart w:id="20" w:name="_Toc20154"/>
       <w:r>
         <w:rPr>
           <w:rFonts w:hint="default"/>
@@ -7458,7 +7527,7 @@
         </w:rPr>
         <w:t>附则</w:t>
       </w:r>
-      <w:bookmarkEnd w:id="19"/>
+      <w:bookmarkEnd w:id="20"/>
     </w:p>
     <w:p>
       <w:pPr>

--- a/6-过程管理/流程制度规范类文件/JXTX-06-09-服务可用性和连续性管理制度.docx
+++ b/6-过程管理/流程制度规范类文件/JXTX-06-09-服务可用性和连续性管理制度.docx
@@ -1,10 +1,11 @@
 
 <file path=word/document.xml><?xml version="1.0" encoding="utf-8"?>
-<w:document xmlns:wpc="http://schemas.microsoft.com/office/word/2010/wordprocessingCanvas" xmlns:mc="http://schemas.openxmlformats.org/markup-compatibility/2006" xmlns:o="urn:schemas-microsoft-com:office:office" xmlns:r="http://schemas.openxmlformats.org/officeDocument/2006/relationships" xmlns:m="http://schemas.openxmlformats.org/officeDocument/2006/math" xmlns:v="urn:schemas-microsoft-com:vml" xmlns:wp14="http://schemas.microsoft.com/office/word/2010/wordprocessingDrawing" xmlns:wp="http://schemas.openxmlformats.org/drawingml/2006/wordprocessingDrawing" xmlns:w="http://schemas.openxmlformats.org/wordprocessingml/2006/main" xmlns:w14="http://schemas.microsoft.com/office/word/2010/wordml" xmlns:w10="urn:schemas-microsoft-com:office:word" xmlns:w15="http://schemas.microsoft.com/office/word/2012/wordml" xmlns:wpg="http://schemas.microsoft.com/office/word/2010/wordprocessingGroup" xmlns:wpi="http://schemas.microsoft.com/office/word/2010/wordprocessingInk" xmlns:wne="http://schemas.microsoft.com/office/word/2006/wordml" xmlns:wps="http://schemas.microsoft.com/office/word/2010/wordprocessingShape" xmlns:wpsCustomData="http://www.wps.cn/officeDocument/2013/wpsCustomData" mc:Ignorable="w14 w15 wp14">
+<w:document xmlns:wpc="http://schemas.microsoft.com/office/word/2010/wordprocessingCanvas" xmlns:mc="http://schemas.openxmlformats.org/markup-compatibility/2006" xmlns:o="urn:schemas-microsoft-com:office:office" xmlns:r="http://schemas.openxmlformats.org/officeDocument/2006/relationships" xmlns:m="http://schemas.openxmlformats.org/officeDocument/2006/math" xmlns:v="urn:schemas-microsoft-com:vml" xmlns:wp14="http://schemas.microsoft.com/office/word/2010/wordprocessingDrawing" xmlns:wp="http://schemas.openxmlformats.org/drawingml/2006/wordprocessingDrawing" xmlns:w10="urn:schemas-microsoft-com:office:word" xmlns:w="http://schemas.openxmlformats.org/wordprocessingml/2006/main" xmlns:w14="http://schemas.microsoft.com/office/word/2010/wordml" xmlns:w15="http://schemas.microsoft.com/office/word/2012/wordml" xmlns:wne="http://schemas.microsoft.com/office/word/2006/wordml" xmlns:wpg="http://schemas.microsoft.com/office/word/2010/wordprocessingGroup" xmlns:wpi="http://schemas.microsoft.com/office/word/2010/wordprocessingInk" xmlns:wps="http://schemas.microsoft.com/office/word/2010/wordprocessingShape" mc:Ignorable="w14 w15 wp14">
+  <!-- Generated by Aspose.Words for .NET 13.3.0.1 -->
   <w:body>
     <w:p>
       <w:pPr>
-        <w:pStyle w:val="24"/>
+        <w:pStyle w:val="a"/>
         <w:keepNext w:val="0"/>
         <w:keepLines w:val="0"/>
         <w:pageBreakBefore w:val="0"/>
@@ -24,7 +25,7 @@
       <w:bookmarkStart w:id="0" w:name="_Toc12610"/>
       <w:r>
         <w:drawing>
-          <wp:anchor distT="0" distB="0" distL="114300" distR="114300" simplePos="0" relativeHeight="251661312" behindDoc="1" locked="0" layoutInCell="1" allowOverlap="1">
+          <wp:anchor distT="0" distB="0" distL="114300" distR="114300" simplePos="0" relativeHeight="251660288" behindDoc="1" locked="0" layoutInCell="1" allowOverlap="1">
             <wp:simplePos x="0" y="0"/>
             <wp:positionH relativeFrom="column">
               <wp:posOffset>-19050</wp:posOffset>
@@ -49,7 +50,7 @@
                     </pic:cNvPicPr>
                   </pic:nvPicPr>
                   <pic:blipFill>
-                    <a:blip r:embed="rId7"/>
+                    <a:blip xmlns:r="http://schemas.openxmlformats.org/officeDocument/2006/relationships" r:embed="rId4"/>
                     <a:stretch>
                       <a:fillRect/>
                     </a:stretch>
@@ -75,7 +76,7 @@
       </w:r>
       <w:r>
         <w:drawing>
-          <wp:anchor distT="0" distB="0" distL="114300" distR="114300" simplePos="0" relativeHeight="251660288" behindDoc="1" locked="0" layoutInCell="1" allowOverlap="1">
+          <wp:anchor distT="0" distB="0" distL="114300" distR="114300" simplePos="0" relativeHeight="251659264" behindDoc="1" locked="0" layoutInCell="1" allowOverlap="1">
             <wp:simplePos x="0" y="0"/>
             <wp:positionH relativeFrom="column">
               <wp:posOffset>0</wp:posOffset>
@@ -100,7 +101,7 @@
                     </pic:cNvPicPr>
                   </pic:nvPicPr>
                   <pic:blipFill>
-                    <a:blip r:embed="rId8"/>
+                    <a:blip xmlns:r="http://schemas.openxmlformats.org/officeDocument/2006/relationships" r:embed="rId5"/>
                     <a:stretch>
                       <a:fillRect/>
                     </a:stretch>
@@ -130,7 +131,7 @@
           <w:lang w:val="en-US" w:eastAsia="zh-CN"/>
         </w:rPr>
         <w:drawing>
-          <wp:anchor distT="0" distB="0" distL="114300" distR="114300" simplePos="0" relativeHeight="251659264" behindDoc="1" locked="0" layoutInCell="1" allowOverlap="1">
+          <wp:anchor distT="0" distB="0" distL="114300" distR="114300" simplePos="0" relativeHeight="251658240" behindDoc="1" locked="0" layoutInCell="1" allowOverlap="1">
             <wp:simplePos x="0" y="0"/>
             <wp:positionH relativeFrom="column">
               <wp:posOffset>635</wp:posOffset>
@@ -155,7 +156,7 @@
                     </pic:cNvPicPr>
                   </pic:nvPicPr>
                   <pic:blipFill>
-                    <a:blip r:embed="rId9">
+                    <a:blip xmlns:r="http://schemas.openxmlformats.org/officeDocument/2006/relationships" r:embed="rId6">
                       <a:alphaModFix amt="58000"/>
                       <a:lum contrast="-52000"/>
                     </a:blip>
@@ -189,7 +190,7 @@
     </w:p>
     <w:p>
       <w:pPr>
-        <w:pStyle w:val="25"/>
+        <w:pStyle w:val="a0"/>
         <w:keepNext w:val="0"/>
         <w:keepLines w:val="0"/>
         <w:pageBreakBefore w:val="0"/>
@@ -236,11 +237,11 @@
         <w:adjustRightInd w:val="0"/>
         <w:snapToGrid w:val="0"/>
         <w:spacing w:after="624" w:afterLines="200" w:line="219" w:lineRule="auto"/>
-        <w:ind w:left="0" w:leftChars="0" w:right="0" w:rightChars="0" w:firstLine="0" w:firstLineChars="0"/>
+        <w:ind w:left="0" w:right="0" w:firstLine="0" w:leftChars="0" w:rightChars="0" w:firstLineChars="0"/>
         <w:jc w:val="center"/>
         <w:textAlignment w:val="baseline"/>
         <w:rPr>
-          <w:rFonts w:hint="default" w:ascii="宋体" w:hAnsi="宋体" w:eastAsia="宋体" w:cs="宋体"/>
+          <w:rFonts w:ascii="宋体" w:eastAsia="宋体" w:hAnsi="宋体" w:cs="宋体" w:hint="eastAsia"/>
           <w:sz w:val="24"/>
           <w:szCs w:val="24"/>
           <w:lang w:val="en-US" w:eastAsia="zh-CN"/>
@@ -248,7 +249,7 @@
       </w:pPr>
       <w:r>
         <w:rPr>
-          <w:rFonts w:ascii="宋体" w:hAnsi="宋体" w:eastAsia="宋体" w:cs="宋体"/>
+          <w:rFonts w:ascii="宋体" w:eastAsia="宋体" w:hAnsi="宋体" w:cs="宋体"/>
           <w:b/>
           <w:bCs/>
           <w:spacing w:val="-3"/>
@@ -259,7 +260,7 @@
       </w:r>
       <w:r>
         <w:rPr>
-          <w:rFonts w:hint="eastAsia" w:ascii="宋体" w:hAnsi="宋体" w:eastAsia="宋体" w:cs="宋体"/>
+          <w:rFonts w:ascii="宋体" w:eastAsia="宋体" w:hAnsi="宋体" w:cs="宋体" w:hint="eastAsia"/>
           <w:b/>
           <w:bCs/>
           <w:spacing w:val="-3"/>
@@ -271,7 +272,7 @@
       </w:r>
       <w:r>
         <w:rPr>
-          <w:rFonts w:ascii="宋体" w:hAnsi="宋体" w:eastAsia="宋体" w:cs="宋体"/>
+          <w:rFonts w:ascii="宋体" w:eastAsia="宋体" w:hAnsi="宋体" w:cs="宋体"/>
           <w:b/>
           <w:bCs/>
           <w:spacing w:val="-3"/>
@@ -282,7 +283,7 @@
       </w:r>
       <w:r>
         <w:rPr>
-          <w:rFonts w:hint="eastAsia" w:ascii="宋体" w:hAnsi="宋体" w:cs="宋体"/>
+          <w:rFonts w:ascii="宋体" w:hAnsi="宋体" w:cs="宋体" w:hint="eastAsia"/>
           <w:b/>
           <w:bCs/>
           <w:spacing w:val="-3"/>
@@ -294,30 +295,43 @@
       </w:r>
       <w:r>
         <w:rPr>
-          <w:rFonts w:ascii="宋体" w:hAnsi="宋体" w:eastAsia="宋体" w:cs="宋体"/>
+          <w:rFonts w:ascii="宋体" w:eastAsia="宋体" w:hAnsi="宋体" w:cs="宋体"/>
           <w:b/>
           <w:bCs/>
           <w:spacing w:val="-3"/>
           <w:sz w:val="24"/>
           <w:szCs w:val="24"/>
         </w:rPr>
-        <w:t>-01</w:t>
+        <w:t>-0</w:t>
       </w:r>
+      <w:r>
+        <w:rPr>
+          <w:rFonts w:ascii="宋体" w:hAnsi="宋体" w:cs="宋体" w:hint="eastAsia"/>
+          <w:b/>
+          <w:bCs/>
+          <w:spacing w:val="-3"/>
+          <w:sz w:val="24"/>
+          <w:szCs w:val="24"/>
+          <w:lang w:val="en-US" w:eastAsia="zh-CN"/>
+        </w:rPr>
+        <w:t>9</w:t>
+      </w:r>
+      <w:bookmarkStart w:id="2" w:name="_GoBack"/>
+      <w:bookmarkEnd w:id="2"/>
     </w:p>
     <w:tbl>
       <w:tblPr>
-        <w:tblStyle w:val="21"/>
+        <w:tblStyle w:val="TableGrid"/>
         <w:tblW w:w="0" w:type="auto"/>
         <w:jc w:val="center"/>
         <w:tblBorders>
-          <w:top w:val="none" w:color="auto" w:sz="0" w:space="0"/>
-          <w:left w:val="none" w:color="auto" w:sz="0" w:space="0"/>
-          <w:bottom w:val="none" w:color="auto" w:sz="0" w:space="0"/>
-          <w:right w:val="none" w:color="auto" w:sz="0" w:space="0"/>
-          <w:insideH w:val="none" w:color="auto" w:sz="0" w:space="0"/>
-          <w:insideV w:val="none" w:color="auto" w:sz="0" w:space="0"/>
+          <w:top w:val="nil"/>
+          <w:left w:val="nil"/>
+          <w:bottom w:val="nil"/>
+          <w:right w:val="nil"/>
+          <w:insideH w:val="nil"/>
+          <w:insideV w:val="nil"/>
         </w:tblBorders>
-        <w:tblLayout w:type="autofit"/>
         <w:tblCellMar>
           <w:top w:w="0" w:type="dxa"/>
           <w:left w:w="108" w:type="dxa"/>
@@ -331,13 +345,15 @@
       </w:tblGrid>
       <w:tr>
         <w:tblPrEx>
+          <w:tblW w:w="0" w:type="auto"/>
+          <w:jc w:val="center"/>
           <w:tblBorders>
-            <w:top w:val="none" w:color="auto" w:sz="0" w:space="0"/>
-            <w:left w:val="none" w:color="auto" w:sz="0" w:space="0"/>
-            <w:bottom w:val="none" w:color="auto" w:sz="0" w:space="0"/>
-            <w:right w:val="none" w:color="auto" w:sz="0" w:space="0"/>
-            <w:insideH w:val="none" w:color="auto" w:sz="0" w:space="0"/>
-            <w:insideV w:val="none" w:color="auto" w:sz="0" w:space="0"/>
+            <w:top w:val="nil"/>
+            <w:left w:val="nil"/>
+            <w:bottom w:val="nil"/>
+            <w:right w:val="nil"/>
+            <w:insideH w:val="nil"/>
+            <w:insideV w:val="nil"/>
           </w:tblBorders>
           <w:tblCellMar>
             <w:top w:w="0" w:type="dxa"/>
@@ -347,7 +363,7 @@
           </w:tblCellMar>
         </w:tblPrEx>
         <w:trPr>
-          <w:trHeight w:val="810" w:hRule="atLeast"/>
+          <w:trHeight w:val="810"/>
           <w:jc w:val="center"/>
         </w:trPr>
         <w:tc>
@@ -386,7 +402,7 @@
             </w:r>
             <w:r>
               <w:rPr>
-                <w:rFonts w:hint="default" w:asciiTheme="minorAscii" w:hAnsiTheme="minorAscii" w:eastAsiaTheme="minorEastAsia"/>
+                <w:rFonts w:asciiTheme="minorAscii" w:eastAsiaTheme="minorEastAsia" w:hAnsiTheme="minorAscii" w:hint="default"/>
                 <w:spacing w:val="227"/>
                 <w:sz w:val="21"/>
                 <w:vertAlign w:val="baseline"/>
@@ -441,7 +457,7 @@
             </w:r>
             <w:r>
               <w:rPr>
-                <w:rFonts w:hint="eastAsia" w:asciiTheme="minorAscii" w:hAnsiTheme="minorAscii" w:eastAsiaTheme="minorEastAsia"/>
+                <w:rFonts w:asciiTheme="minorAscii" w:eastAsiaTheme="minorEastAsia" w:hAnsiTheme="minorAscii" w:hint="eastAsia"/>
                 <w:spacing w:val="227"/>
                 <w:sz w:val="21"/>
                 <w:vertAlign w:val="baseline"/>
@@ -463,14 +479,8 @@
       </w:tr>
       <w:tr>
         <w:tblPrEx>
-          <w:tblBorders>
-            <w:top w:val="none" w:color="auto" w:sz="0" w:space="0"/>
-            <w:left w:val="none" w:color="auto" w:sz="0" w:space="0"/>
-            <w:bottom w:val="none" w:color="auto" w:sz="0" w:space="0"/>
-            <w:right w:val="none" w:color="auto" w:sz="0" w:space="0"/>
-            <w:insideH w:val="none" w:color="auto" w:sz="0" w:space="0"/>
-            <w:insideV w:val="none" w:color="auto" w:sz="0" w:space="0"/>
-          </w:tblBorders>
+          <w:tblW w:w="0" w:type="auto"/>
+          <w:jc w:val="center"/>
           <w:tblCellMar>
             <w:top w:w="0" w:type="dxa"/>
             <w:left w:w="108" w:type="dxa"/>
@@ -479,7 +489,7 @@
           </w:tblCellMar>
         </w:tblPrEx>
         <w:trPr>
-          <w:trHeight w:val="810" w:hRule="atLeast"/>
+          <w:trHeight w:val="810"/>
           <w:jc w:val="center"/>
         </w:trPr>
         <w:tc>
@@ -504,7 +514,7 @@
               <w:snapToGrid w:val="0"/>
               <w:textAlignment w:val="baseline"/>
               <w:rPr>
-                <w:rFonts w:hint="default" w:ascii="Arial" w:hAnsi="Arial" w:eastAsia="Arial" w:cs="Arial"/>
+                <w:rFonts w:ascii="Arial" w:eastAsia="Arial" w:hAnsi="Arial" w:cs="Arial" w:hint="default"/>
                 <w:snapToGrid w:val="0"/>
                 <w:color w:val="000000"/>
                 <w:kern w:val="0"/>
@@ -536,7 +546,7 @@
             </w:r>
             <w:r>
               <w:rPr>
-                <w:rFonts w:hint="default" w:asciiTheme="minorAscii" w:hAnsiTheme="minorAscii" w:eastAsiaTheme="minorEastAsia"/>
+                <w:rFonts w:asciiTheme="minorAscii" w:eastAsiaTheme="minorEastAsia" w:hAnsiTheme="minorAscii" w:hint="default"/>
                 <w:spacing w:val="227"/>
                 <w:sz w:val="21"/>
                 <w:vertAlign w:val="baseline"/>
@@ -590,7 +600,7 @@
               <w:snapToGrid w:val="0"/>
               <w:textAlignment w:val="baseline"/>
               <w:rPr>
-                <w:rFonts w:hint="default" w:ascii="Arial" w:hAnsi="Arial" w:eastAsia="Arial" w:cs="Arial"/>
+                <w:rFonts w:ascii="Arial" w:eastAsia="Arial" w:hAnsi="Arial" w:cs="Arial" w:hint="default"/>
                 <w:snapToGrid w:val="0"/>
                 <w:color w:val="000000"/>
                 <w:kern w:val="0"/>
@@ -610,7 +620,7 @@
             </w:r>
             <w:r>
               <w:rPr>
-                <w:rFonts w:hint="eastAsia" w:asciiTheme="minorAscii" w:hAnsiTheme="minorAscii" w:eastAsiaTheme="minorEastAsia"/>
+                <w:rFonts w:asciiTheme="minorAscii" w:eastAsiaTheme="minorEastAsia" w:hAnsiTheme="minorAscii" w:hint="eastAsia"/>
                 <w:spacing w:val="227"/>
                 <w:sz w:val="21"/>
                 <w:vertAlign w:val="baseline"/>
@@ -632,14 +642,8 @@
       </w:tr>
       <w:tr>
         <w:tblPrEx>
-          <w:tblBorders>
-            <w:top w:val="none" w:color="auto" w:sz="0" w:space="0"/>
-            <w:left w:val="none" w:color="auto" w:sz="0" w:space="0"/>
-            <w:bottom w:val="none" w:color="auto" w:sz="0" w:space="0"/>
-            <w:right w:val="none" w:color="auto" w:sz="0" w:space="0"/>
-            <w:insideH w:val="none" w:color="auto" w:sz="0" w:space="0"/>
-            <w:insideV w:val="none" w:color="auto" w:sz="0" w:space="0"/>
-          </w:tblBorders>
+          <w:tblW w:w="0" w:type="auto"/>
+          <w:jc w:val="center"/>
           <w:tblCellMar>
             <w:top w:w="0" w:type="dxa"/>
             <w:left w:w="108" w:type="dxa"/>
@@ -648,7 +652,7 @@
           </w:tblCellMar>
         </w:tblPrEx>
         <w:trPr>
-          <w:trHeight w:val="635" w:hRule="atLeast"/>
+          <w:trHeight w:val="635"/>
           <w:jc w:val="center"/>
         </w:trPr>
         <w:tc>
@@ -699,7 +703,7 @@
             </w:r>
             <w:r>
               <w:rPr>
-                <w:rFonts w:hint="eastAsia" w:asciiTheme="minorAscii" w:hAnsiTheme="minorAscii" w:eastAsiaTheme="minorEastAsia"/>
+                <w:rFonts w:asciiTheme="minorAscii" w:eastAsiaTheme="minorEastAsia" w:hAnsiTheme="minorAscii" w:hint="eastAsia"/>
                 <w:spacing w:val="227"/>
                 <w:sz w:val="21"/>
                 <w:vertAlign w:val="baseline"/>
@@ -753,7 +757,7 @@
             </w:r>
             <w:r>
               <w:rPr>
-                <w:rFonts w:hint="eastAsia" w:asciiTheme="minorAscii" w:hAnsiTheme="minorAscii" w:eastAsiaTheme="minorEastAsia"/>
+                <w:rFonts w:asciiTheme="minorAscii" w:eastAsiaTheme="minorEastAsia" w:hAnsiTheme="minorAscii" w:hint="eastAsia"/>
                 <w:spacing w:val="227"/>
                 <w:sz w:val="21"/>
                 <w:vertAlign w:val="baseline"/>
@@ -814,14 +818,14 @@
         <w:ind w:left="3634"/>
         <w:textAlignment w:val="baseline"/>
         <w:rPr>
-          <w:rFonts w:ascii="宋体" w:hAnsi="宋体" w:eastAsia="宋体" w:cs="宋体"/>
+          <w:rFonts w:ascii="宋体" w:eastAsia="宋体" w:hAnsi="宋体" w:cs="宋体"/>
           <w:sz w:val="31"/>
           <w:szCs w:val="31"/>
         </w:rPr>
       </w:pPr>
       <w:r>
         <w:rPr>
-          <w:rFonts w:ascii="宋体" w:hAnsi="宋体" w:eastAsia="宋体" w:cs="宋体"/>
+          <w:rFonts w:ascii="宋体" w:eastAsia="宋体" w:hAnsi="宋体" w:cs="宋体"/>
           <w:b/>
           <w:bCs/>
           <w:spacing w:val="4"/>
@@ -833,16 +837,16 @@
     </w:p>
     <w:tbl>
       <w:tblPr>
-        <w:tblStyle w:val="26"/>
+        <w:tblStyle w:val="TableNormal0"/>
         <w:tblW w:w="8214" w:type="dxa"/>
         <w:jc w:val="center"/>
         <w:tblBorders>
-          <w:top w:val="single" w:color="000000" w:sz="2" w:space="0"/>
-          <w:left w:val="single" w:color="000000" w:sz="2" w:space="0"/>
-          <w:bottom w:val="single" w:color="000000" w:sz="2" w:space="0"/>
-          <w:right w:val="single" w:color="000000" w:sz="2" w:space="0"/>
-          <w:insideH w:val="single" w:color="000000" w:sz="2" w:space="0"/>
-          <w:insideV w:val="single" w:color="000000" w:sz="2" w:space="0"/>
+          <w:top w:val="single" w:sz="2" w:space="0" w:color="000000"/>
+          <w:left w:val="single" w:sz="2" w:space="0" w:color="000000"/>
+          <w:bottom w:val="single" w:sz="2" w:space="0" w:color="000000"/>
+          <w:right w:val="single" w:sz="2" w:space="0" w:color="000000"/>
+          <w:insideH w:val="single" w:sz="2" w:space="0" w:color="000000"/>
+          <w:insideV w:val="single" w:sz="2" w:space="0" w:color="000000"/>
         </w:tblBorders>
         <w:tblLayout w:type="fixed"/>
         <w:tblCellMar>
@@ -862,14 +866,17 @@
       </w:tblGrid>
       <w:tr>
         <w:tblPrEx>
+          <w:tblW w:w="8214" w:type="dxa"/>
+          <w:jc w:val="center"/>
           <w:tblBorders>
-            <w:top w:val="single" w:color="000000" w:sz="2" w:space="0"/>
-            <w:left w:val="single" w:color="000000" w:sz="2" w:space="0"/>
-            <w:bottom w:val="single" w:color="000000" w:sz="2" w:space="0"/>
-            <w:right w:val="single" w:color="000000" w:sz="2" w:space="0"/>
-            <w:insideH w:val="single" w:color="000000" w:sz="2" w:space="0"/>
-            <w:insideV w:val="single" w:color="000000" w:sz="2" w:space="0"/>
+            <w:top w:val="single" w:sz="2" w:space="0" w:color="000000"/>
+            <w:left w:val="single" w:sz="2" w:space="0" w:color="000000"/>
+            <w:bottom w:val="single" w:sz="2" w:space="0" w:color="000000"/>
+            <w:right w:val="single" w:sz="2" w:space="0" w:color="000000"/>
+            <w:insideH w:val="single" w:sz="2" w:space="0" w:color="000000"/>
+            <w:insideV w:val="single" w:sz="2" w:space="0" w:color="000000"/>
           </w:tblBorders>
+          <w:tblLayout w:type="fixed"/>
           <w:tblCellMar>
             <w:top w:w="0" w:type="dxa"/>
             <w:left w:w="0" w:type="dxa"/>
@@ -878,7 +885,7 @@
           </w:tblCellMar>
         </w:tblPrEx>
         <w:trPr>
-          <w:trHeight w:val="593" w:hRule="atLeast"/>
+          <w:trHeight w:val="593"/>
           <w:jc w:val="center"/>
         </w:trPr>
         <w:tc>
@@ -900,18 +907,18 @@
               <w:adjustRightInd w:val="0"/>
               <w:snapToGrid w:val="0"/>
               <w:spacing w:before="176" w:line="228" w:lineRule="auto"/>
-              <w:ind w:left="0" w:leftChars="0" w:right="0" w:rightChars="0" w:firstLine="0" w:firstLineChars="0"/>
+              <w:ind w:left="0" w:right="0" w:firstLine="0" w:leftChars="0" w:rightChars="0" w:firstLineChars="0"/>
               <w:jc w:val="center"/>
               <w:textAlignment w:val="baseline"/>
               <w:rPr>
-                <w:rFonts w:ascii="宋体" w:hAnsi="宋体" w:eastAsia="宋体" w:cs="宋体"/>
+                <w:rFonts w:ascii="宋体" w:eastAsia="宋体" w:hAnsi="宋体" w:cs="宋体"/>
                 <w:sz w:val="20"/>
                 <w:szCs w:val="20"/>
               </w:rPr>
             </w:pPr>
             <w:r>
               <w:rPr>
-                <w:rFonts w:hint="eastAsia" w:ascii="宋体" w:hAnsi="宋体" w:cs="宋体"/>
+                <w:rFonts w:ascii="宋体" w:hAnsi="宋体" w:cs="宋体" w:hint="eastAsia"/>
                 <w:spacing w:val="-14"/>
                 <w:sz w:val="20"/>
                 <w:szCs w:val="20"/>
@@ -921,7 +928,7 @@
             </w:r>
             <w:r>
               <w:rPr>
-                <w:rFonts w:ascii="宋体" w:hAnsi="宋体" w:eastAsia="宋体" w:cs="宋体"/>
+                <w:rFonts w:ascii="宋体" w:eastAsia="宋体" w:hAnsi="宋体" w:cs="宋体"/>
                 <w:spacing w:val="-14"/>
                 <w:sz w:val="20"/>
                 <w:szCs w:val="20"/>
@@ -949,18 +956,18 @@
               <w:adjustRightInd w:val="0"/>
               <w:snapToGrid w:val="0"/>
               <w:spacing w:before="175" w:line="227" w:lineRule="auto"/>
-              <w:ind w:left="0" w:leftChars="0" w:right="0" w:rightChars="0" w:firstLine="0" w:firstLineChars="0"/>
+              <w:ind w:left="0" w:right="0" w:firstLine="0" w:leftChars="0" w:rightChars="0" w:firstLineChars="0"/>
               <w:jc w:val="center"/>
               <w:textAlignment w:val="baseline"/>
               <w:rPr>
-                <w:rFonts w:ascii="宋体" w:hAnsi="宋体" w:eastAsia="宋体" w:cs="宋体"/>
+                <w:rFonts w:ascii="宋体" w:eastAsia="宋体" w:hAnsi="宋体" w:cs="宋体"/>
                 <w:sz w:val="20"/>
                 <w:szCs w:val="20"/>
               </w:rPr>
             </w:pPr>
             <w:r>
               <w:rPr>
-                <w:rFonts w:ascii="宋体" w:hAnsi="宋体" w:eastAsia="宋体" w:cs="宋体"/>
+                <w:rFonts w:ascii="宋体" w:eastAsia="宋体" w:hAnsi="宋体" w:cs="宋体"/>
                 <w:spacing w:val="4"/>
                 <w:sz w:val="20"/>
                 <w:szCs w:val="20"/>
@@ -988,18 +995,18 @@
               <w:adjustRightInd w:val="0"/>
               <w:snapToGrid w:val="0"/>
               <w:spacing w:before="175" w:line="228" w:lineRule="auto"/>
-              <w:ind w:left="0" w:leftChars="0" w:right="0" w:rightChars="0" w:firstLine="0" w:firstLineChars="0"/>
+              <w:ind w:left="0" w:right="0" w:firstLine="0" w:leftChars="0" w:rightChars="0" w:firstLineChars="0"/>
               <w:jc w:val="center"/>
               <w:textAlignment w:val="baseline"/>
               <w:rPr>
-                <w:rFonts w:ascii="宋体" w:hAnsi="宋体" w:eastAsia="宋体" w:cs="宋体"/>
+                <w:rFonts w:ascii="宋体" w:eastAsia="宋体" w:hAnsi="宋体" w:cs="宋体"/>
                 <w:sz w:val="20"/>
                 <w:szCs w:val="20"/>
               </w:rPr>
             </w:pPr>
             <w:r>
               <w:rPr>
-                <w:rFonts w:ascii="宋体" w:hAnsi="宋体" w:eastAsia="宋体" w:cs="宋体"/>
+                <w:rFonts w:ascii="宋体" w:eastAsia="宋体" w:hAnsi="宋体" w:cs="宋体"/>
                 <w:spacing w:val="7"/>
                 <w:sz w:val="20"/>
                 <w:szCs w:val="20"/>
@@ -1027,11 +1034,11 @@
               <w:adjustRightInd w:val="0"/>
               <w:snapToGrid w:val="0"/>
               <w:spacing w:before="175" w:line="228" w:lineRule="auto"/>
-              <w:ind w:left="0" w:leftChars="0" w:right="0" w:rightChars="0" w:firstLine="0" w:firstLineChars="0"/>
+              <w:ind w:left="0" w:right="0" w:firstLine="0" w:leftChars="0" w:rightChars="0" w:firstLineChars="0"/>
               <w:jc w:val="center"/>
               <w:textAlignment w:val="baseline"/>
               <w:rPr>
-                <w:rFonts w:hint="eastAsia" w:ascii="宋体" w:hAnsi="宋体" w:eastAsia="宋体" w:cs="宋体"/>
+                <w:rFonts w:ascii="宋体" w:eastAsia="宋体" w:hAnsi="宋体" w:cs="宋体" w:hint="eastAsia"/>
                 <w:spacing w:val="7"/>
                 <w:sz w:val="20"/>
                 <w:szCs w:val="20"/>
@@ -1040,7 +1047,7 @@
             </w:pPr>
             <w:r>
               <w:rPr>
-                <w:rFonts w:hint="eastAsia" w:ascii="宋体" w:hAnsi="宋体" w:cs="宋体"/>
+                <w:rFonts w:ascii="宋体" w:hAnsi="宋体" w:cs="宋体" w:hint="eastAsia"/>
                 <w:spacing w:val="7"/>
                 <w:sz w:val="20"/>
                 <w:szCs w:val="20"/>
@@ -1069,11 +1076,11 @@
               <w:adjustRightInd w:val="0"/>
               <w:snapToGrid w:val="0"/>
               <w:spacing w:before="175" w:line="228" w:lineRule="auto"/>
-              <w:ind w:left="0" w:leftChars="0" w:right="0" w:rightChars="0" w:firstLine="0" w:firstLineChars="0"/>
+              <w:ind w:left="0" w:right="0" w:firstLine="0" w:leftChars="0" w:rightChars="0" w:firstLineChars="0"/>
               <w:jc w:val="center"/>
               <w:textAlignment w:val="baseline"/>
               <w:rPr>
-                <w:rFonts w:hint="default" w:ascii="宋体" w:hAnsi="宋体" w:cs="宋体"/>
+                <w:rFonts w:ascii="宋体" w:hAnsi="宋体" w:cs="宋体" w:hint="default"/>
                 <w:spacing w:val="7"/>
                 <w:sz w:val="20"/>
                 <w:szCs w:val="20"/>
@@ -1082,7 +1089,7 @@
             </w:pPr>
             <w:r>
               <w:rPr>
-                <w:rFonts w:hint="eastAsia" w:ascii="宋体" w:hAnsi="宋体" w:cs="宋体"/>
+                <w:rFonts w:ascii="宋体" w:hAnsi="宋体" w:cs="宋体" w:hint="eastAsia"/>
                 <w:spacing w:val="7"/>
                 <w:sz w:val="20"/>
                 <w:szCs w:val="20"/>
@@ -1111,18 +1118,18 @@
               <w:adjustRightInd w:val="0"/>
               <w:snapToGrid w:val="0"/>
               <w:spacing w:before="176" w:line="229" w:lineRule="auto"/>
-              <w:ind w:left="0" w:leftChars="0" w:right="0" w:rightChars="0" w:firstLine="0" w:firstLineChars="0"/>
+              <w:ind w:left="0" w:right="0" w:firstLine="0" w:leftChars="0" w:rightChars="0" w:firstLineChars="0"/>
               <w:jc w:val="center"/>
               <w:textAlignment w:val="baseline"/>
               <w:rPr>
-                <w:rFonts w:ascii="宋体" w:hAnsi="宋体" w:eastAsia="宋体" w:cs="宋体"/>
+                <w:rFonts w:ascii="宋体" w:eastAsia="宋体" w:hAnsi="宋体" w:cs="宋体"/>
                 <w:sz w:val="20"/>
                 <w:szCs w:val="20"/>
               </w:rPr>
             </w:pPr>
             <w:r>
               <w:rPr>
-                <w:rFonts w:ascii="宋体" w:hAnsi="宋体" w:eastAsia="宋体" w:cs="宋体"/>
+                <w:rFonts w:ascii="宋体" w:eastAsia="宋体" w:hAnsi="宋体" w:cs="宋体"/>
                 <w:spacing w:val="7"/>
                 <w:sz w:val="20"/>
                 <w:szCs w:val="20"/>
@@ -1134,14 +1141,9 @@
       </w:tr>
       <w:tr>
         <w:tblPrEx>
-          <w:tblBorders>
-            <w:top w:val="single" w:color="000000" w:sz="2" w:space="0"/>
-            <w:left w:val="single" w:color="000000" w:sz="2" w:space="0"/>
-            <w:bottom w:val="single" w:color="000000" w:sz="2" w:space="0"/>
-            <w:right w:val="single" w:color="000000" w:sz="2" w:space="0"/>
-            <w:insideH w:val="single" w:color="000000" w:sz="2" w:space="0"/>
-            <w:insideV w:val="single" w:color="000000" w:sz="2" w:space="0"/>
-          </w:tblBorders>
+          <w:tblW w:w="8214" w:type="dxa"/>
+          <w:jc w:val="center"/>
+          <w:tblLayout w:type="fixed"/>
           <w:tblCellMar>
             <w:top w:w="0" w:type="dxa"/>
             <w:left w:w="0" w:type="dxa"/>
@@ -1150,7 +1152,7 @@
           </w:tblCellMar>
         </w:tblPrEx>
         <w:trPr>
-          <w:trHeight w:val="516" w:hRule="atLeast"/>
+          <w:trHeight w:val="516"/>
           <w:jc w:val="center"/>
         </w:trPr>
         <w:tc>
@@ -1172,11 +1174,11 @@
               <w:adjustRightInd w:val="0"/>
               <w:snapToGrid w:val="0"/>
               <w:spacing w:before="173" w:line="267" w:lineRule="exact"/>
-              <w:ind w:left="0" w:leftChars="0" w:right="0" w:rightChars="0" w:firstLine="0" w:firstLineChars="0"/>
+              <w:ind w:left="0" w:right="0" w:firstLine="0" w:leftChars="0" w:rightChars="0" w:firstLineChars="0"/>
               <w:jc w:val="center"/>
               <w:textAlignment w:val="baseline"/>
               <w:rPr>
-                <w:rFonts w:hint="default" w:ascii="宋体" w:hAnsi="宋体" w:eastAsia="宋体" w:cs="宋体"/>
+                <w:rFonts w:ascii="宋体" w:eastAsia="宋体" w:hAnsi="宋体" w:cs="宋体" w:hint="default"/>
                 <w:sz w:val="20"/>
                 <w:szCs w:val="20"/>
                 <w:lang w:val="en-US"/>
@@ -1184,7 +1186,7 @@
             </w:pPr>
             <w:r>
               <w:rPr>
-                <w:rFonts w:ascii="宋体" w:hAnsi="宋体" w:eastAsia="宋体" w:cs="宋体"/>
+                <w:rFonts w:ascii="宋体" w:eastAsia="宋体" w:hAnsi="宋体" w:cs="宋体"/>
                 <w:spacing w:val="3"/>
                 <w:position w:val="1"/>
                 <w:sz w:val="20"/>
@@ -1194,7 +1196,7 @@
             </w:r>
             <w:r>
               <w:rPr>
-                <w:rFonts w:hint="eastAsia" w:ascii="宋体" w:hAnsi="宋体" w:cs="宋体"/>
+                <w:rFonts w:ascii="宋体" w:hAnsi="宋体" w:cs="宋体" w:hint="eastAsia"/>
                 <w:spacing w:val="3"/>
                 <w:position w:val="1"/>
                 <w:sz w:val="20"/>
@@ -1205,7 +1207,7 @@
             </w:r>
             <w:r>
               <w:rPr>
-                <w:rFonts w:ascii="宋体" w:hAnsi="宋体" w:eastAsia="宋体" w:cs="宋体"/>
+                <w:rFonts w:ascii="宋体" w:eastAsia="宋体" w:hAnsi="宋体" w:cs="宋体"/>
                 <w:spacing w:val="3"/>
                 <w:position w:val="1"/>
                 <w:sz w:val="20"/>
@@ -1215,7 +1217,7 @@
             </w:r>
             <w:r>
               <w:rPr>
-                <w:rFonts w:hint="eastAsia" w:ascii="宋体" w:hAnsi="宋体" w:cs="宋体"/>
+                <w:rFonts w:ascii="宋体" w:hAnsi="宋体" w:cs="宋体" w:hint="eastAsia"/>
                 <w:spacing w:val="3"/>
                 <w:position w:val="1"/>
                 <w:sz w:val="20"/>
@@ -1245,18 +1247,18 @@
               <w:adjustRightInd w:val="0"/>
               <w:snapToGrid w:val="0"/>
               <w:spacing w:before="173" w:line="267" w:lineRule="exact"/>
-              <w:ind w:left="0" w:leftChars="0" w:right="0" w:rightChars="0" w:firstLine="0" w:firstLineChars="0"/>
+              <w:ind w:left="0" w:right="0" w:firstLine="0" w:leftChars="0" w:rightChars="0" w:firstLineChars="0"/>
               <w:jc w:val="center"/>
               <w:textAlignment w:val="baseline"/>
               <w:rPr>
-                <w:rFonts w:ascii="宋体" w:hAnsi="宋体" w:eastAsia="宋体" w:cs="宋体"/>
+                <w:rFonts w:ascii="宋体" w:eastAsia="宋体" w:hAnsi="宋体" w:cs="宋体"/>
                 <w:sz w:val="20"/>
                 <w:szCs w:val="20"/>
               </w:rPr>
             </w:pPr>
             <w:r>
               <w:rPr>
-                <w:rFonts w:ascii="宋体" w:hAnsi="宋体" w:eastAsia="宋体" w:cs="宋体"/>
+                <w:rFonts w:ascii="宋体" w:eastAsia="宋体" w:hAnsi="宋体" w:cs="宋体"/>
                 <w:spacing w:val="4"/>
                 <w:position w:val="1"/>
                 <w:sz w:val="20"/>
@@ -1285,18 +1287,18 @@
               <w:adjustRightInd w:val="0"/>
               <w:snapToGrid w:val="0"/>
               <w:spacing w:before="172" w:line="228" w:lineRule="auto"/>
-              <w:ind w:left="0" w:leftChars="0" w:right="0" w:rightChars="0" w:firstLine="0" w:firstLineChars="0"/>
+              <w:ind w:left="0" w:right="0" w:firstLine="0" w:leftChars="0" w:rightChars="0" w:firstLineChars="0"/>
               <w:jc w:val="center"/>
               <w:textAlignment w:val="baseline"/>
               <w:rPr>
-                <w:rFonts w:ascii="宋体" w:hAnsi="宋体" w:eastAsia="宋体" w:cs="宋体"/>
+                <w:rFonts w:ascii="宋体" w:eastAsia="宋体" w:hAnsi="宋体" w:cs="宋体"/>
                 <w:sz w:val="20"/>
                 <w:szCs w:val="20"/>
               </w:rPr>
             </w:pPr>
             <w:r>
               <w:rPr>
-                <w:rFonts w:ascii="宋体" w:hAnsi="宋体" w:eastAsia="宋体" w:cs="宋体"/>
+                <w:rFonts w:ascii="宋体" w:eastAsia="宋体" w:hAnsi="宋体" w:cs="宋体"/>
                 <w:spacing w:val="200"/>
                 <w:kern w:val="0"/>
                 <w:sz w:val="20"/>
@@ -1306,7 +1308,7 @@
             </w:r>
             <w:r>
               <w:rPr>
-                <w:rFonts w:ascii="宋体" w:hAnsi="宋体" w:eastAsia="宋体" w:cs="宋体"/>
+                <w:rFonts w:ascii="宋体" w:eastAsia="宋体" w:hAnsi="宋体" w:cs="宋体"/>
                 <w:spacing w:val="0"/>
                 <w:kern w:val="0"/>
                 <w:sz w:val="20"/>
@@ -1335,11 +1337,11 @@
               <w:adjustRightInd w:val="0"/>
               <w:snapToGrid w:val="0"/>
               <w:spacing w:before="173" w:line="229" w:lineRule="auto"/>
-              <w:ind w:left="0" w:leftChars="0" w:right="0" w:rightChars="0" w:firstLine="0" w:firstLineChars="0"/>
+              <w:ind w:left="0" w:right="0" w:firstLine="0" w:leftChars="0" w:rightChars="0" w:firstLineChars="0"/>
               <w:jc w:val="center"/>
               <w:textAlignment w:val="baseline"/>
               <w:rPr>
-                <w:rFonts w:ascii="宋体" w:hAnsi="宋体" w:eastAsia="宋体" w:cs="宋体"/>
+                <w:rFonts w:ascii="宋体" w:eastAsia="宋体" w:hAnsi="宋体" w:cs="宋体"/>
                 <w:spacing w:val="200"/>
                 <w:kern w:val="0"/>
                 <w:sz w:val="20"/>
@@ -1348,7 +1350,7 @@
             </w:pPr>
             <w:r>
               <w:rPr>
-                <w:rFonts w:hint="eastAsia" w:asciiTheme="minorAscii" w:hAnsiTheme="minorAscii" w:eastAsiaTheme="minorEastAsia"/>
+                <w:rFonts w:asciiTheme="minorAscii" w:eastAsiaTheme="minorEastAsia" w:hAnsiTheme="minorAscii" w:hint="eastAsia"/>
                 <w:spacing w:val="0"/>
                 <w:kern w:val="0"/>
                 <w:sz w:val="21"/>
@@ -1378,11 +1380,11 @@
               <w:adjustRightInd w:val="0"/>
               <w:snapToGrid w:val="0"/>
               <w:spacing w:before="172" w:line="228" w:lineRule="auto"/>
-              <w:ind w:left="0" w:leftChars="0" w:right="0" w:rightChars="0" w:firstLine="0" w:firstLineChars="0"/>
+              <w:ind w:left="0" w:right="0" w:firstLine="0" w:leftChars="0" w:rightChars="0" w:firstLineChars="0"/>
               <w:jc w:val="center"/>
               <w:textAlignment w:val="baseline"/>
               <w:rPr>
-                <w:rFonts w:ascii="宋体" w:hAnsi="宋体" w:eastAsia="宋体" w:cs="宋体"/>
+                <w:rFonts w:ascii="宋体" w:eastAsia="宋体" w:hAnsi="宋体" w:cs="宋体"/>
                 <w:spacing w:val="200"/>
                 <w:kern w:val="0"/>
                 <w:sz w:val="20"/>
@@ -1391,7 +1393,7 @@
             </w:pPr>
             <w:r>
               <w:rPr>
-                <w:rFonts w:hint="eastAsia" w:ascii="宋体" w:hAnsi="宋体" w:eastAsia="宋体" w:cs="宋体"/>
+                <w:rFonts w:ascii="宋体" w:eastAsia="宋体" w:hAnsi="宋体" w:cs="宋体" w:hint="eastAsia"/>
                 <w:spacing w:val="200"/>
                 <w:kern w:val="0"/>
                 <w:sz w:val="20"/>
@@ -1401,7 +1403,7 @@
             </w:r>
             <w:r>
               <w:rPr>
-                <w:rFonts w:hint="eastAsia" w:asciiTheme="minorAscii" w:hAnsiTheme="minorAscii" w:eastAsiaTheme="minorEastAsia"/>
+                <w:rFonts w:asciiTheme="minorAscii" w:eastAsiaTheme="minorEastAsia" w:hAnsiTheme="minorAscii" w:hint="eastAsia"/>
                 <w:spacing w:val="0"/>
                 <w:kern w:val="0"/>
                 <w:sz w:val="21"/>
@@ -1431,18 +1433,18 @@
               <w:adjustRightInd w:val="0"/>
               <w:snapToGrid w:val="0"/>
               <w:spacing w:before="173" w:line="229" w:lineRule="auto"/>
-              <w:ind w:left="0" w:leftChars="0" w:right="0" w:rightChars="0" w:firstLine="0" w:firstLineChars="0"/>
+              <w:ind w:left="0" w:right="0" w:firstLine="0" w:leftChars="0" w:rightChars="0" w:firstLineChars="0"/>
               <w:jc w:val="center"/>
               <w:textAlignment w:val="baseline"/>
               <w:rPr>
-                <w:rFonts w:ascii="宋体" w:hAnsi="宋体" w:eastAsia="宋体" w:cs="宋体"/>
+                <w:rFonts w:ascii="宋体" w:eastAsia="宋体" w:hAnsi="宋体" w:cs="宋体"/>
                 <w:sz w:val="20"/>
                 <w:szCs w:val="20"/>
               </w:rPr>
             </w:pPr>
             <w:r>
               <w:rPr>
-                <w:rFonts w:hint="eastAsia" w:asciiTheme="minorAscii" w:hAnsiTheme="minorAscii" w:eastAsiaTheme="minorEastAsia"/>
+                <w:rFonts w:asciiTheme="minorAscii" w:eastAsiaTheme="minorEastAsia" w:hAnsiTheme="minorAscii" w:hint="eastAsia"/>
                 <w:spacing w:val="0"/>
                 <w:kern w:val="0"/>
                 <w:sz w:val="21"/>
@@ -1456,14 +1458,9 @@
       </w:tr>
       <w:tr>
         <w:tblPrEx>
-          <w:tblBorders>
-            <w:top w:val="single" w:color="000000" w:sz="2" w:space="0"/>
-            <w:left w:val="single" w:color="000000" w:sz="2" w:space="0"/>
-            <w:bottom w:val="single" w:color="000000" w:sz="2" w:space="0"/>
-            <w:right w:val="single" w:color="000000" w:sz="2" w:space="0"/>
-            <w:insideH w:val="single" w:color="000000" w:sz="2" w:space="0"/>
-            <w:insideV w:val="single" w:color="000000" w:sz="2" w:space="0"/>
-          </w:tblBorders>
+          <w:tblW w:w="8214" w:type="dxa"/>
+          <w:jc w:val="center"/>
+          <w:tblLayout w:type="fixed"/>
           <w:tblCellMar>
             <w:top w:w="0" w:type="dxa"/>
             <w:left w:w="0" w:type="dxa"/>
@@ -1472,7 +1469,7 @@
           </w:tblCellMar>
         </w:tblPrEx>
         <w:trPr>
-          <w:trHeight w:val="556" w:hRule="atLeast"/>
+          <w:trHeight w:val="556"/>
           <w:jc w:val="center"/>
         </w:trPr>
         <w:tc>
@@ -1481,7 +1478,7 @@
           </w:tcPr>
           <w:p>
             <w:pPr>
-              <w:pStyle w:val="27"/>
+              <w:pStyle w:val="TableText"/>
               <w:keepNext w:val="0"/>
               <w:keepLines w:val="0"/>
               <w:pageBreakBefore w:val="0"/>
@@ -1494,7 +1491,7 @@
               <w:bidi w:val="0"/>
               <w:adjustRightInd w:val="0"/>
               <w:snapToGrid w:val="0"/>
-              <w:ind w:left="0" w:leftChars="0" w:right="0" w:rightChars="0" w:firstLine="0" w:firstLineChars="0"/>
+              <w:ind w:left="0" w:right="0" w:firstLine="0" w:leftChars="0" w:rightChars="0" w:firstLineChars="0"/>
               <w:jc w:val="center"/>
               <w:textAlignment w:val="baseline"/>
             </w:pPr>
@@ -1506,7 +1503,7 @@
           </w:tcPr>
           <w:p>
             <w:pPr>
-              <w:pStyle w:val="27"/>
+              <w:pStyle w:val="TableText"/>
               <w:keepNext w:val="0"/>
               <w:keepLines w:val="0"/>
               <w:pageBreakBefore w:val="0"/>
@@ -1519,7 +1516,7 @@
               <w:bidi w:val="0"/>
               <w:adjustRightInd w:val="0"/>
               <w:snapToGrid w:val="0"/>
-              <w:ind w:left="0" w:leftChars="0" w:right="0" w:rightChars="0" w:firstLine="0" w:firstLineChars="0"/>
+              <w:ind w:left="0" w:right="0" w:firstLine="0" w:leftChars="0" w:rightChars="0" w:firstLineChars="0"/>
               <w:jc w:val="center"/>
               <w:textAlignment w:val="baseline"/>
             </w:pPr>
@@ -1531,7 +1528,7 @@
           </w:tcPr>
           <w:p>
             <w:pPr>
-              <w:pStyle w:val="27"/>
+              <w:pStyle w:val="TableText"/>
               <w:keepNext w:val="0"/>
               <w:keepLines w:val="0"/>
               <w:pageBreakBefore w:val="0"/>
@@ -1544,7 +1541,7 @@
               <w:bidi w:val="0"/>
               <w:adjustRightInd w:val="0"/>
               <w:snapToGrid w:val="0"/>
-              <w:ind w:left="0" w:leftChars="0" w:right="0" w:rightChars="0" w:firstLine="0" w:firstLineChars="0"/>
+              <w:ind w:left="0" w:right="0" w:firstLine="0" w:leftChars="0" w:rightChars="0" w:firstLineChars="0"/>
               <w:jc w:val="center"/>
               <w:textAlignment w:val="baseline"/>
             </w:pPr>
@@ -1556,7 +1553,7 @@
           </w:tcPr>
           <w:p>
             <w:pPr>
-              <w:pStyle w:val="27"/>
+              <w:pStyle w:val="TableText"/>
               <w:keepNext w:val="0"/>
               <w:keepLines w:val="0"/>
               <w:pageBreakBefore w:val="0"/>
@@ -1569,7 +1566,7 @@
               <w:bidi w:val="0"/>
               <w:adjustRightInd w:val="0"/>
               <w:snapToGrid w:val="0"/>
-              <w:ind w:left="0" w:leftChars="0" w:right="0" w:rightChars="0" w:firstLine="0" w:firstLineChars="0"/>
+              <w:ind w:left="0" w:right="0" w:firstLine="0" w:leftChars="0" w:rightChars="0" w:firstLineChars="0"/>
               <w:jc w:val="center"/>
               <w:textAlignment w:val="baseline"/>
             </w:pPr>
@@ -1581,7 +1578,7 @@
           </w:tcPr>
           <w:p>
             <w:pPr>
-              <w:pStyle w:val="27"/>
+              <w:pStyle w:val="TableText"/>
               <w:keepNext w:val="0"/>
               <w:keepLines w:val="0"/>
               <w:pageBreakBefore w:val="0"/>
@@ -1594,7 +1591,7 @@
               <w:bidi w:val="0"/>
               <w:adjustRightInd w:val="0"/>
               <w:snapToGrid w:val="0"/>
-              <w:ind w:left="0" w:leftChars="0" w:right="0" w:rightChars="0" w:firstLine="0" w:firstLineChars="0"/>
+              <w:ind w:left="0" w:right="0" w:firstLine="0" w:leftChars="0" w:rightChars="0" w:firstLineChars="0"/>
               <w:jc w:val="center"/>
               <w:textAlignment w:val="baseline"/>
             </w:pPr>
@@ -1606,7 +1603,7 @@
           </w:tcPr>
           <w:p>
             <w:pPr>
-              <w:pStyle w:val="27"/>
+              <w:pStyle w:val="TableText"/>
               <w:keepNext w:val="0"/>
               <w:keepLines w:val="0"/>
               <w:pageBreakBefore w:val="0"/>
@@ -1619,7 +1616,7 @@
               <w:bidi w:val="0"/>
               <w:adjustRightInd w:val="0"/>
               <w:snapToGrid w:val="0"/>
-              <w:ind w:left="0" w:leftChars="0" w:right="0" w:rightChars="0" w:firstLine="0" w:firstLineChars="0"/>
+              <w:ind w:left="0" w:right="0" w:firstLine="0" w:leftChars="0" w:rightChars="0" w:firstLineChars="0"/>
               <w:jc w:val="center"/>
               <w:textAlignment w:val="baseline"/>
             </w:pPr>
@@ -1628,14 +1625,9 @@
       </w:tr>
       <w:tr>
         <w:tblPrEx>
-          <w:tblBorders>
-            <w:top w:val="single" w:color="000000" w:sz="2" w:space="0"/>
-            <w:left w:val="single" w:color="000000" w:sz="2" w:space="0"/>
-            <w:bottom w:val="single" w:color="000000" w:sz="2" w:space="0"/>
-            <w:right w:val="single" w:color="000000" w:sz="2" w:space="0"/>
-            <w:insideH w:val="single" w:color="000000" w:sz="2" w:space="0"/>
-            <w:insideV w:val="single" w:color="000000" w:sz="2" w:space="0"/>
-          </w:tblBorders>
+          <w:tblW w:w="8214" w:type="dxa"/>
+          <w:jc w:val="center"/>
+          <w:tblLayout w:type="fixed"/>
           <w:tblCellMar>
             <w:top w:w="0" w:type="dxa"/>
             <w:left w:w="0" w:type="dxa"/>
@@ -1644,7 +1636,7 @@
           </w:tblCellMar>
         </w:tblPrEx>
         <w:trPr>
-          <w:trHeight w:val="556" w:hRule="atLeast"/>
+          <w:trHeight w:val="556"/>
           <w:jc w:val="center"/>
         </w:trPr>
         <w:tc>
@@ -1653,7 +1645,7 @@
           </w:tcPr>
           <w:p>
             <w:pPr>
-              <w:pStyle w:val="27"/>
+              <w:pStyle w:val="TableText"/>
               <w:keepNext w:val="0"/>
               <w:keepLines w:val="0"/>
               <w:pageBreakBefore w:val="0"/>
@@ -1666,7 +1658,7 @@
               <w:bidi w:val="0"/>
               <w:adjustRightInd w:val="0"/>
               <w:snapToGrid w:val="0"/>
-              <w:ind w:left="0" w:leftChars="0" w:right="0" w:rightChars="0" w:firstLine="0" w:firstLineChars="0"/>
+              <w:ind w:left="0" w:right="0" w:firstLine="0" w:leftChars="0" w:rightChars="0" w:firstLineChars="0"/>
               <w:jc w:val="center"/>
               <w:textAlignment w:val="baseline"/>
             </w:pPr>
@@ -1678,7 +1670,7 @@
           </w:tcPr>
           <w:p>
             <w:pPr>
-              <w:pStyle w:val="27"/>
+              <w:pStyle w:val="TableText"/>
               <w:keepNext w:val="0"/>
               <w:keepLines w:val="0"/>
               <w:pageBreakBefore w:val="0"/>
@@ -1691,7 +1683,7 @@
               <w:bidi w:val="0"/>
               <w:adjustRightInd w:val="0"/>
               <w:snapToGrid w:val="0"/>
-              <w:ind w:left="0" w:leftChars="0" w:right="0" w:rightChars="0" w:firstLine="0" w:firstLineChars="0"/>
+              <w:ind w:left="0" w:right="0" w:firstLine="0" w:leftChars="0" w:rightChars="0" w:firstLineChars="0"/>
               <w:jc w:val="center"/>
               <w:textAlignment w:val="baseline"/>
             </w:pPr>
@@ -1703,7 +1695,7 @@
           </w:tcPr>
           <w:p>
             <w:pPr>
-              <w:pStyle w:val="27"/>
+              <w:pStyle w:val="TableText"/>
               <w:keepNext w:val="0"/>
               <w:keepLines w:val="0"/>
               <w:pageBreakBefore w:val="0"/>
@@ -1716,7 +1708,7 @@
               <w:bidi w:val="0"/>
               <w:adjustRightInd w:val="0"/>
               <w:snapToGrid w:val="0"/>
-              <w:ind w:left="0" w:leftChars="0" w:right="0" w:rightChars="0" w:firstLine="0" w:firstLineChars="0"/>
+              <w:ind w:left="0" w:right="0" w:firstLine="0" w:leftChars="0" w:rightChars="0" w:firstLineChars="0"/>
               <w:jc w:val="center"/>
               <w:textAlignment w:val="baseline"/>
             </w:pPr>
@@ -1728,7 +1720,7 @@
           </w:tcPr>
           <w:p>
             <w:pPr>
-              <w:pStyle w:val="27"/>
+              <w:pStyle w:val="TableText"/>
               <w:keepNext w:val="0"/>
               <w:keepLines w:val="0"/>
               <w:pageBreakBefore w:val="0"/>
@@ -1741,7 +1733,7 @@
               <w:bidi w:val="0"/>
               <w:adjustRightInd w:val="0"/>
               <w:snapToGrid w:val="0"/>
-              <w:ind w:left="0" w:leftChars="0" w:right="0" w:rightChars="0" w:firstLine="0" w:firstLineChars="0"/>
+              <w:ind w:left="0" w:right="0" w:firstLine="0" w:leftChars="0" w:rightChars="0" w:firstLineChars="0"/>
               <w:jc w:val="center"/>
               <w:textAlignment w:val="baseline"/>
             </w:pPr>
@@ -1753,7 +1745,7 @@
           </w:tcPr>
           <w:p>
             <w:pPr>
-              <w:pStyle w:val="27"/>
+              <w:pStyle w:val="TableText"/>
               <w:keepNext w:val="0"/>
               <w:keepLines w:val="0"/>
               <w:pageBreakBefore w:val="0"/>
@@ -1766,7 +1758,7 @@
               <w:bidi w:val="0"/>
               <w:adjustRightInd w:val="0"/>
               <w:snapToGrid w:val="0"/>
-              <w:ind w:left="0" w:leftChars="0" w:right="0" w:rightChars="0" w:firstLine="0" w:firstLineChars="0"/>
+              <w:ind w:left="0" w:right="0" w:firstLine="0" w:leftChars="0" w:rightChars="0" w:firstLineChars="0"/>
               <w:jc w:val="center"/>
               <w:textAlignment w:val="baseline"/>
             </w:pPr>
@@ -1778,7 +1770,7 @@
           </w:tcPr>
           <w:p>
             <w:pPr>
-              <w:pStyle w:val="27"/>
+              <w:pStyle w:val="TableText"/>
               <w:keepNext w:val="0"/>
               <w:keepLines w:val="0"/>
               <w:pageBreakBefore w:val="0"/>
@@ -1791,7 +1783,7 @@
               <w:bidi w:val="0"/>
               <w:adjustRightInd w:val="0"/>
               <w:snapToGrid w:val="0"/>
-              <w:ind w:left="0" w:leftChars="0" w:right="0" w:rightChars="0" w:firstLine="0" w:firstLineChars="0"/>
+              <w:ind w:left="0" w:right="0" w:firstLine="0" w:leftChars="0" w:rightChars="0" w:firstLineChars="0"/>
               <w:jc w:val="center"/>
               <w:textAlignment w:val="baseline"/>
             </w:pPr>
@@ -1800,14 +1792,9 @@
       </w:tr>
       <w:tr>
         <w:tblPrEx>
-          <w:tblBorders>
-            <w:top w:val="single" w:color="000000" w:sz="2" w:space="0"/>
-            <w:left w:val="single" w:color="000000" w:sz="2" w:space="0"/>
-            <w:bottom w:val="single" w:color="000000" w:sz="2" w:space="0"/>
-            <w:right w:val="single" w:color="000000" w:sz="2" w:space="0"/>
-            <w:insideH w:val="single" w:color="000000" w:sz="2" w:space="0"/>
-            <w:insideV w:val="single" w:color="000000" w:sz="2" w:space="0"/>
-          </w:tblBorders>
+          <w:tblW w:w="8214" w:type="dxa"/>
+          <w:jc w:val="center"/>
+          <w:tblLayout w:type="fixed"/>
           <w:tblCellMar>
             <w:top w:w="0" w:type="dxa"/>
             <w:left w:w="0" w:type="dxa"/>
@@ -1816,7 +1803,7 @@
           </w:tblCellMar>
         </w:tblPrEx>
         <w:trPr>
-          <w:trHeight w:val="557" w:hRule="atLeast"/>
+          <w:trHeight w:val="557"/>
           <w:jc w:val="center"/>
         </w:trPr>
         <w:tc>
@@ -1825,7 +1812,7 @@
           </w:tcPr>
           <w:p>
             <w:pPr>
-              <w:pStyle w:val="27"/>
+              <w:pStyle w:val="TableText"/>
               <w:keepNext w:val="0"/>
               <w:keepLines w:val="0"/>
               <w:pageBreakBefore w:val="0"/>
@@ -1838,7 +1825,7 @@
               <w:bidi w:val="0"/>
               <w:adjustRightInd w:val="0"/>
               <w:snapToGrid w:val="0"/>
-              <w:ind w:left="0" w:leftChars="0" w:right="0" w:rightChars="0" w:firstLine="0" w:firstLineChars="0"/>
+              <w:ind w:left="0" w:right="0" w:firstLine="0" w:leftChars="0" w:rightChars="0" w:firstLineChars="0"/>
               <w:jc w:val="center"/>
               <w:textAlignment w:val="baseline"/>
             </w:pPr>
@@ -1850,7 +1837,7 @@
           </w:tcPr>
           <w:p>
             <w:pPr>
-              <w:pStyle w:val="27"/>
+              <w:pStyle w:val="TableText"/>
               <w:keepNext w:val="0"/>
               <w:keepLines w:val="0"/>
               <w:pageBreakBefore w:val="0"/>
@@ -1863,7 +1850,7 @@
               <w:bidi w:val="0"/>
               <w:adjustRightInd w:val="0"/>
               <w:snapToGrid w:val="0"/>
-              <w:ind w:left="0" w:leftChars="0" w:right="0" w:rightChars="0" w:firstLine="0" w:firstLineChars="0"/>
+              <w:ind w:left="0" w:right="0" w:firstLine="0" w:leftChars="0" w:rightChars="0" w:firstLineChars="0"/>
               <w:jc w:val="center"/>
               <w:textAlignment w:val="baseline"/>
             </w:pPr>
@@ -1875,7 +1862,7 @@
           </w:tcPr>
           <w:p>
             <w:pPr>
-              <w:pStyle w:val="27"/>
+              <w:pStyle w:val="TableText"/>
               <w:keepNext w:val="0"/>
               <w:keepLines w:val="0"/>
               <w:pageBreakBefore w:val="0"/>
@@ -1888,7 +1875,7 @@
               <w:bidi w:val="0"/>
               <w:adjustRightInd w:val="0"/>
               <w:snapToGrid w:val="0"/>
-              <w:ind w:left="0" w:leftChars="0" w:right="0" w:rightChars="0" w:firstLine="0" w:firstLineChars="0"/>
+              <w:ind w:left="0" w:right="0" w:firstLine="0" w:leftChars="0" w:rightChars="0" w:firstLineChars="0"/>
               <w:jc w:val="center"/>
               <w:textAlignment w:val="baseline"/>
             </w:pPr>
@@ -1900,7 +1887,7 @@
           </w:tcPr>
           <w:p>
             <w:pPr>
-              <w:pStyle w:val="27"/>
+              <w:pStyle w:val="TableText"/>
               <w:keepNext w:val="0"/>
               <w:keepLines w:val="0"/>
               <w:pageBreakBefore w:val="0"/>
@@ -1913,7 +1900,7 @@
               <w:bidi w:val="0"/>
               <w:adjustRightInd w:val="0"/>
               <w:snapToGrid w:val="0"/>
-              <w:ind w:left="0" w:leftChars="0" w:right="0" w:rightChars="0" w:firstLine="0" w:firstLineChars="0"/>
+              <w:ind w:left="0" w:right="0" w:firstLine="0" w:leftChars="0" w:rightChars="0" w:firstLineChars="0"/>
               <w:jc w:val="center"/>
               <w:textAlignment w:val="baseline"/>
             </w:pPr>
@@ -1925,7 +1912,7 @@
           </w:tcPr>
           <w:p>
             <w:pPr>
-              <w:pStyle w:val="27"/>
+              <w:pStyle w:val="TableText"/>
               <w:keepNext w:val="0"/>
               <w:keepLines w:val="0"/>
               <w:pageBreakBefore w:val="0"/>
@@ -1938,7 +1925,7 @@
               <w:bidi w:val="0"/>
               <w:adjustRightInd w:val="0"/>
               <w:snapToGrid w:val="0"/>
-              <w:ind w:left="0" w:leftChars="0" w:right="0" w:rightChars="0" w:firstLine="0" w:firstLineChars="0"/>
+              <w:ind w:left="0" w:right="0" w:firstLine="0" w:leftChars="0" w:rightChars="0" w:firstLineChars="0"/>
               <w:jc w:val="center"/>
               <w:textAlignment w:val="baseline"/>
             </w:pPr>
@@ -1950,7 +1937,7 @@
           </w:tcPr>
           <w:p>
             <w:pPr>
-              <w:pStyle w:val="27"/>
+              <w:pStyle w:val="TableText"/>
               <w:keepNext w:val="0"/>
               <w:keepLines w:val="0"/>
               <w:pageBreakBefore w:val="0"/>
@@ -1963,7 +1950,7 @@
               <w:bidi w:val="0"/>
               <w:adjustRightInd w:val="0"/>
               <w:snapToGrid w:val="0"/>
-              <w:ind w:left="0" w:leftChars="0" w:right="0" w:rightChars="0" w:firstLine="0" w:firstLineChars="0"/>
+              <w:ind w:left="0" w:right="0" w:firstLine="0" w:leftChars="0" w:rightChars="0" w:firstLineChars="0"/>
               <w:jc w:val="center"/>
               <w:textAlignment w:val="baseline"/>
             </w:pPr>
@@ -1995,7 +1982,7 @@
     <w:sdt>
       <w:sdtPr>
         <w:rPr>
-          <w:rFonts w:ascii="宋体" w:hAnsi="宋体" w:eastAsia="宋体" w:cs="Arial"/>
+          <w:rFonts w:ascii="宋体" w:eastAsia="宋体" w:hAnsi="宋体" w:cs="Arial"/>
           <w:snapToGrid w:val="0"/>
           <w:color w:val="000000"/>
           <w:kern w:val="0"/>
@@ -2011,7 +1998,7 @@
       </w:sdtPr>
       <w:sdtEndPr>
         <w:rPr>
-          <w:rFonts w:hint="eastAsia" w:ascii="宋体" w:hAnsi="宋体" w:eastAsia="宋体" w:cs="宋体"/>
+          <w:rFonts w:ascii="宋体" w:eastAsia="宋体" w:hAnsi="宋体" w:cs="宋体" w:hint="eastAsia"/>
           <w:snapToGrid w:val="0"/>
           <w:color w:val="000000"/>
           <w:kern w:val="0"/>
@@ -2037,18 +2024,18 @@
             <w:adjustRightInd w:val="0"/>
             <w:snapToGrid w:val="0"/>
             <w:spacing w:before="0" w:beforeLines="0" w:after="0" w:afterLines="0" w:line="240" w:lineRule="auto"/>
-            <w:ind w:left="0" w:leftChars="0" w:right="0" w:rightChars="0" w:firstLine="0" w:firstLineChars="0"/>
+            <w:ind w:left="0" w:right="0" w:firstLine="0" w:leftChars="0" w:rightChars="0" w:firstLineChars="0"/>
             <w:jc w:val="center"/>
             <w:textAlignment w:val="baseline"/>
             <w:rPr>
-              <w:rFonts w:hint="eastAsia" w:ascii="宋体" w:hAnsi="宋体" w:eastAsia="宋体" w:cs="宋体"/>
+              <w:rFonts w:ascii="宋体" w:eastAsia="宋体" w:hAnsi="宋体" w:cs="宋体" w:hint="eastAsia"/>
               <w:sz w:val="24"/>
               <w:szCs w:val="24"/>
             </w:rPr>
           </w:pPr>
           <w:r>
             <w:rPr>
-              <w:rFonts w:hint="eastAsia" w:ascii="宋体" w:hAnsi="宋体" w:eastAsia="宋体" w:cs="宋体"/>
+              <w:rFonts w:ascii="宋体" w:eastAsia="宋体" w:hAnsi="宋体" w:cs="宋体" w:hint="eastAsia"/>
               <w:sz w:val="24"/>
               <w:szCs w:val="24"/>
             </w:rPr>
@@ -2057,16 +2044,14 @@
         </w:p>
         <w:p>
           <w:pPr>
-            <w:pStyle w:val="16"/>
+            <w:pStyle w:val="TOC1"/>
             <w:tabs>
               <w:tab w:val="right" w:leader="dot" w:pos="8306"/>
             </w:tabs>
           </w:pPr>
-          <w:bookmarkStart w:id="21" w:name="_GoBack"/>
-          <w:bookmarkEnd w:id="21"/>
-          <w:r>
-            <w:rPr>
-              <w:rFonts w:hint="eastAsia" w:ascii="宋体" w:hAnsi="宋体" w:eastAsia="宋体" w:cs="宋体"/>
+          <w:r>
+            <w:rPr>
+              <w:rFonts w:ascii="宋体" w:eastAsia="宋体" w:hAnsi="宋体" w:cs="宋体" w:hint="eastAsia"/>
               <w:sz w:val="24"/>
               <w:szCs w:val="24"/>
             </w:rPr>
@@ -2074,7 +2059,7 @@
           </w:r>
           <w:r>
             <w:rPr>
-              <w:rFonts w:hint="eastAsia" w:ascii="宋体" w:hAnsi="宋体" w:eastAsia="宋体" w:cs="宋体"/>
+              <w:rFonts w:ascii="宋体" w:eastAsia="宋体" w:hAnsi="宋体" w:cs="宋体" w:hint="eastAsia"/>
               <w:sz w:val="24"/>
               <w:szCs w:val="24"/>
             </w:rPr>
@@ -2082,7 +2067,7 @@
           </w:r>
           <w:r>
             <w:rPr>
-              <w:rFonts w:hint="eastAsia" w:ascii="宋体" w:hAnsi="宋体" w:eastAsia="宋体" w:cs="宋体"/>
+              <w:rFonts w:ascii="宋体" w:eastAsia="宋体" w:hAnsi="宋体" w:cs="宋体" w:hint="eastAsia"/>
               <w:sz w:val="24"/>
               <w:szCs w:val="24"/>
             </w:rPr>
@@ -2090,21 +2075,21 @@
           </w:r>
           <w:r>
             <w:rPr>
-              <w:rFonts w:hint="eastAsia" w:ascii="宋体" w:hAnsi="宋体" w:eastAsia="宋体" w:cs="宋体"/>
+              <w:rFonts w:ascii="宋体" w:eastAsia="宋体" w:hAnsi="宋体" w:cs="宋体" w:hint="eastAsia"/>
               <w:szCs w:val="24"/>
             </w:rPr>
             <w:fldChar w:fldCharType="begin"/>
           </w:r>
           <w:r>
             <w:rPr>
-              <w:rFonts w:hint="eastAsia" w:ascii="宋体" w:hAnsi="宋体" w:eastAsia="宋体" w:cs="宋体"/>
+              <w:rFonts w:ascii="宋体" w:eastAsia="宋体" w:hAnsi="宋体" w:cs="宋体" w:hint="eastAsia"/>
               <w:szCs w:val="24"/>
             </w:rPr>
             <w:instrText xml:space="preserve"> HYPERLINK \l _Toc12610 </w:instrText>
           </w:r>
           <w:r>
             <w:rPr>
-              <w:rFonts w:hint="eastAsia" w:ascii="宋体" w:hAnsi="宋体" w:eastAsia="宋体" w:cs="宋体"/>
+              <w:rFonts w:ascii="宋体" w:eastAsia="宋体" w:hAnsi="宋体" w:cs="宋体" w:hint="eastAsia"/>
               <w:szCs w:val="24"/>
             </w:rPr>
             <w:fldChar w:fldCharType="separate"/>
@@ -2136,7 +2121,7 @@
           </w:r>
           <w:r>
             <w:rPr>
-              <w:rFonts w:hint="eastAsia" w:ascii="宋体" w:hAnsi="宋体" w:eastAsia="宋体" w:cs="宋体"/>
+              <w:rFonts w:ascii="宋体" w:eastAsia="宋体" w:hAnsi="宋体" w:cs="宋体" w:hint="eastAsia"/>
               <w:szCs w:val="24"/>
             </w:rPr>
             <w:fldChar w:fldCharType="end"/>
@@ -2144,28 +2129,28 @@
         </w:p>
         <w:p>
           <w:pPr>
-            <w:pStyle w:val="16"/>
+            <w:pStyle w:val="TOC1"/>
             <w:tabs>
               <w:tab w:val="right" w:leader="dot" w:pos="8306"/>
             </w:tabs>
           </w:pPr>
           <w:r>
             <w:rPr>
-              <w:rFonts w:hint="eastAsia" w:ascii="宋体" w:hAnsi="宋体" w:eastAsia="宋体" w:cs="宋体"/>
+              <w:rFonts w:ascii="宋体" w:eastAsia="宋体" w:hAnsi="宋体" w:cs="宋体" w:hint="eastAsia"/>
               <w:szCs w:val="24"/>
             </w:rPr>
             <w:fldChar w:fldCharType="begin"/>
           </w:r>
           <w:r>
             <w:rPr>
-              <w:rFonts w:hint="eastAsia" w:ascii="宋体" w:hAnsi="宋体" w:eastAsia="宋体" w:cs="宋体"/>
+              <w:rFonts w:ascii="宋体" w:eastAsia="宋体" w:hAnsi="宋体" w:cs="宋体" w:hint="eastAsia"/>
               <w:szCs w:val="24"/>
             </w:rPr>
             <w:instrText xml:space="preserve"> HYPERLINK \l _Toc22391 </w:instrText>
           </w:r>
           <w:r>
             <w:rPr>
-              <w:rFonts w:hint="eastAsia" w:ascii="宋体" w:hAnsi="宋体" w:eastAsia="宋体" w:cs="宋体"/>
+              <w:rFonts w:ascii="宋体" w:eastAsia="宋体" w:hAnsi="宋体" w:cs="宋体" w:hint="eastAsia"/>
               <w:szCs w:val="24"/>
             </w:rPr>
             <w:fldChar w:fldCharType="separate"/>
@@ -2197,7 +2182,7 @@
           </w:r>
           <w:r>
             <w:rPr>
-              <w:rFonts w:hint="eastAsia" w:ascii="宋体" w:hAnsi="宋体" w:eastAsia="宋体" w:cs="宋体"/>
+              <w:rFonts w:ascii="宋体" w:eastAsia="宋体" w:hAnsi="宋体" w:cs="宋体" w:hint="eastAsia"/>
               <w:szCs w:val="24"/>
             </w:rPr>
             <w:fldChar w:fldCharType="end"/>
@@ -2205,28 +2190,28 @@
         </w:p>
         <w:p>
           <w:pPr>
-            <w:pStyle w:val="16"/>
+            <w:pStyle w:val="TOC1"/>
             <w:tabs>
               <w:tab w:val="right" w:leader="dot" w:pos="8306"/>
             </w:tabs>
           </w:pPr>
           <w:r>
             <w:rPr>
-              <w:rFonts w:hint="eastAsia" w:ascii="宋体" w:hAnsi="宋体" w:eastAsia="宋体" w:cs="宋体"/>
+              <w:rFonts w:ascii="宋体" w:eastAsia="宋体" w:hAnsi="宋体" w:cs="宋体" w:hint="eastAsia"/>
               <w:szCs w:val="24"/>
             </w:rPr>
             <w:fldChar w:fldCharType="begin"/>
           </w:r>
           <w:r>
             <w:rPr>
-              <w:rFonts w:hint="eastAsia" w:ascii="宋体" w:hAnsi="宋体" w:eastAsia="宋体" w:cs="宋体"/>
+              <w:rFonts w:ascii="宋体" w:eastAsia="宋体" w:hAnsi="宋体" w:cs="宋体" w:hint="eastAsia"/>
               <w:szCs w:val="24"/>
             </w:rPr>
             <w:instrText xml:space="preserve"> HYPERLINK \l _Toc19419 </w:instrText>
           </w:r>
           <w:r>
             <w:rPr>
-              <w:rFonts w:hint="eastAsia" w:ascii="宋体" w:hAnsi="宋体" w:eastAsia="宋体" w:cs="宋体"/>
+              <w:rFonts w:ascii="宋体" w:eastAsia="宋体" w:hAnsi="宋体" w:cs="宋体" w:hint="eastAsia"/>
               <w:szCs w:val="24"/>
             </w:rPr>
             <w:fldChar w:fldCharType="separate"/>
@@ -2258,7 +2243,7 @@
           </w:r>
           <w:r>
             <w:rPr>
-              <w:rFonts w:hint="eastAsia" w:ascii="宋体" w:hAnsi="宋体" w:eastAsia="宋体" w:cs="宋体"/>
+              <w:rFonts w:ascii="宋体" w:eastAsia="宋体" w:hAnsi="宋体" w:cs="宋体" w:hint="eastAsia"/>
               <w:szCs w:val="24"/>
             </w:rPr>
             <w:fldChar w:fldCharType="end"/>
@@ -2266,28 +2251,28 @@
         </w:p>
         <w:p>
           <w:pPr>
-            <w:pStyle w:val="17"/>
+            <w:pStyle w:val="TOC2"/>
             <w:tabs>
               <w:tab w:val="right" w:leader="dot" w:pos="8306"/>
             </w:tabs>
           </w:pPr>
           <w:r>
             <w:rPr>
-              <w:rFonts w:hint="eastAsia" w:ascii="宋体" w:hAnsi="宋体" w:eastAsia="宋体" w:cs="宋体"/>
+              <w:rFonts w:ascii="宋体" w:eastAsia="宋体" w:hAnsi="宋体" w:cs="宋体" w:hint="eastAsia"/>
               <w:szCs w:val="24"/>
             </w:rPr>
             <w:fldChar w:fldCharType="begin"/>
           </w:r>
           <w:r>
             <w:rPr>
-              <w:rFonts w:hint="eastAsia" w:ascii="宋体" w:hAnsi="宋体" w:eastAsia="宋体" w:cs="宋体"/>
+              <w:rFonts w:ascii="宋体" w:eastAsia="宋体" w:hAnsi="宋体" w:cs="宋体" w:hint="eastAsia"/>
               <w:szCs w:val="24"/>
             </w:rPr>
             <w:instrText xml:space="preserve"> HYPERLINK \l _Toc4117 </w:instrText>
           </w:r>
           <w:r>
             <w:rPr>
-              <w:rFonts w:hint="eastAsia" w:ascii="宋体" w:hAnsi="宋体" w:eastAsia="宋体" w:cs="宋体"/>
+              <w:rFonts w:ascii="宋体" w:eastAsia="宋体" w:hAnsi="宋体" w:cs="宋体" w:hint="eastAsia"/>
               <w:szCs w:val="24"/>
             </w:rPr>
             <w:fldChar w:fldCharType="separate"/>
@@ -2319,7 +2304,7 @@
           </w:r>
           <w:r>
             <w:rPr>
-              <w:rFonts w:hint="eastAsia" w:ascii="宋体" w:hAnsi="宋体" w:eastAsia="宋体" w:cs="宋体"/>
+              <w:rFonts w:ascii="宋体" w:eastAsia="宋体" w:hAnsi="宋体" w:cs="宋体" w:hint="eastAsia"/>
               <w:szCs w:val="24"/>
             </w:rPr>
             <w:fldChar w:fldCharType="end"/>
@@ -2327,28 +2312,28 @@
         </w:p>
         <w:p>
           <w:pPr>
-            <w:pStyle w:val="17"/>
+            <w:pStyle w:val="TOC2"/>
             <w:tabs>
               <w:tab w:val="right" w:leader="dot" w:pos="8306"/>
             </w:tabs>
           </w:pPr>
           <w:r>
             <w:rPr>
-              <w:rFonts w:hint="eastAsia" w:ascii="宋体" w:hAnsi="宋体" w:eastAsia="宋体" w:cs="宋体"/>
+              <w:rFonts w:ascii="宋体" w:eastAsia="宋体" w:hAnsi="宋体" w:cs="宋体" w:hint="eastAsia"/>
               <w:szCs w:val="24"/>
             </w:rPr>
             <w:fldChar w:fldCharType="begin"/>
           </w:r>
           <w:r>
             <w:rPr>
-              <w:rFonts w:hint="eastAsia" w:ascii="宋体" w:hAnsi="宋体" w:eastAsia="宋体" w:cs="宋体"/>
+              <w:rFonts w:ascii="宋体" w:eastAsia="宋体" w:hAnsi="宋体" w:cs="宋体" w:hint="eastAsia"/>
               <w:szCs w:val="24"/>
             </w:rPr>
             <w:instrText xml:space="preserve"> HYPERLINK \l _Toc7137 </w:instrText>
           </w:r>
           <w:r>
             <w:rPr>
-              <w:rFonts w:hint="eastAsia" w:ascii="宋体" w:hAnsi="宋体" w:eastAsia="宋体" w:cs="宋体"/>
+              <w:rFonts w:ascii="宋体" w:eastAsia="宋体" w:hAnsi="宋体" w:cs="宋体" w:hint="eastAsia"/>
               <w:szCs w:val="24"/>
             </w:rPr>
             <w:fldChar w:fldCharType="separate"/>
@@ -2380,7 +2365,7 @@
           </w:r>
           <w:r>
             <w:rPr>
-              <w:rFonts w:hint="eastAsia" w:ascii="宋体" w:hAnsi="宋体" w:eastAsia="宋体" w:cs="宋体"/>
+              <w:rFonts w:ascii="宋体" w:eastAsia="宋体" w:hAnsi="宋体" w:cs="宋体" w:hint="eastAsia"/>
               <w:szCs w:val="24"/>
             </w:rPr>
             <w:fldChar w:fldCharType="end"/>
@@ -2388,28 +2373,28 @@
         </w:p>
         <w:p>
           <w:pPr>
-            <w:pStyle w:val="17"/>
+            <w:pStyle w:val="TOC2"/>
             <w:tabs>
               <w:tab w:val="right" w:leader="dot" w:pos="8306"/>
             </w:tabs>
           </w:pPr>
           <w:r>
             <w:rPr>
-              <w:rFonts w:hint="eastAsia" w:ascii="宋体" w:hAnsi="宋体" w:eastAsia="宋体" w:cs="宋体"/>
+              <w:rFonts w:ascii="宋体" w:eastAsia="宋体" w:hAnsi="宋体" w:cs="宋体" w:hint="eastAsia"/>
               <w:szCs w:val="24"/>
             </w:rPr>
             <w:fldChar w:fldCharType="begin"/>
           </w:r>
           <w:r>
             <w:rPr>
-              <w:rFonts w:hint="eastAsia" w:ascii="宋体" w:hAnsi="宋体" w:eastAsia="宋体" w:cs="宋体"/>
+              <w:rFonts w:ascii="宋体" w:eastAsia="宋体" w:hAnsi="宋体" w:cs="宋体" w:hint="eastAsia"/>
               <w:szCs w:val="24"/>
             </w:rPr>
             <w:instrText xml:space="preserve"> HYPERLINK \l _Toc30977 </w:instrText>
           </w:r>
           <w:r>
             <w:rPr>
-              <w:rFonts w:hint="eastAsia" w:ascii="宋体" w:hAnsi="宋体" w:eastAsia="宋体" w:cs="宋体"/>
+              <w:rFonts w:ascii="宋体" w:eastAsia="宋体" w:hAnsi="宋体" w:cs="宋体" w:hint="eastAsia"/>
               <w:szCs w:val="24"/>
             </w:rPr>
             <w:fldChar w:fldCharType="separate"/>
@@ -2441,7 +2426,7 @@
           </w:r>
           <w:r>
             <w:rPr>
-              <w:rFonts w:hint="eastAsia" w:ascii="宋体" w:hAnsi="宋体" w:eastAsia="宋体" w:cs="宋体"/>
+              <w:rFonts w:ascii="宋体" w:eastAsia="宋体" w:hAnsi="宋体" w:cs="宋体" w:hint="eastAsia"/>
               <w:szCs w:val="24"/>
             </w:rPr>
             <w:fldChar w:fldCharType="end"/>
@@ -2449,28 +2434,28 @@
         </w:p>
         <w:p>
           <w:pPr>
-            <w:pStyle w:val="16"/>
+            <w:pStyle w:val="TOC1"/>
             <w:tabs>
               <w:tab w:val="right" w:leader="dot" w:pos="8306"/>
             </w:tabs>
           </w:pPr>
           <w:r>
             <w:rPr>
-              <w:rFonts w:hint="eastAsia" w:ascii="宋体" w:hAnsi="宋体" w:eastAsia="宋体" w:cs="宋体"/>
+              <w:rFonts w:ascii="宋体" w:eastAsia="宋体" w:hAnsi="宋体" w:cs="宋体" w:hint="eastAsia"/>
               <w:szCs w:val="24"/>
             </w:rPr>
             <w:fldChar w:fldCharType="begin"/>
           </w:r>
           <w:r>
             <w:rPr>
-              <w:rFonts w:hint="eastAsia" w:ascii="宋体" w:hAnsi="宋体" w:eastAsia="宋体" w:cs="宋体"/>
+              <w:rFonts w:ascii="宋体" w:eastAsia="宋体" w:hAnsi="宋体" w:cs="宋体" w:hint="eastAsia"/>
               <w:szCs w:val="24"/>
             </w:rPr>
             <w:instrText xml:space="preserve"> HYPERLINK \l _Toc586 </w:instrText>
           </w:r>
           <w:r>
             <w:rPr>
-              <w:rFonts w:hint="eastAsia" w:ascii="宋体" w:hAnsi="宋体" w:eastAsia="宋体" w:cs="宋体"/>
+              <w:rFonts w:ascii="宋体" w:eastAsia="宋体" w:hAnsi="宋体" w:cs="宋体" w:hint="eastAsia"/>
               <w:szCs w:val="24"/>
             </w:rPr>
             <w:fldChar w:fldCharType="separate"/>
@@ -2502,7 +2487,7 @@
           </w:r>
           <w:r>
             <w:rPr>
-              <w:rFonts w:hint="eastAsia" w:ascii="宋体" w:hAnsi="宋体" w:eastAsia="宋体" w:cs="宋体"/>
+              <w:rFonts w:ascii="宋体" w:eastAsia="宋体" w:hAnsi="宋体" w:cs="宋体" w:hint="eastAsia"/>
               <w:szCs w:val="24"/>
             </w:rPr>
             <w:fldChar w:fldCharType="end"/>
@@ -2510,28 +2495,28 @@
         </w:p>
         <w:p>
           <w:pPr>
-            <w:pStyle w:val="16"/>
+            <w:pStyle w:val="TOC1"/>
             <w:tabs>
               <w:tab w:val="right" w:leader="dot" w:pos="8306"/>
             </w:tabs>
           </w:pPr>
           <w:r>
             <w:rPr>
-              <w:rFonts w:hint="eastAsia" w:ascii="宋体" w:hAnsi="宋体" w:eastAsia="宋体" w:cs="宋体"/>
+              <w:rFonts w:ascii="宋体" w:eastAsia="宋体" w:hAnsi="宋体" w:cs="宋体" w:hint="eastAsia"/>
               <w:szCs w:val="24"/>
             </w:rPr>
             <w:fldChar w:fldCharType="begin"/>
           </w:r>
           <w:r>
             <w:rPr>
-              <w:rFonts w:hint="eastAsia" w:ascii="宋体" w:hAnsi="宋体" w:eastAsia="宋体" w:cs="宋体"/>
+              <w:rFonts w:ascii="宋体" w:eastAsia="宋体" w:hAnsi="宋体" w:cs="宋体" w:hint="eastAsia"/>
               <w:szCs w:val="24"/>
             </w:rPr>
             <w:instrText xml:space="preserve"> HYPERLINK \l _Toc24039 </w:instrText>
           </w:r>
           <w:r>
             <w:rPr>
-              <w:rFonts w:hint="eastAsia" w:ascii="宋体" w:hAnsi="宋体" w:eastAsia="宋体" w:cs="宋体"/>
+              <w:rFonts w:ascii="宋体" w:eastAsia="宋体" w:hAnsi="宋体" w:cs="宋体" w:hint="eastAsia"/>
               <w:szCs w:val="24"/>
             </w:rPr>
             <w:fldChar w:fldCharType="separate"/>
@@ -2563,7 +2548,7 @@
           </w:r>
           <w:r>
             <w:rPr>
-              <w:rFonts w:hint="eastAsia" w:ascii="宋体" w:hAnsi="宋体" w:eastAsia="宋体" w:cs="宋体"/>
+              <w:rFonts w:ascii="宋体" w:eastAsia="宋体" w:hAnsi="宋体" w:cs="宋体" w:hint="eastAsia"/>
               <w:szCs w:val="24"/>
             </w:rPr>
             <w:fldChar w:fldCharType="end"/>
@@ -2571,28 +2556,28 @@
         </w:p>
         <w:p>
           <w:pPr>
-            <w:pStyle w:val="16"/>
+            <w:pStyle w:val="TOC1"/>
             <w:tabs>
               <w:tab w:val="right" w:leader="dot" w:pos="8306"/>
             </w:tabs>
           </w:pPr>
           <w:r>
             <w:rPr>
-              <w:rFonts w:hint="eastAsia" w:ascii="宋体" w:hAnsi="宋体" w:eastAsia="宋体" w:cs="宋体"/>
+              <w:rFonts w:ascii="宋体" w:eastAsia="宋体" w:hAnsi="宋体" w:cs="宋体" w:hint="eastAsia"/>
               <w:szCs w:val="24"/>
             </w:rPr>
             <w:fldChar w:fldCharType="begin"/>
           </w:r>
           <w:r>
             <w:rPr>
-              <w:rFonts w:hint="eastAsia" w:ascii="宋体" w:hAnsi="宋体" w:eastAsia="宋体" w:cs="宋体"/>
+              <w:rFonts w:ascii="宋体" w:eastAsia="宋体" w:hAnsi="宋体" w:cs="宋体" w:hint="eastAsia"/>
               <w:szCs w:val="24"/>
             </w:rPr>
             <w:instrText xml:space="preserve"> HYPERLINK \l _Toc6228 </w:instrText>
           </w:r>
           <w:r>
             <w:rPr>
-              <w:rFonts w:hint="eastAsia" w:ascii="宋体" w:hAnsi="宋体" w:eastAsia="宋体" w:cs="宋体"/>
+              <w:rFonts w:ascii="宋体" w:eastAsia="宋体" w:hAnsi="宋体" w:cs="宋体" w:hint="eastAsia"/>
               <w:szCs w:val="24"/>
             </w:rPr>
             <w:fldChar w:fldCharType="separate"/>
@@ -2624,7 +2609,7 @@
           </w:r>
           <w:r>
             <w:rPr>
-              <w:rFonts w:hint="eastAsia" w:ascii="宋体" w:hAnsi="宋体" w:eastAsia="宋体" w:cs="宋体"/>
+              <w:rFonts w:ascii="宋体" w:eastAsia="宋体" w:hAnsi="宋体" w:cs="宋体" w:hint="eastAsia"/>
               <w:szCs w:val="24"/>
             </w:rPr>
             <w:fldChar w:fldCharType="end"/>
@@ -2632,28 +2617,28 @@
         </w:p>
         <w:p>
           <w:pPr>
-            <w:pStyle w:val="17"/>
+            <w:pStyle w:val="TOC2"/>
             <w:tabs>
               <w:tab w:val="right" w:leader="dot" w:pos="8306"/>
             </w:tabs>
           </w:pPr>
           <w:r>
             <w:rPr>
-              <w:rFonts w:hint="eastAsia" w:ascii="宋体" w:hAnsi="宋体" w:eastAsia="宋体" w:cs="宋体"/>
+              <w:rFonts w:ascii="宋体" w:eastAsia="宋体" w:hAnsi="宋体" w:cs="宋体" w:hint="eastAsia"/>
               <w:szCs w:val="24"/>
             </w:rPr>
             <w:fldChar w:fldCharType="begin"/>
           </w:r>
           <w:r>
             <w:rPr>
-              <w:rFonts w:hint="eastAsia" w:ascii="宋体" w:hAnsi="宋体" w:eastAsia="宋体" w:cs="宋体"/>
+              <w:rFonts w:ascii="宋体" w:eastAsia="宋体" w:hAnsi="宋体" w:cs="宋体" w:hint="eastAsia"/>
               <w:szCs w:val="24"/>
             </w:rPr>
             <w:instrText xml:space="preserve"> HYPERLINK \l _Toc9776 </w:instrText>
           </w:r>
           <w:r>
             <w:rPr>
-              <w:rFonts w:hint="eastAsia" w:ascii="宋体" w:hAnsi="宋体" w:eastAsia="宋体" w:cs="宋体"/>
+              <w:rFonts w:ascii="宋体" w:eastAsia="宋体" w:hAnsi="宋体" w:cs="宋体" w:hint="eastAsia"/>
               <w:szCs w:val="24"/>
             </w:rPr>
             <w:fldChar w:fldCharType="separate"/>
@@ -2685,7 +2670,7 @@
           </w:r>
           <w:r>
             <w:rPr>
-              <w:rFonts w:hint="eastAsia" w:ascii="宋体" w:hAnsi="宋体" w:eastAsia="宋体" w:cs="宋体"/>
+              <w:rFonts w:ascii="宋体" w:eastAsia="宋体" w:hAnsi="宋体" w:cs="宋体" w:hint="eastAsia"/>
               <w:szCs w:val="24"/>
             </w:rPr>
             <w:fldChar w:fldCharType="end"/>
@@ -2693,28 +2678,28 @@
         </w:p>
         <w:p>
           <w:pPr>
-            <w:pStyle w:val="17"/>
+            <w:pStyle w:val="TOC2"/>
             <w:tabs>
               <w:tab w:val="right" w:leader="dot" w:pos="8306"/>
             </w:tabs>
           </w:pPr>
           <w:r>
             <w:rPr>
-              <w:rFonts w:hint="eastAsia" w:ascii="宋体" w:hAnsi="宋体" w:eastAsia="宋体" w:cs="宋体"/>
+              <w:rFonts w:ascii="宋体" w:eastAsia="宋体" w:hAnsi="宋体" w:cs="宋体" w:hint="eastAsia"/>
               <w:szCs w:val="24"/>
             </w:rPr>
             <w:fldChar w:fldCharType="begin"/>
           </w:r>
           <w:r>
             <w:rPr>
-              <w:rFonts w:hint="eastAsia" w:ascii="宋体" w:hAnsi="宋体" w:eastAsia="宋体" w:cs="宋体"/>
+              <w:rFonts w:ascii="宋体" w:eastAsia="宋体" w:hAnsi="宋体" w:cs="宋体" w:hint="eastAsia"/>
               <w:szCs w:val="24"/>
             </w:rPr>
             <w:instrText xml:space="preserve"> HYPERLINK \l _Toc5733 </w:instrText>
           </w:r>
           <w:r>
             <w:rPr>
-              <w:rFonts w:hint="eastAsia" w:ascii="宋体" w:hAnsi="宋体" w:eastAsia="宋体" w:cs="宋体"/>
+              <w:rFonts w:ascii="宋体" w:eastAsia="宋体" w:hAnsi="宋体" w:cs="宋体" w:hint="eastAsia"/>
               <w:szCs w:val="24"/>
             </w:rPr>
             <w:fldChar w:fldCharType="separate"/>
@@ -2746,7 +2731,7 @@
           </w:r>
           <w:r>
             <w:rPr>
-              <w:rFonts w:hint="eastAsia" w:ascii="宋体" w:hAnsi="宋体" w:eastAsia="宋体" w:cs="宋体"/>
+              <w:rFonts w:ascii="宋体" w:eastAsia="宋体" w:hAnsi="宋体" w:cs="宋体" w:hint="eastAsia"/>
               <w:szCs w:val="24"/>
             </w:rPr>
             <w:fldChar w:fldCharType="end"/>
@@ -2754,28 +2739,28 @@
         </w:p>
         <w:p>
           <w:pPr>
-            <w:pStyle w:val="17"/>
+            <w:pStyle w:val="TOC2"/>
             <w:tabs>
               <w:tab w:val="right" w:leader="dot" w:pos="8306"/>
             </w:tabs>
           </w:pPr>
           <w:r>
             <w:rPr>
-              <w:rFonts w:hint="eastAsia" w:ascii="宋体" w:hAnsi="宋体" w:eastAsia="宋体" w:cs="宋体"/>
+              <w:rFonts w:ascii="宋体" w:eastAsia="宋体" w:hAnsi="宋体" w:cs="宋体" w:hint="eastAsia"/>
               <w:szCs w:val="24"/>
             </w:rPr>
             <w:fldChar w:fldCharType="begin"/>
           </w:r>
           <w:r>
             <w:rPr>
-              <w:rFonts w:hint="eastAsia" w:ascii="宋体" w:hAnsi="宋体" w:eastAsia="宋体" w:cs="宋体"/>
+              <w:rFonts w:ascii="宋体" w:eastAsia="宋体" w:hAnsi="宋体" w:cs="宋体" w:hint="eastAsia"/>
               <w:szCs w:val="24"/>
             </w:rPr>
             <w:instrText xml:space="preserve"> HYPERLINK \l _Toc17628 </w:instrText>
           </w:r>
           <w:r>
             <w:rPr>
-              <w:rFonts w:hint="eastAsia" w:ascii="宋体" w:hAnsi="宋体" w:eastAsia="宋体" w:cs="宋体"/>
+              <w:rFonts w:ascii="宋体" w:eastAsia="宋体" w:hAnsi="宋体" w:cs="宋体" w:hint="eastAsia"/>
               <w:szCs w:val="24"/>
             </w:rPr>
             <w:fldChar w:fldCharType="separate"/>
@@ -2807,7 +2792,7 @@
           </w:r>
           <w:r>
             <w:rPr>
-              <w:rFonts w:hint="eastAsia" w:ascii="宋体" w:hAnsi="宋体" w:eastAsia="宋体" w:cs="宋体"/>
+              <w:rFonts w:ascii="宋体" w:eastAsia="宋体" w:hAnsi="宋体" w:cs="宋体" w:hint="eastAsia"/>
               <w:szCs w:val="24"/>
             </w:rPr>
             <w:fldChar w:fldCharType="end"/>
@@ -2815,28 +2800,28 @@
         </w:p>
         <w:p>
           <w:pPr>
-            <w:pStyle w:val="16"/>
+            <w:pStyle w:val="TOC1"/>
             <w:tabs>
               <w:tab w:val="right" w:leader="dot" w:pos="8306"/>
             </w:tabs>
           </w:pPr>
           <w:r>
             <w:rPr>
-              <w:rFonts w:hint="eastAsia" w:ascii="宋体" w:hAnsi="宋体" w:eastAsia="宋体" w:cs="宋体"/>
+              <w:rFonts w:ascii="宋体" w:eastAsia="宋体" w:hAnsi="宋体" w:cs="宋体" w:hint="eastAsia"/>
               <w:szCs w:val="24"/>
             </w:rPr>
             <w:fldChar w:fldCharType="begin"/>
           </w:r>
           <w:r>
             <w:rPr>
-              <w:rFonts w:hint="eastAsia" w:ascii="宋体" w:hAnsi="宋体" w:eastAsia="宋体" w:cs="宋体"/>
+              <w:rFonts w:ascii="宋体" w:eastAsia="宋体" w:hAnsi="宋体" w:cs="宋体" w:hint="eastAsia"/>
               <w:szCs w:val="24"/>
             </w:rPr>
             <w:instrText xml:space="preserve"> HYPERLINK \l _Toc5857 </w:instrText>
           </w:r>
           <w:r>
             <w:rPr>
-              <w:rFonts w:hint="eastAsia" w:ascii="宋体" w:hAnsi="宋体" w:eastAsia="宋体" w:cs="宋体"/>
+              <w:rFonts w:ascii="宋体" w:eastAsia="宋体" w:hAnsi="宋体" w:cs="宋体" w:hint="eastAsia"/>
               <w:szCs w:val="24"/>
             </w:rPr>
             <w:fldChar w:fldCharType="separate"/>
@@ -2868,7 +2853,7 @@
           </w:r>
           <w:r>
             <w:rPr>
-              <w:rFonts w:hint="eastAsia" w:ascii="宋体" w:hAnsi="宋体" w:eastAsia="宋体" w:cs="宋体"/>
+              <w:rFonts w:ascii="宋体" w:eastAsia="宋体" w:hAnsi="宋体" w:cs="宋体" w:hint="eastAsia"/>
               <w:szCs w:val="24"/>
             </w:rPr>
             <w:fldChar w:fldCharType="end"/>
@@ -2876,28 +2861,28 @@
         </w:p>
         <w:p>
           <w:pPr>
-            <w:pStyle w:val="17"/>
+            <w:pStyle w:val="TOC2"/>
             <w:tabs>
               <w:tab w:val="right" w:leader="dot" w:pos="8306"/>
             </w:tabs>
           </w:pPr>
           <w:r>
             <w:rPr>
-              <w:rFonts w:hint="eastAsia" w:ascii="宋体" w:hAnsi="宋体" w:eastAsia="宋体" w:cs="宋体"/>
+              <w:rFonts w:ascii="宋体" w:eastAsia="宋体" w:hAnsi="宋体" w:cs="宋体" w:hint="eastAsia"/>
               <w:szCs w:val="24"/>
             </w:rPr>
             <w:fldChar w:fldCharType="begin"/>
           </w:r>
           <w:r>
             <w:rPr>
-              <w:rFonts w:hint="eastAsia" w:ascii="宋体" w:hAnsi="宋体" w:eastAsia="宋体" w:cs="宋体"/>
+              <w:rFonts w:ascii="宋体" w:eastAsia="宋体" w:hAnsi="宋体" w:cs="宋体" w:hint="eastAsia"/>
               <w:szCs w:val="24"/>
             </w:rPr>
             <w:instrText xml:space="preserve"> HYPERLINK \l _Toc14465 </w:instrText>
           </w:r>
           <w:r>
             <w:rPr>
-              <w:rFonts w:hint="eastAsia" w:ascii="宋体" w:hAnsi="宋体" w:eastAsia="宋体" w:cs="宋体"/>
+              <w:rFonts w:ascii="宋体" w:eastAsia="宋体" w:hAnsi="宋体" w:cs="宋体" w:hint="eastAsia"/>
               <w:szCs w:val="24"/>
             </w:rPr>
             <w:fldChar w:fldCharType="separate"/>
@@ -2929,7 +2914,7 @@
           </w:r>
           <w:r>
             <w:rPr>
-              <w:rFonts w:hint="eastAsia" w:ascii="宋体" w:hAnsi="宋体" w:eastAsia="宋体" w:cs="宋体"/>
+              <w:rFonts w:ascii="宋体" w:eastAsia="宋体" w:hAnsi="宋体" w:cs="宋体" w:hint="eastAsia"/>
               <w:szCs w:val="24"/>
             </w:rPr>
             <w:fldChar w:fldCharType="end"/>
@@ -2937,28 +2922,28 @@
         </w:p>
         <w:p>
           <w:pPr>
-            <w:pStyle w:val="17"/>
+            <w:pStyle w:val="TOC2"/>
             <w:tabs>
               <w:tab w:val="right" w:leader="dot" w:pos="8306"/>
             </w:tabs>
           </w:pPr>
           <w:r>
             <w:rPr>
-              <w:rFonts w:hint="eastAsia" w:ascii="宋体" w:hAnsi="宋体" w:eastAsia="宋体" w:cs="宋体"/>
+              <w:rFonts w:ascii="宋体" w:eastAsia="宋体" w:hAnsi="宋体" w:cs="宋体" w:hint="eastAsia"/>
               <w:szCs w:val="24"/>
             </w:rPr>
             <w:fldChar w:fldCharType="begin"/>
           </w:r>
           <w:r>
             <w:rPr>
-              <w:rFonts w:hint="eastAsia" w:ascii="宋体" w:hAnsi="宋体" w:eastAsia="宋体" w:cs="宋体"/>
+              <w:rFonts w:ascii="宋体" w:eastAsia="宋体" w:hAnsi="宋体" w:cs="宋体" w:hint="eastAsia"/>
               <w:szCs w:val="24"/>
             </w:rPr>
             <w:instrText xml:space="preserve"> HYPERLINK \l _Toc15557 </w:instrText>
           </w:r>
           <w:r>
             <w:rPr>
-              <w:rFonts w:hint="eastAsia" w:ascii="宋体" w:hAnsi="宋体" w:eastAsia="宋体" w:cs="宋体"/>
+              <w:rFonts w:ascii="宋体" w:eastAsia="宋体" w:hAnsi="宋体" w:cs="宋体" w:hint="eastAsia"/>
               <w:szCs w:val="24"/>
             </w:rPr>
             <w:fldChar w:fldCharType="separate"/>
@@ -2990,7 +2975,7 @@
           </w:r>
           <w:r>
             <w:rPr>
-              <w:rFonts w:hint="eastAsia" w:ascii="宋体" w:hAnsi="宋体" w:eastAsia="宋体" w:cs="宋体"/>
+              <w:rFonts w:ascii="宋体" w:eastAsia="宋体" w:hAnsi="宋体" w:cs="宋体" w:hint="eastAsia"/>
               <w:szCs w:val="24"/>
             </w:rPr>
             <w:fldChar w:fldCharType="end"/>
@@ -2998,28 +2983,28 @@
         </w:p>
         <w:p>
           <w:pPr>
-            <w:pStyle w:val="17"/>
+            <w:pStyle w:val="TOC2"/>
             <w:tabs>
               <w:tab w:val="right" w:leader="dot" w:pos="8306"/>
             </w:tabs>
           </w:pPr>
           <w:r>
             <w:rPr>
-              <w:rFonts w:hint="eastAsia" w:ascii="宋体" w:hAnsi="宋体" w:eastAsia="宋体" w:cs="宋体"/>
+              <w:rFonts w:ascii="宋体" w:eastAsia="宋体" w:hAnsi="宋体" w:cs="宋体" w:hint="eastAsia"/>
               <w:szCs w:val="24"/>
             </w:rPr>
             <w:fldChar w:fldCharType="begin"/>
           </w:r>
           <w:r>
             <w:rPr>
-              <w:rFonts w:hint="eastAsia" w:ascii="宋体" w:hAnsi="宋体" w:eastAsia="宋体" w:cs="宋体"/>
+              <w:rFonts w:ascii="宋体" w:eastAsia="宋体" w:hAnsi="宋体" w:cs="宋体" w:hint="eastAsia"/>
               <w:szCs w:val="24"/>
             </w:rPr>
             <w:instrText xml:space="preserve"> HYPERLINK \l _Toc9211 </w:instrText>
           </w:r>
           <w:r>
             <w:rPr>
-              <w:rFonts w:hint="eastAsia" w:ascii="宋体" w:hAnsi="宋体" w:eastAsia="宋体" w:cs="宋体"/>
+              <w:rFonts w:ascii="宋体" w:eastAsia="宋体" w:hAnsi="宋体" w:cs="宋体" w:hint="eastAsia"/>
               <w:szCs w:val="24"/>
             </w:rPr>
             <w:fldChar w:fldCharType="separate"/>
@@ -3051,7 +3036,7 @@
           </w:r>
           <w:r>
             <w:rPr>
-              <w:rFonts w:hint="eastAsia" w:ascii="宋体" w:hAnsi="宋体" w:eastAsia="宋体" w:cs="宋体"/>
+              <w:rFonts w:ascii="宋体" w:eastAsia="宋体" w:hAnsi="宋体" w:cs="宋体" w:hint="eastAsia"/>
               <w:szCs w:val="24"/>
             </w:rPr>
             <w:fldChar w:fldCharType="end"/>
@@ -3059,28 +3044,28 @@
         </w:p>
         <w:p>
           <w:pPr>
-            <w:pStyle w:val="17"/>
+            <w:pStyle w:val="TOC2"/>
             <w:tabs>
               <w:tab w:val="right" w:leader="dot" w:pos="8306"/>
             </w:tabs>
           </w:pPr>
           <w:r>
             <w:rPr>
-              <w:rFonts w:hint="eastAsia" w:ascii="宋体" w:hAnsi="宋体" w:eastAsia="宋体" w:cs="宋体"/>
+              <w:rFonts w:ascii="宋体" w:eastAsia="宋体" w:hAnsi="宋体" w:cs="宋体" w:hint="eastAsia"/>
               <w:szCs w:val="24"/>
             </w:rPr>
             <w:fldChar w:fldCharType="begin"/>
           </w:r>
           <w:r>
             <w:rPr>
-              <w:rFonts w:hint="eastAsia" w:ascii="宋体" w:hAnsi="宋体" w:eastAsia="宋体" w:cs="宋体"/>
+              <w:rFonts w:ascii="宋体" w:eastAsia="宋体" w:hAnsi="宋体" w:cs="宋体" w:hint="eastAsia"/>
               <w:szCs w:val="24"/>
             </w:rPr>
             <w:instrText xml:space="preserve"> HYPERLINK \l _Toc17417 </w:instrText>
           </w:r>
           <w:r>
             <w:rPr>
-              <w:rFonts w:hint="eastAsia" w:ascii="宋体" w:hAnsi="宋体" w:eastAsia="宋体" w:cs="宋体"/>
+              <w:rFonts w:ascii="宋体" w:eastAsia="宋体" w:hAnsi="宋体" w:cs="宋体" w:hint="eastAsia"/>
               <w:szCs w:val="24"/>
             </w:rPr>
             <w:fldChar w:fldCharType="separate"/>
@@ -3112,7 +3097,7 @@
           </w:r>
           <w:r>
             <w:rPr>
-              <w:rFonts w:hint="eastAsia" w:ascii="宋体" w:hAnsi="宋体" w:eastAsia="宋体" w:cs="宋体"/>
+              <w:rFonts w:ascii="宋体" w:eastAsia="宋体" w:hAnsi="宋体" w:cs="宋体" w:hint="eastAsia"/>
               <w:szCs w:val="24"/>
             </w:rPr>
             <w:fldChar w:fldCharType="end"/>
@@ -3120,28 +3105,28 @@
         </w:p>
         <w:p>
           <w:pPr>
-            <w:pStyle w:val="17"/>
+            <w:pStyle w:val="TOC2"/>
             <w:tabs>
               <w:tab w:val="right" w:leader="dot" w:pos="8306"/>
             </w:tabs>
           </w:pPr>
           <w:r>
             <w:rPr>
-              <w:rFonts w:hint="eastAsia" w:ascii="宋体" w:hAnsi="宋体" w:eastAsia="宋体" w:cs="宋体"/>
+              <w:rFonts w:ascii="宋体" w:eastAsia="宋体" w:hAnsi="宋体" w:cs="宋体" w:hint="eastAsia"/>
               <w:szCs w:val="24"/>
             </w:rPr>
             <w:fldChar w:fldCharType="begin"/>
           </w:r>
           <w:r>
             <w:rPr>
-              <w:rFonts w:hint="eastAsia" w:ascii="宋体" w:hAnsi="宋体" w:eastAsia="宋体" w:cs="宋体"/>
+              <w:rFonts w:ascii="宋体" w:eastAsia="宋体" w:hAnsi="宋体" w:cs="宋体" w:hint="eastAsia"/>
               <w:szCs w:val="24"/>
             </w:rPr>
             <w:instrText xml:space="preserve"> HYPERLINK \l _Toc3524 </w:instrText>
           </w:r>
           <w:r>
             <w:rPr>
-              <w:rFonts w:hint="eastAsia" w:ascii="宋体" w:hAnsi="宋体" w:eastAsia="宋体" w:cs="宋体"/>
+              <w:rFonts w:ascii="宋体" w:eastAsia="宋体" w:hAnsi="宋体" w:cs="宋体" w:hint="eastAsia"/>
               <w:szCs w:val="24"/>
             </w:rPr>
             <w:fldChar w:fldCharType="separate"/>
@@ -3173,7 +3158,7 @@
           </w:r>
           <w:r>
             <w:rPr>
-              <w:rFonts w:hint="eastAsia" w:ascii="宋体" w:hAnsi="宋体" w:eastAsia="宋体" w:cs="宋体"/>
+              <w:rFonts w:ascii="宋体" w:eastAsia="宋体" w:hAnsi="宋体" w:cs="宋体" w:hint="eastAsia"/>
               <w:szCs w:val="24"/>
             </w:rPr>
             <w:fldChar w:fldCharType="end"/>
@@ -3181,28 +3166,28 @@
         </w:p>
         <w:p>
           <w:pPr>
-            <w:pStyle w:val="16"/>
+            <w:pStyle w:val="TOC1"/>
             <w:tabs>
               <w:tab w:val="right" w:leader="dot" w:pos="8306"/>
             </w:tabs>
           </w:pPr>
           <w:r>
             <w:rPr>
-              <w:rFonts w:hint="eastAsia" w:ascii="宋体" w:hAnsi="宋体" w:eastAsia="宋体" w:cs="宋体"/>
+              <w:rFonts w:ascii="宋体" w:eastAsia="宋体" w:hAnsi="宋体" w:cs="宋体" w:hint="eastAsia"/>
               <w:szCs w:val="24"/>
             </w:rPr>
             <w:fldChar w:fldCharType="begin"/>
           </w:r>
           <w:r>
             <w:rPr>
-              <w:rFonts w:hint="eastAsia" w:ascii="宋体" w:hAnsi="宋体" w:eastAsia="宋体" w:cs="宋体"/>
+              <w:rFonts w:ascii="宋体" w:eastAsia="宋体" w:hAnsi="宋体" w:cs="宋体" w:hint="eastAsia"/>
               <w:szCs w:val="24"/>
             </w:rPr>
             <w:instrText xml:space="preserve"> HYPERLINK \l _Toc29200 </w:instrText>
           </w:r>
           <w:r>
             <w:rPr>
-              <w:rFonts w:hint="eastAsia" w:ascii="宋体" w:hAnsi="宋体" w:eastAsia="宋体" w:cs="宋体"/>
+              <w:rFonts w:ascii="宋体" w:eastAsia="宋体" w:hAnsi="宋体" w:cs="宋体" w:hint="eastAsia"/>
               <w:szCs w:val="24"/>
             </w:rPr>
             <w:fldChar w:fldCharType="separate"/>
@@ -3234,7 +3219,7 @@
           </w:r>
           <w:r>
             <w:rPr>
-              <w:rFonts w:hint="eastAsia" w:ascii="宋体" w:hAnsi="宋体" w:eastAsia="宋体" w:cs="宋体"/>
+              <w:rFonts w:ascii="宋体" w:eastAsia="宋体" w:hAnsi="宋体" w:cs="宋体" w:hint="eastAsia"/>
               <w:szCs w:val="24"/>
             </w:rPr>
             <w:fldChar w:fldCharType="end"/>
@@ -3242,28 +3227,28 @@
         </w:p>
         <w:p>
           <w:pPr>
-            <w:pStyle w:val="16"/>
+            <w:pStyle w:val="TOC1"/>
             <w:tabs>
               <w:tab w:val="right" w:leader="dot" w:pos="8306"/>
             </w:tabs>
           </w:pPr>
           <w:r>
             <w:rPr>
-              <w:rFonts w:hint="eastAsia" w:ascii="宋体" w:hAnsi="宋体" w:eastAsia="宋体" w:cs="宋体"/>
+              <w:rFonts w:ascii="宋体" w:eastAsia="宋体" w:hAnsi="宋体" w:cs="宋体" w:hint="eastAsia"/>
               <w:szCs w:val="24"/>
             </w:rPr>
             <w:fldChar w:fldCharType="begin"/>
           </w:r>
           <w:r>
             <w:rPr>
-              <w:rFonts w:hint="eastAsia" w:ascii="宋体" w:hAnsi="宋体" w:eastAsia="宋体" w:cs="宋体"/>
+              <w:rFonts w:ascii="宋体" w:eastAsia="宋体" w:hAnsi="宋体" w:cs="宋体" w:hint="eastAsia"/>
               <w:szCs w:val="24"/>
             </w:rPr>
             <w:instrText xml:space="preserve"> HYPERLINK \l _Toc802 </w:instrText>
           </w:r>
           <w:r>
             <w:rPr>
-              <w:rFonts w:hint="eastAsia" w:ascii="宋体" w:hAnsi="宋体" w:eastAsia="宋体" w:cs="宋体"/>
+              <w:rFonts w:ascii="宋体" w:eastAsia="宋体" w:hAnsi="宋体" w:cs="宋体" w:hint="eastAsia"/>
               <w:szCs w:val="24"/>
             </w:rPr>
             <w:fldChar w:fldCharType="separate"/>
@@ -3302,7 +3287,7 @@
           </w:r>
           <w:r>
             <w:rPr>
-              <w:rFonts w:hint="eastAsia" w:ascii="宋体" w:hAnsi="宋体" w:eastAsia="宋体" w:cs="宋体"/>
+              <w:rFonts w:ascii="宋体" w:eastAsia="宋体" w:hAnsi="宋体" w:cs="宋体" w:hint="eastAsia"/>
               <w:szCs w:val="24"/>
             </w:rPr>
             <w:fldChar w:fldCharType="end"/>
@@ -3310,28 +3295,28 @@
         </w:p>
         <w:p>
           <w:pPr>
-            <w:pStyle w:val="16"/>
+            <w:pStyle w:val="TOC1"/>
             <w:tabs>
               <w:tab w:val="right" w:leader="dot" w:pos="8306"/>
             </w:tabs>
           </w:pPr>
           <w:r>
             <w:rPr>
-              <w:rFonts w:hint="eastAsia" w:ascii="宋体" w:hAnsi="宋体" w:eastAsia="宋体" w:cs="宋体"/>
+              <w:rFonts w:ascii="宋体" w:eastAsia="宋体" w:hAnsi="宋体" w:cs="宋体" w:hint="eastAsia"/>
               <w:szCs w:val="24"/>
             </w:rPr>
             <w:fldChar w:fldCharType="begin"/>
           </w:r>
           <w:r>
             <w:rPr>
-              <w:rFonts w:hint="eastAsia" w:ascii="宋体" w:hAnsi="宋体" w:eastAsia="宋体" w:cs="宋体"/>
+              <w:rFonts w:ascii="宋体" w:eastAsia="宋体" w:hAnsi="宋体" w:cs="宋体" w:hint="eastAsia"/>
               <w:szCs w:val="24"/>
             </w:rPr>
             <w:instrText xml:space="preserve"> HYPERLINK \l _Toc20154 </w:instrText>
           </w:r>
           <w:r>
             <w:rPr>
-              <w:rFonts w:hint="eastAsia" w:ascii="宋体" w:hAnsi="宋体" w:eastAsia="宋体" w:cs="宋体"/>
+              <w:rFonts w:ascii="宋体" w:eastAsia="宋体" w:hAnsi="宋体" w:cs="宋体" w:hint="eastAsia"/>
               <w:szCs w:val="24"/>
             </w:rPr>
             <w:fldChar w:fldCharType="separate"/>
@@ -3363,7 +3348,7 @@
           </w:r>
           <w:r>
             <w:rPr>
-              <w:rFonts w:hint="eastAsia" w:ascii="宋体" w:hAnsi="宋体" w:eastAsia="宋体" w:cs="宋体"/>
+              <w:rFonts w:ascii="宋体" w:eastAsia="宋体" w:hAnsi="宋体" w:cs="宋体" w:hint="eastAsia"/>
               <w:szCs w:val="24"/>
             </w:rPr>
             <w:fldChar w:fldCharType="end"/>
@@ -3386,7 +3371,7 @@
             <w:snapToGrid w:val="0"/>
             <w:textAlignment w:val="baseline"/>
             <w:rPr>
-              <w:rFonts w:hint="eastAsia" w:ascii="宋体" w:hAnsi="宋体" w:eastAsia="宋体" w:cs="宋体"/>
+              <w:rFonts w:ascii="宋体" w:eastAsia="宋体" w:hAnsi="宋体" w:cs="宋体" w:hint="eastAsia"/>
               <w:snapToGrid w:val="0"/>
               <w:color w:val="000000"/>
               <w:kern w:val="0"/>
@@ -3397,7 +3382,7 @@
           </w:pPr>
           <w:r>
             <w:rPr>
-              <w:rFonts w:hint="eastAsia" w:ascii="宋体" w:hAnsi="宋体" w:eastAsia="宋体" w:cs="宋体"/>
+              <w:rFonts w:ascii="宋体" w:eastAsia="宋体" w:hAnsi="宋体" w:cs="宋体" w:hint="eastAsia"/>
               <w:szCs w:val="24"/>
             </w:rPr>
             <w:fldChar w:fldCharType="end"/>
@@ -3422,7 +3407,7 @@
         <w:snapToGrid w:val="0"/>
         <w:textAlignment w:val="baseline"/>
         <w:rPr>
-          <w:rFonts w:ascii="Arial" w:hAnsi="Arial" w:eastAsia="Arial" w:cs="Arial"/>
+          <w:rFonts w:ascii="Arial" w:eastAsia="Arial" w:hAnsi="Arial" w:cs="Arial"/>
           <w:snapToGrid w:val="0"/>
           <w:color w:val="000000"/>
           <w:kern w:val="0"/>
@@ -3433,7 +3418,7 @@
       </w:pPr>
       <w:r>
         <w:rPr>
-          <w:rFonts w:ascii="Arial" w:hAnsi="Arial" w:eastAsia="Arial" w:cs="Arial"/>
+          <w:rFonts w:ascii="Arial" w:eastAsia="Arial" w:hAnsi="Arial" w:cs="Arial"/>
           <w:snapToGrid w:val="0"/>
           <w:color w:val="000000"/>
           <w:kern w:val="0"/>
@@ -3446,7 +3431,7 @@
     </w:p>
     <w:p>
       <w:pPr>
-        <w:pStyle w:val="28"/>
+        <w:pStyle w:val="1"/>
         <w:keepNext w:val="0"/>
         <w:keepLines w:val="0"/>
         <w:pageBreakBefore w:val="0"/>
@@ -3466,7 +3451,7 @@
           <w:lang w:val="en-US" w:eastAsia="zh-CN"/>
         </w:rPr>
       </w:pPr>
-      <w:bookmarkStart w:id="2" w:name="_Toc19419"/>
+      <w:bookmarkStart w:id="3" w:name="_Toc19419"/>
       <w:r>
         <w:rPr>
           <w:rFonts w:hint="default"/>
@@ -3474,11 +3459,11 @@
         </w:rPr>
         <w:t>总则</w:t>
       </w:r>
-      <w:bookmarkEnd w:id="2"/>
+      <w:bookmarkEnd w:id="3"/>
     </w:p>
     <w:p>
       <w:pPr>
-        <w:pStyle w:val="30"/>
+        <w:pStyle w:val="2"/>
         <w:keepNext w:val="0"/>
         <w:keepLines w:val="0"/>
         <w:pageBreakBefore w:val="0"/>
@@ -3498,7 +3483,7 @@
           <w:lang w:val="en-US" w:eastAsia="zh-CN"/>
         </w:rPr>
       </w:pPr>
-      <w:bookmarkStart w:id="3" w:name="_Toc4117"/>
+      <w:bookmarkStart w:id="4" w:name="_Toc4117"/>
       <w:r>
         <w:rPr>
           <w:rFonts w:hint="default"/>
@@ -3506,11 +3491,11 @@
         </w:rPr>
         <w:t>目的</w:t>
       </w:r>
-      <w:bookmarkEnd w:id="3"/>
+      <w:bookmarkEnd w:id="4"/>
     </w:p>
     <w:p>
       <w:pPr>
-        <w:pStyle w:val="29"/>
+        <w:pStyle w:val="a1"/>
         <w:keepNext w:val="0"/>
         <w:keepLines w:val="0"/>
         <w:pageBreakBefore w:val="0"/>
@@ -3540,7 +3525,7 @@
     </w:p>
     <w:p>
       <w:pPr>
-        <w:pStyle w:val="30"/>
+        <w:pStyle w:val="2"/>
         <w:keepNext w:val="0"/>
         <w:keepLines w:val="0"/>
         <w:pageBreakBefore w:val="0"/>
@@ -3560,7 +3545,7 @@
           <w:lang w:val="en-US" w:eastAsia="zh-CN"/>
         </w:rPr>
       </w:pPr>
-      <w:bookmarkStart w:id="4" w:name="_Toc7137"/>
+      <w:bookmarkStart w:id="5" w:name="_Toc7137"/>
       <w:r>
         <w:rPr>
           <w:rFonts w:hint="default"/>
@@ -3568,11 +3553,11 @@
         </w:rPr>
         <w:t>适用范围</w:t>
       </w:r>
-      <w:bookmarkEnd w:id="4"/>
+      <w:bookmarkEnd w:id="5"/>
     </w:p>
     <w:p>
       <w:pPr>
-        <w:pStyle w:val="29"/>
+        <w:pStyle w:val="a1"/>
         <w:keepNext w:val="0"/>
         <w:keepLines w:val="0"/>
         <w:pageBreakBefore w:val="0"/>
@@ -3602,7 +3587,7 @@
     </w:p>
     <w:p>
       <w:pPr>
-        <w:pStyle w:val="30"/>
+        <w:pStyle w:val="2"/>
         <w:keepNext w:val="0"/>
         <w:keepLines w:val="0"/>
         <w:pageBreakBefore w:val="0"/>
@@ -3622,7 +3607,7 @@
           <w:lang w:val="en-US" w:eastAsia="zh-CN"/>
         </w:rPr>
       </w:pPr>
-      <w:bookmarkStart w:id="5" w:name="_Toc30977"/>
+      <w:bookmarkStart w:id="6" w:name="_Toc30977"/>
       <w:r>
         <w:rPr>
           <w:rFonts w:hint="default"/>
@@ -3630,11 +3615,11 @@
         </w:rPr>
         <w:t>原则</w:t>
       </w:r>
-      <w:bookmarkEnd w:id="5"/>
+      <w:bookmarkEnd w:id="6"/>
     </w:p>
     <w:p>
       <w:pPr>
-        <w:pStyle w:val="29"/>
+        <w:pStyle w:val="a1"/>
         <w:keepNext w:val="0"/>
         <w:keepLines w:val="0"/>
         <w:pageBreakBefore w:val="0"/>
@@ -3664,7 +3649,7 @@
     </w:p>
     <w:p>
       <w:pPr>
-        <w:pStyle w:val="29"/>
+        <w:pStyle w:val="a1"/>
         <w:keepNext w:val="0"/>
         <w:keepLines w:val="0"/>
         <w:pageBreakBefore w:val="0"/>
@@ -3694,7 +3679,7 @@
     </w:p>
     <w:p>
       <w:pPr>
-        <w:pStyle w:val="29"/>
+        <w:pStyle w:val="a1"/>
         <w:keepNext w:val="0"/>
         <w:keepLines w:val="0"/>
         <w:pageBreakBefore w:val="0"/>
@@ -3724,7 +3709,7 @@
     </w:p>
     <w:p>
       <w:pPr>
-        <w:pStyle w:val="29"/>
+        <w:pStyle w:val="a1"/>
         <w:keepNext w:val="0"/>
         <w:keepLines w:val="0"/>
         <w:pageBreakBefore w:val="0"/>
@@ -3754,7 +3739,7 @@
     </w:p>
     <w:p>
       <w:pPr>
-        <w:pStyle w:val="29"/>
+        <w:pStyle w:val="a1"/>
         <w:keepNext w:val="0"/>
         <w:keepLines w:val="0"/>
         <w:pageBreakBefore w:val="0"/>
@@ -3784,7 +3769,7 @@
     </w:p>
     <w:p>
       <w:pPr>
-        <w:pStyle w:val="28"/>
+        <w:pStyle w:val="1"/>
         <w:keepNext w:val="0"/>
         <w:keepLines w:val="0"/>
         <w:pageBreakBefore w:val="0"/>
@@ -3804,7 +3789,7 @@
           <w:lang w:val="en-US" w:eastAsia="zh-CN"/>
         </w:rPr>
       </w:pPr>
-      <w:bookmarkStart w:id="6" w:name="_Toc586"/>
+      <w:bookmarkStart w:id="7" w:name="_Toc586"/>
       <w:r>
         <w:rPr>
           <w:rFonts w:hint="default"/>
@@ -3812,11 +3797,11 @@
         </w:rPr>
         <w:t>定义与术语</w:t>
       </w:r>
-      <w:bookmarkEnd w:id="6"/>
+      <w:bookmarkEnd w:id="7"/>
     </w:p>
     <w:p>
       <w:pPr>
-        <w:pStyle w:val="29"/>
+        <w:pStyle w:val="a1"/>
         <w:keepNext w:val="0"/>
         <w:keepLines w:val="0"/>
         <w:pageBreakBefore w:val="0"/>
@@ -3846,7 +3831,7 @@
     </w:p>
     <w:p>
       <w:pPr>
-        <w:pStyle w:val="29"/>
+        <w:pStyle w:val="a1"/>
         <w:keepNext w:val="0"/>
         <w:keepLines w:val="0"/>
         <w:pageBreakBefore w:val="0"/>
@@ -3876,7 +3861,7 @@
     </w:p>
     <w:p>
       <w:pPr>
-        <w:pStyle w:val="29"/>
+        <w:pStyle w:val="a1"/>
         <w:keepNext w:val="0"/>
         <w:keepLines w:val="0"/>
         <w:pageBreakBefore w:val="0"/>
@@ -3906,7 +3891,7 @@
     </w:p>
     <w:p>
       <w:pPr>
-        <w:pStyle w:val="29"/>
+        <w:pStyle w:val="a1"/>
         <w:keepNext w:val="0"/>
         <w:keepLines w:val="0"/>
         <w:pageBreakBefore w:val="0"/>
@@ -3936,7 +3921,7 @@
     </w:p>
     <w:p>
       <w:pPr>
-        <w:pStyle w:val="29"/>
+        <w:pStyle w:val="a1"/>
         <w:keepNext w:val="0"/>
         <w:keepLines w:val="0"/>
         <w:pageBreakBefore w:val="0"/>
@@ -3966,7 +3951,7 @@
     </w:p>
     <w:p>
       <w:pPr>
-        <w:pStyle w:val="28"/>
+        <w:pStyle w:val="1"/>
         <w:keepNext w:val="0"/>
         <w:keepLines w:val="0"/>
         <w:pageBreakBefore w:val="0"/>
@@ -3986,7 +3971,7 @@
           <w:lang w:val="en-US" w:eastAsia="zh-CN"/>
         </w:rPr>
       </w:pPr>
-      <w:bookmarkStart w:id="7" w:name="_Toc24039"/>
+      <w:bookmarkStart w:id="8" w:name="_Toc24039"/>
       <w:r>
         <w:rPr>
           <w:rFonts w:hint="default"/>
@@ -3994,23 +3979,22 @@
         </w:rPr>
         <w:t>角色与职责</w:t>
       </w:r>
-      <w:bookmarkEnd w:id="7"/>
+      <w:bookmarkEnd w:id="8"/>
     </w:p>
     <w:tbl>
       <w:tblPr>
-        <w:tblStyle w:val="20"/>
+        <w:tblStyle w:val="TableNormal"/>
         <w:tblW w:w="9024" w:type="dxa"/>
         <w:tblInd w:w="0" w:type="dxa"/>
         <w:tblBorders>
-          <w:top w:val="single" w:color="auto" w:sz="4" w:space="0"/>
-          <w:left w:val="single" w:color="auto" w:sz="4" w:space="0"/>
-          <w:bottom w:val="single" w:color="auto" w:sz="4" w:space="0"/>
-          <w:right w:val="single" w:color="auto" w:sz="4" w:space="0"/>
-          <w:insideH w:val="single" w:color="auto" w:sz="4" w:space="0"/>
-          <w:insideV w:val="single" w:color="auto" w:sz="4" w:space="0"/>
+          <w:top w:val="single" w:sz="4" w:space="0" w:color="auto"/>
+          <w:left w:val="single" w:sz="4" w:space="0" w:color="auto"/>
+          <w:bottom w:val="single" w:sz="4" w:space="0" w:color="auto"/>
+          <w:right w:val="single" w:sz="4" w:space="0" w:color="auto"/>
+          <w:insideH w:val="single" w:sz="4" w:space="0" w:color="auto"/>
+          <w:insideV w:val="single" w:sz="4" w:space="0" w:color="auto"/>
         </w:tblBorders>
         <w:shd w:val="clear" w:color="auto" w:fill="auto"/>
-        <w:tblLayout w:type="autofit"/>
         <w:tblCellMar>
           <w:top w:w="15" w:type="dxa"/>
           <w:left w:w="15" w:type="dxa"/>
@@ -4025,14 +4009,17 @@
       </w:tblGrid>
       <w:tr>
         <w:tblPrEx>
+          <w:tblW w:w="9024" w:type="dxa"/>
+          <w:tblInd w:w="0" w:type="dxa"/>
           <w:tblBorders>
-            <w:top w:val="single" w:color="auto" w:sz="4" w:space="0"/>
-            <w:left w:val="single" w:color="auto" w:sz="4" w:space="0"/>
-            <w:bottom w:val="single" w:color="auto" w:sz="4" w:space="0"/>
-            <w:right w:val="single" w:color="auto" w:sz="4" w:space="0"/>
-            <w:insideH w:val="single" w:color="auto" w:sz="4" w:space="0"/>
-            <w:insideV w:val="single" w:color="auto" w:sz="4" w:space="0"/>
+            <w:top w:val="single" w:sz="4" w:space="0" w:color="auto"/>
+            <w:left w:val="single" w:sz="4" w:space="0" w:color="auto"/>
+            <w:bottom w:val="single" w:sz="4" w:space="0" w:color="auto"/>
+            <w:right w:val="single" w:sz="4" w:space="0" w:color="auto"/>
+            <w:insideH w:val="single" w:sz="4" w:space="0" w:color="auto"/>
+            <w:insideV w:val="single" w:sz="4" w:space="0" w:color="auto"/>
           </w:tblBorders>
+          <w:shd w:val="clear" w:color="auto" w:fill="auto"/>
           <w:tblCellMar>
             <w:top w:w="15" w:type="dxa"/>
             <w:left w:w="15" w:type="dxa"/>
@@ -4062,10 +4049,10 @@
               <w:widowControl/>
               <w:suppressLineNumbers w:val="0"/>
               <w:spacing w:line="300" w:lineRule="atLeast"/>
-              <w:ind w:left="0" w:leftChars="0" w:right="0" w:rightChars="0" w:firstLine="0" w:firstLineChars="0"/>
+              <w:ind w:left="0" w:right="0" w:firstLine="0" w:leftChars="0" w:rightChars="0" w:firstLineChars="0"/>
               <w:jc w:val="center"/>
               <w:rPr>
-                <w:rFonts w:ascii="Segoe UI" w:hAnsi="Segoe UI" w:eastAsia="Segoe UI" w:cs="Segoe UI"/>
+                <w:rFonts w:ascii="Segoe UI" w:eastAsia="Segoe UI" w:hAnsi="Segoe UI" w:cs="Segoe UI"/>
                 <w:b/>
                 <w:bCs/>
                 <w:i w:val="0"/>
@@ -4079,7 +4066,7 @@
             </w:pPr>
             <w:r>
               <w:rPr>
-                <w:rFonts w:hint="default" w:ascii="Segoe UI" w:hAnsi="Segoe UI" w:eastAsia="Segoe UI" w:cs="Segoe UI"/>
+                <w:rFonts w:ascii="Segoe UI" w:eastAsia="Segoe UI" w:hAnsi="Segoe UI" w:cs="Segoe UI" w:hint="default"/>
                 <w:b/>
                 <w:bCs/>
                 <w:i w:val="0"/>
@@ -4091,7 +4078,7 @@
                 <w:kern w:val="0"/>
                 <w:sz w:val="18"/>
                 <w:szCs w:val="18"/>
-                <w:lang w:val="en-US" w:eastAsia="zh-CN" w:bidi="ar"/>
+                <w:lang w:val="en-US" w:eastAsia="zh-CN"/>
               </w:rPr>
               <w:t>角色</w:t>
             </w:r>
@@ -4116,10 +4103,10 @@
               <w:widowControl/>
               <w:suppressLineNumbers w:val="0"/>
               <w:spacing w:line="300" w:lineRule="atLeast"/>
-              <w:ind w:left="0" w:leftChars="0" w:right="0" w:rightChars="0" w:firstLine="0" w:firstLineChars="0"/>
+              <w:ind w:left="0" w:right="0" w:firstLine="0" w:leftChars="0" w:rightChars="0" w:firstLineChars="0"/>
               <w:jc w:val="center"/>
               <w:rPr>
-                <w:rFonts w:hint="default" w:ascii="Segoe UI" w:hAnsi="Segoe UI" w:eastAsia="Segoe UI" w:cs="Segoe UI"/>
+                <w:rFonts w:ascii="Segoe UI" w:eastAsia="Segoe UI" w:hAnsi="Segoe UI" w:cs="Segoe UI" w:hint="default"/>
                 <w:b/>
                 <w:bCs/>
                 <w:i w:val="0"/>
@@ -4133,7 +4120,7 @@
             </w:pPr>
             <w:r>
               <w:rPr>
-                <w:rFonts w:hint="default" w:ascii="Segoe UI" w:hAnsi="Segoe UI" w:eastAsia="Segoe UI" w:cs="Segoe UI"/>
+                <w:rFonts w:ascii="Segoe UI" w:eastAsia="Segoe UI" w:hAnsi="Segoe UI" w:cs="Segoe UI" w:hint="default"/>
                 <w:b/>
                 <w:bCs/>
                 <w:i w:val="0"/>
@@ -4145,7 +4132,7 @@
                 <w:kern w:val="0"/>
                 <w:sz w:val="18"/>
                 <w:szCs w:val="18"/>
-                <w:lang w:val="en-US" w:eastAsia="zh-CN" w:bidi="ar"/>
+                <w:lang w:val="en-US" w:eastAsia="zh-CN"/>
               </w:rPr>
               <w:t>主要职责</w:t>
             </w:r>
@@ -4170,10 +4157,10 @@
               <w:widowControl/>
               <w:suppressLineNumbers w:val="0"/>
               <w:spacing w:line="300" w:lineRule="atLeast"/>
-              <w:ind w:left="0" w:leftChars="0" w:right="0" w:rightChars="0" w:firstLine="0" w:firstLineChars="0"/>
+              <w:ind w:left="0" w:right="0" w:firstLine="0" w:leftChars="0" w:rightChars="0" w:firstLineChars="0"/>
               <w:jc w:val="center"/>
               <w:rPr>
-                <w:rFonts w:hint="default" w:ascii="Segoe UI" w:hAnsi="Segoe UI" w:eastAsia="Segoe UI" w:cs="Segoe UI"/>
+                <w:rFonts w:ascii="Segoe UI" w:eastAsia="Segoe UI" w:hAnsi="Segoe UI" w:cs="Segoe UI" w:hint="default"/>
                 <w:b/>
                 <w:bCs/>
                 <w:i w:val="0"/>
@@ -4187,7 +4174,7 @@
             </w:pPr>
             <w:r>
               <w:rPr>
-                <w:rFonts w:hint="default" w:ascii="Segoe UI" w:hAnsi="Segoe UI" w:eastAsia="Segoe UI" w:cs="Segoe UI"/>
+                <w:rFonts w:ascii="Segoe UI" w:eastAsia="Segoe UI" w:hAnsi="Segoe UI" w:cs="Segoe UI" w:hint="default"/>
                 <w:b/>
                 <w:bCs/>
                 <w:i w:val="0"/>
@@ -4199,7 +4186,7 @@
                 <w:kern w:val="0"/>
                 <w:sz w:val="18"/>
                 <w:szCs w:val="18"/>
-                <w:lang w:val="en-US" w:eastAsia="zh-CN" w:bidi="ar"/>
+                <w:lang w:val="en-US" w:eastAsia="zh-CN"/>
               </w:rPr>
               <w:t>对应岗位</w:t>
             </w:r>
@@ -4208,250 +4195,8 @@
       </w:tr>
       <w:tr>
         <w:tblPrEx>
-          <w:tblBorders>
-            <w:top w:val="single" w:color="auto" w:sz="4" w:space="0"/>
-            <w:left w:val="single" w:color="auto" w:sz="4" w:space="0"/>
-            <w:bottom w:val="single" w:color="auto" w:sz="4" w:space="0"/>
-            <w:right w:val="single" w:color="auto" w:sz="4" w:space="0"/>
-            <w:insideH w:val="single" w:color="auto" w:sz="4" w:space="0"/>
-            <w:insideV w:val="single" w:color="auto" w:sz="4" w:space="0"/>
-          </w:tblBorders>
-          <w:tblCellMar>
-            <w:top w:w="15" w:type="dxa"/>
-            <w:left w:w="15" w:type="dxa"/>
-            <w:bottom w:w="15" w:type="dxa"/>
-            <w:right w:w="15" w:type="dxa"/>
-          </w:tblCellMar>
-        </w:tblPrEx>
-        <w:tc>
-          <w:tcPr>
-            <w:tcW w:w="2335" w:type="dxa"/>
-            <w:shd w:val="clear" w:color="auto" w:fill="auto"/>
-            <w:tcMar>
-              <w:top w:w="120" w:type="dxa"/>
-              <w:left w:w="0" w:type="dxa"/>
-              <w:bottom w:w="120" w:type="dxa"/>
-              <w:right w:w="192" w:type="dxa"/>
-            </w:tcMar>
-            <w:vAlign w:val="center"/>
-          </w:tcPr>
-          <w:p>
-            <w:pPr>
-              <w:keepNext w:val="0"/>
-              <w:keepLines w:val="0"/>
-              <w:widowControl/>
-              <w:suppressLineNumbers w:val="0"/>
-              <w:spacing w:line="300" w:lineRule="atLeast"/>
-              <w:ind w:left="0" w:leftChars="0" w:right="0" w:rightChars="0" w:firstLine="0" w:firstLineChars="0"/>
-              <w:jc w:val="center"/>
-              <w:rPr>
-                <w:rFonts w:hint="default" w:ascii="Segoe UI" w:hAnsi="Segoe UI" w:eastAsia="Segoe UI" w:cs="Segoe UI"/>
-                <w:i w:val="0"/>
-                <w:iCs w:val="0"/>
-                <w:caps w:val="0"/>
-                <w:color w:val="0F1115"/>
-                <w:spacing w:val="0"/>
-                <w:sz w:val="18"/>
-                <w:szCs w:val="18"/>
-              </w:rPr>
-            </w:pPr>
-            <w:r>
-              <w:rPr>
-                <w:rStyle w:val="23"/>
-                <w:rFonts w:hint="default" w:ascii="Segoe UI" w:hAnsi="Segoe UI" w:eastAsia="Segoe UI" w:cs="Segoe UI"/>
-                <w:b/>
-                <w:bCs/>
-                <w:i w:val="0"/>
-                <w:iCs w:val="0"/>
-                <w:caps w:val="0"/>
-                <w:snapToGrid w:val="0"/>
-                <w:color w:val="000000"/>
-                <w:spacing w:val="0"/>
-                <w:kern w:val="0"/>
-                <w:sz w:val="18"/>
-                <w:szCs w:val="18"/>
-                <w:lang w:val="en-US" w:eastAsia="zh-CN" w:bidi="ar"/>
-              </w:rPr>
-              <w:t>服务连续性负责人</w:t>
-            </w:r>
-          </w:p>
-        </w:tc>
-        <w:tc>
-          <w:tcPr>
-            <w:tcW w:w="4320" w:type="dxa"/>
-            <w:shd w:val="clear" w:color="auto" w:fill="auto"/>
-            <w:tcMar>
-              <w:top w:w="120" w:type="dxa"/>
-              <w:left w:w="192" w:type="dxa"/>
-              <w:bottom w:w="120" w:type="dxa"/>
-              <w:right w:w="192" w:type="dxa"/>
-            </w:tcMar>
-            <w:vAlign w:val="center"/>
-          </w:tcPr>
-          <w:p>
-            <w:pPr>
-              <w:keepNext w:val="0"/>
-              <w:keepLines w:val="0"/>
-              <w:widowControl/>
-              <w:suppressLineNumbers w:val="0"/>
-              <w:spacing w:line="300" w:lineRule="atLeast"/>
-              <w:jc w:val="left"/>
-              <w:rPr>
-                <w:rFonts w:hint="default" w:ascii="Segoe UI" w:hAnsi="Segoe UI" w:eastAsia="Segoe UI" w:cs="Segoe UI"/>
-                <w:i w:val="0"/>
-                <w:iCs w:val="0"/>
-                <w:caps w:val="0"/>
-                <w:color w:val="0F1115"/>
-                <w:spacing w:val="0"/>
-                <w:sz w:val="18"/>
-                <w:szCs w:val="18"/>
-              </w:rPr>
-            </w:pPr>
-            <w:r>
-              <w:rPr>
-                <w:rFonts w:hint="default" w:ascii="Segoe UI" w:hAnsi="Segoe UI" w:eastAsia="Segoe UI" w:cs="Segoe UI"/>
-                <w:i w:val="0"/>
-                <w:iCs w:val="0"/>
-                <w:caps w:val="0"/>
-                <w:snapToGrid w:val="0"/>
-                <w:color w:val="000000"/>
-                <w:spacing w:val="0"/>
-                <w:kern w:val="0"/>
-                <w:sz w:val="18"/>
-                <w:szCs w:val="18"/>
-                <w:lang w:val="en-US" w:eastAsia="zh-CN" w:bidi="ar"/>
-              </w:rPr>
-              <w:t>1. 负责公司级服务连续性管理体系的建立与维护。</w:t>
-            </w:r>
-            <w:r>
-              <w:rPr>
-                <w:rFonts w:hint="default" w:ascii="Segoe UI" w:hAnsi="Segoe UI" w:eastAsia="Segoe UI" w:cs="Segoe UI"/>
-                <w:i w:val="0"/>
-                <w:iCs w:val="0"/>
-                <w:caps w:val="0"/>
-                <w:snapToGrid w:val="0"/>
-                <w:color w:val="000000"/>
-                <w:spacing w:val="0"/>
-                <w:kern w:val="0"/>
-                <w:sz w:val="18"/>
-                <w:szCs w:val="18"/>
-                <w:lang w:val="en-US" w:eastAsia="zh-CN" w:bidi="ar"/>
-              </w:rPr>
-              <w:br w:type="textWrapping"/>
-            </w:r>
-            <w:r>
-              <w:rPr>
-                <w:rFonts w:hint="default" w:ascii="Segoe UI" w:hAnsi="Segoe UI" w:eastAsia="Segoe UI" w:cs="Segoe UI"/>
-                <w:i w:val="0"/>
-                <w:iCs w:val="0"/>
-                <w:caps w:val="0"/>
-                <w:snapToGrid w:val="0"/>
-                <w:color w:val="000000"/>
-                <w:spacing w:val="0"/>
-                <w:kern w:val="0"/>
-                <w:sz w:val="18"/>
-                <w:szCs w:val="18"/>
-                <w:lang w:val="en-US" w:eastAsia="zh-CN" w:bidi="ar"/>
-              </w:rPr>
-              <w:t>2. 审批重大连续性策略及预案。</w:t>
-            </w:r>
-            <w:r>
-              <w:rPr>
-                <w:rFonts w:hint="default" w:ascii="Segoe UI" w:hAnsi="Segoe UI" w:eastAsia="Segoe UI" w:cs="Segoe UI"/>
-                <w:i w:val="0"/>
-                <w:iCs w:val="0"/>
-                <w:caps w:val="0"/>
-                <w:snapToGrid w:val="0"/>
-                <w:color w:val="000000"/>
-                <w:spacing w:val="0"/>
-                <w:kern w:val="0"/>
-                <w:sz w:val="18"/>
-                <w:szCs w:val="18"/>
-                <w:lang w:val="en-US" w:eastAsia="zh-CN" w:bidi="ar"/>
-              </w:rPr>
-              <w:br w:type="textWrapping"/>
-            </w:r>
-            <w:r>
-              <w:rPr>
-                <w:rFonts w:hint="default" w:ascii="Segoe UI" w:hAnsi="Segoe UI" w:eastAsia="Segoe UI" w:cs="Segoe UI"/>
-                <w:i w:val="0"/>
-                <w:iCs w:val="0"/>
-                <w:caps w:val="0"/>
-                <w:snapToGrid w:val="0"/>
-                <w:color w:val="000000"/>
-                <w:spacing w:val="0"/>
-                <w:kern w:val="0"/>
-                <w:sz w:val="18"/>
-                <w:szCs w:val="18"/>
-                <w:lang w:val="en-US" w:eastAsia="zh-CN" w:bidi="ar"/>
-              </w:rPr>
-              <w:t>3. 在重大事件中担任应急指挥决策者。</w:t>
-            </w:r>
-          </w:p>
-        </w:tc>
-        <w:tc>
-          <w:tcPr>
-            <w:tcW w:w="2369" w:type="dxa"/>
-            <w:shd w:val="clear" w:color="auto" w:fill="auto"/>
-            <w:tcMar>
-              <w:top w:w="120" w:type="dxa"/>
-              <w:left w:w="192" w:type="dxa"/>
-              <w:bottom w:w="120" w:type="dxa"/>
-              <w:right w:w="0" w:type="dxa"/>
-            </w:tcMar>
-            <w:vAlign w:val="center"/>
-          </w:tcPr>
-          <w:p>
-            <w:pPr>
-              <w:keepNext w:val="0"/>
-              <w:keepLines w:val="0"/>
-              <w:widowControl/>
-              <w:suppressLineNumbers w:val="0"/>
-              <w:spacing w:line="300" w:lineRule="atLeast"/>
-              <w:jc w:val="left"/>
-              <w:rPr>
-                <w:rFonts w:hint="default" w:ascii="Segoe UI" w:hAnsi="Segoe UI" w:eastAsia="Segoe UI" w:cs="Segoe UI"/>
-                <w:i w:val="0"/>
-                <w:iCs w:val="0"/>
-                <w:caps w:val="0"/>
-                <w:color w:val="0F1115"/>
-                <w:spacing w:val="0"/>
-                <w:sz w:val="18"/>
-                <w:szCs w:val="18"/>
-              </w:rPr>
-            </w:pPr>
-            <w:r>
-              <w:rPr>
-                <w:rStyle w:val="23"/>
-                <w:rFonts w:hint="default" w:ascii="Segoe UI" w:hAnsi="Segoe UI" w:eastAsia="Segoe UI" w:cs="Segoe UI"/>
-                <w:b/>
-                <w:bCs/>
-                <w:i w:val="0"/>
-                <w:iCs w:val="0"/>
-                <w:caps w:val="0"/>
-                <w:snapToGrid w:val="0"/>
-                <w:color w:val="000000"/>
-                <w:spacing w:val="0"/>
-                <w:kern w:val="0"/>
-                <w:sz w:val="18"/>
-                <w:szCs w:val="18"/>
-                <w:lang w:val="en-US" w:eastAsia="zh-CN" w:bidi="ar"/>
-              </w:rPr>
-              <w:t>应急管理部负责人</w:t>
-            </w:r>
-          </w:p>
-        </w:tc>
-      </w:tr>
-      <w:tr>
-        <w:tblPrEx>
-          <w:tblBorders>
-            <w:top w:val="single" w:color="auto" w:sz="4" w:space="0"/>
-            <w:left w:val="single" w:color="auto" w:sz="4" w:space="0"/>
-            <w:bottom w:val="single" w:color="auto" w:sz="4" w:space="0"/>
-            <w:right w:val="single" w:color="auto" w:sz="4" w:space="0"/>
-            <w:insideH w:val="single" w:color="auto" w:sz="4" w:space="0"/>
-            <w:insideV w:val="single" w:color="auto" w:sz="4" w:space="0"/>
-          </w:tblBorders>
+          <w:tblW w:w="9024" w:type="dxa"/>
+          <w:tblInd w:w="0" w:type="dxa"/>
           <w:shd w:val="clear" w:color="auto" w:fill="auto"/>
           <w:tblCellMar>
             <w:top w:w="15" w:type="dxa"/>
@@ -4479,10 +4224,10 @@
               <w:widowControl/>
               <w:suppressLineNumbers w:val="0"/>
               <w:spacing w:line="300" w:lineRule="atLeast"/>
-              <w:ind w:left="0" w:leftChars="0" w:right="0" w:rightChars="0" w:firstLine="0" w:firstLineChars="0"/>
+              <w:ind w:left="0" w:right="0" w:firstLine="0" w:leftChars="0" w:rightChars="0" w:firstLineChars="0"/>
               <w:jc w:val="center"/>
               <w:rPr>
-                <w:rFonts w:hint="default" w:ascii="Segoe UI" w:hAnsi="Segoe UI" w:eastAsia="Segoe UI" w:cs="Segoe UI"/>
+                <w:rFonts w:ascii="Segoe UI" w:eastAsia="Segoe UI" w:hAnsi="Segoe UI" w:cs="Segoe UI" w:hint="default"/>
                 <w:i w:val="0"/>
                 <w:iCs w:val="0"/>
                 <w:caps w:val="0"/>
@@ -4494,8 +4239,8 @@
             </w:pPr>
             <w:r>
               <w:rPr>
-                <w:rStyle w:val="23"/>
-                <w:rFonts w:hint="default" w:ascii="Segoe UI" w:hAnsi="Segoe UI" w:eastAsia="Segoe UI" w:cs="Segoe UI"/>
+                <w:rStyle w:val="Strong"/>
+                <w:rFonts w:ascii="Segoe UI" w:eastAsia="Segoe UI" w:hAnsi="Segoe UI" w:cs="Segoe UI" w:hint="default"/>
                 <w:b/>
                 <w:bCs/>
                 <w:i w:val="0"/>
@@ -4507,9 +4252,9 @@
                 <w:kern w:val="0"/>
                 <w:sz w:val="18"/>
                 <w:szCs w:val="18"/>
-                <w:lang w:val="en-US" w:eastAsia="zh-CN" w:bidi="ar"/>
-              </w:rPr>
-              <w:t>可用性及连续性管理经理</w:t>
+                <w:lang w:val="en-US" w:eastAsia="zh-CN"/>
+              </w:rPr>
+              <w:t>服务连续性负责人</w:t>
             </w:r>
           </w:p>
         </w:tc>
@@ -4534,7 +4279,7 @@
               <w:spacing w:line="300" w:lineRule="atLeast"/>
               <w:jc w:val="left"/>
               <w:rPr>
-                <w:rFonts w:hint="default" w:ascii="Segoe UI" w:hAnsi="Segoe UI" w:eastAsia="Segoe UI" w:cs="Segoe UI"/>
+                <w:rFonts w:ascii="Segoe UI" w:eastAsia="Segoe UI" w:hAnsi="Segoe UI" w:cs="Segoe UI" w:hint="default"/>
                 <w:i w:val="0"/>
                 <w:iCs w:val="0"/>
                 <w:caps w:val="0"/>
@@ -4546,7 +4291,7 @@
             </w:pPr>
             <w:r>
               <w:rPr>
-                <w:rFonts w:hint="default" w:ascii="Segoe UI" w:hAnsi="Segoe UI" w:eastAsia="Segoe UI" w:cs="Segoe UI"/>
+                <w:rFonts w:ascii="Segoe UI" w:eastAsia="Segoe UI" w:hAnsi="Segoe UI" w:cs="Segoe UI" w:hint="default"/>
                 <w:i w:val="0"/>
                 <w:iCs w:val="0"/>
                 <w:caps w:val="0"/>
@@ -4556,13 +4301,13 @@
                 <w:kern w:val="0"/>
                 <w:sz w:val="18"/>
                 <w:szCs w:val="18"/>
-                <w:lang w:val="en-US" w:eastAsia="zh-CN" w:bidi="ar"/>
-              </w:rPr>
-              <w:t>1. 负责本制度的推行与日常管理。</w:t>
-            </w:r>
-            <w:r>
-              <w:rPr>
-                <w:rFonts w:hint="default" w:ascii="Segoe UI" w:hAnsi="Segoe UI" w:eastAsia="Segoe UI" w:cs="Segoe UI"/>
+                <w:lang w:val="en-US" w:eastAsia="zh-CN"/>
+              </w:rPr>
+              <w:t>1. 负责公司级服务连续性管理体系的建立与维护。</w:t>
+            </w:r>
+            <w:r>
+              <w:rPr>
+                <w:rFonts w:ascii="Segoe UI" w:eastAsia="Segoe UI" w:hAnsi="Segoe UI" w:cs="Segoe UI" w:hint="default"/>
                 <w:i w:val="0"/>
                 <w:iCs w:val="0"/>
                 <w:caps w:val="0"/>
@@ -4572,13 +4317,13 @@
                 <w:kern w:val="0"/>
                 <w:sz w:val="18"/>
                 <w:szCs w:val="18"/>
-                <w:lang w:val="en-US" w:eastAsia="zh-CN" w:bidi="ar"/>
-              </w:rPr>
-              <w:br w:type="textWrapping"/>
-            </w:r>
-            <w:r>
-              <w:rPr>
-                <w:rFonts w:hint="default" w:ascii="Segoe UI" w:hAnsi="Segoe UI" w:eastAsia="Segoe UI" w:cs="Segoe UI"/>
+                <w:lang w:val="en-US" w:eastAsia="zh-CN"/>
+              </w:rPr>
+              <w:br/>
+            </w:r>
+            <w:r>
+              <w:rPr>
+                <w:rFonts w:ascii="Segoe UI" w:eastAsia="Segoe UI" w:hAnsi="Segoe UI" w:cs="Segoe UI" w:hint="default"/>
                 <w:i w:val="0"/>
                 <w:iCs w:val="0"/>
                 <w:caps w:val="0"/>
@@ -4588,13 +4333,13 @@
                 <w:kern w:val="0"/>
                 <w:sz w:val="18"/>
                 <w:szCs w:val="18"/>
-                <w:lang w:val="en-US" w:eastAsia="zh-CN" w:bidi="ar"/>
-              </w:rPr>
-              <w:t>2. 组织业务影响分析、连续性策略制定与预案评审3. 协调组织跨部门连续性演练。</w:t>
-            </w:r>
-            <w:r>
-              <w:rPr>
-                <w:rFonts w:hint="default" w:ascii="Segoe UI" w:hAnsi="Segoe UI" w:eastAsia="Segoe UI" w:cs="Segoe UI"/>
+                <w:lang w:val="en-US" w:eastAsia="zh-CN"/>
+              </w:rPr>
+              <w:t>2. 审批重大连续性策略及预案。</w:t>
+            </w:r>
+            <w:r>
+              <w:rPr>
+                <w:rFonts w:ascii="Segoe UI" w:eastAsia="Segoe UI" w:hAnsi="Segoe UI" w:cs="Segoe UI" w:hint="default"/>
                 <w:i w:val="0"/>
                 <w:iCs w:val="0"/>
                 <w:caps w:val="0"/>
@@ -4604,13 +4349,13 @@
                 <w:kern w:val="0"/>
                 <w:sz w:val="18"/>
                 <w:szCs w:val="18"/>
-                <w:lang w:val="en-US" w:eastAsia="zh-CN" w:bidi="ar"/>
-              </w:rPr>
-              <w:br w:type="textWrapping"/>
-            </w:r>
-            <w:r>
-              <w:rPr>
-                <w:rFonts w:hint="default" w:ascii="Segoe UI" w:hAnsi="Segoe UI" w:eastAsia="Segoe UI" w:cs="Segoe UI"/>
+                <w:lang w:val="en-US" w:eastAsia="zh-CN"/>
+              </w:rPr>
+              <w:br/>
+            </w:r>
+            <w:r>
+              <w:rPr>
+                <w:rFonts w:ascii="Segoe UI" w:eastAsia="Segoe UI" w:hAnsi="Segoe UI" w:cs="Segoe UI" w:hint="default"/>
                 <w:i w:val="0"/>
                 <w:iCs w:val="0"/>
                 <w:caps w:val="0"/>
@@ -4620,9 +4365,9 @@
                 <w:kern w:val="0"/>
                 <w:sz w:val="18"/>
                 <w:szCs w:val="18"/>
-                <w:lang w:val="en-US" w:eastAsia="zh-CN" w:bidi="ar"/>
-              </w:rPr>
-              <w:t>4. 监控与分析服务可用性数据，推动改进。</w:t>
+                <w:lang w:val="en-US" w:eastAsia="zh-CN"/>
+              </w:rPr>
+              <w:t>3. 在重大事件中担任应急指挥决策者。</w:t>
             </w:r>
           </w:p>
         </w:tc>
@@ -4647,7 +4392,7 @@
               <w:spacing w:line="300" w:lineRule="atLeast"/>
               <w:jc w:val="left"/>
               <w:rPr>
-                <w:rFonts w:hint="default" w:ascii="Segoe UI" w:hAnsi="Segoe UI" w:eastAsia="Segoe UI" w:cs="Segoe UI"/>
+                <w:rFonts w:ascii="Segoe UI" w:eastAsia="Segoe UI" w:hAnsi="Segoe UI" w:cs="Segoe UI" w:hint="default"/>
                 <w:i w:val="0"/>
                 <w:iCs w:val="0"/>
                 <w:caps w:val="0"/>
@@ -4659,8 +4404,8 @@
             </w:pPr>
             <w:r>
               <w:rPr>
-                <w:rStyle w:val="23"/>
-                <w:rFonts w:hint="default" w:ascii="Segoe UI" w:hAnsi="Segoe UI" w:eastAsia="Segoe UI" w:cs="Segoe UI"/>
+                <w:rStyle w:val="Strong"/>
+                <w:rFonts w:ascii="Segoe UI" w:eastAsia="Segoe UI" w:hAnsi="Segoe UI" w:cs="Segoe UI" w:hint="default"/>
                 <w:b/>
                 <w:bCs/>
                 <w:i w:val="0"/>
@@ -4672,527 +4417,17 @@
                 <w:kern w:val="0"/>
                 <w:sz w:val="18"/>
                 <w:szCs w:val="18"/>
-                <w:lang w:val="en-US" w:eastAsia="zh-CN" w:bidi="ar"/>
-              </w:rPr>
-              <w:t>数智运营部经理</w:t>
+                <w:lang w:val="en-US" w:eastAsia="zh-CN"/>
+              </w:rPr>
+              <w:t>应急管理部负责人</w:t>
             </w:r>
           </w:p>
         </w:tc>
       </w:tr>
       <w:tr>
         <w:tblPrEx>
-          <w:tblBorders>
-            <w:top w:val="single" w:color="auto" w:sz="4" w:space="0"/>
-            <w:left w:val="single" w:color="auto" w:sz="4" w:space="0"/>
-            <w:bottom w:val="single" w:color="auto" w:sz="4" w:space="0"/>
-            <w:right w:val="single" w:color="auto" w:sz="4" w:space="0"/>
-            <w:insideH w:val="single" w:color="auto" w:sz="4" w:space="0"/>
-            <w:insideV w:val="single" w:color="auto" w:sz="4" w:space="0"/>
-          </w:tblBorders>
-          <w:tblCellMar>
-            <w:top w:w="15" w:type="dxa"/>
-            <w:left w:w="15" w:type="dxa"/>
-            <w:bottom w:w="15" w:type="dxa"/>
-            <w:right w:w="15" w:type="dxa"/>
-          </w:tblCellMar>
-        </w:tblPrEx>
-        <w:tc>
-          <w:tcPr>
-            <w:tcW w:w="2335" w:type="dxa"/>
-            <w:shd w:val="clear" w:color="auto" w:fill="auto"/>
-            <w:tcMar>
-              <w:top w:w="120" w:type="dxa"/>
-              <w:left w:w="0" w:type="dxa"/>
-              <w:bottom w:w="120" w:type="dxa"/>
-              <w:right w:w="192" w:type="dxa"/>
-            </w:tcMar>
-            <w:vAlign w:val="center"/>
-          </w:tcPr>
-          <w:p>
-            <w:pPr>
-              <w:keepNext w:val="0"/>
-              <w:keepLines w:val="0"/>
-              <w:widowControl/>
-              <w:suppressLineNumbers w:val="0"/>
-              <w:spacing w:line="300" w:lineRule="atLeast"/>
-              <w:ind w:left="0" w:leftChars="0" w:right="0" w:rightChars="0" w:firstLine="0" w:firstLineChars="0"/>
-              <w:jc w:val="center"/>
-              <w:rPr>
-                <w:rFonts w:hint="default" w:ascii="Segoe UI" w:hAnsi="Segoe UI" w:eastAsia="Segoe UI" w:cs="Segoe UI"/>
-                <w:i w:val="0"/>
-                <w:iCs w:val="0"/>
-                <w:caps w:val="0"/>
-                <w:color w:val="0F1115"/>
-                <w:spacing w:val="0"/>
-                <w:sz w:val="18"/>
-                <w:szCs w:val="18"/>
-              </w:rPr>
-            </w:pPr>
-            <w:r>
-              <w:rPr>
-                <w:rStyle w:val="23"/>
-                <w:rFonts w:hint="default" w:ascii="Segoe UI" w:hAnsi="Segoe UI" w:eastAsia="Segoe UI" w:cs="Segoe UI"/>
-                <w:b/>
-                <w:bCs/>
-                <w:i w:val="0"/>
-                <w:iCs w:val="0"/>
-                <w:caps w:val="0"/>
-                <w:snapToGrid w:val="0"/>
-                <w:color w:val="000000"/>
-                <w:spacing w:val="0"/>
-                <w:kern w:val="0"/>
-                <w:sz w:val="18"/>
-                <w:szCs w:val="18"/>
-                <w:lang w:val="en-US" w:eastAsia="zh-CN" w:bidi="ar"/>
-              </w:rPr>
-              <w:t>运维项目经理</w:t>
-            </w:r>
-          </w:p>
-        </w:tc>
-        <w:tc>
-          <w:tcPr>
-            <w:tcW w:w="4320" w:type="dxa"/>
-            <w:shd w:val="clear" w:color="auto" w:fill="auto"/>
-            <w:tcMar>
-              <w:top w:w="120" w:type="dxa"/>
-              <w:left w:w="192" w:type="dxa"/>
-              <w:bottom w:w="120" w:type="dxa"/>
-              <w:right w:w="192" w:type="dxa"/>
-            </w:tcMar>
-            <w:vAlign w:val="center"/>
-          </w:tcPr>
-          <w:p>
-            <w:pPr>
-              <w:keepNext w:val="0"/>
-              <w:keepLines w:val="0"/>
-              <w:widowControl/>
-              <w:suppressLineNumbers w:val="0"/>
-              <w:spacing w:line="300" w:lineRule="atLeast"/>
-              <w:jc w:val="left"/>
-              <w:rPr>
-                <w:rFonts w:hint="default" w:ascii="Segoe UI" w:hAnsi="Segoe UI" w:eastAsia="Segoe UI" w:cs="Segoe UI"/>
-                <w:i w:val="0"/>
-                <w:iCs w:val="0"/>
-                <w:caps w:val="0"/>
-                <w:color w:val="0F1115"/>
-                <w:spacing w:val="0"/>
-                <w:sz w:val="18"/>
-                <w:szCs w:val="18"/>
-              </w:rPr>
-            </w:pPr>
-            <w:r>
-              <w:rPr>
-                <w:rFonts w:hint="default" w:ascii="Segoe UI" w:hAnsi="Segoe UI" w:eastAsia="Segoe UI" w:cs="Segoe UI"/>
-                <w:i w:val="0"/>
-                <w:iCs w:val="0"/>
-                <w:caps w:val="0"/>
-                <w:snapToGrid w:val="0"/>
-                <w:color w:val="000000"/>
-                <w:spacing w:val="0"/>
-                <w:kern w:val="0"/>
-                <w:sz w:val="18"/>
-                <w:szCs w:val="18"/>
-                <w:lang w:val="en-US" w:eastAsia="zh-CN" w:bidi="ar"/>
-              </w:rPr>
-              <w:t>1. 负责项目内服务可用性目标的达成与监控。</w:t>
-            </w:r>
-            <w:r>
-              <w:rPr>
-                <w:rFonts w:hint="default" w:ascii="Segoe UI" w:hAnsi="Segoe UI" w:eastAsia="Segoe UI" w:cs="Segoe UI"/>
-                <w:i w:val="0"/>
-                <w:iCs w:val="0"/>
-                <w:caps w:val="0"/>
-                <w:snapToGrid w:val="0"/>
-                <w:color w:val="000000"/>
-                <w:spacing w:val="0"/>
-                <w:kern w:val="0"/>
-                <w:sz w:val="18"/>
-                <w:szCs w:val="18"/>
-                <w:lang w:val="en-US" w:eastAsia="zh-CN" w:bidi="ar"/>
-              </w:rPr>
-              <w:br w:type="textWrapping"/>
-            </w:r>
-            <w:r>
-              <w:rPr>
-                <w:rFonts w:hint="default" w:ascii="Segoe UI" w:hAnsi="Segoe UI" w:eastAsia="Segoe UI" w:cs="Segoe UI"/>
-                <w:i w:val="0"/>
-                <w:iCs w:val="0"/>
-                <w:caps w:val="0"/>
-                <w:snapToGrid w:val="0"/>
-                <w:color w:val="000000"/>
-                <w:spacing w:val="0"/>
-                <w:kern w:val="0"/>
-                <w:sz w:val="18"/>
-                <w:szCs w:val="18"/>
-                <w:lang w:val="en-US" w:eastAsia="zh-CN" w:bidi="ar"/>
-              </w:rPr>
-              <w:t>2. 负责编制和维护所辖服务的《业务连续性预案》</w:t>
-            </w:r>
-            <w:r>
-              <w:rPr>
-                <w:rFonts w:hint="default" w:ascii="Segoe UI" w:hAnsi="Segoe UI" w:eastAsia="Segoe UI" w:cs="Segoe UI"/>
-                <w:i w:val="0"/>
-                <w:iCs w:val="0"/>
-                <w:caps w:val="0"/>
-                <w:snapToGrid w:val="0"/>
-                <w:color w:val="000000"/>
-                <w:spacing w:val="0"/>
-                <w:kern w:val="0"/>
-                <w:sz w:val="18"/>
-                <w:szCs w:val="18"/>
-                <w:lang w:val="en-US" w:eastAsia="zh-CN" w:bidi="ar"/>
-              </w:rPr>
-              <w:br w:type="textWrapping"/>
-            </w:r>
-            <w:r>
-              <w:rPr>
-                <w:rFonts w:hint="default" w:ascii="Segoe UI" w:hAnsi="Segoe UI" w:eastAsia="Segoe UI" w:cs="Segoe UI"/>
-                <w:i w:val="0"/>
-                <w:iCs w:val="0"/>
-                <w:caps w:val="0"/>
-                <w:snapToGrid w:val="0"/>
-                <w:color w:val="000000"/>
-                <w:spacing w:val="0"/>
-                <w:kern w:val="0"/>
-                <w:sz w:val="18"/>
-                <w:szCs w:val="18"/>
-                <w:lang w:val="en-US" w:eastAsia="zh-CN" w:bidi="ar"/>
-              </w:rPr>
-              <w:t>3. 在应急响应中，作为现场恢复指挥官。</w:t>
-            </w:r>
-            <w:r>
-              <w:rPr>
-                <w:rFonts w:hint="default" w:ascii="Segoe UI" w:hAnsi="Segoe UI" w:eastAsia="Segoe UI" w:cs="Segoe UI"/>
-                <w:i w:val="0"/>
-                <w:iCs w:val="0"/>
-                <w:caps w:val="0"/>
-                <w:snapToGrid w:val="0"/>
-                <w:color w:val="000000"/>
-                <w:spacing w:val="0"/>
-                <w:kern w:val="0"/>
-                <w:sz w:val="18"/>
-                <w:szCs w:val="18"/>
-                <w:lang w:val="en-US" w:eastAsia="zh-CN" w:bidi="ar"/>
-              </w:rPr>
-              <w:br w:type="textWrapping"/>
-            </w:r>
-            <w:r>
-              <w:rPr>
-                <w:rFonts w:hint="default" w:ascii="Segoe UI" w:hAnsi="Segoe UI" w:eastAsia="Segoe UI" w:cs="Segoe UI"/>
-                <w:i w:val="0"/>
-                <w:iCs w:val="0"/>
-                <w:caps w:val="0"/>
-                <w:snapToGrid w:val="0"/>
-                <w:color w:val="000000"/>
-                <w:spacing w:val="0"/>
-                <w:kern w:val="0"/>
-                <w:sz w:val="18"/>
-                <w:szCs w:val="18"/>
-                <w:lang w:val="en-US" w:eastAsia="zh-CN" w:bidi="ar"/>
-              </w:rPr>
-              <w:t>4. 参与演练并落实改进措施。</w:t>
-            </w:r>
-          </w:p>
-        </w:tc>
-        <w:tc>
-          <w:tcPr>
-            <w:tcW w:w="2369" w:type="dxa"/>
-            <w:shd w:val="clear" w:color="auto" w:fill="auto"/>
-            <w:tcMar>
-              <w:top w:w="120" w:type="dxa"/>
-              <w:left w:w="192" w:type="dxa"/>
-              <w:bottom w:w="120" w:type="dxa"/>
-              <w:right w:w="0" w:type="dxa"/>
-            </w:tcMar>
-            <w:vAlign w:val="center"/>
-          </w:tcPr>
-          <w:p>
-            <w:pPr>
-              <w:keepNext w:val="0"/>
-              <w:keepLines w:val="0"/>
-              <w:widowControl/>
-              <w:suppressLineNumbers w:val="0"/>
-              <w:spacing w:line="300" w:lineRule="atLeast"/>
-              <w:jc w:val="left"/>
-              <w:rPr>
-                <w:rFonts w:hint="default" w:ascii="Segoe UI" w:hAnsi="Segoe UI" w:eastAsia="Segoe UI" w:cs="Segoe UI"/>
-                <w:i w:val="0"/>
-                <w:iCs w:val="0"/>
-                <w:caps w:val="0"/>
-                <w:color w:val="0F1115"/>
-                <w:spacing w:val="0"/>
-                <w:sz w:val="18"/>
-                <w:szCs w:val="18"/>
-              </w:rPr>
-            </w:pPr>
-            <w:r>
-              <w:rPr>
-                <w:rStyle w:val="23"/>
-                <w:rFonts w:hint="default" w:ascii="Segoe UI" w:hAnsi="Segoe UI" w:eastAsia="Segoe UI" w:cs="Segoe UI"/>
-                <w:b/>
-                <w:bCs/>
-                <w:i w:val="0"/>
-                <w:iCs w:val="0"/>
-                <w:caps w:val="0"/>
-                <w:snapToGrid w:val="0"/>
-                <w:color w:val="000000"/>
-                <w:spacing w:val="0"/>
-                <w:kern w:val="0"/>
-                <w:sz w:val="18"/>
-                <w:szCs w:val="18"/>
-                <w:lang w:val="en-US" w:eastAsia="zh-CN" w:bidi="ar"/>
-              </w:rPr>
-              <w:t>数智运营部-运维项目经理</w:t>
-            </w:r>
-          </w:p>
-        </w:tc>
-      </w:tr>
-      <w:tr>
-        <w:tblPrEx>
-          <w:tblBorders>
-            <w:top w:val="single" w:color="auto" w:sz="4" w:space="0"/>
-            <w:left w:val="single" w:color="auto" w:sz="4" w:space="0"/>
-            <w:bottom w:val="single" w:color="auto" w:sz="4" w:space="0"/>
-            <w:right w:val="single" w:color="auto" w:sz="4" w:space="0"/>
-            <w:insideH w:val="single" w:color="auto" w:sz="4" w:space="0"/>
-            <w:insideV w:val="single" w:color="auto" w:sz="4" w:space="0"/>
-          </w:tblBorders>
-          <w:tblCellMar>
-            <w:top w:w="15" w:type="dxa"/>
-            <w:left w:w="15" w:type="dxa"/>
-            <w:bottom w:w="15" w:type="dxa"/>
-            <w:right w:w="15" w:type="dxa"/>
-          </w:tblCellMar>
-        </w:tblPrEx>
-        <w:tc>
-          <w:tcPr>
-            <w:tcW w:w="2335" w:type="dxa"/>
-            <w:shd w:val="clear" w:color="auto" w:fill="auto"/>
-            <w:tcMar>
-              <w:top w:w="120" w:type="dxa"/>
-              <w:left w:w="0" w:type="dxa"/>
-              <w:bottom w:w="120" w:type="dxa"/>
-              <w:right w:w="192" w:type="dxa"/>
-            </w:tcMar>
-            <w:vAlign w:val="center"/>
-          </w:tcPr>
-          <w:p>
-            <w:pPr>
-              <w:keepNext w:val="0"/>
-              <w:keepLines w:val="0"/>
-              <w:widowControl/>
-              <w:suppressLineNumbers w:val="0"/>
-              <w:spacing w:line="300" w:lineRule="atLeast"/>
-              <w:ind w:left="0" w:leftChars="0" w:right="0" w:rightChars="0" w:firstLine="0" w:firstLineChars="0"/>
-              <w:jc w:val="center"/>
-              <w:rPr>
-                <w:rFonts w:hint="default" w:ascii="Segoe UI" w:hAnsi="Segoe UI" w:eastAsia="Segoe UI" w:cs="Segoe UI"/>
-                <w:i w:val="0"/>
-                <w:iCs w:val="0"/>
-                <w:caps w:val="0"/>
-                <w:color w:val="0F1115"/>
-                <w:spacing w:val="0"/>
-                <w:sz w:val="18"/>
-                <w:szCs w:val="18"/>
-              </w:rPr>
-            </w:pPr>
-            <w:r>
-              <w:rPr>
-                <w:rStyle w:val="23"/>
-                <w:rFonts w:hint="default" w:ascii="Segoe UI" w:hAnsi="Segoe UI" w:eastAsia="Segoe UI" w:cs="Segoe UI"/>
-                <w:b/>
-                <w:bCs/>
-                <w:i w:val="0"/>
-                <w:iCs w:val="0"/>
-                <w:caps w:val="0"/>
-                <w:snapToGrid w:val="0"/>
-                <w:color w:val="000000"/>
-                <w:spacing w:val="0"/>
-                <w:kern w:val="0"/>
-                <w:sz w:val="18"/>
-                <w:szCs w:val="18"/>
-                <w:lang w:val="en-US" w:eastAsia="zh-CN" w:bidi="ar"/>
-              </w:rPr>
-              <w:t>运维工程师</w:t>
-            </w:r>
-          </w:p>
-        </w:tc>
-        <w:tc>
-          <w:tcPr>
-            <w:tcW w:w="4320" w:type="dxa"/>
-            <w:shd w:val="clear" w:color="auto" w:fill="auto"/>
-            <w:tcMar>
-              <w:top w:w="120" w:type="dxa"/>
-              <w:left w:w="192" w:type="dxa"/>
-              <w:bottom w:w="120" w:type="dxa"/>
-              <w:right w:w="192" w:type="dxa"/>
-            </w:tcMar>
-            <w:vAlign w:val="center"/>
-          </w:tcPr>
-          <w:p>
-            <w:pPr>
-              <w:keepNext w:val="0"/>
-              <w:keepLines w:val="0"/>
-              <w:widowControl/>
-              <w:suppressLineNumbers w:val="0"/>
-              <w:spacing w:line="300" w:lineRule="atLeast"/>
-              <w:jc w:val="left"/>
-              <w:rPr>
-                <w:rFonts w:hint="default" w:ascii="Segoe UI" w:hAnsi="Segoe UI" w:eastAsia="Segoe UI" w:cs="Segoe UI"/>
-                <w:i w:val="0"/>
-                <w:iCs w:val="0"/>
-                <w:caps w:val="0"/>
-                <w:color w:val="0F1115"/>
-                <w:spacing w:val="0"/>
-                <w:sz w:val="18"/>
-                <w:szCs w:val="18"/>
-              </w:rPr>
-            </w:pPr>
-            <w:r>
-              <w:rPr>
-                <w:rFonts w:hint="default" w:ascii="Segoe UI" w:hAnsi="Segoe UI" w:eastAsia="Segoe UI" w:cs="Segoe UI"/>
-                <w:i w:val="0"/>
-                <w:iCs w:val="0"/>
-                <w:caps w:val="0"/>
-                <w:snapToGrid w:val="0"/>
-                <w:color w:val="000000"/>
-                <w:spacing w:val="0"/>
-                <w:kern w:val="0"/>
-                <w:sz w:val="18"/>
-                <w:szCs w:val="18"/>
-                <w:lang w:val="en-US" w:eastAsia="zh-CN" w:bidi="ar"/>
-              </w:rPr>
-              <w:t>1. 执行具体的可用性监控、容量检查任务。</w:t>
-            </w:r>
-            <w:r>
-              <w:rPr>
-                <w:rFonts w:hint="default" w:ascii="Segoe UI" w:hAnsi="Segoe UI" w:eastAsia="Segoe UI" w:cs="Segoe UI"/>
-                <w:i w:val="0"/>
-                <w:iCs w:val="0"/>
-                <w:caps w:val="0"/>
-                <w:snapToGrid w:val="0"/>
-                <w:color w:val="000000"/>
-                <w:spacing w:val="0"/>
-                <w:kern w:val="0"/>
-                <w:sz w:val="18"/>
-                <w:szCs w:val="18"/>
-                <w:lang w:val="en-US" w:eastAsia="zh-CN" w:bidi="ar"/>
-              </w:rPr>
-              <w:br w:type="textWrapping"/>
-            </w:r>
-            <w:r>
-              <w:rPr>
-                <w:rFonts w:hint="default" w:ascii="Segoe UI" w:hAnsi="Segoe UI" w:eastAsia="Segoe UI" w:cs="Segoe UI"/>
-                <w:i w:val="0"/>
-                <w:iCs w:val="0"/>
-                <w:caps w:val="0"/>
-                <w:snapToGrid w:val="0"/>
-                <w:color w:val="000000"/>
-                <w:spacing w:val="0"/>
-                <w:kern w:val="0"/>
-                <w:sz w:val="18"/>
-                <w:szCs w:val="18"/>
-                <w:lang w:val="en-US" w:eastAsia="zh-CN" w:bidi="ar"/>
-              </w:rPr>
-              <w:t>2. 负责技术层面应急预案的具体实施与恢复操作。</w:t>
-            </w:r>
-            <w:r>
-              <w:rPr>
-                <w:rFonts w:hint="default" w:ascii="Segoe UI" w:hAnsi="Segoe UI" w:eastAsia="Segoe UI" w:cs="Segoe UI"/>
-                <w:i w:val="0"/>
-                <w:iCs w:val="0"/>
-                <w:caps w:val="0"/>
-                <w:snapToGrid w:val="0"/>
-                <w:color w:val="000000"/>
-                <w:spacing w:val="0"/>
-                <w:kern w:val="0"/>
-                <w:sz w:val="18"/>
-                <w:szCs w:val="18"/>
-                <w:lang w:val="en-US" w:eastAsia="zh-CN" w:bidi="ar"/>
-              </w:rPr>
-              <w:br w:type="textWrapping"/>
-            </w:r>
-            <w:r>
-              <w:rPr>
-                <w:rFonts w:hint="default" w:ascii="Segoe UI" w:hAnsi="Segoe UI" w:eastAsia="Segoe UI" w:cs="Segoe UI"/>
-                <w:i w:val="0"/>
-                <w:iCs w:val="0"/>
-                <w:caps w:val="0"/>
-                <w:snapToGrid w:val="0"/>
-                <w:color w:val="000000"/>
-                <w:spacing w:val="0"/>
-                <w:kern w:val="0"/>
-                <w:sz w:val="18"/>
-                <w:szCs w:val="18"/>
-                <w:lang w:val="en-US" w:eastAsia="zh-CN" w:bidi="ar"/>
-              </w:rPr>
-              <w:t>3. 参与演练，提供技术反馈。</w:t>
-            </w:r>
-          </w:p>
-        </w:tc>
-        <w:tc>
-          <w:tcPr>
-            <w:tcW w:w="2369" w:type="dxa"/>
-            <w:shd w:val="clear" w:color="auto" w:fill="auto"/>
-            <w:tcMar>
-              <w:top w:w="120" w:type="dxa"/>
-              <w:left w:w="192" w:type="dxa"/>
-              <w:bottom w:w="120" w:type="dxa"/>
-              <w:right w:w="0" w:type="dxa"/>
-            </w:tcMar>
-            <w:vAlign w:val="center"/>
-          </w:tcPr>
-          <w:p>
-            <w:pPr>
-              <w:keepNext w:val="0"/>
-              <w:keepLines w:val="0"/>
-              <w:widowControl/>
-              <w:suppressLineNumbers w:val="0"/>
-              <w:spacing w:line="300" w:lineRule="atLeast"/>
-              <w:jc w:val="left"/>
-              <w:rPr>
-                <w:rFonts w:hint="default" w:ascii="Segoe UI" w:hAnsi="Segoe UI" w:eastAsia="Segoe UI" w:cs="Segoe UI"/>
-                <w:i w:val="0"/>
-                <w:iCs w:val="0"/>
-                <w:caps w:val="0"/>
-                <w:color w:val="0F1115"/>
-                <w:spacing w:val="0"/>
-                <w:sz w:val="18"/>
-                <w:szCs w:val="18"/>
-              </w:rPr>
-            </w:pPr>
-            <w:r>
-              <w:rPr>
-                <w:rStyle w:val="23"/>
-                <w:rFonts w:hint="default" w:ascii="Segoe UI" w:hAnsi="Segoe UI" w:eastAsia="Segoe UI" w:cs="Segoe UI"/>
-                <w:b/>
-                <w:bCs/>
-                <w:i w:val="0"/>
-                <w:iCs w:val="0"/>
-                <w:caps w:val="0"/>
-                <w:snapToGrid w:val="0"/>
-                <w:color w:val="000000"/>
-                <w:spacing w:val="0"/>
-                <w:kern w:val="0"/>
-                <w:sz w:val="18"/>
-                <w:szCs w:val="18"/>
-                <w:lang w:val="en-US" w:eastAsia="zh-CN" w:bidi="ar"/>
-              </w:rPr>
-              <w:t>数智运营部-运维工程师</w:t>
-            </w:r>
-          </w:p>
-        </w:tc>
-      </w:tr>
-      <w:tr>
-        <w:tblPrEx>
-          <w:tblBorders>
-            <w:top w:val="single" w:color="auto" w:sz="4" w:space="0"/>
-            <w:left w:val="single" w:color="auto" w:sz="4" w:space="0"/>
-            <w:bottom w:val="single" w:color="auto" w:sz="4" w:space="0"/>
-            <w:right w:val="single" w:color="auto" w:sz="4" w:space="0"/>
-            <w:insideH w:val="single" w:color="auto" w:sz="4" w:space="0"/>
-            <w:insideV w:val="single" w:color="auto" w:sz="4" w:space="0"/>
-          </w:tblBorders>
+          <w:tblW w:w="9024" w:type="dxa"/>
+          <w:tblInd w:w="0" w:type="dxa"/>
           <w:shd w:val="clear" w:color="auto" w:fill="auto"/>
           <w:tblCellMar>
             <w:top w:w="15" w:type="dxa"/>
@@ -5220,10 +4455,10 @@
               <w:widowControl/>
               <w:suppressLineNumbers w:val="0"/>
               <w:spacing w:line="300" w:lineRule="atLeast"/>
-              <w:ind w:left="0" w:leftChars="0" w:right="0" w:rightChars="0" w:firstLine="0" w:firstLineChars="0"/>
+              <w:ind w:left="0" w:right="0" w:firstLine="0" w:leftChars="0" w:rightChars="0" w:firstLineChars="0"/>
               <w:jc w:val="center"/>
               <w:rPr>
-                <w:rFonts w:hint="default" w:ascii="Segoe UI" w:hAnsi="Segoe UI" w:eastAsia="Segoe UI" w:cs="Segoe UI"/>
+                <w:rFonts w:ascii="Segoe UI" w:eastAsia="Segoe UI" w:hAnsi="Segoe UI" w:cs="Segoe UI" w:hint="default"/>
                 <w:i w:val="0"/>
                 <w:iCs w:val="0"/>
                 <w:caps w:val="0"/>
@@ -5235,8 +4470,8 @@
             </w:pPr>
             <w:r>
               <w:rPr>
-                <w:rStyle w:val="23"/>
-                <w:rFonts w:hint="default" w:ascii="Segoe UI" w:hAnsi="Segoe UI" w:eastAsia="Segoe UI" w:cs="Segoe UI"/>
+                <w:rStyle w:val="Strong"/>
+                <w:rFonts w:ascii="Segoe UI" w:eastAsia="Segoe UI" w:hAnsi="Segoe UI" w:cs="Segoe UI" w:hint="default"/>
                 <w:b/>
                 <w:bCs/>
                 <w:i w:val="0"/>
@@ -5248,9 +4483,9 @@
                 <w:kern w:val="0"/>
                 <w:sz w:val="18"/>
                 <w:szCs w:val="18"/>
-                <w:lang w:val="en-US" w:eastAsia="zh-CN" w:bidi="ar"/>
-              </w:rPr>
-              <w:t>研究总院</w:t>
+                <w:lang w:val="en-US" w:eastAsia="zh-CN"/>
+              </w:rPr>
+              <w:t>可用性及连续性管理经理</w:t>
             </w:r>
           </w:p>
         </w:tc>
@@ -5275,7 +4510,7 @@
               <w:spacing w:line="300" w:lineRule="atLeast"/>
               <w:jc w:val="left"/>
               <w:rPr>
-                <w:rFonts w:hint="default" w:ascii="Segoe UI" w:hAnsi="Segoe UI" w:eastAsia="Segoe UI" w:cs="Segoe UI"/>
+                <w:rFonts w:ascii="Segoe UI" w:eastAsia="Segoe UI" w:hAnsi="Segoe UI" w:cs="Segoe UI" w:hint="default"/>
                 <w:i w:val="0"/>
                 <w:iCs w:val="0"/>
                 <w:caps w:val="0"/>
@@ -5287,7 +4522,7 @@
             </w:pPr>
             <w:r>
               <w:rPr>
-                <w:rFonts w:hint="default" w:ascii="Segoe UI" w:hAnsi="Segoe UI" w:eastAsia="Segoe UI" w:cs="Segoe UI"/>
+                <w:rFonts w:ascii="Segoe UI" w:eastAsia="Segoe UI" w:hAnsi="Segoe UI" w:cs="Segoe UI" w:hint="default"/>
                 <w:i w:val="0"/>
                 <w:iCs w:val="0"/>
                 <w:caps w:val="0"/>
@@ -5297,13 +4532,13 @@
                 <w:kern w:val="0"/>
                 <w:sz w:val="18"/>
                 <w:szCs w:val="18"/>
-                <w:lang w:val="en-US" w:eastAsia="zh-CN" w:bidi="ar"/>
-              </w:rPr>
-              <w:t>1. 为高可用架构设计、数据备份与恢复方案提供技术支持。</w:t>
-            </w:r>
-            <w:r>
-              <w:rPr>
-                <w:rFonts w:hint="default" w:ascii="Segoe UI" w:hAnsi="Segoe UI" w:eastAsia="Segoe UI" w:cs="Segoe UI"/>
+                <w:lang w:val="en-US" w:eastAsia="zh-CN"/>
+              </w:rPr>
+              <w:t>1. 负责本制度的推行与日常管理。</w:t>
+            </w:r>
+            <w:r>
+              <w:rPr>
+                <w:rFonts w:ascii="Segoe UI" w:eastAsia="Segoe UI" w:hAnsi="Segoe UI" w:cs="Segoe UI" w:hint="default"/>
                 <w:i w:val="0"/>
                 <w:iCs w:val="0"/>
                 <w:caps w:val="0"/>
@@ -5313,13 +4548,13 @@
                 <w:kern w:val="0"/>
                 <w:sz w:val="18"/>
                 <w:szCs w:val="18"/>
-                <w:lang w:val="en-US" w:eastAsia="zh-CN" w:bidi="ar"/>
-              </w:rPr>
-              <w:br w:type="textWrapping"/>
-            </w:r>
-            <w:r>
-              <w:rPr>
-                <w:rFonts w:hint="default" w:ascii="Segoe UI" w:hAnsi="Segoe UI" w:eastAsia="Segoe UI" w:cs="Segoe UI"/>
+                <w:lang w:val="en-US" w:eastAsia="zh-CN"/>
+              </w:rPr>
+              <w:br/>
+            </w:r>
+            <w:r>
+              <w:rPr>
+                <w:rFonts w:ascii="Segoe UI" w:eastAsia="Segoe UI" w:hAnsi="Segoe UI" w:cs="Segoe UI" w:hint="default"/>
                 <w:i w:val="0"/>
                 <w:iCs w:val="0"/>
                 <w:caps w:val="0"/>
@@ -5329,9 +4564,41 @@
                 <w:kern w:val="0"/>
                 <w:sz w:val="18"/>
                 <w:szCs w:val="18"/>
-                <w:lang w:val="en-US" w:eastAsia="zh-CN" w:bidi="ar"/>
-              </w:rPr>
-              <w:t>2. 协助进行灾难恢复场景下的技术方案验证。</w:t>
+                <w:lang w:val="en-US" w:eastAsia="zh-CN"/>
+              </w:rPr>
+              <w:t>2. 组织业务影响分析、连续性策略制定与预案评审3. 协调组织跨部门连续性演练。</w:t>
+            </w:r>
+            <w:r>
+              <w:rPr>
+                <w:rFonts w:ascii="Segoe UI" w:eastAsia="Segoe UI" w:hAnsi="Segoe UI" w:cs="Segoe UI" w:hint="default"/>
+                <w:i w:val="0"/>
+                <w:iCs w:val="0"/>
+                <w:caps w:val="0"/>
+                <w:snapToGrid w:val="0"/>
+                <w:color w:val="000000"/>
+                <w:spacing w:val="0"/>
+                <w:kern w:val="0"/>
+                <w:sz w:val="18"/>
+                <w:szCs w:val="18"/>
+                <w:lang w:val="en-US" w:eastAsia="zh-CN"/>
+              </w:rPr>
+              <w:br/>
+            </w:r>
+            <w:r>
+              <w:rPr>
+                <w:rFonts w:ascii="Segoe UI" w:eastAsia="Segoe UI" w:hAnsi="Segoe UI" w:cs="Segoe UI" w:hint="default"/>
+                <w:i w:val="0"/>
+                <w:iCs w:val="0"/>
+                <w:caps w:val="0"/>
+                <w:snapToGrid w:val="0"/>
+                <w:color w:val="000000"/>
+                <w:spacing w:val="0"/>
+                <w:kern w:val="0"/>
+                <w:sz w:val="18"/>
+                <w:szCs w:val="18"/>
+                <w:lang w:val="en-US" w:eastAsia="zh-CN"/>
+              </w:rPr>
+              <w:t>4. 监控与分析服务可用性数据，推动改进。</w:t>
             </w:r>
           </w:p>
         </w:tc>
@@ -5356,7 +4623,7 @@
               <w:spacing w:line="300" w:lineRule="atLeast"/>
               <w:jc w:val="left"/>
               <w:rPr>
-                <w:rFonts w:hint="default" w:ascii="Segoe UI" w:hAnsi="Segoe UI" w:eastAsia="Segoe UI" w:cs="Segoe UI"/>
+                <w:rFonts w:ascii="Segoe UI" w:eastAsia="Segoe UI" w:hAnsi="Segoe UI" w:cs="Segoe UI" w:hint="default"/>
                 <w:i w:val="0"/>
                 <w:iCs w:val="0"/>
                 <w:caps w:val="0"/>
@@ -5368,8 +4635,8 @@
             </w:pPr>
             <w:r>
               <w:rPr>
-                <w:rStyle w:val="23"/>
-                <w:rFonts w:hint="default" w:ascii="Segoe UI" w:hAnsi="Segoe UI" w:eastAsia="Segoe UI" w:cs="Segoe UI"/>
+                <w:rStyle w:val="Strong"/>
+                <w:rFonts w:ascii="Segoe UI" w:eastAsia="Segoe UI" w:hAnsi="Segoe UI" w:cs="Segoe UI" w:hint="default"/>
                 <w:b/>
                 <w:bCs/>
                 <w:i w:val="0"/>
@@ -5381,23 +4648,18 @@
                 <w:kern w:val="0"/>
                 <w:sz w:val="18"/>
                 <w:szCs w:val="18"/>
-                <w:lang w:val="en-US" w:eastAsia="zh-CN" w:bidi="ar"/>
-              </w:rPr>
-              <w:t>研究总院-开发/测试工程师</w:t>
+                <w:lang w:val="en-US" w:eastAsia="zh-CN"/>
+              </w:rPr>
+              <w:t>数智运营部经理</w:t>
             </w:r>
           </w:p>
         </w:tc>
       </w:tr>
       <w:tr>
         <w:tblPrEx>
-          <w:tblBorders>
-            <w:top w:val="single" w:color="auto" w:sz="4" w:space="0"/>
-            <w:left w:val="single" w:color="auto" w:sz="4" w:space="0"/>
-            <w:bottom w:val="single" w:color="auto" w:sz="4" w:space="0"/>
-            <w:right w:val="single" w:color="auto" w:sz="4" w:space="0"/>
-            <w:insideH w:val="single" w:color="auto" w:sz="4" w:space="0"/>
-            <w:insideV w:val="single" w:color="auto" w:sz="4" w:space="0"/>
-          </w:tblBorders>
+          <w:tblW w:w="9024" w:type="dxa"/>
+          <w:tblInd w:w="0" w:type="dxa"/>
+          <w:shd w:val="clear" w:color="auto" w:fill="auto"/>
           <w:tblCellMar>
             <w:top w:w="15" w:type="dxa"/>
             <w:left w:w="15" w:type="dxa"/>
@@ -5424,10 +4686,10 @@
               <w:widowControl/>
               <w:suppressLineNumbers w:val="0"/>
               <w:spacing w:line="300" w:lineRule="atLeast"/>
-              <w:ind w:left="0" w:leftChars="0" w:right="0" w:rightChars="0" w:firstLine="0" w:firstLineChars="0"/>
+              <w:ind w:left="0" w:right="0" w:firstLine="0" w:leftChars="0" w:rightChars="0" w:firstLineChars="0"/>
               <w:jc w:val="center"/>
               <w:rPr>
-                <w:rFonts w:hint="default" w:ascii="Segoe UI" w:hAnsi="Segoe UI" w:eastAsia="Segoe UI" w:cs="Segoe UI"/>
+                <w:rFonts w:ascii="Segoe UI" w:eastAsia="Segoe UI" w:hAnsi="Segoe UI" w:cs="Segoe UI" w:hint="default"/>
                 <w:i w:val="0"/>
                 <w:iCs w:val="0"/>
                 <w:caps w:val="0"/>
@@ -5439,8 +4701,8 @@
             </w:pPr>
             <w:r>
               <w:rPr>
-                <w:rStyle w:val="23"/>
-                <w:rFonts w:hint="default" w:ascii="Segoe UI" w:hAnsi="Segoe UI" w:eastAsia="Segoe UI" w:cs="Segoe UI"/>
+                <w:rStyle w:val="Strong"/>
+                <w:rFonts w:ascii="Segoe UI" w:eastAsia="Segoe UI" w:hAnsi="Segoe UI" w:cs="Segoe UI" w:hint="default"/>
                 <w:b/>
                 <w:bCs/>
                 <w:i w:val="0"/>
@@ -5452,9 +4714,9 @@
                 <w:kern w:val="0"/>
                 <w:sz w:val="18"/>
                 <w:szCs w:val="18"/>
-                <w:lang w:val="en-US" w:eastAsia="zh-CN" w:bidi="ar"/>
-              </w:rPr>
-              <w:t>质量管理部</w:t>
+                <w:lang w:val="en-US" w:eastAsia="zh-CN"/>
+              </w:rPr>
+              <w:t>运维项目经理</w:t>
             </w:r>
           </w:p>
         </w:tc>
@@ -5479,7 +4741,7 @@
               <w:spacing w:line="300" w:lineRule="atLeast"/>
               <w:jc w:val="left"/>
               <w:rPr>
-                <w:rFonts w:hint="default" w:ascii="Segoe UI" w:hAnsi="Segoe UI" w:eastAsia="Segoe UI" w:cs="Segoe UI"/>
+                <w:rFonts w:ascii="Segoe UI" w:eastAsia="Segoe UI" w:hAnsi="Segoe UI" w:cs="Segoe UI" w:hint="default"/>
                 <w:i w:val="0"/>
                 <w:iCs w:val="0"/>
                 <w:caps w:val="0"/>
@@ -5491,7 +4753,7 @@
             </w:pPr>
             <w:r>
               <w:rPr>
-                <w:rFonts w:hint="default" w:ascii="Segoe UI" w:hAnsi="Segoe UI" w:eastAsia="Segoe UI" w:cs="Segoe UI"/>
+                <w:rFonts w:ascii="Segoe UI" w:eastAsia="Segoe UI" w:hAnsi="Segoe UI" w:cs="Segoe UI" w:hint="default"/>
                 <w:i w:val="0"/>
                 <w:iCs w:val="0"/>
                 <w:caps w:val="0"/>
@@ -5501,13 +4763,13 @@
                 <w:kern w:val="0"/>
                 <w:sz w:val="18"/>
                 <w:szCs w:val="18"/>
-                <w:lang w:val="en-US" w:eastAsia="zh-CN" w:bidi="ar"/>
-              </w:rPr>
-              <w:t>1. 监督本制度执行情况，审计可用性数据与演练记录。</w:t>
-            </w:r>
-            <w:r>
-              <w:rPr>
-                <w:rFonts w:hint="default" w:ascii="Segoe UI" w:hAnsi="Segoe UI" w:eastAsia="Segoe UI" w:cs="Segoe UI"/>
+                <w:lang w:val="en-US" w:eastAsia="zh-CN"/>
+              </w:rPr>
+              <w:t>1. 负责项目内服务可用性目标的达成与监控。</w:t>
+            </w:r>
+            <w:r>
+              <w:rPr>
+                <w:rFonts w:ascii="Segoe UI" w:eastAsia="Segoe UI" w:hAnsi="Segoe UI" w:cs="Segoe UI" w:hint="default"/>
                 <w:i w:val="0"/>
                 <w:iCs w:val="0"/>
                 <w:caps w:val="0"/>
@@ -5517,13 +4779,13 @@
                 <w:kern w:val="0"/>
                 <w:sz w:val="18"/>
                 <w:szCs w:val="18"/>
-                <w:lang w:val="en-US" w:eastAsia="zh-CN" w:bidi="ar"/>
-              </w:rPr>
-              <w:br w:type="textWrapping"/>
-            </w:r>
-            <w:r>
-              <w:rPr>
-                <w:rFonts w:hint="default" w:ascii="Segoe UI" w:hAnsi="Segoe UI" w:eastAsia="Segoe UI" w:cs="Segoe UI"/>
+                <w:lang w:val="en-US" w:eastAsia="zh-CN"/>
+              </w:rPr>
+              <w:br/>
+            </w:r>
+            <w:r>
+              <w:rPr>
+                <w:rFonts w:ascii="Segoe UI" w:eastAsia="Segoe UI" w:hAnsi="Segoe UI" w:cs="Segoe UI" w:hint="default"/>
                 <w:i w:val="0"/>
                 <w:iCs w:val="0"/>
                 <w:caps w:val="0"/>
@@ -5533,13 +4795,13 @@
                 <w:kern w:val="0"/>
                 <w:sz w:val="18"/>
                 <w:szCs w:val="18"/>
-                <w:lang w:val="en-US" w:eastAsia="zh-CN" w:bidi="ar"/>
-              </w:rPr>
-              <w:t>2. 参与连续性预案的评审。</w:t>
-            </w:r>
-            <w:r>
-              <w:rPr>
-                <w:rFonts w:hint="default" w:ascii="Segoe UI" w:hAnsi="Segoe UI" w:eastAsia="Segoe UI" w:cs="Segoe UI"/>
+                <w:lang w:val="en-US" w:eastAsia="zh-CN"/>
+              </w:rPr>
+              <w:t>2. 负责编制和维护所辖服务的《业务连续性预案》</w:t>
+            </w:r>
+            <w:r>
+              <w:rPr>
+                <w:rFonts w:ascii="Segoe UI" w:eastAsia="Segoe UI" w:hAnsi="Segoe UI" w:cs="Segoe UI" w:hint="default"/>
                 <w:i w:val="0"/>
                 <w:iCs w:val="0"/>
                 <w:caps w:val="0"/>
@@ -5549,13 +4811,13 @@
                 <w:kern w:val="0"/>
                 <w:sz w:val="18"/>
                 <w:szCs w:val="18"/>
-                <w:lang w:val="en-US" w:eastAsia="zh-CN" w:bidi="ar"/>
-              </w:rPr>
-              <w:br w:type="textWrapping"/>
-            </w:r>
-            <w:r>
-              <w:rPr>
-                <w:rFonts w:hint="default" w:ascii="Segoe UI" w:hAnsi="Segoe UI" w:eastAsia="Segoe UI" w:cs="Segoe UI"/>
+                <w:lang w:val="en-US" w:eastAsia="zh-CN"/>
+              </w:rPr>
+              <w:br/>
+            </w:r>
+            <w:r>
+              <w:rPr>
+                <w:rFonts w:ascii="Segoe UI" w:eastAsia="Segoe UI" w:hAnsi="Segoe UI" w:cs="Segoe UI" w:hint="default"/>
                 <w:i w:val="0"/>
                 <w:iCs w:val="0"/>
                 <w:caps w:val="0"/>
@@ -5565,9 +4827,41 @@
                 <w:kern w:val="0"/>
                 <w:sz w:val="18"/>
                 <w:szCs w:val="18"/>
-                <w:lang w:val="en-US" w:eastAsia="zh-CN" w:bidi="ar"/>
-              </w:rPr>
-              <w:t>3. 将可用性指标纳入质量报告。</w:t>
+                <w:lang w:val="en-US" w:eastAsia="zh-CN"/>
+              </w:rPr>
+              <w:t>3. 在应急响应中，作为现场恢复指挥官。</w:t>
+            </w:r>
+            <w:r>
+              <w:rPr>
+                <w:rFonts w:ascii="Segoe UI" w:eastAsia="Segoe UI" w:hAnsi="Segoe UI" w:cs="Segoe UI" w:hint="default"/>
+                <w:i w:val="0"/>
+                <w:iCs w:val="0"/>
+                <w:caps w:val="0"/>
+                <w:snapToGrid w:val="0"/>
+                <w:color w:val="000000"/>
+                <w:spacing w:val="0"/>
+                <w:kern w:val="0"/>
+                <w:sz w:val="18"/>
+                <w:szCs w:val="18"/>
+                <w:lang w:val="en-US" w:eastAsia="zh-CN"/>
+              </w:rPr>
+              <w:br/>
+            </w:r>
+            <w:r>
+              <w:rPr>
+                <w:rFonts w:ascii="Segoe UI" w:eastAsia="Segoe UI" w:hAnsi="Segoe UI" w:cs="Segoe UI" w:hint="default"/>
+                <w:i w:val="0"/>
+                <w:iCs w:val="0"/>
+                <w:caps w:val="0"/>
+                <w:snapToGrid w:val="0"/>
+                <w:color w:val="000000"/>
+                <w:spacing w:val="0"/>
+                <w:kern w:val="0"/>
+                <w:sz w:val="18"/>
+                <w:szCs w:val="18"/>
+                <w:lang w:val="en-US" w:eastAsia="zh-CN"/>
+              </w:rPr>
+              <w:t>4. 参与演练并落实改进措施。</w:t>
             </w:r>
           </w:p>
         </w:tc>
@@ -5592,7 +4886,7 @@
               <w:spacing w:line="300" w:lineRule="atLeast"/>
               <w:jc w:val="left"/>
               <w:rPr>
-                <w:rFonts w:hint="default" w:ascii="Segoe UI" w:hAnsi="Segoe UI" w:eastAsia="Segoe UI" w:cs="Segoe UI"/>
+                <w:rFonts w:ascii="Segoe UI" w:eastAsia="Segoe UI" w:hAnsi="Segoe UI" w:cs="Segoe UI" w:hint="default"/>
                 <w:i w:val="0"/>
                 <w:iCs w:val="0"/>
                 <w:caps w:val="0"/>
@@ -5604,8 +4898,8 @@
             </w:pPr>
             <w:r>
               <w:rPr>
-                <w:rStyle w:val="23"/>
-                <w:rFonts w:hint="default" w:ascii="Segoe UI" w:hAnsi="Segoe UI" w:eastAsia="Segoe UI" w:cs="Segoe UI"/>
+                <w:rStyle w:val="Strong"/>
+                <w:rFonts w:ascii="Segoe UI" w:eastAsia="Segoe UI" w:hAnsi="Segoe UI" w:cs="Segoe UI" w:hint="default"/>
                 <w:b/>
                 <w:bCs/>
                 <w:i w:val="0"/>
@@ -5617,7 +4911,668 @@
                 <w:kern w:val="0"/>
                 <w:sz w:val="18"/>
                 <w:szCs w:val="18"/>
-                <w:lang w:val="en-US" w:eastAsia="zh-CN" w:bidi="ar"/>
+                <w:lang w:val="en-US" w:eastAsia="zh-CN"/>
+              </w:rPr>
+              <w:t>数智运营部-运维项目经理</w:t>
+            </w:r>
+          </w:p>
+        </w:tc>
+      </w:tr>
+      <w:tr>
+        <w:tblPrEx>
+          <w:tblW w:w="9024" w:type="dxa"/>
+          <w:tblInd w:w="0" w:type="dxa"/>
+          <w:shd w:val="clear" w:color="auto" w:fill="auto"/>
+          <w:tblCellMar>
+            <w:top w:w="15" w:type="dxa"/>
+            <w:left w:w="15" w:type="dxa"/>
+            <w:bottom w:w="15" w:type="dxa"/>
+            <w:right w:w="15" w:type="dxa"/>
+          </w:tblCellMar>
+        </w:tblPrEx>
+        <w:tc>
+          <w:tcPr>
+            <w:tcW w:w="2335" w:type="dxa"/>
+            <w:shd w:val="clear" w:color="auto" w:fill="auto"/>
+            <w:tcMar>
+              <w:top w:w="120" w:type="dxa"/>
+              <w:left w:w="0" w:type="dxa"/>
+              <w:bottom w:w="120" w:type="dxa"/>
+              <w:right w:w="192" w:type="dxa"/>
+            </w:tcMar>
+            <w:vAlign w:val="center"/>
+          </w:tcPr>
+          <w:p>
+            <w:pPr>
+              <w:keepNext w:val="0"/>
+              <w:keepLines w:val="0"/>
+              <w:widowControl/>
+              <w:suppressLineNumbers w:val="0"/>
+              <w:spacing w:line="300" w:lineRule="atLeast"/>
+              <w:ind w:left="0" w:right="0" w:firstLine="0" w:leftChars="0" w:rightChars="0" w:firstLineChars="0"/>
+              <w:jc w:val="center"/>
+              <w:rPr>
+                <w:rFonts w:ascii="Segoe UI" w:eastAsia="Segoe UI" w:hAnsi="Segoe UI" w:cs="Segoe UI" w:hint="default"/>
+                <w:i w:val="0"/>
+                <w:iCs w:val="0"/>
+                <w:caps w:val="0"/>
+                <w:color w:val="0F1115"/>
+                <w:spacing w:val="0"/>
+                <w:sz w:val="18"/>
+                <w:szCs w:val="18"/>
+              </w:rPr>
+            </w:pPr>
+            <w:r>
+              <w:rPr>
+                <w:rStyle w:val="Strong"/>
+                <w:rFonts w:ascii="Segoe UI" w:eastAsia="Segoe UI" w:hAnsi="Segoe UI" w:cs="Segoe UI" w:hint="default"/>
+                <w:b/>
+                <w:bCs/>
+                <w:i w:val="0"/>
+                <w:iCs w:val="0"/>
+                <w:caps w:val="0"/>
+                <w:snapToGrid w:val="0"/>
+                <w:color w:val="000000"/>
+                <w:spacing w:val="0"/>
+                <w:kern w:val="0"/>
+                <w:sz w:val="18"/>
+                <w:szCs w:val="18"/>
+                <w:lang w:val="en-US" w:eastAsia="zh-CN"/>
+              </w:rPr>
+              <w:t>运维工程师</w:t>
+            </w:r>
+          </w:p>
+        </w:tc>
+        <w:tc>
+          <w:tcPr>
+            <w:tcW w:w="4320" w:type="dxa"/>
+            <w:shd w:val="clear" w:color="auto" w:fill="auto"/>
+            <w:tcMar>
+              <w:top w:w="120" w:type="dxa"/>
+              <w:left w:w="192" w:type="dxa"/>
+              <w:bottom w:w="120" w:type="dxa"/>
+              <w:right w:w="192" w:type="dxa"/>
+            </w:tcMar>
+            <w:vAlign w:val="center"/>
+          </w:tcPr>
+          <w:p>
+            <w:pPr>
+              <w:keepNext w:val="0"/>
+              <w:keepLines w:val="0"/>
+              <w:widowControl/>
+              <w:suppressLineNumbers w:val="0"/>
+              <w:spacing w:line="300" w:lineRule="atLeast"/>
+              <w:jc w:val="left"/>
+              <w:rPr>
+                <w:rFonts w:ascii="Segoe UI" w:eastAsia="Segoe UI" w:hAnsi="Segoe UI" w:cs="Segoe UI" w:hint="default"/>
+                <w:i w:val="0"/>
+                <w:iCs w:val="0"/>
+                <w:caps w:val="0"/>
+                <w:color w:val="0F1115"/>
+                <w:spacing w:val="0"/>
+                <w:sz w:val="18"/>
+                <w:szCs w:val="18"/>
+              </w:rPr>
+            </w:pPr>
+            <w:r>
+              <w:rPr>
+                <w:rFonts w:ascii="Segoe UI" w:eastAsia="Segoe UI" w:hAnsi="Segoe UI" w:cs="Segoe UI" w:hint="default"/>
+                <w:i w:val="0"/>
+                <w:iCs w:val="0"/>
+                <w:caps w:val="0"/>
+                <w:snapToGrid w:val="0"/>
+                <w:color w:val="000000"/>
+                <w:spacing w:val="0"/>
+                <w:kern w:val="0"/>
+                <w:sz w:val="18"/>
+                <w:szCs w:val="18"/>
+                <w:lang w:val="en-US" w:eastAsia="zh-CN"/>
+              </w:rPr>
+              <w:t>1. 执行具体的可用性监控、容量检查任务。</w:t>
+            </w:r>
+            <w:r>
+              <w:rPr>
+                <w:rFonts w:ascii="Segoe UI" w:eastAsia="Segoe UI" w:hAnsi="Segoe UI" w:cs="Segoe UI" w:hint="default"/>
+                <w:i w:val="0"/>
+                <w:iCs w:val="0"/>
+                <w:caps w:val="0"/>
+                <w:snapToGrid w:val="0"/>
+                <w:color w:val="000000"/>
+                <w:spacing w:val="0"/>
+                <w:kern w:val="0"/>
+                <w:sz w:val="18"/>
+                <w:szCs w:val="18"/>
+                <w:lang w:val="en-US" w:eastAsia="zh-CN"/>
+              </w:rPr>
+              <w:br/>
+            </w:r>
+            <w:r>
+              <w:rPr>
+                <w:rFonts w:ascii="Segoe UI" w:eastAsia="Segoe UI" w:hAnsi="Segoe UI" w:cs="Segoe UI" w:hint="default"/>
+                <w:i w:val="0"/>
+                <w:iCs w:val="0"/>
+                <w:caps w:val="0"/>
+                <w:snapToGrid w:val="0"/>
+                <w:color w:val="000000"/>
+                <w:spacing w:val="0"/>
+                <w:kern w:val="0"/>
+                <w:sz w:val="18"/>
+                <w:szCs w:val="18"/>
+                <w:lang w:val="en-US" w:eastAsia="zh-CN"/>
+              </w:rPr>
+              <w:t>2. 负责技术层面应急预案的具体实施与恢复操作。</w:t>
+            </w:r>
+            <w:r>
+              <w:rPr>
+                <w:rFonts w:ascii="Segoe UI" w:eastAsia="Segoe UI" w:hAnsi="Segoe UI" w:cs="Segoe UI" w:hint="default"/>
+                <w:i w:val="0"/>
+                <w:iCs w:val="0"/>
+                <w:caps w:val="0"/>
+                <w:snapToGrid w:val="0"/>
+                <w:color w:val="000000"/>
+                <w:spacing w:val="0"/>
+                <w:kern w:val="0"/>
+                <w:sz w:val="18"/>
+                <w:szCs w:val="18"/>
+                <w:lang w:val="en-US" w:eastAsia="zh-CN"/>
+              </w:rPr>
+              <w:br/>
+            </w:r>
+            <w:r>
+              <w:rPr>
+                <w:rFonts w:ascii="Segoe UI" w:eastAsia="Segoe UI" w:hAnsi="Segoe UI" w:cs="Segoe UI" w:hint="default"/>
+                <w:i w:val="0"/>
+                <w:iCs w:val="0"/>
+                <w:caps w:val="0"/>
+                <w:snapToGrid w:val="0"/>
+                <w:color w:val="000000"/>
+                <w:spacing w:val="0"/>
+                <w:kern w:val="0"/>
+                <w:sz w:val="18"/>
+                <w:szCs w:val="18"/>
+                <w:lang w:val="en-US" w:eastAsia="zh-CN"/>
+              </w:rPr>
+              <w:t>3. 参与演练，提供技术反馈。</w:t>
+            </w:r>
+          </w:p>
+        </w:tc>
+        <w:tc>
+          <w:tcPr>
+            <w:tcW w:w="2369" w:type="dxa"/>
+            <w:shd w:val="clear" w:color="auto" w:fill="auto"/>
+            <w:tcMar>
+              <w:top w:w="120" w:type="dxa"/>
+              <w:left w:w="192" w:type="dxa"/>
+              <w:bottom w:w="120" w:type="dxa"/>
+              <w:right w:w="0" w:type="dxa"/>
+            </w:tcMar>
+            <w:vAlign w:val="center"/>
+          </w:tcPr>
+          <w:p>
+            <w:pPr>
+              <w:keepNext w:val="0"/>
+              <w:keepLines w:val="0"/>
+              <w:widowControl/>
+              <w:suppressLineNumbers w:val="0"/>
+              <w:spacing w:line="300" w:lineRule="atLeast"/>
+              <w:jc w:val="left"/>
+              <w:rPr>
+                <w:rFonts w:ascii="Segoe UI" w:eastAsia="Segoe UI" w:hAnsi="Segoe UI" w:cs="Segoe UI" w:hint="default"/>
+                <w:i w:val="0"/>
+                <w:iCs w:val="0"/>
+                <w:caps w:val="0"/>
+                <w:color w:val="0F1115"/>
+                <w:spacing w:val="0"/>
+                <w:sz w:val="18"/>
+                <w:szCs w:val="18"/>
+              </w:rPr>
+            </w:pPr>
+            <w:r>
+              <w:rPr>
+                <w:rStyle w:val="Strong"/>
+                <w:rFonts w:ascii="Segoe UI" w:eastAsia="Segoe UI" w:hAnsi="Segoe UI" w:cs="Segoe UI" w:hint="default"/>
+                <w:b/>
+                <w:bCs/>
+                <w:i w:val="0"/>
+                <w:iCs w:val="0"/>
+                <w:caps w:val="0"/>
+                <w:snapToGrid w:val="0"/>
+                <w:color w:val="000000"/>
+                <w:spacing w:val="0"/>
+                <w:kern w:val="0"/>
+                <w:sz w:val="18"/>
+                <w:szCs w:val="18"/>
+                <w:lang w:val="en-US" w:eastAsia="zh-CN"/>
+              </w:rPr>
+              <w:t>数智运营部-运维工程师</w:t>
+            </w:r>
+          </w:p>
+        </w:tc>
+      </w:tr>
+      <w:tr>
+        <w:tblPrEx>
+          <w:tblW w:w="9024" w:type="dxa"/>
+          <w:tblInd w:w="0" w:type="dxa"/>
+          <w:shd w:val="clear" w:color="auto" w:fill="auto"/>
+          <w:tblCellMar>
+            <w:top w:w="15" w:type="dxa"/>
+            <w:left w:w="15" w:type="dxa"/>
+            <w:bottom w:w="15" w:type="dxa"/>
+            <w:right w:w="15" w:type="dxa"/>
+          </w:tblCellMar>
+        </w:tblPrEx>
+        <w:tc>
+          <w:tcPr>
+            <w:tcW w:w="2335" w:type="dxa"/>
+            <w:shd w:val="clear" w:color="auto" w:fill="auto"/>
+            <w:tcMar>
+              <w:top w:w="120" w:type="dxa"/>
+              <w:left w:w="0" w:type="dxa"/>
+              <w:bottom w:w="120" w:type="dxa"/>
+              <w:right w:w="192" w:type="dxa"/>
+            </w:tcMar>
+            <w:vAlign w:val="center"/>
+          </w:tcPr>
+          <w:p>
+            <w:pPr>
+              <w:keepNext w:val="0"/>
+              <w:keepLines w:val="0"/>
+              <w:widowControl/>
+              <w:suppressLineNumbers w:val="0"/>
+              <w:spacing w:line="300" w:lineRule="atLeast"/>
+              <w:ind w:left="0" w:right="0" w:firstLine="0" w:leftChars="0" w:rightChars="0" w:firstLineChars="0"/>
+              <w:jc w:val="center"/>
+              <w:rPr>
+                <w:rFonts w:ascii="Segoe UI" w:eastAsia="Segoe UI" w:hAnsi="Segoe UI" w:cs="Segoe UI" w:hint="default"/>
+                <w:i w:val="0"/>
+                <w:iCs w:val="0"/>
+                <w:caps w:val="0"/>
+                <w:color w:val="0F1115"/>
+                <w:spacing w:val="0"/>
+                <w:sz w:val="18"/>
+                <w:szCs w:val="18"/>
+              </w:rPr>
+            </w:pPr>
+            <w:r>
+              <w:rPr>
+                <w:rStyle w:val="Strong"/>
+                <w:rFonts w:ascii="Segoe UI" w:eastAsia="Segoe UI" w:hAnsi="Segoe UI" w:cs="Segoe UI" w:hint="default"/>
+                <w:b/>
+                <w:bCs/>
+                <w:i w:val="0"/>
+                <w:iCs w:val="0"/>
+                <w:caps w:val="0"/>
+                <w:snapToGrid w:val="0"/>
+                <w:color w:val="000000"/>
+                <w:spacing w:val="0"/>
+                <w:kern w:val="0"/>
+                <w:sz w:val="18"/>
+                <w:szCs w:val="18"/>
+                <w:lang w:val="en-US" w:eastAsia="zh-CN"/>
+              </w:rPr>
+              <w:t>研究总院</w:t>
+            </w:r>
+          </w:p>
+        </w:tc>
+        <w:tc>
+          <w:tcPr>
+            <w:tcW w:w="4320" w:type="dxa"/>
+            <w:shd w:val="clear" w:color="auto" w:fill="auto"/>
+            <w:tcMar>
+              <w:top w:w="120" w:type="dxa"/>
+              <w:left w:w="192" w:type="dxa"/>
+              <w:bottom w:w="120" w:type="dxa"/>
+              <w:right w:w="192" w:type="dxa"/>
+            </w:tcMar>
+            <w:vAlign w:val="center"/>
+          </w:tcPr>
+          <w:p>
+            <w:pPr>
+              <w:keepNext w:val="0"/>
+              <w:keepLines w:val="0"/>
+              <w:widowControl/>
+              <w:suppressLineNumbers w:val="0"/>
+              <w:spacing w:line="300" w:lineRule="atLeast"/>
+              <w:jc w:val="left"/>
+              <w:rPr>
+                <w:rFonts w:ascii="Segoe UI" w:eastAsia="Segoe UI" w:hAnsi="Segoe UI" w:cs="Segoe UI" w:hint="default"/>
+                <w:i w:val="0"/>
+                <w:iCs w:val="0"/>
+                <w:caps w:val="0"/>
+                <w:color w:val="0F1115"/>
+                <w:spacing w:val="0"/>
+                <w:sz w:val="18"/>
+                <w:szCs w:val="18"/>
+              </w:rPr>
+            </w:pPr>
+            <w:r>
+              <w:rPr>
+                <w:rFonts w:ascii="Segoe UI" w:eastAsia="Segoe UI" w:hAnsi="Segoe UI" w:cs="Segoe UI" w:hint="default"/>
+                <w:i w:val="0"/>
+                <w:iCs w:val="0"/>
+                <w:caps w:val="0"/>
+                <w:snapToGrid w:val="0"/>
+                <w:color w:val="000000"/>
+                <w:spacing w:val="0"/>
+                <w:kern w:val="0"/>
+                <w:sz w:val="18"/>
+                <w:szCs w:val="18"/>
+                <w:lang w:val="en-US" w:eastAsia="zh-CN"/>
+              </w:rPr>
+              <w:t>1. 为高可用架构设计、数据备份与恢复方案提供技术支持。</w:t>
+            </w:r>
+            <w:r>
+              <w:rPr>
+                <w:rFonts w:ascii="Segoe UI" w:eastAsia="Segoe UI" w:hAnsi="Segoe UI" w:cs="Segoe UI" w:hint="default"/>
+                <w:i w:val="0"/>
+                <w:iCs w:val="0"/>
+                <w:caps w:val="0"/>
+                <w:snapToGrid w:val="0"/>
+                <w:color w:val="000000"/>
+                <w:spacing w:val="0"/>
+                <w:kern w:val="0"/>
+                <w:sz w:val="18"/>
+                <w:szCs w:val="18"/>
+                <w:lang w:val="en-US" w:eastAsia="zh-CN"/>
+              </w:rPr>
+              <w:br/>
+            </w:r>
+            <w:r>
+              <w:rPr>
+                <w:rFonts w:ascii="Segoe UI" w:eastAsia="Segoe UI" w:hAnsi="Segoe UI" w:cs="Segoe UI" w:hint="default"/>
+                <w:i w:val="0"/>
+                <w:iCs w:val="0"/>
+                <w:caps w:val="0"/>
+                <w:snapToGrid w:val="0"/>
+                <w:color w:val="000000"/>
+                <w:spacing w:val="0"/>
+                <w:kern w:val="0"/>
+                <w:sz w:val="18"/>
+                <w:szCs w:val="18"/>
+                <w:lang w:val="en-US" w:eastAsia="zh-CN"/>
+              </w:rPr>
+              <w:t>2. 协助进行灾难恢复场景下的技术方案验证。</w:t>
+            </w:r>
+          </w:p>
+        </w:tc>
+        <w:tc>
+          <w:tcPr>
+            <w:tcW w:w="2369" w:type="dxa"/>
+            <w:shd w:val="clear" w:color="auto" w:fill="auto"/>
+            <w:tcMar>
+              <w:top w:w="120" w:type="dxa"/>
+              <w:left w:w="192" w:type="dxa"/>
+              <w:bottom w:w="120" w:type="dxa"/>
+              <w:right w:w="0" w:type="dxa"/>
+            </w:tcMar>
+            <w:vAlign w:val="center"/>
+          </w:tcPr>
+          <w:p>
+            <w:pPr>
+              <w:keepNext w:val="0"/>
+              <w:keepLines w:val="0"/>
+              <w:widowControl/>
+              <w:suppressLineNumbers w:val="0"/>
+              <w:spacing w:line="300" w:lineRule="atLeast"/>
+              <w:jc w:val="left"/>
+              <w:rPr>
+                <w:rFonts w:ascii="Segoe UI" w:eastAsia="Segoe UI" w:hAnsi="Segoe UI" w:cs="Segoe UI" w:hint="default"/>
+                <w:i w:val="0"/>
+                <w:iCs w:val="0"/>
+                <w:caps w:val="0"/>
+                <w:color w:val="0F1115"/>
+                <w:spacing w:val="0"/>
+                <w:sz w:val="18"/>
+                <w:szCs w:val="18"/>
+              </w:rPr>
+            </w:pPr>
+            <w:r>
+              <w:rPr>
+                <w:rStyle w:val="Strong"/>
+                <w:rFonts w:ascii="Segoe UI" w:eastAsia="Segoe UI" w:hAnsi="Segoe UI" w:cs="Segoe UI" w:hint="default"/>
+                <w:b/>
+                <w:bCs/>
+                <w:i w:val="0"/>
+                <w:iCs w:val="0"/>
+                <w:caps w:val="0"/>
+                <w:snapToGrid w:val="0"/>
+                <w:color w:val="000000"/>
+                <w:spacing w:val="0"/>
+                <w:kern w:val="0"/>
+                <w:sz w:val="18"/>
+                <w:szCs w:val="18"/>
+                <w:lang w:val="en-US" w:eastAsia="zh-CN"/>
+              </w:rPr>
+              <w:t>研究总院-开发/测试工程师</w:t>
+            </w:r>
+          </w:p>
+        </w:tc>
+      </w:tr>
+      <w:tr>
+        <w:tblPrEx>
+          <w:tblW w:w="9024" w:type="dxa"/>
+          <w:tblInd w:w="0" w:type="dxa"/>
+          <w:shd w:val="clear" w:color="auto" w:fill="auto"/>
+          <w:tblCellMar>
+            <w:top w:w="15" w:type="dxa"/>
+            <w:left w:w="15" w:type="dxa"/>
+            <w:bottom w:w="15" w:type="dxa"/>
+            <w:right w:w="15" w:type="dxa"/>
+          </w:tblCellMar>
+        </w:tblPrEx>
+        <w:tc>
+          <w:tcPr>
+            <w:tcW w:w="2335" w:type="dxa"/>
+            <w:shd w:val="clear" w:color="auto" w:fill="auto"/>
+            <w:tcMar>
+              <w:top w:w="120" w:type="dxa"/>
+              <w:left w:w="0" w:type="dxa"/>
+              <w:bottom w:w="120" w:type="dxa"/>
+              <w:right w:w="192" w:type="dxa"/>
+            </w:tcMar>
+            <w:vAlign w:val="center"/>
+          </w:tcPr>
+          <w:p>
+            <w:pPr>
+              <w:keepNext w:val="0"/>
+              <w:keepLines w:val="0"/>
+              <w:widowControl/>
+              <w:suppressLineNumbers w:val="0"/>
+              <w:spacing w:line="300" w:lineRule="atLeast"/>
+              <w:ind w:left="0" w:right="0" w:firstLine="0" w:leftChars="0" w:rightChars="0" w:firstLineChars="0"/>
+              <w:jc w:val="center"/>
+              <w:rPr>
+                <w:rFonts w:ascii="Segoe UI" w:eastAsia="Segoe UI" w:hAnsi="Segoe UI" w:cs="Segoe UI" w:hint="default"/>
+                <w:i w:val="0"/>
+                <w:iCs w:val="0"/>
+                <w:caps w:val="0"/>
+                <w:color w:val="0F1115"/>
+                <w:spacing w:val="0"/>
+                <w:sz w:val="18"/>
+                <w:szCs w:val="18"/>
+              </w:rPr>
+            </w:pPr>
+            <w:r>
+              <w:rPr>
+                <w:rStyle w:val="Strong"/>
+                <w:rFonts w:ascii="Segoe UI" w:eastAsia="Segoe UI" w:hAnsi="Segoe UI" w:cs="Segoe UI" w:hint="default"/>
+                <w:b/>
+                <w:bCs/>
+                <w:i w:val="0"/>
+                <w:iCs w:val="0"/>
+                <w:caps w:val="0"/>
+                <w:snapToGrid w:val="0"/>
+                <w:color w:val="000000"/>
+                <w:spacing w:val="0"/>
+                <w:kern w:val="0"/>
+                <w:sz w:val="18"/>
+                <w:szCs w:val="18"/>
+                <w:lang w:val="en-US" w:eastAsia="zh-CN"/>
+              </w:rPr>
+              <w:t>质量管理部</w:t>
+            </w:r>
+          </w:p>
+        </w:tc>
+        <w:tc>
+          <w:tcPr>
+            <w:tcW w:w="4320" w:type="dxa"/>
+            <w:shd w:val="clear" w:color="auto" w:fill="auto"/>
+            <w:tcMar>
+              <w:top w:w="120" w:type="dxa"/>
+              <w:left w:w="192" w:type="dxa"/>
+              <w:bottom w:w="120" w:type="dxa"/>
+              <w:right w:w="192" w:type="dxa"/>
+            </w:tcMar>
+            <w:vAlign w:val="center"/>
+          </w:tcPr>
+          <w:p>
+            <w:pPr>
+              <w:keepNext w:val="0"/>
+              <w:keepLines w:val="0"/>
+              <w:widowControl/>
+              <w:suppressLineNumbers w:val="0"/>
+              <w:spacing w:line="300" w:lineRule="atLeast"/>
+              <w:jc w:val="left"/>
+              <w:rPr>
+                <w:rFonts w:ascii="Segoe UI" w:eastAsia="Segoe UI" w:hAnsi="Segoe UI" w:cs="Segoe UI" w:hint="default"/>
+                <w:i w:val="0"/>
+                <w:iCs w:val="0"/>
+                <w:caps w:val="0"/>
+                <w:color w:val="0F1115"/>
+                <w:spacing w:val="0"/>
+                <w:sz w:val="18"/>
+                <w:szCs w:val="18"/>
+              </w:rPr>
+            </w:pPr>
+            <w:r>
+              <w:rPr>
+                <w:rFonts w:ascii="Segoe UI" w:eastAsia="Segoe UI" w:hAnsi="Segoe UI" w:cs="Segoe UI" w:hint="default"/>
+                <w:i w:val="0"/>
+                <w:iCs w:val="0"/>
+                <w:caps w:val="0"/>
+                <w:snapToGrid w:val="0"/>
+                <w:color w:val="000000"/>
+                <w:spacing w:val="0"/>
+                <w:kern w:val="0"/>
+                <w:sz w:val="18"/>
+                <w:szCs w:val="18"/>
+                <w:lang w:val="en-US" w:eastAsia="zh-CN"/>
+              </w:rPr>
+              <w:t>1. 监督本制度执行情况，审计可用性数据与演练记录。</w:t>
+            </w:r>
+            <w:r>
+              <w:rPr>
+                <w:rFonts w:ascii="Segoe UI" w:eastAsia="Segoe UI" w:hAnsi="Segoe UI" w:cs="Segoe UI" w:hint="default"/>
+                <w:i w:val="0"/>
+                <w:iCs w:val="0"/>
+                <w:caps w:val="0"/>
+                <w:snapToGrid w:val="0"/>
+                <w:color w:val="000000"/>
+                <w:spacing w:val="0"/>
+                <w:kern w:val="0"/>
+                <w:sz w:val="18"/>
+                <w:szCs w:val="18"/>
+                <w:lang w:val="en-US" w:eastAsia="zh-CN"/>
+              </w:rPr>
+              <w:br/>
+            </w:r>
+            <w:r>
+              <w:rPr>
+                <w:rFonts w:ascii="Segoe UI" w:eastAsia="Segoe UI" w:hAnsi="Segoe UI" w:cs="Segoe UI" w:hint="default"/>
+                <w:i w:val="0"/>
+                <w:iCs w:val="0"/>
+                <w:caps w:val="0"/>
+                <w:snapToGrid w:val="0"/>
+                <w:color w:val="000000"/>
+                <w:spacing w:val="0"/>
+                <w:kern w:val="0"/>
+                <w:sz w:val="18"/>
+                <w:szCs w:val="18"/>
+                <w:lang w:val="en-US" w:eastAsia="zh-CN"/>
+              </w:rPr>
+              <w:t>2. 参与连续性预案的评审。</w:t>
+            </w:r>
+            <w:r>
+              <w:rPr>
+                <w:rFonts w:ascii="Segoe UI" w:eastAsia="Segoe UI" w:hAnsi="Segoe UI" w:cs="Segoe UI" w:hint="default"/>
+                <w:i w:val="0"/>
+                <w:iCs w:val="0"/>
+                <w:caps w:val="0"/>
+                <w:snapToGrid w:val="0"/>
+                <w:color w:val="000000"/>
+                <w:spacing w:val="0"/>
+                <w:kern w:val="0"/>
+                <w:sz w:val="18"/>
+                <w:szCs w:val="18"/>
+                <w:lang w:val="en-US" w:eastAsia="zh-CN"/>
+              </w:rPr>
+              <w:br/>
+            </w:r>
+            <w:r>
+              <w:rPr>
+                <w:rFonts w:ascii="Segoe UI" w:eastAsia="Segoe UI" w:hAnsi="Segoe UI" w:cs="Segoe UI" w:hint="default"/>
+                <w:i w:val="0"/>
+                <w:iCs w:val="0"/>
+                <w:caps w:val="0"/>
+                <w:snapToGrid w:val="0"/>
+                <w:color w:val="000000"/>
+                <w:spacing w:val="0"/>
+                <w:kern w:val="0"/>
+                <w:sz w:val="18"/>
+                <w:szCs w:val="18"/>
+                <w:lang w:val="en-US" w:eastAsia="zh-CN"/>
+              </w:rPr>
+              <w:t>3. 将可用性指标纳入质量报告。</w:t>
+            </w:r>
+          </w:p>
+        </w:tc>
+        <w:tc>
+          <w:tcPr>
+            <w:tcW w:w="2369" w:type="dxa"/>
+            <w:shd w:val="clear" w:color="auto" w:fill="auto"/>
+            <w:tcMar>
+              <w:top w:w="120" w:type="dxa"/>
+              <w:left w:w="192" w:type="dxa"/>
+              <w:bottom w:w="120" w:type="dxa"/>
+              <w:right w:w="0" w:type="dxa"/>
+            </w:tcMar>
+            <w:vAlign w:val="center"/>
+          </w:tcPr>
+          <w:p>
+            <w:pPr>
+              <w:keepNext w:val="0"/>
+              <w:keepLines w:val="0"/>
+              <w:widowControl/>
+              <w:suppressLineNumbers w:val="0"/>
+              <w:spacing w:line="300" w:lineRule="atLeast"/>
+              <w:jc w:val="left"/>
+              <w:rPr>
+                <w:rFonts w:ascii="Segoe UI" w:eastAsia="Segoe UI" w:hAnsi="Segoe UI" w:cs="Segoe UI" w:hint="default"/>
+                <w:i w:val="0"/>
+                <w:iCs w:val="0"/>
+                <w:caps w:val="0"/>
+                <w:color w:val="0F1115"/>
+                <w:spacing w:val="0"/>
+                <w:sz w:val="18"/>
+                <w:szCs w:val="18"/>
+              </w:rPr>
+            </w:pPr>
+            <w:r>
+              <w:rPr>
+                <w:rStyle w:val="Strong"/>
+                <w:rFonts w:ascii="Segoe UI" w:eastAsia="Segoe UI" w:hAnsi="Segoe UI" w:cs="Segoe UI" w:hint="default"/>
+                <w:b/>
+                <w:bCs/>
+                <w:i w:val="0"/>
+                <w:iCs w:val="0"/>
+                <w:caps w:val="0"/>
+                <w:snapToGrid w:val="0"/>
+                <w:color w:val="000000"/>
+                <w:spacing w:val="0"/>
+                <w:kern w:val="0"/>
+                <w:sz w:val="18"/>
+                <w:szCs w:val="18"/>
+                <w:lang w:val="en-US" w:eastAsia="zh-CN"/>
               </w:rPr>
               <w:t>质量管理部经理/专员</w:t>
             </w:r>
@@ -5627,7 +5582,7 @@
     </w:tbl>
     <w:p>
       <w:pPr>
-        <w:pStyle w:val="28"/>
+        <w:pStyle w:val="1"/>
         <w:keepNext w:val="0"/>
         <w:keepLines w:val="0"/>
         <w:pageBreakBefore w:val="0"/>
@@ -5647,38 +5602,38 @@
           <w:lang w:val="en-US" w:eastAsia="zh-CN"/>
         </w:rPr>
       </w:pPr>
-      <w:bookmarkStart w:id="8" w:name="_Toc6228"/>
+      <w:bookmarkStart w:id="9" w:name="_Toc6228"/>
       <w:r>
         <w:rPr>
           <w:rFonts w:hint="default"/>
           <w:lang w:val="en-US" w:eastAsia="zh-CN"/>
         </w:rPr>
         <w:t>服务可用性管理</w:t>
-      </w:r>
-      <w:bookmarkEnd w:id="8"/>
-    </w:p>
-    <w:p>
-      <w:pPr>
-        <w:pStyle w:val="30"/>
-        <w:bidi w:val="0"/>
-        <w:rPr>
-          <w:rFonts w:hint="default"/>
-          <w:lang w:val="en-US" w:eastAsia="zh-CN"/>
-        </w:rPr>
-      </w:pPr>
-      <w:bookmarkStart w:id="9" w:name="_Toc9776"/>
-      <w:r>
-        <w:rPr>
-          <w:rFonts w:hint="default"/>
-          <w:lang w:val="en-US" w:eastAsia="zh-CN"/>
-        </w:rPr>
-        <w:t>可用性目标设定与协商</w:t>
       </w:r>
       <w:bookmarkEnd w:id="9"/>
     </w:p>
     <w:p>
       <w:pPr>
-        <w:pStyle w:val="29"/>
+        <w:pStyle w:val="2"/>
+        <w:bidi w:val="0"/>
+        <w:rPr>
+          <w:rFonts w:hint="default"/>
+          <w:lang w:val="en-US" w:eastAsia="zh-CN"/>
+        </w:rPr>
+      </w:pPr>
+      <w:bookmarkStart w:id="10" w:name="_Toc9776"/>
+      <w:r>
+        <w:rPr>
+          <w:rFonts w:hint="default"/>
+          <w:lang w:val="en-US" w:eastAsia="zh-CN"/>
+        </w:rPr>
+        <w:t>可用性目标设定与协商</w:t>
+      </w:r>
+      <w:bookmarkEnd w:id="10"/>
+    </w:p>
+    <w:p>
+      <w:pPr>
+        <w:pStyle w:val="a1"/>
         <w:keepNext w:val="0"/>
         <w:keepLines w:val="0"/>
         <w:pageBreakBefore w:val="0"/>
@@ -5708,7 +5663,7 @@
     </w:p>
     <w:p>
       <w:pPr>
-        <w:pStyle w:val="29"/>
+        <w:pStyle w:val="a1"/>
         <w:keepNext w:val="0"/>
         <w:keepLines w:val="0"/>
         <w:pageBreakBefore w:val="0"/>
@@ -5738,14 +5693,14 @@
     </w:p>
     <w:p>
       <w:pPr>
-        <w:pStyle w:val="30"/>
+        <w:pStyle w:val="2"/>
         <w:bidi w:val="0"/>
         <w:rPr>
           <w:rFonts w:hint="default"/>
           <w:lang w:val="en-US" w:eastAsia="zh-CN"/>
         </w:rPr>
       </w:pPr>
-      <w:bookmarkStart w:id="10" w:name="_Toc5733"/>
+      <w:bookmarkStart w:id="11" w:name="_Toc5733"/>
       <w:r>
         <w:rPr>
           <w:rFonts w:hint="default"/>
@@ -5753,11 +5708,11 @@
         </w:rPr>
         <w:t>可用性监控与测量</w:t>
       </w:r>
-      <w:bookmarkEnd w:id="10"/>
+      <w:bookmarkEnd w:id="11"/>
     </w:p>
     <w:p>
       <w:pPr>
-        <w:pStyle w:val="29"/>
+        <w:pStyle w:val="a1"/>
         <w:keepNext w:val="0"/>
         <w:keepLines w:val="0"/>
         <w:pageBreakBefore w:val="0"/>
@@ -5787,7 +5742,7 @@
     </w:p>
     <w:p>
       <w:pPr>
-        <w:pStyle w:val="29"/>
+        <w:pStyle w:val="a1"/>
         <w:keepNext w:val="0"/>
         <w:keepLines w:val="0"/>
         <w:pageBreakBefore w:val="0"/>
@@ -5817,7 +5772,7 @@
     </w:p>
     <w:p>
       <w:pPr>
-        <w:pStyle w:val="29"/>
+        <w:pStyle w:val="a1"/>
         <w:keepNext w:val="0"/>
         <w:keepLines w:val="0"/>
         <w:pageBreakBefore w:val="0"/>
@@ -5847,14 +5802,14 @@
     </w:p>
     <w:p>
       <w:pPr>
-        <w:pStyle w:val="30"/>
+        <w:pStyle w:val="2"/>
         <w:bidi w:val="0"/>
         <w:rPr>
           <w:rFonts w:hint="default"/>
           <w:lang w:val="en-US" w:eastAsia="zh-CN"/>
         </w:rPr>
       </w:pPr>
-      <w:bookmarkStart w:id="11" w:name="_Toc17628"/>
+      <w:bookmarkStart w:id="12" w:name="_Toc17628"/>
       <w:r>
         <w:rPr>
           <w:rFonts w:hint="default"/>
@@ -5862,11 +5817,11 @@
         </w:rPr>
         <w:t>可用性分析、报告与改进</w:t>
       </w:r>
-      <w:bookmarkEnd w:id="11"/>
+      <w:bookmarkEnd w:id="12"/>
     </w:p>
     <w:p>
       <w:pPr>
-        <w:pStyle w:val="29"/>
+        <w:pStyle w:val="a1"/>
         <w:keepNext w:val="0"/>
         <w:keepLines w:val="0"/>
         <w:pageBreakBefore w:val="0"/>
@@ -5896,7 +5851,7 @@
     </w:p>
     <w:p>
       <w:pPr>
-        <w:pStyle w:val="29"/>
+        <w:pStyle w:val="a1"/>
         <w:keepNext w:val="0"/>
         <w:keepLines w:val="0"/>
         <w:pageBreakBefore w:val="0"/>
@@ -5926,7 +5881,7 @@
     </w:p>
     <w:p>
       <w:pPr>
-        <w:pStyle w:val="29"/>
+        <w:pStyle w:val="a1"/>
         <w:keepNext w:val="0"/>
         <w:keepLines w:val="0"/>
         <w:pageBreakBefore w:val="0"/>
@@ -5956,7 +5911,7 @@
     </w:p>
     <w:p>
       <w:pPr>
-        <w:pStyle w:val="28"/>
+        <w:pStyle w:val="1"/>
         <w:keepNext w:val="0"/>
         <w:keepLines w:val="0"/>
         <w:pageBreakBefore w:val="0"/>
@@ -5976,38 +5931,38 @@
           <w:lang w:val="en-US" w:eastAsia="zh-CN"/>
         </w:rPr>
       </w:pPr>
-      <w:bookmarkStart w:id="12" w:name="_Toc5857"/>
+      <w:bookmarkStart w:id="13" w:name="_Toc5857"/>
       <w:r>
         <w:rPr>
           <w:rFonts w:hint="default"/>
           <w:lang w:val="en-US" w:eastAsia="zh-CN"/>
         </w:rPr>
         <w:t>服务连续性管理</w:t>
-      </w:r>
-      <w:bookmarkEnd w:id="12"/>
-    </w:p>
-    <w:p>
-      <w:pPr>
-        <w:pStyle w:val="30"/>
-        <w:bidi w:val="0"/>
-        <w:rPr>
-          <w:rFonts w:hint="default"/>
-          <w:lang w:val="en-US" w:eastAsia="zh-CN"/>
-        </w:rPr>
-      </w:pPr>
-      <w:bookmarkStart w:id="13" w:name="_Toc14465"/>
-      <w:r>
-        <w:rPr>
-          <w:rFonts w:hint="default"/>
-          <w:lang w:val="en-US" w:eastAsia="zh-CN"/>
-        </w:rPr>
-        <w:t>业务影响分析</w:t>
       </w:r>
       <w:bookmarkEnd w:id="13"/>
     </w:p>
     <w:p>
       <w:pPr>
-        <w:pStyle w:val="29"/>
+        <w:pStyle w:val="2"/>
+        <w:bidi w:val="0"/>
+        <w:rPr>
+          <w:rFonts w:hint="default"/>
+          <w:lang w:val="en-US" w:eastAsia="zh-CN"/>
+        </w:rPr>
+      </w:pPr>
+      <w:bookmarkStart w:id="14" w:name="_Toc14465"/>
+      <w:r>
+        <w:rPr>
+          <w:rFonts w:hint="default"/>
+          <w:lang w:val="en-US" w:eastAsia="zh-CN"/>
+        </w:rPr>
+        <w:t>业务影响分析</w:t>
+      </w:r>
+      <w:bookmarkEnd w:id="14"/>
+    </w:p>
+    <w:p>
+      <w:pPr>
+        <w:pStyle w:val="a1"/>
         <w:keepNext w:val="0"/>
         <w:keepLines w:val="0"/>
         <w:pageBreakBefore w:val="0"/>
@@ -6037,7 +5992,7 @@
     </w:p>
     <w:p>
       <w:pPr>
-        <w:pStyle w:val="29"/>
+        <w:pStyle w:val="a1"/>
         <w:keepNext w:val="0"/>
         <w:keepLines w:val="0"/>
         <w:pageBreakBefore w:val="0"/>
@@ -6067,14 +6022,14 @@
     </w:p>
     <w:p>
       <w:pPr>
-        <w:pStyle w:val="30"/>
+        <w:pStyle w:val="2"/>
         <w:bidi w:val="0"/>
         <w:rPr>
           <w:rFonts w:hint="default"/>
           <w:lang w:val="en-US" w:eastAsia="zh-CN"/>
         </w:rPr>
       </w:pPr>
-      <w:bookmarkStart w:id="14" w:name="_Toc15557"/>
+      <w:bookmarkStart w:id="15" w:name="_Toc15557"/>
       <w:r>
         <w:rPr>
           <w:rFonts w:hint="default"/>
@@ -6082,11 +6037,11 @@
         </w:rPr>
         <w:t>连续性策略制定</w:t>
       </w:r>
-      <w:bookmarkEnd w:id="14"/>
+      <w:bookmarkEnd w:id="15"/>
     </w:p>
     <w:p>
       <w:pPr>
-        <w:pStyle w:val="29"/>
+        <w:pStyle w:val="a1"/>
         <w:keepNext w:val="0"/>
         <w:keepLines w:val="0"/>
         <w:pageBreakBefore w:val="0"/>
@@ -6116,7 +6071,7 @@
     </w:p>
     <w:p>
       <w:pPr>
-        <w:pStyle w:val="29"/>
+        <w:pStyle w:val="a1"/>
         <w:keepNext w:val="0"/>
         <w:keepLines w:val="0"/>
         <w:pageBreakBefore w:val="0"/>
@@ -6146,7 +6101,7 @@
     </w:p>
     <w:p>
       <w:pPr>
-        <w:pStyle w:val="29"/>
+        <w:pStyle w:val="a1"/>
         <w:keepNext w:val="0"/>
         <w:keepLines w:val="0"/>
         <w:pageBreakBefore w:val="0"/>
@@ -6176,7 +6131,7 @@
     </w:p>
     <w:p>
       <w:pPr>
-        <w:pStyle w:val="29"/>
+        <w:pStyle w:val="a1"/>
         <w:keepNext w:val="0"/>
         <w:keepLines w:val="0"/>
         <w:pageBreakBefore w:val="0"/>
@@ -6206,14 +6161,14 @@
     </w:p>
     <w:p>
       <w:pPr>
-        <w:pStyle w:val="30"/>
+        <w:pStyle w:val="2"/>
         <w:bidi w:val="0"/>
         <w:rPr>
           <w:rFonts w:hint="default"/>
           <w:lang w:val="en-US" w:eastAsia="zh-CN"/>
         </w:rPr>
       </w:pPr>
-      <w:bookmarkStart w:id="15" w:name="_Toc9211"/>
+      <w:bookmarkStart w:id="16" w:name="_Toc9211"/>
       <w:r>
         <w:rPr>
           <w:rFonts w:hint="default"/>
@@ -6221,11 +6176,11 @@
         </w:rPr>
         <w:t>应急预案编制与维护</w:t>
       </w:r>
-      <w:bookmarkEnd w:id="15"/>
+      <w:bookmarkEnd w:id="16"/>
     </w:p>
     <w:p>
       <w:pPr>
-        <w:pStyle w:val="29"/>
+        <w:pStyle w:val="a1"/>
         <w:keepNext w:val="0"/>
         <w:keepLines w:val="0"/>
         <w:pageBreakBefore w:val="0"/>
@@ -6255,7 +6210,7 @@
     </w:p>
     <w:p>
       <w:pPr>
-        <w:pStyle w:val="29"/>
+        <w:pStyle w:val="a1"/>
         <w:keepNext w:val="0"/>
         <w:keepLines w:val="0"/>
         <w:pageBreakBefore w:val="0"/>
@@ -6285,7 +6240,7 @@
     </w:p>
     <w:p>
       <w:pPr>
-        <w:pStyle w:val="29"/>
+        <w:pStyle w:val="a1"/>
         <w:keepNext w:val="0"/>
         <w:keepLines w:val="0"/>
         <w:pageBreakBefore w:val="0"/>
@@ -6315,14 +6270,14 @@
     </w:p>
     <w:p>
       <w:pPr>
-        <w:pStyle w:val="30"/>
+        <w:pStyle w:val="2"/>
         <w:bidi w:val="0"/>
         <w:rPr>
           <w:rFonts w:hint="default"/>
           <w:lang w:val="en-US" w:eastAsia="zh-CN"/>
         </w:rPr>
       </w:pPr>
-      <w:bookmarkStart w:id="16" w:name="_Toc17417"/>
+      <w:bookmarkStart w:id="17" w:name="_Toc17417"/>
       <w:r>
         <w:rPr>
           <w:rFonts w:hint="default"/>
@@ -6330,11 +6285,11 @@
         </w:rPr>
         <w:t>演练、评估与改进</w:t>
       </w:r>
-      <w:bookmarkEnd w:id="16"/>
+      <w:bookmarkEnd w:id="17"/>
     </w:p>
     <w:p>
       <w:pPr>
-        <w:pStyle w:val="29"/>
+        <w:pStyle w:val="a1"/>
         <w:keepNext w:val="0"/>
         <w:keepLines w:val="0"/>
         <w:pageBreakBefore w:val="0"/>
@@ -6364,7 +6319,7 @@
     </w:p>
     <w:p>
       <w:pPr>
-        <w:pStyle w:val="29"/>
+        <w:pStyle w:val="a1"/>
         <w:keepNext w:val="0"/>
         <w:keepLines w:val="0"/>
         <w:pageBreakBefore w:val="0"/>
@@ -6394,7 +6349,7 @@
     </w:p>
     <w:p>
       <w:pPr>
-        <w:pStyle w:val="29"/>
+        <w:pStyle w:val="a1"/>
         <w:keepNext w:val="0"/>
         <w:keepLines w:val="0"/>
         <w:pageBreakBefore w:val="0"/>
@@ -6424,14 +6379,14 @@
     </w:p>
     <w:p>
       <w:pPr>
-        <w:pStyle w:val="30"/>
+        <w:pStyle w:val="2"/>
         <w:bidi w:val="0"/>
         <w:rPr>
           <w:rFonts w:hint="default"/>
           <w:lang w:val="en-US" w:eastAsia="zh-CN"/>
         </w:rPr>
       </w:pPr>
-      <w:bookmarkStart w:id="17" w:name="_Toc3524"/>
+      <w:bookmarkStart w:id="18" w:name="_Toc3524"/>
       <w:r>
         <w:rPr>
           <w:rFonts w:hint="default"/>
@@ -6439,11 +6394,11 @@
         </w:rPr>
         <w:t>应急响应与恢复</w:t>
       </w:r>
-      <w:bookmarkEnd w:id="17"/>
+      <w:bookmarkEnd w:id="18"/>
     </w:p>
     <w:p>
       <w:pPr>
-        <w:pStyle w:val="29"/>
+        <w:pStyle w:val="a1"/>
         <w:keepNext w:val="0"/>
         <w:keepLines w:val="0"/>
         <w:pageBreakBefore w:val="0"/>
@@ -6473,7 +6428,7 @@
     </w:p>
     <w:p>
       <w:pPr>
-        <w:pStyle w:val="29"/>
+        <w:pStyle w:val="a1"/>
         <w:keepNext w:val="0"/>
         <w:keepLines w:val="0"/>
         <w:pageBreakBefore w:val="0"/>
@@ -6503,7 +6458,7 @@
     </w:p>
     <w:p>
       <w:pPr>
-        <w:pStyle w:val="29"/>
+        <w:pStyle w:val="a1"/>
         <w:keepNext w:val="0"/>
         <w:keepLines w:val="0"/>
         <w:pageBreakBefore w:val="0"/>
@@ -6533,7 +6488,7 @@
     </w:p>
     <w:p>
       <w:pPr>
-        <w:pStyle w:val="28"/>
+        <w:pStyle w:val="1"/>
         <w:keepNext w:val="0"/>
         <w:keepLines w:val="0"/>
         <w:pageBreakBefore w:val="0"/>
@@ -6553,7 +6508,7 @@
           <w:lang w:val="en-US" w:eastAsia="zh-CN"/>
         </w:rPr>
       </w:pPr>
-      <w:bookmarkStart w:id="18" w:name="_Toc29200"/>
+      <w:bookmarkStart w:id="19" w:name="_Toc29200"/>
       <w:r>
         <w:rPr>
           <w:rFonts w:hint="default"/>
@@ -6561,11 +6516,11 @@
         </w:rPr>
         <w:t>与其他流程的接口</w:t>
       </w:r>
-      <w:bookmarkEnd w:id="18"/>
+      <w:bookmarkEnd w:id="19"/>
     </w:p>
     <w:p>
       <w:pPr>
-        <w:pStyle w:val="29"/>
+        <w:pStyle w:val="a1"/>
         <w:keepNext w:val="0"/>
         <w:keepLines w:val="0"/>
         <w:pageBreakBefore w:val="0"/>
@@ -6595,7 +6550,7 @@
     </w:p>
     <w:p>
       <w:pPr>
-        <w:pStyle w:val="29"/>
+        <w:pStyle w:val="a1"/>
         <w:keepNext w:val="0"/>
         <w:keepLines w:val="0"/>
         <w:pageBreakBefore w:val="0"/>
@@ -6625,7 +6580,7 @@
     </w:p>
     <w:p>
       <w:pPr>
-        <w:pStyle w:val="29"/>
+        <w:pStyle w:val="a1"/>
         <w:keepNext w:val="0"/>
         <w:keepLines w:val="0"/>
         <w:pageBreakBefore w:val="0"/>
@@ -6655,7 +6610,7 @@
     </w:p>
     <w:p>
       <w:pPr>
-        <w:pStyle w:val="29"/>
+        <w:pStyle w:val="a1"/>
         <w:keepNext w:val="0"/>
         <w:keepLines w:val="0"/>
         <w:pageBreakBefore w:val="0"/>
@@ -6685,7 +6640,7 @@
     </w:p>
     <w:p>
       <w:pPr>
-        <w:pStyle w:val="29"/>
+        <w:pStyle w:val="a1"/>
         <w:keepNext w:val="0"/>
         <w:keepLines w:val="0"/>
         <w:pageBreakBefore w:val="0"/>
@@ -6715,7 +6670,7 @@
     </w:p>
     <w:p>
       <w:pPr>
-        <w:pStyle w:val="29"/>
+        <w:pStyle w:val="a1"/>
         <w:keepNext w:val="0"/>
         <w:keepLines w:val="0"/>
         <w:pageBreakBefore w:val="0"/>
@@ -6760,7 +6715,7 @@
     </w:p>
     <w:p>
       <w:pPr>
-        <w:pStyle w:val="28"/>
+        <w:pStyle w:val="1"/>
         <w:keepNext w:val="0"/>
         <w:keepLines w:val="0"/>
         <w:pageBreakBefore w:val="0"/>
@@ -6780,7 +6735,7 @@
           <w:lang w:val="en-US" w:eastAsia="zh-CN"/>
         </w:rPr>
       </w:pPr>
-      <w:bookmarkStart w:id="19" w:name="_Toc802"/>
+      <w:bookmarkStart w:id="20" w:name="_Toc802"/>
       <w:r>
         <w:rPr>
           <w:rFonts w:hint="eastAsia"/>
@@ -6788,23 +6743,22 @@
         </w:rPr>
         <w:t>考核指标</w:t>
       </w:r>
-      <w:bookmarkEnd w:id="19"/>
+      <w:bookmarkEnd w:id="20"/>
     </w:p>
     <w:tbl>
       <w:tblPr>
-        <w:tblStyle w:val="20"/>
+        <w:tblStyle w:val="TableNormal"/>
         <w:tblW w:w="7675" w:type="dxa"/>
         <w:tblInd w:w="96" w:type="dxa"/>
         <w:tblBorders>
-          <w:top w:val="none" w:color="auto" w:sz="0" w:space="0"/>
-          <w:left w:val="none" w:color="auto" w:sz="0" w:space="0"/>
-          <w:bottom w:val="none" w:color="auto" w:sz="0" w:space="0"/>
-          <w:right w:val="none" w:color="auto" w:sz="0" w:space="0"/>
-          <w:insideH w:val="none" w:color="auto" w:sz="0" w:space="0"/>
-          <w:insideV w:val="none" w:color="auto" w:sz="0" w:space="0"/>
+          <w:top w:val="nil"/>
+          <w:left w:val="nil"/>
+          <w:bottom w:val="nil"/>
+          <w:right w:val="nil"/>
+          <w:insideH w:val="nil"/>
+          <w:insideV w:val="nil"/>
         </w:tblBorders>
         <w:shd w:val="clear" w:color="auto" w:fill="auto"/>
-        <w:tblLayout w:type="autofit"/>
         <w:tblCellMar>
           <w:top w:w="0" w:type="dxa"/>
           <w:left w:w="108" w:type="dxa"/>
@@ -6820,13 +6774,15 @@
       </w:tblGrid>
       <w:tr>
         <w:tblPrEx>
+          <w:tblW w:w="7675" w:type="dxa"/>
+          <w:tblInd w:w="96" w:type="dxa"/>
           <w:tblBorders>
-            <w:top w:val="none" w:color="auto" w:sz="0" w:space="0"/>
-            <w:left w:val="none" w:color="auto" w:sz="0" w:space="0"/>
-            <w:bottom w:val="none" w:color="auto" w:sz="0" w:space="0"/>
-            <w:right w:val="none" w:color="auto" w:sz="0" w:space="0"/>
-            <w:insideH w:val="none" w:color="auto" w:sz="0" w:space="0"/>
-            <w:insideV w:val="none" w:color="auto" w:sz="0" w:space="0"/>
+            <w:top w:val="nil"/>
+            <w:left w:val="nil"/>
+            <w:bottom w:val="nil"/>
+            <w:right w:val="nil"/>
+            <w:insideH w:val="nil"/>
+            <w:insideV w:val="nil"/>
           </w:tblBorders>
           <w:shd w:val="clear" w:color="auto" w:fill="auto"/>
           <w:tblCellMar>
@@ -6837,16 +6793,16 @@
           </w:tblCellMar>
         </w:tblPrEx>
         <w:trPr>
-          <w:trHeight w:val="493" w:hRule="atLeast"/>
+          <w:trHeight w:val="493"/>
         </w:trPr>
         <w:tc>
           <w:tcPr>
             <w:tcW w:w="1963" w:type="dxa"/>
             <w:tcBorders>
-              <w:top w:val="single" w:color="000000" w:sz="4" w:space="0"/>
-              <w:left w:val="single" w:color="000000" w:sz="4" w:space="0"/>
-              <w:bottom w:val="single" w:color="000000" w:sz="4" w:space="0"/>
-              <w:right w:val="single" w:color="000000" w:sz="4" w:space="0"/>
+              <w:top w:val="single" w:sz="4" w:space="0" w:color="000000"/>
+              <w:left w:val="single" w:sz="4" w:space="0" w:color="000000"/>
+              <w:bottom w:val="single" w:sz="4" w:space="0" w:color="000000"/>
+              <w:right w:val="single" w:sz="4" w:space="0" w:color="000000"/>
             </w:tcBorders>
             <w:shd w:val="clear" w:color="auto" w:fill="C0C0C0"/>
             <w:vAlign w:val="center"/>
@@ -6860,7 +6816,7 @@
               <w:jc w:val="center"/>
               <w:textAlignment w:val="center"/>
               <w:rPr>
-                <w:rFonts w:hint="default" w:ascii="楷体_GB2312" w:hAnsi="宋体" w:eastAsia="楷体_GB2312" w:cs="楷体_GB2312"/>
+                <w:rFonts w:ascii="楷体_GB2312" w:eastAsia="楷体_GB2312" w:hAnsi="宋体" w:cs="楷体_GB2312" w:hint="default"/>
                 <w:b/>
                 <w:bCs/>
                 <w:i w:val="0"/>
@@ -6873,7 +6829,7 @@
             </w:pPr>
             <w:r>
               <w:rPr>
-                <w:rFonts w:hint="default" w:ascii="楷体_GB2312" w:hAnsi="宋体" w:eastAsia="楷体_GB2312" w:cs="楷体_GB2312"/>
+                <w:rFonts w:ascii="楷体_GB2312" w:eastAsia="楷体_GB2312" w:hAnsi="宋体" w:cs="楷体_GB2312" w:hint="default"/>
                 <w:b/>
                 <w:bCs/>
                 <w:i w:val="0"/>
@@ -6884,7 +6840,7 @@
                 <w:sz w:val="22"/>
                 <w:szCs w:val="22"/>
                 <w:u w:val="none"/>
-                <w:lang w:val="en-US" w:eastAsia="zh-CN" w:bidi="ar"/>
+                <w:lang w:val="en-US" w:eastAsia="zh-CN"/>
               </w:rPr>
               <w:t>KPI</w:t>
             </w:r>
@@ -6894,10 +6850,10 @@
           <w:tcPr>
             <w:tcW w:w="1356" w:type="dxa"/>
             <w:tcBorders>
-              <w:top w:val="single" w:color="000000" w:sz="4" w:space="0"/>
-              <w:left w:val="single" w:color="000000" w:sz="4" w:space="0"/>
-              <w:bottom w:val="single" w:color="000000" w:sz="4" w:space="0"/>
-              <w:right w:val="single" w:color="000000" w:sz="4" w:space="0"/>
+              <w:top w:val="single" w:sz="4" w:space="0" w:color="000000"/>
+              <w:left w:val="single" w:sz="4" w:space="0" w:color="000000"/>
+              <w:bottom w:val="single" w:sz="4" w:space="0" w:color="000000"/>
+              <w:right w:val="single" w:sz="4" w:space="0" w:color="000000"/>
             </w:tcBorders>
             <w:shd w:val="clear" w:color="auto" w:fill="C0C0C0"/>
             <w:vAlign w:val="center"/>
@@ -6911,7 +6867,7 @@
               <w:jc w:val="center"/>
               <w:textAlignment w:val="center"/>
               <w:rPr>
-                <w:rFonts w:hint="default" w:ascii="楷体_GB2312" w:hAnsi="宋体" w:eastAsia="楷体_GB2312" w:cs="楷体_GB2312"/>
+                <w:rFonts w:ascii="楷体_GB2312" w:eastAsia="楷体_GB2312" w:hAnsi="宋体" w:cs="楷体_GB2312" w:hint="default"/>
                 <w:b/>
                 <w:bCs/>
                 <w:i w:val="0"/>
@@ -6924,7 +6880,7 @@
             </w:pPr>
             <w:r>
               <w:rPr>
-                <w:rFonts w:hint="default" w:ascii="楷体_GB2312" w:hAnsi="宋体" w:eastAsia="楷体_GB2312" w:cs="楷体_GB2312"/>
+                <w:rFonts w:ascii="楷体_GB2312" w:eastAsia="楷体_GB2312" w:hAnsi="宋体" w:cs="楷体_GB2312" w:hint="default"/>
                 <w:b/>
                 <w:bCs/>
                 <w:i w:val="0"/>
@@ -6935,7 +6891,7 @@
                 <w:sz w:val="22"/>
                 <w:szCs w:val="22"/>
                 <w:u w:val="none"/>
-                <w:lang w:val="en-US" w:eastAsia="zh-CN" w:bidi="ar"/>
+                <w:lang w:val="en-US" w:eastAsia="zh-CN"/>
               </w:rPr>
               <w:t>目标值</w:t>
             </w:r>
@@ -6945,10 +6901,10 @@
           <w:tcPr>
             <w:tcW w:w="3300" w:type="dxa"/>
             <w:tcBorders>
-              <w:top w:val="single" w:color="000000" w:sz="4" w:space="0"/>
-              <w:left w:val="single" w:color="000000" w:sz="4" w:space="0"/>
-              <w:bottom w:val="single" w:color="000000" w:sz="4" w:space="0"/>
-              <w:right w:val="single" w:color="000000" w:sz="4" w:space="0"/>
+              <w:top w:val="single" w:sz="4" w:space="0" w:color="000000"/>
+              <w:left w:val="single" w:sz="4" w:space="0" w:color="000000"/>
+              <w:bottom w:val="single" w:sz="4" w:space="0" w:color="000000"/>
+              <w:right w:val="single" w:sz="4" w:space="0" w:color="000000"/>
             </w:tcBorders>
             <w:shd w:val="clear" w:color="auto" w:fill="C0C0C0"/>
             <w:vAlign w:val="center"/>
@@ -6962,7 +6918,7 @@
               <w:jc w:val="center"/>
               <w:textAlignment w:val="center"/>
               <w:rPr>
-                <w:rFonts w:hint="default" w:ascii="楷体_GB2312" w:hAnsi="宋体" w:eastAsia="楷体_GB2312" w:cs="楷体_GB2312"/>
+                <w:rFonts w:ascii="楷体_GB2312" w:eastAsia="楷体_GB2312" w:hAnsi="宋体" w:cs="楷体_GB2312" w:hint="default"/>
                 <w:b/>
                 <w:bCs/>
                 <w:i w:val="0"/>
@@ -6975,7 +6931,7 @@
             </w:pPr>
             <w:r>
               <w:rPr>
-                <w:rFonts w:hint="default" w:ascii="楷体_GB2312" w:hAnsi="宋体" w:eastAsia="楷体_GB2312" w:cs="楷体_GB2312"/>
+                <w:rFonts w:ascii="楷体_GB2312" w:eastAsia="楷体_GB2312" w:hAnsi="宋体" w:cs="楷体_GB2312" w:hint="default"/>
                 <w:b/>
                 <w:bCs/>
                 <w:i w:val="0"/>
@@ -6986,7 +6942,7 @@
                 <w:sz w:val="22"/>
                 <w:szCs w:val="22"/>
                 <w:u w:val="none"/>
-                <w:lang w:val="en-US" w:eastAsia="zh-CN" w:bidi="ar"/>
+                <w:lang w:val="en-US" w:eastAsia="zh-CN"/>
               </w:rPr>
               <w:t>计算公式/方法</w:t>
             </w:r>
@@ -6996,10 +6952,10 @@
           <w:tcPr>
             <w:tcW w:w="1056" w:type="dxa"/>
             <w:tcBorders>
-              <w:top w:val="single" w:color="000000" w:sz="4" w:space="0"/>
-              <w:left w:val="single" w:color="000000" w:sz="4" w:space="0"/>
-              <w:bottom w:val="single" w:color="000000" w:sz="4" w:space="0"/>
-              <w:right w:val="single" w:color="000000" w:sz="4" w:space="0"/>
+              <w:top w:val="single" w:sz="4" w:space="0" w:color="000000"/>
+              <w:left w:val="single" w:sz="4" w:space="0" w:color="000000"/>
+              <w:bottom w:val="single" w:sz="4" w:space="0" w:color="000000"/>
+              <w:right w:val="single" w:sz="4" w:space="0" w:color="000000"/>
             </w:tcBorders>
             <w:shd w:val="clear" w:color="auto" w:fill="C0C0C0"/>
             <w:vAlign w:val="center"/>
@@ -7013,7 +6969,7 @@
               <w:jc w:val="center"/>
               <w:textAlignment w:val="center"/>
               <w:rPr>
-                <w:rFonts w:hint="default" w:ascii="楷体_GB2312" w:hAnsi="宋体" w:eastAsia="楷体_GB2312" w:cs="楷体_GB2312"/>
+                <w:rFonts w:ascii="楷体_GB2312" w:eastAsia="楷体_GB2312" w:hAnsi="宋体" w:cs="楷体_GB2312" w:hint="default"/>
                 <w:b/>
                 <w:bCs/>
                 <w:i w:val="0"/>
@@ -7026,7 +6982,7 @@
             </w:pPr>
             <w:r>
               <w:rPr>
-                <w:rFonts w:hint="default" w:ascii="楷体_GB2312" w:hAnsi="宋体" w:eastAsia="楷体_GB2312" w:cs="楷体_GB2312"/>
+                <w:rFonts w:ascii="楷体_GB2312" w:eastAsia="楷体_GB2312" w:hAnsi="宋体" w:cs="楷体_GB2312" w:hint="default"/>
                 <w:b/>
                 <w:bCs/>
                 <w:i w:val="0"/>
@@ -7037,7 +6993,7 @@
                 <w:sz w:val="22"/>
                 <w:szCs w:val="22"/>
                 <w:u w:val="none"/>
-                <w:lang w:val="en-US" w:eastAsia="zh-CN" w:bidi="ar"/>
+                <w:lang w:val="en-US" w:eastAsia="zh-CN"/>
               </w:rPr>
               <w:t>频度</w:t>
             </w:r>
@@ -7046,14 +7002,8 @@
       </w:tr>
       <w:tr>
         <w:tblPrEx>
-          <w:tblBorders>
-            <w:top w:val="none" w:color="auto" w:sz="0" w:space="0"/>
-            <w:left w:val="none" w:color="auto" w:sz="0" w:space="0"/>
-            <w:bottom w:val="none" w:color="auto" w:sz="0" w:space="0"/>
-            <w:right w:val="none" w:color="auto" w:sz="0" w:space="0"/>
-            <w:insideH w:val="none" w:color="auto" w:sz="0" w:space="0"/>
-            <w:insideV w:val="none" w:color="auto" w:sz="0" w:space="0"/>
-          </w:tblBorders>
+          <w:tblW w:w="7675" w:type="dxa"/>
+          <w:tblInd w:w="96" w:type="dxa"/>
           <w:shd w:val="clear" w:color="auto" w:fill="auto"/>
           <w:tblCellMar>
             <w:top w:w="0" w:type="dxa"/>
@@ -7063,16 +7013,16 @@
           </w:tblCellMar>
         </w:tblPrEx>
         <w:trPr>
-          <w:trHeight w:val="493" w:hRule="atLeast"/>
+          <w:trHeight w:val="493"/>
         </w:trPr>
         <w:tc>
           <w:tcPr>
             <w:tcW w:w="1963" w:type="dxa"/>
             <w:tcBorders>
-              <w:top w:val="single" w:color="000000" w:sz="4" w:space="0"/>
-              <w:left w:val="single" w:color="000000" w:sz="4" w:space="0"/>
-              <w:bottom w:val="single" w:color="000000" w:sz="4" w:space="0"/>
-              <w:right w:val="single" w:color="000000" w:sz="4" w:space="0"/>
+              <w:top w:val="single" w:sz="4" w:space="0" w:color="000000"/>
+              <w:left w:val="single" w:sz="4" w:space="0" w:color="000000"/>
+              <w:bottom w:val="single" w:sz="4" w:space="0" w:color="000000"/>
+              <w:right w:val="single" w:sz="4" w:space="0" w:color="000000"/>
             </w:tcBorders>
             <w:shd w:val="clear" w:color="auto" w:fill="auto"/>
             <w:vAlign w:val="center"/>
@@ -7086,7 +7036,7 @@
               <w:jc w:val="left"/>
               <w:textAlignment w:val="center"/>
               <w:rPr>
-                <w:rFonts w:hint="default" w:ascii="楷体_GB2312" w:hAnsi="宋体" w:eastAsia="楷体_GB2312" w:cs="楷体_GB2312"/>
+                <w:rFonts w:ascii="楷体_GB2312" w:eastAsia="楷体_GB2312" w:hAnsi="宋体" w:cs="楷体_GB2312" w:hint="default"/>
                 <w:b/>
                 <w:bCs/>
                 <w:i w:val="0"/>
@@ -7097,12 +7047,12 @@
                 <w:sz w:val="22"/>
                 <w:szCs w:val="22"/>
                 <w:u w:val="none"/>
-                <w:lang w:val="en-US" w:eastAsia="zh-CN" w:bidi="ar"/>
+                <w:lang w:val="en-US" w:eastAsia="zh-CN"/>
               </w:rPr>
             </w:pPr>
             <w:r>
               <w:rPr>
-                <w:rFonts w:hint="eastAsia" w:ascii="宋体" w:hAnsi="宋体" w:eastAsia="宋体" w:cs="宋体"/>
+                <w:rFonts w:ascii="宋体" w:eastAsia="宋体" w:hAnsi="宋体" w:cs="宋体" w:hint="eastAsia"/>
                 <w:i w:val="0"/>
                 <w:iCs w:val="0"/>
                 <w:snapToGrid w:val="0"/>
@@ -7111,7 +7061,7 @@
                 <w:sz w:val="21"/>
                 <w:szCs w:val="21"/>
                 <w:u w:val="none"/>
-                <w:lang w:val="en-US" w:eastAsia="zh-CN" w:bidi="ar"/>
+                <w:lang w:val="en-US" w:eastAsia="zh-CN"/>
               </w:rPr>
               <w:t>服务可用率</w:t>
             </w:r>
@@ -7121,10 +7071,10 @@
           <w:tcPr>
             <w:tcW w:w="1356" w:type="dxa"/>
             <w:tcBorders>
-              <w:top w:val="single" w:color="000000" w:sz="4" w:space="0"/>
-              <w:left w:val="single" w:color="000000" w:sz="4" w:space="0"/>
-              <w:bottom w:val="single" w:color="000000" w:sz="4" w:space="0"/>
-              <w:right w:val="single" w:color="000000" w:sz="4" w:space="0"/>
+              <w:top w:val="single" w:sz="4" w:space="0" w:color="000000"/>
+              <w:left w:val="single" w:sz="4" w:space="0" w:color="000000"/>
+              <w:bottom w:val="single" w:sz="4" w:space="0" w:color="000000"/>
+              <w:right w:val="single" w:sz="4" w:space="0" w:color="000000"/>
             </w:tcBorders>
             <w:shd w:val="clear" w:color="auto" w:fill="auto"/>
             <w:vAlign w:val="center"/>
@@ -7138,7 +7088,7 @@
               <w:jc w:val="left"/>
               <w:textAlignment w:val="center"/>
               <w:rPr>
-                <w:rFonts w:hint="default" w:ascii="楷体_GB2312" w:hAnsi="宋体" w:eastAsia="楷体_GB2312" w:cs="楷体_GB2312"/>
+                <w:rFonts w:ascii="楷体_GB2312" w:eastAsia="楷体_GB2312" w:hAnsi="宋体" w:cs="楷体_GB2312" w:hint="default"/>
                 <w:b/>
                 <w:bCs/>
                 <w:i w:val="0"/>
@@ -7149,12 +7099,12 @@
                 <w:sz w:val="22"/>
                 <w:szCs w:val="22"/>
                 <w:u w:val="none"/>
-                <w:lang w:val="en-US" w:eastAsia="zh-CN" w:bidi="ar"/>
+                <w:lang w:val="en-US" w:eastAsia="zh-CN"/>
               </w:rPr>
             </w:pPr>
             <w:r>
               <w:rPr>
-                <w:rFonts w:hint="eastAsia" w:ascii="宋体" w:hAnsi="宋体" w:eastAsia="宋体" w:cs="宋体"/>
+                <w:rFonts w:ascii="宋体" w:eastAsia="宋体" w:hAnsi="宋体" w:cs="宋体" w:hint="eastAsia"/>
                 <w:i w:val="0"/>
                 <w:iCs w:val="0"/>
                 <w:snapToGrid w:val="0"/>
@@ -7163,7 +7113,7 @@
                 <w:sz w:val="21"/>
                 <w:szCs w:val="21"/>
                 <w:u w:val="none"/>
-                <w:lang w:val="en-US" w:eastAsia="zh-CN" w:bidi="ar"/>
+                <w:lang w:val="en-US" w:eastAsia="zh-CN"/>
               </w:rPr>
               <w:t>≥90%</w:t>
             </w:r>
@@ -7173,10 +7123,10 @@
           <w:tcPr>
             <w:tcW w:w="3300" w:type="dxa"/>
             <w:tcBorders>
-              <w:top w:val="single" w:color="000000" w:sz="4" w:space="0"/>
-              <w:left w:val="single" w:color="000000" w:sz="4" w:space="0"/>
-              <w:bottom w:val="single" w:color="000000" w:sz="4" w:space="0"/>
-              <w:right w:val="single" w:color="000000" w:sz="4" w:space="0"/>
+              <w:top w:val="single" w:sz="4" w:space="0" w:color="000000"/>
+              <w:left w:val="single" w:sz="4" w:space="0" w:color="000000"/>
+              <w:bottom w:val="single" w:sz="4" w:space="0" w:color="000000"/>
+              <w:right w:val="single" w:sz="4" w:space="0" w:color="000000"/>
             </w:tcBorders>
             <w:shd w:val="clear" w:color="auto" w:fill="auto"/>
             <w:vAlign w:val="center"/>
@@ -7190,7 +7140,7 @@
               <w:jc w:val="left"/>
               <w:textAlignment w:val="center"/>
               <w:rPr>
-                <w:rFonts w:hint="default" w:ascii="楷体_GB2312" w:hAnsi="宋体" w:eastAsia="楷体_GB2312" w:cs="楷体_GB2312"/>
+                <w:rFonts w:ascii="楷体_GB2312" w:eastAsia="楷体_GB2312" w:hAnsi="宋体" w:cs="楷体_GB2312" w:hint="default"/>
                 <w:b/>
                 <w:bCs/>
                 <w:i w:val="0"/>
@@ -7201,12 +7151,12 @@
                 <w:sz w:val="22"/>
                 <w:szCs w:val="22"/>
                 <w:u w:val="none"/>
-                <w:lang w:val="en-US" w:eastAsia="zh-CN" w:bidi="ar"/>
+                <w:lang w:val="en-US" w:eastAsia="zh-CN"/>
               </w:rPr>
             </w:pPr>
             <w:r>
               <w:rPr>
-                <w:rFonts w:hint="eastAsia" w:ascii="宋体" w:hAnsi="宋体" w:eastAsia="宋体" w:cs="宋体"/>
+                <w:rFonts w:ascii="宋体" w:eastAsia="宋体" w:hAnsi="宋体" w:cs="宋体" w:hint="eastAsia"/>
                 <w:i w:val="0"/>
                 <w:iCs w:val="0"/>
                 <w:snapToGrid w:val="0"/>
@@ -7215,7 +7165,7 @@
                 <w:sz w:val="21"/>
                 <w:szCs w:val="21"/>
                 <w:u w:val="none"/>
-                <w:lang w:val="en-US" w:eastAsia="zh-CN" w:bidi="ar"/>
+                <w:lang w:val="en-US" w:eastAsia="zh-CN"/>
               </w:rPr>
               <w:t>服务实际可用时间/服务计划可用时间*100%</w:t>
             </w:r>
@@ -7225,10 +7175,10 @@
           <w:tcPr>
             <w:tcW w:w="1056" w:type="dxa"/>
             <w:tcBorders>
-              <w:top w:val="single" w:color="000000" w:sz="4" w:space="0"/>
-              <w:left w:val="single" w:color="000000" w:sz="4" w:space="0"/>
-              <w:bottom w:val="single" w:color="000000" w:sz="4" w:space="0"/>
-              <w:right w:val="single" w:color="000000" w:sz="4" w:space="0"/>
+              <w:top w:val="single" w:sz="4" w:space="0" w:color="000000"/>
+              <w:left w:val="single" w:sz="4" w:space="0" w:color="000000"/>
+              <w:bottom w:val="single" w:sz="4" w:space="0" w:color="000000"/>
+              <w:right w:val="single" w:sz="4" w:space="0" w:color="000000"/>
             </w:tcBorders>
             <w:shd w:val="clear" w:color="auto" w:fill="auto"/>
             <w:vAlign w:val="center"/>
@@ -7242,7 +7192,7 @@
               <w:jc w:val="left"/>
               <w:textAlignment w:val="center"/>
               <w:rPr>
-                <w:rFonts w:hint="default" w:ascii="楷体_GB2312" w:hAnsi="宋体" w:eastAsia="楷体_GB2312" w:cs="楷体_GB2312"/>
+                <w:rFonts w:ascii="楷体_GB2312" w:eastAsia="楷体_GB2312" w:hAnsi="宋体" w:cs="楷体_GB2312" w:hint="default"/>
                 <w:b/>
                 <w:bCs/>
                 <w:i w:val="0"/>
@@ -7253,12 +7203,12 @@
                 <w:sz w:val="22"/>
                 <w:szCs w:val="22"/>
                 <w:u w:val="none"/>
-                <w:lang w:val="en-US" w:eastAsia="zh-CN" w:bidi="ar"/>
+                <w:lang w:val="en-US" w:eastAsia="zh-CN"/>
               </w:rPr>
             </w:pPr>
             <w:r>
               <w:rPr>
-                <w:rFonts w:hint="eastAsia" w:ascii="宋体" w:hAnsi="宋体" w:eastAsia="宋体" w:cs="宋体"/>
+                <w:rFonts w:ascii="宋体" w:eastAsia="宋体" w:hAnsi="宋体" w:cs="宋体" w:hint="eastAsia"/>
                 <w:i w:val="0"/>
                 <w:iCs w:val="0"/>
                 <w:snapToGrid w:val="0"/>
@@ -7267,7 +7217,7 @@
                 <w:sz w:val="21"/>
                 <w:szCs w:val="21"/>
                 <w:u w:val="none"/>
-                <w:lang w:val="en-US" w:eastAsia="zh-CN" w:bidi="ar"/>
+                <w:lang w:val="en-US" w:eastAsia="zh-CN"/>
               </w:rPr>
               <w:t>月度</w:t>
             </w:r>
@@ -7276,14 +7226,8 @@
       </w:tr>
       <w:tr>
         <w:tblPrEx>
-          <w:tblBorders>
-            <w:top w:val="none" w:color="auto" w:sz="0" w:space="0"/>
-            <w:left w:val="none" w:color="auto" w:sz="0" w:space="0"/>
-            <w:bottom w:val="none" w:color="auto" w:sz="0" w:space="0"/>
-            <w:right w:val="none" w:color="auto" w:sz="0" w:space="0"/>
-            <w:insideH w:val="none" w:color="auto" w:sz="0" w:space="0"/>
-            <w:insideV w:val="none" w:color="auto" w:sz="0" w:space="0"/>
-          </w:tblBorders>
+          <w:tblW w:w="7675" w:type="dxa"/>
+          <w:tblInd w:w="96" w:type="dxa"/>
           <w:shd w:val="clear" w:color="auto" w:fill="auto"/>
           <w:tblCellMar>
             <w:top w:w="0" w:type="dxa"/>
@@ -7293,16 +7237,16 @@
           </w:tblCellMar>
         </w:tblPrEx>
         <w:trPr>
-          <w:trHeight w:val="493" w:hRule="atLeast"/>
+          <w:trHeight w:val="493"/>
         </w:trPr>
         <w:tc>
           <w:tcPr>
             <w:tcW w:w="1963" w:type="dxa"/>
             <w:tcBorders>
-              <w:top w:val="single" w:color="000000" w:sz="4" w:space="0"/>
-              <w:left w:val="single" w:color="000000" w:sz="4" w:space="0"/>
-              <w:bottom w:val="single" w:color="000000" w:sz="4" w:space="0"/>
-              <w:right w:val="single" w:color="000000" w:sz="4" w:space="0"/>
+              <w:top w:val="single" w:sz="4" w:space="0" w:color="000000"/>
+              <w:left w:val="single" w:sz="4" w:space="0" w:color="000000"/>
+              <w:bottom w:val="single" w:sz="4" w:space="0" w:color="000000"/>
+              <w:right w:val="single" w:sz="4" w:space="0" w:color="000000"/>
             </w:tcBorders>
             <w:shd w:val="clear" w:color="auto" w:fill="auto"/>
             <w:vAlign w:val="center"/>
@@ -7316,7 +7260,7 @@
               <w:jc w:val="left"/>
               <w:textAlignment w:val="center"/>
               <w:rPr>
-                <w:rFonts w:hint="eastAsia" w:ascii="宋体" w:hAnsi="宋体" w:eastAsia="宋体" w:cs="宋体"/>
+                <w:rFonts w:ascii="宋体" w:eastAsia="宋体" w:hAnsi="宋体" w:cs="宋体" w:hint="eastAsia"/>
                 <w:i w:val="0"/>
                 <w:iCs w:val="0"/>
                 <w:snapToGrid w:val="0"/>
@@ -7325,12 +7269,12 @@
                 <w:sz w:val="21"/>
                 <w:szCs w:val="21"/>
                 <w:u w:val="none"/>
-                <w:lang w:val="en-US" w:eastAsia="zh-CN" w:bidi="ar"/>
+                <w:lang w:val="en-US" w:eastAsia="zh-CN"/>
               </w:rPr>
             </w:pPr>
             <w:r>
               <w:rPr>
-                <w:rFonts w:hint="eastAsia" w:ascii="宋体" w:hAnsi="宋体" w:eastAsia="宋体" w:cs="宋体"/>
+                <w:rFonts w:ascii="宋体" w:eastAsia="宋体" w:hAnsi="宋体" w:cs="宋体" w:hint="eastAsia"/>
                 <w:i w:val="0"/>
                 <w:iCs w:val="0"/>
                 <w:snapToGrid w:val="0"/>
@@ -7339,7 +7283,7 @@
                 <w:sz w:val="21"/>
                 <w:szCs w:val="21"/>
                 <w:u w:val="none"/>
-                <w:lang w:val="en-US" w:eastAsia="zh-CN" w:bidi="ar"/>
+                <w:lang w:val="en-US" w:eastAsia="zh-CN"/>
               </w:rPr>
               <w:t>服务故障中断次数</w:t>
             </w:r>
@@ -7349,10 +7293,10 @@
           <w:tcPr>
             <w:tcW w:w="1356" w:type="dxa"/>
             <w:tcBorders>
-              <w:top w:val="single" w:color="000000" w:sz="4" w:space="0"/>
-              <w:left w:val="single" w:color="000000" w:sz="4" w:space="0"/>
-              <w:bottom w:val="single" w:color="000000" w:sz="4" w:space="0"/>
-              <w:right w:val="single" w:color="000000" w:sz="4" w:space="0"/>
+              <w:top w:val="single" w:sz="4" w:space="0" w:color="000000"/>
+              <w:left w:val="single" w:sz="4" w:space="0" w:color="000000"/>
+              <w:bottom w:val="single" w:sz="4" w:space="0" w:color="000000"/>
+              <w:right w:val="single" w:sz="4" w:space="0" w:color="000000"/>
             </w:tcBorders>
             <w:shd w:val="clear" w:color="auto" w:fill="auto"/>
             <w:vAlign w:val="center"/>
@@ -7366,7 +7310,7 @@
               <w:jc w:val="left"/>
               <w:textAlignment w:val="center"/>
               <w:rPr>
-                <w:rFonts w:hint="eastAsia" w:ascii="宋体" w:hAnsi="宋体" w:eastAsia="宋体" w:cs="宋体"/>
+                <w:rFonts w:ascii="宋体" w:eastAsia="宋体" w:hAnsi="宋体" w:cs="宋体" w:hint="eastAsia"/>
                 <w:i w:val="0"/>
                 <w:iCs w:val="0"/>
                 <w:snapToGrid w:val="0"/>
@@ -7375,12 +7319,12 @@
                 <w:sz w:val="21"/>
                 <w:szCs w:val="21"/>
                 <w:u w:val="none"/>
-                <w:lang w:val="en-US" w:eastAsia="zh-CN" w:bidi="ar"/>
+                <w:lang w:val="en-US" w:eastAsia="zh-CN"/>
               </w:rPr>
             </w:pPr>
             <w:r>
               <w:rPr>
-                <w:rFonts w:hint="eastAsia" w:ascii="宋体" w:hAnsi="宋体" w:eastAsia="宋体" w:cs="宋体"/>
+                <w:rFonts w:ascii="宋体" w:eastAsia="宋体" w:hAnsi="宋体" w:cs="宋体" w:hint="eastAsia"/>
                 <w:i w:val="0"/>
                 <w:iCs w:val="0"/>
                 <w:snapToGrid w:val="0"/>
@@ -7389,7 +7333,7 @@
                 <w:sz w:val="21"/>
                 <w:szCs w:val="21"/>
                 <w:u w:val="none"/>
-                <w:lang w:val="en-US" w:eastAsia="zh-CN" w:bidi="ar"/>
+                <w:lang w:val="en-US" w:eastAsia="zh-CN"/>
               </w:rPr>
               <w:t>≤1次</w:t>
             </w:r>
@@ -7399,10 +7343,10 @@
           <w:tcPr>
             <w:tcW w:w="3300" w:type="dxa"/>
             <w:tcBorders>
-              <w:top w:val="single" w:color="000000" w:sz="4" w:space="0"/>
-              <w:left w:val="single" w:color="000000" w:sz="4" w:space="0"/>
-              <w:bottom w:val="single" w:color="000000" w:sz="4" w:space="0"/>
-              <w:right w:val="single" w:color="000000" w:sz="4" w:space="0"/>
+              <w:top w:val="single" w:sz="4" w:space="0" w:color="000000"/>
+              <w:left w:val="single" w:sz="4" w:space="0" w:color="000000"/>
+              <w:bottom w:val="single" w:sz="4" w:space="0" w:color="000000"/>
+              <w:right w:val="single" w:sz="4" w:space="0" w:color="000000"/>
             </w:tcBorders>
             <w:shd w:val="clear" w:color="auto" w:fill="auto"/>
             <w:vAlign w:val="center"/>
@@ -7416,7 +7360,7 @@
               <w:jc w:val="left"/>
               <w:textAlignment w:val="center"/>
               <w:rPr>
-                <w:rFonts w:hint="eastAsia" w:ascii="宋体" w:hAnsi="宋体" w:eastAsia="宋体" w:cs="宋体"/>
+                <w:rFonts w:ascii="宋体" w:eastAsia="宋体" w:hAnsi="宋体" w:cs="宋体" w:hint="eastAsia"/>
                 <w:i w:val="0"/>
                 <w:iCs w:val="0"/>
                 <w:snapToGrid w:val="0"/>
@@ -7425,12 +7369,12 @@
                 <w:sz w:val="21"/>
                 <w:szCs w:val="21"/>
                 <w:u w:val="none"/>
-                <w:lang w:val="en-US" w:eastAsia="zh-CN" w:bidi="ar"/>
+                <w:lang w:val="en-US" w:eastAsia="zh-CN"/>
               </w:rPr>
             </w:pPr>
             <w:r>
               <w:rPr>
-                <w:rFonts w:hint="eastAsia" w:ascii="宋体" w:hAnsi="宋体" w:eastAsia="宋体" w:cs="宋体"/>
+                <w:rFonts w:ascii="宋体" w:eastAsia="宋体" w:hAnsi="宋体" w:cs="宋体" w:hint="eastAsia"/>
                 <w:i w:val="0"/>
                 <w:iCs w:val="0"/>
                 <w:snapToGrid w:val="0"/>
@@ -7439,7 +7383,7 @@
                 <w:sz w:val="21"/>
                 <w:szCs w:val="21"/>
                 <w:u w:val="none"/>
-                <w:lang w:val="en-US" w:eastAsia="zh-CN" w:bidi="ar"/>
+                <w:lang w:val="en-US" w:eastAsia="zh-CN"/>
               </w:rPr>
               <w:t>数量，因服务故障导致的服务中断次数</w:t>
             </w:r>
@@ -7449,10 +7393,10 @@
           <w:tcPr>
             <w:tcW w:w="1056" w:type="dxa"/>
             <w:tcBorders>
-              <w:top w:val="single" w:color="000000" w:sz="4" w:space="0"/>
-              <w:left w:val="single" w:color="000000" w:sz="4" w:space="0"/>
-              <w:bottom w:val="single" w:color="000000" w:sz="4" w:space="0"/>
-              <w:right w:val="single" w:color="000000" w:sz="4" w:space="0"/>
+              <w:top w:val="single" w:sz="4" w:space="0" w:color="000000"/>
+              <w:left w:val="single" w:sz="4" w:space="0" w:color="000000"/>
+              <w:bottom w:val="single" w:sz="4" w:space="0" w:color="000000"/>
+              <w:right w:val="single" w:sz="4" w:space="0" w:color="000000"/>
             </w:tcBorders>
             <w:shd w:val="clear" w:color="auto" w:fill="auto"/>
             <w:vAlign w:val="center"/>
@@ -7466,7 +7410,7 @@
               <w:jc w:val="left"/>
               <w:textAlignment w:val="center"/>
               <w:rPr>
-                <w:rFonts w:hint="eastAsia" w:ascii="宋体" w:hAnsi="宋体" w:eastAsia="宋体" w:cs="宋体"/>
+                <w:rFonts w:ascii="宋体" w:eastAsia="宋体" w:hAnsi="宋体" w:cs="宋体" w:hint="eastAsia"/>
                 <w:i w:val="0"/>
                 <w:iCs w:val="0"/>
                 <w:snapToGrid w:val="0"/>
@@ -7475,12 +7419,12 @@
                 <w:sz w:val="21"/>
                 <w:szCs w:val="21"/>
                 <w:u w:val="none"/>
-                <w:lang w:val="en-US" w:eastAsia="zh-CN" w:bidi="ar"/>
+                <w:lang w:val="en-US" w:eastAsia="zh-CN"/>
               </w:rPr>
             </w:pPr>
             <w:r>
               <w:rPr>
-                <w:rFonts w:hint="eastAsia" w:ascii="宋体" w:hAnsi="宋体" w:eastAsia="宋体" w:cs="宋体"/>
+                <w:rFonts w:ascii="宋体" w:eastAsia="宋体" w:hAnsi="宋体" w:cs="宋体" w:hint="eastAsia"/>
                 <w:i w:val="0"/>
                 <w:iCs w:val="0"/>
                 <w:snapToGrid w:val="0"/>
@@ -7489,7 +7433,7 @@
                 <w:sz w:val="21"/>
                 <w:szCs w:val="21"/>
                 <w:u w:val="none"/>
-                <w:lang w:val="en-US" w:eastAsia="zh-CN" w:bidi="ar"/>
+                <w:lang w:val="en-US" w:eastAsia="zh-CN"/>
               </w:rPr>
               <w:t>月度</w:t>
             </w:r>
@@ -7499,7 +7443,7 @@
     </w:tbl>
     <w:p>
       <w:pPr>
-        <w:pStyle w:val="28"/>
+        <w:pStyle w:val="1"/>
         <w:keepNext w:val="0"/>
         <w:keepLines w:val="0"/>
         <w:pageBreakBefore w:val="0"/>
@@ -7519,7 +7463,7 @@
           <w:lang w:val="en-US" w:eastAsia="zh-CN"/>
         </w:rPr>
       </w:pPr>
-      <w:bookmarkStart w:id="20" w:name="_Toc20154"/>
+      <w:bookmarkStart w:id="21" w:name="_Toc20154"/>
       <w:r>
         <w:rPr>
           <w:rFonts w:hint="default"/>
@@ -7527,11 +7471,11 @@
         </w:rPr>
         <w:t>附则</w:t>
       </w:r>
-      <w:bookmarkEnd w:id="20"/>
+      <w:bookmarkEnd w:id="21"/>
     </w:p>
     <w:p>
       <w:pPr>
-        <w:pStyle w:val="29"/>
+        <w:pStyle w:val="a1"/>
         <w:keepNext w:val="0"/>
         <w:keepLines w:val="0"/>
         <w:pageBreakBefore w:val="0"/>
@@ -7561,7 +7505,7 @@
     </w:p>
     <w:p>
       <w:pPr>
-        <w:pStyle w:val="29"/>
+        <w:pStyle w:val="a1"/>
         <w:keepNext w:val="0"/>
         <w:keepLines w:val="0"/>
         <w:pageBreakBefore w:val="0"/>
@@ -7591,7 +7535,7 @@
     </w:p>
     <w:p>
       <w:pPr>
-        <w:pStyle w:val="29"/>
+        <w:pStyle w:val="a1"/>
         <w:keepNext w:val="0"/>
         <w:keepLines w:val="0"/>
         <w:pageBreakBefore w:val="0"/>
@@ -7620,73 +7564,23 @@
       </w:r>
     </w:p>
     <w:sectPr>
-      <w:headerReference r:id="rId5" w:type="default"/>
+      <w:headerReference w:type="default" r:id="rId7"/>
       <w:pgSz w:w="11906" w:h="16838"/>
       <w:pgMar w:top="1417" w:right="1800" w:bottom="1440" w:left="1800" w:header="1140" w:footer="992" w:gutter="0"/>
-      <w:cols w:space="425" w:num="1"/>
+      <w:cols w:num="1" w:space="425"/>
       <w:docGrid w:type="lines" w:linePitch="312" w:charSpace="0"/>
     </w:sectPr>
   </w:body>
 </w:document>
 </file>
 
-<file path=word/endnotes.xml><?xml version="1.0" encoding="utf-8"?>
-<w:endnotes xmlns:wpc="http://schemas.microsoft.com/office/word/2010/wordprocessingCanvas" xmlns:mc="http://schemas.openxmlformats.org/markup-compatibility/2006" xmlns:o="urn:schemas-microsoft-com:office:office" xmlns:r="http://schemas.openxmlformats.org/officeDocument/2006/relationships" xmlns:m="http://schemas.openxmlformats.org/officeDocument/2006/math" xmlns:v="urn:schemas-microsoft-com:vml" xmlns:wp14="http://schemas.microsoft.com/office/word/2010/wordprocessingDrawing" xmlns:wp="http://schemas.openxmlformats.org/drawingml/2006/wordprocessingDrawing" xmlns:w="http://schemas.openxmlformats.org/wordprocessingml/2006/main" xmlns:w14="http://schemas.microsoft.com/office/word/2010/wordml" xmlns:w15="http://schemas.microsoft.com/office/word/2012/wordml" xmlns:w10="urn:schemas-microsoft-com:office:word" xmlns:wpg="http://schemas.microsoft.com/office/word/2010/wordprocessingGroup" xmlns:wpi="http://schemas.microsoft.com/office/word/2010/wordprocessingInk" xmlns:wne="http://schemas.microsoft.com/office/word/2006/wordml" xmlns:wps="http://schemas.microsoft.com/office/word/2010/wordprocessingShape" xmlns:wpsCustomData="http://www.wps.cn/officeDocument/2013/wpsCustomData" mc:Ignorable="w14 w15 wp14">
-  <w:endnote w:type="separator" w:id="0">
-    <w:p>
-      <w:pPr>
-        <w:spacing w:line="240" w:lineRule="auto"/>
-      </w:pPr>
-      <w:r>
-        <w:separator/>
-      </w:r>
-    </w:p>
-  </w:endnote>
-  <w:endnote w:type="continuationSeparator" w:id="1">
-    <w:p>
-      <w:pPr>
-        <w:spacing w:line="240" w:lineRule="auto"/>
-      </w:pPr>
-      <w:r>
-        <w:continuationSeparator/>
-      </w:r>
-    </w:p>
-  </w:endnote>
-</w:endnotes>
-</file>
-
-<file path=word/footnotes.xml><?xml version="1.0" encoding="utf-8"?>
-<w:footnotes xmlns:wpc="http://schemas.microsoft.com/office/word/2010/wordprocessingCanvas" xmlns:mc="http://schemas.openxmlformats.org/markup-compatibility/2006" xmlns:o="urn:schemas-microsoft-com:office:office" xmlns:r="http://schemas.openxmlformats.org/officeDocument/2006/relationships" xmlns:m="http://schemas.openxmlformats.org/officeDocument/2006/math" xmlns:v="urn:schemas-microsoft-com:vml" xmlns:wp14="http://schemas.microsoft.com/office/word/2010/wordprocessingDrawing" xmlns:wp="http://schemas.openxmlformats.org/drawingml/2006/wordprocessingDrawing" xmlns:w="http://schemas.openxmlformats.org/wordprocessingml/2006/main" xmlns:w14="http://schemas.microsoft.com/office/word/2010/wordml" xmlns:w15="http://schemas.microsoft.com/office/word/2012/wordml" xmlns:w10="urn:schemas-microsoft-com:office:word" xmlns:wpg="http://schemas.microsoft.com/office/word/2010/wordprocessingGroup" xmlns:wpi="http://schemas.microsoft.com/office/word/2010/wordprocessingInk" xmlns:wne="http://schemas.microsoft.com/office/word/2006/wordml" xmlns:wps="http://schemas.microsoft.com/office/word/2010/wordprocessingShape" xmlns:wpsCustomData="http://www.wps.cn/officeDocument/2013/wpsCustomData" mc:Ignorable="w14 w15 wp14">
-  <w:footnote w:type="separator" w:id="0">
-    <w:p>
-      <w:pPr>
-        <w:spacing w:line="360" w:lineRule="auto"/>
-      </w:pPr>
-      <w:r>
-        <w:separator/>
-      </w:r>
-    </w:p>
-  </w:footnote>
-  <w:footnote w:type="continuationSeparator" w:id="1">
-    <w:p>
-      <w:pPr>
-        <w:spacing w:line="360" w:lineRule="auto"/>
-      </w:pPr>
-      <w:r>
-        <w:continuationSeparator/>
-      </w:r>
-    </w:p>
-  </w:footnote>
-</w:footnotes>
-</file>
-
 <file path=word/header1.xml><?xml version="1.0" encoding="utf-8"?>
-<w:hdr xmlns:wpc="http://schemas.microsoft.com/office/word/2010/wordprocessingCanvas" xmlns:mc="http://schemas.openxmlformats.org/markup-compatibility/2006" xmlns:o="urn:schemas-microsoft-com:office:office" xmlns:r="http://schemas.openxmlformats.org/officeDocument/2006/relationships" xmlns:m="http://schemas.openxmlformats.org/officeDocument/2006/math" xmlns:v="urn:schemas-microsoft-com:vml" xmlns:wp14="http://schemas.microsoft.com/office/word/2010/wordprocessingDrawing" xmlns:wp="http://schemas.openxmlformats.org/drawingml/2006/wordprocessingDrawing" xmlns:w10="urn:schemas-microsoft-com:office:word" xmlns:w="http://schemas.openxmlformats.org/wordprocessingml/2006/main" xmlns:w14="http://schemas.microsoft.com/office/word/2010/wordml" xmlns:w15="http://schemas.microsoft.com/office/word/2012/wordml" xmlns:wpg="http://schemas.microsoft.com/office/word/2010/wordprocessingGroup" xmlns:wpi="http://schemas.microsoft.com/office/word/2010/wordprocessingInk" xmlns:wne="http://schemas.microsoft.com/office/word/2006/wordml" xmlns:wps="http://schemas.microsoft.com/office/word/2010/wordprocessingShape" xmlns:wpsCustomData="http://www.wps.cn/officeDocument/2013/wpsCustomData" mc:Ignorable="w14 w15 wp14">
+<w:hdr xmlns:wpc="http://schemas.microsoft.com/office/word/2010/wordprocessingCanvas" xmlns:mc="http://schemas.openxmlformats.org/markup-compatibility/2006" xmlns:o="urn:schemas-microsoft-com:office:office" xmlns:r="http://schemas.openxmlformats.org/officeDocument/2006/relationships" xmlns:m="http://schemas.openxmlformats.org/officeDocument/2006/math" xmlns:v="urn:schemas-microsoft-com:vml" xmlns:wp14="http://schemas.microsoft.com/office/word/2010/wordprocessingDrawing" xmlns:wp="http://schemas.openxmlformats.org/drawingml/2006/wordprocessingDrawing" xmlns:w10="urn:schemas-microsoft-com:office:word" xmlns:w="http://schemas.openxmlformats.org/wordprocessingml/2006/main" xmlns:w14="http://schemas.microsoft.com/office/word/2010/wordml" xmlns:w15="http://schemas.microsoft.com/office/word/2012/wordml" xmlns:wne="http://schemas.microsoft.com/office/word/2006/wordml" xmlns:wpg="http://schemas.microsoft.com/office/word/2010/wordprocessingGroup" xmlns:wpi="http://schemas.microsoft.com/office/word/2010/wordprocessingInk" xmlns:wps="http://schemas.microsoft.com/office/word/2010/wordprocessingShape" mc:Ignorable="w14 w15 wp14">
   <w:p>
     <w:pPr>
-      <w:pStyle w:val="15"/>
+      <w:pStyle w:val="Header"/>
       <w:pBdr>
-        <w:bottom w:val="single" w:color="auto" w:sz="4" w:space="1"/>
+        <w:bottom w:val="single" w:sz="4" w:space="1" w:color="auto"/>
       </w:pBdr>
       <w:tabs>
         <w:tab w:val="left" w:pos="335"/>
@@ -7694,27 +7588,27 @@
       </w:tabs>
       <w:jc w:val="right"/>
       <w:rPr>
-        <w:rFonts w:hint="eastAsia" w:eastAsiaTheme="minorEastAsia"/>
+        <w:rFonts w:eastAsiaTheme="minorEastAsia" w:hint="eastAsia"/>
         <w:lang w:eastAsia="zh-CN"/>
       </w:rPr>
     </w:pPr>
     <w:r>
       <w:rPr>
-        <w:rFonts w:hint="eastAsia" w:eastAsiaTheme="minorEastAsia"/>
+        <w:rFonts w:eastAsiaTheme="minorEastAsia" w:hint="eastAsia"/>
         <w:lang w:val="en-US" w:eastAsia="zh-CN"/>
       </w:rPr>
       <w:tab/>
     </w:r>
     <w:r>
       <w:rPr>
-        <w:rFonts w:hint="eastAsia" w:eastAsiaTheme="minorEastAsia"/>
+        <w:rFonts w:eastAsiaTheme="minorEastAsia" w:hint="eastAsia"/>
         <w:lang w:val="en-US" w:eastAsia="zh-CN"/>
       </w:rPr>
       <w:tab/>
     </w:r>
     <w:r>
       <w:rPr>
-        <w:rFonts w:hint="eastAsia" w:eastAsiaTheme="minorEastAsia"/>
+        <w:rFonts w:eastAsiaTheme="minorEastAsia" w:hint="eastAsia"/>
         <w:lang w:val="en-US" w:eastAsia="zh-CN"/>
       </w:rPr>
       <w:t>江西通信产业服务有限公司</w:t>
@@ -7724,15 +7618,15 @@
 </file>
 
 <file path=word/numbering.xml><?xml version="1.0" encoding="utf-8"?>
-<w:numbering xmlns:wpc="http://schemas.microsoft.com/office/word/2010/wordprocessingCanvas" xmlns:mc="http://schemas.openxmlformats.org/markup-compatibility/2006" xmlns:o="urn:schemas-microsoft-com:office:office" xmlns:r="http://schemas.openxmlformats.org/officeDocument/2006/relationships" xmlns:m="http://schemas.openxmlformats.org/officeDocument/2006/math" xmlns:v="urn:schemas-microsoft-com:vml" xmlns:wp14="http://schemas.microsoft.com/office/word/2010/wordprocessingDrawing" xmlns:wp="http://schemas.openxmlformats.org/drawingml/2006/wordprocessingDrawing" xmlns:w10="urn:schemas-microsoft-com:office:word" xmlns:w="http://schemas.openxmlformats.org/wordprocessingml/2006/main" xmlns:w14="http://schemas.microsoft.com/office/word/2010/wordml" xmlns:wpg="http://schemas.microsoft.com/office/word/2010/wordprocessingGroup" xmlns:wpi="http://schemas.microsoft.com/office/word/2010/wordprocessingInk" xmlns:wne="http://schemas.microsoft.com/office/word/2006/wordml" xmlns:wps="http://schemas.microsoft.com/office/word/2010/wordprocessingShape" xmlns:wpsCustomData="http://www.wps.cn/officeDocument/2013/wpsCustomData" mc:Ignorable="w14 wp14">
+<w:numbering xmlns:wpc="http://schemas.microsoft.com/office/word/2010/wordprocessingCanvas" xmlns:mc="http://schemas.openxmlformats.org/markup-compatibility/2006" xmlns:o="urn:schemas-microsoft-com:office:office" xmlns:r="http://schemas.openxmlformats.org/officeDocument/2006/relationships" xmlns:m="http://schemas.openxmlformats.org/officeDocument/2006/math" xmlns:v="urn:schemas-microsoft-com:vml" xmlns:wp14="http://schemas.microsoft.com/office/word/2010/wordprocessingDrawing" xmlns:wp="http://schemas.openxmlformats.org/drawingml/2006/wordprocessingDrawing" xmlns:w10="urn:schemas-microsoft-com:office:word" xmlns:w="http://schemas.openxmlformats.org/wordprocessingml/2006/main" xmlns:w14="http://schemas.microsoft.com/office/word/2010/wordml" xmlns:w15="http://schemas.microsoft.com/office/word/2012/wordml" xmlns:wne="http://schemas.microsoft.com/office/word/2006/wordml" xmlns:wpg="http://schemas.microsoft.com/office/word/2010/wordprocessingGroup" xmlns:wpi="http://schemas.microsoft.com/office/word/2010/wordprocessingInk" xmlns:wps="http://schemas.microsoft.com/office/word/2010/wordprocessingShape" mc:Ignorable="w14 w15 wp14">
   <w:abstractNum w:abstractNumId="0">
     <w:nsid w:val="8E964DCE"/>
     <w:multiLevelType w:val="multilevel"/>
     <w:tmpl w:val="8E964DCE"/>
-    <w:lvl w:ilvl="0" w:tentative="0">
+    <w:lvl w:ilvl="0">
       <w:start w:val="1"/>
       <w:numFmt w:val="decimal"/>
-      <w:pStyle w:val="2"/>
+      <w:pStyle w:val="Heading1"/>
       <w:lvlText w:val="%1."/>
       <w:lvlJc w:val="left"/>
       <w:pPr>
@@ -7742,10 +7636,10 @@
         <w:rFonts w:hint="default"/>
       </w:rPr>
     </w:lvl>
-    <w:lvl w:ilvl="1" w:tentative="0">
+    <w:lvl w:ilvl="1">
       <w:start w:val="1"/>
       <w:numFmt w:val="decimal"/>
-      <w:pStyle w:val="3"/>
+      <w:pStyle w:val="Heading2"/>
       <w:lvlText w:val="%1.%2."/>
       <w:lvlJc w:val="left"/>
       <w:pPr>
@@ -7755,10 +7649,10 @@
         <w:rFonts w:hint="default"/>
       </w:rPr>
     </w:lvl>
-    <w:lvl w:ilvl="2" w:tentative="0">
+    <w:lvl w:ilvl="2">
       <w:start w:val="1"/>
       <w:numFmt w:val="decimal"/>
-      <w:pStyle w:val="4"/>
+      <w:pStyle w:val="Heading3"/>
       <w:lvlText w:val="%1.%2.%3."/>
       <w:lvlJc w:val="left"/>
       <w:pPr>
@@ -7768,10 +7662,10 @@
         <w:rFonts w:hint="default"/>
       </w:rPr>
     </w:lvl>
-    <w:lvl w:ilvl="3" w:tentative="0">
+    <w:lvl w:ilvl="3">
       <w:start w:val="1"/>
       <w:numFmt w:val="decimal"/>
-      <w:pStyle w:val="5"/>
+      <w:pStyle w:val="Heading4"/>
       <w:lvlText w:val="%1.%2.%3.%4."/>
       <w:lvlJc w:val="left"/>
       <w:pPr>
@@ -7781,10 +7675,10 @@
         <w:rFonts w:hint="default"/>
       </w:rPr>
     </w:lvl>
-    <w:lvl w:ilvl="4" w:tentative="0">
+    <w:lvl w:ilvl="4">
       <w:start w:val="1"/>
       <w:numFmt w:val="decimal"/>
-      <w:pStyle w:val="6"/>
+      <w:pStyle w:val="Heading5"/>
       <w:lvlText w:val="%1.%2.%3.%4.%5."/>
       <w:lvlJc w:val="left"/>
       <w:pPr>
@@ -7794,10 +7688,10 @@
         <w:rFonts w:hint="default"/>
       </w:rPr>
     </w:lvl>
-    <w:lvl w:ilvl="5" w:tentative="0">
+    <w:lvl w:ilvl="5">
       <w:start w:val="1"/>
       <w:numFmt w:val="decimal"/>
-      <w:pStyle w:val="7"/>
+      <w:pStyle w:val="Heading6"/>
       <w:lvlText w:val="%1.%2.%3.%4.%5.%6."/>
       <w:lvlJc w:val="left"/>
       <w:pPr>
@@ -7807,10 +7701,10 @@
         <w:rFonts w:hint="default"/>
       </w:rPr>
     </w:lvl>
-    <w:lvl w:ilvl="6" w:tentative="0">
+    <w:lvl w:ilvl="6">
       <w:start w:val="1"/>
       <w:numFmt w:val="decimal"/>
-      <w:pStyle w:val="8"/>
+      <w:pStyle w:val="Heading7"/>
       <w:lvlText w:val="%1.%2.%3.%4.%5.%6.%7."/>
       <w:lvlJc w:val="left"/>
       <w:pPr>
@@ -7820,10 +7714,10 @@
         <w:rFonts w:hint="default"/>
       </w:rPr>
     </w:lvl>
-    <w:lvl w:ilvl="7" w:tentative="0">
+    <w:lvl w:ilvl="7">
       <w:start w:val="1"/>
       <w:numFmt w:val="decimal"/>
-      <w:pStyle w:val="9"/>
+      <w:pStyle w:val="Heading8"/>
       <w:lvlText w:val="%1.%2.%3.%4.%5.%6.%7.%8."/>
       <w:lvlJc w:val="left"/>
       <w:pPr>
@@ -7833,10 +7727,10 @@
         <w:rFonts w:hint="default"/>
       </w:rPr>
     </w:lvl>
-    <w:lvl w:ilvl="8" w:tentative="0">
+    <w:lvl w:ilvl="8">
       <w:start w:val="1"/>
       <w:numFmt w:val="decimal"/>
-      <w:pStyle w:val="10"/>
+      <w:pStyle w:val="Heading9"/>
       <w:lvlText w:val="%1.%2.%3.%4.%5.%6.%7.%8.%9."/>
       <w:lvlJc w:val="left"/>
       <w:pPr>
@@ -7854,269 +7748,267 @@
 </file>
 
 <file path=word/styles.xml><?xml version="1.0" encoding="utf-8"?>
-<w:styles xmlns:mc="http://schemas.openxmlformats.org/markup-compatibility/2006" xmlns:o="urn:schemas-microsoft-com:office:office" xmlns:r="http://schemas.openxmlformats.org/officeDocument/2006/relationships" xmlns:m="http://schemas.openxmlformats.org/officeDocument/2006/math" xmlns:v="urn:schemas-microsoft-com:vml" xmlns:w="http://schemas.openxmlformats.org/wordprocessingml/2006/main" xmlns:w14="http://schemas.microsoft.com/office/word/2010/wordml" xmlns:w10="urn:schemas-microsoft-com:office:word" xmlns:sl="http://schemas.openxmlformats.org/schemaLibrary/2006/main" xmlns:wpsCustomData="http://www.wps.cn/officeDocument/2013/wpsCustomData" mc:Ignorable="w14">
+<w:styles xmlns:mc="http://schemas.openxmlformats.org/markup-compatibility/2006" xmlns:r="http://schemas.openxmlformats.org/officeDocument/2006/relationships" xmlns:w="http://schemas.openxmlformats.org/wordprocessingml/2006/main" xmlns:w14="http://schemas.microsoft.com/office/word/2010/wordml" xmlns:w15="http://schemas.microsoft.com/office/word/2012/wordml" mc:Ignorable="w14 w15">
   <w:docDefaults>
     <w:rPrDefault>
       <w:rPr>
-        <w:rFonts w:ascii="Times New Roman" w:hAnsi="Times New Roman" w:eastAsia="宋体" w:cs="Times New Roman"/>
+        <w:rFonts w:ascii="Times New Roman" w:eastAsia="宋体" w:hAnsi="Times New Roman" w:cs="Times New Roman"/>
       </w:rPr>
     </w:rPrDefault>
     <w:pPrDefault/>
   </w:docDefaults>
-  <w:latentStyles w:count="260" w:defQFormat="0" w:defUnhideWhenUsed="1" w:defSemiHidden="1" w:defUIPriority="99" w:defLockedState="0">
-    <w:lsdException w:qFormat="1" w:unhideWhenUsed="0" w:uiPriority="0" w:semiHidden="0" w:name="Normal"/>
-    <w:lsdException w:qFormat="1" w:unhideWhenUsed="0" w:uiPriority="0" w:semiHidden="0" w:name="heading 1"/>
-    <w:lsdException w:qFormat="1" w:uiPriority="0" w:semiHidden="0" w:name="heading 2"/>
-    <w:lsdException w:qFormat="1" w:uiPriority="0" w:name="heading 3"/>
-    <w:lsdException w:qFormat="1" w:uiPriority="0" w:semiHidden="0" w:name="heading 4"/>
-    <w:lsdException w:qFormat="1" w:uiPriority="0" w:name="heading 5"/>
-    <w:lsdException w:qFormat="1" w:uiPriority="0" w:name="heading 6"/>
-    <w:lsdException w:qFormat="1" w:uiPriority="0" w:name="heading 7"/>
-    <w:lsdException w:qFormat="1" w:uiPriority="0" w:name="heading 8"/>
-    <w:lsdException w:qFormat="1" w:uiPriority="0" w:name="heading 9"/>
-    <w:lsdException w:unhideWhenUsed="0" w:uiPriority="0" w:semiHidden="0" w:name="index 1"/>
-    <w:lsdException w:unhideWhenUsed="0" w:uiPriority="0" w:semiHidden="0" w:name="index 2"/>
-    <w:lsdException w:unhideWhenUsed="0" w:uiPriority="0" w:semiHidden="0" w:name="index 3"/>
-    <w:lsdException w:unhideWhenUsed="0" w:uiPriority="0" w:semiHidden="0" w:name="index 4"/>
-    <w:lsdException w:unhideWhenUsed="0" w:uiPriority="0" w:semiHidden="0" w:name="index 5"/>
-    <w:lsdException w:unhideWhenUsed="0" w:uiPriority="0" w:semiHidden="0" w:name="index 6"/>
-    <w:lsdException w:unhideWhenUsed="0" w:uiPriority="0" w:semiHidden="0" w:name="index 7"/>
-    <w:lsdException w:unhideWhenUsed="0" w:uiPriority="0" w:semiHidden="0" w:name="index 8"/>
-    <w:lsdException w:unhideWhenUsed="0" w:uiPriority="0" w:semiHidden="0" w:name="index 9"/>
-    <w:lsdException w:qFormat="1" w:unhideWhenUsed="0" w:uiPriority="0" w:semiHidden="0" w:name="toc 1"/>
-    <w:lsdException w:qFormat="1" w:unhideWhenUsed="0" w:uiPriority="0" w:semiHidden="0" w:name="toc 2"/>
-    <w:lsdException w:qFormat="1" w:unhideWhenUsed="0" w:uiPriority="0" w:semiHidden="0" w:name="toc 3"/>
-    <w:lsdException w:unhideWhenUsed="0" w:uiPriority="0" w:semiHidden="0" w:name="toc 4"/>
-    <w:lsdException w:unhideWhenUsed="0" w:uiPriority="0" w:semiHidden="0" w:name="toc 5"/>
-    <w:lsdException w:unhideWhenUsed="0" w:uiPriority="0" w:semiHidden="0" w:name="toc 6"/>
-    <w:lsdException w:unhideWhenUsed="0" w:uiPriority="0" w:semiHidden="0" w:name="toc 7"/>
-    <w:lsdException w:unhideWhenUsed="0" w:uiPriority="0" w:semiHidden="0" w:name="toc 8"/>
-    <w:lsdException w:unhideWhenUsed="0" w:uiPriority="0" w:semiHidden="0" w:name="toc 9"/>
-    <w:lsdException w:unhideWhenUsed="0" w:uiPriority="0" w:semiHidden="0" w:name="Normal Indent"/>
-    <w:lsdException w:unhideWhenUsed="0" w:uiPriority="0" w:semiHidden="0" w:name="footnote text"/>
-    <w:lsdException w:qFormat="1" w:unhideWhenUsed="0" w:uiPriority="0" w:semiHidden="0" w:name="annotation text"/>
-    <w:lsdException w:qFormat="1" w:unhideWhenUsed="0" w:uiPriority="0" w:semiHidden="0" w:name="header"/>
-    <w:lsdException w:qFormat="1" w:unhideWhenUsed="0" w:uiPriority="0" w:semiHidden="0" w:name="footer"/>
-    <w:lsdException w:unhideWhenUsed="0" w:uiPriority="0" w:semiHidden="0" w:name="index heading"/>
-    <w:lsdException w:qFormat="1" w:uiPriority="0" w:name="caption"/>
-    <w:lsdException w:unhideWhenUsed="0" w:uiPriority="0" w:semiHidden="0" w:name="table of figures"/>
-    <w:lsdException w:unhideWhenUsed="0" w:uiPriority="0" w:semiHidden="0" w:name="envelope address"/>
-    <w:lsdException w:unhideWhenUsed="0" w:uiPriority="0" w:semiHidden="0" w:name="envelope return"/>
-    <w:lsdException w:unhideWhenUsed="0" w:uiPriority="0" w:semiHidden="0" w:name="footnote reference"/>
-    <w:lsdException w:unhideWhenUsed="0" w:uiPriority="0" w:semiHidden="0" w:name="annotation reference"/>
-    <w:lsdException w:unhideWhenUsed="0" w:uiPriority="0" w:semiHidden="0" w:name="line number"/>
-    <w:lsdException w:unhideWhenUsed="0" w:uiPriority="0" w:semiHidden="0" w:name="page number"/>
-    <w:lsdException w:unhideWhenUsed="0" w:uiPriority="0" w:semiHidden="0" w:name="endnote reference"/>
-    <w:lsdException w:unhideWhenUsed="0" w:uiPriority="0" w:semiHidden="0" w:name="endnote text"/>
-    <w:lsdException w:unhideWhenUsed="0" w:uiPriority="0" w:semiHidden="0" w:name="table of authorities"/>
-    <w:lsdException w:unhideWhenUsed="0" w:uiPriority="0" w:semiHidden="0" w:name="macro"/>
-    <w:lsdException w:unhideWhenUsed="0" w:uiPriority="0" w:semiHidden="0" w:name="toa heading"/>
-    <w:lsdException w:unhideWhenUsed="0" w:uiPriority="0" w:semiHidden="0" w:name="List"/>
-    <w:lsdException w:unhideWhenUsed="0" w:uiPriority="0" w:semiHidden="0" w:name="List Bullet"/>
-    <w:lsdException w:unhideWhenUsed="0" w:uiPriority="0" w:semiHidden="0" w:name="List Number"/>
-    <w:lsdException w:unhideWhenUsed="0" w:uiPriority="0" w:semiHidden="0" w:name="List 2"/>
-    <w:lsdException w:unhideWhenUsed="0" w:uiPriority="0" w:semiHidden="0" w:name="List 3"/>
-    <w:lsdException w:unhideWhenUsed="0" w:uiPriority="0" w:semiHidden="0" w:name="List 4"/>
-    <w:lsdException w:unhideWhenUsed="0" w:uiPriority="0" w:semiHidden="0" w:name="List 5"/>
-    <w:lsdException w:unhideWhenUsed="0" w:uiPriority="0" w:semiHidden="0" w:name="List Bullet 2"/>
-    <w:lsdException w:unhideWhenUsed="0" w:uiPriority="0" w:semiHidden="0" w:name="List Bullet 3"/>
-    <w:lsdException w:unhideWhenUsed="0" w:uiPriority="0" w:semiHidden="0" w:name="List Bullet 4"/>
-    <w:lsdException w:unhideWhenUsed="0" w:uiPriority="0" w:semiHidden="0" w:name="List Bullet 5"/>
-    <w:lsdException w:unhideWhenUsed="0" w:uiPriority="0" w:semiHidden="0" w:name="List Number 2"/>
-    <w:lsdException w:unhideWhenUsed="0" w:uiPriority="0" w:semiHidden="0" w:name="List Number 3"/>
-    <w:lsdException w:unhideWhenUsed="0" w:uiPriority="0" w:semiHidden="0" w:name="List Number 4"/>
-    <w:lsdException w:unhideWhenUsed="0" w:uiPriority="0" w:semiHidden="0" w:name="List Number 5"/>
-    <w:lsdException w:qFormat="1" w:unhideWhenUsed="0" w:uiPriority="0" w:semiHidden="0" w:name="Title"/>
-    <w:lsdException w:unhideWhenUsed="0" w:uiPriority="0" w:semiHidden="0" w:name="Closing"/>
-    <w:lsdException w:unhideWhenUsed="0" w:uiPriority="0" w:semiHidden="0" w:name="Signature"/>
-    <w:lsdException w:qFormat="1" w:unhideWhenUsed="0" w:uiPriority="0" w:name="Default Paragraph Font"/>
-    <w:lsdException w:qFormat="1" w:unhideWhenUsed="0" w:uiPriority="0" w:name="Body Text"/>
-    <w:lsdException w:unhideWhenUsed="0" w:uiPriority="0" w:semiHidden="0" w:name="Body Text Indent"/>
-    <w:lsdException w:unhideWhenUsed="0" w:uiPriority="0" w:semiHidden="0" w:name="List Continue"/>
-    <w:lsdException w:unhideWhenUsed="0" w:uiPriority="0" w:semiHidden="0" w:name="List Continue 2"/>
-    <w:lsdException w:unhideWhenUsed="0" w:uiPriority="0" w:semiHidden="0" w:name="List Continue 3"/>
-    <w:lsdException w:unhideWhenUsed="0" w:uiPriority="0" w:semiHidden="0" w:name="List Continue 4"/>
-    <w:lsdException w:unhideWhenUsed="0" w:uiPriority="0" w:semiHidden="0" w:name="List Continue 5"/>
-    <w:lsdException w:unhideWhenUsed="0" w:uiPriority="0" w:semiHidden="0" w:name="Message Header"/>
-    <w:lsdException w:qFormat="1" w:unhideWhenUsed="0" w:uiPriority="0" w:semiHidden="0" w:name="Subtitle"/>
-    <w:lsdException w:unhideWhenUsed="0" w:uiPriority="0" w:semiHidden="0" w:name="Salutation"/>
-    <w:lsdException w:unhideWhenUsed="0" w:uiPriority="0" w:semiHidden="0" w:name="Date"/>
-    <w:lsdException w:unhideWhenUsed="0" w:uiPriority="0" w:semiHidden="0" w:name="Body Text First Indent"/>
-    <w:lsdException w:unhideWhenUsed="0" w:uiPriority="0" w:semiHidden="0" w:name="Body Text First Indent 2"/>
-    <w:lsdException w:uiPriority="99" w:name="Note Heading"/>
-    <w:lsdException w:unhideWhenUsed="0" w:uiPriority="0" w:semiHidden="0" w:name="Body Text 2"/>
-    <w:lsdException w:unhideWhenUsed="0" w:uiPriority="0" w:semiHidden="0" w:name="Body Text 3"/>
-    <w:lsdException w:unhideWhenUsed="0" w:uiPriority="0" w:semiHidden="0" w:name="Body Text Indent 2"/>
-    <w:lsdException w:unhideWhenUsed="0" w:uiPriority="0" w:semiHidden="0" w:name="Body Text Indent 3"/>
-    <w:lsdException w:unhideWhenUsed="0" w:uiPriority="0" w:semiHidden="0" w:name="Block Text"/>
-    <w:lsdException w:unhideWhenUsed="0" w:uiPriority="0" w:semiHidden="0" w:name="Hyperlink"/>
-    <w:lsdException w:unhideWhenUsed="0" w:uiPriority="0" w:semiHidden="0" w:name="FollowedHyperlink"/>
-    <w:lsdException w:qFormat="1" w:unhideWhenUsed="0" w:uiPriority="0" w:semiHidden="0" w:name="Strong"/>
-    <w:lsdException w:qFormat="1" w:unhideWhenUsed="0" w:uiPriority="0" w:semiHidden="0" w:name="Emphasis"/>
-    <w:lsdException w:unhideWhenUsed="0" w:uiPriority="0" w:semiHidden="0" w:name="Document Map"/>
-    <w:lsdException w:unhideWhenUsed="0" w:uiPriority="0" w:semiHidden="0" w:name="Plain Text"/>
-    <w:lsdException w:unhideWhenUsed="0" w:uiPriority="0" w:semiHidden="0" w:name="E-mail Signature"/>
-    <w:lsdException w:qFormat="1" w:unhideWhenUsed="0" w:uiPriority="0" w:semiHidden="0" w:name="Normal (Web)"/>
-    <w:lsdException w:unhideWhenUsed="0" w:uiPriority="0" w:semiHidden="0" w:name="HTML Acronym"/>
-    <w:lsdException w:unhideWhenUsed="0" w:uiPriority="0" w:semiHidden="0" w:name="HTML Address"/>
-    <w:lsdException w:unhideWhenUsed="0" w:uiPriority="0" w:semiHidden="0" w:name="HTML Cite"/>
-    <w:lsdException w:unhideWhenUsed="0" w:uiPriority="0" w:semiHidden="0" w:name="HTML Code"/>
-    <w:lsdException w:unhideWhenUsed="0" w:uiPriority="0" w:semiHidden="0" w:name="HTML Definition"/>
-    <w:lsdException w:unhideWhenUsed="0" w:uiPriority="0" w:semiHidden="0" w:name="HTML Keyboard"/>
-    <w:lsdException w:unhideWhenUsed="0" w:uiPriority="0" w:semiHidden="0" w:name="HTML Preformatted"/>
-    <w:lsdException w:unhideWhenUsed="0" w:uiPriority="0" w:semiHidden="0" w:name="HTML Sample"/>
-    <w:lsdException w:unhideWhenUsed="0" w:uiPriority="0" w:semiHidden="0" w:name="HTML Typewriter"/>
-    <w:lsdException w:unhideWhenUsed="0" w:uiPriority="0" w:semiHidden="0" w:name="HTML Variable"/>
-    <w:lsdException w:qFormat="1" w:unhideWhenUsed="0" w:uiPriority="0" w:name="Normal Table"/>
-    <w:lsdException w:unhideWhenUsed="0" w:uiPriority="0" w:semiHidden="0" w:name="annotation subject"/>
-    <w:lsdException w:unhideWhenUsed="0" w:uiPriority="0" w:semiHidden="0" w:name="Table Simple 1"/>
-    <w:lsdException w:unhideWhenUsed="0" w:uiPriority="0" w:semiHidden="0" w:name="Table Simple 2"/>
-    <w:lsdException w:unhideWhenUsed="0" w:uiPriority="0" w:semiHidden="0" w:name="Table Simple 3"/>
-    <w:lsdException w:unhideWhenUsed="0" w:uiPriority="0" w:semiHidden="0" w:name="Table Classic 1"/>
-    <w:lsdException w:unhideWhenUsed="0" w:uiPriority="0" w:semiHidden="0" w:name="Table Classic 2"/>
-    <w:lsdException w:unhideWhenUsed="0" w:uiPriority="0" w:semiHidden="0" w:name="Table Classic 3"/>
-    <w:lsdException w:unhideWhenUsed="0" w:uiPriority="0" w:semiHidden="0" w:name="Table Classic 4"/>
-    <w:lsdException w:unhideWhenUsed="0" w:uiPriority="0" w:semiHidden="0" w:name="Table Colorful 1"/>
-    <w:lsdException w:unhideWhenUsed="0" w:uiPriority="0" w:semiHidden="0" w:name="Table Colorful 2"/>
-    <w:lsdException w:unhideWhenUsed="0" w:uiPriority="0" w:semiHidden="0" w:name="Table Colorful 3"/>
-    <w:lsdException w:unhideWhenUsed="0" w:uiPriority="0" w:semiHidden="0" w:name="Table Columns 1"/>
-    <w:lsdException w:unhideWhenUsed="0" w:uiPriority="0" w:semiHidden="0" w:name="Table Columns 2"/>
-    <w:lsdException w:unhideWhenUsed="0" w:uiPriority="0" w:semiHidden="0" w:name="Table Columns 3"/>
-    <w:lsdException w:unhideWhenUsed="0" w:uiPriority="0" w:semiHidden="0" w:name="Table Columns 4"/>
-    <w:lsdException w:unhideWhenUsed="0" w:uiPriority="0" w:semiHidden="0" w:name="Table Columns 5"/>
-    <w:lsdException w:unhideWhenUsed="0" w:uiPriority="0" w:semiHidden="0" w:name="Table Grid 1"/>
-    <w:lsdException w:unhideWhenUsed="0" w:uiPriority="0" w:semiHidden="0" w:name="Table Grid 2"/>
-    <w:lsdException w:unhideWhenUsed="0" w:uiPriority="0" w:semiHidden="0" w:name="Table Grid 3"/>
-    <w:lsdException w:unhideWhenUsed="0" w:uiPriority="0" w:semiHidden="0" w:name="Table Grid 4"/>
-    <w:lsdException w:unhideWhenUsed="0" w:uiPriority="0" w:semiHidden="0" w:name="Table Grid 5"/>
-    <w:lsdException w:unhideWhenUsed="0" w:uiPriority="0" w:semiHidden="0" w:name="Table Grid 6"/>
-    <w:lsdException w:unhideWhenUsed="0" w:uiPriority="0" w:semiHidden="0" w:name="Table Grid 7"/>
-    <w:lsdException w:unhideWhenUsed="0" w:uiPriority="0" w:semiHidden="0" w:name="Table Grid 8"/>
-    <w:lsdException w:unhideWhenUsed="0" w:uiPriority="0" w:semiHidden="0" w:name="Table List 1"/>
-    <w:lsdException w:unhideWhenUsed="0" w:uiPriority="0" w:semiHidden="0" w:name="Table List 2"/>
-    <w:lsdException w:unhideWhenUsed="0" w:uiPriority="0" w:semiHidden="0" w:name="Table List 3"/>
-    <w:lsdException w:unhideWhenUsed="0" w:uiPriority="0" w:semiHidden="0" w:name="Table List 4"/>
-    <w:lsdException w:unhideWhenUsed="0" w:uiPriority="0" w:semiHidden="0" w:name="Table List 5"/>
-    <w:lsdException w:unhideWhenUsed="0" w:uiPriority="0" w:semiHidden="0" w:name="Table List 6"/>
-    <w:lsdException w:unhideWhenUsed="0" w:uiPriority="0" w:semiHidden="0" w:name="Table List 7"/>
-    <w:lsdException w:unhideWhenUsed="0" w:uiPriority="0" w:semiHidden="0" w:name="Table List 8"/>
-    <w:lsdException w:unhideWhenUsed="0" w:uiPriority="0" w:semiHidden="0" w:name="Table 3D effects 1"/>
-    <w:lsdException w:unhideWhenUsed="0" w:uiPriority="0" w:semiHidden="0" w:name="Table 3D effects 2"/>
-    <w:lsdException w:unhideWhenUsed="0" w:uiPriority="0" w:semiHidden="0" w:name="Table 3D effects 3"/>
-    <w:lsdException w:unhideWhenUsed="0" w:uiPriority="0" w:semiHidden="0" w:name="Table Contemporary"/>
-    <w:lsdException w:unhideWhenUsed="0" w:uiPriority="0" w:semiHidden="0" w:name="Table Elegant"/>
-    <w:lsdException w:unhideWhenUsed="0" w:uiPriority="0" w:semiHidden="0" w:name="Table Professional"/>
-    <w:lsdException w:unhideWhenUsed="0" w:uiPriority="0" w:semiHidden="0" w:name="Table Subtle 1"/>
-    <w:lsdException w:unhideWhenUsed="0" w:uiPriority="0" w:semiHidden="0" w:name="Table Subtle 2"/>
-    <w:lsdException w:unhideWhenUsed="0" w:uiPriority="0" w:semiHidden="0" w:name="Table Web 1"/>
-    <w:lsdException w:unhideWhenUsed="0" w:uiPriority="0" w:semiHidden="0" w:name="Table Web 2"/>
-    <w:lsdException w:unhideWhenUsed="0" w:uiPriority="0" w:semiHidden="0" w:name="Table Web 3"/>
-    <w:lsdException w:unhideWhenUsed="0" w:uiPriority="0" w:semiHidden="0" w:name="Balloon Text"/>
-    <w:lsdException w:qFormat="1" w:unhideWhenUsed="0" w:uiPriority="0" w:semiHidden="0" w:name="Table Grid"/>
-    <w:lsdException w:unhideWhenUsed="0" w:uiPriority="0" w:semiHidden="0" w:name="Table Theme"/>
-    <w:lsdException w:unhideWhenUsed="0" w:uiPriority="60" w:semiHidden="0" w:name="Light Shading"/>
-    <w:lsdException w:unhideWhenUsed="0" w:uiPriority="61" w:semiHidden="0" w:name="Light List"/>
-    <w:lsdException w:unhideWhenUsed="0" w:uiPriority="62" w:semiHidden="0" w:name="Light Grid"/>
-    <w:lsdException w:unhideWhenUsed="0" w:uiPriority="63" w:semiHidden="0" w:name="Medium Shading 1"/>
-    <w:lsdException w:unhideWhenUsed="0" w:uiPriority="64" w:semiHidden="0" w:name="Medium Shading 2"/>
-    <w:lsdException w:unhideWhenUsed="0" w:uiPriority="65" w:semiHidden="0" w:name="Medium List 1"/>
-    <w:lsdException w:unhideWhenUsed="0" w:uiPriority="66" w:semiHidden="0" w:name="Medium List 2"/>
-    <w:lsdException w:unhideWhenUsed="0" w:uiPriority="67" w:semiHidden="0" w:name="Medium Grid 1"/>
-    <w:lsdException w:unhideWhenUsed="0" w:uiPriority="68" w:semiHidden="0" w:name="Medium Grid 2"/>
-    <w:lsdException w:unhideWhenUsed="0" w:uiPriority="69" w:semiHidden="0" w:name="Medium Grid 3"/>
-    <w:lsdException w:unhideWhenUsed="0" w:uiPriority="70" w:semiHidden="0" w:name="Dark List"/>
-    <w:lsdException w:unhideWhenUsed="0" w:uiPriority="71" w:semiHidden="0" w:name="Colorful Shading"/>
-    <w:lsdException w:unhideWhenUsed="0" w:uiPriority="72" w:semiHidden="0" w:name="Colorful List"/>
-    <w:lsdException w:unhideWhenUsed="0" w:uiPriority="73" w:semiHidden="0" w:name="Colorful Grid"/>
-    <w:lsdException w:unhideWhenUsed="0" w:uiPriority="60" w:semiHidden="0" w:name="Light Shading Accent 1"/>
-    <w:lsdException w:unhideWhenUsed="0" w:uiPriority="61" w:semiHidden="0" w:name="Light List Accent 1"/>
-    <w:lsdException w:unhideWhenUsed="0" w:uiPriority="62" w:semiHidden="0" w:name="Light Grid Accent 1"/>
-    <w:lsdException w:unhideWhenUsed="0" w:uiPriority="63" w:semiHidden="0" w:name="Medium Shading 1 Accent 1"/>
-    <w:lsdException w:unhideWhenUsed="0" w:uiPriority="64" w:semiHidden="0" w:name="Medium Shading 2 Accent 1"/>
-    <w:lsdException w:unhideWhenUsed="0" w:uiPriority="65" w:semiHidden="0" w:name="Medium List 1 Accent 1"/>
-    <w:lsdException w:unhideWhenUsed="0" w:uiPriority="66" w:semiHidden="0" w:name="Medium List 2 Accent 1"/>
-    <w:lsdException w:unhideWhenUsed="0" w:uiPriority="67" w:semiHidden="0" w:name="Medium Grid 1 Accent 1"/>
-    <w:lsdException w:unhideWhenUsed="0" w:uiPriority="68" w:semiHidden="0" w:name="Medium Grid 2 Accent 1"/>
-    <w:lsdException w:unhideWhenUsed="0" w:uiPriority="69" w:semiHidden="0" w:name="Medium Grid 3 Accent 1"/>
-    <w:lsdException w:unhideWhenUsed="0" w:uiPriority="70" w:semiHidden="0" w:name="Dark List Accent 1"/>
-    <w:lsdException w:unhideWhenUsed="0" w:uiPriority="71" w:semiHidden="0" w:name="Colorful Shading Accent 1"/>
-    <w:lsdException w:unhideWhenUsed="0" w:uiPriority="72" w:semiHidden="0" w:name="Colorful List Accent 1"/>
-    <w:lsdException w:unhideWhenUsed="0" w:uiPriority="73" w:semiHidden="0" w:name="Colorful Grid Accent 1"/>
-    <w:lsdException w:unhideWhenUsed="0" w:uiPriority="60" w:semiHidden="0" w:name="Light Shading Accent 2"/>
-    <w:lsdException w:unhideWhenUsed="0" w:uiPriority="61" w:semiHidden="0" w:name="Light List Accent 2"/>
-    <w:lsdException w:unhideWhenUsed="0" w:uiPriority="62" w:semiHidden="0" w:name="Light Grid Accent 2"/>
-    <w:lsdException w:unhideWhenUsed="0" w:uiPriority="63" w:semiHidden="0" w:name="Medium Shading 1 Accent 2"/>
-    <w:lsdException w:unhideWhenUsed="0" w:uiPriority="64" w:semiHidden="0" w:name="Medium Shading 2 Accent 2"/>
-    <w:lsdException w:unhideWhenUsed="0" w:uiPriority="65" w:semiHidden="0" w:name="Medium List 1 Accent 2"/>
-    <w:lsdException w:unhideWhenUsed="0" w:uiPriority="66" w:semiHidden="0" w:name="Medium List 2 Accent 2"/>
-    <w:lsdException w:unhideWhenUsed="0" w:uiPriority="67" w:semiHidden="0" w:name="Medium Grid 1 Accent 2"/>
-    <w:lsdException w:unhideWhenUsed="0" w:uiPriority="68" w:semiHidden="0" w:name="Medium Grid 2 Accent 2"/>
-    <w:lsdException w:unhideWhenUsed="0" w:uiPriority="69" w:semiHidden="0" w:name="Medium Grid 3 Accent 2"/>
-    <w:lsdException w:unhideWhenUsed="0" w:uiPriority="70" w:semiHidden="0" w:name="Dark List Accent 2"/>
-    <w:lsdException w:unhideWhenUsed="0" w:uiPriority="71" w:semiHidden="0" w:name="Colorful Shading Accent 2"/>
-    <w:lsdException w:unhideWhenUsed="0" w:uiPriority="72" w:semiHidden="0" w:name="Colorful List Accent 2"/>
-    <w:lsdException w:unhideWhenUsed="0" w:uiPriority="73" w:semiHidden="0" w:name="Colorful Grid Accent 2"/>
-    <w:lsdException w:unhideWhenUsed="0" w:uiPriority="60" w:semiHidden="0" w:name="Light Shading Accent 3"/>
-    <w:lsdException w:unhideWhenUsed="0" w:uiPriority="61" w:semiHidden="0" w:name="Light List Accent 3"/>
-    <w:lsdException w:unhideWhenUsed="0" w:uiPriority="62" w:semiHidden="0" w:name="Light Grid Accent 3"/>
-    <w:lsdException w:unhideWhenUsed="0" w:uiPriority="63" w:semiHidden="0" w:name="Medium Shading 1 Accent 3"/>
-    <w:lsdException w:unhideWhenUsed="0" w:uiPriority="64" w:semiHidden="0" w:name="Medium Shading 2 Accent 3"/>
-    <w:lsdException w:unhideWhenUsed="0" w:uiPriority="65" w:semiHidden="0" w:name="Medium List 1 Accent 3"/>
-    <w:lsdException w:unhideWhenUsed="0" w:uiPriority="66" w:semiHidden="0" w:name="Medium List 2 Accent 3"/>
-    <w:lsdException w:unhideWhenUsed="0" w:uiPriority="67" w:semiHidden="0" w:name="Medium Grid 1 Accent 3"/>
-    <w:lsdException w:unhideWhenUsed="0" w:uiPriority="68" w:semiHidden="0" w:name="Medium Grid 2 Accent 3"/>
-    <w:lsdException w:unhideWhenUsed="0" w:uiPriority="69" w:semiHidden="0" w:name="Medium Grid 3 Accent 3"/>
-    <w:lsdException w:unhideWhenUsed="0" w:uiPriority="70" w:semiHidden="0" w:name="Dark List Accent 3"/>
-    <w:lsdException w:unhideWhenUsed="0" w:uiPriority="71" w:semiHidden="0" w:name="Colorful Shading Accent 3"/>
-    <w:lsdException w:unhideWhenUsed="0" w:uiPriority="72" w:semiHidden="0" w:name="Colorful List Accent 3"/>
-    <w:lsdException w:unhideWhenUsed="0" w:uiPriority="73" w:semiHidden="0" w:name="Colorful Grid Accent 3"/>
-    <w:lsdException w:unhideWhenUsed="0" w:uiPriority="60" w:semiHidden="0" w:name="Light Shading Accent 4"/>
-    <w:lsdException w:unhideWhenUsed="0" w:uiPriority="61" w:semiHidden="0" w:name="Light List Accent 4"/>
-    <w:lsdException w:unhideWhenUsed="0" w:uiPriority="62" w:semiHidden="0" w:name="Light Grid Accent 4"/>
-    <w:lsdException w:unhideWhenUsed="0" w:uiPriority="63" w:semiHidden="0" w:name="Medium Shading 1 Accent 4"/>
-    <w:lsdException w:unhideWhenUsed="0" w:uiPriority="64" w:semiHidden="0" w:name="Medium Shading 2 Accent 4"/>
-    <w:lsdException w:unhideWhenUsed="0" w:uiPriority="65" w:semiHidden="0" w:name="Medium List 1 Accent 4"/>
-    <w:lsdException w:unhideWhenUsed="0" w:uiPriority="66" w:semiHidden="0" w:name="Medium List 2 Accent 4"/>
-    <w:lsdException w:unhideWhenUsed="0" w:uiPriority="67" w:semiHidden="0" w:name="Medium Grid 1 Accent 4"/>
-    <w:lsdException w:unhideWhenUsed="0" w:uiPriority="68" w:semiHidden="0" w:name="Medium Grid 2 Accent 4"/>
-    <w:lsdException w:unhideWhenUsed="0" w:uiPriority="69" w:semiHidden="0" w:name="Medium Grid 3 Accent 4"/>
-    <w:lsdException w:unhideWhenUsed="0" w:uiPriority="70" w:semiHidden="0" w:name="Dark List Accent 4"/>
-    <w:lsdException w:unhideWhenUsed="0" w:uiPriority="71" w:semiHidden="0" w:name="Colorful Shading Accent 4"/>
-    <w:lsdException w:unhideWhenUsed="0" w:uiPriority="72" w:semiHidden="0" w:name="Colorful List Accent 4"/>
-    <w:lsdException w:unhideWhenUsed="0" w:uiPriority="73" w:semiHidden="0" w:name="Colorful Grid Accent 4"/>
-    <w:lsdException w:unhideWhenUsed="0" w:uiPriority="60" w:semiHidden="0" w:name="Light Shading Accent 5"/>
-    <w:lsdException w:unhideWhenUsed="0" w:uiPriority="61" w:semiHidden="0" w:name="Light List Accent 5"/>
-    <w:lsdException w:unhideWhenUsed="0" w:uiPriority="62" w:semiHidden="0" w:name="Light Grid Accent 5"/>
-    <w:lsdException w:unhideWhenUsed="0" w:uiPriority="63" w:semiHidden="0" w:name="Medium Shading 1 Accent 5"/>
-    <w:lsdException w:unhideWhenUsed="0" w:uiPriority="64" w:semiHidden="0" w:name="Medium Shading 2 Accent 5"/>
-    <w:lsdException w:unhideWhenUsed="0" w:uiPriority="65" w:semiHidden="0" w:name="Medium List 1 Accent 5"/>
-    <w:lsdException w:unhideWhenUsed="0" w:uiPriority="66" w:semiHidden="0" w:name="Medium List 2 Accent 5"/>
-    <w:lsdException w:unhideWhenUsed="0" w:uiPriority="67" w:semiHidden="0" w:name="Medium Grid 1 Accent 5"/>
-    <w:lsdException w:unhideWhenUsed="0" w:uiPriority="68" w:semiHidden="0" w:name="Medium Grid 2 Accent 5"/>
-    <w:lsdException w:unhideWhenUsed="0" w:uiPriority="69" w:semiHidden="0" w:name="Medium Grid 3 Accent 5"/>
-    <w:lsdException w:unhideWhenUsed="0" w:uiPriority="70" w:semiHidden="0" w:name="Dark List Accent 5"/>
-    <w:lsdException w:unhideWhenUsed="0" w:uiPriority="71" w:semiHidden="0" w:name="Colorful Shading Accent 5"/>
-    <w:lsdException w:unhideWhenUsed="0" w:uiPriority="72" w:semiHidden="0" w:name="Colorful List Accent 5"/>
-    <w:lsdException w:unhideWhenUsed="0" w:uiPriority="73" w:semiHidden="0" w:name="Colorful Grid Accent 5"/>
-    <w:lsdException w:unhideWhenUsed="0" w:uiPriority="60" w:semiHidden="0" w:name="Light Shading Accent 6"/>
-    <w:lsdException w:unhideWhenUsed="0" w:uiPriority="61" w:semiHidden="0" w:name="Light List Accent 6"/>
-    <w:lsdException w:unhideWhenUsed="0" w:uiPriority="62" w:semiHidden="0" w:name="Light Grid Accent 6"/>
-    <w:lsdException w:unhideWhenUsed="0" w:uiPriority="63" w:semiHidden="0" w:name="Medium Shading 1 Accent 6"/>
-    <w:lsdException w:unhideWhenUsed="0" w:uiPriority="64" w:semiHidden="0" w:name="Medium Shading 2 Accent 6"/>
-    <w:lsdException w:unhideWhenUsed="0" w:uiPriority="65" w:semiHidden="0" w:name="Medium List 1 Accent 6"/>
-    <w:lsdException w:unhideWhenUsed="0" w:uiPriority="66" w:semiHidden="0" w:name="Medium List 2 Accent 6"/>
-    <w:lsdException w:unhideWhenUsed="0" w:uiPriority="67" w:semiHidden="0" w:name="Medium Grid 1 Accent 6"/>
-    <w:lsdException w:unhideWhenUsed="0" w:uiPriority="68" w:semiHidden="0" w:name="Medium Grid 2 Accent 6"/>
-    <w:lsdException w:unhideWhenUsed="0" w:uiPriority="69" w:semiHidden="0" w:name="Medium Grid 3 Accent 6"/>
-    <w:lsdException w:unhideWhenUsed="0" w:uiPriority="70" w:semiHidden="0" w:name="Dark List Accent 6"/>
-    <w:lsdException w:unhideWhenUsed="0" w:uiPriority="71" w:semiHidden="0" w:name="Colorful Shading Accent 6"/>
-    <w:lsdException w:unhideWhenUsed="0" w:uiPriority="72" w:semiHidden="0" w:name="Colorful List Accent 6"/>
-    <w:lsdException w:unhideWhenUsed="0" w:uiPriority="73" w:semiHidden="0" w:name="Colorful Grid Accent 6"/>
+  <w:latentStyles w:defLockedState="0" w:defUIPriority="99" w:defSemiHidden="1" w:defUnhideWhenUsed="1" w:defQFormat="0" w:count="260">
+    <w:lsdException w:name="Normal" w:semiHidden="0" w:uiPriority="0" w:unhideWhenUsed="0" w:qFormat="1"/>
+    <w:lsdException w:name="heading 1" w:semiHidden="0" w:uiPriority="0" w:unhideWhenUsed="0" w:qFormat="1"/>
+    <w:lsdException w:name="heading 2" w:semiHidden="0" w:uiPriority="0" w:qFormat="1"/>
+    <w:lsdException w:name="heading 3" w:uiPriority="0" w:qFormat="1"/>
+    <w:lsdException w:name="heading 4" w:semiHidden="0" w:uiPriority="0" w:qFormat="1"/>
+    <w:lsdException w:name="heading 5" w:uiPriority="0" w:qFormat="1"/>
+    <w:lsdException w:name="heading 6" w:uiPriority="0" w:qFormat="1"/>
+    <w:lsdException w:name="heading 7" w:uiPriority="0" w:qFormat="1"/>
+    <w:lsdException w:name="heading 8" w:uiPriority="0" w:qFormat="1"/>
+    <w:lsdException w:name="heading 9" w:uiPriority="0" w:qFormat="1"/>
+    <w:lsdException w:name="index 1" w:semiHidden="0" w:uiPriority="0" w:unhideWhenUsed="0"/>
+    <w:lsdException w:name="index 2" w:semiHidden="0" w:uiPriority="0" w:unhideWhenUsed="0"/>
+    <w:lsdException w:name="index 3" w:semiHidden="0" w:uiPriority="0" w:unhideWhenUsed="0"/>
+    <w:lsdException w:name="index 4" w:semiHidden="0" w:uiPriority="0" w:unhideWhenUsed="0"/>
+    <w:lsdException w:name="index 5" w:semiHidden="0" w:uiPriority="0" w:unhideWhenUsed="0"/>
+    <w:lsdException w:name="index 6" w:semiHidden="0" w:uiPriority="0" w:unhideWhenUsed="0"/>
+    <w:lsdException w:name="index 7" w:semiHidden="0" w:uiPriority="0" w:unhideWhenUsed="0"/>
+    <w:lsdException w:name="index 8" w:semiHidden="0" w:uiPriority="0" w:unhideWhenUsed="0"/>
+    <w:lsdException w:name="index 9" w:semiHidden="0" w:uiPriority="0" w:unhideWhenUsed="0"/>
+    <w:lsdException w:name="toc 1" w:semiHidden="0" w:uiPriority="0" w:unhideWhenUsed="0" w:qFormat="1"/>
+    <w:lsdException w:name="toc 2" w:semiHidden="0" w:uiPriority="0" w:unhideWhenUsed="0" w:qFormat="1"/>
+    <w:lsdException w:name="toc 3" w:semiHidden="0" w:uiPriority="0" w:unhideWhenUsed="0" w:qFormat="1"/>
+    <w:lsdException w:name="toc 4" w:semiHidden="0" w:uiPriority="0" w:unhideWhenUsed="0"/>
+    <w:lsdException w:name="toc 5" w:semiHidden="0" w:uiPriority="0" w:unhideWhenUsed="0"/>
+    <w:lsdException w:name="toc 6" w:semiHidden="0" w:uiPriority="0" w:unhideWhenUsed="0"/>
+    <w:lsdException w:name="toc 7" w:semiHidden="0" w:uiPriority="0" w:unhideWhenUsed="0"/>
+    <w:lsdException w:name="toc 8" w:semiHidden="0" w:uiPriority="0" w:unhideWhenUsed="0"/>
+    <w:lsdException w:name="toc 9" w:semiHidden="0" w:uiPriority="0" w:unhideWhenUsed="0"/>
+    <w:lsdException w:name="Normal Indent" w:semiHidden="0" w:uiPriority="0" w:unhideWhenUsed="0"/>
+    <w:lsdException w:name="footnote text" w:semiHidden="0" w:uiPriority="0" w:unhideWhenUsed="0"/>
+    <w:lsdException w:name="annotation text" w:semiHidden="0" w:uiPriority="0" w:unhideWhenUsed="0" w:qFormat="1"/>
+    <w:lsdException w:name="header" w:semiHidden="0" w:uiPriority="0" w:unhideWhenUsed="0" w:qFormat="1"/>
+    <w:lsdException w:name="footer" w:semiHidden="0" w:uiPriority="0" w:unhideWhenUsed="0" w:qFormat="1"/>
+    <w:lsdException w:name="index heading" w:semiHidden="0" w:uiPriority="0" w:unhideWhenUsed="0"/>
+    <w:lsdException w:name="caption" w:uiPriority="0" w:qFormat="1"/>
+    <w:lsdException w:name="table of figures" w:semiHidden="0" w:uiPriority="0" w:unhideWhenUsed="0"/>
+    <w:lsdException w:name="envelope address" w:semiHidden="0" w:uiPriority="0" w:unhideWhenUsed="0"/>
+    <w:lsdException w:name="envelope return" w:semiHidden="0" w:uiPriority="0" w:unhideWhenUsed="0"/>
+    <w:lsdException w:name="footnote reference" w:semiHidden="0" w:uiPriority="0" w:unhideWhenUsed="0"/>
+    <w:lsdException w:name="annotation reference" w:semiHidden="0" w:uiPriority="0" w:unhideWhenUsed="0"/>
+    <w:lsdException w:name="line number" w:semiHidden="0" w:uiPriority="0" w:unhideWhenUsed="0"/>
+    <w:lsdException w:name="page number" w:semiHidden="0" w:uiPriority="0" w:unhideWhenUsed="0"/>
+    <w:lsdException w:name="endnote reference" w:semiHidden="0" w:uiPriority="0" w:unhideWhenUsed="0"/>
+    <w:lsdException w:name="endnote text" w:semiHidden="0" w:uiPriority="0" w:unhideWhenUsed="0"/>
+    <w:lsdException w:name="table of authorities" w:semiHidden="0" w:uiPriority="0" w:unhideWhenUsed="0"/>
+    <w:lsdException w:name="macro" w:semiHidden="0" w:uiPriority="0" w:unhideWhenUsed="0"/>
+    <w:lsdException w:name="toa heading" w:semiHidden="0" w:uiPriority="0" w:unhideWhenUsed="0"/>
+    <w:lsdException w:name="List" w:semiHidden="0" w:uiPriority="0" w:unhideWhenUsed="0"/>
+    <w:lsdException w:name="List Bullet" w:semiHidden="0" w:uiPriority="0" w:unhideWhenUsed="0"/>
+    <w:lsdException w:name="List Number" w:semiHidden="0" w:uiPriority="0" w:unhideWhenUsed="0"/>
+    <w:lsdException w:name="List 2" w:semiHidden="0" w:uiPriority="0" w:unhideWhenUsed="0"/>
+    <w:lsdException w:name="List 3" w:semiHidden="0" w:uiPriority="0" w:unhideWhenUsed="0"/>
+    <w:lsdException w:name="List 4" w:semiHidden="0" w:uiPriority="0" w:unhideWhenUsed="0"/>
+    <w:lsdException w:name="List 5" w:semiHidden="0" w:uiPriority="0" w:unhideWhenUsed="0"/>
+    <w:lsdException w:name="List Bullet 2" w:semiHidden="0" w:uiPriority="0" w:unhideWhenUsed="0"/>
+    <w:lsdException w:name="List Bullet 3" w:semiHidden="0" w:uiPriority="0" w:unhideWhenUsed="0"/>
+    <w:lsdException w:name="List Bullet 4" w:semiHidden="0" w:uiPriority="0" w:unhideWhenUsed="0"/>
+    <w:lsdException w:name="List Bullet 5" w:semiHidden="0" w:uiPriority="0" w:unhideWhenUsed="0"/>
+    <w:lsdException w:name="List Number 2" w:semiHidden="0" w:uiPriority="0" w:unhideWhenUsed="0"/>
+    <w:lsdException w:name="List Number 3" w:semiHidden="0" w:uiPriority="0" w:unhideWhenUsed="0"/>
+    <w:lsdException w:name="List Number 4" w:semiHidden="0" w:uiPriority="0" w:unhideWhenUsed="0"/>
+    <w:lsdException w:name="List Number 5" w:semiHidden="0" w:uiPriority="0" w:unhideWhenUsed="0"/>
+    <w:lsdException w:name="Title" w:semiHidden="0" w:uiPriority="0" w:unhideWhenUsed="0" w:qFormat="1"/>
+    <w:lsdException w:name="Closing" w:semiHidden="0" w:uiPriority="0" w:unhideWhenUsed="0"/>
+    <w:lsdException w:name="Signature" w:semiHidden="0" w:uiPriority="0" w:unhideWhenUsed="0"/>
+    <w:lsdException w:name="Default Paragraph Font" w:uiPriority="0" w:unhideWhenUsed="0" w:qFormat="1"/>
+    <w:lsdException w:name="Body Text" w:uiPriority="0" w:unhideWhenUsed="0" w:qFormat="1"/>
+    <w:lsdException w:name="Body Text Indent" w:semiHidden="0" w:uiPriority="0" w:unhideWhenUsed="0"/>
+    <w:lsdException w:name="List Continue" w:semiHidden="0" w:uiPriority="0" w:unhideWhenUsed="0"/>
+    <w:lsdException w:name="List Continue 2" w:semiHidden="0" w:uiPriority="0" w:unhideWhenUsed="0"/>
+    <w:lsdException w:name="List Continue 3" w:semiHidden="0" w:uiPriority="0" w:unhideWhenUsed="0"/>
+    <w:lsdException w:name="List Continue 4" w:semiHidden="0" w:uiPriority="0" w:unhideWhenUsed="0"/>
+    <w:lsdException w:name="List Continue 5" w:semiHidden="0" w:uiPriority="0" w:unhideWhenUsed="0"/>
+    <w:lsdException w:name="Message Header" w:semiHidden="0" w:uiPriority="0" w:unhideWhenUsed="0"/>
+    <w:lsdException w:name="Subtitle" w:semiHidden="0" w:uiPriority="0" w:unhideWhenUsed="0" w:qFormat="1"/>
+    <w:lsdException w:name="Salutation" w:semiHidden="0" w:uiPriority="0" w:unhideWhenUsed="0"/>
+    <w:lsdException w:name="Date" w:semiHidden="0" w:uiPriority="0" w:unhideWhenUsed="0"/>
+    <w:lsdException w:name="Body Text First Indent" w:semiHidden="0" w:uiPriority="0" w:unhideWhenUsed="0"/>
+    <w:lsdException w:name="Body Text First Indent 2" w:semiHidden="0" w:uiPriority="0" w:unhideWhenUsed="0"/>
+    <w:lsdException w:name="Body Text 2" w:semiHidden="0" w:uiPriority="0" w:unhideWhenUsed="0"/>
+    <w:lsdException w:name="Body Text 3" w:semiHidden="0" w:uiPriority="0" w:unhideWhenUsed="0"/>
+    <w:lsdException w:name="Body Text Indent 2" w:semiHidden="0" w:uiPriority="0" w:unhideWhenUsed="0"/>
+    <w:lsdException w:name="Body Text Indent 3" w:semiHidden="0" w:uiPriority="0" w:unhideWhenUsed="0"/>
+    <w:lsdException w:name="Block Text" w:semiHidden="0" w:uiPriority="0" w:unhideWhenUsed="0"/>
+    <w:lsdException w:name="Hyperlink" w:semiHidden="0" w:uiPriority="0" w:unhideWhenUsed="0"/>
+    <w:lsdException w:name="FollowedHyperlink" w:semiHidden="0" w:uiPriority="0" w:unhideWhenUsed="0"/>
+    <w:lsdException w:name="Strong" w:semiHidden="0" w:uiPriority="0" w:unhideWhenUsed="0" w:qFormat="1"/>
+    <w:lsdException w:name="Emphasis" w:semiHidden="0" w:uiPriority="0" w:unhideWhenUsed="0" w:qFormat="1"/>
+    <w:lsdException w:name="Document Map" w:semiHidden="0" w:uiPriority="0" w:unhideWhenUsed="0"/>
+    <w:lsdException w:name="Plain Text" w:semiHidden="0" w:uiPriority="0" w:unhideWhenUsed="0"/>
+    <w:lsdException w:name="E-mail Signature" w:semiHidden="0" w:uiPriority="0" w:unhideWhenUsed="0"/>
+    <w:lsdException w:name="Normal (Web)" w:semiHidden="0" w:uiPriority="0" w:unhideWhenUsed="0" w:qFormat="1"/>
+    <w:lsdException w:name="HTML Acronym" w:semiHidden="0" w:uiPriority="0" w:unhideWhenUsed="0"/>
+    <w:lsdException w:name="HTML Address" w:semiHidden="0" w:uiPriority="0" w:unhideWhenUsed="0"/>
+    <w:lsdException w:name="HTML Cite" w:semiHidden="0" w:uiPriority="0" w:unhideWhenUsed="0"/>
+    <w:lsdException w:name="HTML Code" w:semiHidden="0" w:uiPriority="0" w:unhideWhenUsed="0"/>
+    <w:lsdException w:name="HTML Definition" w:semiHidden="0" w:uiPriority="0" w:unhideWhenUsed="0"/>
+    <w:lsdException w:name="HTML Keyboard" w:semiHidden="0" w:uiPriority="0" w:unhideWhenUsed="0"/>
+    <w:lsdException w:name="HTML Preformatted" w:semiHidden="0" w:uiPriority="0" w:unhideWhenUsed="0"/>
+    <w:lsdException w:name="HTML Sample" w:semiHidden="0" w:uiPriority="0" w:unhideWhenUsed="0"/>
+    <w:lsdException w:name="HTML Typewriter" w:semiHidden="0" w:uiPriority="0" w:unhideWhenUsed="0"/>
+    <w:lsdException w:name="HTML Variable" w:semiHidden="0" w:uiPriority="0" w:unhideWhenUsed="0"/>
+    <w:lsdException w:name="Normal Table" w:uiPriority="0" w:unhideWhenUsed="0" w:qFormat="1"/>
+    <w:lsdException w:name="annotation subject" w:semiHidden="0" w:uiPriority="0" w:unhideWhenUsed="0"/>
+    <w:lsdException w:name="Table Simple 1" w:semiHidden="0" w:uiPriority="0" w:unhideWhenUsed="0"/>
+    <w:lsdException w:name="Table Simple 2" w:semiHidden="0" w:uiPriority="0" w:unhideWhenUsed="0"/>
+    <w:lsdException w:name="Table Simple 3" w:semiHidden="0" w:uiPriority="0" w:unhideWhenUsed="0"/>
+    <w:lsdException w:name="Table Classic 1" w:semiHidden="0" w:uiPriority="0" w:unhideWhenUsed="0"/>
+    <w:lsdException w:name="Table Classic 2" w:semiHidden="0" w:uiPriority="0" w:unhideWhenUsed="0"/>
+    <w:lsdException w:name="Table Classic 3" w:semiHidden="0" w:uiPriority="0" w:unhideWhenUsed="0"/>
+    <w:lsdException w:name="Table Classic 4" w:semiHidden="0" w:uiPriority="0" w:unhideWhenUsed="0"/>
+    <w:lsdException w:name="Table Colorful 1" w:semiHidden="0" w:uiPriority="0" w:unhideWhenUsed="0"/>
+    <w:lsdException w:name="Table Colorful 2" w:semiHidden="0" w:uiPriority="0" w:unhideWhenUsed="0"/>
+    <w:lsdException w:name="Table Colorful 3" w:semiHidden="0" w:uiPriority="0" w:unhideWhenUsed="0"/>
+    <w:lsdException w:name="Table Columns 1" w:semiHidden="0" w:uiPriority="0" w:unhideWhenUsed="0"/>
+    <w:lsdException w:name="Table Columns 2" w:semiHidden="0" w:uiPriority="0" w:unhideWhenUsed="0"/>
+    <w:lsdException w:name="Table Columns 3" w:semiHidden="0" w:uiPriority="0" w:unhideWhenUsed="0"/>
+    <w:lsdException w:name="Table Columns 4" w:semiHidden="0" w:uiPriority="0" w:unhideWhenUsed="0"/>
+    <w:lsdException w:name="Table Columns 5" w:semiHidden="0" w:uiPriority="0" w:unhideWhenUsed="0"/>
+    <w:lsdException w:name="Table Grid 1" w:semiHidden="0" w:uiPriority="0" w:unhideWhenUsed="0"/>
+    <w:lsdException w:name="Table Grid 2" w:semiHidden="0" w:uiPriority="0" w:unhideWhenUsed="0"/>
+    <w:lsdException w:name="Table Grid 3" w:semiHidden="0" w:uiPriority="0" w:unhideWhenUsed="0"/>
+    <w:lsdException w:name="Table Grid 4" w:semiHidden="0" w:uiPriority="0" w:unhideWhenUsed="0"/>
+    <w:lsdException w:name="Table Grid 5" w:semiHidden="0" w:uiPriority="0" w:unhideWhenUsed="0"/>
+    <w:lsdException w:name="Table Grid 6" w:semiHidden="0" w:uiPriority="0" w:unhideWhenUsed="0"/>
+    <w:lsdException w:name="Table Grid 7" w:semiHidden="0" w:uiPriority="0" w:unhideWhenUsed="0"/>
+    <w:lsdException w:name="Table Grid 8" w:semiHidden="0" w:uiPriority="0" w:unhideWhenUsed="0"/>
+    <w:lsdException w:name="Table List 1" w:semiHidden="0" w:uiPriority="0" w:unhideWhenUsed="0"/>
+    <w:lsdException w:name="Table List 2" w:semiHidden="0" w:uiPriority="0" w:unhideWhenUsed="0"/>
+    <w:lsdException w:name="Table List 3" w:semiHidden="0" w:uiPriority="0" w:unhideWhenUsed="0"/>
+    <w:lsdException w:name="Table List 4" w:semiHidden="0" w:uiPriority="0" w:unhideWhenUsed="0"/>
+    <w:lsdException w:name="Table List 5" w:semiHidden="0" w:uiPriority="0" w:unhideWhenUsed="0"/>
+    <w:lsdException w:name="Table List 6" w:semiHidden="0" w:uiPriority="0" w:unhideWhenUsed="0"/>
+    <w:lsdException w:name="Table List 7" w:semiHidden="0" w:uiPriority="0" w:unhideWhenUsed="0"/>
+    <w:lsdException w:name="Table List 8" w:semiHidden="0" w:uiPriority="0" w:unhideWhenUsed="0"/>
+    <w:lsdException w:name="Table 3D effects 1" w:semiHidden="0" w:uiPriority="0" w:unhideWhenUsed="0"/>
+    <w:lsdException w:name="Table 3D effects 2" w:semiHidden="0" w:uiPriority="0" w:unhideWhenUsed="0"/>
+    <w:lsdException w:name="Table 3D effects 3" w:semiHidden="0" w:uiPriority="0" w:unhideWhenUsed="0"/>
+    <w:lsdException w:name="Table Contemporary" w:semiHidden="0" w:uiPriority="0" w:unhideWhenUsed="0"/>
+    <w:lsdException w:name="Table Elegant" w:semiHidden="0" w:uiPriority="0" w:unhideWhenUsed="0"/>
+    <w:lsdException w:name="Table Professional" w:semiHidden="0" w:uiPriority="0" w:unhideWhenUsed="0"/>
+    <w:lsdException w:name="Table Subtle 1" w:semiHidden="0" w:uiPriority="0" w:unhideWhenUsed="0"/>
+    <w:lsdException w:name="Table Subtle 2" w:semiHidden="0" w:uiPriority="0" w:unhideWhenUsed="0"/>
+    <w:lsdException w:name="Table Web 1" w:semiHidden="0" w:uiPriority="0" w:unhideWhenUsed="0"/>
+    <w:lsdException w:name="Table Web 2" w:semiHidden="0" w:uiPriority="0" w:unhideWhenUsed="0"/>
+    <w:lsdException w:name="Table Web 3" w:semiHidden="0" w:uiPriority="0" w:unhideWhenUsed="0"/>
+    <w:lsdException w:name="Balloon Text" w:semiHidden="0" w:uiPriority="0" w:unhideWhenUsed="0"/>
+    <w:lsdException w:name="Table Grid" w:semiHidden="0" w:uiPriority="0" w:unhideWhenUsed="0" w:qFormat="1"/>
+    <w:lsdException w:name="Table Theme" w:semiHidden="0" w:uiPriority="0" w:unhideWhenUsed="0"/>
+    <w:lsdException w:name="Light Shading" w:semiHidden="0" w:uiPriority="60" w:unhideWhenUsed="0"/>
+    <w:lsdException w:name="Light List" w:semiHidden="0" w:uiPriority="61" w:unhideWhenUsed="0"/>
+    <w:lsdException w:name="Light Grid" w:semiHidden="0" w:uiPriority="62" w:unhideWhenUsed="0"/>
+    <w:lsdException w:name="Medium Shading 1" w:semiHidden="0" w:uiPriority="63" w:unhideWhenUsed="0"/>
+    <w:lsdException w:name="Medium Shading 2" w:semiHidden="0" w:uiPriority="64" w:unhideWhenUsed="0"/>
+    <w:lsdException w:name="Medium List 1" w:semiHidden="0" w:uiPriority="65" w:unhideWhenUsed="0"/>
+    <w:lsdException w:name="Medium List 2" w:semiHidden="0" w:uiPriority="66" w:unhideWhenUsed="0"/>
+    <w:lsdException w:name="Medium Grid 1" w:semiHidden="0" w:uiPriority="67" w:unhideWhenUsed="0"/>
+    <w:lsdException w:name="Medium Grid 2" w:semiHidden="0" w:uiPriority="68" w:unhideWhenUsed="0"/>
+    <w:lsdException w:name="Medium Grid 3" w:semiHidden="0" w:uiPriority="69" w:unhideWhenUsed="0"/>
+    <w:lsdException w:name="Dark List" w:semiHidden="0" w:uiPriority="70" w:unhideWhenUsed="0"/>
+    <w:lsdException w:name="Colorful Shading" w:semiHidden="0" w:uiPriority="71" w:unhideWhenUsed="0"/>
+    <w:lsdException w:name="Colorful List" w:semiHidden="0" w:uiPriority="72" w:unhideWhenUsed="0"/>
+    <w:lsdException w:name="Colorful Grid" w:semiHidden="0" w:uiPriority="73" w:unhideWhenUsed="0"/>
+    <w:lsdException w:name="Light Shading Accent 1" w:semiHidden="0" w:uiPriority="60" w:unhideWhenUsed="0"/>
+    <w:lsdException w:name="Light List Accent 1" w:semiHidden="0" w:uiPriority="61" w:unhideWhenUsed="0"/>
+    <w:lsdException w:name="Light Grid Accent 1" w:semiHidden="0" w:uiPriority="62" w:unhideWhenUsed="0"/>
+    <w:lsdException w:name="Medium Shading 1 Accent 1" w:semiHidden="0" w:uiPriority="63" w:unhideWhenUsed="0"/>
+    <w:lsdException w:name="Medium Shading 2 Accent 1" w:semiHidden="0" w:uiPriority="64" w:unhideWhenUsed="0"/>
+    <w:lsdException w:name="Medium List 1 Accent 1" w:semiHidden="0" w:uiPriority="65" w:unhideWhenUsed="0"/>
+    <w:lsdException w:name="Medium List 2 Accent 1" w:semiHidden="0" w:uiPriority="66" w:unhideWhenUsed="0"/>
+    <w:lsdException w:name="Medium Grid 1 Accent 1" w:semiHidden="0" w:uiPriority="67" w:unhideWhenUsed="0"/>
+    <w:lsdException w:name="Medium Grid 2 Accent 1" w:semiHidden="0" w:uiPriority="68" w:unhideWhenUsed="0"/>
+    <w:lsdException w:name="Medium Grid 3 Accent 1" w:semiHidden="0" w:uiPriority="69" w:unhideWhenUsed="0"/>
+    <w:lsdException w:name="Dark List Accent 1" w:semiHidden="0" w:uiPriority="70" w:unhideWhenUsed="0"/>
+    <w:lsdException w:name="Colorful Shading Accent 1" w:semiHidden="0" w:uiPriority="71" w:unhideWhenUsed="0"/>
+    <w:lsdException w:name="Colorful List Accent 1" w:semiHidden="0" w:uiPriority="72" w:unhideWhenUsed="0"/>
+    <w:lsdException w:name="Colorful Grid Accent 1" w:semiHidden="0" w:uiPriority="73" w:unhideWhenUsed="0"/>
+    <w:lsdException w:name="Light Shading Accent 2" w:semiHidden="0" w:uiPriority="60" w:unhideWhenUsed="0"/>
+    <w:lsdException w:name="Light List Accent 2" w:semiHidden="0" w:uiPriority="61" w:unhideWhenUsed="0"/>
+    <w:lsdException w:name="Light Grid Accent 2" w:semiHidden="0" w:uiPriority="62" w:unhideWhenUsed="0"/>
+    <w:lsdException w:name="Medium Shading 1 Accent 2" w:semiHidden="0" w:uiPriority="63" w:unhideWhenUsed="0"/>
+    <w:lsdException w:name="Medium Shading 2 Accent 2" w:semiHidden="0" w:uiPriority="64" w:unhideWhenUsed="0"/>
+    <w:lsdException w:name="Medium List 1 Accent 2" w:semiHidden="0" w:uiPriority="65" w:unhideWhenUsed="0"/>
+    <w:lsdException w:name="Medium List 2 Accent 2" w:semiHidden="0" w:uiPriority="66" w:unhideWhenUsed="0"/>
+    <w:lsdException w:name="Medium Grid 1 Accent 2" w:semiHidden="0" w:uiPriority="67" w:unhideWhenUsed="0"/>
+    <w:lsdException w:name="Medium Grid 2 Accent 2" w:semiHidden="0" w:uiPriority="68" w:unhideWhenUsed="0"/>
+    <w:lsdException w:name="Medium Grid 3 Accent 2" w:semiHidden="0" w:uiPriority="69" w:unhideWhenUsed="0"/>
+    <w:lsdException w:name="Dark List Accent 2" w:semiHidden="0" w:uiPriority="70" w:unhideWhenUsed="0"/>
+    <w:lsdException w:name="Colorful Shading Accent 2" w:semiHidden="0" w:uiPriority="71" w:unhideWhenUsed="0"/>
+    <w:lsdException w:name="Colorful List Accent 2" w:semiHidden="0" w:uiPriority="72" w:unhideWhenUsed="0"/>
+    <w:lsdException w:name="Colorful Grid Accent 2" w:semiHidden="0" w:uiPriority="73" w:unhideWhenUsed="0"/>
+    <w:lsdException w:name="Light Shading Accent 3" w:semiHidden="0" w:uiPriority="60" w:unhideWhenUsed="0"/>
+    <w:lsdException w:name="Light List Accent 3" w:semiHidden="0" w:uiPriority="61" w:unhideWhenUsed="0"/>
+    <w:lsdException w:name="Light Grid Accent 3" w:semiHidden="0" w:uiPriority="62" w:unhideWhenUsed="0"/>
+    <w:lsdException w:name="Medium Shading 1 Accent 3" w:semiHidden="0" w:uiPriority="63" w:unhideWhenUsed="0"/>
+    <w:lsdException w:name="Medium Shading 2 Accent 3" w:semiHidden="0" w:uiPriority="64" w:unhideWhenUsed="0"/>
+    <w:lsdException w:name="Medium List 1 Accent 3" w:semiHidden="0" w:uiPriority="65" w:unhideWhenUsed="0"/>
+    <w:lsdException w:name="Medium List 2 Accent 3" w:semiHidden="0" w:uiPriority="66" w:unhideWhenUsed="0"/>
+    <w:lsdException w:name="Medium Grid 1 Accent 3" w:semiHidden="0" w:uiPriority="67" w:unhideWhenUsed="0"/>
+    <w:lsdException w:name="Medium Grid 2 Accent 3" w:semiHidden="0" w:uiPriority="68" w:unhideWhenUsed="0"/>
+    <w:lsdException w:name="Medium Grid 3 Accent 3" w:semiHidden="0" w:uiPriority="69" w:unhideWhenUsed="0"/>
+    <w:lsdException w:name="Dark List Accent 3" w:semiHidden="0" w:uiPriority="70" w:unhideWhenUsed="0"/>
+    <w:lsdException w:name="Colorful Shading Accent 3" w:semiHidden="0" w:uiPriority="71" w:unhideWhenUsed="0"/>
+    <w:lsdException w:name="Colorful List Accent 3" w:semiHidden="0" w:uiPriority="72" w:unhideWhenUsed="0"/>
+    <w:lsdException w:name="Colorful Grid Accent 3" w:semiHidden="0" w:uiPriority="73" w:unhideWhenUsed="0"/>
+    <w:lsdException w:name="Light Shading Accent 4" w:semiHidden="0" w:uiPriority="60" w:unhideWhenUsed="0"/>
+    <w:lsdException w:name="Light List Accent 4" w:semiHidden="0" w:uiPriority="61" w:unhideWhenUsed="0"/>
+    <w:lsdException w:name="Light Grid Accent 4" w:semiHidden="0" w:uiPriority="62" w:unhideWhenUsed="0"/>
+    <w:lsdException w:name="Medium Shading 1 Accent 4" w:semiHidden="0" w:uiPriority="63" w:unhideWhenUsed="0"/>
+    <w:lsdException w:name="Medium Shading 2 Accent 4" w:semiHidden="0" w:uiPriority="64" w:unhideWhenUsed="0"/>
+    <w:lsdException w:name="Medium List 1 Accent 4" w:semiHidden="0" w:uiPriority="65" w:unhideWhenUsed="0"/>
+    <w:lsdException w:name="Medium List 2 Accent 4" w:semiHidden="0" w:uiPriority="66" w:unhideWhenUsed="0"/>
+    <w:lsdException w:name="Medium Grid 1 Accent 4" w:semiHidden="0" w:uiPriority="67" w:unhideWhenUsed="0"/>
+    <w:lsdException w:name="Medium Grid 2 Accent 4" w:semiHidden="0" w:uiPriority="68" w:unhideWhenUsed="0"/>
+    <w:lsdException w:name="Medium Grid 3 Accent 4" w:semiHidden="0" w:uiPriority="69" w:unhideWhenUsed="0"/>
+    <w:lsdException w:name="Dark List Accent 4" w:semiHidden="0" w:uiPriority="70" w:unhideWhenUsed="0"/>
+    <w:lsdException w:name="Colorful Shading Accent 4" w:semiHidden="0" w:uiPriority="71" w:unhideWhenUsed="0"/>
+    <w:lsdException w:name="Colorful List Accent 4" w:semiHidden="0" w:uiPriority="72" w:unhideWhenUsed="0"/>
+    <w:lsdException w:name="Colorful Grid Accent 4" w:semiHidden="0" w:uiPriority="73" w:unhideWhenUsed="0"/>
+    <w:lsdException w:name="Light Shading Accent 5" w:semiHidden="0" w:uiPriority="60" w:unhideWhenUsed="0"/>
+    <w:lsdException w:name="Light List Accent 5" w:semiHidden="0" w:uiPriority="61" w:unhideWhenUsed="0"/>
+    <w:lsdException w:name="Light Grid Accent 5" w:semiHidden="0" w:uiPriority="62" w:unhideWhenUsed="0"/>
+    <w:lsdException w:name="Medium Shading 1 Accent 5" w:semiHidden="0" w:uiPriority="63" w:unhideWhenUsed="0"/>
+    <w:lsdException w:name="Medium Shading 2 Accent 5" w:semiHidden="0" w:uiPriority="64" w:unhideWhenUsed="0"/>
+    <w:lsdException w:name="Medium List 1 Accent 5" w:semiHidden="0" w:uiPriority="65" w:unhideWhenUsed="0"/>
+    <w:lsdException w:name="Medium List 2 Accent 5" w:semiHidden="0" w:uiPriority="66" w:unhideWhenUsed="0"/>
+    <w:lsdException w:name="Medium Grid 1 Accent 5" w:semiHidden="0" w:uiPriority="67" w:unhideWhenUsed="0"/>
+    <w:lsdException w:name="Medium Grid 2 Accent 5" w:semiHidden="0" w:uiPriority="68" w:unhideWhenUsed="0"/>
+    <w:lsdException w:name="Medium Grid 3 Accent 5" w:semiHidden="0" w:uiPriority="69" w:unhideWhenUsed="0"/>
+    <w:lsdException w:name="Dark List Accent 5" w:semiHidden="0" w:uiPriority="70" w:unhideWhenUsed="0"/>
+    <w:lsdException w:name="Colorful Shading Accent 5" w:semiHidden="0" w:uiPriority="71" w:unhideWhenUsed="0"/>
+    <w:lsdException w:name="Colorful List Accent 5" w:semiHidden="0" w:uiPriority="72" w:unhideWhenUsed="0"/>
+    <w:lsdException w:name="Colorful Grid Accent 5" w:semiHidden="0" w:uiPriority="73" w:unhideWhenUsed="0"/>
+    <w:lsdException w:name="Light Shading Accent 6" w:semiHidden="0" w:uiPriority="60" w:unhideWhenUsed="0"/>
+    <w:lsdException w:name="Light List Accent 6" w:semiHidden="0" w:uiPriority="61" w:unhideWhenUsed="0"/>
+    <w:lsdException w:name="Light Grid Accent 6" w:semiHidden="0" w:uiPriority="62" w:unhideWhenUsed="0"/>
+    <w:lsdException w:name="Medium Shading 1 Accent 6" w:semiHidden="0" w:uiPriority="63" w:unhideWhenUsed="0"/>
+    <w:lsdException w:name="Medium Shading 2 Accent 6" w:semiHidden="0" w:uiPriority="64" w:unhideWhenUsed="0"/>
+    <w:lsdException w:name="Medium List 1 Accent 6" w:semiHidden="0" w:uiPriority="65" w:unhideWhenUsed="0"/>
+    <w:lsdException w:name="Medium List 2 Accent 6" w:semiHidden="0" w:uiPriority="66" w:unhideWhenUsed="0"/>
+    <w:lsdException w:name="Medium Grid 1 Accent 6" w:semiHidden="0" w:uiPriority="67" w:unhideWhenUsed="0"/>
+    <w:lsdException w:name="Medium Grid 2 Accent 6" w:semiHidden="0" w:uiPriority="68" w:unhideWhenUsed="0"/>
+    <w:lsdException w:name="Medium Grid 3 Accent 6" w:semiHidden="0" w:uiPriority="69" w:unhideWhenUsed="0"/>
+    <w:lsdException w:name="Dark List Accent 6" w:semiHidden="0" w:uiPriority="70" w:unhideWhenUsed="0"/>
+    <w:lsdException w:name="Colorful Shading Accent 6" w:semiHidden="0" w:uiPriority="71" w:unhideWhenUsed="0"/>
+    <w:lsdException w:name="Colorful List Accent 6" w:semiHidden="0" w:uiPriority="72" w:unhideWhenUsed="0"/>
+    <w:lsdException w:name="Colorful Grid Accent 6" w:semiHidden="0" w:uiPriority="73" w:unhideWhenUsed="0"/>
   </w:latentStyles>
-  <w:style w:type="paragraph" w:default="1" w:styleId="1">
+  <w:style w:type="paragraph" w:default="1" w:styleId="Normal">
     <w:name w:val="Normal"/>
     <w:qFormat/>
-    <w:uiPriority w:val="0"/>
     <w:pPr>
       <w:kinsoku w:val="0"/>
       <w:autoSpaceDE w:val="0"/>
@@ -8128,7 +8020,7 @@
       <w:textAlignment w:val="baseline"/>
     </w:pPr>
     <w:rPr>
-      <w:rFonts w:ascii="Arial" w:hAnsi="Arial" w:eastAsia="宋体" w:cs="Arial"/>
+      <w:rFonts w:ascii="Arial" w:eastAsia="宋体" w:hAnsi="Arial" w:cs="Arial"/>
       <w:snapToGrid w:val="0"/>
       <w:color w:val="000000"/>
       <w:kern w:val="0"/>
@@ -8137,12 +8029,11 @@
       <w:lang w:val="en-US" w:eastAsia="en-US" w:bidi="ar-SA"/>
     </w:rPr>
   </w:style>
-  <w:style w:type="paragraph" w:styleId="2">
+  <w:style w:type="paragraph" w:styleId="Heading1">
     <w:name w:val="heading 1"/>
-    <w:basedOn w:val="1"/>
-    <w:next w:val="1"/>
+    <w:basedOn w:val="Normal"/>
+    <w:next w:val="Normal"/>
     <w:qFormat/>
-    <w:uiPriority w:val="0"/>
     <w:pPr>
       <w:keepNext/>
       <w:keepLines/>
@@ -8160,13 +8051,12 @@
       <w:sz w:val="44"/>
     </w:rPr>
   </w:style>
-  <w:style w:type="paragraph" w:styleId="3">
+  <w:style w:type="paragraph" w:styleId="Heading2">
     <w:name w:val="heading 2"/>
-    <w:basedOn w:val="1"/>
-    <w:next w:val="1"/>
+    <w:basedOn w:val="Normal"/>
+    <w:next w:val="Normal"/>
     <w:unhideWhenUsed/>
     <w:qFormat/>
-    <w:uiPriority w:val="0"/>
     <w:pPr>
       <w:keepNext/>
       <w:keepLines/>
@@ -8179,19 +8069,18 @@
       <w:outlineLvl w:val="1"/>
     </w:pPr>
     <w:rPr>
-      <w:rFonts w:ascii="Arial" w:hAnsi="Arial" w:eastAsia="黑体"/>
+      <w:rFonts w:ascii="Arial" w:eastAsia="黑体" w:hAnsi="Arial"/>
       <w:b/>
       <w:sz w:val="32"/>
     </w:rPr>
   </w:style>
-  <w:style w:type="paragraph" w:styleId="4">
+  <w:style w:type="paragraph" w:styleId="Heading3">
     <w:name w:val="heading 3"/>
-    <w:basedOn w:val="1"/>
-    <w:next w:val="1"/>
+    <w:basedOn w:val="Normal"/>
+    <w:next w:val="Normal"/>
     <w:semiHidden/>
     <w:unhideWhenUsed/>
     <w:qFormat/>
-    <w:uiPriority w:val="0"/>
     <w:pPr>
       <w:keepNext/>
       <w:keepLines/>
@@ -8208,13 +8097,12 @@
       <w:sz w:val="32"/>
     </w:rPr>
   </w:style>
-  <w:style w:type="paragraph" w:styleId="5">
+  <w:style w:type="paragraph" w:styleId="Heading4">
     <w:name w:val="heading 4"/>
-    <w:basedOn w:val="1"/>
-    <w:next w:val="1"/>
+    <w:basedOn w:val="Normal"/>
+    <w:next w:val="Normal"/>
     <w:unhideWhenUsed/>
     <w:qFormat/>
-    <w:uiPriority w:val="0"/>
     <w:pPr>
       <w:keepNext/>
       <w:keepLines/>
@@ -8227,19 +8115,18 @@
       <w:outlineLvl w:val="3"/>
     </w:pPr>
     <w:rPr>
-      <w:rFonts w:ascii="Arial" w:hAnsi="Arial" w:eastAsia="黑体"/>
+      <w:rFonts w:ascii="Arial" w:eastAsia="黑体" w:hAnsi="Arial"/>
       <w:b/>
       <w:sz w:val="28"/>
     </w:rPr>
   </w:style>
-  <w:style w:type="paragraph" w:styleId="6">
+  <w:style w:type="paragraph" w:styleId="Heading5">
     <w:name w:val="heading 5"/>
-    <w:basedOn w:val="1"/>
-    <w:next w:val="1"/>
+    <w:basedOn w:val="Normal"/>
+    <w:next w:val="Normal"/>
     <w:semiHidden/>
     <w:unhideWhenUsed/>
     <w:qFormat/>
-    <w:uiPriority w:val="0"/>
     <w:pPr>
       <w:keepNext/>
       <w:keepLines/>
@@ -8256,14 +8143,13 @@
       <w:sz w:val="28"/>
     </w:rPr>
   </w:style>
-  <w:style w:type="paragraph" w:styleId="7">
+  <w:style w:type="paragraph" w:styleId="Heading6">
     <w:name w:val="heading 6"/>
-    <w:basedOn w:val="1"/>
-    <w:next w:val="1"/>
+    <w:basedOn w:val="Normal"/>
+    <w:next w:val="Normal"/>
     <w:semiHidden/>
     <w:unhideWhenUsed/>
     <w:qFormat/>
-    <w:uiPriority w:val="0"/>
     <w:pPr>
       <w:keepNext/>
       <w:keepLines/>
@@ -8276,19 +8162,18 @@
       <w:outlineLvl w:val="5"/>
     </w:pPr>
     <w:rPr>
-      <w:rFonts w:ascii="Arial" w:hAnsi="Arial" w:eastAsia="黑体"/>
+      <w:rFonts w:ascii="Arial" w:eastAsia="黑体" w:hAnsi="Arial"/>
       <w:b/>
       <w:sz w:val="24"/>
     </w:rPr>
   </w:style>
-  <w:style w:type="paragraph" w:styleId="8">
+  <w:style w:type="paragraph" w:styleId="Heading7">
     <w:name w:val="heading 7"/>
-    <w:basedOn w:val="1"/>
-    <w:next w:val="1"/>
+    <w:basedOn w:val="Normal"/>
+    <w:next w:val="Normal"/>
     <w:semiHidden/>
     <w:unhideWhenUsed/>
     <w:qFormat/>
-    <w:uiPriority w:val="0"/>
     <w:pPr>
       <w:keepNext/>
       <w:keepLines/>
@@ -8305,14 +8190,13 @@
       <w:sz w:val="24"/>
     </w:rPr>
   </w:style>
-  <w:style w:type="paragraph" w:styleId="9">
+  <w:style w:type="paragraph" w:styleId="Heading8">
     <w:name w:val="heading 8"/>
-    <w:basedOn w:val="1"/>
-    <w:next w:val="1"/>
+    <w:basedOn w:val="Normal"/>
+    <w:next w:val="Normal"/>
     <w:semiHidden/>
     <w:unhideWhenUsed/>
     <w:qFormat/>
-    <w:uiPriority w:val="0"/>
     <w:pPr>
       <w:keepNext/>
       <w:keepLines/>
@@ -8325,18 +8209,17 @@
       <w:outlineLvl w:val="7"/>
     </w:pPr>
     <w:rPr>
-      <w:rFonts w:ascii="Arial" w:hAnsi="Arial" w:eastAsia="黑体"/>
+      <w:rFonts w:ascii="Arial" w:eastAsia="黑体" w:hAnsi="Arial"/>
       <w:sz w:val="24"/>
     </w:rPr>
   </w:style>
-  <w:style w:type="paragraph" w:styleId="10">
+  <w:style w:type="paragraph" w:styleId="Heading9">
     <w:name w:val="heading 9"/>
-    <w:basedOn w:val="1"/>
-    <w:next w:val="1"/>
+    <w:basedOn w:val="Normal"/>
+    <w:next w:val="Normal"/>
     <w:semiHidden/>
     <w:unhideWhenUsed/>
     <w:qFormat/>
-    <w:uiPriority w:val="0"/>
     <w:pPr>
       <w:keepNext/>
       <w:keepLines/>
@@ -8349,21 +8232,19 @@
       <w:outlineLvl w:val="8"/>
     </w:pPr>
     <w:rPr>
-      <w:rFonts w:ascii="Arial" w:hAnsi="Arial" w:eastAsia="黑体"/>
+      <w:rFonts w:ascii="Arial" w:eastAsia="黑体" w:hAnsi="Arial"/>
       <w:sz w:val="21"/>
     </w:rPr>
   </w:style>
-  <w:style w:type="character" w:default="1" w:styleId="22">
+  <w:style w:type="character" w:default="1" w:styleId="DefaultParagraphFont">
     <w:name w:val="Default Paragraph Font"/>
     <w:semiHidden/>
     <w:qFormat/>
-    <w:uiPriority w:val="0"/>
   </w:style>
-  <w:style w:type="table" w:default="1" w:styleId="20">
+  <w:style w:type="table" w:default="1" w:styleId="TableNormal">
     <w:name w:val="Normal Table"/>
     <w:semiHidden/>
     <w:qFormat/>
-    <w:uiPriority w:val="0"/>
     <w:tblPr>
       <w:tblCellMar>
         <w:top w:w="0" w:type="dxa"/>
@@ -8373,43 +8254,39 @@
       </w:tblCellMar>
     </w:tblPr>
   </w:style>
-  <w:style w:type="paragraph" w:styleId="11">
+  <w:style w:type="paragraph" w:styleId="CommentText">
     <w:name w:val="annotation text"/>
-    <w:basedOn w:val="1"/>
+    <w:basedOn w:val="Normal"/>
     <w:qFormat/>
-    <w:uiPriority w:val="0"/>
     <w:pPr>
       <w:jc w:val="left"/>
     </w:pPr>
   </w:style>
-  <w:style w:type="paragraph" w:styleId="12">
+  <w:style w:type="paragraph" w:styleId="BodyText">
     <w:name w:val="Body Text"/>
-    <w:basedOn w:val="1"/>
+    <w:basedOn w:val="Normal"/>
     <w:semiHidden/>
     <w:qFormat/>
-    <w:uiPriority w:val="0"/>
     <w:rPr>
-      <w:rFonts w:ascii="Arial" w:hAnsi="Arial" w:eastAsia="Arial" w:cs="Arial"/>
+      <w:rFonts w:ascii="Arial" w:eastAsia="Arial" w:hAnsi="Arial" w:cs="Arial"/>
       <w:sz w:val="21"/>
       <w:szCs w:val="21"/>
       <w:lang w:val="en-US" w:eastAsia="en-US" w:bidi="ar-SA"/>
     </w:rPr>
   </w:style>
-  <w:style w:type="paragraph" w:styleId="13">
+  <w:style w:type="paragraph" w:styleId="TOC3">
     <w:name w:val="toc 3"/>
-    <w:basedOn w:val="1"/>
-    <w:next w:val="1"/>
+    <w:basedOn w:val="Normal"/>
+    <w:next w:val="Normal"/>
     <w:qFormat/>
-    <w:uiPriority w:val="0"/>
     <w:pPr>
       <w:ind w:left="840" w:leftChars="400"/>
     </w:pPr>
   </w:style>
-  <w:style w:type="paragraph" w:styleId="14">
+  <w:style w:type="paragraph" w:styleId="Footer">
     <w:name w:val="footer"/>
-    <w:basedOn w:val="1"/>
+    <w:basedOn w:val="Normal"/>
     <w:qFormat/>
-    <w:uiPriority w:val="0"/>
     <w:pPr>
       <w:tabs>
         <w:tab w:val="center" w:pos="4153"/>
@@ -8422,17 +8299,16 @@
       <w:sz w:val="18"/>
     </w:rPr>
   </w:style>
-  <w:style w:type="paragraph" w:styleId="15">
+  <w:style w:type="paragraph" w:styleId="Header">
     <w:name w:val="header"/>
-    <w:basedOn w:val="1"/>
+    <w:basedOn w:val="Normal"/>
     <w:qFormat/>
-    <w:uiPriority w:val="0"/>
     <w:pPr>
       <w:pBdr>
-        <w:top w:val="none" w:color="auto" w:sz="0" w:space="0"/>
-        <w:left w:val="none" w:color="auto" w:sz="0" w:space="0"/>
-        <w:bottom w:val="none" w:color="auto" w:sz="0" w:space="0"/>
-        <w:right w:val="none" w:color="auto" w:sz="0" w:space="0"/>
+        <w:top w:val="nil"/>
+        <w:left w:val="nil"/>
+        <w:bottom w:val="nil"/>
+        <w:right w:val="nil"/>
       </w:pBdr>
       <w:tabs>
         <w:tab w:val="center" w:pos="4153"/>
@@ -8447,41 +8323,37 @@
       <w:sz w:val="18"/>
     </w:rPr>
   </w:style>
-  <w:style w:type="paragraph" w:styleId="16">
+  <w:style w:type="paragraph" w:styleId="TOC1">
     <w:name w:val="toc 1"/>
-    <w:basedOn w:val="1"/>
-    <w:next w:val="1"/>
+    <w:basedOn w:val="Normal"/>
+    <w:next w:val="Normal"/>
     <w:qFormat/>
-    <w:uiPriority w:val="0"/>
     <w:rPr>
-      <w:rFonts w:ascii="Arial" w:hAnsi="Arial" w:eastAsia="Microsoft JhengHei"/>
+      <w:rFonts w:ascii="Arial" w:eastAsia="Microsoft JhengHei" w:hAnsi="Arial"/>
       <w:sz w:val="24"/>
     </w:rPr>
   </w:style>
-  <w:style w:type="paragraph" w:styleId="17">
+  <w:style w:type="paragraph" w:styleId="TOC2">
     <w:name w:val="toc 2"/>
-    <w:basedOn w:val="1"/>
-    <w:next w:val="1"/>
+    <w:basedOn w:val="Normal"/>
+    <w:next w:val="Normal"/>
     <w:qFormat/>
-    <w:uiPriority w:val="0"/>
     <w:pPr>
       <w:ind w:left="420" w:leftChars="200"/>
     </w:pPr>
   </w:style>
-  <w:style w:type="paragraph" w:styleId="18">
+  <w:style w:type="paragraph" w:styleId="NormalWeb">
     <w:name w:val="Normal (Web)"/>
-    <w:basedOn w:val="1"/>
+    <w:basedOn w:val="Normal"/>
     <w:qFormat/>
-    <w:uiPriority w:val="0"/>
     <w:rPr>
       <w:sz w:val="24"/>
     </w:rPr>
   </w:style>
-  <w:style w:type="paragraph" w:styleId="19">
+  <w:style w:type="paragraph" w:styleId="Title">
     <w:name w:val="Title"/>
-    <w:basedOn w:val="1"/>
+    <w:basedOn w:val="Normal"/>
     <w:qFormat/>
-    <w:uiPriority w:val="0"/>
     <w:pPr>
       <w:spacing w:before="240" w:beforeLines="0" w:beforeAutospacing="0" w:after="60" w:afterLines="0" w:afterAutospacing="0"/>
       <w:jc w:val="center"/>
@@ -8493,73 +8365,68 @@
       <w:sz w:val="32"/>
     </w:rPr>
   </w:style>
-  <w:style w:type="table" w:styleId="21">
+  <w:style w:type="table" w:styleId="TableGrid">
     <w:name w:val="Table Grid"/>
-    <w:basedOn w:val="20"/>
+    <w:basedOn w:val="TableNormal"/>
     <w:qFormat/>
-    <w:uiPriority w:val="0"/>
     <w:pPr>
       <w:widowControl w:val="0"/>
       <w:jc w:val="both"/>
     </w:pPr>
     <w:tblPr>
       <w:tblBorders>
-        <w:top w:val="single" w:color="auto" w:sz="4" w:space="0"/>
-        <w:left w:val="single" w:color="auto" w:sz="4" w:space="0"/>
-        <w:bottom w:val="single" w:color="auto" w:sz="4" w:space="0"/>
-        <w:right w:val="single" w:color="auto" w:sz="4" w:space="0"/>
-        <w:insideH w:val="single" w:color="auto" w:sz="4" w:space="0"/>
-        <w:insideV w:val="single" w:color="auto" w:sz="4" w:space="0"/>
+        <w:top w:val="single" w:sz="4" w:space="0" w:color="auto"/>
+        <w:left w:val="single" w:sz="4" w:space="0" w:color="auto"/>
+        <w:bottom w:val="single" w:sz="4" w:space="0" w:color="auto"/>
+        <w:right w:val="single" w:sz="4" w:space="0" w:color="auto"/>
+        <w:insideH w:val="single" w:sz="4" w:space="0" w:color="auto"/>
+        <w:insideV w:val="single" w:sz="4" w:space="0" w:color="auto"/>
       </w:tblBorders>
     </w:tblPr>
   </w:style>
-  <w:style w:type="character" w:styleId="23">
+  <w:style w:type="character" w:styleId="Strong">
     <w:name w:val="Strong"/>
-    <w:basedOn w:val="22"/>
+    <w:basedOn w:val="DefaultParagraphFont"/>
     <w:qFormat/>
-    <w:uiPriority w:val="0"/>
     <w:rPr>
       <w:b/>
     </w:rPr>
   </w:style>
-  <w:style w:type="paragraph" w:customStyle="1" w:styleId="24">
+  <w:style w:type="paragraph" w:customStyle="1" w:styleId="a">
     <w:name w:val="柴_公司名"/>
-    <w:basedOn w:val="19"/>
+    <w:basedOn w:val="Title"/>
     <w:qFormat/>
-    <w:uiPriority w:val="0"/>
     <w:pPr>
       <w:spacing w:after="600" w:afterLines="600"/>
     </w:pPr>
     <w:rPr>
-      <w:rFonts w:hint="eastAsia" w:ascii="宋体" w:hAnsi="宋体" w:eastAsia="宋体" w:cs="宋体"/>
+      <w:rFonts w:ascii="宋体" w:eastAsia="宋体" w:hAnsi="宋体" w:cs="宋体" w:hint="eastAsia"/>
       <w:bCs/>
       <w:spacing w:val="-6"/>
       <w:sz w:val="52"/>
       <w:szCs w:val="52"/>
     </w:rPr>
   </w:style>
-  <w:style w:type="paragraph" w:customStyle="1" w:styleId="25">
+  <w:style w:type="paragraph" w:customStyle="1" w:styleId="a0">
     <w:name w:val="柴_文档名"/>
-    <w:basedOn w:val="19"/>
+    <w:basedOn w:val="Title"/>
     <w:qFormat/>
-    <w:uiPriority w:val="0"/>
     <w:pPr>
       <w:spacing w:after="900" w:afterLines="900"/>
     </w:pPr>
     <w:rPr>
-      <w:rFonts w:ascii="黑体" w:hAnsi="黑体" w:eastAsia="黑体" w:cs="黑体"/>
+      <w:rFonts w:ascii="黑体" w:eastAsia="黑体" w:hAnsi="黑体" w:cs="黑体"/>
       <w:bCs/>
       <w:spacing w:val="-7"/>
       <w:sz w:val="52"/>
       <w:szCs w:val="52"/>
     </w:rPr>
   </w:style>
-  <w:style w:type="table" w:customStyle="1" w:styleId="26">
+  <w:style w:type="table" w:customStyle="1" w:styleId="TableNormal0">
     <w:name w:val="Table Normal_0"/>
     <w:semiHidden/>
     <w:unhideWhenUsed/>
     <w:qFormat/>
-    <w:uiPriority w:val="0"/>
     <w:tblPr>
       <w:tblCellMar>
         <w:top w:w="0" w:type="dxa"/>
@@ -8569,87 +8436,81 @@
       </w:tblCellMar>
     </w:tblPr>
   </w:style>
-  <w:style w:type="paragraph" w:customStyle="1" w:styleId="27">
+  <w:style w:type="paragraph" w:customStyle="1" w:styleId="TableText">
     <w:name w:val="Table Text"/>
-    <w:basedOn w:val="1"/>
+    <w:basedOn w:val="Normal"/>
     <w:semiHidden/>
     <w:qFormat/>
-    <w:uiPriority w:val="0"/>
     <w:rPr>
-      <w:rFonts w:ascii="宋体" w:hAnsi="宋体" w:eastAsia="宋体" w:cs="宋体"/>
+      <w:rFonts w:ascii="宋体" w:eastAsia="宋体" w:hAnsi="宋体" w:cs="宋体"/>
       <w:sz w:val="21"/>
       <w:szCs w:val="21"/>
       <w:lang w:val="en-US" w:eastAsia="en-US" w:bidi="ar-SA"/>
     </w:rPr>
   </w:style>
-  <w:style w:type="paragraph" w:customStyle="1" w:styleId="28">
+  <w:style w:type="paragraph" w:customStyle="1" w:styleId="1">
     <w:name w:val="柴_标题1"/>
-    <w:basedOn w:val="2"/>
-    <w:next w:val="29"/>
-    <w:link w:val="38"/>
+    <w:basedOn w:val="Heading1"/>
+    <w:next w:val="a1"/>
+    <w:link w:val="1Char"/>
     <w:qFormat/>
-    <w:uiPriority w:val="0"/>
     <w:pPr>
       <w:spacing w:before="100" w:after="90" w:line="360" w:lineRule="auto"/>
     </w:pPr>
     <w:rPr>
-      <w:rFonts w:ascii="Arial" w:hAnsi="Arial" w:eastAsia="宋体"/>
+      <w:rFonts w:ascii="Arial" w:eastAsia="宋体" w:hAnsi="Arial"/>
       <w:sz w:val="32"/>
     </w:rPr>
   </w:style>
-  <w:style w:type="paragraph" w:customStyle="1" w:styleId="29">
+  <w:style w:type="paragraph" w:customStyle="1" w:styleId="a1">
     <w:name w:val="柴_正文"/>
-    <w:basedOn w:val="12"/>
-    <w:link w:val="42"/>
+    <w:basedOn w:val="BodyText"/>
+    <w:link w:val="Char"/>
     <w:qFormat/>
-    <w:uiPriority w:val="0"/>
     <w:pPr>
       <w:spacing w:line="360" w:lineRule="auto"/>
       <w:ind w:firstLine="470" w:firstLineChars="200"/>
     </w:pPr>
     <w:rPr>
-      <w:rFonts w:ascii="Arial" w:hAnsi="Arial" w:eastAsia="宋体"/>
+      <w:rFonts w:ascii="Arial" w:eastAsia="宋体" w:hAnsi="Arial"/>
       <w:sz w:val="24"/>
       <w:lang w:eastAsia="zh-CN"/>
     </w:rPr>
   </w:style>
-  <w:style w:type="paragraph" w:customStyle="1" w:styleId="30">
+  <w:style w:type="paragraph" w:customStyle="1" w:styleId="2">
     <w:name w:val="柴_标题2"/>
-    <w:basedOn w:val="3"/>
-    <w:next w:val="29"/>
+    <w:basedOn w:val="Heading2"/>
+    <w:next w:val="a1"/>
     <w:qFormat/>
-    <w:uiPriority w:val="0"/>
     <w:pPr>
       <w:spacing w:line="360" w:lineRule="auto"/>
     </w:pPr>
     <w:rPr>
-      <w:rFonts w:ascii="Arial" w:hAnsi="Arial" w:eastAsia="宋体"/>
+      <w:rFonts w:ascii="Arial" w:eastAsia="宋体" w:hAnsi="Arial"/>
       <w:sz w:val="28"/>
     </w:rPr>
   </w:style>
-  <w:style w:type="paragraph" w:customStyle="1" w:styleId="31">
+  <w:style w:type="paragraph" w:customStyle="1" w:styleId="3">
     <w:name w:val="柴_标题3"/>
-    <w:basedOn w:val="4"/>
-    <w:next w:val="29"/>
+    <w:basedOn w:val="Heading3"/>
+    <w:next w:val="a1"/>
     <w:qFormat/>
-    <w:uiPriority w:val="0"/>
     <w:pPr>
       <w:spacing w:line="360" w:lineRule="auto"/>
       <w:ind w:left="0" w:firstLine="472" w:firstLineChars="200"/>
     </w:pPr>
     <w:rPr>
-      <w:rFonts w:ascii="宋体" w:hAnsi="宋体" w:eastAsia="宋体" w:cs="宋体"/>
+      <w:rFonts w:ascii="宋体" w:eastAsia="宋体" w:hAnsi="宋体" w:cs="宋体"/>
       <w:spacing w:val="-2"/>
       <w:sz w:val="24"/>
       <w:szCs w:val="24"/>
     </w:rPr>
   </w:style>
-  <w:style w:type="paragraph" w:customStyle="1" w:styleId="32">
+  <w:style w:type="paragraph" w:customStyle="1" w:styleId="a2">
     <w:name w:val="柴_目录"/>
-    <w:basedOn w:val="1"/>
-    <w:next w:val="12"/>
+    <w:basedOn w:val="Normal"/>
+    <w:next w:val="BodyText"/>
     <w:qFormat/>
-    <w:uiPriority w:val="0"/>
     <w:pPr>
       <w:tabs>
         <w:tab w:val="right" w:leader="dot" w:pos="8442"/>
@@ -8657,64 +8518,59 @@
       <w:ind w:left="0" w:leftChars="0"/>
     </w:pPr>
     <w:rPr>
-      <w:rFonts w:ascii="Arial" w:hAnsi="Arial" w:eastAsia="Microsoft JhengHei"/>
+      <w:rFonts w:ascii="Arial" w:eastAsia="Microsoft JhengHei" w:hAnsi="Arial"/>
       <w:sz w:val="24"/>
     </w:rPr>
   </w:style>
-  <w:style w:type="paragraph" w:customStyle="1" w:styleId="33">
+  <w:style w:type="paragraph" w:customStyle="1" w:styleId="WPSOffice1">
     <w:name w:val="WPSOffice手动目录 1"/>
     <w:qFormat/>
-    <w:uiPriority w:val="0"/>
     <w:pPr>
       <w:ind w:leftChars="0"/>
     </w:pPr>
     <w:rPr>
-      <w:rFonts w:ascii="Times New Roman" w:hAnsi="Times New Roman" w:eastAsia="宋体" w:cs="Times New Roman"/>
+      <w:rFonts w:ascii="Times New Roman" w:eastAsia="宋体" w:hAnsi="Times New Roman" w:cs="Times New Roman"/>
       <w:sz w:val="20"/>
       <w:szCs w:val="20"/>
     </w:rPr>
   </w:style>
-  <w:style w:type="paragraph" w:customStyle="1" w:styleId="34">
+  <w:style w:type="paragraph" w:customStyle="1" w:styleId="WPSOffice2">
     <w:name w:val="WPSOffice手动目录 2"/>
     <w:qFormat/>
-    <w:uiPriority w:val="0"/>
     <w:pPr>
       <w:ind w:leftChars="200"/>
     </w:pPr>
     <w:rPr>
-      <w:rFonts w:ascii="Times New Roman" w:hAnsi="Times New Roman" w:eastAsia="宋体" w:cs="Times New Roman"/>
+      <w:rFonts w:ascii="Times New Roman" w:eastAsia="宋体" w:hAnsi="Times New Roman" w:cs="Times New Roman"/>
       <w:sz w:val="20"/>
       <w:szCs w:val="20"/>
     </w:rPr>
   </w:style>
-  <w:style w:type="paragraph" w:customStyle="1" w:styleId="35">
+  <w:style w:type="paragraph" w:customStyle="1" w:styleId="WPSOffice3">
     <w:name w:val="WPSOffice手动目录 3"/>
     <w:qFormat/>
-    <w:uiPriority w:val="0"/>
     <w:pPr>
       <w:ind w:leftChars="400"/>
     </w:pPr>
     <w:rPr>
-      <w:rFonts w:ascii="Times New Roman" w:hAnsi="Times New Roman" w:eastAsia="宋体" w:cs="Times New Roman"/>
+      <w:rFonts w:ascii="Times New Roman" w:eastAsia="宋体" w:hAnsi="Times New Roman" w:cs="Times New Roman"/>
       <w:sz w:val="20"/>
       <w:szCs w:val="20"/>
     </w:rPr>
   </w:style>
-  <w:style w:type="paragraph" w:customStyle="1" w:styleId="36">
+  <w:style w:type="paragraph" w:customStyle="1" w:styleId="Compact">
     <w:name w:val="Compact"/>
-    <w:basedOn w:val="12"/>
+    <w:basedOn w:val="BodyText"/>
     <w:qFormat/>
-    <w:uiPriority w:val="0"/>
     <w:pPr>
       <w:spacing w:before="36" w:after="36"/>
     </w:pPr>
   </w:style>
-  <w:style w:type="table" w:customStyle="1" w:styleId="37">
+  <w:style w:type="table" w:customStyle="1" w:styleId="Table">
     <w:name w:val="Table"/>
     <w:semiHidden/>
     <w:unhideWhenUsed/>
     <w:qFormat/>
-    <w:uiPriority w:val="0"/>
     <w:tblPr>
       <w:tblCellMar>
         <w:top w:w="0" w:type="dxa"/>
@@ -8726,28 +8582,26 @@
     <w:tblStylePr w:type="firstRow">
       <w:tcPr>
         <w:tcBorders>
-          <w:bottom w:val="single" w:color="auto" w:sz="0" w:space="0"/>
+          <w:bottom w:val="single" w:sz="0" w:space="0" w:color="auto"/>
         </w:tcBorders>
         <w:vAlign w:val="bottom"/>
       </w:tcPr>
     </w:tblStylePr>
   </w:style>
-  <w:style w:type="character" w:customStyle="1" w:styleId="38">
+  <w:style w:type="character" w:customStyle="1" w:styleId="1Char">
     <w:name w:val="柴_标题1 Char"/>
-    <w:link w:val="28"/>
+    <w:link w:val="1"/>
     <w:qFormat/>
-    <w:uiPriority w:val="0"/>
     <w:rPr>
-      <w:rFonts w:ascii="Arial" w:hAnsi="Arial" w:eastAsia="宋体"/>
+      <w:rFonts w:ascii="Arial" w:eastAsia="宋体" w:hAnsi="Arial"/>
       <w:sz w:val="32"/>
     </w:rPr>
   </w:style>
-  <w:style w:type="table" w:customStyle="1" w:styleId="39">
+  <w:style w:type="table" w:customStyle="1" w:styleId="TableNormal1">
     <w:name w:val="Table Normal_1"/>
     <w:semiHidden/>
     <w:unhideWhenUsed/>
     <w:qFormat/>
-    <w:uiPriority w:val="0"/>
     <w:tblPr>
       <w:tblCellMar>
         <w:top w:w="0" w:type="dxa"/>
@@ -8757,11 +8611,10 @@
       </w:tblCellMar>
     </w:tblPr>
   </w:style>
-  <w:style w:type="paragraph" w:customStyle="1" w:styleId="40">
+  <w:style w:type="paragraph" w:customStyle="1" w:styleId="a3">
     <w:name w:val="柴_正文_无缩进"/>
-    <w:basedOn w:val="1"/>
+    <w:basedOn w:val="Normal"/>
     <w:qFormat/>
-    <w:uiPriority w:val="0"/>
     <w:pPr>
       <w:ind w:firstLine="0" w:firstLineChars="0"/>
     </w:pPr>
@@ -8771,31 +8624,29 @@
       <w:lang w:eastAsia="zh-CN"/>
     </w:rPr>
   </w:style>
-  <w:style w:type="paragraph" w:customStyle="1" w:styleId="41">
+  <w:style w:type="paragraph" w:customStyle="1" w:styleId="4">
     <w:name w:val="柴_标题4"/>
-    <w:basedOn w:val="5"/>
-    <w:next w:val="1"/>
+    <w:basedOn w:val="Heading4"/>
+    <w:next w:val="Normal"/>
     <w:qFormat/>
-    <w:uiPriority w:val="0"/>
     <w:pPr>
       <w:widowControl w:val="0"/>
       <w:spacing w:before="160" w:line="360" w:lineRule="auto"/>
-      <w:ind w:left="981" w:leftChars="300" w:hanging="862"/>
+      <w:ind w:left="981" w:hanging="862" w:leftChars="300"/>
     </w:pPr>
     <w:rPr>
-      <w:rFonts w:hint="eastAsia" w:ascii="Calibri" w:hAnsi="Calibri" w:eastAsia="宋体" w:cs="宋体"/>
+      <w:rFonts w:ascii="Calibri" w:eastAsia="宋体" w:hAnsi="Calibri" w:cs="宋体" w:hint="eastAsia"/>
       <w:sz w:val="24"/>
       <w:szCs w:val="24"/>
       <w:lang w:eastAsia="zh-CN" w:bidi="zh-CN"/>
     </w:rPr>
   </w:style>
-  <w:style w:type="character" w:customStyle="1" w:styleId="42">
+  <w:style w:type="character" w:customStyle="1" w:styleId="Char">
     <w:name w:val="柴_正文 Char"/>
-    <w:link w:val="29"/>
+    <w:link w:val="a1"/>
     <w:qFormat/>
-    <w:uiPriority w:val="0"/>
     <w:rPr>
-      <w:rFonts w:ascii="Arial" w:hAnsi="Arial" w:eastAsia="宋体"/>
+      <w:rFonts w:ascii="Arial" w:eastAsia="宋体" w:hAnsi="Arial"/>
       <w:sz w:val="24"/>
       <w:lang w:eastAsia="zh-CN"/>
     </w:rPr>

--- a/6-过程管理/流程制度规范类文件/JXTX-06-09-服务可用性和连续性管理制度.docx
+++ b/6-过程管理/流程制度规范类文件/JXTX-06-09-服务可用性和连续性管理制度.docx
@@ -1,11 +1,10 @@
 
 <file path=word/document.xml><?xml version="1.0" encoding="utf-8"?>
-<w:document xmlns:wpc="http://schemas.microsoft.com/office/word/2010/wordprocessingCanvas" xmlns:mc="http://schemas.openxmlformats.org/markup-compatibility/2006" xmlns:o="urn:schemas-microsoft-com:office:office" xmlns:r="http://schemas.openxmlformats.org/officeDocument/2006/relationships" xmlns:m="http://schemas.openxmlformats.org/officeDocument/2006/math" xmlns:v="urn:schemas-microsoft-com:vml" xmlns:wp14="http://schemas.microsoft.com/office/word/2010/wordprocessingDrawing" xmlns:wp="http://schemas.openxmlformats.org/drawingml/2006/wordprocessingDrawing" xmlns:w10="urn:schemas-microsoft-com:office:word" xmlns:w="http://schemas.openxmlformats.org/wordprocessingml/2006/main" xmlns:w14="http://schemas.microsoft.com/office/word/2010/wordml" xmlns:w15="http://schemas.microsoft.com/office/word/2012/wordml" xmlns:wne="http://schemas.microsoft.com/office/word/2006/wordml" xmlns:wpg="http://schemas.microsoft.com/office/word/2010/wordprocessingGroup" xmlns:wpi="http://schemas.microsoft.com/office/word/2010/wordprocessingInk" xmlns:wps="http://schemas.microsoft.com/office/word/2010/wordprocessingShape" mc:Ignorable="w14 w15 wp14">
-  <!-- Generated by Aspose.Words for .NET 13.3.0.1 -->
+<w:document xmlns:wpc="http://schemas.microsoft.com/office/word/2010/wordprocessingCanvas" xmlns:mc="http://schemas.openxmlformats.org/markup-compatibility/2006" xmlns:o="urn:schemas-microsoft-com:office:office" xmlns:r="http://schemas.openxmlformats.org/officeDocument/2006/relationships" xmlns:m="http://schemas.openxmlformats.org/officeDocument/2006/math" xmlns:v="urn:schemas-microsoft-com:vml" xmlns:wp14="http://schemas.microsoft.com/office/word/2010/wordprocessingDrawing" xmlns:wp="http://schemas.openxmlformats.org/drawingml/2006/wordprocessingDrawing" xmlns:w="http://schemas.openxmlformats.org/wordprocessingml/2006/main" xmlns:w14="http://schemas.microsoft.com/office/word/2010/wordml" xmlns:w10="urn:schemas-microsoft-com:office:word" xmlns:w15="http://schemas.microsoft.com/office/word/2012/wordml" xmlns:wpg="http://schemas.microsoft.com/office/word/2010/wordprocessingGroup" xmlns:wpi="http://schemas.microsoft.com/office/word/2010/wordprocessingInk" xmlns:wne="http://schemas.microsoft.com/office/word/2006/wordml" xmlns:wps="http://schemas.microsoft.com/office/word/2010/wordprocessingShape" xmlns:wpsCustomData="http://www.wps.cn/officeDocument/2013/wpsCustomData" mc:Ignorable="w14 w15 wp14">
   <w:body>
     <w:p>
       <w:pPr>
-        <w:pStyle w:val="a"/>
+        <w:pStyle w:val="24"/>
         <w:keepNext w:val="0"/>
         <w:keepLines w:val="0"/>
         <w:pageBreakBefore w:val="0"/>
@@ -22,10 +21,10 @@
         <w:spacing w:before="3120" w:beforeLines="1000"/>
         <w:textAlignment w:val="baseline"/>
       </w:pPr>
-      <w:bookmarkStart w:id="0" w:name="_Toc12610"/>
+      <w:bookmarkStart w:id="0" w:name="_Toc15780"/>
       <w:r>
         <w:drawing>
-          <wp:anchor distT="0" distB="0" distL="114300" distR="114300" simplePos="0" relativeHeight="251660288" behindDoc="1" locked="0" layoutInCell="1" allowOverlap="1">
+          <wp:anchor distT="0" distB="0" distL="114300" distR="114300" simplePos="0" relativeHeight="251661312" behindDoc="1" locked="0" layoutInCell="1" allowOverlap="1">
             <wp:simplePos x="0" y="0"/>
             <wp:positionH relativeFrom="column">
               <wp:posOffset>-19050</wp:posOffset>
@@ -50,7 +49,7 @@
                     </pic:cNvPicPr>
                   </pic:nvPicPr>
                   <pic:blipFill>
-                    <a:blip xmlns:r="http://schemas.openxmlformats.org/officeDocument/2006/relationships" r:embed="rId4"/>
+                    <a:blip r:embed="rId7"/>
                     <a:stretch>
                       <a:fillRect/>
                     </a:stretch>
@@ -76,7 +75,7 @@
       </w:r>
       <w:r>
         <w:drawing>
-          <wp:anchor distT="0" distB="0" distL="114300" distR="114300" simplePos="0" relativeHeight="251659264" behindDoc="1" locked="0" layoutInCell="1" allowOverlap="1">
+          <wp:anchor distT="0" distB="0" distL="114300" distR="114300" simplePos="0" relativeHeight="251660288" behindDoc="1" locked="0" layoutInCell="1" allowOverlap="1">
             <wp:simplePos x="0" y="0"/>
             <wp:positionH relativeFrom="column">
               <wp:posOffset>0</wp:posOffset>
@@ -101,7 +100,7 @@
                     </pic:cNvPicPr>
                   </pic:nvPicPr>
                   <pic:blipFill>
-                    <a:blip xmlns:r="http://schemas.openxmlformats.org/officeDocument/2006/relationships" r:embed="rId5"/>
+                    <a:blip r:embed="rId8"/>
                     <a:stretch>
                       <a:fillRect/>
                     </a:stretch>
@@ -131,7 +130,7 @@
           <w:lang w:val="en-US" w:eastAsia="zh-CN"/>
         </w:rPr>
         <w:drawing>
-          <wp:anchor distT="0" distB="0" distL="114300" distR="114300" simplePos="0" relativeHeight="251658240" behindDoc="1" locked="0" layoutInCell="1" allowOverlap="1">
+          <wp:anchor distT="0" distB="0" distL="114300" distR="114300" simplePos="0" relativeHeight="251659264" behindDoc="1" locked="0" layoutInCell="1" allowOverlap="1">
             <wp:simplePos x="0" y="0"/>
             <wp:positionH relativeFrom="column">
               <wp:posOffset>635</wp:posOffset>
@@ -156,7 +155,7 @@
                     </pic:cNvPicPr>
                   </pic:nvPicPr>
                   <pic:blipFill>
-                    <a:blip xmlns:r="http://schemas.openxmlformats.org/officeDocument/2006/relationships" r:embed="rId6">
+                    <a:blip r:embed="rId9">
                       <a:alphaModFix amt="58000"/>
                       <a:lum contrast="-52000"/>
                     </a:blip>
@@ -190,7 +189,7 @@
     </w:p>
     <w:p>
       <w:pPr>
-        <w:pStyle w:val="a0"/>
+        <w:pStyle w:val="25"/>
         <w:keepNext w:val="0"/>
         <w:keepLines w:val="0"/>
         <w:pageBreakBefore w:val="0"/>
@@ -211,7 +210,7 @@
           <w:lang w:val="en-US" w:eastAsia="zh-CN"/>
         </w:rPr>
       </w:pPr>
-      <w:bookmarkStart w:id="1" w:name="_Toc22391"/>
+      <w:bookmarkStart w:id="1" w:name="_Toc28056"/>
       <w:r>
         <w:rPr>
           <w:rFonts w:hint="eastAsia"/>
@@ -237,11 +236,11 @@
         <w:adjustRightInd w:val="0"/>
         <w:snapToGrid w:val="0"/>
         <w:spacing w:after="624" w:afterLines="200" w:line="219" w:lineRule="auto"/>
-        <w:ind w:left="0" w:right="0" w:firstLine="0" w:leftChars="0" w:rightChars="0" w:firstLineChars="0"/>
+        <w:ind w:left="0" w:leftChars="0" w:right="0" w:rightChars="0" w:firstLine="0" w:firstLineChars="0"/>
         <w:jc w:val="center"/>
         <w:textAlignment w:val="baseline"/>
         <w:rPr>
-          <w:rFonts w:ascii="宋体" w:eastAsia="宋体" w:hAnsi="宋体" w:cs="宋体" w:hint="eastAsia"/>
+          <w:rFonts w:hint="eastAsia" w:ascii="宋体" w:hAnsi="宋体" w:eastAsia="宋体" w:cs="宋体"/>
           <w:sz w:val="24"/>
           <w:szCs w:val="24"/>
           <w:lang w:val="en-US" w:eastAsia="zh-CN"/>
@@ -249,7 +248,7 @@
       </w:pPr>
       <w:r>
         <w:rPr>
-          <w:rFonts w:ascii="宋体" w:eastAsia="宋体" w:hAnsi="宋体" w:cs="宋体"/>
+          <w:rFonts w:ascii="宋体" w:hAnsi="宋体" w:eastAsia="宋体" w:cs="宋体"/>
           <w:b/>
           <w:bCs/>
           <w:spacing w:val="-3"/>
@@ -260,7 +259,7 @@
       </w:r>
       <w:r>
         <w:rPr>
-          <w:rFonts w:ascii="宋体" w:eastAsia="宋体" w:hAnsi="宋体" w:cs="宋体" w:hint="eastAsia"/>
+          <w:rFonts w:hint="eastAsia" w:ascii="宋体" w:hAnsi="宋体" w:eastAsia="宋体" w:cs="宋体"/>
           <w:b/>
           <w:bCs/>
           <w:spacing w:val="-3"/>
@@ -272,7 +271,7 @@
       </w:r>
       <w:r>
         <w:rPr>
-          <w:rFonts w:ascii="宋体" w:eastAsia="宋体" w:hAnsi="宋体" w:cs="宋体"/>
+          <w:rFonts w:ascii="宋体" w:hAnsi="宋体" w:eastAsia="宋体" w:cs="宋体"/>
           <w:b/>
           <w:bCs/>
           <w:spacing w:val="-3"/>
@@ -283,7 +282,7 @@
       </w:r>
       <w:r>
         <w:rPr>
-          <w:rFonts w:ascii="宋体" w:hAnsi="宋体" w:cs="宋体" w:hint="eastAsia"/>
+          <w:rFonts w:hint="eastAsia" w:ascii="宋体" w:hAnsi="宋体" w:cs="宋体"/>
           <w:b/>
           <w:bCs/>
           <w:spacing w:val="-3"/>
@@ -295,7 +294,7 @@
       </w:r>
       <w:r>
         <w:rPr>
-          <w:rFonts w:ascii="宋体" w:eastAsia="宋体" w:hAnsi="宋体" w:cs="宋体"/>
+          <w:rFonts w:ascii="宋体" w:hAnsi="宋体" w:eastAsia="宋体" w:cs="宋体"/>
           <w:b/>
           <w:bCs/>
           <w:spacing w:val="-3"/>
@@ -306,7 +305,7 @@
       </w:r>
       <w:r>
         <w:rPr>
-          <w:rFonts w:ascii="宋体" w:hAnsi="宋体" w:cs="宋体" w:hint="eastAsia"/>
+          <w:rFonts w:hint="eastAsia" w:ascii="宋体" w:hAnsi="宋体" w:cs="宋体"/>
           <w:b/>
           <w:bCs/>
           <w:spacing w:val="-3"/>
@@ -316,22 +315,21 @@
         </w:rPr>
         <w:t>9</w:t>
       </w:r>
-      <w:bookmarkStart w:id="2" w:name="_GoBack"/>
-      <w:bookmarkEnd w:id="2"/>
     </w:p>
     <w:tbl>
       <w:tblPr>
-        <w:tblStyle w:val="TableGrid"/>
+        <w:tblStyle w:val="21"/>
         <w:tblW w:w="0" w:type="auto"/>
         <w:jc w:val="center"/>
         <w:tblBorders>
-          <w:top w:val="nil"/>
-          <w:left w:val="nil"/>
-          <w:bottom w:val="nil"/>
-          <w:right w:val="nil"/>
-          <w:insideH w:val="nil"/>
-          <w:insideV w:val="nil"/>
+          <w:top w:val="none" w:color="auto" w:sz="0" w:space="0"/>
+          <w:left w:val="none" w:color="auto" w:sz="0" w:space="0"/>
+          <w:bottom w:val="none" w:color="auto" w:sz="0" w:space="0"/>
+          <w:right w:val="none" w:color="auto" w:sz="0" w:space="0"/>
+          <w:insideH w:val="none" w:color="auto" w:sz="0" w:space="0"/>
+          <w:insideV w:val="none" w:color="auto" w:sz="0" w:space="0"/>
         </w:tblBorders>
+        <w:tblLayout w:type="autofit"/>
         <w:tblCellMar>
           <w:top w:w="0" w:type="dxa"/>
           <w:left w:w="108" w:type="dxa"/>
@@ -345,15 +343,13 @@
       </w:tblGrid>
       <w:tr>
         <w:tblPrEx>
-          <w:tblW w:w="0" w:type="auto"/>
-          <w:jc w:val="center"/>
           <w:tblBorders>
-            <w:top w:val="nil"/>
-            <w:left w:val="nil"/>
-            <w:bottom w:val="nil"/>
-            <w:right w:val="nil"/>
-            <w:insideH w:val="nil"/>
-            <w:insideV w:val="nil"/>
+            <w:top w:val="none" w:color="auto" w:sz="0" w:space="0"/>
+            <w:left w:val="none" w:color="auto" w:sz="0" w:space="0"/>
+            <w:bottom w:val="none" w:color="auto" w:sz="0" w:space="0"/>
+            <w:right w:val="none" w:color="auto" w:sz="0" w:space="0"/>
+            <w:insideH w:val="none" w:color="auto" w:sz="0" w:space="0"/>
+            <w:insideV w:val="none" w:color="auto" w:sz="0" w:space="0"/>
           </w:tblBorders>
           <w:tblCellMar>
             <w:top w:w="0" w:type="dxa"/>
@@ -363,7 +359,7 @@
           </w:tblCellMar>
         </w:tblPrEx>
         <w:trPr>
-          <w:trHeight w:val="810"/>
+          <w:trHeight w:val="810" w:hRule="atLeast"/>
           <w:jc w:val="center"/>
         </w:trPr>
         <w:tc>
@@ -402,7 +398,7 @@
             </w:r>
             <w:r>
               <w:rPr>
-                <w:rFonts w:asciiTheme="minorAscii" w:eastAsiaTheme="minorEastAsia" w:hAnsiTheme="minorAscii" w:hint="default"/>
+                <w:rFonts w:hint="default" w:asciiTheme="minorAscii" w:hAnsiTheme="minorAscii" w:eastAsiaTheme="minorEastAsia"/>
                 <w:spacing w:val="227"/>
                 <w:sz w:val="21"/>
                 <w:vertAlign w:val="baseline"/>
@@ -457,7 +453,7 @@
             </w:r>
             <w:r>
               <w:rPr>
-                <w:rFonts w:asciiTheme="minorAscii" w:eastAsiaTheme="minorEastAsia" w:hAnsiTheme="minorAscii" w:hint="eastAsia"/>
+                <w:rFonts w:hint="eastAsia" w:asciiTheme="minorAscii" w:hAnsiTheme="minorAscii" w:eastAsiaTheme="minorEastAsia"/>
                 <w:spacing w:val="227"/>
                 <w:sz w:val="21"/>
                 <w:vertAlign w:val="baseline"/>
@@ -479,8 +475,14 @@
       </w:tr>
       <w:tr>
         <w:tblPrEx>
-          <w:tblW w:w="0" w:type="auto"/>
-          <w:jc w:val="center"/>
+          <w:tblBorders>
+            <w:top w:val="none" w:color="auto" w:sz="0" w:space="0"/>
+            <w:left w:val="none" w:color="auto" w:sz="0" w:space="0"/>
+            <w:bottom w:val="none" w:color="auto" w:sz="0" w:space="0"/>
+            <w:right w:val="none" w:color="auto" w:sz="0" w:space="0"/>
+            <w:insideH w:val="none" w:color="auto" w:sz="0" w:space="0"/>
+            <w:insideV w:val="none" w:color="auto" w:sz="0" w:space="0"/>
+          </w:tblBorders>
           <w:tblCellMar>
             <w:top w:w="0" w:type="dxa"/>
             <w:left w:w="108" w:type="dxa"/>
@@ -489,7 +491,7 @@
           </w:tblCellMar>
         </w:tblPrEx>
         <w:trPr>
-          <w:trHeight w:val="810"/>
+          <w:trHeight w:val="810" w:hRule="atLeast"/>
           <w:jc w:val="center"/>
         </w:trPr>
         <w:tc>
@@ -514,7 +516,7 @@
               <w:snapToGrid w:val="0"/>
               <w:textAlignment w:val="baseline"/>
               <w:rPr>
-                <w:rFonts w:ascii="Arial" w:eastAsia="Arial" w:hAnsi="Arial" w:cs="Arial" w:hint="default"/>
+                <w:rFonts w:hint="default" w:ascii="Arial" w:hAnsi="Arial" w:eastAsia="Arial" w:cs="Arial"/>
                 <w:snapToGrid w:val="0"/>
                 <w:color w:val="000000"/>
                 <w:kern w:val="0"/>
@@ -546,7 +548,7 @@
             </w:r>
             <w:r>
               <w:rPr>
-                <w:rFonts w:asciiTheme="minorAscii" w:eastAsiaTheme="minorEastAsia" w:hAnsiTheme="minorAscii" w:hint="default"/>
+                <w:rFonts w:hint="default" w:asciiTheme="minorAscii" w:hAnsiTheme="minorAscii" w:eastAsiaTheme="minorEastAsia"/>
                 <w:spacing w:val="227"/>
                 <w:sz w:val="21"/>
                 <w:vertAlign w:val="baseline"/>
@@ -600,7 +602,7 @@
               <w:snapToGrid w:val="0"/>
               <w:textAlignment w:val="baseline"/>
               <w:rPr>
-                <w:rFonts w:ascii="Arial" w:eastAsia="Arial" w:hAnsi="Arial" w:cs="Arial" w:hint="default"/>
+                <w:rFonts w:hint="default" w:ascii="Arial" w:hAnsi="Arial" w:eastAsia="Arial" w:cs="Arial"/>
                 <w:snapToGrid w:val="0"/>
                 <w:color w:val="000000"/>
                 <w:kern w:val="0"/>
@@ -620,7 +622,7 @@
             </w:r>
             <w:r>
               <w:rPr>
-                <w:rFonts w:asciiTheme="minorAscii" w:eastAsiaTheme="minorEastAsia" w:hAnsiTheme="minorAscii" w:hint="eastAsia"/>
+                <w:rFonts w:hint="eastAsia" w:asciiTheme="minorAscii" w:hAnsiTheme="minorAscii" w:eastAsiaTheme="minorEastAsia"/>
                 <w:spacing w:val="227"/>
                 <w:sz w:val="21"/>
                 <w:vertAlign w:val="baseline"/>
@@ -642,8 +644,14 @@
       </w:tr>
       <w:tr>
         <w:tblPrEx>
-          <w:tblW w:w="0" w:type="auto"/>
-          <w:jc w:val="center"/>
+          <w:tblBorders>
+            <w:top w:val="none" w:color="auto" w:sz="0" w:space="0"/>
+            <w:left w:val="none" w:color="auto" w:sz="0" w:space="0"/>
+            <w:bottom w:val="none" w:color="auto" w:sz="0" w:space="0"/>
+            <w:right w:val="none" w:color="auto" w:sz="0" w:space="0"/>
+            <w:insideH w:val="none" w:color="auto" w:sz="0" w:space="0"/>
+            <w:insideV w:val="none" w:color="auto" w:sz="0" w:space="0"/>
+          </w:tblBorders>
           <w:tblCellMar>
             <w:top w:w="0" w:type="dxa"/>
             <w:left w:w="108" w:type="dxa"/>
@@ -652,7 +660,7 @@
           </w:tblCellMar>
         </w:tblPrEx>
         <w:trPr>
-          <w:trHeight w:val="635"/>
+          <w:trHeight w:val="635" w:hRule="atLeast"/>
           <w:jc w:val="center"/>
         </w:trPr>
         <w:tc>
@@ -703,7 +711,7 @@
             </w:r>
             <w:r>
               <w:rPr>
-                <w:rFonts w:asciiTheme="minorAscii" w:eastAsiaTheme="minorEastAsia" w:hAnsiTheme="minorAscii" w:hint="eastAsia"/>
+                <w:rFonts w:hint="eastAsia" w:asciiTheme="minorAscii" w:hAnsiTheme="minorAscii" w:eastAsiaTheme="minorEastAsia"/>
                 <w:spacing w:val="227"/>
                 <w:sz w:val="21"/>
                 <w:vertAlign w:val="baseline"/>
@@ -757,7 +765,7 @@
             </w:r>
             <w:r>
               <w:rPr>
-                <w:rFonts w:asciiTheme="minorAscii" w:eastAsiaTheme="minorEastAsia" w:hAnsiTheme="minorAscii" w:hint="eastAsia"/>
+                <w:rFonts w:hint="eastAsia" w:asciiTheme="minorAscii" w:hAnsiTheme="minorAscii" w:eastAsiaTheme="minorEastAsia"/>
                 <w:spacing w:val="227"/>
                 <w:sz w:val="21"/>
                 <w:vertAlign w:val="baseline"/>
@@ -818,14 +826,14 @@
         <w:ind w:left="3634"/>
         <w:textAlignment w:val="baseline"/>
         <w:rPr>
-          <w:rFonts w:ascii="宋体" w:eastAsia="宋体" w:hAnsi="宋体" w:cs="宋体"/>
+          <w:rFonts w:ascii="宋体" w:hAnsi="宋体" w:eastAsia="宋体" w:cs="宋体"/>
           <w:sz w:val="31"/>
           <w:szCs w:val="31"/>
         </w:rPr>
       </w:pPr>
       <w:r>
         <w:rPr>
-          <w:rFonts w:ascii="宋体" w:eastAsia="宋体" w:hAnsi="宋体" w:cs="宋体"/>
+          <w:rFonts w:ascii="宋体" w:hAnsi="宋体" w:eastAsia="宋体" w:cs="宋体"/>
           <w:b/>
           <w:bCs/>
           <w:spacing w:val="4"/>
@@ -837,16 +845,16 @@
     </w:p>
     <w:tbl>
       <w:tblPr>
-        <w:tblStyle w:val="TableNormal0"/>
+        <w:tblStyle w:val="26"/>
         <w:tblW w:w="8214" w:type="dxa"/>
         <w:jc w:val="center"/>
         <w:tblBorders>
-          <w:top w:val="single" w:sz="2" w:space="0" w:color="000000"/>
-          <w:left w:val="single" w:sz="2" w:space="0" w:color="000000"/>
-          <w:bottom w:val="single" w:sz="2" w:space="0" w:color="000000"/>
-          <w:right w:val="single" w:sz="2" w:space="0" w:color="000000"/>
-          <w:insideH w:val="single" w:sz="2" w:space="0" w:color="000000"/>
-          <w:insideV w:val="single" w:sz="2" w:space="0" w:color="000000"/>
+          <w:top w:val="single" w:color="000000" w:sz="2" w:space="0"/>
+          <w:left w:val="single" w:color="000000" w:sz="2" w:space="0"/>
+          <w:bottom w:val="single" w:color="000000" w:sz="2" w:space="0"/>
+          <w:right w:val="single" w:color="000000" w:sz="2" w:space="0"/>
+          <w:insideH w:val="single" w:color="000000" w:sz="2" w:space="0"/>
+          <w:insideV w:val="single" w:color="000000" w:sz="2" w:space="0"/>
         </w:tblBorders>
         <w:tblLayout w:type="fixed"/>
         <w:tblCellMar>
@@ -866,17 +874,14 @@
       </w:tblGrid>
       <w:tr>
         <w:tblPrEx>
-          <w:tblW w:w="8214" w:type="dxa"/>
-          <w:jc w:val="center"/>
           <w:tblBorders>
-            <w:top w:val="single" w:sz="2" w:space="0" w:color="000000"/>
-            <w:left w:val="single" w:sz="2" w:space="0" w:color="000000"/>
-            <w:bottom w:val="single" w:sz="2" w:space="0" w:color="000000"/>
-            <w:right w:val="single" w:sz="2" w:space="0" w:color="000000"/>
-            <w:insideH w:val="single" w:sz="2" w:space="0" w:color="000000"/>
-            <w:insideV w:val="single" w:sz="2" w:space="0" w:color="000000"/>
+            <w:top w:val="single" w:color="000000" w:sz="2" w:space="0"/>
+            <w:left w:val="single" w:color="000000" w:sz="2" w:space="0"/>
+            <w:bottom w:val="single" w:color="000000" w:sz="2" w:space="0"/>
+            <w:right w:val="single" w:color="000000" w:sz="2" w:space="0"/>
+            <w:insideH w:val="single" w:color="000000" w:sz="2" w:space="0"/>
+            <w:insideV w:val="single" w:color="000000" w:sz="2" w:space="0"/>
           </w:tblBorders>
-          <w:tblLayout w:type="fixed"/>
           <w:tblCellMar>
             <w:top w:w="0" w:type="dxa"/>
             <w:left w:w="0" w:type="dxa"/>
@@ -885,7 +890,7 @@
           </w:tblCellMar>
         </w:tblPrEx>
         <w:trPr>
-          <w:trHeight w:val="593"/>
+          <w:trHeight w:val="593" w:hRule="atLeast"/>
           <w:jc w:val="center"/>
         </w:trPr>
         <w:tc>
@@ -907,18 +912,18 @@
               <w:adjustRightInd w:val="0"/>
               <w:snapToGrid w:val="0"/>
               <w:spacing w:before="176" w:line="228" w:lineRule="auto"/>
-              <w:ind w:left="0" w:right="0" w:firstLine="0" w:leftChars="0" w:rightChars="0" w:firstLineChars="0"/>
+              <w:ind w:left="0" w:leftChars="0" w:right="0" w:rightChars="0" w:firstLine="0" w:firstLineChars="0"/>
               <w:jc w:val="center"/>
               <w:textAlignment w:val="baseline"/>
               <w:rPr>
-                <w:rFonts w:ascii="宋体" w:eastAsia="宋体" w:hAnsi="宋体" w:cs="宋体"/>
+                <w:rFonts w:ascii="宋体" w:hAnsi="宋体" w:eastAsia="宋体" w:cs="宋体"/>
                 <w:sz w:val="20"/>
                 <w:szCs w:val="20"/>
               </w:rPr>
             </w:pPr>
             <w:r>
               <w:rPr>
-                <w:rFonts w:ascii="宋体" w:hAnsi="宋体" w:cs="宋体" w:hint="eastAsia"/>
+                <w:rFonts w:hint="eastAsia" w:ascii="宋体" w:hAnsi="宋体" w:cs="宋体"/>
                 <w:spacing w:val="-14"/>
                 <w:sz w:val="20"/>
                 <w:szCs w:val="20"/>
@@ -928,7 +933,7 @@
             </w:r>
             <w:r>
               <w:rPr>
-                <w:rFonts w:ascii="宋体" w:eastAsia="宋体" w:hAnsi="宋体" w:cs="宋体"/>
+                <w:rFonts w:ascii="宋体" w:hAnsi="宋体" w:eastAsia="宋体" w:cs="宋体"/>
                 <w:spacing w:val="-14"/>
                 <w:sz w:val="20"/>
                 <w:szCs w:val="20"/>
@@ -956,18 +961,18 @@
               <w:adjustRightInd w:val="0"/>
               <w:snapToGrid w:val="0"/>
               <w:spacing w:before="175" w:line="227" w:lineRule="auto"/>
-              <w:ind w:left="0" w:right="0" w:firstLine="0" w:leftChars="0" w:rightChars="0" w:firstLineChars="0"/>
+              <w:ind w:left="0" w:leftChars="0" w:right="0" w:rightChars="0" w:firstLine="0" w:firstLineChars="0"/>
               <w:jc w:val="center"/>
               <w:textAlignment w:val="baseline"/>
               <w:rPr>
-                <w:rFonts w:ascii="宋体" w:eastAsia="宋体" w:hAnsi="宋体" w:cs="宋体"/>
+                <w:rFonts w:ascii="宋体" w:hAnsi="宋体" w:eastAsia="宋体" w:cs="宋体"/>
                 <w:sz w:val="20"/>
                 <w:szCs w:val="20"/>
               </w:rPr>
             </w:pPr>
             <w:r>
               <w:rPr>
-                <w:rFonts w:ascii="宋体" w:eastAsia="宋体" w:hAnsi="宋体" w:cs="宋体"/>
+                <w:rFonts w:ascii="宋体" w:hAnsi="宋体" w:eastAsia="宋体" w:cs="宋体"/>
                 <w:spacing w:val="4"/>
                 <w:sz w:val="20"/>
                 <w:szCs w:val="20"/>
@@ -995,18 +1000,18 @@
               <w:adjustRightInd w:val="0"/>
               <w:snapToGrid w:val="0"/>
               <w:spacing w:before="175" w:line="228" w:lineRule="auto"/>
-              <w:ind w:left="0" w:right="0" w:firstLine="0" w:leftChars="0" w:rightChars="0" w:firstLineChars="0"/>
+              <w:ind w:left="0" w:leftChars="0" w:right="0" w:rightChars="0" w:firstLine="0" w:firstLineChars="0"/>
               <w:jc w:val="center"/>
               <w:textAlignment w:val="baseline"/>
               <w:rPr>
-                <w:rFonts w:ascii="宋体" w:eastAsia="宋体" w:hAnsi="宋体" w:cs="宋体"/>
+                <w:rFonts w:ascii="宋体" w:hAnsi="宋体" w:eastAsia="宋体" w:cs="宋体"/>
                 <w:sz w:val="20"/>
                 <w:szCs w:val="20"/>
               </w:rPr>
             </w:pPr>
             <w:r>
               <w:rPr>
-                <w:rFonts w:ascii="宋体" w:eastAsia="宋体" w:hAnsi="宋体" w:cs="宋体"/>
+                <w:rFonts w:ascii="宋体" w:hAnsi="宋体" w:eastAsia="宋体" w:cs="宋体"/>
                 <w:spacing w:val="7"/>
                 <w:sz w:val="20"/>
                 <w:szCs w:val="20"/>
@@ -1034,11 +1039,11 @@
               <w:adjustRightInd w:val="0"/>
               <w:snapToGrid w:val="0"/>
               <w:spacing w:before="175" w:line="228" w:lineRule="auto"/>
-              <w:ind w:left="0" w:right="0" w:firstLine="0" w:leftChars="0" w:rightChars="0" w:firstLineChars="0"/>
+              <w:ind w:left="0" w:leftChars="0" w:right="0" w:rightChars="0" w:firstLine="0" w:firstLineChars="0"/>
               <w:jc w:val="center"/>
               <w:textAlignment w:val="baseline"/>
               <w:rPr>
-                <w:rFonts w:ascii="宋体" w:eastAsia="宋体" w:hAnsi="宋体" w:cs="宋体" w:hint="eastAsia"/>
+                <w:rFonts w:hint="eastAsia" w:ascii="宋体" w:hAnsi="宋体" w:eastAsia="宋体" w:cs="宋体"/>
                 <w:spacing w:val="7"/>
                 <w:sz w:val="20"/>
                 <w:szCs w:val="20"/>
@@ -1047,7 +1052,7 @@
             </w:pPr>
             <w:r>
               <w:rPr>
-                <w:rFonts w:ascii="宋体" w:hAnsi="宋体" w:cs="宋体" w:hint="eastAsia"/>
+                <w:rFonts w:hint="eastAsia" w:ascii="宋体" w:hAnsi="宋体" w:cs="宋体"/>
                 <w:spacing w:val="7"/>
                 <w:sz w:val="20"/>
                 <w:szCs w:val="20"/>
@@ -1076,11 +1081,11 @@
               <w:adjustRightInd w:val="0"/>
               <w:snapToGrid w:val="0"/>
               <w:spacing w:before="175" w:line="228" w:lineRule="auto"/>
-              <w:ind w:left="0" w:right="0" w:firstLine="0" w:leftChars="0" w:rightChars="0" w:firstLineChars="0"/>
+              <w:ind w:left="0" w:leftChars="0" w:right="0" w:rightChars="0" w:firstLine="0" w:firstLineChars="0"/>
               <w:jc w:val="center"/>
               <w:textAlignment w:val="baseline"/>
               <w:rPr>
-                <w:rFonts w:ascii="宋体" w:hAnsi="宋体" w:cs="宋体" w:hint="default"/>
+                <w:rFonts w:hint="default" w:ascii="宋体" w:hAnsi="宋体" w:cs="宋体"/>
                 <w:spacing w:val="7"/>
                 <w:sz w:val="20"/>
                 <w:szCs w:val="20"/>
@@ -1089,7 +1094,7 @@
             </w:pPr>
             <w:r>
               <w:rPr>
-                <w:rFonts w:ascii="宋体" w:hAnsi="宋体" w:cs="宋体" w:hint="eastAsia"/>
+                <w:rFonts w:hint="eastAsia" w:ascii="宋体" w:hAnsi="宋体" w:cs="宋体"/>
                 <w:spacing w:val="7"/>
                 <w:sz w:val="20"/>
                 <w:szCs w:val="20"/>
@@ -1118,18 +1123,18 @@
               <w:adjustRightInd w:val="0"/>
               <w:snapToGrid w:val="0"/>
               <w:spacing w:before="176" w:line="229" w:lineRule="auto"/>
-              <w:ind w:left="0" w:right="0" w:firstLine="0" w:leftChars="0" w:rightChars="0" w:firstLineChars="0"/>
+              <w:ind w:left="0" w:leftChars="0" w:right="0" w:rightChars="0" w:firstLine="0" w:firstLineChars="0"/>
               <w:jc w:val="center"/>
               <w:textAlignment w:val="baseline"/>
               <w:rPr>
-                <w:rFonts w:ascii="宋体" w:eastAsia="宋体" w:hAnsi="宋体" w:cs="宋体"/>
+                <w:rFonts w:ascii="宋体" w:hAnsi="宋体" w:eastAsia="宋体" w:cs="宋体"/>
                 <w:sz w:val="20"/>
                 <w:szCs w:val="20"/>
               </w:rPr>
             </w:pPr>
             <w:r>
               <w:rPr>
-                <w:rFonts w:ascii="宋体" w:eastAsia="宋体" w:hAnsi="宋体" w:cs="宋体"/>
+                <w:rFonts w:ascii="宋体" w:hAnsi="宋体" w:eastAsia="宋体" w:cs="宋体"/>
                 <w:spacing w:val="7"/>
                 <w:sz w:val="20"/>
                 <w:szCs w:val="20"/>
@@ -1141,9 +1146,14 @@
       </w:tr>
       <w:tr>
         <w:tblPrEx>
-          <w:tblW w:w="8214" w:type="dxa"/>
-          <w:jc w:val="center"/>
-          <w:tblLayout w:type="fixed"/>
+          <w:tblBorders>
+            <w:top w:val="single" w:color="000000" w:sz="2" w:space="0"/>
+            <w:left w:val="single" w:color="000000" w:sz="2" w:space="0"/>
+            <w:bottom w:val="single" w:color="000000" w:sz="2" w:space="0"/>
+            <w:right w:val="single" w:color="000000" w:sz="2" w:space="0"/>
+            <w:insideH w:val="single" w:color="000000" w:sz="2" w:space="0"/>
+            <w:insideV w:val="single" w:color="000000" w:sz="2" w:space="0"/>
+          </w:tblBorders>
           <w:tblCellMar>
             <w:top w:w="0" w:type="dxa"/>
             <w:left w:w="0" w:type="dxa"/>
@@ -1152,7 +1162,7 @@
           </w:tblCellMar>
         </w:tblPrEx>
         <w:trPr>
-          <w:trHeight w:val="516"/>
+          <w:trHeight w:val="516" w:hRule="atLeast"/>
           <w:jc w:val="center"/>
         </w:trPr>
         <w:tc>
@@ -1174,11 +1184,11 @@
               <w:adjustRightInd w:val="0"/>
               <w:snapToGrid w:val="0"/>
               <w:spacing w:before="173" w:line="267" w:lineRule="exact"/>
-              <w:ind w:left="0" w:right="0" w:firstLine="0" w:leftChars="0" w:rightChars="0" w:firstLineChars="0"/>
+              <w:ind w:left="0" w:leftChars="0" w:right="0" w:rightChars="0" w:firstLine="0" w:firstLineChars="0"/>
               <w:jc w:val="center"/>
               <w:textAlignment w:val="baseline"/>
               <w:rPr>
-                <w:rFonts w:ascii="宋体" w:eastAsia="宋体" w:hAnsi="宋体" w:cs="宋体" w:hint="default"/>
+                <w:rFonts w:hint="default" w:ascii="宋体" w:hAnsi="宋体" w:eastAsia="宋体" w:cs="宋体"/>
                 <w:sz w:val="20"/>
                 <w:szCs w:val="20"/>
                 <w:lang w:val="en-US"/>
@@ -1186,7 +1196,7 @@
             </w:pPr>
             <w:r>
               <w:rPr>
-                <w:rFonts w:ascii="宋体" w:eastAsia="宋体" w:hAnsi="宋体" w:cs="宋体"/>
+                <w:rFonts w:ascii="宋体" w:hAnsi="宋体" w:eastAsia="宋体" w:cs="宋体"/>
                 <w:spacing w:val="3"/>
                 <w:position w:val="1"/>
                 <w:sz w:val="20"/>
@@ -1196,7 +1206,7 @@
             </w:r>
             <w:r>
               <w:rPr>
-                <w:rFonts w:ascii="宋体" w:hAnsi="宋体" w:cs="宋体" w:hint="eastAsia"/>
+                <w:rFonts w:hint="eastAsia" w:ascii="宋体" w:hAnsi="宋体" w:cs="宋体"/>
                 <w:spacing w:val="3"/>
                 <w:position w:val="1"/>
                 <w:sz w:val="20"/>
@@ -1207,7 +1217,7 @@
             </w:r>
             <w:r>
               <w:rPr>
-                <w:rFonts w:ascii="宋体" w:eastAsia="宋体" w:hAnsi="宋体" w:cs="宋体"/>
+                <w:rFonts w:ascii="宋体" w:hAnsi="宋体" w:eastAsia="宋体" w:cs="宋体"/>
                 <w:spacing w:val="3"/>
                 <w:position w:val="1"/>
                 <w:sz w:val="20"/>
@@ -1217,7 +1227,7 @@
             </w:r>
             <w:r>
               <w:rPr>
-                <w:rFonts w:ascii="宋体" w:hAnsi="宋体" w:cs="宋体" w:hint="eastAsia"/>
+                <w:rFonts w:hint="eastAsia" w:ascii="宋体" w:hAnsi="宋体" w:cs="宋体"/>
                 <w:spacing w:val="3"/>
                 <w:position w:val="1"/>
                 <w:sz w:val="20"/>
@@ -1247,18 +1257,18 @@
               <w:adjustRightInd w:val="0"/>
               <w:snapToGrid w:val="0"/>
               <w:spacing w:before="173" w:line="267" w:lineRule="exact"/>
-              <w:ind w:left="0" w:right="0" w:firstLine="0" w:leftChars="0" w:rightChars="0" w:firstLineChars="0"/>
+              <w:ind w:left="0" w:leftChars="0" w:right="0" w:rightChars="0" w:firstLine="0" w:firstLineChars="0"/>
               <w:jc w:val="center"/>
               <w:textAlignment w:val="baseline"/>
               <w:rPr>
-                <w:rFonts w:ascii="宋体" w:eastAsia="宋体" w:hAnsi="宋体" w:cs="宋体"/>
+                <w:rFonts w:ascii="宋体" w:hAnsi="宋体" w:eastAsia="宋体" w:cs="宋体"/>
                 <w:sz w:val="20"/>
                 <w:szCs w:val="20"/>
               </w:rPr>
             </w:pPr>
             <w:r>
               <w:rPr>
-                <w:rFonts w:ascii="宋体" w:eastAsia="宋体" w:hAnsi="宋体" w:cs="宋体"/>
+                <w:rFonts w:ascii="宋体" w:hAnsi="宋体" w:eastAsia="宋体" w:cs="宋体"/>
                 <w:spacing w:val="4"/>
                 <w:position w:val="1"/>
                 <w:sz w:val="20"/>
@@ -1287,18 +1297,18 @@
               <w:adjustRightInd w:val="0"/>
               <w:snapToGrid w:val="0"/>
               <w:spacing w:before="172" w:line="228" w:lineRule="auto"/>
-              <w:ind w:left="0" w:right="0" w:firstLine="0" w:leftChars="0" w:rightChars="0" w:firstLineChars="0"/>
+              <w:ind w:left="0" w:leftChars="0" w:right="0" w:rightChars="0" w:firstLine="0" w:firstLineChars="0"/>
               <w:jc w:val="center"/>
               <w:textAlignment w:val="baseline"/>
               <w:rPr>
-                <w:rFonts w:ascii="宋体" w:eastAsia="宋体" w:hAnsi="宋体" w:cs="宋体"/>
+                <w:rFonts w:ascii="宋体" w:hAnsi="宋体" w:eastAsia="宋体" w:cs="宋体"/>
                 <w:sz w:val="20"/>
                 <w:szCs w:val="20"/>
               </w:rPr>
             </w:pPr>
             <w:r>
               <w:rPr>
-                <w:rFonts w:ascii="宋体" w:eastAsia="宋体" w:hAnsi="宋体" w:cs="宋体"/>
+                <w:rFonts w:ascii="宋体" w:hAnsi="宋体" w:eastAsia="宋体" w:cs="宋体"/>
                 <w:spacing w:val="200"/>
                 <w:kern w:val="0"/>
                 <w:sz w:val="20"/>
@@ -1308,7 +1318,7 @@
             </w:r>
             <w:r>
               <w:rPr>
-                <w:rFonts w:ascii="宋体" w:eastAsia="宋体" w:hAnsi="宋体" w:cs="宋体"/>
+                <w:rFonts w:ascii="宋体" w:hAnsi="宋体" w:eastAsia="宋体" w:cs="宋体"/>
                 <w:spacing w:val="0"/>
                 <w:kern w:val="0"/>
                 <w:sz w:val="20"/>
@@ -1337,11 +1347,11 @@
               <w:adjustRightInd w:val="0"/>
               <w:snapToGrid w:val="0"/>
               <w:spacing w:before="173" w:line="229" w:lineRule="auto"/>
-              <w:ind w:left="0" w:right="0" w:firstLine="0" w:leftChars="0" w:rightChars="0" w:firstLineChars="0"/>
+              <w:ind w:left="0" w:leftChars="0" w:right="0" w:rightChars="0" w:firstLine="0" w:firstLineChars="0"/>
               <w:jc w:val="center"/>
               <w:textAlignment w:val="baseline"/>
               <w:rPr>
-                <w:rFonts w:ascii="宋体" w:eastAsia="宋体" w:hAnsi="宋体" w:cs="宋体"/>
+                <w:rFonts w:ascii="宋体" w:hAnsi="宋体" w:eastAsia="宋体" w:cs="宋体"/>
                 <w:spacing w:val="200"/>
                 <w:kern w:val="0"/>
                 <w:sz w:val="20"/>
@@ -1350,7 +1360,7 @@
             </w:pPr>
             <w:r>
               <w:rPr>
-                <w:rFonts w:asciiTheme="minorAscii" w:eastAsiaTheme="minorEastAsia" w:hAnsiTheme="minorAscii" w:hint="eastAsia"/>
+                <w:rFonts w:hint="eastAsia" w:asciiTheme="minorAscii" w:hAnsiTheme="minorAscii" w:eastAsiaTheme="minorEastAsia"/>
                 <w:spacing w:val="0"/>
                 <w:kern w:val="0"/>
                 <w:sz w:val="21"/>
@@ -1380,11 +1390,11 @@
               <w:adjustRightInd w:val="0"/>
               <w:snapToGrid w:val="0"/>
               <w:spacing w:before="172" w:line="228" w:lineRule="auto"/>
-              <w:ind w:left="0" w:right="0" w:firstLine="0" w:leftChars="0" w:rightChars="0" w:firstLineChars="0"/>
+              <w:ind w:left="0" w:leftChars="0" w:right="0" w:rightChars="0" w:firstLine="0" w:firstLineChars="0"/>
               <w:jc w:val="center"/>
               <w:textAlignment w:val="baseline"/>
               <w:rPr>
-                <w:rFonts w:ascii="宋体" w:eastAsia="宋体" w:hAnsi="宋体" w:cs="宋体"/>
+                <w:rFonts w:ascii="宋体" w:hAnsi="宋体" w:eastAsia="宋体" w:cs="宋体"/>
                 <w:spacing w:val="200"/>
                 <w:kern w:val="0"/>
                 <w:sz w:val="20"/>
@@ -1393,7 +1403,7 @@
             </w:pPr>
             <w:r>
               <w:rPr>
-                <w:rFonts w:ascii="宋体" w:eastAsia="宋体" w:hAnsi="宋体" w:cs="宋体" w:hint="eastAsia"/>
+                <w:rFonts w:hint="eastAsia" w:ascii="宋体" w:hAnsi="宋体" w:eastAsia="宋体" w:cs="宋体"/>
                 <w:spacing w:val="200"/>
                 <w:kern w:val="0"/>
                 <w:sz w:val="20"/>
@@ -1403,7 +1413,7 @@
             </w:r>
             <w:r>
               <w:rPr>
-                <w:rFonts w:asciiTheme="minorAscii" w:eastAsiaTheme="minorEastAsia" w:hAnsiTheme="minorAscii" w:hint="eastAsia"/>
+                <w:rFonts w:hint="eastAsia" w:asciiTheme="minorAscii" w:hAnsiTheme="minorAscii" w:eastAsiaTheme="minorEastAsia"/>
                 <w:spacing w:val="0"/>
                 <w:kern w:val="0"/>
                 <w:sz w:val="21"/>
@@ -1433,18 +1443,18 @@
               <w:adjustRightInd w:val="0"/>
               <w:snapToGrid w:val="0"/>
               <w:spacing w:before="173" w:line="229" w:lineRule="auto"/>
-              <w:ind w:left="0" w:right="0" w:firstLine="0" w:leftChars="0" w:rightChars="0" w:firstLineChars="0"/>
+              <w:ind w:left="0" w:leftChars="0" w:right="0" w:rightChars="0" w:firstLine="0" w:firstLineChars="0"/>
               <w:jc w:val="center"/>
               <w:textAlignment w:val="baseline"/>
               <w:rPr>
-                <w:rFonts w:ascii="宋体" w:eastAsia="宋体" w:hAnsi="宋体" w:cs="宋体"/>
+                <w:rFonts w:ascii="宋体" w:hAnsi="宋体" w:eastAsia="宋体" w:cs="宋体"/>
                 <w:sz w:val="20"/>
                 <w:szCs w:val="20"/>
               </w:rPr>
             </w:pPr>
             <w:r>
               <w:rPr>
-                <w:rFonts w:asciiTheme="minorAscii" w:eastAsiaTheme="minorEastAsia" w:hAnsiTheme="minorAscii" w:hint="eastAsia"/>
+                <w:rFonts w:hint="eastAsia" w:asciiTheme="minorAscii" w:hAnsiTheme="minorAscii" w:eastAsiaTheme="minorEastAsia"/>
                 <w:spacing w:val="0"/>
                 <w:kern w:val="0"/>
                 <w:sz w:val="21"/>
@@ -1458,9 +1468,14 @@
       </w:tr>
       <w:tr>
         <w:tblPrEx>
-          <w:tblW w:w="8214" w:type="dxa"/>
-          <w:jc w:val="center"/>
-          <w:tblLayout w:type="fixed"/>
+          <w:tblBorders>
+            <w:top w:val="single" w:color="000000" w:sz="2" w:space="0"/>
+            <w:left w:val="single" w:color="000000" w:sz="2" w:space="0"/>
+            <w:bottom w:val="single" w:color="000000" w:sz="2" w:space="0"/>
+            <w:right w:val="single" w:color="000000" w:sz="2" w:space="0"/>
+            <w:insideH w:val="single" w:color="000000" w:sz="2" w:space="0"/>
+            <w:insideV w:val="single" w:color="000000" w:sz="2" w:space="0"/>
+          </w:tblBorders>
           <w:tblCellMar>
             <w:top w:w="0" w:type="dxa"/>
             <w:left w:w="0" w:type="dxa"/>
@@ -1469,7 +1484,7 @@
           </w:tblCellMar>
         </w:tblPrEx>
         <w:trPr>
-          <w:trHeight w:val="556"/>
+          <w:trHeight w:val="556" w:hRule="atLeast"/>
           <w:jc w:val="center"/>
         </w:trPr>
         <w:tc>
@@ -1478,7 +1493,7 @@
           </w:tcPr>
           <w:p>
             <w:pPr>
-              <w:pStyle w:val="TableText"/>
+              <w:pStyle w:val="27"/>
               <w:keepNext w:val="0"/>
               <w:keepLines w:val="0"/>
               <w:pageBreakBefore w:val="0"/>
@@ -1491,7 +1506,7 @@
               <w:bidi w:val="0"/>
               <w:adjustRightInd w:val="0"/>
               <w:snapToGrid w:val="0"/>
-              <w:ind w:left="0" w:right="0" w:firstLine="0" w:leftChars="0" w:rightChars="0" w:firstLineChars="0"/>
+              <w:ind w:left="0" w:leftChars="0" w:right="0" w:rightChars="0" w:firstLine="0" w:firstLineChars="0"/>
               <w:jc w:val="center"/>
               <w:textAlignment w:val="baseline"/>
             </w:pPr>
@@ -1503,7 +1518,7 @@
           </w:tcPr>
           <w:p>
             <w:pPr>
-              <w:pStyle w:val="TableText"/>
+              <w:pStyle w:val="27"/>
               <w:keepNext w:val="0"/>
               <w:keepLines w:val="0"/>
               <w:pageBreakBefore w:val="0"/>
@@ -1516,7 +1531,7 @@
               <w:bidi w:val="0"/>
               <w:adjustRightInd w:val="0"/>
               <w:snapToGrid w:val="0"/>
-              <w:ind w:left="0" w:right="0" w:firstLine="0" w:leftChars="0" w:rightChars="0" w:firstLineChars="0"/>
+              <w:ind w:left="0" w:leftChars="0" w:right="0" w:rightChars="0" w:firstLine="0" w:firstLineChars="0"/>
               <w:jc w:val="center"/>
               <w:textAlignment w:val="baseline"/>
             </w:pPr>
@@ -1528,7 +1543,7 @@
           </w:tcPr>
           <w:p>
             <w:pPr>
-              <w:pStyle w:val="TableText"/>
+              <w:pStyle w:val="27"/>
               <w:keepNext w:val="0"/>
               <w:keepLines w:val="0"/>
               <w:pageBreakBefore w:val="0"/>
@@ -1541,7 +1556,7 @@
               <w:bidi w:val="0"/>
               <w:adjustRightInd w:val="0"/>
               <w:snapToGrid w:val="0"/>
-              <w:ind w:left="0" w:right="0" w:firstLine="0" w:leftChars="0" w:rightChars="0" w:firstLineChars="0"/>
+              <w:ind w:left="0" w:leftChars="0" w:right="0" w:rightChars="0" w:firstLine="0" w:firstLineChars="0"/>
               <w:jc w:val="center"/>
               <w:textAlignment w:val="baseline"/>
             </w:pPr>
@@ -1553,7 +1568,7 @@
           </w:tcPr>
           <w:p>
             <w:pPr>
-              <w:pStyle w:val="TableText"/>
+              <w:pStyle w:val="27"/>
               <w:keepNext w:val="0"/>
               <w:keepLines w:val="0"/>
               <w:pageBreakBefore w:val="0"/>
@@ -1566,7 +1581,7 @@
               <w:bidi w:val="0"/>
               <w:adjustRightInd w:val="0"/>
               <w:snapToGrid w:val="0"/>
-              <w:ind w:left="0" w:right="0" w:firstLine="0" w:leftChars="0" w:rightChars="0" w:firstLineChars="0"/>
+              <w:ind w:left="0" w:leftChars="0" w:right="0" w:rightChars="0" w:firstLine="0" w:firstLineChars="0"/>
               <w:jc w:val="center"/>
               <w:textAlignment w:val="baseline"/>
             </w:pPr>
@@ -1578,7 +1593,7 @@
           </w:tcPr>
           <w:p>
             <w:pPr>
-              <w:pStyle w:val="TableText"/>
+              <w:pStyle w:val="27"/>
               <w:keepNext w:val="0"/>
               <w:keepLines w:val="0"/>
               <w:pageBreakBefore w:val="0"/>
@@ -1591,7 +1606,7 @@
               <w:bidi w:val="0"/>
               <w:adjustRightInd w:val="0"/>
               <w:snapToGrid w:val="0"/>
-              <w:ind w:left="0" w:right="0" w:firstLine="0" w:leftChars="0" w:rightChars="0" w:firstLineChars="0"/>
+              <w:ind w:left="0" w:leftChars="0" w:right="0" w:rightChars="0" w:firstLine="0" w:firstLineChars="0"/>
               <w:jc w:val="center"/>
               <w:textAlignment w:val="baseline"/>
             </w:pPr>
@@ -1603,7 +1618,7 @@
           </w:tcPr>
           <w:p>
             <w:pPr>
-              <w:pStyle w:val="TableText"/>
+              <w:pStyle w:val="27"/>
               <w:keepNext w:val="0"/>
               <w:keepLines w:val="0"/>
               <w:pageBreakBefore w:val="0"/>
@@ -1616,7 +1631,7 @@
               <w:bidi w:val="0"/>
               <w:adjustRightInd w:val="0"/>
               <w:snapToGrid w:val="0"/>
-              <w:ind w:left="0" w:right="0" w:firstLine="0" w:leftChars="0" w:rightChars="0" w:firstLineChars="0"/>
+              <w:ind w:left="0" w:leftChars="0" w:right="0" w:rightChars="0" w:firstLine="0" w:firstLineChars="0"/>
               <w:jc w:val="center"/>
               <w:textAlignment w:val="baseline"/>
             </w:pPr>
@@ -1625,9 +1640,14 @@
       </w:tr>
       <w:tr>
         <w:tblPrEx>
-          <w:tblW w:w="8214" w:type="dxa"/>
-          <w:jc w:val="center"/>
-          <w:tblLayout w:type="fixed"/>
+          <w:tblBorders>
+            <w:top w:val="single" w:color="000000" w:sz="2" w:space="0"/>
+            <w:left w:val="single" w:color="000000" w:sz="2" w:space="0"/>
+            <w:bottom w:val="single" w:color="000000" w:sz="2" w:space="0"/>
+            <w:right w:val="single" w:color="000000" w:sz="2" w:space="0"/>
+            <w:insideH w:val="single" w:color="000000" w:sz="2" w:space="0"/>
+            <w:insideV w:val="single" w:color="000000" w:sz="2" w:space="0"/>
+          </w:tblBorders>
           <w:tblCellMar>
             <w:top w:w="0" w:type="dxa"/>
             <w:left w:w="0" w:type="dxa"/>
@@ -1636,7 +1656,7 @@
           </w:tblCellMar>
         </w:tblPrEx>
         <w:trPr>
-          <w:trHeight w:val="556"/>
+          <w:trHeight w:val="556" w:hRule="atLeast"/>
           <w:jc w:val="center"/>
         </w:trPr>
         <w:tc>
@@ -1645,7 +1665,7 @@
           </w:tcPr>
           <w:p>
             <w:pPr>
-              <w:pStyle w:val="TableText"/>
+              <w:pStyle w:val="27"/>
               <w:keepNext w:val="0"/>
               <w:keepLines w:val="0"/>
               <w:pageBreakBefore w:val="0"/>
@@ -1658,7 +1678,7 @@
               <w:bidi w:val="0"/>
               <w:adjustRightInd w:val="0"/>
               <w:snapToGrid w:val="0"/>
-              <w:ind w:left="0" w:right="0" w:firstLine="0" w:leftChars="0" w:rightChars="0" w:firstLineChars="0"/>
+              <w:ind w:left="0" w:leftChars="0" w:right="0" w:rightChars="0" w:firstLine="0" w:firstLineChars="0"/>
               <w:jc w:val="center"/>
               <w:textAlignment w:val="baseline"/>
             </w:pPr>
@@ -1670,7 +1690,7 @@
           </w:tcPr>
           <w:p>
             <w:pPr>
-              <w:pStyle w:val="TableText"/>
+              <w:pStyle w:val="27"/>
               <w:keepNext w:val="0"/>
               <w:keepLines w:val="0"/>
               <w:pageBreakBefore w:val="0"/>
@@ -1683,7 +1703,7 @@
               <w:bidi w:val="0"/>
               <w:adjustRightInd w:val="0"/>
               <w:snapToGrid w:val="0"/>
-              <w:ind w:left="0" w:right="0" w:firstLine="0" w:leftChars="0" w:rightChars="0" w:firstLineChars="0"/>
+              <w:ind w:left="0" w:leftChars="0" w:right="0" w:rightChars="0" w:firstLine="0" w:firstLineChars="0"/>
               <w:jc w:val="center"/>
               <w:textAlignment w:val="baseline"/>
             </w:pPr>
@@ -1695,7 +1715,7 @@
           </w:tcPr>
           <w:p>
             <w:pPr>
-              <w:pStyle w:val="TableText"/>
+              <w:pStyle w:val="27"/>
               <w:keepNext w:val="0"/>
               <w:keepLines w:val="0"/>
               <w:pageBreakBefore w:val="0"/>
@@ -1708,7 +1728,7 @@
               <w:bidi w:val="0"/>
               <w:adjustRightInd w:val="0"/>
               <w:snapToGrid w:val="0"/>
-              <w:ind w:left="0" w:right="0" w:firstLine="0" w:leftChars="0" w:rightChars="0" w:firstLineChars="0"/>
+              <w:ind w:left="0" w:leftChars="0" w:right="0" w:rightChars="0" w:firstLine="0" w:firstLineChars="0"/>
               <w:jc w:val="center"/>
               <w:textAlignment w:val="baseline"/>
             </w:pPr>
@@ -1720,7 +1740,7 @@
           </w:tcPr>
           <w:p>
             <w:pPr>
-              <w:pStyle w:val="TableText"/>
+              <w:pStyle w:val="27"/>
               <w:keepNext w:val="0"/>
               <w:keepLines w:val="0"/>
               <w:pageBreakBefore w:val="0"/>
@@ -1733,7 +1753,7 @@
               <w:bidi w:val="0"/>
               <w:adjustRightInd w:val="0"/>
               <w:snapToGrid w:val="0"/>
-              <w:ind w:left="0" w:right="0" w:firstLine="0" w:leftChars="0" w:rightChars="0" w:firstLineChars="0"/>
+              <w:ind w:left="0" w:leftChars="0" w:right="0" w:rightChars="0" w:firstLine="0" w:firstLineChars="0"/>
               <w:jc w:val="center"/>
               <w:textAlignment w:val="baseline"/>
             </w:pPr>
@@ -1745,7 +1765,7 @@
           </w:tcPr>
           <w:p>
             <w:pPr>
-              <w:pStyle w:val="TableText"/>
+              <w:pStyle w:val="27"/>
               <w:keepNext w:val="0"/>
               <w:keepLines w:val="0"/>
               <w:pageBreakBefore w:val="0"/>
@@ -1758,7 +1778,7 @@
               <w:bidi w:val="0"/>
               <w:adjustRightInd w:val="0"/>
               <w:snapToGrid w:val="0"/>
-              <w:ind w:left="0" w:right="0" w:firstLine="0" w:leftChars="0" w:rightChars="0" w:firstLineChars="0"/>
+              <w:ind w:left="0" w:leftChars="0" w:right="0" w:rightChars="0" w:firstLine="0" w:firstLineChars="0"/>
               <w:jc w:val="center"/>
               <w:textAlignment w:val="baseline"/>
             </w:pPr>
@@ -1770,7 +1790,7 @@
           </w:tcPr>
           <w:p>
             <w:pPr>
-              <w:pStyle w:val="TableText"/>
+              <w:pStyle w:val="27"/>
               <w:keepNext w:val="0"/>
               <w:keepLines w:val="0"/>
               <w:pageBreakBefore w:val="0"/>
@@ -1783,7 +1803,7 @@
               <w:bidi w:val="0"/>
               <w:adjustRightInd w:val="0"/>
               <w:snapToGrid w:val="0"/>
-              <w:ind w:left="0" w:right="0" w:firstLine="0" w:leftChars="0" w:rightChars="0" w:firstLineChars="0"/>
+              <w:ind w:left="0" w:leftChars="0" w:right="0" w:rightChars="0" w:firstLine="0" w:firstLineChars="0"/>
               <w:jc w:val="center"/>
               <w:textAlignment w:val="baseline"/>
             </w:pPr>
@@ -1792,9 +1812,14 @@
       </w:tr>
       <w:tr>
         <w:tblPrEx>
-          <w:tblW w:w="8214" w:type="dxa"/>
-          <w:jc w:val="center"/>
-          <w:tblLayout w:type="fixed"/>
+          <w:tblBorders>
+            <w:top w:val="single" w:color="000000" w:sz="2" w:space="0"/>
+            <w:left w:val="single" w:color="000000" w:sz="2" w:space="0"/>
+            <w:bottom w:val="single" w:color="000000" w:sz="2" w:space="0"/>
+            <w:right w:val="single" w:color="000000" w:sz="2" w:space="0"/>
+            <w:insideH w:val="single" w:color="000000" w:sz="2" w:space="0"/>
+            <w:insideV w:val="single" w:color="000000" w:sz="2" w:space="0"/>
+          </w:tblBorders>
           <w:tblCellMar>
             <w:top w:w="0" w:type="dxa"/>
             <w:left w:w="0" w:type="dxa"/>
@@ -1803,7 +1828,7 @@
           </w:tblCellMar>
         </w:tblPrEx>
         <w:trPr>
-          <w:trHeight w:val="557"/>
+          <w:trHeight w:val="557" w:hRule="atLeast"/>
           <w:jc w:val="center"/>
         </w:trPr>
         <w:tc>
@@ -1812,7 +1837,7 @@
           </w:tcPr>
           <w:p>
             <w:pPr>
-              <w:pStyle w:val="TableText"/>
+              <w:pStyle w:val="27"/>
               <w:keepNext w:val="0"/>
               <w:keepLines w:val="0"/>
               <w:pageBreakBefore w:val="0"/>
@@ -1825,7 +1850,7 @@
               <w:bidi w:val="0"/>
               <w:adjustRightInd w:val="0"/>
               <w:snapToGrid w:val="0"/>
-              <w:ind w:left="0" w:right="0" w:firstLine="0" w:leftChars="0" w:rightChars="0" w:firstLineChars="0"/>
+              <w:ind w:left="0" w:leftChars="0" w:right="0" w:rightChars="0" w:firstLine="0" w:firstLineChars="0"/>
               <w:jc w:val="center"/>
               <w:textAlignment w:val="baseline"/>
             </w:pPr>
@@ -1837,7 +1862,7 @@
           </w:tcPr>
           <w:p>
             <w:pPr>
-              <w:pStyle w:val="TableText"/>
+              <w:pStyle w:val="27"/>
               <w:keepNext w:val="0"/>
               <w:keepLines w:val="0"/>
               <w:pageBreakBefore w:val="0"/>
@@ -1850,7 +1875,7 @@
               <w:bidi w:val="0"/>
               <w:adjustRightInd w:val="0"/>
               <w:snapToGrid w:val="0"/>
-              <w:ind w:left="0" w:right="0" w:firstLine="0" w:leftChars="0" w:rightChars="0" w:firstLineChars="0"/>
+              <w:ind w:left="0" w:leftChars="0" w:right="0" w:rightChars="0" w:firstLine="0" w:firstLineChars="0"/>
               <w:jc w:val="center"/>
               <w:textAlignment w:val="baseline"/>
             </w:pPr>
@@ -1862,7 +1887,7 @@
           </w:tcPr>
           <w:p>
             <w:pPr>
-              <w:pStyle w:val="TableText"/>
+              <w:pStyle w:val="27"/>
               <w:keepNext w:val="0"/>
               <w:keepLines w:val="0"/>
               <w:pageBreakBefore w:val="0"/>
@@ -1875,7 +1900,7 @@
               <w:bidi w:val="0"/>
               <w:adjustRightInd w:val="0"/>
               <w:snapToGrid w:val="0"/>
-              <w:ind w:left="0" w:right="0" w:firstLine="0" w:leftChars="0" w:rightChars="0" w:firstLineChars="0"/>
+              <w:ind w:left="0" w:leftChars="0" w:right="0" w:rightChars="0" w:firstLine="0" w:firstLineChars="0"/>
               <w:jc w:val="center"/>
               <w:textAlignment w:val="baseline"/>
             </w:pPr>
@@ -1887,7 +1912,7 @@
           </w:tcPr>
           <w:p>
             <w:pPr>
-              <w:pStyle w:val="TableText"/>
+              <w:pStyle w:val="27"/>
               <w:keepNext w:val="0"/>
               <w:keepLines w:val="0"/>
               <w:pageBreakBefore w:val="0"/>
@@ -1900,7 +1925,7 @@
               <w:bidi w:val="0"/>
               <w:adjustRightInd w:val="0"/>
               <w:snapToGrid w:val="0"/>
-              <w:ind w:left="0" w:right="0" w:firstLine="0" w:leftChars="0" w:rightChars="0" w:firstLineChars="0"/>
+              <w:ind w:left="0" w:leftChars="0" w:right="0" w:rightChars="0" w:firstLine="0" w:firstLineChars="0"/>
               <w:jc w:val="center"/>
               <w:textAlignment w:val="baseline"/>
             </w:pPr>
@@ -1912,7 +1937,7 @@
           </w:tcPr>
           <w:p>
             <w:pPr>
-              <w:pStyle w:val="TableText"/>
+              <w:pStyle w:val="27"/>
               <w:keepNext w:val="0"/>
               <w:keepLines w:val="0"/>
               <w:pageBreakBefore w:val="0"/>
@@ -1925,7 +1950,7 @@
               <w:bidi w:val="0"/>
               <w:adjustRightInd w:val="0"/>
               <w:snapToGrid w:val="0"/>
-              <w:ind w:left="0" w:right="0" w:firstLine="0" w:leftChars="0" w:rightChars="0" w:firstLineChars="0"/>
+              <w:ind w:left="0" w:leftChars="0" w:right="0" w:rightChars="0" w:firstLine="0" w:firstLineChars="0"/>
               <w:jc w:val="center"/>
               <w:textAlignment w:val="baseline"/>
             </w:pPr>
@@ -1937,7 +1962,7 @@
           </w:tcPr>
           <w:p>
             <w:pPr>
-              <w:pStyle w:val="TableText"/>
+              <w:pStyle w:val="27"/>
               <w:keepNext w:val="0"/>
               <w:keepLines w:val="0"/>
               <w:pageBreakBefore w:val="0"/>
@@ -1950,7 +1975,7 @@
               <w:bidi w:val="0"/>
               <w:adjustRightInd w:val="0"/>
               <w:snapToGrid w:val="0"/>
-              <w:ind w:left="0" w:right="0" w:firstLine="0" w:leftChars="0" w:rightChars="0" w:firstLineChars="0"/>
+              <w:ind w:left="0" w:leftChars="0" w:right="0" w:rightChars="0" w:firstLine="0" w:firstLineChars="0"/>
               <w:jc w:val="center"/>
               <w:textAlignment w:val="baseline"/>
             </w:pPr>
@@ -1982,7 +2007,7 @@
     <w:sdt>
       <w:sdtPr>
         <w:rPr>
-          <w:rFonts w:ascii="宋体" w:eastAsia="宋体" w:hAnsi="宋体" w:cs="Arial"/>
+          <w:rFonts w:ascii="宋体" w:hAnsi="宋体" w:eastAsia="宋体" w:cs="Arial"/>
           <w:snapToGrid w:val="0"/>
           <w:color w:val="000000"/>
           <w:kern w:val="0"/>
@@ -1998,7 +2023,7 @@
       </w:sdtPr>
       <w:sdtEndPr>
         <w:rPr>
-          <w:rFonts w:ascii="宋体" w:eastAsia="宋体" w:hAnsi="宋体" w:cs="宋体" w:hint="eastAsia"/>
+          <w:rFonts w:hint="eastAsia" w:ascii="宋体" w:hAnsi="宋体" w:eastAsia="宋体" w:cs="宋体"/>
           <w:snapToGrid w:val="0"/>
           <w:color w:val="000000"/>
           <w:kern w:val="0"/>
@@ -2024,18 +2049,18 @@
             <w:adjustRightInd w:val="0"/>
             <w:snapToGrid w:val="0"/>
             <w:spacing w:before="0" w:beforeLines="0" w:after="0" w:afterLines="0" w:line="240" w:lineRule="auto"/>
-            <w:ind w:left="0" w:right="0" w:firstLine="0" w:leftChars="0" w:rightChars="0" w:firstLineChars="0"/>
+            <w:ind w:left="0" w:leftChars="0" w:right="0" w:rightChars="0" w:firstLine="0" w:firstLineChars="0"/>
             <w:jc w:val="center"/>
             <w:textAlignment w:val="baseline"/>
             <w:rPr>
-              <w:rFonts w:ascii="宋体" w:eastAsia="宋体" w:hAnsi="宋体" w:cs="宋体" w:hint="eastAsia"/>
+              <w:rFonts w:hint="eastAsia" w:ascii="宋体" w:hAnsi="宋体" w:eastAsia="宋体" w:cs="宋体"/>
               <w:sz w:val="24"/>
               <w:szCs w:val="24"/>
             </w:rPr>
           </w:pPr>
           <w:r>
             <w:rPr>
-              <w:rFonts w:ascii="宋体" w:eastAsia="宋体" w:hAnsi="宋体" w:cs="宋体" w:hint="eastAsia"/>
+              <w:rFonts w:hint="eastAsia" w:ascii="宋体" w:hAnsi="宋体" w:eastAsia="宋体" w:cs="宋体"/>
               <w:sz w:val="24"/>
               <w:szCs w:val="24"/>
             </w:rPr>
@@ -2044,14 +2069,14 @@
         </w:p>
         <w:p>
           <w:pPr>
-            <w:pStyle w:val="TOC1"/>
+            <w:pStyle w:val="16"/>
             <w:tabs>
               <w:tab w:val="right" w:leader="dot" w:pos="8306"/>
             </w:tabs>
           </w:pPr>
           <w:r>
             <w:rPr>
-              <w:rFonts w:ascii="宋体" w:eastAsia="宋体" w:hAnsi="宋体" w:cs="宋体" w:hint="eastAsia"/>
+              <w:rFonts w:hint="eastAsia" w:ascii="宋体" w:hAnsi="宋体" w:eastAsia="宋体" w:cs="宋体"/>
               <w:sz w:val="24"/>
               <w:szCs w:val="24"/>
             </w:rPr>
@@ -2059,7 +2084,7 @@
           </w:r>
           <w:r>
             <w:rPr>
-              <w:rFonts w:ascii="宋体" w:eastAsia="宋体" w:hAnsi="宋体" w:cs="宋体" w:hint="eastAsia"/>
+              <w:rFonts w:hint="eastAsia" w:ascii="宋体" w:hAnsi="宋体" w:eastAsia="宋体" w:cs="宋体"/>
               <w:sz w:val="24"/>
               <w:szCs w:val="24"/>
             </w:rPr>
@@ -2067,7 +2092,7 @@
           </w:r>
           <w:r>
             <w:rPr>
-              <w:rFonts w:ascii="宋体" w:eastAsia="宋体" w:hAnsi="宋体" w:cs="宋体" w:hint="eastAsia"/>
+              <w:rFonts w:hint="eastAsia" w:ascii="宋体" w:hAnsi="宋体" w:eastAsia="宋体" w:cs="宋体"/>
               <w:sz w:val="24"/>
               <w:szCs w:val="24"/>
             </w:rPr>
@@ -2075,21 +2100,21 @@
           </w:r>
           <w:r>
             <w:rPr>
-              <w:rFonts w:ascii="宋体" w:eastAsia="宋体" w:hAnsi="宋体" w:cs="宋体" w:hint="eastAsia"/>
+              <w:rFonts w:hint="eastAsia" w:ascii="宋体" w:hAnsi="宋体" w:eastAsia="宋体" w:cs="宋体"/>
               <w:szCs w:val="24"/>
             </w:rPr>
             <w:fldChar w:fldCharType="begin"/>
           </w:r>
           <w:r>
             <w:rPr>
-              <w:rFonts w:ascii="宋体" w:eastAsia="宋体" w:hAnsi="宋体" w:cs="宋体" w:hint="eastAsia"/>
+              <w:rFonts w:hint="eastAsia" w:ascii="宋体" w:hAnsi="宋体" w:eastAsia="宋体" w:cs="宋体"/>
               <w:szCs w:val="24"/>
             </w:rPr>
-            <w:instrText xml:space="preserve"> HYPERLINK \l _Toc12610 </w:instrText>
-          </w:r>
-          <w:r>
-            <w:rPr>
-              <w:rFonts w:ascii="宋体" w:eastAsia="宋体" w:hAnsi="宋体" w:cs="宋体" w:hint="eastAsia"/>
+            <w:instrText xml:space="preserve"> HYPERLINK \l _Toc15780 </w:instrText>
+          </w:r>
+          <w:r>
+            <w:rPr>
+              <w:rFonts w:hint="eastAsia" w:ascii="宋体" w:hAnsi="宋体" w:eastAsia="宋体" w:cs="宋体"/>
               <w:szCs w:val="24"/>
             </w:rPr>
             <w:fldChar w:fldCharType="separate"/>
@@ -2108,7 +2133,7 @@
             <w:fldChar w:fldCharType="begin"/>
           </w:r>
           <w:r>
-            <w:instrText xml:space="preserve"> PAGEREF _Toc12610 \h </w:instrText>
+            <w:instrText xml:space="preserve"> PAGEREF _Toc15780 \h </w:instrText>
           </w:r>
           <w:r>
             <w:fldChar w:fldCharType="separate"/>
@@ -2121,7 +2146,7 @@
           </w:r>
           <w:r>
             <w:rPr>
-              <w:rFonts w:ascii="宋体" w:eastAsia="宋体" w:hAnsi="宋体" w:cs="宋体" w:hint="eastAsia"/>
+              <w:rFonts w:hint="eastAsia" w:ascii="宋体" w:hAnsi="宋体" w:eastAsia="宋体" w:cs="宋体"/>
               <w:szCs w:val="24"/>
             </w:rPr>
             <w:fldChar w:fldCharType="end"/>
@@ -2129,28 +2154,28 @@
         </w:p>
         <w:p>
           <w:pPr>
-            <w:pStyle w:val="TOC1"/>
+            <w:pStyle w:val="16"/>
             <w:tabs>
               <w:tab w:val="right" w:leader="dot" w:pos="8306"/>
             </w:tabs>
           </w:pPr>
           <w:r>
             <w:rPr>
-              <w:rFonts w:ascii="宋体" w:eastAsia="宋体" w:hAnsi="宋体" w:cs="宋体" w:hint="eastAsia"/>
+              <w:rFonts w:hint="eastAsia" w:ascii="宋体" w:hAnsi="宋体" w:eastAsia="宋体" w:cs="宋体"/>
               <w:szCs w:val="24"/>
             </w:rPr>
             <w:fldChar w:fldCharType="begin"/>
           </w:r>
           <w:r>
             <w:rPr>
-              <w:rFonts w:ascii="宋体" w:eastAsia="宋体" w:hAnsi="宋体" w:cs="宋体" w:hint="eastAsia"/>
+              <w:rFonts w:hint="eastAsia" w:ascii="宋体" w:hAnsi="宋体" w:eastAsia="宋体" w:cs="宋体"/>
               <w:szCs w:val="24"/>
             </w:rPr>
-            <w:instrText xml:space="preserve"> HYPERLINK \l _Toc22391 </w:instrText>
-          </w:r>
-          <w:r>
-            <w:rPr>
-              <w:rFonts w:ascii="宋体" w:eastAsia="宋体" w:hAnsi="宋体" w:cs="宋体" w:hint="eastAsia"/>
+            <w:instrText xml:space="preserve"> HYPERLINK \l _Toc28056 </w:instrText>
+          </w:r>
+          <w:r>
+            <w:rPr>
+              <w:rFonts w:hint="eastAsia" w:ascii="宋体" w:hAnsi="宋体" w:eastAsia="宋体" w:cs="宋体"/>
               <w:szCs w:val="24"/>
             </w:rPr>
             <w:fldChar w:fldCharType="separate"/>
@@ -2169,7 +2194,7 @@
             <w:fldChar w:fldCharType="begin"/>
           </w:r>
           <w:r>
-            <w:instrText xml:space="preserve"> PAGEREF _Toc22391 \h </w:instrText>
+            <w:instrText xml:space="preserve"> PAGEREF _Toc28056 \h </w:instrText>
           </w:r>
           <w:r>
             <w:fldChar w:fldCharType="separate"/>
@@ -2182,7 +2207,7 @@
           </w:r>
           <w:r>
             <w:rPr>
-              <w:rFonts w:ascii="宋体" w:eastAsia="宋体" w:hAnsi="宋体" w:cs="宋体" w:hint="eastAsia"/>
+              <w:rFonts w:hint="eastAsia" w:ascii="宋体" w:hAnsi="宋体" w:eastAsia="宋体" w:cs="宋体"/>
               <w:szCs w:val="24"/>
             </w:rPr>
             <w:fldChar w:fldCharType="end"/>
@@ -2190,28 +2215,28 @@
         </w:p>
         <w:p>
           <w:pPr>
-            <w:pStyle w:val="TOC1"/>
+            <w:pStyle w:val="16"/>
             <w:tabs>
               <w:tab w:val="right" w:leader="dot" w:pos="8306"/>
             </w:tabs>
           </w:pPr>
           <w:r>
             <w:rPr>
-              <w:rFonts w:ascii="宋体" w:eastAsia="宋体" w:hAnsi="宋体" w:cs="宋体" w:hint="eastAsia"/>
+              <w:rFonts w:hint="eastAsia" w:ascii="宋体" w:hAnsi="宋体" w:eastAsia="宋体" w:cs="宋体"/>
               <w:szCs w:val="24"/>
             </w:rPr>
             <w:fldChar w:fldCharType="begin"/>
           </w:r>
           <w:r>
             <w:rPr>
-              <w:rFonts w:ascii="宋体" w:eastAsia="宋体" w:hAnsi="宋体" w:cs="宋体" w:hint="eastAsia"/>
+              <w:rFonts w:hint="eastAsia" w:ascii="宋体" w:hAnsi="宋体" w:eastAsia="宋体" w:cs="宋体"/>
               <w:szCs w:val="24"/>
             </w:rPr>
-            <w:instrText xml:space="preserve"> HYPERLINK \l _Toc19419 </w:instrText>
-          </w:r>
-          <w:r>
-            <w:rPr>
-              <w:rFonts w:ascii="宋体" w:eastAsia="宋体" w:hAnsi="宋体" w:cs="宋体" w:hint="eastAsia"/>
+            <w:instrText xml:space="preserve"> HYPERLINK \l _Toc25239 </w:instrText>
+          </w:r>
+          <w:r>
+            <w:rPr>
+              <w:rFonts w:hint="eastAsia" w:ascii="宋体" w:hAnsi="宋体" w:eastAsia="宋体" w:cs="宋体"/>
               <w:szCs w:val="24"/>
             </w:rPr>
             <w:fldChar w:fldCharType="separate"/>
@@ -2230,7 +2255,7 @@
             <w:fldChar w:fldCharType="begin"/>
           </w:r>
           <w:r>
-            <w:instrText xml:space="preserve"> PAGEREF _Toc19419 \h </w:instrText>
+            <w:instrText xml:space="preserve"> PAGEREF _Toc25239 \h </w:instrText>
           </w:r>
           <w:r>
             <w:fldChar w:fldCharType="separate"/>
@@ -2243,7 +2268,7 @@
           </w:r>
           <w:r>
             <w:rPr>
-              <w:rFonts w:ascii="宋体" w:eastAsia="宋体" w:hAnsi="宋体" w:cs="宋体" w:hint="eastAsia"/>
+              <w:rFonts w:hint="eastAsia" w:ascii="宋体" w:hAnsi="宋体" w:eastAsia="宋体" w:cs="宋体"/>
               <w:szCs w:val="24"/>
             </w:rPr>
             <w:fldChar w:fldCharType="end"/>
@@ -2251,28 +2276,28 @@
         </w:p>
         <w:p>
           <w:pPr>
-            <w:pStyle w:val="TOC2"/>
+            <w:pStyle w:val="17"/>
             <w:tabs>
               <w:tab w:val="right" w:leader="dot" w:pos="8306"/>
             </w:tabs>
           </w:pPr>
           <w:r>
             <w:rPr>
-              <w:rFonts w:ascii="宋体" w:eastAsia="宋体" w:hAnsi="宋体" w:cs="宋体" w:hint="eastAsia"/>
+              <w:rFonts w:hint="eastAsia" w:ascii="宋体" w:hAnsi="宋体" w:eastAsia="宋体" w:cs="宋体"/>
               <w:szCs w:val="24"/>
             </w:rPr>
             <w:fldChar w:fldCharType="begin"/>
           </w:r>
           <w:r>
             <w:rPr>
-              <w:rFonts w:ascii="宋体" w:eastAsia="宋体" w:hAnsi="宋体" w:cs="宋体" w:hint="eastAsia"/>
+              <w:rFonts w:hint="eastAsia" w:ascii="宋体" w:hAnsi="宋体" w:eastAsia="宋体" w:cs="宋体"/>
               <w:szCs w:val="24"/>
             </w:rPr>
-            <w:instrText xml:space="preserve"> HYPERLINK \l _Toc4117 </w:instrText>
-          </w:r>
-          <w:r>
-            <w:rPr>
-              <w:rFonts w:ascii="宋体" w:eastAsia="宋体" w:hAnsi="宋体" w:cs="宋体" w:hint="eastAsia"/>
+            <w:instrText xml:space="preserve"> HYPERLINK \l _Toc24504 </w:instrText>
+          </w:r>
+          <w:r>
+            <w:rPr>
+              <w:rFonts w:hint="eastAsia" w:ascii="宋体" w:hAnsi="宋体" w:eastAsia="宋体" w:cs="宋体"/>
               <w:szCs w:val="24"/>
             </w:rPr>
             <w:fldChar w:fldCharType="separate"/>
@@ -2291,7 +2316,7 @@
             <w:fldChar w:fldCharType="begin"/>
           </w:r>
           <w:r>
-            <w:instrText xml:space="preserve"> PAGEREF _Toc4117 \h </w:instrText>
+            <w:instrText xml:space="preserve"> PAGEREF _Toc24504 \h </w:instrText>
           </w:r>
           <w:r>
             <w:fldChar w:fldCharType="separate"/>
@@ -2304,7 +2329,7 @@
           </w:r>
           <w:r>
             <w:rPr>
-              <w:rFonts w:ascii="宋体" w:eastAsia="宋体" w:hAnsi="宋体" w:cs="宋体" w:hint="eastAsia"/>
+              <w:rFonts w:hint="eastAsia" w:ascii="宋体" w:hAnsi="宋体" w:eastAsia="宋体" w:cs="宋体"/>
               <w:szCs w:val="24"/>
             </w:rPr>
             <w:fldChar w:fldCharType="end"/>
@@ -2312,28 +2337,28 @@
         </w:p>
         <w:p>
           <w:pPr>
-            <w:pStyle w:val="TOC2"/>
+            <w:pStyle w:val="17"/>
             <w:tabs>
               <w:tab w:val="right" w:leader="dot" w:pos="8306"/>
             </w:tabs>
           </w:pPr>
           <w:r>
             <w:rPr>
-              <w:rFonts w:ascii="宋体" w:eastAsia="宋体" w:hAnsi="宋体" w:cs="宋体" w:hint="eastAsia"/>
+              <w:rFonts w:hint="eastAsia" w:ascii="宋体" w:hAnsi="宋体" w:eastAsia="宋体" w:cs="宋体"/>
               <w:szCs w:val="24"/>
             </w:rPr>
             <w:fldChar w:fldCharType="begin"/>
           </w:r>
           <w:r>
             <w:rPr>
-              <w:rFonts w:ascii="宋体" w:eastAsia="宋体" w:hAnsi="宋体" w:cs="宋体" w:hint="eastAsia"/>
+              <w:rFonts w:hint="eastAsia" w:ascii="宋体" w:hAnsi="宋体" w:eastAsia="宋体" w:cs="宋体"/>
               <w:szCs w:val="24"/>
             </w:rPr>
-            <w:instrText xml:space="preserve"> HYPERLINK \l _Toc7137 </w:instrText>
-          </w:r>
-          <w:r>
-            <w:rPr>
-              <w:rFonts w:ascii="宋体" w:eastAsia="宋体" w:hAnsi="宋体" w:cs="宋体" w:hint="eastAsia"/>
+            <w:instrText xml:space="preserve"> HYPERLINK \l _Toc21481 </w:instrText>
+          </w:r>
+          <w:r>
+            <w:rPr>
+              <w:rFonts w:hint="eastAsia" w:ascii="宋体" w:hAnsi="宋体" w:eastAsia="宋体" w:cs="宋体"/>
               <w:szCs w:val="24"/>
             </w:rPr>
             <w:fldChar w:fldCharType="separate"/>
@@ -2352,7 +2377,7 @@
             <w:fldChar w:fldCharType="begin"/>
           </w:r>
           <w:r>
-            <w:instrText xml:space="preserve"> PAGEREF _Toc7137 \h </w:instrText>
+            <w:instrText xml:space="preserve"> PAGEREF _Toc21481 \h </w:instrText>
           </w:r>
           <w:r>
             <w:fldChar w:fldCharType="separate"/>
@@ -2365,7 +2390,7 @@
           </w:r>
           <w:r>
             <w:rPr>
-              <w:rFonts w:ascii="宋体" w:eastAsia="宋体" w:hAnsi="宋体" w:cs="宋体" w:hint="eastAsia"/>
+              <w:rFonts w:hint="eastAsia" w:ascii="宋体" w:hAnsi="宋体" w:eastAsia="宋体" w:cs="宋体"/>
               <w:szCs w:val="24"/>
             </w:rPr>
             <w:fldChar w:fldCharType="end"/>
@@ -2373,28 +2398,28 @@
         </w:p>
         <w:p>
           <w:pPr>
-            <w:pStyle w:val="TOC2"/>
+            <w:pStyle w:val="17"/>
             <w:tabs>
               <w:tab w:val="right" w:leader="dot" w:pos="8306"/>
             </w:tabs>
           </w:pPr>
           <w:r>
             <w:rPr>
-              <w:rFonts w:ascii="宋体" w:eastAsia="宋体" w:hAnsi="宋体" w:cs="宋体" w:hint="eastAsia"/>
+              <w:rFonts w:hint="eastAsia" w:ascii="宋体" w:hAnsi="宋体" w:eastAsia="宋体" w:cs="宋体"/>
               <w:szCs w:val="24"/>
             </w:rPr>
             <w:fldChar w:fldCharType="begin"/>
           </w:r>
           <w:r>
             <w:rPr>
-              <w:rFonts w:ascii="宋体" w:eastAsia="宋体" w:hAnsi="宋体" w:cs="宋体" w:hint="eastAsia"/>
+              <w:rFonts w:hint="eastAsia" w:ascii="宋体" w:hAnsi="宋体" w:eastAsia="宋体" w:cs="宋体"/>
               <w:szCs w:val="24"/>
             </w:rPr>
-            <w:instrText xml:space="preserve"> HYPERLINK \l _Toc30977 </w:instrText>
-          </w:r>
-          <w:r>
-            <w:rPr>
-              <w:rFonts w:ascii="宋体" w:eastAsia="宋体" w:hAnsi="宋体" w:cs="宋体" w:hint="eastAsia"/>
+            <w:instrText xml:space="preserve"> HYPERLINK \l _Toc29902 </w:instrText>
+          </w:r>
+          <w:r>
+            <w:rPr>
+              <w:rFonts w:hint="eastAsia" w:ascii="宋体" w:hAnsi="宋体" w:eastAsia="宋体" w:cs="宋体"/>
               <w:szCs w:val="24"/>
             </w:rPr>
             <w:fldChar w:fldCharType="separate"/>
@@ -2413,7 +2438,7 @@
             <w:fldChar w:fldCharType="begin"/>
           </w:r>
           <w:r>
-            <w:instrText xml:space="preserve"> PAGEREF _Toc30977 \h </w:instrText>
+            <w:instrText xml:space="preserve"> PAGEREF _Toc29902 \h </w:instrText>
           </w:r>
           <w:r>
             <w:fldChar w:fldCharType="separate"/>
@@ -2426,7 +2451,7 @@
           </w:r>
           <w:r>
             <w:rPr>
-              <w:rFonts w:ascii="宋体" w:eastAsia="宋体" w:hAnsi="宋体" w:cs="宋体" w:hint="eastAsia"/>
+              <w:rFonts w:hint="eastAsia" w:ascii="宋体" w:hAnsi="宋体" w:eastAsia="宋体" w:cs="宋体"/>
               <w:szCs w:val="24"/>
             </w:rPr>
             <w:fldChar w:fldCharType="end"/>
@@ -2434,28 +2459,28 @@
         </w:p>
         <w:p>
           <w:pPr>
-            <w:pStyle w:val="TOC1"/>
+            <w:pStyle w:val="16"/>
             <w:tabs>
               <w:tab w:val="right" w:leader="dot" w:pos="8306"/>
             </w:tabs>
           </w:pPr>
           <w:r>
             <w:rPr>
-              <w:rFonts w:ascii="宋体" w:eastAsia="宋体" w:hAnsi="宋体" w:cs="宋体" w:hint="eastAsia"/>
+              <w:rFonts w:hint="eastAsia" w:ascii="宋体" w:hAnsi="宋体" w:eastAsia="宋体" w:cs="宋体"/>
               <w:szCs w:val="24"/>
             </w:rPr>
             <w:fldChar w:fldCharType="begin"/>
           </w:r>
           <w:r>
             <w:rPr>
-              <w:rFonts w:ascii="宋体" w:eastAsia="宋体" w:hAnsi="宋体" w:cs="宋体" w:hint="eastAsia"/>
+              <w:rFonts w:hint="eastAsia" w:ascii="宋体" w:hAnsi="宋体" w:eastAsia="宋体" w:cs="宋体"/>
               <w:szCs w:val="24"/>
             </w:rPr>
-            <w:instrText xml:space="preserve"> HYPERLINK \l _Toc586 </w:instrText>
-          </w:r>
-          <w:r>
-            <w:rPr>
-              <w:rFonts w:ascii="宋体" w:eastAsia="宋体" w:hAnsi="宋体" w:cs="宋体" w:hint="eastAsia"/>
+            <w:instrText xml:space="preserve"> HYPERLINK \l _Toc6436 </w:instrText>
+          </w:r>
+          <w:r>
+            <w:rPr>
+              <w:rFonts w:hint="eastAsia" w:ascii="宋体" w:hAnsi="宋体" w:eastAsia="宋体" w:cs="宋体"/>
               <w:szCs w:val="24"/>
             </w:rPr>
             <w:fldChar w:fldCharType="separate"/>
@@ -2474,7 +2499,7 @@
             <w:fldChar w:fldCharType="begin"/>
           </w:r>
           <w:r>
-            <w:instrText xml:space="preserve"> PAGEREF _Toc586 \h </w:instrText>
+            <w:instrText xml:space="preserve"> PAGEREF _Toc6436 \h </w:instrText>
           </w:r>
           <w:r>
             <w:fldChar w:fldCharType="separate"/>
@@ -2487,7 +2512,7 @@
           </w:r>
           <w:r>
             <w:rPr>
-              <w:rFonts w:ascii="宋体" w:eastAsia="宋体" w:hAnsi="宋体" w:cs="宋体" w:hint="eastAsia"/>
+              <w:rFonts w:hint="eastAsia" w:ascii="宋体" w:hAnsi="宋体" w:eastAsia="宋体" w:cs="宋体"/>
               <w:szCs w:val="24"/>
             </w:rPr>
             <w:fldChar w:fldCharType="end"/>
@@ -2495,28 +2520,28 @@
         </w:p>
         <w:p>
           <w:pPr>
-            <w:pStyle w:val="TOC1"/>
+            <w:pStyle w:val="16"/>
             <w:tabs>
               <w:tab w:val="right" w:leader="dot" w:pos="8306"/>
             </w:tabs>
           </w:pPr>
           <w:r>
             <w:rPr>
-              <w:rFonts w:ascii="宋体" w:eastAsia="宋体" w:hAnsi="宋体" w:cs="宋体" w:hint="eastAsia"/>
+              <w:rFonts w:hint="eastAsia" w:ascii="宋体" w:hAnsi="宋体" w:eastAsia="宋体" w:cs="宋体"/>
               <w:szCs w:val="24"/>
             </w:rPr>
             <w:fldChar w:fldCharType="begin"/>
           </w:r>
           <w:r>
             <w:rPr>
-              <w:rFonts w:ascii="宋体" w:eastAsia="宋体" w:hAnsi="宋体" w:cs="宋体" w:hint="eastAsia"/>
+              <w:rFonts w:hint="eastAsia" w:ascii="宋体" w:hAnsi="宋体" w:eastAsia="宋体" w:cs="宋体"/>
               <w:szCs w:val="24"/>
             </w:rPr>
-            <w:instrText xml:space="preserve"> HYPERLINK \l _Toc24039 </w:instrText>
-          </w:r>
-          <w:r>
-            <w:rPr>
-              <w:rFonts w:ascii="宋体" w:eastAsia="宋体" w:hAnsi="宋体" w:cs="宋体" w:hint="eastAsia"/>
+            <w:instrText xml:space="preserve"> HYPERLINK \l _Toc22723 </w:instrText>
+          </w:r>
+          <w:r>
+            <w:rPr>
+              <w:rFonts w:hint="eastAsia" w:ascii="宋体" w:hAnsi="宋体" w:eastAsia="宋体" w:cs="宋体"/>
               <w:szCs w:val="24"/>
             </w:rPr>
             <w:fldChar w:fldCharType="separate"/>
@@ -2535,7 +2560,7 @@
             <w:fldChar w:fldCharType="begin"/>
           </w:r>
           <w:r>
-            <w:instrText xml:space="preserve"> PAGEREF _Toc24039 \h </w:instrText>
+            <w:instrText xml:space="preserve"> PAGEREF _Toc22723 \h </w:instrText>
           </w:r>
           <w:r>
             <w:fldChar w:fldCharType="separate"/>
@@ -2548,7 +2573,7 @@
           </w:r>
           <w:r>
             <w:rPr>
-              <w:rFonts w:ascii="宋体" w:eastAsia="宋体" w:hAnsi="宋体" w:cs="宋体" w:hint="eastAsia"/>
+              <w:rFonts w:hint="eastAsia" w:ascii="宋体" w:hAnsi="宋体" w:eastAsia="宋体" w:cs="宋体"/>
               <w:szCs w:val="24"/>
             </w:rPr>
             <w:fldChar w:fldCharType="end"/>
@@ -2556,28 +2581,28 @@
         </w:p>
         <w:p>
           <w:pPr>
-            <w:pStyle w:val="TOC1"/>
+            <w:pStyle w:val="16"/>
             <w:tabs>
               <w:tab w:val="right" w:leader="dot" w:pos="8306"/>
             </w:tabs>
           </w:pPr>
           <w:r>
             <w:rPr>
-              <w:rFonts w:ascii="宋体" w:eastAsia="宋体" w:hAnsi="宋体" w:cs="宋体" w:hint="eastAsia"/>
+              <w:rFonts w:hint="eastAsia" w:ascii="宋体" w:hAnsi="宋体" w:eastAsia="宋体" w:cs="宋体"/>
               <w:szCs w:val="24"/>
             </w:rPr>
             <w:fldChar w:fldCharType="begin"/>
           </w:r>
           <w:r>
             <w:rPr>
-              <w:rFonts w:ascii="宋体" w:eastAsia="宋体" w:hAnsi="宋体" w:cs="宋体" w:hint="eastAsia"/>
+              <w:rFonts w:hint="eastAsia" w:ascii="宋体" w:hAnsi="宋体" w:eastAsia="宋体" w:cs="宋体"/>
               <w:szCs w:val="24"/>
             </w:rPr>
-            <w:instrText xml:space="preserve"> HYPERLINK \l _Toc6228 </w:instrText>
-          </w:r>
-          <w:r>
-            <w:rPr>
-              <w:rFonts w:ascii="宋体" w:eastAsia="宋体" w:hAnsi="宋体" w:cs="宋体" w:hint="eastAsia"/>
+            <w:instrText xml:space="preserve"> HYPERLINK \l _Toc3825 </w:instrText>
+          </w:r>
+          <w:r>
+            <w:rPr>
+              <w:rFonts w:hint="eastAsia" w:ascii="宋体" w:hAnsi="宋体" w:eastAsia="宋体" w:cs="宋体"/>
               <w:szCs w:val="24"/>
             </w:rPr>
             <w:fldChar w:fldCharType="separate"/>
@@ -2596,7 +2621,7 @@
             <w:fldChar w:fldCharType="begin"/>
           </w:r>
           <w:r>
-            <w:instrText xml:space="preserve"> PAGEREF _Toc6228 \h </w:instrText>
+            <w:instrText xml:space="preserve"> PAGEREF _Toc3825 \h </w:instrText>
           </w:r>
           <w:r>
             <w:fldChar w:fldCharType="separate"/>
@@ -2609,7 +2634,7 @@
           </w:r>
           <w:r>
             <w:rPr>
-              <w:rFonts w:ascii="宋体" w:eastAsia="宋体" w:hAnsi="宋体" w:cs="宋体" w:hint="eastAsia"/>
+              <w:rFonts w:hint="eastAsia" w:ascii="宋体" w:hAnsi="宋体" w:eastAsia="宋体" w:cs="宋体"/>
               <w:szCs w:val="24"/>
             </w:rPr>
             <w:fldChar w:fldCharType="end"/>
@@ -2617,28 +2642,28 @@
         </w:p>
         <w:p>
           <w:pPr>
-            <w:pStyle w:val="TOC2"/>
+            <w:pStyle w:val="17"/>
             <w:tabs>
               <w:tab w:val="right" w:leader="dot" w:pos="8306"/>
             </w:tabs>
           </w:pPr>
           <w:r>
             <w:rPr>
-              <w:rFonts w:ascii="宋体" w:eastAsia="宋体" w:hAnsi="宋体" w:cs="宋体" w:hint="eastAsia"/>
+              <w:rFonts w:hint="eastAsia" w:ascii="宋体" w:hAnsi="宋体" w:eastAsia="宋体" w:cs="宋体"/>
               <w:szCs w:val="24"/>
             </w:rPr>
             <w:fldChar w:fldCharType="begin"/>
           </w:r>
           <w:r>
             <w:rPr>
-              <w:rFonts w:ascii="宋体" w:eastAsia="宋体" w:hAnsi="宋体" w:cs="宋体" w:hint="eastAsia"/>
+              <w:rFonts w:hint="eastAsia" w:ascii="宋体" w:hAnsi="宋体" w:eastAsia="宋体" w:cs="宋体"/>
               <w:szCs w:val="24"/>
             </w:rPr>
-            <w:instrText xml:space="preserve"> HYPERLINK \l _Toc9776 </w:instrText>
-          </w:r>
-          <w:r>
-            <w:rPr>
-              <w:rFonts w:ascii="宋体" w:eastAsia="宋体" w:hAnsi="宋体" w:cs="宋体" w:hint="eastAsia"/>
+            <w:instrText xml:space="preserve"> HYPERLINK \l _Toc23673 </w:instrText>
+          </w:r>
+          <w:r>
+            <w:rPr>
+              <w:rFonts w:hint="eastAsia" w:ascii="宋体" w:hAnsi="宋体" w:eastAsia="宋体" w:cs="宋体"/>
               <w:szCs w:val="24"/>
             </w:rPr>
             <w:fldChar w:fldCharType="separate"/>
@@ -2657,7 +2682,7 @@
             <w:fldChar w:fldCharType="begin"/>
           </w:r>
           <w:r>
-            <w:instrText xml:space="preserve"> PAGEREF _Toc9776 \h </w:instrText>
+            <w:instrText xml:space="preserve"> PAGEREF _Toc23673 \h </w:instrText>
           </w:r>
           <w:r>
             <w:fldChar w:fldCharType="separate"/>
@@ -2670,7 +2695,7 @@
           </w:r>
           <w:r>
             <w:rPr>
-              <w:rFonts w:ascii="宋体" w:eastAsia="宋体" w:hAnsi="宋体" w:cs="宋体" w:hint="eastAsia"/>
+              <w:rFonts w:hint="eastAsia" w:ascii="宋体" w:hAnsi="宋体" w:eastAsia="宋体" w:cs="宋体"/>
               <w:szCs w:val="24"/>
             </w:rPr>
             <w:fldChar w:fldCharType="end"/>
@@ -2678,28 +2703,28 @@
         </w:p>
         <w:p>
           <w:pPr>
-            <w:pStyle w:val="TOC2"/>
+            <w:pStyle w:val="17"/>
             <w:tabs>
               <w:tab w:val="right" w:leader="dot" w:pos="8306"/>
             </w:tabs>
           </w:pPr>
           <w:r>
             <w:rPr>
-              <w:rFonts w:ascii="宋体" w:eastAsia="宋体" w:hAnsi="宋体" w:cs="宋体" w:hint="eastAsia"/>
+              <w:rFonts w:hint="eastAsia" w:ascii="宋体" w:hAnsi="宋体" w:eastAsia="宋体" w:cs="宋体"/>
               <w:szCs w:val="24"/>
             </w:rPr>
             <w:fldChar w:fldCharType="begin"/>
           </w:r>
           <w:r>
             <w:rPr>
-              <w:rFonts w:ascii="宋体" w:eastAsia="宋体" w:hAnsi="宋体" w:cs="宋体" w:hint="eastAsia"/>
+              <w:rFonts w:hint="eastAsia" w:ascii="宋体" w:hAnsi="宋体" w:eastAsia="宋体" w:cs="宋体"/>
               <w:szCs w:val="24"/>
             </w:rPr>
-            <w:instrText xml:space="preserve"> HYPERLINK \l _Toc5733 </w:instrText>
-          </w:r>
-          <w:r>
-            <w:rPr>
-              <w:rFonts w:ascii="宋体" w:eastAsia="宋体" w:hAnsi="宋体" w:cs="宋体" w:hint="eastAsia"/>
+            <w:instrText xml:space="preserve"> HYPERLINK \l _Toc30234 </w:instrText>
+          </w:r>
+          <w:r>
+            <w:rPr>
+              <w:rFonts w:hint="eastAsia" w:ascii="宋体" w:hAnsi="宋体" w:eastAsia="宋体" w:cs="宋体"/>
               <w:szCs w:val="24"/>
             </w:rPr>
             <w:fldChar w:fldCharType="separate"/>
@@ -2718,7 +2743,7 @@
             <w:fldChar w:fldCharType="begin"/>
           </w:r>
           <w:r>
-            <w:instrText xml:space="preserve"> PAGEREF _Toc5733 \h </w:instrText>
+            <w:instrText xml:space="preserve"> PAGEREF _Toc30234 \h </w:instrText>
           </w:r>
           <w:r>
             <w:fldChar w:fldCharType="separate"/>
@@ -2731,7 +2756,7 @@
           </w:r>
           <w:r>
             <w:rPr>
-              <w:rFonts w:ascii="宋体" w:eastAsia="宋体" w:hAnsi="宋体" w:cs="宋体" w:hint="eastAsia"/>
+              <w:rFonts w:hint="eastAsia" w:ascii="宋体" w:hAnsi="宋体" w:eastAsia="宋体" w:cs="宋体"/>
               <w:szCs w:val="24"/>
             </w:rPr>
             <w:fldChar w:fldCharType="end"/>
@@ -2739,28 +2764,28 @@
         </w:p>
         <w:p>
           <w:pPr>
-            <w:pStyle w:val="TOC2"/>
+            <w:pStyle w:val="17"/>
             <w:tabs>
               <w:tab w:val="right" w:leader="dot" w:pos="8306"/>
             </w:tabs>
           </w:pPr>
           <w:r>
             <w:rPr>
-              <w:rFonts w:ascii="宋体" w:eastAsia="宋体" w:hAnsi="宋体" w:cs="宋体" w:hint="eastAsia"/>
+              <w:rFonts w:hint="eastAsia" w:ascii="宋体" w:hAnsi="宋体" w:eastAsia="宋体" w:cs="宋体"/>
               <w:szCs w:val="24"/>
             </w:rPr>
             <w:fldChar w:fldCharType="begin"/>
           </w:r>
           <w:r>
             <w:rPr>
-              <w:rFonts w:ascii="宋体" w:eastAsia="宋体" w:hAnsi="宋体" w:cs="宋体" w:hint="eastAsia"/>
+              <w:rFonts w:hint="eastAsia" w:ascii="宋体" w:hAnsi="宋体" w:eastAsia="宋体" w:cs="宋体"/>
               <w:szCs w:val="24"/>
             </w:rPr>
-            <w:instrText xml:space="preserve"> HYPERLINK \l _Toc17628 </w:instrText>
-          </w:r>
-          <w:r>
-            <w:rPr>
-              <w:rFonts w:ascii="宋体" w:eastAsia="宋体" w:hAnsi="宋体" w:cs="宋体" w:hint="eastAsia"/>
+            <w:instrText xml:space="preserve"> HYPERLINK \l _Toc27449 </w:instrText>
+          </w:r>
+          <w:r>
+            <w:rPr>
+              <w:rFonts w:hint="eastAsia" w:ascii="宋体" w:hAnsi="宋体" w:eastAsia="宋体" w:cs="宋体"/>
               <w:szCs w:val="24"/>
             </w:rPr>
             <w:fldChar w:fldCharType="separate"/>
@@ -2779,7 +2804,7 @@
             <w:fldChar w:fldCharType="begin"/>
           </w:r>
           <w:r>
-            <w:instrText xml:space="preserve"> PAGEREF _Toc17628 \h </w:instrText>
+            <w:instrText xml:space="preserve"> PAGEREF _Toc27449 \h </w:instrText>
           </w:r>
           <w:r>
             <w:fldChar w:fldCharType="separate"/>
@@ -2792,7 +2817,7 @@
           </w:r>
           <w:r>
             <w:rPr>
-              <w:rFonts w:ascii="宋体" w:eastAsia="宋体" w:hAnsi="宋体" w:cs="宋体" w:hint="eastAsia"/>
+              <w:rFonts w:hint="eastAsia" w:ascii="宋体" w:hAnsi="宋体" w:eastAsia="宋体" w:cs="宋体"/>
               <w:szCs w:val="24"/>
             </w:rPr>
             <w:fldChar w:fldCharType="end"/>
@@ -2800,28 +2825,28 @@
         </w:p>
         <w:p>
           <w:pPr>
-            <w:pStyle w:val="TOC1"/>
+            <w:pStyle w:val="16"/>
             <w:tabs>
               <w:tab w:val="right" w:leader="dot" w:pos="8306"/>
             </w:tabs>
           </w:pPr>
           <w:r>
             <w:rPr>
-              <w:rFonts w:ascii="宋体" w:eastAsia="宋体" w:hAnsi="宋体" w:cs="宋体" w:hint="eastAsia"/>
+              <w:rFonts w:hint="eastAsia" w:ascii="宋体" w:hAnsi="宋体" w:eastAsia="宋体" w:cs="宋体"/>
               <w:szCs w:val="24"/>
             </w:rPr>
             <w:fldChar w:fldCharType="begin"/>
           </w:r>
           <w:r>
             <w:rPr>
-              <w:rFonts w:ascii="宋体" w:eastAsia="宋体" w:hAnsi="宋体" w:cs="宋体" w:hint="eastAsia"/>
+              <w:rFonts w:hint="eastAsia" w:ascii="宋体" w:hAnsi="宋体" w:eastAsia="宋体" w:cs="宋体"/>
               <w:szCs w:val="24"/>
             </w:rPr>
-            <w:instrText xml:space="preserve"> HYPERLINK \l _Toc5857 </w:instrText>
-          </w:r>
-          <w:r>
-            <w:rPr>
-              <w:rFonts w:ascii="宋体" w:eastAsia="宋体" w:hAnsi="宋体" w:cs="宋体" w:hint="eastAsia"/>
+            <w:instrText xml:space="preserve"> HYPERLINK \l _Toc11210 </w:instrText>
+          </w:r>
+          <w:r>
+            <w:rPr>
+              <w:rFonts w:hint="eastAsia" w:ascii="宋体" w:hAnsi="宋体" w:eastAsia="宋体" w:cs="宋体"/>
               <w:szCs w:val="24"/>
             </w:rPr>
             <w:fldChar w:fldCharType="separate"/>
@@ -2840,7 +2865,7 @@
             <w:fldChar w:fldCharType="begin"/>
           </w:r>
           <w:r>
-            <w:instrText xml:space="preserve"> PAGEREF _Toc5857 \h </w:instrText>
+            <w:instrText xml:space="preserve"> PAGEREF _Toc11210 \h </w:instrText>
           </w:r>
           <w:r>
             <w:fldChar w:fldCharType="separate"/>
@@ -2853,7 +2878,7 @@
           </w:r>
           <w:r>
             <w:rPr>
-              <w:rFonts w:ascii="宋体" w:eastAsia="宋体" w:hAnsi="宋体" w:cs="宋体" w:hint="eastAsia"/>
+              <w:rFonts w:hint="eastAsia" w:ascii="宋体" w:hAnsi="宋体" w:eastAsia="宋体" w:cs="宋体"/>
               <w:szCs w:val="24"/>
             </w:rPr>
             <w:fldChar w:fldCharType="end"/>
@@ -2861,28 +2886,28 @@
         </w:p>
         <w:p>
           <w:pPr>
-            <w:pStyle w:val="TOC2"/>
+            <w:pStyle w:val="17"/>
             <w:tabs>
               <w:tab w:val="right" w:leader="dot" w:pos="8306"/>
             </w:tabs>
           </w:pPr>
           <w:r>
             <w:rPr>
-              <w:rFonts w:ascii="宋体" w:eastAsia="宋体" w:hAnsi="宋体" w:cs="宋体" w:hint="eastAsia"/>
+              <w:rFonts w:hint="eastAsia" w:ascii="宋体" w:hAnsi="宋体" w:eastAsia="宋体" w:cs="宋体"/>
               <w:szCs w:val="24"/>
             </w:rPr>
             <w:fldChar w:fldCharType="begin"/>
           </w:r>
           <w:r>
             <w:rPr>
-              <w:rFonts w:ascii="宋体" w:eastAsia="宋体" w:hAnsi="宋体" w:cs="宋体" w:hint="eastAsia"/>
+              <w:rFonts w:hint="eastAsia" w:ascii="宋体" w:hAnsi="宋体" w:eastAsia="宋体" w:cs="宋体"/>
               <w:szCs w:val="24"/>
             </w:rPr>
-            <w:instrText xml:space="preserve"> HYPERLINK \l _Toc14465 </w:instrText>
-          </w:r>
-          <w:r>
-            <w:rPr>
-              <w:rFonts w:ascii="宋体" w:eastAsia="宋体" w:hAnsi="宋体" w:cs="宋体" w:hint="eastAsia"/>
+            <w:instrText xml:space="preserve"> HYPERLINK \l _Toc6268 </w:instrText>
+          </w:r>
+          <w:r>
+            <w:rPr>
+              <w:rFonts w:hint="eastAsia" w:ascii="宋体" w:hAnsi="宋体" w:eastAsia="宋体" w:cs="宋体"/>
               <w:szCs w:val="24"/>
             </w:rPr>
             <w:fldChar w:fldCharType="separate"/>
@@ -2901,7 +2926,7 @@
             <w:fldChar w:fldCharType="begin"/>
           </w:r>
           <w:r>
-            <w:instrText xml:space="preserve"> PAGEREF _Toc14465 \h </w:instrText>
+            <w:instrText xml:space="preserve"> PAGEREF _Toc6268 \h </w:instrText>
           </w:r>
           <w:r>
             <w:fldChar w:fldCharType="separate"/>
@@ -2914,7 +2939,7 @@
           </w:r>
           <w:r>
             <w:rPr>
-              <w:rFonts w:ascii="宋体" w:eastAsia="宋体" w:hAnsi="宋体" w:cs="宋体" w:hint="eastAsia"/>
+              <w:rFonts w:hint="eastAsia" w:ascii="宋体" w:hAnsi="宋体" w:eastAsia="宋体" w:cs="宋体"/>
               <w:szCs w:val="24"/>
             </w:rPr>
             <w:fldChar w:fldCharType="end"/>
@@ -2922,28 +2947,28 @@
         </w:p>
         <w:p>
           <w:pPr>
-            <w:pStyle w:val="TOC2"/>
+            <w:pStyle w:val="17"/>
             <w:tabs>
               <w:tab w:val="right" w:leader="dot" w:pos="8306"/>
             </w:tabs>
           </w:pPr>
           <w:r>
             <w:rPr>
-              <w:rFonts w:ascii="宋体" w:eastAsia="宋体" w:hAnsi="宋体" w:cs="宋体" w:hint="eastAsia"/>
+              <w:rFonts w:hint="eastAsia" w:ascii="宋体" w:hAnsi="宋体" w:eastAsia="宋体" w:cs="宋体"/>
               <w:szCs w:val="24"/>
             </w:rPr>
             <w:fldChar w:fldCharType="begin"/>
           </w:r>
           <w:r>
             <w:rPr>
-              <w:rFonts w:ascii="宋体" w:eastAsia="宋体" w:hAnsi="宋体" w:cs="宋体" w:hint="eastAsia"/>
+              <w:rFonts w:hint="eastAsia" w:ascii="宋体" w:hAnsi="宋体" w:eastAsia="宋体" w:cs="宋体"/>
               <w:szCs w:val="24"/>
             </w:rPr>
-            <w:instrText xml:space="preserve"> HYPERLINK \l _Toc15557 </w:instrText>
-          </w:r>
-          <w:r>
-            <w:rPr>
-              <w:rFonts w:ascii="宋体" w:eastAsia="宋体" w:hAnsi="宋体" w:cs="宋体" w:hint="eastAsia"/>
+            <w:instrText xml:space="preserve"> HYPERLINK \l _Toc23716 </w:instrText>
+          </w:r>
+          <w:r>
+            <w:rPr>
+              <w:rFonts w:hint="eastAsia" w:ascii="宋体" w:hAnsi="宋体" w:eastAsia="宋体" w:cs="宋体"/>
               <w:szCs w:val="24"/>
             </w:rPr>
             <w:fldChar w:fldCharType="separate"/>
@@ -2962,7 +2987,7 @@
             <w:fldChar w:fldCharType="begin"/>
           </w:r>
           <w:r>
-            <w:instrText xml:space="preserve"> PAGEREF _Toc15557 \h </w:instrText>
+            <w:instrText xml:space="preserve"> PAGEREF _Toc23716 \h </w:instrText>
           </w:r>
           <w:r>
             <w:fldChar w:fldCharType="separate"/>
@@ -2975,7 +3000,7 @@
           </w:r>
           <w:r>
             <w:rPr>
-              <w:rFonts w:ascii="宋体" w:eastAsia="宋体" w:hAnsi="宋体" w:cs="宋体" w:hint="eastAsia"/>
+              <w:rFonts w:hint="eastAsia" w:ascii="宋体" w:hAnsi="宋体" w:eastAsia="宋体" w:cs="宋体"/>
               <w:szCs w:val="24"/>
             </w:rPr>
             <w:fldChar w:fldCharType="end"/>
@@ -2983,28 +3008,28 @@
         </w:p>
         <w:p>
           <w:pPr>
-            <w:pStyle w:val="TOC2"/>
+            <w:pStyle w:val="17"/>
             <w:tabs>
               <w:tab w:val="right" w:leader="dot" w:pos="8306"/>
             </w:tabs>
           </w:pPr>
           <w:r>
             <w:rPr>
-              <w:rFonts w:ascii="宋体" w:eastAsia="宋体" w:hAnsi="宋体" w:cs="宋体" w:hint="eastAsia"/>
+              <w:rFonts w:hint="eastAsia" w:ascii="宋体" w:hAnsi="宋体" w:eastAsia="宋体" w:cs="宋体"/>
               <w:szCs w:val="24"/>
             </w:rPr>
             <w:fldChar w:fldCharType="begin"/>
           </w:r>
           <w:r>
             <w:rPr>
-              <w:rFonts w:ascii="宋体" w:eastAsia="宋体" w:hAnsi="宋体" w:cs="宋体" w:hint="eastAsia"/>
+              <w:rFonts w:hint="eastAsia" w:ascii="宋体" w:hAnsi="宋体" w:eastAsia="宋体" w:cs="宋体"/>
               <w:szCs w:val="24"/>
             </w:rPr>
-            <w:instrText xml:space="preserve"> HYPERLINK \l _Toc9211 </w:instrText>
-          </w:r>
-          <w:r>
-            <w:rPr>
-              <w:rFonts w:ascii="宋体" w:eastAsia="宋体" w:hAnsi="宋体" w:cs="宋体" w:hint="eastAsia"/>
+            <w:instrText xml:space="preserve"> HYPERLINK \l _Toc28966 </w:instrText>
+          </w:r>
+          <w:r>
+            <w:rPr>
+              <w:rFonts w:hint="eastAsia" w:ascii="宋体" w:hAnsi="宋体" w:eastAsia="宋体" w:cs="宋体"/>
               <w:szCs w:val="24"/>
             </w:rPr>
             <w:fldChar w:fldCharType="separate"/>
@@ -3023,7 +3048,7 @@
             <w:fldChar w:fldCharType="begin"/>
           </w:r>
           <w:r>
-            <w:instrText xml:space="preserve"> PAGEREF _Toc9211 \h </w:instrText>
+            <w:instrText xml:space="preserve"> PAGEREF _Toc28966 \h </w:instrText>
           </w:r>
           <w:r>
             <w:fldChar w:fldCharType="separate"/>
@@ -3036,7 +3061,7 @@
           </w:r>
           <w:r>
             <w:rPr>
-              <w:rFonts w:ascii="宋体" w:eastAsia="宋体" w:hAnsi="宋体" w:cs="宋体" w:hint="eastAsia"/>
+              <w:rFonts w:hint="eastAsia" w:ascii="宋体" w:hAnsi="宋体" w:eastAsia="宋体" w:cs="宋体"/>
               <w:szCs w:val="24"/>
             </w:rPr>
             <w:fldChar w:fldCharType="end"/>
@@ -3044,28 +3069,28 @@
         </w:p>
         <w:p>
           <w:pPr>
-            <w:pStyle w:val="TOC2"/>
+            <w:pStyle w:val="17"/>
             <w:tabs>
               <w:tab w:val="right" w:leader="dot" w:pos="8306"/>
             </w:tabs>
           </w:pPr>
           <w:r>
             <w:rPr>
-              <w:rFonts w:ascii="宋体" w:eastAsia="宋体" w:hAnsi="宋体" w:cs="宋体" w:hint="eastAsia"/>
+              <w:rFonts w:hint="eastAsia" w:ascii="宋体" w:hAnsi="宋体" w:eastAsia="宋体" w:cs="宋体"/>
               <w:szCs w:val="24"/>
             </w:rPr>
             <w:fldChar w:fldCharType="begin"/>
           </w:r>
           <w:r>
             <w:rPr>
-              <w:rFonts w:ascii="宋体" w:eastAsia="宋体" w:hAnsi="宋体" w:cs="宋体" w:hint="eastAsia"/>
+              <w:rFonts w:hint="eastAsia" w:ascii="宋体" w:hAnsi="宋体" w:eastAsia="宋体" w:cs="宋体"/>
               <w:szCs w:val="24"/>
             </w:rPr>
-            <w:instrText xml:space="preserve"> HYPERLINK \l _Toc17417 </w:instrText>
-          </w:r>
-          <w:r>
-            <w:rPr>
-              <w:rFonts w:ascii="宋体" w:eastAsia="宋体" w:hAnsi="宋体" w:cs="宋体" w:hint="eastAsia"/>
+            <w:instrText xml:space="preserve"> HYPERLINK \l _Toc20895 </w:instrText>
+          </w:r>
+          <w:r>
+            <w:rPr>
+              <w:rFonts w:hint="eastAsia" w:ascii="宋体" w:hAnsi="宋体" w:eastAsia="宋体" w:cs="宋体"/>
               <w:szCs w:val="24"/>
             </w:rPr>
             <w:fldChar w:fldCharType="separate"/>
@@ -3084,7 +3109,7 @@
             <w:fldChar w:fldCharType="begin"/>
           </w:r>
           <w:r>
-            <w:instrText xml:space="preserve"> PAGEREF _Toc17417 \h </w:instrText>
+            <w:instrText xml:space="preserve"> PAGEREF _Toc20895 \h </w:instrText>
           </w:r>
           <w:r>
             <w:fldChar w:fldCharType="separate"/>
@@ -3097,7 +3122,7 @@
           </w:r>
           <w:r>
             <w:rPr>
-              <w:rFonts w:ascii="宋体" w:eastAsia="宋体" w:hAnsi="宋体" w:cs="宋体" w:hint="eastAsia"/>
+              <w:rFonts w:hint="eastAsia" w:ascii="宋体" w:hAnsi="宋体" w:eastAsia="宋体" w:cs="宋体"/>
               <w:szCs w:val="24"/>
             </w:rPr>
             <w:fldChar w:fldCharType="end"/>
@@ -3105,28 +3130,28 @@
         </w:p>
         <w:p>
           <w:pPr>
-            <w:pStyle w:val="TOC2"/>
+            <w:pStyle w:val="17"/>
             <w:tabs>
               <w:tab w:val="right" w:leader="dot" w:pos="8306"/>
             </w:tabs>
           </w:pPr>
           <w:r>
             <w:rPr>
-              <w:rFonts w:ascii="宋体" w:eastAsia="宋体" w:hAnsi="宋体" w:cs="宋体" w:hint="eastAsia"/>
+              <w:rFonts w:hint="eastAsia" w:ascii="宋体" w:hAnsi="宋体" w:eastAsia="宋体" w:cs="宋体"/>
               <w:szCs w:val="24"/>
             </w:rPr>
             <w:fldChar w:fldCharType="begin"/>
           </w:r>
           <w:r>
             <w:rPr>
-              <w:rFonts w:ascii="宋体" w:eastAsia="宋体" w:hAnsi="宋体" w:cs="宋体" w:hint="eastAsia"/>
+              <w:rFonts w:hint="eastAsia" w:ascii="宋体" w:hAnsi="宋体" w:eastAsia="宋体" w:cs="宋体"/>
               <w:szCs w:val="24"/>
             </w:rPr>
-            <w:instrText xml:space="preserve"> HYPERLINK \l _Toc3524 </w:instrText>
-          </w:r>
-          <w:r>
-            <w:rPr>
-              <w:rFonts w:ascii="宋体" w:eastAsia="宋体" w:hAnsi="宋体" w:cs="宋体" w:hint="eastAsia"/>
+            <w:instrText xml:space="preserve"> HYPERLINK \l _Toc21354 </w:instrText>
+          </w:r>
+          <w:r>
+            <w:rPr>
+              <w:rFonts w:hint="eastAsia" w:ascii="宋体" w:hAnsi="宋体" w:eastAsia="宋体" w:cs="宋体"/>
               <w:szCs w:val="24"/>
             </w:rPr>
             <w:fldChar w:fldCharType="separate"/>
@@ -3145,7 +3170,7 @@
             <w:fldChar w:fldCharType="begin"/>
           </w:r>
           <w:r>
-            <w:instrText xml:space="preserve"> PAGEREF _Toc3524 \h </w:instrText>
+            <w:instrText xml:space="preserve"> PAGEREF _Toc21354 \h </w:instrText>
           </w:r>
           <w:r>
             <w:fldChar w:fldCharType="separate"/>
@@ -3158,7 +3183,7 @@
           </w:r>
           <w:r>
             <w:rPr>
-              <w:rFonts w:ascii="宋体" w:eastAsia="宋体" w:hAnsi="宋体" w:cs="宋体" w:hint="eastAsia"/>
+              <w:rFonts w:hint="eastAsia" w:ascii="宋体" w:hAnsi="宋体" w:eastAsia="宋体" w:cs="宋体"/>
               <w:szCs w:val="24"/>
             </w:rPr>
             <w:fldChar w:fldCharType="end"/>
@@ -3166,28 +3191,28 @@
         </w:p>
         <w:p>
           <w:pPr>
-            <w:pStyle w:val="TOC1"/>
+            <w:pStyle w:val="16"/>
             <w:tabs>
               <w:tab w:val="right" w:leader="dot" w:pos="8306"/>
             </w:tabs>
           </w:pPr>
           <w:r>
             <w:rPr>
-              <w:rFonts w:ascii="宋体" w:eastAsia="宋体" w:hAnsi="宋体" w:cs="宋体" w:hint="eastAsia"/>
+              <w:rFonts w:hint="eastAsia" w:ascii="宋体" w:hAnsi="宋体" w:eastAsia="宋体" w:cs="宋体"/>
               <w:szCs w:val="24"/>
             </w:rPr>
             <w:fldChar w:fldCharType="begin"/>
           </w:r>
           <w:r>
             <w:rPr>
-              <w:rFonts w:ascii="宋体" w:eastAsia="宋体" w:hAnsi="宋体" w:cs="宋体" w:hint="eastAsia"/>
+              <w:rFonts w:hint="eastAsia" w:ascii="宋体" w:hAnsi="宋体" w:eastAsia="宋体" w:cs="宋体"/>
               <w:szCs w:val="24"/>
             </w:rPr>
-            <w:instrText xml:space="preserve"> HYPERLINK \l _Toc29200 </w:instrText>
-          </w:r>
-          <w:r>
-            <w:rPr>
-              <w:rFonts w:ascii="宋体" w:eastAsia="宋体" w:hAnsi="宋体" w:cs="宋体" w:hint="eastAsia"/>
+            <w:instrText xml:space="preserve"> HYPERLINK \l _Toc11474 </w:instrText>
+          </w:r>
+          <w:r>
+            <w:rPr>
+              <w:rFonts w:hint="eastAsia" w:ascii="宋体" w:hAnsi="宋体" w:eastAsia="宋体" w:cs="宋体"/>
               <w:szCs w:val="24"/>
             </w:rPr>
             <w:fldChar w:fldCharType="separate"/>
@@ -3206,7 +3231,7 @@
             <w:fldChar w:fldCharType="begin"/>
           </w:r>
           <w:r>
-            <w:instrText xml:space="preserve"> PAGEREF _Toc29200 \h </w:instrText>
+            <w:instrText xml:space="preserve"> PAGEREF _Toc11474 \h </w:instrText>
           </w:r>
           <w:r>
             <w:fldChar w:fldCharType="separate"/>
@@ -3219,7 +3244,7 @@
           </w:r>
           <w:r>
             <w:rPr>
-              <w:rFonts w:ascii="宋体" w:eastAsia="宋体" w:hAnsi="宋体" w:cs="宋体" w:hint="eastAsia"/>
+              <w:rFonts w:hint="eastAsia" w:ascii="宋体" w:hAnsi="宋体" w:eastAsia="宋体" w:cs="宋体"/>
               <w:szCs w:val="24"/>
             </w:rPr>
             <w:fldChar w:fldCharType="end"/>
@@ -3227,28 +3252,28 @@
         </w:p>
         <w:p>
           <w:pPr>
-            <w:pStyle w:val="TOC1"/>
+            <w:pStyle w:val="16"/>
             <w:tabs>
               <w:tab w:val="right" w:leader="dot" w:pos="8306"/>
             </w:tabs>
           </w:pPr>
           <w:r>
             <w:rPr>
-              <w:rFonts w:ascii="宋体" w:eastAsia="宋体" w:hAnsi="宋体" w:cs="宋体" w:hint="eastAsia"/>
+              <w:rFonts w:hint="eastAsia" w:ascii="宋体" w:hAnsi="宋体" w:eastAsia="宋体" w:cs="宋体"/>
               <w:szCs w:val="24"/>
             </w:rPr>
             <w:fldChar w:fldCharType="begin"/>
           </w:r>
           <w:r>
             <w:rPr>
-              <w:rFonts w:ascii="宋体" w:eastAsia="宋体" w:hAnsi="宋体" w:cs="宋体" w:hint="eastAsia"/>
+              <w:rFonts w:hint="eastAsia" w:ascii="宋体" w:hAnsi="宋体" w:eastAsia="宋体" w:cs="宋体"/>
               <w:szCs w:val="24"/>
             </w:rPr>
-            <w:instrText xml:space="preserve"> HYPERLINK \l _Toc802 </w:instrText>
-          </w:r>
-          <w:r>
-            <w:rPr>
-              <w:rFonts w:ascii="宋体" w:eastAsia="宋体" w:hAnsi="宋体" w:cs="宋体" w:hint="eastAsia"/>
+            <w:instrText xml:space="preserve"> HYPERLINK \l _Toc27373 </w:instrText>
+          </w:r>
+          <w:r>
+            <w:rPr>
+              <w:rFonts w:hint="eastAsia" w:ascii="宋体" w:hAnsi="宋体" w:eastAsia="宋体" w:cs="宋体"/>
               <w:szCs w:val="24"/>
             </w:rPr>
             <w:fldChar w:fldCharType="separate"/>
@@ -3274,7 +3299,7 @@
             <w:fldChar w:fldCharType="begin"/>
           </w:r>
           <w:r>
-            <w:instrText xml:space="preserve"> PAGEREF _Toc802 \h </w:instrText>
+            <w:instrText xml:space="preserve"> PAGEREF _Toc27373 \h </w:instrText>
           </w:r>
           <w:r>
             <w:fldChar w:fldCharType="separate"/>
@@ -3287,7 +3312,7 @@
           </w:r>
           <w:r>
             <w:rPr>
-              <w:rFonts w:ascii="宋体" w:eastAsia="宋体" w:hAnsi="宋体" w:cs="宋体" w:hint="eastAsia"/>
+              <w:rFonts w:hint="eastAsia" w:ascii="宋体" w:hAnsi="宋体" w:eastAsia="宋体" w:cs="宋体"/>
               <w:szCs w:val="24"/>
             </w:rPr>
             <w:fldChar w:fldCharType="end"/>
@@ -3295,28 +3320,28 @@
         </w:p>
         <w:p>
           <w:pPr>
-            <w:pStyle w:val="TOC1"/>
+            <w:pStyle w:val="16"/>
             <w:tabs>
               <w:tab w:val="right" w:leader="dot" w:pos="8306"/>
             </w:tabs>
           </w:pPr>
           <w:r>
             <w:rPr>
-              <w:rFonts w:ascii="宋体" w:eastAsia="宋体" w:hAnsi="宋体" w:cs="宋体" w:hint="eastAsia"/>
+              <w:rFonts w:hint="eastAsia" w:ascii="宋体" w:hAnsi="宋体" w:eastAsia="宋体" w:cs="宋体"/>
               <w:szCs w:val="24"/>
             </w:rPr>
             <w:fldChar w:fldCharType="begin"/>
           </w:r>
           <w:r>
             <w:rPr>
-              <w:rFonts w:ascii="宋体" w:eastAsia="宋体" w:hAnsi="宋体" w:cs="宋体" w:hint="eastAsia"/>
+              <w:rFonts w:hint="eastAsia" w:ascii="宋体" w:hAnsi="宋体" w:eastAsia="宋体" w:cs="宋体"/>
               <w:szCs w:val="24"/>
             </w:rPr>
-            <w:instrText xml:space="preserve"> HYPERLINK \l _Toc20154 </w:instrText>
-          </w:r>
-          <w:r>
-            <w:rPr>
-              <w:rFonts w:ascii="宋体" w:eastAsia="宋体" w:hAnsi="宋体" w:cs="宋体" w:hint="eastAsia"/>
+            <w:instrText xml:space="preserve"> HYPERLINK \l _Toc23956 </w:instrText>
+          </w:r>
+          <w:r>
+            <w:rPr>
+              <w:rFonts w:hint="eastAsia" w:ascii="宋体" w:hAnsi="宋体" w:eastAsia="宋体" w:cs="宋体"/>
               <w:szCs w:val="24"/>
             </w:rPr>
             <w:fldChar w:fldCharType="separate"/>
@@ -3335,7 +3360,7 @@
             <w:fldChar w:fldCharType="begin"/>
           </w:r>
           <w:r>
-            <w:instrText xml:space="preserve"> PAGEREF _Toc20154 \h </w:instrText>
+            <w:instrText xml:space="preserve"> PAGEREF _Toc23956 \h </w:instrText>
           </w:r>
           <w:r>
             <w:fldChar w:fldCharType="separate"/>
@@ -3348,7 +3373,7 @@
           </w:r>
           <w:r>
             <w:rPr>
-              <w:rFonts w:ascii="宋体" w:eastAsia="宋体" w:hAnsi="宋体" w:cs="宋体" w:hint="eastAsia"/>
+              <w:rFonts w:hint="eastAsia" w:ascii="宋体" w:hAnsi="宋体" w:eastAsia="宋体" w:cs="宋体"/>
               <w:szCs w:val="24"/>
             </w:rPr>
             <w:fldChar w:fldCharType="end"/>
@@ -3371,7 +3396,7 @@
             <w:snapToGrid w:val="0"/>
             <w:textAlignment w:val="baseline"/>
             <w:rPr>
-              <w:rFonts w:ascii="宋体" w:eastAsia="宋体" w:hAnsi="宋体" w:cs="宋体" w:hint="eastAsia"/>
+              <w:rFonts w:hint="eastAsia" w:ascii="宋体" w:hAnsi="宋体" w:eastAsia="宋体" w:cs="宋体"/>
               <w:snapToGrid w:val="0"/>
               <w:color w:val="000000"/>
               <w:kern w:val="0"/>
@@ -3382,7 +3407,7 @@
           </w:pPr>
           <w:r>
             <w:rPr>
-              <w:rFonts w:ascii="宋体" w:eastAsia="宋体" w:hAnsi="宋体" w:cs="宋体" w:hint="eastAsia"/>
+              <w:rFonts w:hint="eastAsia" w:ascii="宋体" w:hAnsi="宋体" w:eastAsia="宋体" w:cs="宋体"/>
               <w:szCs w:val="24"/>
             </w:rPr>
             <w:fldChar w:fldCharType="end"/>
@@ -3407,7 +3432,7 @@
         <w:snapToGrid w:val="0"/>
         <w:textAlignment w:val="baseline"/>
         <w:rPr>
-          <w:rFonts w:ascii="Arial" w:eastAsia="Arial" w:hAnsi="Arial" w:cs="Arial"/>
+          <w:rFonts w:ascii="Arial" w:hAnsi="Arial" w:eastAsia="Arial" w:cs="Arial"/>
           <w:snapToGrid w:val="0"/>
           <w:color w:val="000000"/>
           <w:kern w:val="0"/>
@@ -3418,7 +3443,7 @@
       </w:pPr>
       <w:r>
         <w:rPr>
-          <w:rFonts w:ascii="Arial" w:eastAsia="Arial" w:hAnsi="Arial" w:cs="Arial"/>
+          <w:rFonts w:ascii="Arial" w:hAnsi="Arial" w:eastAsia="Arial" w:cs="Arial"/>
           <w:snapToGrid w:val="0"/>
           <w:color w:val="000000"/>
           <w:kern w:val="0"/>
@@ -3431,7 +3456,7 @@
     </w:p>
     <w:p>
       <w:pPr>
-        <w:pStyle w:val="1"/>
+        <w:pStyle w:val="28"/>
         <w:keepNext w:val="0"/>
         <w:keepLines w:val="0"/>
         <w:pageBreakBefore w:val="0"/>
@@ -3451,7 +3476,7 @@
           <w:lang w:val="en-US" w:eastAsia="zh-CN"/>
         </w:rPr>
       </w:pPr>
-      <w:bookmarkStart w:id="3" w:name="_Toc19419"/>
+      <w:bookmarkStart w:id="2" w:name="_Toc25239"/>
       <w:r>
         <w:rPr>
           <w:rFonts w:hint="default"/>
@@ -3459,11 +3484,11 @@
         </w:rPr>
         <w:t>总则</w:t>
       </w:r>
-      <w:bookmarkEnd w:id="3"/>
+      <w:bookmarkEnd w:id="2"/>
     </w:p>
     <w:p>
       <w:pPr>
-        <w:pStyle w:val="2"/>
+        <w:pStyle w:val="30"/>
         <w:keepNext w:val="0"/>
         <w:keepLines w:val="0"/>
         <w:pageBreakBefore w:val="0"/>
@@ -3483,7 +3508,7 @@
           <w:lang w:val="en-US" w:eastAsia="zh-CN"/>
         </w:rPr>
       </w:pPr>
-      <w:bookmarkStart w:id="4" w:name="_Toc4117"/>
+      <w:bookmarkStart w:id="3" w:name="_Toc24504"/>
       <w:r>
         <w:rPr>
           <w:rFonts w:hint="default"/>
@@ -3491,11 +3516,11 @@
         </w:rPr>
         <w:t>目的</w:t>
       </w:r>
-      <w:bookmarkEnd w:id="4"/>
+      <w:bookmarkEnd w:id="3"/>
     </w:p>
     <w:p>
       <w:pPr>
-        <w:pStyle w:val="a1"/>
+        <w:pStyle w:val="29"/>
         <w:keepNext w:val="0"/>
         <w:keepLines w:val="0"/>
         <w:pageBreakBefore w:val="0"/>
@@ -3525,7 +3550,7 @@
     </w:p>
     <w:p>
       <w:pPr>
-        <w:pStyle w:val="2"/>
+        <w:pStyle w:val="30"/>
         <w:keepNext w:val="0"/>
         <w:keepLines w:val="0"/>
         <w:pageBreakBefore w:val="0"/>
@@ -3545,7 +3570,7 @@
           <w:lang w:val="en-US" w:eastAsia="zh-CN"/>
         </w:rPr>
       </w:pPr>
-      <w:bookmarkStart w:id="5" w:name="_Toc7137"/>
+      <w:bookmarkStart w:id="4" w:name="_Toc21481"/>
       <w:r>
         <w:rPr>
           <w:rFonts w:hint="default"/>
@@ -3553,11 +3578,11 @@
         </w:rPr>
         <w:t>适用范围</w:t>
       </w:r>
-      <w:bookmarkEnd w:id="5"/>
+      <w:bookmarkEnd w:id="4"/>
     </w:p>
     <w:p>
       <w:pPr>
-        <w:pStyle w:val="a1"/>
+        <w:pStyle w:val="29"/>
         <w:keepNext w:val="0"/>
         <w:keepLines w:val="0"/>
         <w:pageBreakBefore w:val="0"/>
@@ -3587,7 +3612,7 @@
     </w:p>
     <w:p>
       <w:pPr>
-        <w:pStyle w:val="2"/>
+        <w:pStyle w:val="30"/>
         <w:keepNext w:val="0"/>
         <w:keepLines w:val="0"/>
         <w:pageBreakBefore w:val="0"/>
@@ -3607,7 +3632,7 @@
           <w:lang w:val="en-US" w:eastAsia="zh-CN"/>
         </w:rPr>
       </w:pPr>
-      <w:bookmarkStart w:id="6" w:name="_Toc30977"/>
+      <w:bookmarkStart w:id="5" w:name="_Toc29902"/>
       <w:r>
         <w:rPr>
           <w:rFonts w:hint="default"/>
@@ -3615,11 +3640,11 @@
         </w:rPr>
         <w:t>原则</w:t>
       </w:r>
-      <w:bookmarkEnd w:id="6"/>
+      <w:bookmarkEnd w:id="5"/>
     </w:p>
     <w:p>
       <w:pPr>
-        <w:pStyle w:val="a1"/>
+        <w:pStyle w:val="29"/>
         <w:keepNext w:val="0"/>
         <w:keepLines w:val="0"/>
         <w:pageBreakBefore w:val="0"/>
@@ -3649,7 +3674,7 @@
     </w:p>
     <w:p>
       <w:pPr>
-        <w:pStyle w:val="a1"/>
+        <w:pStyle w:val="29"/>
         <w:keepNext w:val="0"/>
         <w:keepLines w:val="0"/>
         <w:pageBreakBefore w:val="0"/>
@@ -3679,7 +3704,7 @@
     </w:p>
     <w:p>
       <w:pPr>
-        <w:pStyle w:val="a1"/>
+        <w:pStyle w:val="29"/>
         <w:keepNext w:val="0"/>
         <w:keepLines w:val="0"/>
         <w:pageBreakBefore w:val="0"/>
@@ -3709,7 +3734,7 @@
     </w:p>
     <w:p>
       <w:pPr>
-        <w:pStyle w:val="a1"/>
+        <w:pStyle w:val="29"/>
         <w:keepNext w:val="0"/>
         <w:keepLines w:val="0"/>
         <w:pageBreakBefore w:val="0"/>
@@ -3739,7 +3764,7 @@
     </w:p>
     <w:p>
       <w:pPr>
-        <w:pStyle w:val="a1"/>
+        <w:pStyle w:val="29"/>
         <w:keepNext w:val="0"/>
         <w:keepLines w:val="0"/>
         <w:pageBreakBefore w:val="0"/>
@@ -3769,7 +3794,7 @@
     </w:p>
     <w:p>
       <w:pPr>
-        <w:pStyle w:val="1"/>
+        <w:pStyle w:val="28"/>
         <w:keepNext w:val="0"/>
         <w:keepLines w:val="0"/>
         <w:pageBreakBefore w:val="0"/>
@@ -3789,7 +3814,7 @@
           <w:lang w:val="en-US" w:eastAsia="zh-CN"/>
         </w:rPr>
       </w:pPr>
-      <w:bookmarkStart w:id="7" w:name="_Toc586"/>
+      <w:bookmarkStart w:id="6" w:name="_Toc6436"/>
       <w:r>
         <w:rPr>
           <w:rFonts w:hint="default"/>
@@ -3797,11 +3822,11 @@
         </w:rPr>
         <w:t>定义与术语</w:t>
       </w:r>
-      <w:bookmarkEnd w:id="7"/>
+      <w:bookmarkEnd w:id="6"/>
     </w:p>
     <w:p>
       <w:pPr>
-        <w:pStyle w:val="a1"/>
+        <w:pStyle w:val="29"/>
         <w:keepNext w:val="0"/>
         <w:keepLines w:val="0"/>
         <w:pageBreakBefore w:val="0"/>
@@ -3831,7 +3856,7 @@
     </w:p>
     <w:p>
       <w:pPr>
-        <w:pStyle w:val="a1"/>
+        <w:pStyle w:val="29"/>
         <w:keepNext w:val="0"/>
         <w:keepLines w:val="0"/>
         <w:pageBreakBefore w:val="0"/>
@@ -3861,7 +3886,7 @@
     </w:p>
     <w:p>
       <w:pPr>
-        <w:pStyle w:val="a1"/>
+        <w:pStyle w:val="29"/>
         <w:keepNext w:val="0"/>
         <w:keepLines w:val="0"/>
         <w:pageBreakBefore w:val="0"/>
@@ -3891,7 +3916,7 @@
     </w:p>
     <w:p>
       <w:pPr>
-        <w:pStyle w:val="a1"/>
+        <w:pStyle w:val="29"/>
         <w:keepNext w:val="0"/>
         <w:keepLines w:val="0"/>
         <w:pageBreakBefore w:val="0"/>
@@ -3921,7 +3946,7 @@
     </w:p>
     <w:p>
       <w:pPr>
-        <w:pStyle w:val="a1"/>
+        <w:pStyle w:val="29"/>
         <w:keepNext w:val="0"/>
         <w:keepLines w:val="0"/>
         <w:pageBreakBefore w:val="0"/>
@@ -3951,7 +3976,7 @@
     </w:p>
     <w:p>
       <w:pPr>
-        <w:pStyle w:val="1"/>
+        <w:pStyle w:val="28"/>
         <w:keepNext w:val="0"/>
         <w:keepLines w:val="0"/>
         <w:pageBreakBefore w:val="0"/>
@@ -3971,7 +3996,7 @@
           <w:lang w:val="en-US" w:eastAsia="zh-CN"/>
         </w:rPr>
       </w:pPr>
-      <w:bookmarkStart w:id="8" w:name="_Toc24039"/>
+      <w:bookmarkStart w:id="7" w:name="_Toc22723"/>
       <w:r>
         <w:rPr>
           <w:rFonts w:hint="default"/>
@@ -3979,22 +4004,23 @@
         </w:rPr>
         <w:t>角色与职责</w:t>
       </w:r>
-      <w:bookmarkEnd w:id="8"/>
+      <w:bookmarkEnd w:id="7"/>
     </w:p>
     <w:tbl>
       <w:tblPr>
-        <w:tblStyle w:val="TableNormal"/>
+        <w:tblStyle w:val="20"/>
         <w:tblW w:w="9024" w:type="dxa"/>
         <w:tblInd w:w="0" w:type="dxa"/>
         <w:tblBorders>
-          <w:top w:val="single" w:sz="4" w:space="0" w:color="auto"/>
-          <w:left w:val="single" w:sz="4" w:space="0" w:color="auto"/>
-          <w:bottom w:val="single" w:sz="4" w:space="0" w:color="auto"/>
-          <w:right w:val="single" w:sz="4" w:space="0" w:color="auto"/>
-          <w:insideH w:val="single" w:sz="4" w:space="0" w:color="auto"/>
-          <w:insideV w:val="single" w:sz="4" w:space="0" w:color="auto"/>
+          <w:top w:val="single" w:color="auto" w:sz="4" w:space="0"/>
+          <w:left w:val="single" w:color="auto" w:sz="4" w:space="0"/>
+          <w:bottom w:val="single" w:color="auto" w:sz="4" w:space="0"/>
+          <w:right w:val="single" w:color="auto" w:sz="4" w:space="0"/>
+          <w:insideH w:val="single" w:color="auto" w:sz="4" w:space="0"/>
+          <w:insideV w:val="single" w:color="auto" w:sz="4" w:space="0"/>
         </w:tblBorders>
         <w:shd w:val="clear" w:color="auto" w:fill="auto"/>
+        <w:tblLayout w:type="autofit"/>
         <w:tblCellMar>
           <w:top w:w="15" w:type="dxa"/>
           <w:left w:w="15" w:type="dxa"/>
@@ -4009,15 +4035,13 @@
       </w:tblGrid>
       <w:tr>
         <w:tblPrEx>
-          <w:tblW w:w="9024" w:type="dxa"/>
-          <w:tblInd w:w="0" w:type="dxa"/>
           <w:tblBorders>
-            <w:top w:val="single" w:sz="4" w:space="0" w:color="auto"/>
-            <w:left w:val="single" w:sz="4" w:space="0" w:color="auto"/>
-            <w:bottom w:val="single" w:sz="4" w:space="0" w:color="auto"/>
-            <w:right w:val="single" w:sz="4" w:space="0" w:color="auto"/>
-            <w:insideH w:val="single" w:sz="4" w:space="0" w:color="auto"/>
-            <w:insideV w:val="single" w:sz="4" w:space="0" w:color="auto"/>
+            <w:top w:val="single" w:color="auto" w:sz="4" w:space="0"/>
+            <w:left w:val="single" w:color="auto" w:sz="4" w:space="0"/>
+            <w:bottom w:val="single" w:color="auto" w:sz="4" w:space="0"/>
+            <w:right w:val="single" w:color="auto" w:sz="4" w:space="0"/>
+            <w:insideH w:val="single" w:color="auto" w:sz="4" w:space="0"/>
+            <w:insideV w:val="single" w:color="auto" w:sz="4" w:space="0"/>
           </w:tblBorders>
           <w:shd w:val="clear" w:color="auto" w:fill="auto"/>
           <w:tblCellMar>
@@ -4049,10 +4073,10 @@
               <w:widowControl/>
               <w:suppressLineNumbers w:val="0"/>
               <w:spacing w:line="300" w:lineRule="atLeast"/>
-              <w:ind w:left="0" w:right="0" w:firstLine="0" w:leftChars="0" w:rightChars="0" w:firstLineChars="0"/>
+              <w:ind w:left="0" w:leftChars="0" w:right="0" w:rightChars="0" w:firstLine="0" w:firstLineChars="0"/>
               <w:jc w:val="center"/>
               <w:rPr>
-                <w:rFonts w:ascii="Segoe UI" w:eastAsia="Segoe UI" w:hAnsi="Segoe UI" w:cs="Segoe UI"/>
+                <w:rFonts w:ascii="Segoe UI" w:hAnsi="Segoe UI" w:eastAsia="Segoe UI" w:cs="Segoe UI"/>
                 <w:b/>
                 <w:bCs/>
                 <w:i w:val="0"/>
@@ -4066,7 +4090,7 @@
             </w:pPr>
             <w:r>
               <w:rPr>
-                <w:rFonts w:ascii="Segoe UI" w:eastAsia="Segoe UI" w:hAnsi="Segoe UI" w:cs="Segoe UI" w:hint="default"/>
+                <w:rFonts w:hint="default" w:ascii="Segoe UI" w:hAnsi="Segoe UI" w:eastAsia="Segoe UI" w:cs="Segoe UI"/>
                 <w:b/>
                 <w:bCs/>
                 <w:i w:val="0"/>
@@ -4103,10 +4127,10 @@
               <w:widowControl/>
               <w:suppressLineNumbers w:val="0"/>
               <w:spacing w:line="300" w:lineRule="atLeast"/>
-              <w:ind w:left="0" w:right="0" w:firstLine="0" w:leftChars="0" w:rightChars="0" w:firstLineChars="0"/>
+              <w:ind w:left="0" w:leftChars="0" w:right="0" w:rightChars="0" w:firstLine="0" w:firstLineChars="0"/>
               <w:jc w:val="center"/>
               <w:rPr>
-                <w:rFonts w:ascii="Segoe UI" w:eastAsia="Segoe UI" w:hAnsi="Segoe UI" w:cs="Segoe UI" w:hint="default"/>
+                <w:rFonts w:hint="default" w:ascii="Segoe UI" w:hAnsi="Segoe UI" w:eastAsia="Segoe UI" w:cs="Segoe UI"/>
                 <w:b/>
                 <w:bCs/>
                 <w:i w:val="0"/>
@@ -4120,7 +4144,7 @@
             </w:pPr>
             <w:r>
               <w:rPr>
-                <w:rFonts w:ascii="Segoe UI" w:eastAsia="Segoe UI" w:hAnsi="Segoe UI" w:cs="Segoe UI" w:hint="default"/>
+                <w:rFonts w:hint="default" w:ascii="Segoe UI" w:hAnsi="Segoe UI" w:eastAsia="Segoe UI" w:cs="Segoe UI"/>
                 <w:b/>
                 <w:bCs/>
                 <w:i w:val="0"/>
@@ -4157,10 +4181,10 @@
               <w:widowControl/>
               <w:suppressLineNumbers w:val="0"/>
               <w:spacing w:line="300" w:lineRule="atLeast"/>
-              <w:ind w:left="0" w:right="0" w:firstLine="0" w:leftChars="0" w:rightChars="0" w:firstLineChars="0"/>
+              <w:ind w:left="0" w:leftChars="0" w:right="0" w:rightChars="0" w:firstLine="0" w:firstLineChars="0"/>
               <w:jc w:val="center"/>
               <w:rPr>
-                <w:rFonts w:ascii="Segoe UI" w:eastAsia="Segoe UI" w:hAnsi="Segoe UI" w:cs="Segoe UI" w:hint="default"/>
+                <w:rFonts w:hint="default" w:ascii="Segoe UI" w:hAnsi="Segoe UI" w:eastAsia="Segoe UI" w:cs="Segoe UI"/>
                 <w:b/>
                 <w:bCs/>
                 <w:i w:val="0"/>
@@ -4174,7 +4198,7 @@
             </w:pPr>
             <w:r>
               <w:rPr>
-                <w:rFonts w:ascii="Segoe UI" w:eastAsia="Segoe UI" w:hAnsi="Segoe UI" w:cs="Segoe UI" w:hint="default"/>
+                <w:rFonts w:hint="default" w:ascii="Segoe UI" w:hAnsi="Segoe UI" w:eastAsia="Segoe UI" w:cs="Segoe UI"/>
                 <w:b/>
                 <w:bCs/>
                 <w:i w:val="0"/>
@@ -4195,8 +4219,250 @@
       </w:tr>
       <w:tr>
         <w:tblPrEx>
-          <w:tblW w:w="9024" w:type="dxa"/>
-          <w:tblInd w:w="0" w:type="dxa"/>
+          <w:tblBorders>
+            <w:top w:val="single" w:color="auto" w:sz="4" w:space="0"/>
+            <w:left w:val="single" w:color="auto" w:sz="4" w:space="0"/>
+            <w:bottom w:val="single" w:color="auto" w:sz="4" w:space="0"/>
+            <w:right w:val="single" w:color="auto" w:sz="4" w:space="0"/>
+            <w:insideH w:val="single" w:color="auto" w:sz="4" w:space="0"/>
+            <w:insideV w:val="single" w:color="auto" w:sz="4" w:space="0"/>
+          </w:tblBorders>
+          <w:tblCellMar>
+            <w:top w:w="15" w:type="dxa"/>
+            <w:left w:w="15" w:type="dxa"/>
+            <w:bottom w:w="15" w:type="dxa"/>
+            <w:right w:w="15" w:type="dxa"/>
+          </w:tblCellMar>
+        </w:tblPrEx>
+        <w:tc>
+          <w:tcPr>
+            <w:tcW w:w="2335" w:type="dxa"/>
+            <w:shd w:val="clear" w:color="auto" w:fill="auto"/>
+            <w:tcMar>
+              <w:top w:w="120" w:type="dxa"/>
+              <w:left w:w="0" w:type="dxa"/>
+              <w:bottom w:w="120" w:type="dxa"/>
+              <w:right w:w="192" w:type="dxa"/>
+            </w:tcMar>
+            <w:vAlign w:val="center"/>
+          </w:tcPr>
+          <w:p>
+            <w:pPr>
+              <w:keepNext w:val="0"/>
+              <w:keepLines w:val="0"/>
+              <w:widowControl/>
+              <w:suppressLineNumbers w:val="0"/>
+              <w:spacing w:line="300" w:lineRule="atLeast"/>
+              <w:ind w:left="0" w:leftChars="0" w:right="0" w:rightChars="0" w:firstLine="0" w:firstLineChars="0"/>
+              <w:jc w:val="center"/>
+              <w:rPr>
+                <w:rFonts w:hint="default" w:ascii="Segoe UI" w:hAnsi="Segoe UI" w:eastAsia="Segoe UI" w:cs="Segoe UI"/>
+                <w:i w:val="0"/>
+                <w:iCs w:val="0"/>
+                <w:caps w:val="0"/>
+                <w:color w:val="0F1115"/>
+                <w:spacing w:val="0"/>
+                <w:sz w:val="18"/>
+                <w:szCs w:val="18"/>
+              </w:rPr>
+            </w:pPr>
+            <w:r>
+              <w:rPr>
+                <w:rStyle w:val="23"/>
+                <w:rFonts w:hint="default" w:ascii="Segoe UI" w:hAnsi="Segoe UI" w:eastAsia="Segoe UI" w:cs="Segoe UI"/>
+                <w:b/>
+                <w:bCs/>
+                <w:i w:val="0"/>
+                <w:iCs w:val="0"/>
+                <w:caps w:val="0"/>
+                <w:snapToGrid w:val="0"/>
+                <w:color w:val="000000"/>
+                <w:spacing w:val="0"/>
+                <w:kern w:val="0"/>
+                <w:sz w:val="18"/>
+                <w:szCs w:val="18"/>
+                <w:lang w:val="en-US" w:eastAsia="zh-CN"/>
+              </w:rPr>
+              <w:t>服务连续性负责人</w:t>
+            </w:r>
+          </w:p>
+        </w:tc>
+        <w:tc>
+          <w:tcPr>
+            <w:tcW w:w="4320" w:type="dxa"/>
+            <w:shd w:val="clear" w:color="auto" w:fill="auto"/>
+            <w:tcMar>
+              <w:top w:w="120" w:type="dxa"/>
+              <w:left w:w="192" w:type="dxa"/>
+              <w:bottom w:w="120" w:type="dxa"/>
+              <w:right w:w="192" w:type="dxa"/>
+            </w:tcMar>
+            <w:vAlign w:val="center"/>
+          </w:tcPr>
+          <w:p>
+            <w:pPr>
+              <w:keepNext w:val="0"/>
+              <w:keepLines w:val="0"/>
+              <w:widowControl/>
+              <w:suppressLineNumbers w:val="0"/>
+              <w:spacing w:line="300" w:lineRule="atLeast"/>
+              <w:jc w:val="left"/>
+              <w:rPr>
+                <w:rFonts w:hint="default" w:ascii="Segoe UI" w:hAnsi="Segoe UI" w:eastAsia="Segoe UI" w:cs="Segoe UI"/>
+                <w:i w:val="0"/>
+                <w:iCs w:val="0"/>
+                <w:caps w:val="0"/>
+                <w:color w:val="0F1115"/>
+                <w:spacing w:val="0"/>
+                <w:sz w:val="18"/>
+                <w:szCs w:val="18"/>
+              </w:rPr>
+            </w:pPr>
+            <w:r>
+              <w:rPr>
+                <w:rFonts w:hint="default" w:ascii="Segoe UI" w:hAnsi="Segoe UI" w:eastAsia="Segoe UI" w:cs="Segoe UI"/>
+                <w:i w:val="0"/>
+                <w:iCs w:val="0"/>
+                <w:caps w:val="0"/>
+                <w:snapToGrid w:val="0"/>
+                <w:color w:val="000000"/>
+                <w:spacing w:val="0"/>
+                <w:kern w:val="0"/>
+                <w:sz w:val="18"/>
+                <w:szCs w:val="18"/>
+                <w:lang w:val="en-US" w:eastAsia="zh-CN"/>
+              </w:rPr>
+              <w:t>1. 负责公司级服务连续性管理体系的建立与维护。</w:t>
+            </w:r>
+            <w:r>
+              <w:rPr>
+                <w:rFonts w:hint="default" w:ascii="Segoe UI" w:hAnsi="Segoe UI" w:eastAsia="Segoe UI" w:cs="Segoe UI"/>
+                <w:i w:val="0"/>
+                <w:iCs w:val="0"/>
+                <w:caps w:val="0"/>
+                <w:snapToGrid w:val="0"/>
+                <w:color w:val="000000"/>
+                <w:spacing w:val="0"/>
+                <w:kern w:val="0"/>
+                <w:sz w:val="18"/>
+                <w:szCs w:val="18"/>
+                <w:lang w:val="en-US" w:eastAsia="zh-CN"/>
+              </w:rPr>
+              <w:br w:type="textWrapping"/>
+            </w:r>
+            <w:r>
+              <w:rPr>
+                <w:rFonts w:hint="default" w:ascii="Segoe UI" w:hAnsi="Segoe UI" w:eastAsia="Segoe UI" w:cs="Segoe UI"/>
+                <w:i w:val="0"/>
+                <w:iCs w:val="0"/>
+                <w:caps w:val="0"/>
+                <w:snapToGrid w:val="0"/>
+                <w:color w:val="000000"/>
+                <w:spacing w:val="0"/>
+                <w:kern w:val="0"/>
+                <w:sz w:val="18"/>
+                <w:szCs w:val="18"/>
+                <w:lang w:val="en-US" w:eastAsia="zh-CN"/>
+              </w:rPr>
+              <w:t>2. 审批重大连续性策略及预案。</w:t>
+            </w:r>
+            <w:r>
+              <w:rPr>
+                <w:rFonts w:hint="default" w:ascii="Segoe UI" w:hAnsi="Segoe UI" w:eastAsia="Segoe UI" w:cs="Segoe UI"/>
+                <w:i w:val="0"/>
+                <w:iCs w:val="0"/>
+                <w:caps w:val="0"/>
+                <w:snapToGrid w:val="0"/>
+                <w:color w:val="000000"/>
+                <w:spacing w:val="0"/>
+                <w:kern w:val="0"/>
+                <w:sz w:val="18"/>
+                <w:szCs w:val="18"/>
+                <w:lang w:val="en-US" w:eastAsia="zh-CN"/>
+              </w:rPr>
+              <w:br w:type="textWrapping"/>
+            </w:r>
+            <w:r>
+              <w:rPr>
+                <w:rFonts w:hint="default" w:ascii="Segoe UI" w:hAnsi="Segoe UI" w:eastAsia="Segoe UI" w:cs="Segoe UI"/>
+                <w:i w:val="0"/>
+                <w:iCs w:val="0"/>
+                <w:caps w:val="0"/>
+                <w:snapToGrid w:val="0"/>
+                <w:color w:val="000000"/>
+                <w:spacing w:val="0"/>
+                <w:kern w:val="0"/>
+                <w:sz w:val="18"/>
+                <w:szCs w:val="18"/>
+                <w:lang w:val="en-US" w:eastAsia="zh-CN"/>
+              </w:rPr>
+              <w:t>3. 在重大事件中担任应急指挥决策者。</w:t>
+            </w:r>
+          </w:p>
+        </w:tc>
+        <w:tc>
+          <w:tcPr>
+            <w:tcW w:w="2369" w:type="dxa"/>
+            <w:shd w:val="clear" w:color="auto" w:fill="auto"/>
+            <w:tcMar>
+              <w:top w:w="120" w:type="dxa"/>
+              <w:left w:w="192" w:type="dxa"/>
+              <w:bottom w:w="120" w:type="dxa"/>
+              <w:right w:w="0" w:type="dxa"/>
+            </w:tcMar>
+            <w:vAlign w:val="center"/>
+          </w:tcPr>
+          <w:p>
+            <w:pPr>
+              <w:keepNext w:val="0"/>
+              <w:keepLines w:val="0"/>
+              <w:widowControl/>
+              <w:suppressLineNumbers w:val="0"/>
+              <w:spacing w:line="300" w:lineRule="atLeast"/>
+              <w:jc w:val="left"/>
+              <w:rPr>
+                <w:rFonts w:hint="default" w:ascii="Segoe UI" w:hAnsi="Segoe UI" w:eastAsia="Segoe UI" w:cs="Segoe UI"/>
+                <w:i w:val="0"/>
+                <w:iCs w:val="0"/>
+                <w:caps w:val="0"/>
+                <w:color w:val="0F1115"/>
+                <w:spacing w:val="0"/>
+                <w:sz w:val="18"/>
+                <w:szCs w:val="18"/>
+              </w:rPr>
+            </w:pPr>
+            <w:r>
+              <w:rPr>
+                <w:rStyle w:val="23"/>
+                <w:rFonts w:hint="default" w:ascii="Segoe UI" w:hAnsi="Segoe UI" w:eastAsia="Segoe UI" w:cs="Segoe UI"/>
+                <w:b/>
+                <w:bCs/>
+                <w:i w:val="0"/>
+                <w:iCs w:val="0"/>
+                <w:caps w:val="0"/>
+                <w:snapToGrid w:val="0"/>
+                <w:color w:val="000000"/>
+                <w:spacing w:val="0"/>
+                <w:kern w:val="0"/>
+                <w:sz w:val="18"/>
+                <w:szCs w:val="18"/>
+                <w:lang w:val="en-US" w:eastAsia="zh-CN"/>
+              </w:rPr>
+              <w:t>应急管理部负责人</w:t>
+            </w:r>
+          </w:p>
+        </w:tc>
+      </w:tr>
+      <w:tr>
+        <w:tblPrEx>
+          <w:tblBorders>
+            <w:top w:val="single" w:color="auto" w:sz="4" w:space="0"/>
+            <w:left w:val="single" w:color="auto" w:sz="4" w:space="0"/>
+            <w:bottom w:val="single" w:color="auto" w:sz="4" w:space="0"/>
+            <w:right w:val="single" w:color="auto" w:sz="4" w:space="0"/>
+            <w:insideH w:val="single" w:color="auto" w:sz="4" w:space="0"/>
+            <w:insideV w:val="single" w:color="auto" w:sz="4" w:space="0"/>
+          </w:tblBorders>
           <w:shd w:val="clear" w:color="auto" w:fill="auto"/>
           <w:tblCellMar>
             <w:top w:w="15" w:type="dxa"/>
@@ -4224,10 +4490,10 @@
               <w:widowControl/>
               <w:suppressLineNumbers w:val="0"/>
               <w:spacing w:line="300" w:lineRule="atLeast"/>
-              <w:ind w:left="0" w:right="0" w:firstLine="0" w:leftChars="0" w:rightChars="0" w:firstLineChars="0"/>
+              <w:ind w:left="0" w:leftChars="0" w:right="0" w:rightChars="0" w:firstLine="0" w:firstLineChars="0"/>
               <w:jc w:val="center"/>
               <w:rPr>
-                <w:rFonts w:ascii="Segoe UI" w:eastAsia="Segoe UI" w:hAnsi="Segoe UI" w:cs="Segoe UI" w:hint="default"/>
+                <w:rFonts w:hint="default" w:ascii="Segoe UI" w:hAnsi="Segoe UI" w:eastAsia="Segoe UI" w:cs="Segoe UI"/>
                 <w:i w:val="0"/>
                 <w:iCs w:val="0"/>
                 <w:caps w:val="0"/>
@@ -4239,8 +4505,8 @@
             </w:pPr>
             <w:r>
               <w:rPr>
-                <w:rStyle w:val="Strong"/>
-                <w:rFonts w:ascii="Segoe UI" w:eastAsia="Segoe UI" w:hAnsi="Segoe UI" w:cs="Segoe UI" w:hint="default"/>
+                <w:rStyle w:val="23"/>
+                <w:rFonts w:hint="default" w:ascii="Segoe UI" w:hAnsi="Segoe UI" w:eastAsia="Segoe UI" w:cs="Segoe UI"/>
                 <w:b/>
                 <w:bCs/>
                 <w:i w:val="0"/>
@@ -4254,7 +4520,7 @@
                 <w:szCs w:val="18"/>
                 <w:lang w:val="en-US" w:eastAsia="zh-CN"/>
               </w:rPr>
-              <w:t>服务连续性负责人</w:t>
+              <w:t>可用性及连续性管理经理</w:t>
             </w:r>
           </w:p>
         </w:tc>
@@ -4279,7 +4545,7 @@
               <w:spacing w:line="300" w:lineRule="atLeast"/>
               <w:jc w:val="left"/>
               <w:rPr>
-                <w:rFonts w:ascii="Segoe UI" w:eastAsia="Segoe UI" w:hAnsi="Segoe UI" w:cs="Segoe UI" w:hint="default"/>
+                <w:rFonts w:hint="default" w:ascii="Segoe UI" w:hAnsi="Segoe UI" w:eastAsia="Segoe UI" w:cs="Segoe UI"/>
                 <w:i w:val="0"/>
                 <w:iCs w:val="0"/>
                 <w:caps w:val="0"/>
@@ -4291,7 +4557,7 @@
             </w:pPr>
             <w:r>
               <w:rPr>
-                <w:rFonts w:ascii="Segoe UI" w:eastAsia="Segoe UI" w:hAnsi="Segoe UI" w:cs="Segoe UI" w:hint="default"/>
+                <w:rFonts w:hint="default" w:ascii="Segoe UI" w:hAnsi="Segoe UI" w:eastAsia="Segoe UI" w:cs="Segoe UI"/>
                 <w:i w:val="0"/>
                 <w:iCs w:val="0"/>
                 <w:caps w:val="0"/>
@@ -4303,11 +4569,11 @@
                 <w:szCs w:val="18"/>
                 <w:lang w:val="en-US" w:eastAsia="zh-CN"/>
               </w:rPr>
-              <w:t>1. 负责公司级服务连续性管理体系的建立与维护。</w:t>
-            </w:r>
-            <w:r>
-              <w:rPr>
-                <w:rFonts w:ascii="Segoe UI" w:eastAsia="Segoe UI" w:hAnsi="Segoe UI" w:cs="Segoe UI" w:hint="default"/>
+              <w:t>1. 负责本制度的推行与日常管理。</w:t>
+            </w:r>
+            <w:r>
+              <w:rPr>
+                <w:rFonts w:hint="default" w:ascii="Segoe UI" w:hAnsi="Segoe UI" w:eastAsia="Segoe UI" w:cs="Segoe UI"/>
                 <w:i w:val="0"/>
                 <w:iCs w:val="0"/>
                 <w:caps w:val="0"/>
@@ -4319,11 +4585,11 @@
                 <w:szCs w:val="18"/>
                 <w:lang w:val="en-US" w:eastAsia="zh-CN"/>
               </w:rPr>
-              <w:br/>
-            </w:r>
-            <w:r>
-              <w:rPr>
-                <w:rFonts w:ascii="Segoe UI" w:eastAsia="Segoe UI" w:hAnsi="Segoe UI" w:cs="Segoe UI" w:hint="default"/>
+              <w:br w:type="textWrapping"/>
+            </w:r>
+            <w:r>
+              <w:rPr>
+                <w:rFonts w:hint="default" w:ascii="Segoe UI" w:hAnsi="Segoe UI" w:eastAsia="Segoe UI" w:cs="Segoe UI"/>
                 <w:i w:val="0"/>
                 <w:iCs w:val="0"/>
                 <w:caps w:val="0"/>
@@ -4335,11 +4601,11 @@
                 <w:szCs w:val="18"/>
                 <w:lang w:val="en-US" w:eastAsia="zh-CN"/>
               </w:rPr>
-              <w:t>2. 审批重大连续性策略及预案。</w:t>
-            </w:r>
-            <w:r>
-              <w:rPr>
-                <w:rFonts w:ascii="Segoe UI" w:eastAsia="Segoe UI" w:hAnsi="Segoe UI" w:cs="Segoe UI" w:hint="default"/>
+              <w:t>2. 组织业务影响分析、连续性策略制定与预案评审3. 协调组织跨部门连续性演练。</w:t>
+            </w:r>
+            <w:r>
+              <w:rPr>
+                <w:rFonts w:hint="default" w:ascii="Segoe UI" w:hAnsi="Segoe UI" w:eastAsia="Segoe UI" w:cs="Segoe UI"/>
                 <w:i w:val="0"/>
                 <w:iCs w:val="0"/>
                 <w:caps w:val="0"/>
@@ -4351,11 +4617,11 @@
                 <w:szCs w:val="18"/>
                 <w:lang w:val="en-US" w:eastAsia="zh-CN"/>
               </w:rPr>
-              <w:br/>
-            </w:r>
-            <w:r>
-              <w:rPr>
-                <w:rFonts w:ascii="Segoe UI" w:eastAsia="Segoe UI" w:hAnsi="Segoe UI" w:cs="Segoe UI" w:hint="default"/>
+              <w:br w:type="textWrapping"/>
+            </w:r>
+            <w:r>
+              <w:rPr>
+                <w:rFonts w:hint="default" w:ascii="Segoe UI" w:hAnsi="Segoe UI" w:eastAsia="Segoe UI" w:cs="Segoe UI"/>
                 <w:i w:val="0"/>
                 <w:iCs w:val="0"/>
                 <w:caps w:val="0"/>
@@ -4367,7 +4633,7 @@
                 <w:szCs w:val="18"/>
                 <w:lang w:val="en-US" w:eastAsia="zh-CN"/>
               </w:rPr>
-              <w:t>3. 在重大事件中担任应急指挥决策者。</w:t>
+              <w:t>4. 监控与分析服务可用性数据，推动改进。</w:t>
             </w:r>
           </w:p>
         </w:tc>
@@ -4392,7 +4658,7 @@
               <w:spacing w:line="300" w:lineRule="atLeast"/>
               <w:jc w:val="left"/>
               <w:rPr>
-                <w:rFonts w:ascii="Segoe UI" w:eastAsia="Segoe UI" w:hAnsi="Segoe UI" w:cs="Segoe UI" w:hint="default"/>
+                <w:rFonts w:hint="default" w:ascii="Segoe UI" w:hAnsi="Segoe UI" w:eastAsia="Segoe UI" w:cs="Segoe UI"/>
                 <w:i w:val="0"/>
                 <w:iCs w:val="0"/>
                 <w:caps w:val="0"/>
@@ -4404,8 +4670,8 @@
             </w:pPr>
             <w:r>
               <w:rPr>
-                <w:rStyle w:val="Strong"/>
-                <w:rFonts w:ascii="Segoe UI" w:eastAsia="Segoe UI" w:hAnsi="Segoe UI" w:cs="Segoe UI" w:hint="default"/>
+                <w:rStyle w:val="23"/>
+                <w:rFonts w:hint="default" w:ascii="Segoe UI" w:hAnsi="Segoe UI" w:eastAsia="Segoe UI" w:cs="Segoe UI"/>
                 <w:b/>
                 <w:bCs/>
                 <w:i w:val="0"/>
@@ -4419,15 +4685,21 @@
                 <w:szCs w:val="18"/>
                 <w:lang w:val="en-US" w:eastAsia="zh-CN"/>
               </w:rPr>
-              <w:t>应急管理部负责人</w:t>
+              <w:t>数智运营部经理</w:t>
             </w:r>
           </w:p>
         </w:tc>
       </w:tr>
       <w:tr>
         <w:tblPrEx>
-          <w:tblW w:w="9024" w:type="dxa"/>
-          <w:tblInd w:w="0" w:type="dxa"/>
+          <w:tblBorders>
+            <w:top w:val="single" w:color="auto" w:sz="4" w:space="0"/>
+            <w:left w:val="single" w:color="auto" w:sz="4" w:space="0"/>
+            <w:bottom w:val="single" w:color="auto" w:sz="4" w:space="0"/>
+            <w:right w:val="single" w:color="auto" w:sz="4" w:space="0"/>
+            <w:insideH w:val="single" w:color="auto" w:sz="4" w:space="0"/>
+            <w:insideV w:val="single" w:color="auto" w:sz="4" w:space="0"/>
+          </w:tblBorders>
           <w:shd w:val="clear" w:color="auto" w:fill="auto"/>
           <w:tblCellMar>
             <w:top w:w="15" w:type="dxa"/>
@@ -4455,10 +4727,10 @@
               <w:widowControl/>
               <w:suppressLineNumbers w:val="0"/>
               <w:spacing w:line="300" w:lineRule="atLeast"/>
-              <w:ind w:left="0" w:right="0" w:firstLine="0" w:leftChars="0" w:rightChars="0" w:firstLineChars="0"/>
+              <w:ind w:left="0" w:leftChars="0" w:right="0" w:rightChars="0" w:firstLine="0" w:firstLineChars="0"/>
               <w:jc w:val="center"/>
               <w:rPr>
-                <w:rFonts w:ascii="Segoe UI" w:eastAsia="Segoe UI" w:hAnsi="Segoe UI" w:cs="Segoe UI" w:hint="default"/>
+                <w:rFonts w:hint="default" w:ascii="Segoe UI" w:hAnsi="Segoe UI" w:eastAsia="Segoe UI" w:cs="Segoe UI"/>
                 <w:i w:val="0"/>
                 <w:iCs w:val="0"/>
                 <w:caps w:val="0"/>
@@ -4470,8 +4742,8 @@
             </w:pPr>
             <w:r>
               <w:rPr>
-                <w:rStyle w:val="Strong"/>
-                <w:rFonts w:ascii="Segoe UI" w:eastAsia="Segoe UI" w:hAnsi="Segoe UI" w:cs="Segoe UI" w:hint="default"/>
+                <w:rStyle w:val="23"/>
+                <w:rFonts w:hint="default" w:ascii="Segoe UI" w:hAnsi="Segoe UI" w:eastAsia="Segoe UI" w:cs="Segoe UI"/>
                 <w:b/>
                 <w:bCs/>
                 <w:i w:val="0"/>
@@ -4485,7 +4757,7 @@
                 <w:szCs w:val="18"/>
                 <w:lang w:val="en-US" w:eastAsia="zh-CN"/>
               </w:rPr>
-              <w:t>可用性及连续性管理经理</w:t>
+              <w:t>运维项目经理</w:t>
             </w:r>
           </w:p>
         </w:tc>
@@ -4510,7 +4782,7 @@
               <w:spacing w:line="300" w:lineRule="atLeast"/>
               <w:jc w:val="left"/>
               <w:rPr>
-                <w:rFonts w:ascii="Segoe UI" w:eastAsia="Segoe UI" w:hAnsi="Segoe UI" w:cs="Segoe UI" w:hint="default"/>
+                <w:rFonts w:hint="default" w:ascii="Segoe UI" w:hAnsi="Segoe UI" w:eastAsia="Segoe UI" w:cs="Segoe UI"/>
                 <w:i w:val="0"/>
                 <w:iCs w:val="0"/>
                 <w:caps w:val="0"/>
@@ -4522,7 +4794,7 @@
             </w:pPr>
             <w:r>
               <w:rPr>
-                <w:rFonts w:ascii="Segoe UI" w:eastAsia="Segoe UI" w:hAnsi="Segoe UI" w:cs="Segoe UI" w:hint="default"/>
+                <w:rFonts w:hint="default" w:ascii="Segoe UI" w:hAnsi="Segoe UI" w:eastAsia="Segoe UI" w:cs="Segoe UI"/>
                 <w:i w:val="0"/>
                 <w:iCs w:val="0"/>
                 <w:caps w:val="0"/>
@@ -4534,11 +4806,11 @@
                 <w:szCs w:val="18"/>
                 <w:lang w:val="en-US" w:eastAsia="zh-CN"/>
               </w:rPr>
-              <w:t>1. 负责本制度的推行与日常管理。</w:t>
-            </w:r>
-            <w:r>
-              <w:rPr>
-                <w:rFonts w:ascii="Segoe UI" w:eastAsia="Segoe UI" w:hAnsi="Segoe UI" w:cs="Segoe UI" w:hint="default"/>
+              <w:t>1. 负责项目内服务可用性目标的达成与监控。</w:t>
+            </w:r>
+            <w:r>
+              <w:rPr>
+                <w:rFonts w:hint="default" w:ascii="Segoe UI" w:hAnsi="Segoe UI" w:eastAsia="Segoe UI" w:cs="Segoe UI"/>
                 <w:i w:val="0"/>
                 <w:iCs w:val="0"/>
                 <w:caps w:val="0"/>
@@ -4550,11 +4822,11 @@
                 <w:szCs w:val="18"/>
                 <w:lang w:val="en-US" w:eastAsia="zh-CN"/>
               </w:rPr>
-              <w:br/>
-            </w:r>
-            <w:r>
-              <w:rPr>
-                <w:rFonts w:ascii="Segoe UI" w:eastAsia="Segoe UI" w:hAnsi="Segoe UI" w:cs="Segoe UI" w:hint="default"/>
+              <w:br w:type="textWrapping"/>
+            </w:r>
+            <w:r>
+              <w:rPr>
+                <w:rFonts w:hint="default" w:ascii="Segoe UI" w:hAnsi="Segoe UI" w:eastAsia="Segoe UI" w:cs="Segoe UI"/>
                 <w:i w:val="0"/>
                 <w:iCs w:val="0"/>
                 <w:caps w:val="0"/>
@@ -4566,11 +4838,11 @@
                 <w:szCs w:val="18"/>
                 <w:lang w:val="en-US" w:eastAsia="zh-CN"/>
               </w:rPr>
-              <w:t>2. 组织业务影响分析、连续性策略制定与预案评审3. 协调组织跨部门连续性演练。</w:t>
-            </w:r>
-            <w:r>
-              <w:rPr>
-                <w:rFonts w:ascii="Segoe UI" w:eastAsia="Segoe UI" w:hAnsi="Segoe UI" w:cs="Segoe UI" w:hint="default"/>
+              <w:t>2. 负责编制和维护所辖服务的《业务连续性预案》</w:t>
+            </w:r>
+            <w:r>
+              <w:rPr>
+                <w:rFonts w:hint="default" w:ascii="Segoe UI" w:hAnsi="Segoe UI" w:eastAsia="Segoe UI" w:cs="Segoe UI"/>
                 <w:i w:val="0"/>
                 <w:iCs w:val="0"/>
                 <w:caps w:val="0"/>
@@ -4582,11 +4854,11 @@
                 <w:szCs w:val="18"/>
                 <w:lang w:val="en-US" w:eastAsia="zh-CN"/>
               </w:rPr>
-              <w:br/>
-            </w:r>
-            <w:r>
-              <w:rPr>
-                <w:rFonts w:ascii="Segoe UI" w:eastAsia="Segoe UI" w:hAnsi="Segoe UI" w:cs="Segoe UI" w:hint="default"/>
+              <w:br w:type="textWrapping"/>
+            </w:r>
+            <w:r>
+              <w:rPr>
+                <w:rFonts w:hint="default" w:ascii="Segoe UI" w:hAnsi="Segoe UI" w:eastAsia="Segoe UI" w:cs="Segoe UI"/>
                 <w:i w:val="0"/>
                 <w:iCs w:val="0"/>
                 <w:caps w:val="0"/>
@@ -4598,7 +4870,39 @@
                 <w:szCs w:val="18"/>
                 <w:lang w:val="en-US" w:eastAsia="zh-CN"/>
               </w:rPr>
-              <w:t>4. 监控与分析服务可用性数据，推动改进。</w:t>
+              <w:t>3. 在应急响应中，作为现场恢复指挥官。</w:t>
+            </w:r>
+            <w:r>
+              <w:rPr>
+                <w:rFonts w:hint="default" w:ascii="Segoe UI" w:hAnsi="Segoe UI" w:eastAsia="Segoe UI" w:cs="Segoe UI"/>
+                <w:i w:val="0"/>
+                <w:iCs w:val="0"/>
+                <w:caps w:val="0"/>
+                <w:snapToGrid w:val="0"/>
+                <w:color w:val="000000"/>
+                <w:spacing w:val="0"/>
+                <w:kern w:val="0"/>
+                <w:sz w:val="18"/>
+                <w:szCs w:val="18"/>
+                <w:lang w:val="en-US" w:eastAsia="zh-CN"/>
+              </w:rPr>
+              <w:br w:type="textWrapping"/>
+            </w:r>
+            <w:r>
+              <w:rPr>
+                <w:rFonts w:hint="default" w:ascii="Segoe UI" w:hAnsi="Segoe UI" w:eastAsia="Segoe UI" w:cs="Segoe UI"/>
+                <w:i w:val="0"/>
+                <w:iCs w:val="0"/>
+                <w:caps w:val="0"/>
+                <w:snapToGrid w:val="0"/>
+                <w:color w:val="000000"/>
+                <w:spacing w:val="0"/>
+                <w:kern w:val="0"/>
+                <w:sz w:val="18"/>
+                <w:szCs w:val="18"/>
+                <w:lang w:val="en-US" w:eastAsia="zh-CN"/>
+              </w:rPr>
+              <w:t>4. 参与演练并落实改进措施。</w:t>
             </w:r>
           </w:p>
         </w:tc>
@@ -4623,7 +4927,7 @@
               <w:spacing w:line="300" w:lineRule="atLeast"/>
               <w:jc w:val="left"/>
               <w:rPr>
-                <w:rFonts w:ascii="Segoe UI" w:eastAsia="Segoe UI" w:hAnsi="Segoe UI" w:cs="Segoe UI" w:hint="default"/>
+                <w:rFonts w:hint="default" w:ascii="Segoe UI" w:hAnsi="Segoe UI" w:eastAsia="Segoe UI" w:cs="Segoe UI"/>
                 <w:i w:val="0"/>
                 <w:iCs w:val="0"/>
                 <w:caps w:val="0"/>
@@ -4635,8 +4939,8 @@
             </w:pPr>
             <w:r>
               <w:rPr>
-                <w:rStyle w:val="Strong"/>
-                <w:rFonts w:ascii="Segoe UI" w:eastAsia="Segoe UI" w:hAnsi="Segoe UI" w:cs="Segoe UI" w:hint="default"/>
+                <w:rStyle w:val="23"/>
+                <w:rFonts w:hint="default" w:ascii="Segoe UI" w:hAnsi="Segoe UI" w:eastAsia="Segoe UI" w:cs="Segoe UI"/>
                 <w:b/>
                 <w:bCs/>
                 <w:i w:val="0"/>
@@ -4650,15 +4954,21 @@
                 <w:szCs w:val="18"/>
                 <w:lang w:val="en-US" w:eastAsia="zh-CN"/>
               </w:rPr>
-              <w:t>数智运营部经理</w:t>
+              <w:t>数智运营部-运维项目经理</w:t>
             </w:r>
           </w:p>
         </w:tc>
       </w:tr>
       <w:tr>
         <w:tblPrEx>
-          <w:tblW w:w="9024" w:type="dxa"/>
-          <w:tblInd w:w="0" w:type="dxa"/>
+          <w:tblBorders>
+            <w:top w:val="single" w:color="auto" w:sz="4" w:space="0"/>
+            <w:left w:val="single" w:color="auto" w:sz="4" w:space="0"/>
+            <w:bottom w:val="single" w:color="auto" w:sz="4" w:space="0"/>
+            <w:right w:val="single" w:color="auto" w:sz="4" w:space="0"/>
+            <w:insideH w:val="single" w:color="auto" w:sz="4" w:space="0"/>
+            <w:insideV w:val="single" w:color="auto" w:sz="4" w:space="0"/>
+          </w:tblBorders>
           <w:shd w:val="clear" w:color="auto" w:fill="auto"/>
           <w:tblCellMar>
             <w:top w:w="15" w:type="dxa"/>
@@ -4686,10 +4996,10 @@
               <w:widowControl/>
               <w:suppressLineNumbers w:val="0"/>
               <w:spacing w:line="300" w:lineRule="atLeast"/>
-              <w:ind w:left="0" w:right="0" w:firstLine="0" w:leftChars="0" w:rightChars="0" w:firstLineChars="0"/>
+              <w:ind w:left="0" w:leftChars="0" w:right="0" w:rightChars="0" w:firstLine="0" w:firstLineChars="0"/>
               <w:jc w:val="center"/>
               <w:rPr>
-                <w:rFonts w:ascii="Segoe UI" w:eastAsia="Segoe UI" w:hAnsi="Segoe UI" w:cs="Segoe UI" w:hint="default"/>
+                <w:rFonts w:hint="default" w:ascii="Segoe UI" w:hAnsi="Segoe UI" w:eastAsia="Segoe UI" w:cs="Segoe UI"/>
                 <w:i w:val="0"/>
                 <w:iCs w:val="0"/>
                 <w:caps w:val="0"/>
@@ -4701,8 +5011,8 @@
             </w:pPr>
             <w:r>
               <w:rPr>
-                <w:rStyle w:val="Strong"/>
-                <w:rFonts w:ascii="Segoe UI" w:eastAsia="Segoe UI" w:hAnsi="Segoe UI" w:cs="Segoe UI" w:hint="default"/>
+                <w:rStyle w:val="23"/>
+                <w:rFonts w:hint="default" w:ascii="Segoe UI" w:hAnsi="Segoe UI" w:eastAsia="Segoe UI" w:cs="Segoe UI"/>
                 <w:b/>
                 <w:bCs/>
                 <w:i w:val="0"/>
@@ -4716,7 +5026,7 @@
                 <w:szCs w:val="18"/>
                 <w:lang w:val="en-US" w:eastAsia="zh-CN"/>
               </w:rPr>
-              <w:t>运维项目经理</w:t>
+              <w:t>运维工程师</w:t>
             </w:r>
           </w:p>
         </w:tc>
@@ -4741,7 +5051,7 @@
               <w:spacing w:line="300" w:lineRule="atLeast"/>
               <w:jc w:val="left"/>
               <w:rPr>
-                <w:rFonts w:ascii="Segoe UI" w:eastAsia="Segoe UI" w:hAnsi="Segoe UI" w:cs="Segoe UI" w:hint="default"/>
+                <w:rFonts w:hint="default" w:ascii="Segoe UI" w:hAnsi="Segoe UI" w:eastAsia="Segoe UI" w:cs="Segoe UI"/>
                 <w:i w:val="0"/>
                 <w:iCs w:val="0"/>
                 <w:caps w:val="0"/>
@@ -4753,7 +5063,7 @@
             </w:pPr>
             <w:r>
               <w:rPr>
-                <w:rFonts w:ascii="Segoe UI" w:eastAsia="Segoe UI" w:hAnsi="Segoe UI" w:cs="Segoe UI" w:hint="default"/>
+                <w:rFonts w:hint="default" w:ascii="Segoe UI" w:hAnsi="Segoe UI" w:eastAsia="Segoe UI" w:cs="Segoe UI"/>
                 <w:i w:val="0"/>
                 <w:iCs w:val="0"/>
                 <w:caps w:val="0"/>
@@ -4765,11 +5075,11 @@
                 <w:szCs w:val="18"/>
                 <w:lang w:val="en-US" w:eastAsia="zh-CN"/>
               </w:rPr>
-              <w:t>1. 负责项目内服务可用性目标的达成与监控。</w:t>
-            </w:r>
-            <w:r>
-              <w:rPr>
-                <w:rFonts w:ascii="Segoe UI" w:eastAsia="Segoe UI" w:hAnsi="Segoe UI" w:cs="Segoe UI" w:hint="default"/>
+              <w:t>1. 执行具体的可用性监控、容量检查任务。</w:t>
+            </w:r>
+            <w:r>
+              <w:rPr>
+                <w:rFonts w:hint="default" w:ascii="Segoe UI" w:hAnsi="Segoe UI" w:eastAsia="Segoe UI" w:cs="Segoe UI"/>
                 <w:i w:val="0"/>
                 <w:iCs w:val="0"/>
                 <w:caps w:val="0"/>
@@ -4781,11 +5091,11 @@
                 <w:szCs w:val="18"/>
                 <w:lang w:val="en-US" w:eastAsia="zh-CN"/>
               </w:rPr>
-              <w:br/>
-            </w:r>
-            <w:r>
-              <w:rPr>
-                <w:rFonts w:ascii="Segoe UI" w:eastAsia="Segoe UI" w:hAnsi="Segoe UI" w:cs="Segoe UI" w:hint="default"/>
+              <w:br w:type="textWrapping"/>
+            </w:r>
+            <w:r>
+              <w:rPr>
+                <w:rFonts w:hint="default" w:ascii="Segoe UI" w:hAnsi="Segoe UI" w:eastAsia="Segoe UI" w:cs="Segoe UI"/>
                 <w:i w:val="0"/>
                 <w:iCs w:val="0"/>
                 <w:caps w:val="0"/>
@@ -4797,11 +5107,11 @@
                 <w:szCs w:val="18"/>
                 <w:lang w:val="en-US" w:eastAsia="zh-CN"/>
               </w:rPr>
-              <w:t>2. 负责编制和维护所辖服务的《业务连续性预案》</w:t>
-            </w:r>
-            <w:r>
-              <w:rPr>
-                <w:rFonts w:ascii="Segoe UI" w:eastAsia="Segoe UI" w:hAnsi="Segoe UI" w:cs="Segoe UI" w:hint="default"/>
+              <w:t>2. 负责技术层面应急预案的具体实施与恢复操作。</w:t>
+            </w:r>
+            <w:r>
+              <w:rPr>
+                <w:rFonts w:hint="default" w:ascii="Segoe UI" w:hAnsi="Segoe UI" w:eastAsia="Segoe UI" w:cs="Segoe UI"/>
                 <w:i w:val="0"/>
                 <w:iCs w:val="0"/>
                 <w:caps w:val="0"/>
@@ -4813,11 +5123,11 @@
                 <w:szCs w:val="18"/>
                 <w:lang w:val="en-US" w:eastAsia="zh-CN"/>
               </w:rPr>
-              <w:br/>
-            </w:r>
-            <w:r>
-              <w:rPr>
-                <w:rFonts w:ascii="Segoe UI" w:eastAsia="Segoe UI" w:hAnsi="Segoe UI" w:cs="Segoe UI" w:hint="default"/>
+              <w:br w:type="textWrapping"/>
+            </w:r>
+            <w:r>
+              <w:rPr>
+                <w:rFonts w:hint="default" w:ascii="Segoe UI" w:hAnsi="Segoe UI" w:eastAsia="Segoe UI" w:cs="Segoe UI"/>
                 <w:i w:val="0"/>
                 <w:iCs w:val="0"/>
                 <w:caps w:val="0"/>
@@ -4829,39 +5139,7 @@
                 <w:szCs w:val="18"/>
                 <w:lang w:val="en-US" w:eastAsia="zh-CN"/>
               </w:rPr>
-              <w:t>3. 在应急响应中，作为现场恢复指挥官。</w:t>
-            </w:r>
-            <w:r>
-              <w:rPr>
-                <w:rFonts w:ascii="Segoe UI" w:eastAsia="Segoe UI" w:hAnsi="Segoe UI" w:cs="Segoe UI" w:hint="default"/>
-                <w:i w:val="0"/>
-                <w:iCs w:val="0"/>
-                <w:caps w:val="0"/>
-                <w:snapToGrid w:val="0"/>
-                <w:color w:val="000000"/>
-                <w:spacing w:val="0"/>
-                <w:kern w:val="0"/>
-                <w:sz w:val="18"/>
-                <w:szCs w:val="18"/>
-                <w:lang w:val="en-US" w:eastAsia="zh-CN"/>
-              </w:rPr>
-              <w:br/>
-            </w:r>
-            <w:r>
-              <w:rPr>
-                <w:rFonts w:ascii="Segoe UI" w:eastAsia="Segoe UI" w:hAnsi="Segoe UI" w:cs="Segoe UI" w:hint="default"/>
-                <w:i w:val="0"/>
-                <w:iCs w:val="0"/>
-                <w:caps w:val="0"/>
-                <w:snapToGrid w:val="0"/>
-                <w:color w:val="000000"/>
-                <w:spacing w:val="0"/>
-                <w:kern w:val="0"/>
-                <w:sz w:val="18"/>
-                <w:szCs w:val="18"/>
-                <w:lang w:val="en-US" w:eastAsia="zh-CN"/>
-              </w:rPr>
-              <w:t>4. 参与演练并落实改进措施。</w:t>
+              <w:t>3. 参与演练，提供技术反馈。</w:t>
             </w:r>
           </w:p>
         </w:tc>
@@ -4886,7 +5164,7 @@
               <w:spacing w:line="300" w:lineRule="atLeast"/>
               <w:jc w:val="left"/>
               <w:rPr>
-                <w:rFonts w:ascii="Segoe UI" w:eastAsia="Segoe UI" w:hAnsi="Segoe UI" w:cs="Segoe UI" w:hint="default"/>
+                <w:rFonts w:hint="default" w:ascii="Segoe UI" w:hAnsi="Segoe UI" w:eastAsia="Segoe UI" w:cs="Segoe UI"/>
                 <w:i w:val="0"/>
                 <w:iCs w:val="0"/>
                 <w:caps w:val="0"/>
@@ -4898,8 +5176,8 @@
             </w:pPr>
             <w:r>
               <w:rPr>
-                <w:rStyle w:val="Strong"/>
-                <w:rFonts w:ascii="Segoe UI" w:eastAsia="Segoe UI" w:hAnsi="Segoe UI" w:cs="Segoe UI" w:hint="default"/>
+                <w:rStyle w:val="23"/>
+                <w:rFonts w:hint="default" w:ascii="Segoe UI" w:hAnsi="Segoe UI" w:eastAsia="Segoe UI" w:cs="Segoe UI"/>
                 <w:b/>
                 <w:bCs/>
                 <w:i w:val="0"/>
@@ -4913,16 +5191,21 @@
                 <w:szCs w:val="18"/>
                 <w:lang w:val="en-US" w:eastAsia="zh-CN"/>
               </w:rPr>
-              <w:t>数智运营部-运维项目经理</w:t>
+              <w:t>数智运营部-运维工程师</w:t>
             </w:r>
           </w:p>
         </w:tc>
       </w:tr>
       <w:tr>
         <w:tblPrEx>
-          <w:tblW w:w="9024" w:type="dxa"/>
-          <w:tblInd w:w="0" w:type="dxa"/>
-          <w:shd w:val="clear" w:color="auto" w:fill="auto"/>
+          <w:tblBorders>
+            <w:top w:val="single" w:color="auto" w:sz="4" w:space="0"/>
+            <w:left w:val="single" w:color="auto" w:sz="4" w:space="0"/>
+            <w:bottom w:val="single" w:color="auto" w:sz="4" w:space="0"/>
+            <w:right w:val="single" w:color="auto" w:sz="4" w:space="0"/>
+            <w:insideH w:val="single" w:color="auto" w:sz="4" w:space="0"/>
+            <w:insideV w:val="single" w:color="auto" w:sz="4" w:space="0"/>
+          </w:tblBorders>
           <w:tblCellMar>
             <w:top w:w="15" w:type="dxa"/>
             <w:left w:w="15" w:type="dxa"/>
@@ -4949,10 +5232,10 @@
               <w:widowControl/>
               <w:suppressLineNumbers w:val="0"/>
               <w:spacing w:line="300" w:lineRule="atLeast"/>
-              <w:ind w:left="0" w:right="0" w:firstLine="0" w:leftChars="0" w:rightChars="0" w:firstLineChars="0"/>
+              <w:ind w:left="0" w:leftChars="0" w:right="0" w:rightChars="0" w:firstLine="0" w:firstLineChars="0"/>
               <w:jc w:val="center"/>
               <w:rPr>
-                <w:rFonts w:ascii="Segoe UI" w:eastAsia="Segoe UI" w:hAnsi="Segoe UI" w:cs="Segoe UI" w:hint="default"/>
+                <w:rFonts w:hint="default" w:ascii="Segoe UI" w:hAnsi="Segoe UI" w:eastAsia="Segoe UI" w:cs="Segoe UI"/>
                 <w:i w:val="0"/>
                 <w:iCs w:val="0"/>
                 <w:caps w:val="0"/>
@@ -4964,8 +5247,8 @@
             </w:pPr>
             <w:r>
               <w:rPr>
-                <w:rStyle w:val="Strong"/>
-                <w:rFonts w:ascii="Segoe UI" w:eastAsia="Segoe UI" w:hAnsi="Segoe UI" w:cs="Segoe UI" w:hint="default"/>
+                <w:rStyle w:val="23"/>
+                <w:rFonts w:hint="default" w:ascii="Segoe UI" w:hAnsi="Segoe UI" w:eastAsia="Segoe UI" w:cs="Segoe UI"/>
                 <w:b/>
                 <w:bCs/>
                 <w:i w:val="0"/>
@@ -4979,7 +5262,7 @@
                 <w:szCs w:val="18"/>
                 <w:lang w:val="en-US" w:eastAsia="zh-CN"/>
               </w:rPr>
-              <w:t>运维工程师</w:t>
+              <w:t>研究总院</w:t>
             </w:r>
           </w:p>
         </w:tc>
@@ -5004,7 +5287,7 @@
               <w:spacing w:line="300" w:lineRule="atLeast"/>
               <w:jc w:val="left"/>
               <w:rPr>
-                <w:rFonts w:ascii="Segoe UI" w:eastAsia="Segoe UI" w:hAnsi="Segoe UI" w:cs="Segoe UI" w:hint="default"/>
+                <w:rFonts w:hint="default" w:ascii="Segoe UI" w:hAnsi="Segoe UI" w:eastAsia="Segoe UI" w:cs="Segoe UI"/>
                 <w:i w:val="0"/>
                 <w:iCs w:val="0"/>
                 <w:caps w:val="0"/>
@@ -5016,7 +5299,7 @@
             </w:pPr>
             <w:r>
               <w:rPr>
-                <w:rFonts w:ascii="Segoe UI" w:eastAsia="Segoe UI" w:hAnsi="Segoe UI" w:cs="Segoe UI" w:hint="default"/>
+                <w:rFonts w:hint="default" w:ascii="Segoe UI" w:hAnsi="Segoe UI" w:eastAsia="Segoe UI" w:cs="Segoe UI"/>
                 <w:i w:val="0"/>
                 <w:iCs w:val="0"/>
                 <w:caps w:val="0"/>
@@ -5028,11 +5311,11 @@
                 <w:szCs w:val="18"/>
                 <w:lang w:val="en-US" w:eastAsia="zh-CN"/>
               </w:rPr>
-              <w:t>1. 执行具体的可用性监控、容量检查任务。</w:t>
-            </w:r>
-            <w:r>
-              <w:rPr>
-                <w:rFonts w:ascii="Segoe UI" w:eastAsia="Segoe UI" w:hAnsi="Segoe UI" w:cs="Segoe UI" w:hint="default"/>
+              <w:t>1. 为高可用架构设计、数据备份与恢复方案提供技术支持。</w:t>
+            </w:r>
+            <w:r>
+              <w:rPr>
+                <w:rFonts w:hint="default" w:ascii="Segoe UI" w:hAnsi="Segoe UI" w:eastAsia="Segoe UI" w:cs="Segoe UI"/>
                 <w:i w:val="0"/>
                 <w:iCs w:val="0"/>
                 <w:caps w:val="0"/>
@@ -5044,11 +5327,11 @@
                 <w:szCs w:val="18"/>
                 <w:lang w:val="en-US" w:eastAsia="zh-CN"/>
               </w:rPr>
-              <w:br/>
-            </w:r>
-            <w:r>
-              <w:rPr>
-                <w:rFonts w:ascii="Segoe UI" w:eastAsia="Segoe UI" w:hAnsi="Segoe UI" w:cs="Segoe UI" w:hint="default"/>
+              <w:br w:type="textWrapping"/>
+            </w:r>
+            <w:r>
+              <w:rPr>
+                <w:rFonts w:hint="default" w:ascii="Segoe UI" w:hAnsi="Segoe UI" w:eastAsia="Segoe UI" w:cs="Segoe UI"/>
                 <w:i w:val="0"/>
                 <w:iCs w:val="0"/>
                 <w:caps w:val="0"/>
@@ -5060,39 +5343,7 @@
                 <w:szCs w:val="18"/>
                 <w:lang w:val="en-US" w:eastAsia="zh-CN"/>
               </w:rPr>
-              <w:t>2. 负责技术层面应急预案的具体实施与恢复操作。</w:t>
-            </w:r>
-            <w:r>
-              <w:rPr>
-                <w:rFonts w:ascii="Segoe UI" w:eastAsia="Segoe UI" w:hAnsi="Segoe UI" w:cs="Segoe UI" w:hint="default"/>
-                <w:i w:val="0"/>
-                <w:iCs w:val="0"/>
-                <w:caps w:val="0"/>
-                <w:snapToGrid w:val="0"/>
-                <w:color w:val="000000"/>
-                <w:spacing w:val="0"/>
-                <w:kern w:val="0"/>
-                <w:sz w:val="18"/>
-                <w:szCs w:val="18"/>
-                <w:lang w:val="en-US" w:eastAsia="zh-CN"/>
-              </w:rPr>
-              <w:br/>
-            </w:r>
-            <w:r>
-              <w:rPr>
-                <w:rFonts w:ascii="Segoe UI" w:eastAsia="Segoe UI" w:hAnsi="Segoe UI" w:cs="Segoe UI" w:hint="default"/>
-                <w:i w:val="0"/>
-                <w:iCs w:val="0"/>
-                <w:caps w:val="0"/>
-                <w:snapToGrid w:val="0"/>
-                <w:color w:val="000000"/>
-                <w:spacing w:val="0"/>
-                <w:kern w:val="0"/>
-                <w:sz w:val="18"/>
-                <w:szCs w:val="18"/>
-                <w:lang w:val="en-US" w:eastAsia="zh-CN"/>
-              </w:rPr>
-              <w:t>3. 参与演练，提供技术反馈。</w:t>
+              <w:t>2. 协助进行灾难恢复场景下的技术方案验证。</w:t>
             </w:r>
           </w:p>
         </w:tc>
@@ -5117,7 +5368,7 @@
               <w:spacing w:line="300" w:lineRule="atLeast"/>
               <w:jc w:val="left"/>
               <w:rPr>
-                <w:rFonts w:ascii="Segoe UI" w:eastAsia="Segoe UI" w:hAnsi="Segoe UI" w:cs="Segoe UI" w:hint="default"/>
+                <w:rFonts w:hint="default" w:ascii="Segoe UI" w:hAnsi="Segoe UI" w:eastAsia="Segoe UI" w:cs="Segoe UI"/>
                 <w:i w:val="0"/>
                 <w:iCs w:val="0"/>
                 <w:caps w:val="0"/>
@@ -5129,8 +5380,8 @@
             </w:pPr>
             <w:r>
               <w:rPr>
-                <w:rStyle w:val="Strong"/>
-                <w:rFonts w:ascii="Segoe UI" w:eastAsia="Segoe UI" w:hAnsi="Segoe UI" w:cs="Segoe UI" w:hint="default"/>
+                <w:rStyle w:val="23"/>
+                <w:rFonts w:hint="default" w:ascii="Segoe UI" w:hAnsi="Segoe UI" w:eastAsia="Segoe UI" w:cs="Segoe UI"/>
                 <w:b/>
                 <w:bCs/>
                 <w:i w:val="0"/>
@@ -5144,16 +5395,21 @@
                 <w:szCs w:val="18"/>
                 <w:lang w:val="en-US" w:eastAsia="zh-CN"/>
               </w:rPr>
-              <w:t>数智运营部-运维工程师</w:t>
+              <w:t>研究总院-开发/测试工程师</w:t>
             </w:r>
           </w:p>
         </w:tc>
       </w:tr>
       <w:tr>
         <w:tblPrEx>
-          <w:tblW w:w="9024" w:type="dxa"/>
-          <w:tblInd w:w="0" w:type="dxa"/>
-          <w:shd w:val="clear" w:color="auto" w:fill="auto"/>
+          <w:tblBorders>
+            <w:top w:val="single" w:color="auto" w:sz="4" w:space="0"/>
+            <w:left w:val="single" w:color="auto" w:sz="4" w:space="0"/>
+            <w:bottom w:val="single" w:color="auto" w:sz="4" w:space="0"/>
+            <w:right w:val="single" w:color="auto" w:sz="4" w:space="0"/>
+            <w:insideH w:val="single" w:color="auto" w:sz="4" w:space="0"/>
+            <w:insideV w:val="single" w:color="auto" w:sz="4" w:space="0"/>
+          </w:tblBorders>
           <w:tblCellMar>
             <w:top w:w="15" w:type="dxa"/>
             <w:left w:w="15" w:type="dxa"/>
@@ -5180,10 +5436,10 @@
               <w:widowControl/>
               <w:suppressLineNumbers w:val="0"/>
               <w:spacing w:line="300" w:lineRule="atLeast"/>
-              <w:ind w:left="0" w:right="0" w:firstLine="0" w:leftChars="0" w:rightChars="0" w:firstLineChars="0"/>
+              <w:ind w:left="0" w:leftChars="0" w:right="0" w:rightChars="0" w:firstLine="0" w:firstLineChars="0"/>
               <w:jc w:val="center"/>
               <w:rPr>
-                <w:rFonts w:ascii="Segoe UI" w:eastAsia="Segoe UI" w:hAnsi="Segoe UI" w:cs="Segoe UI" w:hint="default"/>
+                <w:rFonts w:hint="default" w:ascii="Segoe UI" w:hAnsi="Segoe UI" w:eastAsia="Segoe UI" w:cs="Segoe UI"/>
                 <w:i w:val="0"/>
                 <w:iCs w:val="0"/>
                 <w:caps w:val="0"/>
@@ -5195,8 +5451,8 @@
             </w:pPr>
             <w:r>
               <w:rPr>
-                <w:rStyle w:val="Strong"/>
-                <w:rFonts w:ascii="Segoe UI" w:eastAsia="Segoe UI" w:hAnsi="Segoe UI" w:cs="Segoe UI" w:hint="default"/>
+                <w:rStyle w:val="23"/>
+                <w:rFonts w:hint="default" w:ascii="Segoe UI" w:hAnsi="Segoe UI" w:eastAsia="Segoe UI" w:cs="Segoe UI"/>
                 <w:b/>
                 <w:bCs/>
                 <w:i w:val="0"/>
@@ -5210,7 +5466,7 @@
                 <w:szCs w:val="18"/>
                 <w:lang w:val="en-US" w:eastAsia="zh-CN"/>
               </w:rPr>
-              <w:t>研究总院</w:t>
+              <w:t>质量管理部</w:t>
             </w:r>
           </w:p>
         </w:tc>
@@ -5235,7 +5491,7 @@
               <w:spacing w:line="300" w:lineRule="atLeast"/>
               <w:jc w:val="left"/>
               <w:rPr>
-                <w:rFonts w:ascii="Segoe UI" w:eastAsia="Segoe UI" w:hAnsi="Segoe UI" w:cs="Segoe UI" w:hint="default"/>
+                <w:rFonts w:hint="default" w:ascii="Segoe UI" w:hAnsi="Segoe UI" w:eastAsia="Segoe UI" w:cs="Segoe UI"/>
                 <w:i w:val="0"/>
                 <w:iCs w:val="0"/>
                 <w:caps w:val="0"/>
@@ -5247,7 +5503,7 @@
             </w:pPr>
             <w:r>
               <w:rPr>
-                <w:rFonts w:ascii="Segoe UI" w:eastAsia="Segoe UI" w:hAnsi="Segoe UI" w:cs="Segoe UI" w:hint="default"/>
+                <w:rFonts w:hint="default" w:ascii="Segoe UI" w:hAnsi="Segoe UI" w:eastAsia="Segoe UI" w:cs="Segoe UI"/>
                 <w:i w:val="0"/>
                 <w:iCs w:val="0"/>
                 <w:caps w:val="0"/>
@@ -5259,11 +5515,11 @@
                 <w:szCs w:val="18"/>
                 <w:lang w:val="en-US" w:eastAsia="zh-CN"/>
               </w:rPr>
-              <w:t>1. 为高可用架构设计、数据备份与恢复方案提供技术支持。</w:t>
-            </w:r>
-            <w:r>
-              <w:rPr>
-                <w:rFonts w:ascii="Segoe UI" w:eastAsia="Segoe UI" w:hAnsi="Segoe UI" w:cs="Segoe UI" w:hint="default"/>
+              <w:t>1. 监督本制度执行情况，审计可用性数据与演练记录。</w:t>
+            </w:r>
+            <w:r>
+              <w:rPr>
+                <w:rFonts w:hint="default" w:ascii="Segoe UI" w:hAnsi="Segoe UI" w:eastAsia="Segoe UI" w:cs="Segoe UI"/>
                 <w:i w:val="0"/>
                 <w:iCs w:val="0"/>
                 <w:caps w:val="0"/>
@@ -5275,11 +5531,11 @@
                 <w:szCs w:val="18"/>
                 <w:lang w:val="en-US" w:eastAsia="zh-CN"/>
               </w:rPr>
-              <w:br/>
-            </w:r>
-            <w:r>
-              <w:rPr>
-                <w:rFonts w:ascii="Segoe UI" w:eastAsia="Segoe UI" w:hAnsi="Segoe UI" w:cs="Segoe UI" w:hint="default"/>
+              <w:br w:type="textWrapping"/>
+            </w:r>
+            <w:r>
+              <w:rPr>
+                <w:rFonts w:hint="default" w:ascii="Segoe UI" w:hAnsi="Segoe UI" w:eastAsia="Segoe UI" w:cs="Segoe UI"/>
                 <w:i w:val="0"/>
                 <w:iCs w:val="0"/>
                 <w:caps w:val="0"/>
@@ -5291,7 +5547,39 @@
                 <w:szCs w:val="18"/>
                 <w:lang w:val="en-US" w:eastAsia="zh-CN"/>
               </w:rPr>
-              <w:t>2. 协助进行灾难恢复场景下的技术方案验证。</w:t>
+              <w:t>2. 参与连续性预案的评审。</w:t>
+            </w:r>
+            <w:r>
+              <w:rPr>
+                <w:rFonts w:hint="default" w:ascii="Segoe UI" w:hAnsi="Segoe UI" w:eastAsia="Segoe UI" w:cs="Segoe UI"/>
+                <w:i w:val="0"/>
+                <w:iCs w:val="0"/>
+                <w:caps w:val="0"/>
+                <w:snapToGrid w:val="0"/>
+                <w:color w:val="000000"/>
+                <w:spacing w:val="0"/>
+                <w:kern w:val="0"/>
+                <w:sz w:val="18"/>
+                <w:szCs w:val="18"/>
+                <w:lang w:val="en-US" w:eastAsia="zh-CN"/>
+              </w:rPr>
+              <w:br w:type="textWrapping"/>
+            </w:r>
+            <w:r>
+              <w:rPr>
+                <w:rFonts w:hint="default" w:ascii="Segoe UI" w:hAnsi="Segoe UI" w:eastAsia="Segoe UI" w:cs="Segoe UI"/>
+                <w:i w:val="0"/>
+                <w:iCs w:val="0"/>
+                <w:caps w:val="0"/>
+                <w:snapToGrid w:val="0"/>
+                <w:color w:val="000000"/>
+                <w:spacing w:val="0"/>
+                <w:kern w:val="0"/>
+                <w:sz w:val="18"/>
+                <w:szCs w:val="18"/>
+                <w:lang w:val="en-US" w:eastAsia="zh-CN"/>
+              </w:rPr>
+              <w:t>3. 将可用性指标纳入质量报告。</w:t>
             </w:r>
           </w:p>
         </w:tc>
@@ -5316,7 +5604,7 @@
               <w:spacing w:line="300" w:lineRule="atLeast"/>
               <w:jc w:val="left"/>
               <w:rPr>
-                <w:rFonts w:ascii="Segoe UI" w:eastAsia="Segoe UI" w:hAnsi="Segoe UI" w:cs="Segoe UI" w:hint="default"/>
+                <w:rFonts w:hint="default" w:ascii="Segoe UI" w:hAnsi="Segoe UI" w:eastAsia="Segoe UI" w:cs="Segoe UI"/>
                 <w:i w:val="0"/>
                 <w:iCs w:val="0"/>
                 <w:caps w:val="0"/>
@@ -5328,8 +5616,8 @@
             </w:pPr>
             <w:r>
               <w:rPr>
-                <w:rStyle w:val="Strong"/>
-                <w:rFonts w:ascii="Segoe UI" w:eastAsia="Segoe UI" w:hAnsi="Segoe UI" w:cs="Segoe UI" w:hint="default"/>
+                <w:rStyle w:val="23"/>
+                <w:rFonts w:hint="default" w:ascii="Segoe UI" w:hAnsi="Segoe UI" w:eastAsia="Segoe UI" w:cs="Segoe UI"/>
                 <w:b/>
                 <w:bCs/>
                 <w:i w:val="0"/>
@@ -5343,237 +5631,6 @@
                 <w:szCs w:val="18"/>
                 <w:lang w:val="en-US" w:eastAsia="zh-CN"/>
               </w:rPr>
-              <w:t>研究总院-开发/测试工程师</w:t>
-            </w:r>
-          </w:p>
-        </w:tc>
-      </w:tr>
-      <w:tr>
-        <w:tblPrEx>
-          <w:tblW w:w="9024" w:type="dxa"/>
-          <w:tblInd w:w="0" w:type="dxa"/>
-          <w:shd w:val="clear" w:color="auto" w:fill="auto"/>
-          <w:tblCellMar>
-            <w:top w:w="15" w:type="dxa"/>
-            <w:left w:w="15" w:type="dxa"/>
-            <w:bottom w:w="15" w:type="dxa"/>
-            <w:right w:w="15" w:type="dxa"/>
-          </w:tblCellMar>
-        </w:tblPrEx>
-        <w:tc>
-          <w:tcPr>
-            <w:tcW w:w="2335" w:type="dxa"/>
-            <w:shd w:val="clear" w:color="auto" w:fill="auto"/>
-            <w:tcMar>
-              <w:top w:w="120" w:type="dxa"/>
-              <w:left w:w="0" w:type="dxa"/>
-              <w:bottom w:w="120" w:type="dxa"/>
-              <w:right w:w="192" w:type="dxa"/>
-            </w:tcMar>
-            <w:vAlign w:val="center"/>
-          </w:tcPr>
-          <w:p>
-            <w:pPr>
-              <w:keepNext w:val="0"/>
-              <w:keepLines w:val="0"/>
-              <w:widowControl/>
-              <w:suppressLineNumbers w:val="0"/>
-              <w:spacing w:line="300" w:lineRule="atLeast"/>
-              <w:ind w:left="0" w:right="0" w:firstLine="0" w:leftChars="0" w:rightChars="0" w:firstLineChars="0"/>
-              <w:jc w:val="center"/>
-              <w:rPr>
-                <w:rFonts w:ascii="Segoe UI" w:eastAsia="Segoe UI" w:hAnsi="Segoe UI" w:cs="Segoe UI" w:hint="default"/>
-                <w:i w:val="0"/>
-                <w:iCs w:val="0"/>
-                <w:caps w:val="0"/>
-                <w:color w:val="0F1115"/>
-                <w:spacing w:val="0"/>
-                <w:sz w:val="18"/>
-                <w:szCs w:val="18"/>
-              </w:rPr>
-            </w:pPr>
-            <w:r>
-              <w:rPr>
-                <w:rStyle w:val="Strong"/>
-                <w:rFonts w:ascii="Segoe UI" w:eastAsia="Segoe UI" w:hAnsi="Segoe UI" w:cs="Segoe UI" w:hint="default"/>
-                <w:b/>
-                <w:bCs/>
-                <w:i w:val="0"/>
-                <w:iCs w:val="0"/>
-                <w:caps w:val="0"/>
-                <w:snapToGrid w:val="0"/>
-                <w:color w:val="000000"/>
-                <w:spacing w:val="0"/>
-                <w:kern w:val="0"/>
-                <w:sz w:val="18"/>
-                <w:szCs w:val="18"/>
-                <w:lang w:val="en-US" w:eastAsia="zh-CN"/>
-              </w:rPr>
-              <w:t>质量管理部</w:t>
-            </w:r>
-          </w:p>
-        </w:tc>
-        <w:tc>
-          <w:tcPr>
-            <w:tcW w:w="4320" w:type="dxa"/>
-            <w:shd w:val="clear" w:color="auto" w:fill="auto"/>
-            <w:tcMar>
-              <w:top w:w="120" w:type="dxa"/>
-              <w:left w:w="192" w:type="dxa"/>
-              <w:bottom w:w="120" w:type="dxa"/>
-              <w:right w:w="192" w:type="dxa"/>
-            </w:tcMar>
-            <w:vAlign w:val="center"/>
-          </w:tcPr>
-          <w:p>
-            <w:pPr>
-              <w:keepNext w:val="0"/>
-              <w:keepLines w:val="0"/>
-              <w:widowControl/>
-              <w:suppressLineNumbers w:val="0"/>
-              <w:spacing w:line="300" w:lineRule="atLeast"/>
-              <w:jc w:val="left"/>
-              <w:rPr>
-                <w:rFonts w:ascii="Segoe UI" w:eastAsia="Segoe UI" w:hAnsi="Segoe UI" w:cs="Segoe UI" w:hint="default"/>
-                <w:i w:val="0"/>
-                <w:iCs w:val="0"/>
-                <w:caps w:val="0"/>
-                <w:color w:val="0F1115"/>
-                <w:spacing w:val="0"/>
-                <w:sz w:val="18"/>
-                <w:szCs w:val="18"/>
-              </w:rPr>
-            </w:pPr>
-            <w:r>
-              <w:rPr>
-                <w:rFonts w:ascii="Segoe UI" w:eastAsia="Segoe UI" w:hAnsi="Segoe UI" w:cs="Segoe UI" w:hint="default"/>
-                <w:i w:val="0"/>
-                <w:iCs w:val="0"/>
-                <w:caps w:val="0"/>
-                <w:snapToGrid w:val="0"/>
-                <w:color w:val="000000"/>
-                <w:spacing w:val="0"/>
-                <w:kern w:val="0"/>
-                <w:sz w:val="18"/>
-                <w:szCs w:val="18"/>
-                <w:lang w:val="en-US" w:eastAsia="zh-CN"/>
-              </w:rPr>
-              <w:t>1. 监督本制度执行情况，审计可用性数据与演练记录。</w:t>
-            </w:r>
-            <w:r>
-              <w:rPr>
-                <w:rFonts w:ascii="Segoe UI" w:eastAsia="Segoe UI" w:hAnsi="Segoe UI" w:cs="Segoe UI" w:hint="default"/>
-                <w:i w:val="0"/>
-                <w:iCs w:val="0"/>
-                <w:caps w:val="0"/>
-                <w:snapToGrid w:val="0"/>
-                <w:color w:val="000000"/>
-                <w:spacing w:val="0"/>
-                <w:kern w:val="0"/>
-                <w:sz w:val="18"/>
-                <w:szCs w:val="18"/>
-                <w:lang w:val="en-US" w:eastAsia="zh-CN"/>
-              </w:rPr>
-              <w:br/>
-            </w:r>
-            <w:r>
-              <w:rPr>
-                <w:rFonts w:ascii="Segoe UI" w:eastAsia="Segoe UI" w:hAnsi="Segoe UI" w:cs="Segoe UI" w:hint="default"/>
-                <w:i w:val="0"/>
-                <w:iCs w:val="0"/>
-                <w:caps w:val="0"/>
-                <w:snapToGrid w:val="0"/>
-                <w:color w:val="000000"/>
-                <w:spacing w:val="0"/>
-                <w:kern w:val="0"/>
-                <w:sz w:val="18"/>
-                <w:szCs w:val="18"/>
-                <w:lang w:val="en-US" w:eastAsia="zh-CN"/>
-              </w:rPr>
-              <w:t>2. 参与连续性预案的评审。</w:t>
-            </w:r>
-            <w:r>
-              <w:rPr>
-                <w:rFonts w:ascii="Segoe UI" w:eastAsia="Segoe UI" w:hAnsi="Segoe UI" w:cs="Segoe UI" w:hint="default"/>
-                <w:i w:val="0"/>
-                <w:iCs w:val="0"/>
-                <w:caps w:val="0"/>
-                <w:snapToGrid w:val="0"/>
-                <w:color w:val="000000"/>
-                <w:spacing w:val="0"/>
-                <w:kern w:val="0"/>
-                <w:sz w:val="18"/>
-                <w:szCs w:val="18"/>
-                <w:lang w:val="en-US" w:eastAsia="zh-CN"/>
-              </w:rPr>
-              <w:br/>
-            </w:r>
-            <w:r>
-              <w:rPr>
-                <w:rFonts w:ascii="Segoe UI" w:eastAsia="Segoe UI" w:hAnsi="Segoe UI" w:cs="Segoe UI" w:hint="default"/>
-                <w:i w:val="0"/>
-                <w:iCs w:val="0"/>
-                <w:caps w:val="0"/>
-                <w:snapToGrid w:val="0"/>
-                <w:color w:val="000000"/>
-                <w:spacing w:val="0"/>
-                <w:kern w:val="0"/>
-                <w:sz w:val="18"/>
-                <w:szCs w:val="18"/>
-                <w:lang w:val="en-US" w:eastAsia="zh-CN"/>
-              </w:rPr>
-              <w:t>3. 将可用性指标纳入质量报告。</w:t>
-            </w:r>
-          </w:p>
-        </w:tc>
-        <w:tc>
-          <w:tcPr>
-            <w:tcW w:w="2369" w:type="dxa"/>
-            <w:shd w:val="clear" w:color="auto" w:fill="auto"/>
-            <w:tcMar>
-              <w:top w:w="120" w:type="dxa"/>
-              <w:left w:w="192" w:type="dxa"/>
-              <w:bottom w:w="120" w:type="dxa"/>
-              <w:right w:w="0" w:type="dxa"/>
-            </w:tcMar>
-            <w:vAlign w:val="center"/>
-          </w:tcPr>
-          <w:p>
-            <w:pPr>
-              <w:keepNext w:val="0"/>
-              <w:keepLines w:val="0"/>
-              <w:widowControl/>
-              <w:suppressLineNumbers w:val="0"/>
-              <w:spacing w:line="300" w:lineRule="atLeast"/>
-              <w:jc w:val="left"/>
-              <w:rPr>
-                <w:rFonts w:ascii="Segoe UI" w:eastAsia="Segoe UI" w:hAnsi="Segoe UI" w:cs="Segoe UI" w:hint="default"/>
-                <w:i w:val="0"/>
-                <w:iCs w:val="0"/>
-                <w:caps w:val="0"/>
-                <w:color w:val="0F1115"/>
-                <w:spacing w:val="0"/>
-                <w:sz w:val="18"/>
-                <w:szCs w:val="18"/>
-              </w:rPr>
-            </w:pPr>
-            <w:r>
-              <w:rPr>
-                <w:rStyle w:val="Strong"/>
-                <w:rFonts w:ascii="Segoe UI" w:eastAsia="Segoe UI" w:hAnsi="Segoe UI" w:cs="Segoe UI" w:hint="default"/>
-                <w:b/>
-                <w:bCs/>
-                <w:i w:val="0"/>
-                <w:iCs w:val="0"/>
-                <w:caps w:val="0"/>
-                <w:snapToGrid w:val="0"/>
-                <w:color w:val="000000"/>
-                <w:spacing w:val="0"/>
-                <w:kern w:val="0"/>
-                <w:sz w:val="18"/>
-                <w:szCs w:val="18"/>
-                <w:lang w:val="en-US" w:eastAsia="zh-CN"/>
-              </w:rPr>
               <w:t>质量管理部经理/专员</w:t>
             </w:r>
           </w:p>
@@ -5582,7 +5639,7 @@
     </w:tbl>
     <w:p>
       <w:pPr>
-        <w:pStyle w:val="1"/>
+        <w:pStyle w:val="28"/>
         <w:keepNext w:val="0"/>
         <w:keepLines w:val="0"/>
         <w:pageBreakBefore w:val="0"/>
@@ -5602,38 +5659,40 @@
           <w:lang w:val="en-US" w:eastAsia="zh-CN"/>
         </w:rPr>
       </w:pPr>
-      <w:bookmarkStart w:id="9" w:name="_Toc6228"/>
+      <w:bookmarkStart w:id="8" w:name="_Toc3825"/>
       <w:r>
         <w:rPr>
           <w:rFonts w:hint="default"/>
           <w:lang w:val="en-US" w:eastAsia="zh-CN"/>
         </w:rPr>
         <w:t>服务可用性管理</w:t>
+      </w:r>
+      <w:bookmarkEnd w:id="8"/>
+    </w:p>
+    <w:p>
+      <w:pPr>
+        <w:pStyle w:val="30"/>
+        <w:bidi w:val="0"/>
+        <w:rPr>
+          <w:rFonts w:hint="default"/>
+          <w:lang w:val="en-US" w:eastAsia="zh-CN"/>
+        </w:rPr>
+      </w:pPr>
+      <w:bookmarkStart w:id="21" w:name="_GoBack"/>
+      <w:bookmarkEnd w:id="21"/>
+      <w:bookmarkStart w:id="9" w:name="_Toc23673"/>
+      <w:r>
+        <w:rPr>
+          <w:rFonts w:hint="default"/>
+          <w:lang w:val="en-US" w:eastAsia="zh-CN"/>
+        </w:rPr>
+        <w:t>可用性目标设定与协商</w:t>
       </w:r>
       <w:bookmarkEnd w:id="9"/>
     </w:p>
     <w:p>
       <w:pPr>
-        <w:pStyle w:val="2"/>
-        <w:bidi w:val="0"/>
-        <w:rPr>
-          <w:rFonts w:hint="default"/>
-          <w:lang w:val="en-US" w:eastAsia="zh-CN"/>
-        </w:rPr>
-      </w:pPr>
-      <w:bookmarkStart w:id="10" w:name="_Toc9776"/>
-      <w:r>
-        <w:rPr>
-          <w:rFonts w:hint="default"/>
-          <w:lang w:val="en-US" w:eastAsia="zh-CN"/>
-        </w:rPr>
-        <w:t>可用性目标设定与协商</w:t>
-      </w:r>
-      <w:bookmarkEnd w:id="10"/>
-    </w:p>
-    <w:p>
-      <w:pPr>
-        <w:pStyle w:val="a1"/>
+        <w:pStyle w:val="29"/>
         <w:keepNext w:val="0"/>
         <w:keepLines w:val="0"/>
         <w:pageBreakBefore w:val="0"/>
@@ -5663,7 +5722,7 @@
     </w:p>
     <w:p>
       <w:pPr>
-        <w:pStyle w:val="a1"/>
+        <w:pStyle w:val="29"/>
         <w:keepNext w:val="0"/>
         <w:keepLines w:val="0"/>
         <w:pageBreakBefore w:val="0"/>
@@ -5693,14 +5752,14 @@
     </w:p>
     <w:p>
       <w:pPr>
-        <w:pStyle w:val="2"/>
+        <w:pStyle w:val="30"/>
         <w:bidi w:val="0"/>
         <w:rPr>
           <w:rFonts w:hint="default"/>
           <w:lang w:val="en-US" w:eastAsia="zh-CN"/>
         </w:rPr>
       </w:pPr>
-      <w:bookmarkStart w:id="11" w:name="_Toc5733"/>
+      <w:bookmarkStart w:id="10" w:name="_Toc30234"/>
       <w:r>
         <w:rPr>
           <w:rFonts w:hint="default"/>
@@ -5708,11 +5767,11 @@
         </w:rPr>
         <w:t>可用性监控与测量</w:t>
       </w:r>
-      <w:bookmarkEnd w:id="11"/>
+      <w:bookmarkEnd w:id="10"/>
     </w:p>
     <w:p>
       <w:pPr>
-        <w:pStyle w:val="a1"/>
+        <w:pStyle w:val="29"/>
         <w:keepNext w:val="0"/>
         <w:keepLines w:val="0"/>
         <w:pageBreakBefore w:val="0"/>
@@ -5742,7 +5801,7 @@
     </w:p>
     <w:p>
       <w:pPr>
-        <w:pStyle w:val="a1"/>
+        <w:pStyle w:val="29"/>
         <w:keepNext w:val="0"/>
         <w:keepLines w:val="0"/>
         <w:pageBreakBefore w:val="0"/>
@@ -5772,7 +5831,7 @@
     </w:p>
     <w:p>
       <w:pPr>
-        <w:pStyle w:val="a1"/>
+        <w:pStyle w:val="29"/>
         <w:keepNext w:val="0"/>
         <w:keepLines w:val="0"/>
         <w:pageBreakBefore w:val="0"/>
@@ -5802,14 +5861,14 @@
     </w:p>
     <w:p>
       <w:pPr>
-        <w:pStyle w:val="2"/>
+        <w:pStyle w:val="30"/>
         <w:bidi w:val="0"/>
         <w:rPr>
           <w:rFonts w:hint="default"/>
           <w:lang w:val="en-US" w:eastAsia="zh-CN"/>
         </w:rPr>
       </w:pPr>
-      <w:bookmarkStart w:id="12" w:name="_Toc17628"/>
+      <w:bookmarkStart w:id="11" w:name="_Toc27449"/>
       <w:r>
         <w:rPr>
           <w:rFonts w:hint="default"/>
@@ -5817,11 +5876,11 @@
         </w:rPr>
         <w:t>可用性分析、报告与改进</w:t>
       </w:r>
-      <w:bookmarkEnd w:id="12"/>
+      <w:bookmarkEnd w:id="11"/>
     </w:p>
     <w:p>
       <w:pPr>
-        <w:pStyle w:val="a1"/>
+        <w:pStyle w:val="29"/>
         <w:keepNext w:val="0"/>
         <w:keepLines w:val="0"/>
         <w:pageBreakBefore w:val="0"/>
@@ -5851,7 +5910,7 @@
     </w:p>
     <w:p>
       <w:pPr>
-        <w:pStyle w:val="a1"/>
+        <w:pStyle w:val="29"/>
         <w:keepNext w:val="0"/>
         <w:keepLines w:val="0"/>
         <w:pageBreakBefore w:val="0"/>
@@ -5881,7 +5940,7 @@
     </w:p>
     <w:p>
       <w:pPr>
-        <w:pStyle w:val="a1"/>
+        <w:pStyle w:val="29"/>
         <w:keepNext w:val="0"/>
         <w:keepLines w:val="0"/>
         <w:pageBreakBefore w:val="0"/>
@@ -5911,7 +5970,7 @@
     </w:p>
     <w:p>
       <w:pPr>
-        <w:pStyle w:val="1"/>
+        <w:pStyle w:val="28"/>
         <w:keepNext w:val="0"/>
         <w:keepLines w:val="0"/>
         <w:pageBreakBefore w:val="0"/>
@@ -5931,38 +5990,38 @@
           <w:lang w:val="en-US" w:eastAsia="zh-CN"/>
         </w:rPr>
       </w:pPr>
-      <w:bookmarkStart w:id="13" w:name="_Toc5857"/>
+      <w:bookmarkStart w:id="12" w:name="_Toc11210"/>
       <w:r>
         <w:rPr>
           <w:rFonts w:hint="default"/>
           <w:lang w:val="en-US" w:eastAsia="zh-CN"/>
         </w:rPr>
         <w:t>服务连续性管理</w:t>
+      </w:r>
+      <w:bookmarkEnd w:id="12"/>
+    </w:p>
+    <w:p>
+      <w:pPr>
+        <w:pStyle w:val="30"/>
+        <w:bidi w:val="0"/>
+        <w:rPr>
+          <w:rFonts w:hint="default"/>
+          <w:lang w:val="en-US" w:eastAsia="zh-CN"/>
+        </w:rPr>
+      </w:pPr>
+      <w:bookmarkStart w:id="13" w:name="_Toc6268"/>
+      <w:r>
+        <w:rPr>
+          <w:rFonts w:hint="default"/>
+          <w:lang w:val="en-US" w:eastAsia="zh-CN"/>
+        </w:rPr>
+        <w:t>业务影响分析</w:t>
       </w:r>
       <w:bookmarkEnd w:id="13"/>
     </w:p>
     <w:p>
       <w:pPr>
-        <w:pStyle w:val="2"/>
-        <w:bidi w:val="0"/>
-        <w:rPr>
-          <w:rFonts w:hint="default"/>
-          <w:lang w:val="en-US" w:eastAsia="zh-CN"/>
-        </w:rPr>
-      </w:pPr>
-      <w:bookmarkStart w:id="14" w:name="_Toc14465"/>
-      <w:r>
-        <w:rPr>
-          <w:rFonts w:hint="default"/>
-          <w:lang w:val="en-US" w:eastAsia="zh-CN"/>
-        </w:rPr>
-        <w:t>业务影响分析</w:t>
-      </w:r>
-      <w:bookmarkEnd w:id="14"/>
-    </w:p>
-    <w:p>
-      <w:pPr>
-        <w:pStyle w:val="a1"/>
+        <w:pStyle w:val="29"/>
         <w:keepNext w:val="0"/>
         <w:keepLines w:val="0"/>
         <w:pageBreakBefore w:val="0"/>
@@ -5992,7 +6051,7 @@
     </w:p>
     <w:p>
       <w:pPr>
-        <w:pStyle w:val="a1"/>
+        <w:pStyle w:val="29"/>
         <w:keepNext w:val="0"/>
         <w:keepLines w:val="0"/>
         <w:pageBreakBefore w:val="0"/>
@@ -6022,14 +6081,14 @@
     </w:p>
     <w:p>
       <w:pPr>
-        <w:pStyle w:val="2"/>
+        <w:pStyle w:val="30"/>
         <w:bidi w:val="0"/>
         <w:rPr>
           <w:rFonts w:hint="default"/>
           <w:lang w:val="en-US" w:eastAsia="zh-CN"/>
         </w:rPr>
       </w:pPr>
-      <w:bookmarkStart w:id="15" w:name="_Toc15557"/>
+      <w:bookmarkStart w:id="14" w:name="_Toc23716"/>
       <w:r>
         <w:rPr>
           <w:rFonts w:hint="default"/>
@@ -6037,11 +6096,11 @@
         </w:rPr>
         <w:t>连续性策略制定</w:t>
       </w:r>
-      <w:bookmarkEnd w:id="15"/>
+      <w:bookmarkEnd w:id="14"/>
     </w:p>
     <w:p>
       <w:pPr>
-        <w:pStyle w:val="a1"/>
+        <w:pStyle w:val="29"/>
         <w:keepNext w:val="0"/>
         <w:keepLines w:val="0"/>
         <w:pageBreakBefore w:val="0"/>
@@ -6071,7 +6130,7 @@
     </w:p>
     <w:p>
       <w:pPr>
-        <w:pStyle w:val="a1"/>
+        <w:pStyle w:val="29"/>
         <w:keepNext w:val="0"/>
         <w:keepLines w:val="0"/>
         <w:pageBreakBefore w:val="0"/>
@@ -6101,7 +6160,7 @@
     </w:p>
     <w:p>
       <w:pPr>
-        <w:pStyle w:val="a1"/>
+        <w:pStyle w:val="29"/>
         <w:keepNext w:val="0"/>
         <w:keepLines w:val="0"/>
         <w:pageBreakBefore w:val="0"/>
@@ -6131,7 +6190,7 @@
     </w:p>
     <w:p>
       <w:pPr>
-        <w:pStyle w:val="a1"/>
+        <w:pStyle w:val="29"/>
         <w:keepNext w:val="0"/>
         <w:keepLines w:val="0"/>
         <w:pageBreakBefore w:val="0"/>
@@ -6161,14 +6220,14 @@
     </w:p>
     <w:p>
       <w:pPr>
-        <w:pStyle w:val="2"/>
+        <w:pStyle w:val="30"/>
         <w:bidi w:val="0"/>
         <w:rPr>
           <w:rFonts w:hint="default"/>
           <w:lang w:val="en-US" w:eastAsia="zh-CN"/>
         </w:rPr>
       </w:pPr>
-      <w:bookmarkStart w:id="16" w:name="_Toc9211"/>
+      <w:bookmarkStart w:id="15" w:name="_Toc28966"/>
       <w:r>
         <w:rPr>
           <w:rFonts w:hint="default"/>
@@ -6176,11 +6235,11 @@
         </w:rPr>
         <w:t>应急预案编制与维护</w:t>
       </w:r>
-      <w:bookmarkEnd w:id="16"/>
+      <w:bookmarkEnd w:id="15"/>
     </w:p>
     <w:p>
       <w:pPr>
-        <w:pStyle w:val="a1"/>
+        <w:pStyle w:val="29"/>
         <w:keepNext w:val="0"/>
         <w:keepLines w:val="0"/>
         <w:pageBreakBefore w:val="0"/>
@@ -6210,7 +6269,7 @@
     </w:p>
     <w:p>
       <w:pPr>
-        <w:pStyle w:val="a1"/>
+        <w:pStyle w:val="29"/>
         <w:keepNext w:val="0"/>
         <w:keepLines w:val="0"/>
         <w:pageBreakBefore w:val="0"/>
@@ -6240,7 +6299,7 @@
     </w:p>
     <w:p>
       <w:pPr>
-        <w:pStyle w:val="a1"/>
+        <w:pStyle w:val="29"/>
         <w:keepNext w:val="0"/>
         <w:keepLines w:val="0"/>
         <w:pageBreakBefore w:val="0"/>
@@ -6270,14 +6329,14 @@
     </w:p>
     <w:p>
       <w:pPr>
-        <w:pStyle w:val="2"/>
+        <w:pStyle w:val="30"/>
         <w:bidi w:val="0"/>
         <w:rPr>
           <w:rFonts w:hint="default"/>
           <w:lang w:val="en-US" w:eastAsia="zh-CN"/>
         </w:rPr>
       </w:pPr>
-      <w:bookmarkStart w:id="17" w:name="_Toc17417"/>
+      <w:bookmarkStart w:id="16" w:name="_Toc20895"/>
       <w:r>
         <w:rPr>
           <w:rFonts w:hint="default"/>
@@ -6285,11 +6344,11 @@
         </w:rPr>
         <w:t>演练、评估与改进</w:t>
       </w:r>
-      <w:bookmarkEnd w:id="17"/>
+      <w:bookmarkEnd w:id="16"/>
     </w:p>
     <w:p>
       <w:pPr>
-        <w:pStyle w:val="a1"/>
+        <w:pStyle w:val="29"/>
         <w:keepNext w:val="0"/>
         <w:keepLines w:val="0"/>
         <w:pageBreakBefore w:val="0"/>
@@ -6319,7 +6378,7 @@
     </w:p>
     <w:p>
       <w:pPr>
-        <w:pStyle w:val="a1"/>
+        <w:pStyle w:val="29"/>
         <w:keepNext w:val="0"/>
         <w:keepLines w:val="0"/>
         <w:pageBreakBefore w:val="0"/>
@@ -6349,7 +6408,7 @@
     </w:p>
     <w:p>
       <w:pPr>
-        <w:pStyle w:val="a1"/>
+        <w:pStyle w:val="29"/>
         <w:keepNext w:val="0"/>
         <w:keepLines w:val="0"/>
         <w:pageBreakBefore w:val="0"/>
@@ -6379,14 +6438,14 @@
     </w:p>
     <w:p>
       <w:pPr>
-        <w:pStyle w:val="2"/>
+        <w:pStyle w:val="30"/>
         <w:bidi w:val="0"/>
         <w:rPr>
           <w:rFonts w:hint="default"/>
           <w:lang w:val="en-US" w:eastAsia="zh-CN"/>
         </w:rPr>
       </w:pPr>
-      <w:bookmarkStart w:id="18" w:name="_Toc3524"/>
+      <w:bookmarkStart w:id="17" w:name="_Toc21354"/>
       <w:r>
         <w:rPr>
           <w:rFonts w:hint="default"/>
@@ -6394,11 +6453,11 @@
         </w:rPr>
         <w:t>应急响应与恢复</w:t>
       </w:r>
-      <w:bookmarkEnd w:id="18"/>
+      <w:bookmarkEnd w:id="17"/>
     </w:p>
     <w:p>
       <w:pPr>
-        <w:pStyle w:val="a1"/>
+        <w:pStyle w:val="29"/>
         <w:keepNext w:val="0"/>
         <w:keepLines w:val="0"/>
         <w:pageBreakBefore w:val="0"/>
@@ -6428,7 +6487,7 @@
     </w:p>
     <w:p>
       <w:pPr>
-        <w:pStyle w:val="a1"/>
+        <w:pStyle w:val="29"/>
         <w:keepNext w:val="0"/>
         <w:keepLines w:val="0"/>
         <w:pageBreakBefore w:val="0"/>
@@ -6458,7 +6517,7 @@
     </w:p>
     <w:p>
       <w:pPr>
-        <w:pStyle w:val="a1"/>
+        <w:pStyle w:val="29"/>
         <w:keepNext w:val="0"/>
         <w:keepLines w:val="0"/>
         <w:pageBreakBefore w:val="0"/>
@@ -6488,7 +6547,7 @@
     </w:p>
     <w:p>
       <w:pPr>
-        <w:pStyle w:val="1"/>
+        <w:pStyle w:val="28"/>
         <w:keepNext w:val="0"/>
         <w:keepLines w:val="0"/>
         <w:pageBreakBefore w:val="0"/>
@@ -6508,7 +6567,7 @@
           <w:lang w:val="en-US" w:eastAsia="zh-CN"/>
         </w:rPr>
       </w:pPr>
-      <w:bookmarkStart w:id="19" w:name="_Toc29200"/>
+      <w:bookmarkStart w:id="18" w:name="_Toc11474"/>
       <w:r>
         <w:rPr>
           <w:rFonts w:hint="default"/>
@@ -6516,11 +6575,11 @@
         </w:rPr>
         <w:t>与其他流程的接口</w:t>
       </w:r>
-      <w:bookmarkEnd w:id="19"/>
+      <w:bookmarkEnd w:id="18"/>
     </w:p>
     <w:p>
       <w:pPr>
-        <w:pStyle w:val="a1"/>
+        <w:pStyle w:val="29"/>
         <w:keepNext w:val="0"/>
         <w:keepLines w:val="0"/>
         <w:pageBreakBefore w:val="0"/>
@@ -6550,7 +6609,7 @@
     </w:p>
     <w:p>
       <w:pPr>
-        <w:pStyle w:val="a1"/>
+        <w:pStyle w:val="29"/>
         <w:keepNext w:val="0"/>
         <w:keepLines w:val="0"/>
         <w:pageBreakBefore w:val="0"/>
@@ -6580,7 +6639,7 @@
     </w:p>
     <w:p>
       <w:pPr>
-        <w:pStyle w:val="a1"/>
+        <w:pStyle w:val="29"/>
         <w:keepNext w:val="0"/>
         <w:keepLines w:val="0"/>
         <w:pageBreakBefore w:val="0"/>
@@ -6610,7 +6669,7 @@
     </w:p>
     <w:p>
       <w:pPr>
-        <w:pStyle w:val="a1"/>
+        <w:pStyle w:val="29"/>
         <w:keepNext w:val="0"/>
         <w:keepLines w:val="0"/>
         <w:pageBreakBefore w:val="0"/>
@@ -6640,7 +6699,7 @@
     </w:p>
     <w:p>
       <w:pPr>
-        <w:pStyle w:val="a1"/>
+        <w:pStyle w:val="29"/>
         <w:keepNext w:val="0"/>
         <w:keepLines w:val="0"/>
         <w:pageBreakBefore w:val="0"/>
@@ -6670,7 +6729,7 @@
     </w:p>
     <w:p>
       <w:pPr>
-        <w:pStyle w:val="a1"/>
+        <w:pStyle w:val="29"/>
         <w:keepNext w:val="0"/>
         <w:keepLines w:val="0"/>
         <w:pageBreakBefore w:val="0"/>
@@ -6715,7 +6774,7 @@
     </w:p>
     <w:p>
       <w:pPr>
-        <w:pStyle w:val="1"/>
+        <w:pStyle w:val="28"/>
         <w:keepNext w:val="0"/>
         <w:keepLines w:val="0"/>
         <w:pageBreakBefore w:val="0"/>
@@ -6735,7 +6794,7 @@
           <w:lang w:val="en-US" w:eastAsia="zh-CN"/>
         </w:rPr>
       </w:pPr>
-      <w:bookmarkStart w:id="20" w:name="_Toc802"/>
+      <w:bookmarkStart w:id="19" w:name="_Toc27373"/>
       <w:r>
         <w:rPr>
           <w:rFonts w:hint="eastAsia"/>
@@ -6743,22 +6802,23 @@
         </w:rPr>
         <w:t>考核指标</w:t>
       </w:r>
-      <w:bookmarkEnd w:id="20"/>
+      <w:bookmarkEnd w:id="19"/>
     </w:p>
     <w:tbl>
       <w:tblPr>
-        <w:tblStyle w:val="TableNormal"/>
+        <w:tblStyle w:val="20"/>
         <w:tblW w:w="7675" w:type="dxa"/>
         <w:tblInd w:w="96" w:type="dxa"/>
         <w:tblBorders>
-          <w:top w:val="nil"/>
-          <w:left w:val="nil"/>
-          <w:bottom w:val="nil"/>
-          <w:right w:val="nil"/>
-          <w:insideH w:val="nil"/>
-          <w:insideV w:val="nil"/>
+          <w:top w:val="none" w:color="auto" w:sz="0" w:space="0"/>
+          <w:left w:val="none" w:color="auto" w:sz="0" w:space="0"/>
+          <w:bottom w:val="none" w:color="auto" w:sz="0" w:space="0"/>
+          <w:right w:val="none" w:color="auto" w:sz="0" w:space="0"/>
+          <w:insideH w:val="none" w:color="auto" w:sz="0" w:space="0"/>
+          <w:insideV w:val="none" w:color="auto" w:sz="0" w:space="0"/>
         </w:tblBorders>
         <w:shd w:val="clear" w:color="auto" w:fill="auto"/>
+        <w:tblLayout w:type="autofit"/>
         <w:tblCellMar>
           <w:top w:w="0" w:type="dxa"/>
           <w:left w:w="108" w:type="dxa"/>
@@ -6774,15 +6834,13 @@
       </w:tblGrid>
       <w:tr>
         <w:tblPrEx>
-          <w:tblW w:w="7675" w:type="dxa"/>
-          <w:tblInd w:w="96" w:type="dxa"/>
           <w:tblBorders>
-            <w:top w:val="nil"/>
-            <w:left w:val="nil"/>
-            <w:bottom w:val="nil"/>
-            <w:right w:val="nil"/>
-            <w:insideH w:val="nil"/>
-            <w:insideV w:val="nil"/>
+            <w:top w:val="none" w:color="auto" w:sz="0" w:space="0"/>
+            <w:left w:val="none" w:color="auto" w:sz="0" w:space="0"/>
+            <w:bottom w:val="none" w:color="auto" w:sz="0" w:space="0"/>
+            <w:right w:val="none" w:color="auto" w:sz="0" w:space="0"/>
+            <w:insideH w:val="none" w:color="auto" w:sz="0" w:space="0"/>
+            <w:insideV w:val="none" w:color="auto" w:sz="0" w:space="0"/>
           </w:tblBorders>
           <w:shd w:val="clear" w:color="auto" w:fill="auto"/>
           <w:tblCellMar>
@@ -6793,16 +6851,16 @@
           </w:tblCellMar>
         </w:tblPrEx>
         <w:trPr>
-          <w:trHeight w:val="493"/>
+          <w:trHeight w:val="493" w:hRule="atLeast"/>
         </w:trPr>
         <w:tc>
           <w:tcPr>
             <w:tcW w:w="1963" w:type="dxa"/>
             <w:tcBorders>
-              <w:top w:val="single" w:sz="4" w:space="0" w:color="000000"/>
-              <w:left w:val="single" w:sz="4" w:space="0" w:color="000000"/>
-              <w:bottom w:val="single" w:sz="4" w:space="0" w:color="000000"/>
-              <w:right w:val="single" w:sz="4" w:space="0" w:color="000000"/>
+              <w:top w:val="single" w:color="000000" w:sz="4" w:space="0"/>
+              <w:left w:val="single" w:color="000000" w:sz="4" w:space="0"/>
+              <w:bottom w:val="single" w:color="000000" w:sz="4" w:space="0"/>
+              <w:right w:val="single" w:color="000000" w:sz="4" w:space="0"/>
             </w:tcBorders>
             <w:shd w:val="clear" w:color="auto" w:fill="C0C0C0"/>
             <w:vAlign w:val="center"/>
@@ -6816,7 +6874,7 @@
               <w:jc w:val="center"/>
               <w:textAlignment w:val="center"/>
               <w:rPr>
-                <w:rFonts w:ascii="楷体_GB2312" w:eastAsia="楷体_GB2312" w:hAnsi="宋体" w:cs="楷体_GB2312" w:hint="default"/>
+                <w:rFonts w:hint="default" w:ascii="楷体_GB2312" w:hAnsi="宋体" w:eastAsia="楷体_GB2312" w:cs="楷体_GB2312"/>
                 <w:b/>
                 <w:bCs/>
                 <w:i w:val="0"/>
@@ -6829,7 +6887,7 @@
             </w:pPr>
             <w:r>
               <w:rPr>
-                <w:rFonts w:ascii="楷体_GB2312" w:eastAsia="楷体_GB2312" w:hAnsi="宋体" w:cs="楷体_GB2312" w:hint="default"/>
+                <w:rFonts w:hint="default" w:ascii="楷体_GB2312" w:hAnsi="宋体" w:eastAsia="楷体_GB2312" w:cs="楷体_GB2312"/>
                 <w:b/>
                 <w:bCs/>
                 <w:i w:val="0"/>
@@ -6850,10 +6908,10 @@
           <w:tcPr>
             <w:tcW w:w="1356" w:type="dxa"/>
             <w:tcBorders>
-              <w:top w:val="single" w:sz="4" w:space="0" w:color="000000"/>
-              <w:left w:val="single" w:sz="4" w:space="0" w:color="000000"/>
-              <w:bottom w:val="single" w:sz="4" w:space="0" w:color="000000"/>
-              <w:right w:val="single" w:sz="4" w:space="0" w:color="000000"/>
+              <w:top w:val="single" w:color="000000" w:sz="4" w:space="0"/>
+              <w:left w:val="single" w:color="000000" w:sz="4" w:space="0"/>
+              <w:bottom w:val="single" w:color="000000" w:sz="4" w:space="0"/>
+              <w:right w:val="single" w:color="000000" w:sz="4" w:space="0"/>
             </w:tcBorders>
             <w:shd w:val="clear" w:color="auto" w:fill="C0C0C0"/>
             <w:vAlign w:val="center"/>
@@ -6867,7 +6925,7 @@
               <w:jc w:val="center"/>
               <w:textAlignment w:val="center"/>
               <w:rPr>
-                <w:rFonts w:ascii="楷体_GB2312" w:eastAsia="楷体_GB2312" w:hAnsi="宋体" w:cs="楷体_GB2312" w:hint="default"/>
+                <w:rFonts w:hint="default" w:ascii="楷体_GB2312" w:hAnsi="宋体" w:eastAsia="楷体_GB2312" w:cs="楷体_GB2312"/>
                 <w:b/>
                 <w:bCs/>
                 <w:i w:val="0"/>
@@ -6880,7 +6938,7 @@
             </w:pPr>
             <w:r>
               <w:rPr>
-                <w:rFonts w:ascii="楷体_GB2312" w:eastAsia="楷体_GB2312" w:hAnsi="宋体" w:cs="楷体_GB2312" w:hint="default"/>
+                <w:rFonts w:hint="default" w:ascii="楷体_GB2312" w:hAnsi="宋体" w:eastAsia="楷体_GB2312" w:cs="楷体_GB2312"/>
                 <w:b/>
                 <w:bCs/>
                 <w:i w:val="0"/>
@@ -6901,10 +6959,10 @@
           <w:tcPr>
             <w:tcW w:w="3300" w:type="dxa"/>
             <w:tcBorders>
-              <w:top w:val="single" w:sz="4" w:space="0" w:color="000000"/>
-              <w:left w:val="single" w:sz="4" w:space="0" w:color="000000"/>
-              <w:bottom w:val="single" w:sz="4" w:space="0" w:color="000000"/>
-              <w:right w:val="single" w:sz="4" w:space="0" w:color="000000"/>
+              <w:top w:val="single" w:color="000000" w:sz="4" w:space="0"/>
+              <w:left w:val="single" w:color="000000" w:sz="4" w:space="0"/>
+              <w:bottom w:val="single" w:color="000000" w:sz="4" w:space="0"/>
+              <w:right w:val="single" w:color="000000" w:sz="4" w:space="0"/>
             </w:tcBorders>
             <w:shd w:val="clear" w:color="auto" w:fill="C0C0C0"/>
             <w:vAlign w:val="center"/>
@@ -6918,7 +6976,7 @@
               <w:jc w:val="center"/>
               <w:textAlignment w:val="center"/>
               <w:rPr>
-                <w:rFonts w:ascii="楷体_GB2312" w:eastAsia="楷体_GB2312" w:hAnsi="宋体" w:cs="楷体_GB2312" w:hint="default"/>
+                <w:rFonts w:hint="default" w:ascii="楷体_GB2312" w:hAnsi="宋体" w:eastAsia="楷体_GB2312" w:cs="楷体_GB2312"/>
                 <w:b/>
                 <w:bCs/>
                 <w:i w:val="0"/>
@@ -6931,7 +6989,7 @@
             </w:pPr>
             <w:r>
               <w:rPr>
-                <w:rFonts w:ascii="楷体_GB2312" w:eastAsia="楷体_GB2312" w:hAnsi="宋体" w:cs="楷体_GB2312" w:hint="default"/>
+                <w:rFonts w:hint="default" w:ascii="楷体_GB2312" w:hAnsi="宋体" w:eastAsia="楷体_GB2312" w:cs="楷体_GB2312"/>
                 <w:b/>
                 <w:bCs/>
                 <w:i w:val="0"/>
@@ -6952,10 +7010,10 @@
           <w:tcPr>
             <w:tcW w:w="1056" w:type="dxa"/>
             <w:tcBorders>
-              <w:top w:val="single" w:sz="4" w:space="0" w:color="000000"/>
-              <w:left w:val="single" w:sz="4" w:space="0" w:color="000000"/>
-              <w:bottom w:val="single" w:sz="4" w:space="0" w:color="000000"/>
-              <w:right w:val="single" w:sz="4" w:space="0" w:color="000000"/>
+              <w:top w:val="single" w:color="000000" w:sz="4" w:space="0"/>
+              <w:left w:val="single" w:color="000000" w:sz="4" w:space="0"/>
+              <w:bottom w:val="single" w:color="000000" w:sz="4" w:space="0"/>
+              <w:right w:val="single" w:color="000000" w:sz="4" w:space="0"/>
             </w:tcBorders>
             <w:shd w:val="clear" w:color="auto" w:fill="C0C0C0"/>
             <w:vAlign w:val="center"/>
@@ -6969,7 +7027,7 @@
               <w:jc w:val="center"/>
               <w:textAlignment w:val="center"/>
               <w:rPr>
-                <w:rFonts w:ascii="楷体_GB2312" w:eastAsia="楷体_GB2312" w:hAnsi="宋体" w:cs="楷体_GB2312" w:hint="default"/>
+                <w:rFonts w:hint="default" w:ascii="楷体_GB2312" w:hAnsi="宋体" w:eastAsia="楷体_GB2312" w:cs="楷体_GB2312"/>
                 <w:b/>
                 <w:bCs/>
                 <w:i w:val="0"/>
@@ -6982,7 +7040,7 @@
             </w:pPr>
             <w:r>
               <w:rPr>
-                <w:rFonts w:ascii="楷体_GB2312" w:eastAsia="楷体_GB2312" w:hAnsi="宋体" w:cs="楷体_GB2312" w:hint="default"/>
+                <w:rFonts w:hint="default" w:ascii="楷体_GB2312" w:hAnsi="宋体" w:eastAsia="楷体_GB2312" w:cs="楷体_GB2312"/>
                 <w:b/>
                 <w:bCs/>
                 <w:i w:val="0"/>
@@ -7002,8 +7060,14 @@
       </w:tr>
       <w:tr>
         <w:tblPrEx>
-          <w:tblW w:w="7675" w:type="dxa"/>
-          <w:tblInd w:w="96" w:type="dxa"/>
+          <w:tblBorders>
+            <w:top w:val="none" w:color="auto" w:sz="0" w:space="0"/>
+            <w:left w:val="none" w:color="auto" w:sz="0" w:space="0"/>
+            <w:bottom w:val="none" w:color="auto" w:sz="0" w:space="0"/>
+            <w:right w:val="none" w:color="auto" w:sz="0" w:space="0"/>
+            <w:insideH w:val="none" w:color="auto" w:sz="0" w:space="0"/>
+            <w:insideV w:val="none" w:color="auto" w:sz="0" w:space="0"/>
+          </w:tblBorders>
           <w:shd w:val="clear" w:color="auto" w:fill="auto"/>
           <w:tblCellMar>
             <w:top w:w="0" w:type="dxa"/>
@@ -7013,16 +7077,16 @@
           </w:tblCellMar>
         </w:tblPrEx>
         <w:trPr>
-          <w:trHeight w:val="493"/>
+          <w:trHeight w:val="493" w:hRule="atLeast"/>
         </w:trPr>
         <w:tc>
           <w:tcPr>
             <w:tcW w:w="1963" w:type="dxa"/>
             <w:tcBorders>
-              <w:top w:val="single" w:sz="4" w:space="0" w:color="000000"/>
-              <w:left w:val="single" w:sz="4" w:space="0" w:color="000000"/>
-              <w:bottom w:val="single" w:sz="4" w:space="0" w:color="000000"/>
-              <w:right w:val="single" w:sz="4" w:space="0" w:color="000000"/>
+              <w:top w:val="single" w:color="000000" w:sz="4" w:space="0"/>
+              <w:left w:val="single" w:color="000000" w:sz="4" w:space="0"/>
+              <w:bottom w:val="single" w:color="000000" w:sz="4" w:space="0"/>
+              <w:right w:val="single" w:color="000000" w:sz="4" w:space="0"/>
             </w:tcBorders>
             <w:shd w:val="clear" w:color="auto" w:fill="auto"/>
             <w:vAlign w:val="center"/>
@@ -7036,7 +7100,7 @@
               <w:jc w:val="left"/>
               <w:textAlignment w:val="center"/>
               <w:rPr>
-                <w:rFonts w:ascii="楷体_GB2312" w:eastAsia="楷体_GB2312" w:hAnsi="宋体" w:cs="楷体_GB2312" w:hint="default"/>
+                <w:rFonts w:hint="default" w:ascii="楷体_GB2312" w:hAnsi="宋体" w:eastAsia="楷体_GB2312" w:cs="楷体_GB2312"/>
                 <w:b/>
                 <w:bCs/>
                 <w:i w:val="0"/>
@@ -7052,7 +7116,7 @@
             </w:pPr>
             <w:r>
               <w:rPr>
-                <w:rFonts w:ascii="宋体" w:eastAsia="宋体" w:hAnsi="宋体" w:cs="宋体" w:hint="eastAsia"/>
+                <w:rFonts w:hint="eastAsia" w:ascii="宋体" w:hAnsi="宋体" w:eastAsia="宋体" w:cs="宋体"/>
                 <w:i w:val="0"/>
                 <w:iCs w:val="0"/>
                 <w:snapToGrid w:val="0"/>
@@ -7071,10 +7135,10 @@
           <w:tcPr>
             <w:tcW w:w="1356" w:type="dxa"/>
             <w:tcBorders>
-              <w:top w:val="single" w:sz="4" w:space="0" w:color="000000"/>
-              <w:left w:val="single" w:sz="4" w:space="0" w:color="000000"/>
-              <w:bottom w:val="single" w:sz="4" w:space="0" w:color="000000"/>
-              <w:right w:val="single" w:sz="4" w:space="0" w:color="000000"/>
+              <w:top w:val="single" w:color="000000" w:sz="4" w:space="0"/>
+              <w:left w:val="single" w:color="000000" w:sz="4" w:space="0"/>
+              <w:bottom w:val="single" w:color="000000" w:sz="4" w:space="0"/>
+              <w:right w:val="single" w:color="000000" w:sz="4" w:space="0"/>
             </w:tcBorders>
             <w:shd w:val="clear" w:color="auto" w:fill="auto"/>
             <w:vAlign w:val="center"/>
@@ -7088,7 +7152,7 @@
               <w:jc w:val="left"/>
               <w:textAlignment w:val="center"/>
               <w:rPr>
-                <w:rFonts w:ascii="楷体_GB2312" w:eastAsia="楷体_GB2312" w:hAnsi="宋体" w:cs="楷体_GB2312" w:hint="default"/>
+                <w:rFonts w:hint="default" w:ascii="楷体_GB2312" w:hAnsi="宋体" w:eastAsia="楷体_GB2312" w:cs="楷体_GB2312"/>
                 <w:b/>
                 <w:bCs/>
                 <w:i w:val="0"/>
@@ -7104,7 +7168,7 @@
             </w:pPr>
             <w:r>
               <w:rPr>
-                <w:rFonts w:ascii="宋体" w:eastAsia="宋体" w:hAnsi="宋体" w:cs="宋体" w:hint="eastAsia"/>
+                <w:rFonts w:hint="eastAsia" w:ascii="宋体" w:hAnsi="宋体" w:eastAsia="宋体" w:cs="宋体"/>
                 <w:i w:val="0"/>
                 <w:iCs w:val="0"/>
                 <w:snapToGrid w:val="0"/>
@@ -7123,10 +7187,10 @@
           <w:tcPr>
             <w:tcW w:w="3300" w:type="dxa"/>
             <w:tcBorders>
-              <w:top w:val="single" w:sz="4" w:space="0" w:color="000000"/>
-              <w:left w:val="single" w:sz="4" w:space="0" w:color="000000"/>
-              <w:bottom w:val="single" w:sz="4" w:space="0" w:color="000000"/>
-              <w:right w:val="single" w:sz="4" w:space="0" w:color="000000"/>
+              <w:top w:val="single" w:color="000000" w:sz="4" w:space="0"/>
+              <w:left w:val="single" w:color="000000" w:sz="4" w:space="0"/>
+              <w:bottom w:val="single" w:color="000000" w:sz="4" w:space="0"/>
+              <w:right w:val="single" w:color="000000" w:sz="4" w:space="0"/>
             </w:tcBorders>
             <w:shd w:val="clear" w:color="auto" w:fill="auto"/>
             <w:vAlign w:val="center"/>
@@ -7140,7 +7204,7 @@
               <w:jc w:val="left"/>
               <w:textAlignment w:val="center"/>
               <w:rPr>
-                <w:rFonts w:ascii="楷体_GB2312" w:eastAsia="楷体_GB2312" w:hAnsi="宋体" w:cs="楷体_GB2312" w:hint="default"/>
+                <w:rFonts w:hint="default" w:ascii="楷体_GB2312" w:hAnsi="宋体" w:eastAsia="楷体_GB2312" w:cs="楷体_GB2312"/>
                 <w:b/>
                 <w:bCs/>
                 <w:i w:val="0"/>
@@ -7156,7 +7220,7 @@
             </w:pPr>
             <w:r>
               <w:rPr>
-                <w:rFonts w:ascii="宋体" w:eastAsia="宋体" w:hAnsi="宋体" w:cs="宋体" w:hint="eastAsia"/>
+                <w:rFonts w:hint="eastAsia" w:ascii="宋体" w:hAnsi="宋体" w:eastAsia="宋体" w:cs="宋体"/>
                 <w:i w:val="0"/>
                 <w:iCs w:val="0"/>
                 <w:snapToGrid w:val="0"/>
@@ -7175,10 +7239,10 @@
           <w:tcPr>
             <w:tcW w:w="1056" w:type="dxa"/>
             <w:tcBorders>
-              <w:top w:val="single" w:sz="4" w:space="0" w:color="000000"/>
-              <w:left w:val="single" w:sz="4" w:space="0" w:color="000000"/>
-              <w:bottom w:val="single" w:sz="4" w:space="0" w:color="000000"/>
-              <w:right w:val="single" w:sz="4" w:space="0" w:color="000000"/>
+              <w:top w:val="single" w:color="000000" w:sz="4" w:space="0"/>
+              <w:left w:val="single" w:color="000000" w:sz="4" w:space="0"/>
+              <w:bottom w:val="single" w:color="000000" w:sz="4" w:space="0"/>
+              <w:right w:val="single" w:color="000000" w:sz="4" w:space="0"/>
             </w:tcBorders>
             <w:shd w:val="clear" w:color="auto" w:fill="auto"/>
             <w:vAlign w:val="center"/>
@@ -7192,7 +7256,7 @@
               <w:jc w:val="left"/>
               <w:textAlignment w:val="center"/>
               <w:rPr>
-                <w:rFonts w:ascii="楷体_GB2312" w:eastAsia="楷体_GB2312" w:hAnsi="宋体" w:cs="楷体_GB2312" w:hint="default"/>
+                <w:rFonts w:hint="default" w:ascii="楷体_GB2312" w:hAnsi="宋体" w:eastAsia="楷体_GB2312" w:cs="楷体_GB2312"/>
                 <w:b/>
                 <w:bCs/>
                 <w:i w:val="0"/>
@@ -7208,7 +7272,7 @@
             </w:pPr>
             <w:r>
               <w:rPr>
-                <w:rFonts w:ascii="宋体" w:eastAsia="宋体" w:hAnsi="宋体" w:cs="宋体" w:hint="eastAsia"/>
+                <w:rFonts w:hint="eastAsia" w:ascii="宋体" w:hAnsi="宋体" w:eastAsia="宋体" w:cs="宋体"/>
                 <w:i w:val="0"/>
                 <w:iCs w:val="0"/>
                 <w:snapToGrid w:val="0"/>
@@ -7226,8 +7290,14 @@
       </w:tr>
       <w:tr>
         <w:tblPrEx>
-          <w:tblW w:w="7675" w:type="dxa"/>
-          <w:tblInd w:w="96" w:type="dxa"/>
+          <w:tblBorders>
+            <w:top w:val="none" w:color="auto" w:sz="0" w:space="0"/>
+            <w:left w:val="none" w:color="auto" w:sz="0" w:space="0"/>
+            <w:bottom w:val="none" w:color="auto" w:sz="0" w:space="0"/>
+            <w:right w:val="none" w:color="auto" w:sz="0" w:space="0"/>
+            <w:insideH w:val="none" w:color="auto" w:sz="0" w:space="0"/>
+            <w:insideV w:val="none" w:color="auto" w:sz="0" w:space="0"/>
+          </w:tblBorders>
           <w:shd w:val="clear" w:color="auto" w:fill="auto"/>
           <w:tblCellMar>
             <w:top w:w="0" w:type="dxa"/>
@@ -7237,16 +7307,16 @@
           </w:tblCellMar>
         </w:tblPrEx>
         <w:trPr>
-          <w:trHeight w:val="493"/>
+          <w:trHeight w:val="493" w:hRule="atLeast"/>
         </w:trPr>
         <w:tc>
           <w:tcPr>
             <w:tcW w:w="1963" w:type="dxa"/>
             <w:tcBorders>
-              <w:top w:val="single" w:sz="4" w:space="0" w:color="000000"/>
-              <w:left w:val="single" w:sz="4" w:space="0" w:color="000000"/>
-              <w:bottom w:val="single" w:sz="4" w:space="0" w:color="000000"/>
-              <w:right w:val="single" w:sz="4" w:space="0" w:color="000000"/>
+              <w:top w:val="single" w:color="000000" w:sz="4" w:space="0"/>
+              <w:left w:val="single" w:color="000000" w:sz="4" w:space="0"/>
+              <w:bottom w:val="single" w:color="000000" w:sz="4" w:space="0"/>
+              <w:right w:val="single" w:color="000000" w:sz="4" w:space="0"/>
             </w:tcBorders>
             <w:shd w:val="clear" w:color="auto" w:fill="auto"/>
             <w:vAlign w:val="center"/>
@@ -7260,7 +7330,7 @@
               <w:jc w:val="left"/>
               <w:textAlignment w:val="center"/>
               <w:rPr>
-                <w:rFonts w:ascii="宋体" w:eastAsia="宋体" w:hAnsi="宋体" w:cs="宋体" w:hint="eastAsia"/>
+                <w:rFonts w:hint="eastAsia" w:ascii="宋体" w:hAnsi="宋体" w:eastAsia="宋体" w:cs="宋体"/>
                 <w:i w:val="0"/>
                 <w:iCs w:val="0"/>
                 <w:snapToGrid w:val="0"/>
@@ -7274,7 +7344,7 @@
             </w:pPr>
             <w:r>
               <w:rPr>
-                <w:rFonts w:ascii="宋体" w:eastAsia="宋体" w:hAnsi="宋体" w:cs="宋体" w:hint="eastAsia"/>
+                <w:rFonts w:hint="eastAsia" w:ascii="宋体" w:hAnsi="宋体" w:eastAsia="宋体" w:cs="宋体"/>
                 <w:i w:val="0"/>
                 <w:iCs w:val="0"/>
                 <w:snapToGrid w:val="0"/>
@@ -7293,10 +7363,10 @@
           <w:tcPr>
             <w:tcW w:w="1356" w:type="dxa"/>
             <w:tcBorders>
-              <w:top w:val="single" w:sz="4" w:space="0" w:color="000000"/>
-              <w:left w:val="single" w:sz="4" w:space="0" w:color="000000"/>
-              <w:bottom w:val="single" w:sz="4" w:space="0" w:color="000000"/>
-              <w:right w:val="single" w:sz="4" w:space="0" w:color="000000"/>
+              <w:top w:val="single" w:color="000000" w:sz="4" w:space="0"/>
+              <w:left w:val="single" w:color="000000" w:sz="4" w:space="0"/>
+              <w:bottom w:val="single" w:color="000000" w:sz="4" w:space="0"/>
+              <w:right w:val="single" w:color="000000" w:sz="4" w:space="0"/>
             </w:tcBorders>
             <w:shd w:val="clear" w:color="auto" w:fill="auto"/>
             <w:vAlign w:val="center"/>
@@ -7310,7 +7380,7 @@
               <w:jc w:val="left"/>
               <w:textAlignment w:val="center"/>
               <w:rPr>
-                <w:rFonts w:ascii="宋体" w:eastAsia="宋体" w:hAnsi="宋体" w:cs="宋体" w:hint="eastAsia"/>
+                <w:rFonts w:hint="eastAsia" w:ascii="宋体" w:hAnsi="宋体" w:eastAsia="宋体" w:cs="宋体"/>
                 <w:i w:val="0"/>
                 <w:iCs w:val="0"/>
                 <w:snapToGrid w:val="0"/>
@@ -7324,7 +7394,7 @@
             </w:pPr>
             <w:r>
               <w:rPr>
-                <w:rFonts w:ascii="宋体" w:eastAsia="宋体" w:hAnsi="宋体" w:cs="宋体" w:hint="eastAsia"/>
+                <w:rFonts w:hint="eastAsia" w:ascii="宋体" w:hAnsi="宋体" w:eastAsia="宋体" w:cs="宋体"/>
                 <w:i w:val="0"/>
                 <w:iCs w:val="0"/>
                 <w:snapToGrid w:val="0"/>
@@ -7343,10 +7413,10 @@
           <w:tcPr>
             <w:tcW w:w="3300" w:type="dxa"/>
             <w:tcBorders>
-              <w:top w:val="single" w:sz="4" w:space="0" w:color="000000"/>
-              <w:left w:val="single" w:sz="4" w:space="0" w:color="000000"/>
-              <w:bottom w:val="single" w:sz="4" w:space="0" w:color="000000"/>
-              <w:right w:val="single" w:sz="4" w:space="0" w:color="000000"/>
+              <w:top w:val="single" w:color="000000" w:sz="4" w:space="0"/>
+              <w:left w:val="single" w:color="000000" w:sz="4" w:space="0"/>
+              <w:bottom w:val="single" w:color="000000" w:sz="4" w:space="0"/>
+              <w:right w:val="single" w:color="000000" w:sz="4" w:space="0"/>
             </w:tcBorders>
             <w:shd w:val="clear" w:color="auto" w:fill="auto"/>
             <w:vAlign w:val="center"/>
@@ -7360,7 +7430,7 @@
               <w:jc w:val="left"/>
               <w:textAlignment w:val="center"/>
               <w:rPr>
-                <w:rFonts w:ascii="宋体" w:eastAsia="宋体" w:hAnsi="宋体" w:cs="宋体" w:hint="eastAsia"/>
+                <w:rFonts w:hint="eastAsia" w:ascii="宋体" w:hAnsi="宋体" w:eastAsia="宋体" w:cs="宋体"/>
                 <w:i w:val="0"/>
                 <w:iCs w:val="0"/>
                 <w:snapToGrid w:val="0"/>
@@ -7374,7 +7444,7 @@
             </w:pPr>
             <w:r>
               <w:rPr>
-                <w:rFonts w:ascii="宋体" w:eastAsia="宋体" w:hAnsi="宋体" w:cs="宋体" w:hint="eastAsia"/>
+                <w:rFonts w:hint="eastAsia" w:ascii="宋体" w:hAnsi="宋体" w:eastAsia="宋体" w:cs="宋体"/>
                 <w:i w:val="0"/>
                 <w:iCs w:val="0"/>
                 <w:snapToGrid w:val="0"/>
@@ -7393,10 +7463,10 @@
           <w:tcPr>
             <w:tcW w:w="1056" w:type="dxa"/>
             <w:tcBorders>
-              <w:top w:val="single" w:sz="4" w:space="0" w:color="000000"/>
-              <w:left w:val="single" w:sz="4" w:space="0" w:color="000000"/>
-              <w:bottom w:val="single" w:sz="4" w:space="0" w:color="000000"/>
-              <w:right w:val="single" w:sz="4" w:space="0" w:color="000000"/>
+              <w:top w:val="single" w:color="000000" w:sz="4" w:space="0"/>
+              <w:left w:val="single" w:color="000000" w:sz="4" w:space="0"/>
+              <w:bottom w:val="single" w:color="000000" w:sz="4" w:space="0"/>
+              <w:right w:val="single" w:color="000000" w:sz="4" w:space="0"/>
             </w:tcBorders>
             <w:shd w:val="clear" w:color="auto" w:fill="auto"/>
             <w:vAlign w:val="center"/>
@@ -7410,7 +7480,7 @@
               <w:jc w:val="left"/>
               <w:textAlignment w:val="center"/>
               <w:rPr>
-                <w:rFonts w:ascii="宋体" w:eastAsia="宋体" w:hAnsi="宋体" w:cs="宋体" w:hint="eastAsia"/>
+                <w:rFonts w:hint="eastAsia" w:ascii="宋体" w:hAnsi="宋体" w:eastAsia="宋体" w:cs="宋体"/>
                 <w:i w:val="0"/>
                 <w:iCs w:val="0"/>
                 <w:snapToGrid w:val="0"/>
@@ -7424,7 +7494,7 @@
             </w:pPr>
             <w:r>
               <w:rPr>
-                <w:rFonts w:ascii="宋体" w:eastAsia="宋体" w:hAnsi="宋体" w:cs="宋体" w:hint="eastAsia"/>
+                <w:rFonts w:hint="eastAsia" w:ascii="宋体" w:hAnsi="宋体" w:eastAsia="宋体" w:cs="宋体"/>
                 <w:i w:val="0"/>
                 <w:iCs w:val="0"/>
                 <w:snapToGrid w:val="0"/>
@@ -7443,7 +7513,7 @@
     </w:tbl>
     <w:p>
       <w:pPr>
-        <w:pStyle w:val="1"/>
+        <w:pStyle w:val="28"/>
         <w:keepNext w:val="0"/>
         <w:keepLines w:val="0"/>
         <w:pageBreakBefore w:val="0"/>
@@ -7463,7 +7533,7 @@
           <w:lang w:val="en-US" w:eastAsia="zh-CN"/>
         </w:rPr>
       </w:pPr>
-      <w:bookmarkStart w:id="21" w:name="_Toc20154"/>
+      <w:bookmarkStart w:id="20" w:name="_Toc23956"/>
       <w:r>
         <w:rPr>
           <w:rFonts w:hint="default"/>
@@ -7471,11 +7541,11 @@
         </w:rPr>
         <w:t>附则</w:t>
       </w:r>
-      <w:bookmarkEnd w:id="21"/>
+      <w:bookmarkEnd w:id="20"/>
     </w:p>
     <w:p>
       <w:pPr>
-        <w:pStyle w:val="a1"/>
+        <w:pStyle w:val="29"/>
         <w:keepNext w:val="0"/>
         <w:keepLines w:val="0"/>
         <w:pageBreakBefore w:val="0"/>
@@ -7505,7 +7575,7 @@
     </w:p>
     <w:p>
       <w:pPr>
-        <w:pStyle w:val="a1"/>
+        <w:pStyle w:val="29"/>
         <w:keepNext w:val="0"/>
         <w:keepLines w:val="0"/>
         <w:pageBreakBefore w:val="0"/>
@@ -7535,7 +7605,7 @@
     </w:p>
     <w:p>
       <w:pPr>
-        <w:pStyle w:val="a1"/>
+        <w:pStyle w:val="29"/>
         <w:keepNext w:val="0"/>
         <w:keepLines w:val="0"/>
         <w:pageBreakBefore w:val="0"/>
@@ -7564,23 +7634,73 @@
       </w:r>
     </w:p>
     <w:sectPr>
-      <w:headerReference w:type="default" r:id="rId7"/>
+      <w:headerReference r:id="rId5" w:type="default"/>
       <w:pgSz w:w="11906" w:h="16838"/>
       <w:pgMar w:top="1417" w:right="1800" w:bottom="1440" w:left="1800" w:header="1140" w:footer="992" w:gutter="0"/>
-      <w:cols w:num="1" w:space="425"/>
+      <w:cols w:space="425" w:num="1"/>
       <w:docGrid w:type="lines" w:linePitch="312" w:charSpace="0"/>
     </w:sectPr>
   </w:body>
 </w:document>
 </file>
 
+<file path=word/endnotes.xml><?xml version="1.0" encoding="utf-8"?>
+<w:endnotes xmlns:wpc="http://schemas.microsoft.com/office/word/2010/wordprocessingCanvas" xmlns:mc="http://schemas.openxmlformats.org/markup-compatibility/2006" xmlns:o="urn:schemas-microsoft-com:office:office" xmlns:r="http://schemas.openxmlformats.org/officeDocument/2006/relationships" xmlns:m="http://schemas.openxmlformats.org/officeDocument/2006/math" xmlns:v="urn:schemas-microsoft-com:vml" xmlns:wp14="http://schemas.microsoft.com/office/word/2010/wordprocessingDrawing" xmlns:wp="http://schemas.openxmlformats.org/drawingml/2006/wordprocessingDrawing" xmlns:w="http://schemas.openxmlformats.org/wordprocessingml/2006/main" xmlns:w14="http://schemas.microsoft.com/office/word/2010/wordml" xmlns:w15="http://schemas.microsoft.com/office/word/2012/wordml" xmlns:w10="urn:schemas-microsoft-com:office:word" xmlns:wpg="http://schemas.microsoft.com/office/word/2010/wordprocessingGroup" xmlns:wpi="http://schemas.microsoft.com/office/word/2010/wordprocessingInk" xmlns:wne="http://schemas.microsoft.com/office/word/2006/wordml" xmlns:wps="http://schemas.microsoft.com/office/word/2010/wordprocessingShape" xmlns:wpsCustomData="http://www.wps.cn/officeDocument/2013/wpsCustomData" mc:Ignorable="w14 w15 wp14">
+  <w:endnote w:type="separator" w:id="0">
+    <w:p>
+      <w:pPr>
+        <w:spacing w:line="240" w:lineRule="auto"/>
+      </w:pPr>
+      <w:r>
+        <w:separator/>
+      </w:r>
+    </w:p>
+  </w:endnote>
+  <w:endnote w:type="continuationSeparator" w:id="1">
+    <w:p>
+      <w:pPr>
+        <w:spacing w:line="240" w:lineRule="auto"/>
+      </w:pPr>
+      <w:r>
+        <w:continuationSeparator/>
+      </w:r>
+    </w:p>
+  </w:endnote>
+</w:endnotes>
+</file>
+
+<file path=word/footnotes.xml><?xml version="1.0" encoding="utf-8"?>
+<w:footnotes xmlns:wpc="http://schemas.microsoft.com/office/word/2010/wordprocessingCanvas" xmlns:mc="http://schemas.openxmlformats.org/markup-compatibility/2006" xmlns:o="urn:schemas-microsoft-com:office:office" xmlns:r="http://schemas.openxmlformats.org/officeDocument/2006/relationships" xmlns:m="http://schemas.openxmlformats.org/officeDocument/2006/math" xmlns:v="urn:schemas-microsoft-com:vml" xmlns:wp14="http://schemas.microsoft.com/office/word/2010/wordprocessingDrawing" xmlns:wp="http://schemas.openxmlformats.org/drawingml/2006/wordprocessingDrawing" xmlns:w="http://schemas.openxmlformats.org/wordprocessingml/2006/main" xmlns:w14="http://schemas.microsoft.com/office/word/2010/wordml" xmlns:w15="http://schemas.microsoft.com/office/word/2012/wordml" xmlns:w10="urn:schemas-microsoft-com:office:word" xmlns:wpg="http://schemas.microsoft.com/office/word/2010/wordprocessingGroup" xmlns:wpi="http://schemas.microsoft.com/office/word/2010/wordprocessingInk" xmlns:wne="http://schemas.microsoft.com/office/word/2006/wordml" xmlns:wps="http://schemas.microsoft.com/office/word/2010/wordprocessingShape" xmlns:wpsCustomData="http://www.wps.cn/officeDocument/2013/wpsCustomData" mc:Ignorable="w14 w15 wp14">
+  <w:footnote w:type="separator" w:id="0">
+    <w:p>
+      <w:pPr>
+        <w:spacing w:line="360" w:lineRule="auto"/>
+      </w:pPr>
+      <w:r>
+        <w:separator/>
+      </w:r>
+    </w:p>
+  </w:footnote>
+  <w:footnote w:type="continuationSeparator" w:id="1">
+    <w:p>
+      <w:pPr>
+        <w:spacing w:line="360" w:lineRule="auto"/>
+      </w:pPr>
+      <w:r>
+        <w:continuationSeparator/>
+      </w:r>
+    </w:p>
+  </w:footnote>
+</w:footnotes>
+</file>
+
 <file path=word/header1.xml><?xml version="1.0" encoding="utf-8"?>
-<w:hdr xmlns:wpc="http://schemas.microsoft.com/office/word/2010/wordprocessingCanvas" xmlns:mc="http://schemas.openxmlformats.org/markup-compatibility/2006" xmlns:o="urn:schemas-microsoft-com:office:office" xmlns:r="http://schemas.openxmlformats.org/officeDocument/2006/relationships" xmlns:m="http://schemas.openxmlformats.org/officeDocument/2006/math" xmlns:v="urn:schemas-microsoft-com:vml" xmlns:wp14="http://schemas.microsoft.com/office/word/2010/wordprocessingDrawing" xmlns:wp="http://schemas.openxmlformats.org/drawingml/2006/wordprocessingDrawing" xmlns:w10="urn:schemas-microsoft-com:office:word" xmlns:w="http://schemas.openxmlformats.org/wordprocessingml/2006/main" xmlns:w14="http://schemas.microsoft.com/office/word/2010/wordml" xmlns:w15="http://schemas.microsoft.com/office/word/2012/wordml" xmlns:wne="http://schemas.microsoft.com/office/word/2006/wordml" xmlns:wpg="http://schemas.microsoft.com/office/word/2010/wordprocessingGroup" xmlns:wpi="http://schemas.microsoft.com/office/word/2010/wordprocessingInk" xmlns:wps="http://schemas.microsoft.com/office/word/2010/wordprocessingShape" mc:Ignorable="w14 w15 wp14">
+<w:hdr xmlns:wpc="http://schemas.microsoft.com/office/word/2010/wordprocessingCanvas" xmlns:mc="http://schemas.openxmlformats.org/markup-compatibility/2006" xmlns:o="urn:schemas-microsoft-com:office:office" xmlns:r="http://schemas.openxmlformats.org/officeDocument/2006/relationships" xmlns:m="http://schemas.openxmlformats.org/officeDocument/2006/math" xmlns:v="urn:schemas-microsoft-com:vml" xmlns:wp14="http://schemas.microsoft.com/office/word/2010/wordprocessingDrawing" xmlns:wp="http://schemas.openxmlformats.org/drawingml/2006/wordprocessingDrawing" xmlns:w10="urn:schemas-microsoft-com:office:word" xmlns:w="http://schemas.openxmlformats.org/wordprocessingml/2006/main" xmlns:w14="http://schemas.microsoft.com/office/word/2010/wordml" xmlns:w15="http://schemas.microsoft.com/office/word/2012/wordml" xmlns:wpg="http://schemas.microsoft.com/office/word/2010/wordprocessingGroup" xmlns:wpi="http://schemas.microsoft.com/office/word/2010/wordprocessingInk" xmlns:wne="http://schemas.microsoft.com/office/word/2006/wordml" xmlns:wps="http://schemas.microsoft.com/office/word/2010/wordprocessingShape" xmlns:wpsCustomData="http://www.wps.cn/officeDocument/2013/wpsCustomData" mc:Ignorable="w14 w15 wp14">
   <w:p>
     <w:pPr>
-      <w:pStyle w:val="Header"/>
+      <w:pStyle w:val="15"/>
       <w:pBdr>
-        <w:bottom w:val="single" w:sz="4" w:space="1" w:color="auto"/>
+        <w:bottom w:val="single" w:color="auto" w:sz="4" w:space="1"/>
       </w:pBdr>
       <w:tabs>
         <w:tab w:val="left" w:pos="335"/>
@@ -7588,27 +7708,27 @@
       </w:tabs>
       <w:jc w:val="right"/>
       <w:rPr>
-        <w:rFonts w:eastAsiaTheme="minorEastAsia" w:hint="eastAsia"/>
+        <w:rFonts w:hint="eastAsia" w:eastAsiaTheme="minorEastAsia"/>
         <w:lang w:eastAsia="zh-CN"/>
       </w:rPr>
     </w:pPr>
     <w:r>
       <w:rPr>
-        <w:rFonts w:eastAsiaTheme="minorEastAsia" w:hint="eastAsia"/>
+        <w:rFonts w:hint="eastAsia" w:eastAsiaTheme="minorEastAsia"/>
         <w:lang w:val="en-US" w:eastAsia="zh-CN"/>
       </w:rPr>
       <w:tab/>
     </w:r>
     <w:r>
       <w:rPr>
-        <w:rFonts w:eastAsiaTheme="minorEastAsia" w:hint="eastAsia"/>
+        <w:rFonts w:hint="eastAsia" w:eastAsiaTheme="minorEastAsia"/>
         <w:lang w:val="en-US" w:eastAsia="zh-CN"/>
       </w:rPr>
       <w:tab/>
     </w:r>
     <w:r>
       <w:rPr>
-        <w:rFonts w:eastAsiaTheme="minorEastAsia" w:hint="eastAsia"/>
+        <w:rFonts w:hint="eastAsia" w:eastAsiaTheme="minorEastAsia"/>
         <w:lang w:val="en-US" w:eastAsia="zh-CN"/>
       </w:rPr>
       <w:t>江西通信产业服务有限公司</w:t>
@@ -7618,15 +7738,15 @@
 </file>
 
 <file path=word/numbering.xml><?xml version="1.0" encoding="utf-8"?>
-<w:numbering xmlns:wpc="http://schemas.microsoft.com/office/word/2010/wordprocessingCanvas" xmlns:mc="http://schemas.openxmlformats.org/markup-compatibility/2006" xmlns:o="urn:schemas-microsoft-com:office:office" xmlns:r="http://schemas.openxmlformats.org/officeDocument/2006/relationships" xmlns:m="http://schemas.openxmlformats.org/officeDocument/2006/math" xmlns:v="urn:schemas-microsoft-com:vml" xmlns:wp14="http://schemas.microsoft.com/office/word/2010/wordprocessingDrawing" xmlns:wp="http://schemas.openxmlformats.org/drawingml/2006/wordprocessingDrawing" xmlns:w10="urn:schemas-microsoft-com:office:word" xmlns:w="http://schemas.openxmlformats.org/wordprocessingml/2006/main" xmlns:w14="http://schemas.microsoft.com/office/word/2010/wordml" xmlns:w15="http://schemas.microsoft.com/office/word/2012/wordml" xmlns:wne="http://schemas.microsoft.com/office/word/2006/wordml" xmlns:wpg="http://schemas.microsoft.com/office/word/2010/wordprocessingGroup" xmlns:wpi="http://schemas.microsoft.com/office/word/2010/wordprocessingInk" xmlns:wps="http://schemas.microsoft.com/office/word/2010/wordprocessingShape" mc:Ignorable="w14 w15 wp14">
+<w:numbering xmlns:wpc="http://schemas.microsoft.com/office/word/2010/wordprocessingCanvas" xmlns:mc="http://schemas.openxmlformats.org/markup-compatibility/2006" xmlns:o="urn:schemas-microsoft-com:office:office" xmlns:r="http://schemas.openxmlformats.org/officeDocument/2006/relationships" xmlns:m="http://schemas.openxmlformats.org/officeDocument/2006/math" xmlns:v="urn:schemas-microsoft-com:vml" xmlns:wp14="http://schemas.microsoft.com/office/word/2010/wordprocessingDrawing" xmlns:wp="http://schemas.openxmlformats.org/drawingml/2006/wordprocessingDrawing" xmlns:w10="urn:schemas-microsoft-com:office:word" xmlns:w="http://schemas.openxmlformats.org/wordprocessingml/2006/main" xmlns:w14="http://schemas.microsoft.com/office/word/2010/wordml" xmlns:wpg="http://schemas.microsoft.com/office/word/2010/wordprocessingGroup" xmlns:wpi="http://schemas.microsoft.com/office/word/2010/wordprocessingInk" xmlns:wne="http://schemas.microsoft.com/office/word/2006/wordml" xmlns:wps="http://schemas.microsoft.com/office/word/2010/wordprocessingShape" xmlns:wpsCustomData="http://www.wps.cn/officeDocument/2013/wpsCustomData" mc:Ignorable="w14 wp14">
   <w:abstractNum w:abstractNumId="0">
     <w:nsid w:val="8E964DCE"/>
     <w:multiLevelType w:val="multilevel"/>
     <w:tmpl w:val="8E964DCE"/>
-    <w:lvl w:ilvl="0">
+    <w:lvl w:ilvl="0" w:tentative="0">
       <w:start w:val="1"/>
       <w:numFmt w:val="decimal"/>
-      <w:pStyle w:val="Heading1"/>
+      <w:pStyle w:val="2"/>
       <w:lvlText w:val="%1."/>
       <w:lvlJc w:val="left"/>
       <w:pPr>
@@ -7636,10 +7756,10 @@
         <w:rFonts w:hint="default"/>
       </w:rPr>
     </w:lvl>
-    <w:lvl w:ilvl="1">
+    <w:lvl w:ilvl="1" w:tentative="0">
       <w:start w:val="1"/>
       <w:numFmt w:val="decimal"/>
-      <w:pStyle w:val="Heading2"/>
+      <w:pStyle w:val="3"/>
       <w:lvlText w:val="%1.%2."/>
       <w:lvlJc w:val="left"/>
       <w:pPr>
@@ -7649,10 +7769,10 @@
         <w:rFonts w:hint="default"/>
       </w:rPr>
     </w:lvl>
-    <w:lvl w:ilvl="2">
+    <w:lvl w:ilvl="2" w:tentative="0">
       <w:start w:val="1"/>
       <w:numFmt w:val="decimal"/>
-      <w:pStyle w:val="Heading3"/>
+      <w:pStyle w:val="4"/>
       <w:lvlText w:val="%1.%2.%3."/>
       <w:lvlJc w:val="left"/>
       <w:pPr>
@@ -7662,10 +7782,10 @@
         <w:rFonts w:hint="default"/>
       </w:rPr>
     </w:lvl>
-    <w:lvl w:ilvl="3">
+    <w:lvl w:ilvl="3" w:tentative="0">
       <w:start w:val="1"/>
       <w:numFmt w:val="decimal"/>
-      <w:pStyle w:val="Heading4"/>
+      <w:pStyle w:val="5"/>
       <w:lvlText w:val="%1.%2.%3.%4."/>
       <w:lvlJc w:val="left"/>
       <w:pPr>
@@ -7675,10 +7795,10 @@
         <w:rFonts w:hint="default"/>
       </w:rPr>
     </w:lvl>
-    <w:lvl w:ilvl="4">
+    <w:lvl w:ilvl="4" w:tentative="0">
       <w:start w:val="1"/>
       <w:numFmt w:val="decimal"/>
-      <w:pStyle w:val="Heading5"/>
+      <w:pStyle w:val="6"/>
       <w:lvlText w:val="%1.%2.%3.%4.%5."/>
       <w:lvlJc w:val="left"/>
       <w:pPr>
@@ -7688,10 +7808,10 @@
         <w:rFonts w:hint="default"/>
       </w:rPr>
     </w:lvl>
-    <w:lvl w:ilvl="5">
+    <w:lvl w:ilvl="5" w:tentative="0">
       <w:start w:val="1"/>
       <w:numFmt w:val="decimal"/>
-      <w:pStyle w:val="Heading6"/>
+      <w:pStyle w:val="7"/>
       <w:lvlText w:val="%1.%2.%3.%4.%5.%6."/>
       <w:lvlJc w:val="left"/>
       <w:pPr>
@@ -7701,10 +7821,10 @@
         <w:rFonts w:hint="default"/>
       </w:rPr>
     </w:lvl>
-    <w:lvl w:ilvl="6">
+    <w:lvl w:ilvl="6" w:tentative="0">
       <w:start w:val="1"/>
       <w:numFmt w:val="decimal"/>
-      <w:pStyle w:val="Heading7"/>
+      <w:pStyle w:val="8"/>
       <w:lvlText w:val="%1.%2.%3.%4.%5.%6.%7."/>
       <w:lvlJc w:val="left"/>
       <w:pPr>
@@ -7714,10 +7834,10 @@
         <w:rFonts w:hint="default"/>
       </w:rPr>
     </w:lvl>
-    <w:lvl w:ilvl="7">
+    <w:lvl w:ilvl="7" w:tentative="0">
       <w:start w:val="1"/>
       <w:numFmt w:val="decimal"/>
-      <w:pStyle w:val="Heading8"/>
+      <w:pStyle w:val="9"/>
       <w:lvlText w:val="%1.%2.%3.%4.%5.%6.%7.%8."/>
       <w:lvlJc w:val="left"/>
       <w:pPr>
@@ -7727,10 +7847,10 @@
         <w:rFonts w:hint="default"/>
       </w:rPr>
     </w:lvl>
-    <w:lvl w:ilvl="8">
+    <w:lvl w:ilvl="8" w:tentative="0">
       <w:start w:val="1"/>
       <w:numFmt w:val="decimal"/>
-      <w:pStyle w:val="Heading9"/>
+      <w:pStyle w:val="10"/>
       <w:lvlText w:val="%1.%2.%3.%4.%5.%6.%7.%8.%9."/>
       <w:lvlJc w:val="left"/>
       <w:pPr>
@@ -7748,267 +7868,269 @@
 </file>
 
 <file path=word/styles.xml><?xml version="1.0" encoding="utf-8"?>
-<w:styles xmlns:mc="http://schemas.openxmlformats.org/markup-compatibility/2006" xmlns:r="http://schemas.openxmlformats.org/officeDocument/2006/relationships" xmlns:w="http://schemas.openxmlformats.org/wordprocessingml/2006/main" xmlns:w14="http://schemas.microsoft.com/office/word/2010/wordml" xmlns:w15="http://schemas.microsoft.com/office/word/2012/wordml" mc:Ignorable="w14 w15">
+<w:styles xmlns:mc="http://schemas.openxmlformats.org/markup-compatibility/2006" xmlns:o="urn:schemas-microsoft-com:office:office" xmlns:r="http://schemas.openxmlformats.org/officeDocument/2006/relationships" xmlns:m="http://schemas.openxmlformats.org/officeDocument/2006/math" xmlns:v="urn:schemas-microsoft-com:vml" xmlns:w="http://schemas.openxmlformats.org/wordprocessingml/2006/main" xmlns:w14="http://schemas.microsoft.com/office/word/2010/wordml" xmlns:w10="urn:schemas-microsoft-com:office:word" xmlns:sl="http://schemas.openxmlformats.org/schemaLibrary/2006/main" xmlns:wpsCustomData="http://www.wps.cn/officeDocument/2013/wpsCustomData" mc:Ignorable="w14">
   <w:docDefaults>
     <w:rPrDefault>
       <w:rPr>
-        <w:rFonts w:ascii="Times New Roman" w:eastAsia="宋体" w:hAnsi="Times New Roman" w:cs="Times New Roman"/>
+        <w:rFonts w:ascii="Times New Roman" w:hAnsi="Times New Roman" w:eastAsia="宋体" w:cs="Times New Roman"/>
       </w:rPr>
     </w:rPrDefault>
     <w:pPrDefault/>
   </w:docDefaults>
-  <w:latentStyles w:defLockedState="0" w:defUIPriority="99" w:defSemiHidden="1" w:defUnhideWhenUsed="1" w:defQFormat="0" w:count="260">
-    <w:lsdException w:name="Normal" w:semiHidden="0" w:uiPriority="0" w:unhideWhenUsed="0" w:qFormat="1"/>
-    <w:lsdException w:name="heading 1" w:semiHidden="0" w:uiPriority="0" w:unhideWhenUsed="0" w:qFormat="1"/>
-    <w:lsdException w:name="heading 2" w:semiHidden="0" w:uiPriority="0" w:qFormat="1"/>
-    <w:lsdException w:name="heading 3" w:uiPriority="0" w:qFormat="1"/>
-    <w:lsdException w:name="heading 4" w:semiHidden="0" w:uiPriority="0" w:qFormat="1"/>
-    <w:lsdException w:name="heading 5" w:uiPriority="0" w:qFormat="1"/>
-    <w:lsdException w:name="heading 6" w:uiPriority="0" w:qFormat="1"/>
-    <w:lsdException w:name="heading 7" w:uiPriority="0" w:qFormat="1"/>
-    <w:lsdException w:name="heading 8" w:uiPriority="0" w:qFormat="1"/>
-    <w:lsdException w:name="heading 9" w:uiPriority="0" w:qFormat="1"/>
-    <w:lsdException w:name="index 1" w:semiHidden="0" w:uiPriority="0" w:unhideWhenUsed="0"/>
-    <w:lsdException w:name="index 2" w:semiHidden="0" w:uiPriority="0" w:unhideWhenUsed="0"/>
-    <w:lsdException w:name="index 3" w:semiHidden="0" w:uiPriority="0" w:unhideWhenUsed="0"/>
-    <w:lsdException w:name="index 4" w:semiHidden="0" w:uiPriority="0" w:unhideWhenUsed="0"/>
-    <w:lsdException w:name="index 5" w:semiHidden="0" w:uiPriority="0" w:unhideWhenUsed="0"/>
-    <w:lsdException w:name="index 6" w:semiHidden="0" w:uiPriority="0" w:unhideWhenUsed="0"/>
-    <w:lsdException w:name="index 7" w:semiHidden="0" w:uiPriority="0" w:unhideWhenUsed="0"/>
-    <w:lsdException w:name="index 8" w:semiHidden="0" w:uiPriority="0" w:unhideWhenUsed="0"/>
-    <w:lsdException w:name="index 9" w:semiHidden="0" w:uiPriority="0" w:unhideWhenUsed="0"/>
-    <w:lsdException w:name="toc 1" w:semiHidden="0" w:uiPriority="0" w:unhideWhenUsed="0" w:qFormat="1"/>
-    <w:lsdException w:name="toc 2" w:semiHidden="0" w:uiPriority="0" w:unhideWhenUsed="0" w:qFormat="1"/>
-    <w:lsdException w:name="toc 3" w:semiHidden="0" w:uiPriority="0" w:unhideWhenUsed="0" w:qFormat="1"/>
-    <w:lsdException w:name="toc 4" w:semiHidden="0" w:uiPriority="0" w:unhideWhenUsed="0"/>
-    <w:lsdException w:name="toc 5" w:semiHidden="0" w:uiPriority="0" w:unhideWhenUsed="0"/>
-    <w:lsdException w:name="toc 6" w:semiHidden="0" w:uiPriority="0" w:unhideWhenUsed="0"/>
-    <w:lsdException w:name="toc 7" w:semiHidden="0" w:uiPriority="0" w:unhideWhenUsed="0"/>
-    <w:lsdException w:name="toc 8" w:semiHidden="0" w:uiPriority="0" w:unhideWhenUsed="0"/>
-    <w:lsdException w:name="toc 9" w:semiHidden="0" w:uiPriority="0" w:unhideWhenUsed="0"/>
-    <w:lsdException w:name="Normal Indent" w:semiHidden="0" w:uiPriority="0" w:unhideWhenUsed="0"/>
-    <w:lsdException w:name="footnote text" w:semiHidden="0" w:uiPriority="0" w:unhideWhenUsed="0"/>
-    <w:lsdException w:name="annotation text" w:semiHidden="0" w:uiPriority="0" w:unhideWhenUsed="0" w:qFormat="1"/>
-    <w:lsdException w:name="header" w:semiHidden="0" w:uiPriority="0" w:unhideWhenUsed="0" w:qFormat="1"/>
-    <w:lsdException w:name="footer" w:semiHidden="0" w:uiPriority="0" w:unhideWhenUsed="0" w:qFormat="1"/>
-    <w:lsdException w:name="index heading" w:semiHidden="0" w:uiPriority="0" w:unhideWhenUsed="0"/>
-    <w:lsdException w:name="caption" w:uiPriority="0" w:qFormat="1"/>
-    <w:lsdException w:name="table of figures" w:semiHidden="0" w:uiPriority="0" w:unhideWhenUsed="0"/>
-    <w:lsdException w:name="envelope address" w:semiHidden="0" w:uiPriority="0" w:unhideWhenUsed="0"/>
-    <w:lsdException w:name="envelope return" w:semiHidden="0" w:uiPriority="0" w:unhideWhenUsed="0"/>
-    <w:lsdException w:name="footnote reference" w:semiHidden="0" w:uiPriority="0" w:unhideWhenUsed="0"/>
-    <w:lsdException w:name="annotation reference" w:semiHidden="0" w:uiPriority="0" w:unhideWhenUsed="0"/>
-    <w:lsdException w:name="line number" w:semiHidden="0" w:uiPriority="0" w:unhideWhenUsed="0"/>
-    <w:lsdException w:name="page number" w:semiHidden="0" w:uiPriority="0" w:unhideWhenUsed="0"/>
-    <w:lsdException w:name="endnote reference" w:semiHidden="0" w:uiPriority="0" w:unhideWhenUsed="0"/>
-    <w:lsdException w:name="endnote text" w:semiHidden="0" w:uiPriority="0" w:unhideWhenUsed="0"/>
-    <w:lsdException w:name="table of authorities" w:semiHidden="0" w:uiPriority="0" w:unhideWhenUsed="0"/>
-    <w:lsdException w:name="macro" w:semiHidden="0" w:uiPriority="0" w:unhideWhenUsed="0"/>
-    <w:lsdException w:name="toa heading" w:semiHidden="0" w:uiPriority="0" w:unhideWhenUsed="0"/>
-    <w:lsdException w:name="List" w:semiHidden="0" w:uiPriority="0" w:unhideWhenUsed="0"/>
-    <w:lsdException w:name="List Bullet" w:semiHidden="0" w:uiPriority="0" w:unhideWhenUsed="0"/>
-    <w:lsdException w:name="List Number" w:semiHidden="0" w:uiPriority="0" w:unhideWhenUsed="0"/>
-    <w:lsdException w:name="List 2" w:semiHidden="0" w:uiPriority="0" w:unhideWhenUsed="0"/>
-    <w:lsdException w:name="List 3" w:semiHidden="0" w:uiPriority="0" w:unhideWhenUsed="0"/>
-    <w:lsdException w:name="List 4" w:semiHidden="0" w:uiPriority="0" w:unhideWhenUsed="0"/>
-    <w:lsdException w:name="List 5" w:semiHidden="0" w:uiPriority="0" w:unhideWhenUsed="0"/>
-    <w:lsdException w:name="List Bullet 2" w:semiHidden="0" w:uiPriority="0" w:unhideWhenUsed="0"/>
-    <w:lsdException w:name="List Bullet 3" w:semiHidden="0" w:uiPriority="0" w:unhideWhenUsed="0"/>
-    <w:lsdException w:name="List Bullet 4" w:semiHidden="0" w:uiPriority="0" w:unhideWhenUsed="0"/>
-    <w:lsdException w:name="List Bullet 5" w:semiHidden="0" w:uiPriority="0" w:unhideWhenUsed="0"/>
-    <w:lsdException w:name="List Number 2" w:semiHidden="0" w:uiPriority="0" w:unhideWhenUsed="0"/>
-    <w:lsdException w:name="List Number 3" w:semiHidden="0" w:uiPriority="0" w:unhideWhenUsed="0"/>
-    <w:lsdException w:name="List Number 4" w:semiHidden="0" w:uiPriority="0" w:unhideWhenUsed="0"/>
-    <w:lsdException w:name="List Number 5" w:semiHidden="0" w:uiPriority="0" w:unhideWhenUsed="0"/>
-    <w:lsdException w:name="Title" w:semiHidden="0" w:uiPriority="0" w:unhideWhenUsed="0" w:qFormat="1"/>
-    <w:lsdException w:name="Closing" w:semiHidden="0" w:uiPriority="0" w:unhideWhenUsed="0"/>
-    <w:lsdException w:name="Signature" w:semiHidden="0" w:uiPriority="0" w:unhideWhenUsed="0"/>
-    <w:lsdException w:name="Default Paragraph Font" w:uiPriority="0" w:unhideWhenUsed="0" w:qFormat="1"/>
-    <w:lsdException w:name="Body Text" w:uiPriority="0" w:unhideWhenUsed="0" w:qFormat="1"/>
-    <w:lsdException w:name="Body Text Indent" w:semiHidden="0" w:uiPriority="0" w:unhideWhenUsed="0"/>
-    <w:lsdException w:name="List Continue" w:semiHidden="0" w:uiPriority="0" w:unhideWhenUsed="0"/>
-    <w:lsdException w:name="List Continue 2" w:semiHidden="0" w:uiPriority="0" w:unhideWhenUsed="0"/>
-    <w:lsdException w:name="List Continue 3" w:semiHidden="0" w:uiPriority="0" w:unhideWhenUsed="0"/>
-    <w:lsdException w:name="List Continue 4" w:semiHidden="0" w:uiPriority="0" w:unhideWhenUsed="0"/>
-    <w:lsdException w:name="List Continue 5" w:semiHidden="0" w:uiPriority="0" w:unhideWhenUsed="0"/>
-    <w:lsdException w:name="Message Header" w:semiHidden="0" w:uiPriority="0" w:unhideWhenUsed="0"/>
-    <w:lsdException w:name="Subtitle" w:semiHidden="0" w:uiPriority="0" w:unhideWhenUsed="0" w:qFormat="1"/>
-    <w:lsdException w:name="Salutation" w:semiHidden="0" w:uiPriority="0" w:unhideWhenUsed="0"/>
-    <w:lsdException w:name="Date" w:semiHidden="0" w:uiPriority="0" w:unhideWhenUsed="0"/>
-    <w:lsdException w:name="Body Text First Indent" w:semiHidden="0" w:uiPriority="0" w:unhideWhenUsed="0"/>
-    <w:lsdException w:name="Body Text First Indent 2" w:semiHidden="0" w:uiPriority="0" w:unhideWhenUsed="0"/>
-    <w:lsdException w:name="Body Text 2" w:semiHidden="0" w:uiPriority="0" w:unhideWhenUsed="0"/>
-    <w:lsdException w:name="Body Text 3" w:semiHidden="0" w:uiPriority="0" w:unhideWhenUsed="0"/>
-    <w:lsdException w:name="Body Text Indent 2" w:semiHidden="0" w:uiPriority="0" w:unhideWhenUsed="0"/>
-    <w:lsdException w:name="Body Text Indent 3" w:semiHidden="0" w:uiPriority="0" w:unhideWhenUsed="0"/>
-    <w:lsdException w:name="Block Text" w:semiHidden="0" w:uiPriority="0" w:unhideWhenUsed="0"/>
-    <w:lsdException w:name="Hyperlink" w:semiHidden="0" w:uiPriority="0" w:unhideWhenUsed="0"/>
-    <w:lsdException w:name="FollowedHyperlink" w:semiHidden="0" w:uiPriority="0" w:unhideWhenUsed="0"/>
-    <w:lsdException w:name="Strong" w:semiHidden="0" w:uiPriority="0" w:unhideWhenUsed="0" w:qFormat="1"/>
-    <w:lsdException w:name="Emphasis" w:semiHidden="0" w:uiPriority="0" w:unhideWhenUsed="0" w:qFormat="1"/>
-    <w:lsdException w:name="Document Map" w:semiHidden="0" w:uiPriority="0" w:unhideWhenUsed="0"/>
-    <w:lsdException w:name="Plain Text" w:semiHidden="0" w:uiPriority="0" w:unhideWhenUsed="0"/>
-    <w:lsdException w:name="E-mail Signature" w:semiHidden="0" w:uiPriority="0" w:unhideWhenUsed="0"/>
-    <w:lsdException w:name="Normal (Web)" w:semiHidden="0" w:uiPriority="0" w:unhideWhenUsed="0" w:qFormat="1"/>
-    <w:lsdException w:name="HTML Acronym" w:semiHidden="0" w:uiPriority="0" w:unhideWhenUsed="0"/>
-    <w:lsdException w:name="HTML Address" w:semiHidden="0" w:uiPriority="0" w:unhideWhenUsed="0"/>
-    <w:lsdException w:name="HTML Cite" w:semiHidden="0" w:uiPriority="0" w:unhideWhenUsed="0"/>
-    <w:lsdException w:name="HTML Code" w:semiHidden="0" w:uiPriority="0" w:unhideWhenUsed="0"/>
-    <w:lsdException w:name="HTML Definition" w:semiHidden="0" w:uiPriority="0" w:unhideWhenUsed="0"/>
-    <w:lsdException w:name="HTML Keyboard" w:semiHidden="0" w:uiPriority="0" w:unhideWhenUsed="0"/>
-    <w:lsdException w:name="HTML Preformatted" w:semiHidden="0" w:uiPriority="0" w:unhideWhenUsed="0"/>
-    <w:lsdException w:name="HTML Sample" w:semiHidden="0" w:uiPriority="0" w:unhideWhenUsed="0"/>
-    <w:lsdException w:name="HTML Typewriter" w:semiHidden="0" w:uiPriority="0" w:unhideWhenUsed="0"/>
-    <w:lsdException w:name="HTML Variable" w:semiHidden="0" w:uiPriority="0" w:unhideWhenUsed="0"/>
-    <w:lsdException w:name="Normal Table" w:uiPriority="0" w:unhideWhenUsed="0" w:qFormat="1"/>
-    <w:lsdException w:name="annotation subject" w:semiHidden="0" w:uiPriority="0" w:unhideWhenUsed="0"/>
-    <w:lsdException w:name="Table Simple 1" w:semiHidden="0" w:uiPriority="0" w:unhideWhenUsed="0"/>
-    <w:lsdException w:name="Table Simple 2" w:semiHidden="0" w:uiPriority="0" w:unhideWhenUsed="0"/>
-    <w:lsdException w:name="Table Simple 3" w:semiHidden="0" w:uiPriority="0" w:unhideWhenUsed="0"/>
-    <w:lsdException w:name="Table Classic 1" w:semiHidden="0" w:uiPriority="0" w:unhideWhenUsed="0"/>
-    <w:lsdException w:name="Table Classic 2" w:semiHidden="0" w:uiPriority="0" w:unhideWhenUsed="0"/>
-    <w:lsdException w:name="Table Classic 3" w:semiHidden="0" w:uiPriority="0" w:unhideWhenUsed="0"/>
-    <w:lsdException w:name="Table Classic 4" w:semiHidden="0" w:uiPriority="0" w:unhideWhenUsed="0"/>
-    <w:lsdException w:name="Table Colorful 1" w:semiHidden="0" w:uiPriority="0" w:unhideWhenUsed="0"/>
-    <w:lsdException w:name="Table Colorful 2" w:semiHidden="0" w:uiPriority="0" w:unhideWhenUsed="0"/>
-    <w:lsdException w:name="Table Colorful 3" w:semiHidden="0" w:uiPriority="0" w:unhideWhenUsed="0"/>
-    <w:lsdException w:name="Table Columns 1" w:semiHidden="0" w:uiPriority="0" w:unhideWhenUsed="0"/>
-    <w:lsdException w:name="Table Columns 2" w:semiHidden="0" w:uiPriority="0" w:unhideWhenUsed="0"/>
-    <w:lsdException w:name="Table Columns 3" w:semiHidden="0" w:uiPriority="0" w:unhideWhenUsed="0"/>
-    <w:lsdException w:name="Table Columns 4" w:semiHidden="0" w:uiPriority="0" w:unhideWhenUsed="0"/>
-    <w:lsdException w:name="Table Columns 5" w:semiHidden="0" w:uiPriority="0" w:unhideWhenUsed="0"/>
-    <w:lsdException w:name="Table Grid 1" w:semiHidden="0" w:uiPriority="0" w:unhideWhenUsed="0"/>
-    <w:lsdException w:name="Table Grid 2" w:semiHidden="0" w:uiPriority="0" w:unhideWhenUsed="0"/>
-    <w:lsdException w:name="Table Grid 3" w:semiHidden="0" w:uiPriority="0" w:unhideWhenUsed="0"/>
-    <w:lsdException w:name="Table Grid 4" w:semiHidden="0" w:uiPriority="0" w:unhideWhenUsed="0"/>
-    <w:lsdException w:name="Table Grid 5" w:semiHidden="0" w:uiPriority="0" w:unhideWhenUsed="0"/>
-    <w:lsdException w:name="Table Grid 6" w:semiHidden="0" w:uiPriority="0" w:unhideWhenUsed="0"/>
-    <w:lsdException w:name="Table Grid 7" w:semiHidden="0" w:uiPriority="0" w:unhideWhenUsed="0"/>
-    <w:lsdException w:name="Table Grid 8" w:semiHidden="0" w:uiPriority="0" w:unhideWhenUsed="0"/>
-    <w:lsdException w:name="Table List 1" w:semiHidden="0" w:uiPriority="0" w:unhideWhenUsed="0"/>
-    <w:lsdException w:name="Table List 2" w:semiHidden="0" w:uiPriority="0" w:unhideWhenUsed="0"/>
-    <w:lsdException w:name="Table List 3" w:semiHidden="0" w:uiPriority="0" w:unhideWhenUsed="0"/>
-    <w:lsdException w:name="Table List 4" w:semiHidden="0" w:uiPriority="0" w:unhideWhenUsed="0"/>
-    <w:lsdException w:name="Table List 5" w:semiHidden="0" w:uiPriority="0" w:unhideWhenUsed="0"/>
-    <w:lsdException w:name="Table List 6" w:semiHidden="0" w:uiPriority="0" w:unhideWhenUsed="0"/>
-    <w:lsdException w:name="Table List 7" w:semiHidden="0" w:uiPriority="0" w:unhideWhenUsed="0"/>
-    <w:lsdException w:name="Table List 8" w:semiHidden="0" w:uiPriority="0" w:unhideWhenUsed="0"/>
-    <w:lsdException w:name="Table 3D effects 1" w:semiHidden="0" w:uiPriority="0" w:unhideWhenUsed="0"/>
-    <w:lsdException w:name="Table 3D effects 2" w:semiHidden="0" w:uiPriority="0" w:unhideWhenUsed="0"/>
-    <w:lsdException w:name="Table 3D effects 3" w:semiHidden="0" w:uiPriority="0" w:unhideWhenUsed="0"/>
-    <w:lsdException w:name="Table Contemporary" w:semiHidden="0" w:uiPriority="0" w:unhideWhenUsed="0"/>
-    <w:lsdException w:name="Table Elegant" w:semiHidden="0" w:uiPriority="0" w:unhideWhenUsed="0"/>
-    <w:lsdException w:name="Table Professional" w:semiHidden="0" w:uiPriority="0" w:unhideWhenUsed="0"/>
-    <w:lsdException w:name="Table Subtle 1" w:semiHidden="0" w:uiPriority="0" w:unhideWhenUsed="0"/>
-    <w:lsdException w:name="Table Subtle 2" w:semiHidden="0" w:uiPriority="0" w:unhideWhenUsed="0"/>
-    <w:lsdException w:name="Table Web 1" w:semiHidden="0" w:uiPriority="0" w:unhideWhenUsed="0"/>
-    <w:lsdException w:name="Table Web 2" w:semiHidden="0" w:uiPriority="0" w:unhideWhenUsed="0"/>
-    <w:lsdException w:name="Table Web 3" w:semiHidden="0" w:uiPriority="0" w:unhideWhenUsed="0"/>
-    <w:lsdException w:name="Balloon Text" w:semiHidden="0" w:uiPriority="0" w:unhideWhenUsed="0"/>
-    <w:lsdException w:name="Table Grid" w:semiHidden="0" w:uiPriority="0" w:unhideWhenUsed="0" w:qFormat="1"/>
-    <w:lsdException w:name="Table Theme" w:semiHidden="0" w:uiPriority="0" w:unhideWhenUsed="0"/>
-    <w:lsdException w:name="Light Shading" w:semiHidden="0" w:uiPriority="60" w:unhideWhenUsed="0"/>
-    <w:lsdException w:name="Light List" w:semiHidden="0" w:uiPriority="61" w:unhideWhenUsed="0"/>
-    <w:lsdException w:name="Light Grid" w:semiHidden="0" w:uiPriority="62" w:unhideWhenUsed="0"/>
-    <w:lsdException w:name="Medium Shading 1" w:semiHidden="0" w:uiPriority="63" w:unhideWhenUsed="0"/>
-    <w:lsdException w:name="Medium Shading 2" w:semiHidden="0" w:uiPriority="64" w:unhideWhenUsed="0"/>
-    <w:lsdException w:name="Medium List 1" w:semiHidden="0" w:uiPriority="65" w:unhideWhenUsed="0"/>
-    <w:lsdException w:name="Medium List 2" w:semiHidden="0" w:uiPriority="66" w:unhideWhenUsed="0"/>
-    <w:lsdException w:name="Medium Grid 1" w:semiHidden="0" w:uiPriority="67" w:unhideWhenUsed="0"/>
-    <w:lsdException w:name="Medium Grid 2" w:semiHidden="0" w:uiPriority="68" w:unhideWhenUsed="0"/>
-    <w:lsdException w:name="Medium Grid 3" w:semiHidden="0" w:uiPriority="69" w:unhideWhenUsed="0"/>
-    <w:lsdException w:name="Dark List" w:semiHidden="0" w:uiPriority="70" w:unhideWhenUsed="0"/>
-    <w:lsdException w:name="Colorful Shading" w:semiHidden="0" w:uiPriority="71" w:unhideWhenUsed="0"/>
-    <w:lsdException w:name="Colorful List" w:semiHidden="0" w:uiPriority="72" w:unhideWhenUsed="0"/>
-    <w:lsdException w:name="Colorful Grid" w:semiHidden="0" w:uiPriority="73" w:unhideWhenUsed="0"/>
-    <w:lsdException w:name="Light Shading Accent 1" w:semiHidden="0" w:uiPriority="60" w:unhideWhenUsed="0"/>
-    <w:lsdException w:name="Light List Accent 1" w:semiHidden="0" w:uiPriority="61" w:unhideWhenUsed="0"/>
-    <w:lsdException w:name="Light Grid Accent 1" w:semiHidden="0" w:uiPriority="62" w:unhideWhenUsed="0"/>
-    <w:lsdException w:name="Medium Shading 1 Accent 1" w:semiHidden="0" w:uiPriority="63" w:unhideWhenUsed="0"/>
-    <w:lsdException w:name="Medium Shading 2 Accent 1" w:semiHidden="0" w:uiPriority="64" w:unhideWhenUsed="0"/>
-    <w:lsdException w:name="Medium List 1 Accent 1" w:semiHidden="0" w:uiPriority="65" w:unhideWhenUsed="0"/>
-    <w:lsdException w:name="Medium List 2 Accent 1" w:semiHidden="0" w:uiPriority="66" w:unhideWhenUsed="0"/>
-    <w:lsdException w:name="Medium Grid 1 Accent 1" w:semiHidden="0" w:uiPriority="67" w:unhideWhenUsed="0"/>
-    <w:lsdException w:name="Medium Grid 2 Accent 1" w:semiHidden="0" w:uiPriority="68" w:unhideWhenUsed="0"/>
-    <w:lsdException w:name="Medium Grid 3 Accent 1" w:semiHidden="0" w:uiPriority="69" w:unhideWhenUsed="0"/>
-    <w:lsdException w:name="Dark List Accent 1" w:semiHidden="0" w:uiPriority="70" w:unhideWhenUsed="0"/>
-    <w:lsdException w:name="Colorful Shading Accent 1" w:semiHidden="0" w:uiPriority="71" w:unhideWhenUsed="0"/>
-    <w:lsdException w:name="Colorful List Accent 1" w:semiHidden="0" w:uiPriority="72" w:unhideWhenUsed="0"/>
-    <w:lsdException w:name="Colorful Grid Accent 1" w:semiHidden="0" w:uiPriority="73" w:unhideWhenUsed="0"/>
-    <w:lsdException w:name="Light Shading Accent 2" w:semiHidden="0" w:uiPriority="60" w:unhideWhenUsed="0"/>
-    <w:lsdException w:name="Light List Accent 2" w:semiHidden="0" w:uiPriority="61" w:unhideWhenUsed="0"/>
-    <w:lsdException w:name="Light Grid Accent 2" w:semiHidden="0" w:uiPriority="62" w:unhideWhenUsed="0"/>
-    <w:lsdException w:name="Medium Shading 1 Accent 2" w:semiHidden="0" w:uiPriority="63" w:unhideWhenUsed="0"/>
-    <w:lsdException w:name="Medium Shading 2 Accent 2" w:semiHidden="0" w:uiPriority="64" w:unhideWhenUsed="0"/>
-    <w:lsdException w:name="Medium List 1 Accent 2" w:semiHidden="0" w:uiPriority="65" w:unhideWhenUsed="0"/>
-    <w:lsdException w:name="Medium List 2 Accent 2" w:semiHidden="0" w:uiPriority="66" w:unhideWhenUsed="0"/>
-    <w:lsdException w:name="Medium Grid 1 Accent 2" w:semiHidden="0" w:uiPriority="67" w:unhideWhenUsed="0"/>
-    <w:lsdException w:name="Medium Grid 2 Accent 2" w:semiHidden="0" w:uiPriority="68" w:unhideWhenUsed="0"/>
-    <w:lsdException w:name="Medium Grid 3 Accent 2" w:semiHidden="0" w:uiPriority="69" w:unhideWhenUsed="0"/>
-    <w:lsdException w:name="Dark List Accent 2" w:semiHidden="0" w:uiPriority="70" w:unhideWhenUsed="0"/>
-    <w:lsdException w:name="Colorful Shading Accent 2" w:semiHidden="0" w:uiPriority="71" w:unhideWhenUsed="0"/>
-    <w:lsdException w:name="Colorful List Accent 2" w:semiHidden="0" w:uiPriority="72" w:unhideWhenUsed="0"/>
-    <w:lsdException w:name="Colorful Grid Accent 2" w:semiHidden="0" w:uiPriority="73" w:unhideWhenUsed="0"/>
-    <w:lsdException w:name="Light Shading Accent 3" w:semiHidden="0" w:uiPriority="60" w:unhideWhenUsed="0"/>
-    <w:lsdException w:name="Light List Accent 3" w:semiHidden="0" w:uiPriority="61" w:unhideWhenUsed="0"/>
-    <w:lsdException w:name="Light Grid Accent 3" w:semiHidden="0" w:uiPriority="62" w:unhideWhenUsed="0"/>
-    <w:lsdException w:name="Medium Shading 1 Accent 3" w:semiHidden="0" w:uiPriority="63" w:unhideWhenUsed="0"/>
-    <w:lsdException w:name="Medium Shading 2 Accent 3" w:semiHidden="0" w:uiPriority="64" w:unhideWhenUsed="0"/>
-    <w:lsdException w:name="Medium List 1 Accent 3" w:semiHidden="0" w:uiPriority="65" w:unhideWhenUsed="0"/>
-    <w:lsdException w:name="Medium List 2 Accent 3" w:semiHidden="0" w:uiPriority="66" w:unhideWhenUsed="0"/>
-    <w:lsdException w:name="Medium Grid 1 Accent 3" w:semiHidden="0" w:uiPriority="67" w:unhideWhenUsed="0"/>
-    <w:lsdException w:name="Medium Grid 2 Accent 3" w:semiHidden="0" w:uiPriority="68" w:unhideWhenUsed="0"/>
-    <w:lsdException w:name="Medium Grid 3 Accent 3" w:semiHidden="0" w:uiPriority="69" w:unhideWhenUsed="0"/>
-    <w:lsdException w:name="Dark List Accent 3" w:semiHidden="0" w:uiPriority="70" w:unhideWhenUsed="0"/>
-    <w:lsdException w:name="Colorful Shading Accent 3" w:semiHidden="0" w:uiPriority="71" w:unhideWhenUsed="0"/>
-    <w:lsdException w:name="Colorful List Accent 3" w:semiHidden="0" w:uiPriority="72" w:unhideWhenUsed="0"/>
-    <w:lsdException w:name="Colorful Grid Accent 3" w:semiHidden="0" w:uiPriority="73" w:unhideWhenUsed="0"/>
-    <w:lsdException w:name="Light Shading Accent 4" w:semiHidden="0" w:uiPriority="60" w:unhideWhenUsed="0"/>
-    <w:lsdException w:name="Light List Accent 4" w:semiHidden="0" w:uiPriority="61" w:unhideWhenUsed="0"/>
-    <w:lsdException w:name="Light Grid Accent 4" w:semiHidden="0" w:uiPriority="62" w:unhideWhenUsed="0"/>
-    <w:lsdException w:name="Medium Shading 1 Accent 4" w:semiHidden="0" w:uiPriority="63" w:unhideWhenUsed="0"/>
-    <w:lsdException w:name="Medium Shading 2 Accent 4" w:semiHidden="0" w:uiPriority="64" w:unhideWhenUsed="0"/>
-    <w:lsdException w:name="Medium List 1 Accent 4" w:semiHidden="0" w:uiPriority="65" w:unhideWhenUsed="0"/>
-    <w:lsdException w:name="Medium List 2 Accent 4" w:semiHidden="0" w:uiPriority="66" w:unhideWhenUsed="0"/>
-    <w:lsdException w:name="Medium Grid 1 Accent 4" w:semiHidden="0" w:uiPriority="67" w:unhideWhenUsed="0"/>
-    <w:lsdException w:name="Medium Grid 2 Accent 4" w:semiHidden="0" w:uiPriority="68" w:unhideWhenUsed="0"/>
-    <w:lsdException w:name="Medium Grid 3 Accent 4" w:semiHidden="0" w:uiPriority="69" w:unhideWhenUsed="0"/>
-    <w:lsdException w:name="Dark List Accent 4" w:semiHidden="0" w:uiPriority="70" w:unhideWhenUsed="0"/>
-    <w:lsdException w:name="Colorful Shading Accent 4" w:semiHidden="0" w:uiPriority="71" w:unhideWhenUsed="0"/>
-    <w:lsdException w:name="Colorful List Accent 4" w:semiHidden="0" w:uiPriority="72" w:unhideWhenUsed="0"/>
-    <w:lsdException w:name="Colorful Grid Accent 4" w:semiHidden="0" w:uiPriority="73" w:unhideWhenUsed="0"/>
-    <w:lsdException w:name="Light Shading Accent 5" w:semiHidden="0" w:uiPriority="60" w:unhideWhenUsed="0"/>
-    <w:lsdException w:name="Light List Accent 5" w:semiHidden="0" w:uiPriority="61" w:unhideWhenUsed="0"/>
-    <w:lsdException w:name="Light Grid Accent 5" w:semiHidden="0" w:uiPriority="62" w:unhideWhenUsed="0"/>
-    <w:lsdException w:name="Medium Shading 1 Accent 5" w:semiHidden="0" w:uiPriority="63" w:unhideWhenUsed="0"/>
-    <w:lsdException w:name="Medium Shading 2 Accent 5" w:semiHidden="0" w:uiPriority="64" w:unhideWhenUsed="0"/>
-    <w:lsdException w:name="Medium List 1 Accent 5" w:semiHidden="0" w:uiPriority="65" w:unhideWhenUsed="0"/>
-    <w:lsdException w:name="Medium List 2 Accent 5" w:semiHidden="0" w:uiPriority="66" w:unhideWhenUsed="0"/>
-    <w:lsdException w:name="Medium Grid 1 Accent 5" w:semiHidden="0" w:uiPriority="67" w:unhideWhenUsed="0"/>
-    <w:lsdException w:name="Medium Grid 2 Accent 5" w:semiHidden="0" w:uiPriority="68" w:unhideWhenUsed="0"/>
-    <w:lsdException w:name="Medium Grid 3 Accent 5" w:semiHidden="0" w:uiPriority="69" w:unhideWhenUsed="0"/>
-    <w:lsdException w:name="Dark List Accent 5" w:semiHidden="0" w:uiPriority="70" w:unhideWhenUsed="0"/>
-    <w:lsdException w:name="Colorful Shading Accent 5" w:semiHidden="0" w:uiPriority="71" w:unhideWhenUsed="0"/>
-    <w:lsdException w:name="Colorful List Accent 5" w:semiHidden="0" w:uiPriority="72" w:unhideWhenUsed="0"/>
-    <w:lsdException w:name="Colorful Grid Accent 5" w:semiHidden="0" w:uiPriority="73" w:unhideWhenUsed="0"/>
-    <w:lsdException w:name="Light Shading Accent 6" w:semiHidden="0" w:uiPriority="60" w:unhideWhenUsed="0"/>
-    <w:lsdException w:name="Light List Accent 6" w:semiHidden="0" w:uiPriority="61" w:unhideWhenUsed="0"/>
-    <w:lsdException w:name="Light Grid Accent 6" w:semiHidden="0" w:uiPriority="62" w:unhideWhenUsed="0"/>
-    <w:lsdException w:name="Medium Shading 1 Accent 6" w:semiHidden="0" w:uiPriority="63" w:unhideWhenUsed="0"/>
-    <w:lsdException w:name="Medium Shading 2 Accent 6" w:semiHidden="0" w:uiPriority="64" w:unhideWhenUsed="0"/>
-    <w:lsdException w:name="Medium List 1 Accent 6" w:semiHidden="0" w:uiPriority="65" w:unhideWhenUsed="0"/>
-    <w:lsdException w:name="Medium List 2 Accent 6" w:semiHidden="0" w:uiPriority="66" w:unhideWhenUsed="0"/>
-    <w:lsdException w:name="Medium Grid 1 Accent 6" w:semiHidden="0" w:uiPriority="67" w:unhideWhenUsed="0"/>
-    <w:lsdException w:name="Medium Grid 2 Accent 6" w:semiHidden="0" w:uiPriority="68" w:unhideWhenUsed="0"/>
-    <w:lsdException w:name="Medium Grid 3 Accent 6" w:semiHidden="0" w:uiPriority="69" w:unhideWhenUsed="0"/>
-    <w:lsdException w:name="Dark List Accent 6" w:semiHidden="0" w:uiPriority="70" w:unhideWhenUsed="0"/>
-    <w:lsdException w:name="Colorful Shading Accent 6" w:semiHidden="0" w:uiPriority="71" w:unhideWhenUsed="0"/>
-    <w:lsdException w:name="Colorful List Accent 6" w:semiHidden="0" w:uiPriority="72" w:unhideWhenUsed="0"/>
-    <w:lsdException w:name="Colorful Grid Accent 6" w:semiHidden="0" w:uiPriority="73" w:unhideWhenUsed="0"/>
+  <w:latentStyles w:count="260" w:defQFormat="0" w:defUnhideWhenUsed="1" w:defSemiHidden="1" w:defUIPriority="99" w:defLockedState="0">
+    <w:lsdException w:qFormat="1" w:unhideWhenUsed="0" w:uiPriority="0" w:semiHidden="0" w:name="Normal"/>
+    <w:lsdException w:qFormat="1" w:unhideWhenUsed="0" w:uiPriority="0" w:semiHidden="0" w:name="heading 1"/>
+    <w:lsdException w:qFormat="1" w:uiPriority="0" w:semiHidden="0" w:name="heading 2"/>
+    <w:lsdException w:qFormat="1" w:uiPriority="0" w:name="heading 3"/>
+    <w:lsdException w:qFormat="1" w:uiPriority="0" w:semiHidden="0" w:name="heading 4"/>
+    <w:lsdException w:qFormat="1" w:uiPriority="0" w:name="heading 5"/>
+    <w:lsdException w:qFormat="1" w:uiPriority="0" w:name="heading 6"/>
+    <w:lsdException w:qFormat="1" w:uiPriority="0" w:name="heading 7"/>
+    <w:lsdException w:qFormat="1" w:uiPriority="0" w:name="heading 8"/>
+    <w:lsdException w:qFormat="1" w:uiPriority="0" w:name="heading 9"/>
+    <w:lsdException w:unhideWhenUsed="0" w:uiPriority="0" w:semiHidden="0" w:name="index 1"/>
+    <w:lsdException w:unhideWhenUsed="0" w:uiPriority="0" w:semiHidden="0" w:name="index 2"/>
+    <w:lsdException w:unhideWhenUsed="0" w:uiPriority="0" w:semiHidden="0" w:name="index 3"/>
+    <w:lsdException w:unhideWhenUsed="0" w:uiPriority="0" w:semiHidden="0" w:name="index 4"/>
+    <w:lsdException w:unhideWhenUsed="0" w:uiPriority="0" w:semiHidden="0" w:name="index 5"/>
+    <w:lsdException w:unhideWhenUsed="0" w:uiPriority="0" w:semiHidden="0" w:name="index 6"/>
+    <w:lsdException w:unhideWhenUsed="0" w:uiPriority="0" w:semiHidden="0" w:name="index 7"/>
+    <w:lsdException w:unhideWhenUsed="0" w:uiPriority="0" w:semiHidden="0" w:name="index 8"/>
+    <w:lsdException w:unhideWhenUsed="0" w:uiPriority="0" w:semiHidden="0" w:name="index 9"/>
+    <w:lsdException w:qFormat="1" w:unhideWhenUsed="0" w:uiPriority="0" w:semiHidden="0" w:name="toc 1"/>
+    <w:lsdException w:qFormat="1" w:unhideWhenUsed="0" w:uiPriority="0" w:semiHidden="0" w:name="toc 2"/>
+    <w:lsdException w:qFormat="1" w:unhideWhenUsed="0" w:uiPriority="0" w:semiHidden="0" w:name="toc 3"/>
+    <w:lsdException w:unhideWhenUsed="0" w:uiPriority="0" w:semiHidden="0" w:name="toc 4"/>
+    <w:lsdException w:unhideWhenUsed="0" w:uiPriority="0" w:semiHidden="0" w:name="toc 5"/>
+    <w:lsdException w:unhideWhenUsed="0" w:uiPriority="0" w:semiHidden="0" w:name="toc 6"/>
+    <w:lsdException w:unhideWhenUsed="0" w:uiPriority="0" w:semiHidden="0" w:name="toc 7"/>
+    <w:lsdException w:unhideWhenUsed="0" w:uiPriority="0" w:semiHidden="0" w:name="toc 8"/>
+    <w:lsdException w:unhideWhenUsed="0" w:uiPriority="0" w:semiHidden="0" w:name="toc 9"/>
+    <w:lsdException w:unhideWhenUsed="0" w:uiPriority="0" w:semiHidden="0" w:name="Normal Indent"/>
+    <w:lsdException w:unhideWhenUsed="0" w:uiPriority="0" w:semiHidden="0" w:name="footnote text"/>
+    <w:lsdException w:qFormat="1" w:unhideWhenUsed="0" w:uiPriority="0" w:semiHidden="0" w:name="annotation text"/>
+    <w:lsdException w:qFormat="1" w:unhideWhenUsed="0" w:uiPriority="0" w:semiHidden="0" w:name="header"/>
+    <w:lsdException w:qFormat="1" w:unhideWhenUsed="0" w:uiPriority="0" w:semiHidden="0" w:name="footer"/>
+    <w:lsdException w:unhideWhenUsed="0" w:uiPriority="0" w:semiHidden="0" w:name="index heading"/>
+    <w:lsdException w:qFormat="1" w:uiPriority="0" w:name="caption"/>
+    <w:lsdException w:unhideWhenUsed="0" w:uiPriority="0" w:semiHidden="0" w:name="table of figures"/>
+    <w:lsdException w:unhideWhenUsed="0" w:uiPriority="0" w:semiHidden="0" w:name="envelope address"/>
+    <w:lsdException w:unhideWhenUsed="0" w:uiPriority="0" w:semiHidden="0" w:name="envelope return"/>
+    <w:lsdException w:unhideWhenUsed="0" w:uiPriority="0" w:semiHidden="0" w:name="footnote reference"/>
+    <w:lsdException w:unhideWhenUsed="0" w:uiPriority="0" w:semiHidden="0" w:name="annotation reference"/>
+    <w:lsdException w:unhideWhenUsed="0" w:uiPriority="0" w:semiHidden="0" w:name="line number"/>
+    <w:lsdException w:unhideWhenUsed="0" w:uiPriority="0" w:semiHidden="0" w:name="page number"/>
+    <w:lsdException w:unhideWhenUsed="0" w:uiPriority="0" w:semiHidden="0" w:name="endnote reference"/>
+    <w:lsdException w:unhideWhenUsed="0" w:uiPriority="0" w:semiHidden="0" w:name="endnote text"/>
+    <w:lsdException w:unhideWhenUsed="0" w:uiPriority="0" w:semiHidden="0" w:name="table of authorities"/>
+    <w:lsdException w:unhideWhenUsed="0" w:uiPriority="0" w:semiHidden="0" w:name="macro"/>
+    <w:lsdException w:unhideWhenUsed="0" w:uiPriority="0" w:semiHidden="0" w:name="toa heading"/>
+    <w:lsdException w:unhideWhenUsed="0" w:uiPriority="0" w:semiHidden="0" w:name="List"/>
+    <w:lsdException w:unhideWhenUsed="0" w:uiPriority="0" w:semiHidden="0" w:name="List Bullet"/>
+    <w:lsdException w:unhideWhenUsed="0" w:uiPriority="0" w:semiHidden="0" w:name="List Number"/>
+    <w:lsdException w:unhideWhenUsed="0" w:uiPriority="0" w:semiHidden="0" w:name="List 2"/>
+    <w:lsdException w:unhideWhenUsed="0" w:uiPriority="0" w:semiHidden="0" w:name="List 3"/>
+    <w:lsdException w:unhideWhenUsed="0" w:uiPriority="0" w:semiHidden="0" w:name="List 4"/>
+    <w:lsdException w:unhideWhenUsed="0" w:uiPriority="0" w:semiHidden="0" w:name="List 5"/>
+    <w:lsdException w:unhideWhenUsed="0" w:uiPriority="0" w:semiHidden="0" w:name="List Bullet 2"/>
+    <w:lsdException w:unhideWhenUsed="0" w:uiPriority="0" w:semiHidden="0" w:name="List Bullet 3"/>
+    <w:lsdException w:unhideWhenUsed="0" w:uiPriority="0" w:semiHidden="0" w:name="List Bullet 4"/>
+    <w:lsdException w:unhideWhenUsed="0" w:uiPriority="0" w:semiHidden="0" w:name="List Bullet 5"/>
+    <w:lsdException w:unhideWhenUsed="0" w:uiPriority="0" w:semiHidden="0" w:name="List Number 2"/>
+    <w:lsdException w:unhideWhenUsed="0" w:uiPriority="0" w:semiHidden="0" w:name="List Number 3"/>
+    <w:lsdException w:unhideWhenUsed="0" w:uiPriority="0" w:semiHidden="0" w:name="List Number 4"/>
+    <w:lsdException w:unhideWhenUsed="0" w:uiPriority="0" w:semiHidden="0" w:name="List Number 5"/>
+    <w:lsdException w:qFormat="1" w:unhideWhenUsed="0" w:uiPriority="0" w:semiHidden="0" w:name="Title"/>
+    <w:lsdException w:unhideWhenUsed="0" w:uiPriority="0" w:semiHidden="0" w:name="Closing"/>
+    <w:lsdException w:unhideWhenUsed="0" w:uiPriority="0" w:semiHidden="0" w:name="Signature"/>
+    <w:lsdException w:qFormat="1" w:unhideWhenUsed="0" w:uiPriority="0" w:name="Default Paragraph Font"/>
+    <w:lsdException w:qFormat="1" w:unhideWhenUsed="0" w:uiPriority="0" w:name="Body Text"/>
+    <w:lsdException w:unhideWhenUsed="0" w:uiPriority="0" w:semiHidden="0" w:name="Body Text Indent"/>
+    <w:lsdException w:unhideWhenUsed="0" w:uiPriority="0" w:semiHidden="0" w:name="List Continue"/>
+    <w:lsdException w:unhideWhenUsed="0" w:uiPriority="0" w:semiHidden="0" w:name="List Continue 2"/>
+    <w:lsdException w:unhideWhenUsed="0" w:uiPriority="0" w:semiHidden="0" w:name="List Continue 3"/>
+    <w:lsdException w:unhideWhenUsed="0" w:uiPriority="0" w:semiHidden="0" w:name="List Continue 4"/>
+    <w:lsdException w:unhideWhenUsed="0" w:uiPriority="0" w:semiHidden="0" w:name="List Continue 5"/>
+    <w:lsdException w:unhideWhenUsed="0" w:uiPriority="0" w:semiHidden="0" w:name="Message Header"/>
+    <w:lsdException w:qFormat="1" w:unhideWhenUsed="0" w:uiPriority="0" w:semiHidden="0" w:name="Subtitle"/>
+    <w:lsdException w:unhideWhenUsed="0" w:uiPriority="0" w:semiHidden="0" w:name="Salutation"/>
+    <w:lsdException w:unhideWhenUsed="0" w:uiPriority="0" w:semiHidden="0" w:name="Date"/>
+    <w:lsdException w:unhideWhenUsed="0" w:uiPriority="0" w:semiHidden="0" w:name="Body Text First Indent"/>
+    <w:lsdException w:unhideWhenUsed="0" w:uiPriority="0" w:semiHidden="0" w:name="Body Text First Indent 2"/>
+    <w:lsdException w:uiPriority="99" w:name="Note Heading"/>
+    <w:lsdException w:unhideWhenUsed="0" w:uiPriority="0" w:semiHidden="0" w:name="Body Text 2"/>
+    <w:lsdException w:unhideWhenUsed="0" w:uiPriority="0" w:semiHidden="0" w:name="Body Text 3"/>
+    <w:lsdException w:unhideWhenUsed="0" w:uiPriority="0" w:semiHidden="0" w:name="Body Text Indent 2"/>
+    <w:lsdException w:unhideWhenUsed="0" w:uiPriority="0" w:semiHidden="0" w:name="Body Text Indent 3"/>
+    <w:lsdException w:unhideWhenUsed="0" w:uiPriority="0" w:semiHidden="0" w:name="Block Text"/>
+    <w:lsdException w:unhideWhenUsed="0" w:uiPriority="0" w:semiHidden="0" w:name="Hyperlink"/>
+    <w:lsdException w:unhideWhenUsed="0" w:uiPriority="0" w:semiHidden="0" w:name="FollowedHyperlink"/>
+    <w:lsdException w:qFormat="1" w:unhideWhenUsed="0" w:uiPriority="0" w:semiHidden="0" w:name="Strong"/>
+    <w:lsdException w:qFormat="1" w:unhideWhenUsed="0" w:uiPriority="0" w:semiHidden="0" w:name="Emphasis"/>
+    <w:lsdException w:unhideWhenUsed="0" w:uiPriority="0" w:semiHidden="0" w:name="Document Map"/>
+    <w:lsdException w:unhideWhenUsed="0" w:uiPriority="0" w:semiHidden="0" w:name="Plain Text"/>
+    <w:lsdException w:unhideWhenUsed="0" w:uiPriority="0" w:semiHidden="0" w:name="E-mail Signature"/>
+    <w:lsdException w:qFormat="1" w:unhideWhenUsed="0" w:uiPriority="0" w:semiHidden="0" w:name="Normal (Web)"/>
+    <w:lsdException w:unhideWhenUsed="0" w:uiPriority="0" w:semiHidden="0" w:name="HTML Acronym"/>
+    <w:lsdException w:unhideWhenUsed="0" w:uiPriority="0" w:semiHidden="0" w:name="HTML Address"/>
+    <w:lsdException w:unhideWhenUsed="0" w:uiPriority="0" w:semiHidden="0" w:name="HTML Cite"/>
+    <w:lsdException w:unhideWhenUsed="0" w:uiPriority="0" w:semiHidden="0" w:name="HTML Code"/>
+    <w:lsdException w:unhideWhenUsed="0" w:uiPriority="0" w:semiHidden="0" w:name="HTML Definition"/>
+    <w:lsdException w:unhideWhenUsed="0" w:uiPriority="0" w:semiHidden="0" w:name="HTML Keyboard"/>
+    <w:lsdException w:unhideWhenUsed="0" w:uiPriority="0" w:semiHidden="0" w:name="HTML Preformatted"/>
+    <w:lsdException w:unhideWhenUsed="0" w:uiPriority="0" w:semiHidden="0" w:name="HTML Sample"/>
+    <w:lsdException w:unhideWhenUsed="0" w:uiPriority="0" w:semiHidden="0" w:name="HTML Typewriter"/>
+    <w:lsdException w:unhideWhenUsed="0" w:uiPriority="0" w:semiHidden="0" w:name="HTML Variable"/>
+    <w:lsdException w:qFormat="1" w:unhideWhenUsed="0" w:uiPriority="0" w:name="Normal Table"/>
+    <w:lsdException w:unhideWhenUsed="0" w:uiPriority="0" w:semiHidden="0" w:name="annotation subject"/>
+    <w:lsdException w:unhideWhenUsed="0" w:uiPriority="0" w:semiHidden="0" w:name="Table Simple 1"/>
+    <w:lsdException w:unhideWhenUsed="0" w:uiPriority="0" w:semiHidden="0" w:name="Table Simple 2"/>
+    <w:lsdException w:unhideWhenUsed="0" w:uiPriority="0" w:semiHidden="0" w:name="Table Simple 3"/>
+    <w:lsdException w:unhideWhenUsed="0" w:uiPriority="0" w:semiHidden="0" w:name="Table Classic 1"/>
+    <w:lsdException w:unhideWhenUsed="0" w:uiPriority="0" w:semiHidden="0" w:name="Table Classic 2"/>
+    <w:lsdException w:unhideWhenUsed="0" w:uiPriority="0" w:semiHidden="0" w:name="Table Classic 3"/>
+    <w:lsdException w:unhideWhenUsed="0" w:uiPriority="0" w:semiHidden="0" w:name="Table Classic 4"/>
+    <w:lsdException w:unhideWhenUsed="0" w:uiPriority="0" w:semiHidden="0" w:name="Table Colorful 1"/>
+    <w:lsdException w:unhideWhenUsed="0" w:uiPriority="0" w:semiHidden="0" w:name="Table Colorful 2"/>
+    <w:lsdException w:unhideWhenUsed="0" w:uiPriority="0" w:semiHidden="0" w:name="Table Colorful 3"/>
+    <w:lsdException w:unhideWhenUsed="0" w:uiPriority="0" w:semiHidden="0" w:name="Table Columns 1"/>
+    <w:lsdException w:unhideWhenUsed="0" w:uiPriority="0" w:semiHidden="0" w:name="Table Columns 2"/>
+    <w:lsdException w:unhideWhenUsed="0" w:uiPriority="0" w:semiHidden="0" w:name="Table Columns 3"/>
+    <w:lsdException w:unhideWhenUsed="0" w:uiPriority="0" w:semiHidden="0" w:name="Table Columns 4"/>
+    <w:lsdException w:unhideWhenUsed="0" w:uiPriority="0" w:semiHidden="0" w:name="Table Columns 5"/>
+    <w:lsdException w:unhideWhenUsed="0" w:uiPriority="0" w:semiHidden="0" w:name="Table Grid 1"/>
+    <w:lsdException w:unhideWhenUsed="0" w:uiPriority="0" w:semiHidden="0" w:name="Table Grid 2"/>
+    <w:lsdException w:unhideWhenUsed="0" w:uiPriority="0" w:semiHidden="0" w:name="Table Grid 3"/>
+    <w:lsdException w:unhideWhenUsed="0" w:uiPriority="0" w:semiHidden="0" w:name="Table Grid 4"/>
+    <w:lsdException w:unhideWhenUsed="0" w:uiPriority="0" w:semiHidden="0" w:name="Table Grid 5"/>
+    <w:lsdException w:unhideWhenUsed="0" w:uiPriority="0" w:semiHidden="0" w:name="Table Grid 6"/>
+    <w:lsdException w:unhideWhenUsed="0" w:uiPriority="0" w:semiHidden="0" w:name="Table Grid 7"/>
+    <w:lsdException w:unhideWhenUsed="0" w:uiPriority="0" w:semiHidden="0" w:name="Table Grid 8"/>
+    <w:lsdException w:unhideWhenUsed="0" w:uiPriority="0" w:semiHidden="0" w:name="Table List 1"/>
+    <w:lsdException w:unhideWhenUsed="0" w:uiPriority="0" w:semiHidden="0" w:name="Table List 2"/>
+    <w:lsdException w:unhideWhenUsed="0" w:uiPriority="0" w:semiHidden="0" w:name="Table List 3"/>
+    <w:lsdException w:unhideWhenUsed="0" w:uiPriority="0" w:semiHidden="0" w:name="Table List 4"/>
+    <w:lsdException w:unhideWhenUsed="0" w:uiPriority="0" w:semiHidden="0" w:name="Table List 5"/>
+    <w:lsdException w:unhideWhenUsed="0" w:uiPriority="0" w:semiHidden="0" w:name="Table List 6"/>
+    <w:lsdException w:unhideWhenUsed="0" w:uiPriority="0" w:semiHidden="0" w:name="Table List 7"/>
+    <w:lsdException w:unhideWhenUsed="0" w:uiPriority="0" w:semiHidden="0" w:name="Table List 8"/>
+    <w:lsdException w:unhideWhenUsed="0" w:uiPriority="0" w:semiHidden="0" w:name="Table 3D effects 1"/>
+    <w:lsdException w:unhideWhenUsed="0" w:uiPriority="0" w:semiHidden="0" w:name="Table 3D effects 2"/>
+    <w:lsdException w:unhideWhenUsed="0" w:uiPriority="0" w:semiHidden="0" w:name="Table 3D effects 3"/>
+    <w:lsdException w:unhideWhenUsed="0" w:uiPriority="0" w:semiHidden="0" w:name="Table Contemporary"/>
+    <w:lsdException w:unhideWhenUsed="0" w:uiPriority="0" w:semiHidden="0" w:name="Table Elegant"/>
+    <w:lsdException w:unhideWhenUsed="0" w:uiPriority="0" w:semiHidden="0" w:name="Table Professional"/>
+    <w:lsdException w:unhideWhenUsed="0" w:uiPriority="0" w:semiHidden="0" w:name="Table Subtle 1"/>
+    <w:lsdException w:unhideWhenUsed="0" w:uiPriority="0" w:semiHidden="0" w:name="Table Subtle 2"/>
+    <w:lsdException w:unhideWhenUsed="0" w:uiPriority="0" w:semiHidden="0" w:name="Table Web 1"/>
+    <w:lsdException w:unhideWhenUsed="0" w:uiPriority="0" w:semiHidden="0" w:name="Table Web 2"/>
+    <w:lsdException w:unhideWhenUsed="0" w:uiPriority="0" w:semiHidden="0" w:name="Table Web 3"/>
+    <w:lsdException w:unhideWhenUsed="0" w:uiPriority="0" w:semiHidden="0" w:name="Balloon Text"/>
+    <w:lsdException w:qFormat="1" w:unhideWhenUsed="0" w:uiPriority="0" w:semiHidden="0" w:name="Table Grid"/>
+    <w:lsdException w:unhideWhenUsed="0" w:uiPriority="0" w:semiHidden="0" w:name="Table Theme"/>
+    <w:lsdException w:unhideWhenUsed="0" w:uiPriority="60" w:semiHidden="0" w:name="Light Shading"/>
+    <w:lsdException w:unhideWhenUsed="0" w:uiPriority="61" w:semiHidden="0" w:name="Light List"/>
+    <w:lsdException w:unhideWhenUsed="0" w:uiPriority="62" w:semiHidden="0" w:name="Light Grid"/>
+    <w:lsdException w:unhideWhenUsed="0" w:uiPriority="63" w:semiHidden="0" w:name="Medium Shading 1"/>
+    <w:lsdException w:unhideWhenUsed="0" w:uiPriority="64" w:semiHidden="0" w:name="Medium Shading 2"/>
+    <w:lsdException w:unhideWhenUsed="0" w:uiPriority="65" w:semiHidden="0" w:name="Medium List 1"/>
+    <w:lsdException w:unhideWhenUsed="0" w:uiPriority="66" w:semiHidden="0" w:name="Medium List 2"/>
+    <w:lsdException w:unhideWhenUsed="0" w:uiPriority="67" w:semiHidden="0" w:name="Medium Grid 1"/>
+    <w:lsdException w:unhideWhenUsed="0" w:uiPriority="68" w:semiHidden="0" w:name="Medium Grid 2"/>
+    <w:lsdException w:unhideWhenUsed="0" w:uiPriority="69" w:semiHidden="0" w:name="Medium Grid 3"/>
+    <w:lsdException w:unhideWhenUsed="0" w:uiPriority="70" w:semiHidden="0" w:name="Dark List"/>
+    <w:lsdException w:unhideWhenUsed="0" w:uiPriority="71" w:semiHidden="0" w:name="Colorful Shading"/>
+    <w:lsdException w:unhideWhenUsed="0" w:uiPriority="72" w:semiHidden="0" w:name="Colorful List"/>
+    <w:lsdException w:unhideWhenUsed="0" w:uiPriority="73" w:semiHidden="0" w:name="Colorful Grid"/>
+    <w:lsdException w:unhideWhenUsed="0" w:uiPriority="60" w:semiHidden="0" w:name="Light Shading Accent 1"/>
+    <w:lsdException w:unhideWhenUsed="0" w:uiPriority="61" w:semiHidden="0" w:name="Light List Accent 1"/>
+    <w:lsdException w:unhideWhenUsed="0" w:uiPriority="62" w:semiHidden="0" w:name="Light Grid Accent 1"/>
+    <w:lsdException w:unhideWhenUsed="0" w:uiPriority="63" w:semiHidden="0" w:name="Medium Shading 1 Accent 1"/>
+    <w:lsdException w:unhideWhenUsed="0" w:uiPriority="64" w:semiHidden="0" w:name="Medium Shading 2 Accent 1"/>
+    <w:lsdException w:unhideWhenUsed="0" w:uiPriority="65" w:semiHidden="0" w:name="Medium List 1 Accent 1"/>
+    <w:lsdException w:unhideWhenUsed="0" w:uiPriority="66" w:semiHidden="0" w:name="Medium List 2 Accent 1"/>
+    <w:lsdException w:unhideWhenUsed="0" w:uiPriority="67" w:semiHidden="0" w:name="Medium Grid 1 Accent 1"/>
+    <w:lsdException w:unhideWhenUsed="0" w:uiPriority="68" w:semiHidden="0" w:name="Medium Grid 2 Accent 1"/>
+    <w:lsdException w:unhideWhenUsed="0" w:uiPriority="69" w:semiHidden="0" w:name="Medium Grid 3 Accent 1"/>
+    <w:lsdException w:unhideWhenUsed="0" w:uiPriority="70" w:semiHidden="0" w:name="Dark List Accent 1"/>
+    <w:lsdException w:unhideWhenUsed="0" w:uiPriority="71" w:semiHidden="0" w:name="Colorful Shading Accent 1"/>
+    <w:lsdException w:unhideWhenUsed="0" w:uiPriority="72" w:semiHidden="0" w:name="Colorful List Accent 1"/>
+    <w:lsdException w:unhideWhenUsed="0" w:uiPriority="73" w:semiHidden="0" w:name="Colorful Grid Accent 1"/>
+    <w:lsdException w:unhideWhenUsed="0" w:uiPriority="60" w:semiHidden="0" w:name="Light Shading Accent 2"/>
+    <w:lsdException w:unhideWhenUsed="0" w:uiPriority="61" w:semiHidden="0" w:name="Light List Accent 2"/>
+    <w:lsdException w:unhideWhenUsed="0" w:uiPriority="62" w:semiHidden="0" w:name="Light Grid Accent 2"/>
+    <w:lsdException w:unhideWhenUsed="0" w:uiPriority="63" w:semiHidden="0" w:name="Medium Shading 1 Accent 2"/>
+    <w:lsdException w:unhideWhenUsed="0" w:uiPriority="64" w:semiHidden="0" w:name="Medium Shading 2 Accent 2"/>
+    <w:lsdException w:unhideWhenUsed="0" w:uiPriority="65" w:semiHidden="0" w:name="Medium List 1 Accent 2"/>
+    <w:lsdException w:unhideWhenUsed="0" w:uiPriority="66" w:semiHidden="0" w:name="Medium List 2 Accent 2"/>
+    <w:lsdException w:unhideWhenUsed="0" w:uiPriority="67" w:semiHidden="0" w:name="Medium Grid 1 Accent 2"/>
+    <w:lsdException w:unhideWhenUsed="0" w:uiPriority="68" w:semiHidden="0" w:name="Medium Grid 2 Accent 2"/>
+    <w:lsdException w:unhideWhenUsed="0" w:uiPriority="69" w:semiHidden="0" w:name="Medium Grid 3 Accent 2"/>
+    <w:lsdException w:unhideWhenUsed="0" w:uiPriority="70" w:semiHidden="0" w:name="Dark List Accent 2"/>
+    <w:lsdException w:unhideWhenUsed="0" w:uiPriority="71" w:semiHidden="0" w:name="Colorful Shading Accent 2"/>
+    <w:lsdException w:unhideWhenUsed="0" w:uiPriority="72" w:semiHidden="0" w:name="Colorful List Accent 2"/>
+    <w:lsdException w:unhideWhenUsed="0" w:uiPriority="73" w:semiHidden="0" w:name="Colorful Grid Accent 2"/>
+    <w:lsdException w:unhideWhenUsed="0" w:uiPriority="60" w:semiHidden="0" w:name="Light Shading Accent 3"/>
+    <w:lsdException w:unhideWhenUsed="0" w:uiPriority="61" w:semiHidden="0" w:name="Light List Accent 3"/>
+    <w:lsdException w:unhideWhenUsed="0" w:uiPriority="62" w:semiHidden="0" w:name="Light Grid Accent 3"/>
+    <w:lsdException w:unhideWhenUsed="0" w:uiPriority="63" w:semiHidden="0" w:name="Medium Shading 1 Accent 3"/>
+    <w:lsdException w:unhideWhenUsed="0" w:uiPriority="64" w:semiHidden="0" w:name="Medium Shading 2 Accent 3"/>
+    <w:lsdException w:unhideWhenUsed="0" w:uiPriority="65" w:semiHidden="0" w:name="Medium List 1 Accent 3"/>
+    <w:lsdException w:unhideWhenUsed="0" w:uiPriority="66" w:semiHidden="0" w:name="Medium List 2 Accent 3"/>
+    <w:lsdException w:unhideWhenUsed="0" w:uiPriority="67" w:semiHidden="0" w:name="Medium Grid 1 Accent 3"/>
+    <w:lsdException w:unhideWhenUsed="0" w:uiPriority="68" w:semiHidden="0" w:name="Medium Grid 2 Accent 3"/>
+    <w:lsdException w:unhideWhenUsed="0" w:uiPriority="69" w:semiHidden="0" w:name="Medium Grid 3 Accent 3"/>
+    <w:lsdException w:unhideWhenUsed="0" w:uiPriority="70" w:semiHidden="0" w:name="Dark List Accent 3"/>
+    <w:lsdException w:unhideWhenUsed="0" w:uiPriority="71" w:semiHidden="0" w:name="Colorful Shading Accent 3"/>
+    <w:lsdException w:unhideWhenUsed="0" w:uiPriority="72" w:semiHidden="0" w:name="Colorful List Accent 3"/>
+    <w:lsdException w:unhideWhenUsed="0" w:uiPriority="73" w:semiHidden="0" w:name="Colorful Grid Accent 3"/>
+    <w:lsdException w:unhideWhenUsed="0" w:uiPriority="60" w:semiHidden="0" w:name="Light Shading Accent 4"/>
+    <w:lsdException w:unhideWhenUsed="0" w:uiPriority="61" w:semiHidden="0" w:name="Light List Accent 4"/>
+    <w:lsdException w:unhideWhenUsed="0" w:uiPriority="62" w:semiHidden="0" w:name="Light Grid Accent 4"/>
+    <w:lsdException w:unhideWhenUsed="0" w:uiPriority="63" w:semiHidden="0" w:name="Medium Shading 1 Accent 4"/>
+    <w:lsdException w:unhideWhenUsed="0" w:uiPriority="64" w:semiHidden="0" w:name="Medium Shading 2 Accent 4"/>
+    <w:lsdException w:unhideWhenUsed="0" w:uiPriority="65" w:semiHidden="0" w:name="Medium List 1 Accent 4"/>
+    <w:lsdException w:unhideWhenUsed="0" w:uiPriority="66" w:semiHidden="0" w:name="Medium List 2 Accent 4"/>
+    <w:lsdException w:unhideWhenUsed="0" w:uiPriority="67" w:semiHidden="0" w:name="Medium Grid 1 Accent 4"/>
+    <w:lsdException w:unhideWhenUsed="0" w:uiPriority="68" w:semiHidden="0" w:name="Medium Grid 2 Accent 4"/>
+    <w:lsdException w:unhideWhenUsed="0" w:uiPriority="69" w:semiHidden="0" w:name="Medium Grid 3 Accent 4"/>
+    <w:lsdException w:unhideWhenUsed="0" w:uiPriority="70" w:semiHidden="0" w:name="Dark List Accent 4"/>
+    <w:lsdException w:unhideWhenUsed="0" w:uiPriority="71" w:semiHidden="0" w:name="Colorful Shading Accent 4"/>
+    <w:lsdException w:unhideWhenUsed="0" w:uiPriority="72" w:semiHidden="0" w:name="Colorful List Accent 4"/>
+    <w:lsdException w:unhideWhenUsed="0" w:uiPriority="73" w:semiHidden="0" w:name="Colorful Grid Accent 4"/>
+    <w:lsdException w:unhideWhenUsed="0" w:uiPriority="60" w:semiHidden="0" w:name="Light Shading Accent 5"/>
+    <w:lsdException w:unhideWhenUsed="0" w:uiPriority="61" w:semiHidden="0" w:name="Light List Accent 5"/>
+    <w:lsdException w:unhideWhenUsed="0" w:uiPriority="62" w:semiHidden="0" w:name="Light Grid Accent 5"/>
+    <w:lsdException w:unhideWhenUsed="0" w:uiPriority="63" w:semiHidden="0" w:name="Medium Shading 1 Accent 5"/>
+    <w:lsdException w:unhideWhenUsed="0" w:uiPriority="64" w:semiHidden="0" w:name="Medium Shading 2 Accent 5"/>
+    <w:lsdException w:unhideWhenUsed="0" w:uiPriority="65" w:semiHidden="0" w:name="Medium List 1 Accent 5"/>
+    <w:lsdException w:unhideWhenUsed="0" w:uiPriority="66" w:semiHidden="0" w:name="Medium List 2 Accent 5"/>
+    <w:lsdException w:unhideWhenUsed="0" w:uiPriority="67" w:semiHidden="0" w:name="Medium Grid 1 Accent 5"/>
+    <w:lsdException w:unhideWhenUsed="0" w:uiPriority="68" w:semiHidden="0" w:name="Medium Grid 2 Accent 5"/>
+    <w:lsdException w:unhideWhenUsed="0" w:uiPriority="69" w:semiHidden="0" w:name="Medium Grid 3 Accent 5"/>
+    <w:lsdException w:unhideWhenUsed="0" w:uiPriority="70" w:semiHidden="0" w:name="Dark List Accent 5"/>
+    <w:lsdException w:unhideWhenUsed="0" w:uiPriority="71" w:semiHidden="0" w:name="Colorful Shading Accent 5"/>
+    <w:lsdException w:unhideWhenUsed="0" w:uiPriority="72" w:semiHidden="0" w:name="Colorful List Accent 5"/>
+    <w:lsdException w:unhideWhenUsed="0" w:uiPriority="73" w:semiHidden="0" w:name="Colorful Grid Accent 5"/>
+    <w:lsdException w:unhideWhenUsed="0" w:uiPriority="60" w:semiHidden="0" w:name="Light Shading Accent 6"/>
+    <w:lsdException w:unhideWhenUsed="0" w:uiPriority="61" w:semiHidden="0" w:name="Light List Accent 6"/>
+    <w:lsdException w:unhideWhenUsed="0" w:uiPriority="62" w:semiHidden="0" w:name="Light Grid Accent 6"/>
+    <w:lsdException w:unhideWhenUsed="0" w:uiPriority="63" w:semiHidden="0" w:name="Medium Shading 1 Accent 6"/>
+    <w:lsdException w:unhideWhenUsed="0" w:uiPriority="64" w:semiHidden="0" w:name="Medium Shading 2 Accent 6"/>
+    <w:lsdException w:unhideWhenUsed="0" w:uiPriority="65" w:semiHidden="0" w:name="Medium List 1 Accent 6"/>
+    <w:lsdException w:unhideWhenUsed="0" w:uiPriority="66" w:semiHidden="0" w:name="Medium List 2 Accent 6"/>
+    <w:lsdException w:unhideWhenUsed="0" w:uiPriority="67" w:semiHidden="0" w:name="Medium Grid 1 Accent 6"/>
+    <w:lsdException w:unhideWhenUsed="0" w:uiPriority="68" w:semiHidden="0" w:name="Medium Grid 2 Accent 6"/>
+    <w:lsdException w:unhideWhenUsed="0" w:uiPriority="69" w:semiHidden="0" w:name="Medium Grid 3 Accent 6"/>
+    <w:lsdException w:unhideWhenUsed="0" w:uiPriority="70" w:semiHidden="0" w:name="Dark List Accent 6"/>
+    <w:lsdException w:unhideWhenUsed="0" w:uiPriority="71" w:semiHidden="0" w:name="Colorful Shading Accent 6"/>
+    <w:lsdException w:unhideWhenUsed="0" w:uiPriority="72" w:semiHidden="0" w:name="Colorful List Accent 6"/>
+    <w:lsdException w:unhideWhenUsed="0" w:uiPriority="73" w:semiHidden="0" w:name="Colorful Grid Accent 6"/>
   </w:latentStyles>
-  <w:style w:type="paragraph" w:default="1" w:styleId="Normal">
+  <w:style w:type="paragraph" w:default="1" w:styleId="1">
     <w:name w:val="Normal"/>
     <w:qFormat/>
+    <w:uiPriority w:val="0"/>
     <w:pPr>
       <w:kinsoku w:val="0"/>
       <w:autoSpaceDE w:val="0"/>
@@ -8020,7 +8142,7 @@
       <w:textAlignment w:val="baseline"/>
     </w:pPr>
     <w:rPr>
-      <w:rFonts w:ascii="Arial" w:eastAsia="宋体" w:hAnsi="Arial" w:cs="Arial"/>
+      <w:rFonts w:ascii="Arial" w:hAnsi="Arial" w:eastAsia="宋体" w:cs="Arial"/>
       <w:snapToGrid w:val="0"/>
       <w:color w:val="000000"/>
       <w:kern w:val="0"/>
@@ -8029,11 +8151,12 @@
       <w:lang w:val="en-US" w:eastAsia="en-US" w:bidi="ar-SA"/>
     </w:rPr>
   </w:style>
-  <w:style w:type="paragraph" w:styleId="Heading1">
+  <w:style w:type="paragraph" w:styleId="2">
     <w:name w:val="heading 1"/>
-    <w:basedOn w:val="Normal"/>
-    <w:next w:val="Normal"/>
+    <w:basedOn w:val="1"/>
+    <w:next w:val="1"/>
     <w:qFormat/>
+    <w:uiPriority w:val="0"/>
     <w:pPr>
       <w:keepNext/>
       <w:keepLines/>
@@ -8051,12 +8174,13 @@
       <w:sz w:val="44"/>
     </w:rPr>
   </w:style>
-  <w:style w:type="paragraph" w:styleId="Heading2">
+  <w:style w:type="paragraph" w:styleId="3">
     <w:name w:val="heading 2"/>
-    <w:basedOn w:val="Normal"/>
-    <w:next w:val="Normal"/>
+    <w:basedOn w:val="1"/>
+    <w:next w:val="1"/>
     <w:unhideWhenUsed/>
     <w:qFormat/>
+    <w:uiPriority w:val="0"/>
     <w:pPr>
       <w:keepNext/>
       <w:keepLines/>
@@ -8069,18 +8193,19 @@
       <w:outlineLvl w:val="1"/>
     </w:pPr>
     <w:rPr>
-      <w:rFonts w:ascii="Arial" w:eastAsia="黑体" w:hAnsi="Arial"/>
+      <w:rFonts w:ascii="Arial" w:hAnsi="Arial" w:eastAsia="黑体"/>
       <w:b/>
       <w:sz w:val="32"/>
     </w:rPr>
   </w:style>
-  <w:style w:type="paragraph" w:styleId="Heading3">
+  <w:style w:type="paragraph" w:styleId="4">
     <w:name w:val="heading 3"/>
-    <w:basedOn w:val="Normal"/>
-    <w:next w:val="Normal"/>
+    <w:basedOn w:val="1"/>
+    <w:next w:val="1"/>
     <w:semiHidden/>
     <w:unhideWhenUsed/>
     <w:qFormat/>
+    <w:uiPriority w:val="0"/>
     <w:pPr>
       <w:keepNext/>
       <w:keepLines/>
@@ -8097,12 +8222,13 @@
       <w:sz w:val="32"/>
     </w:rPr>
   </w:style>
-  <w:style w:type="paragraph" w:styleId="Heading4">
+  <w:style w:type="paragraph" w:styleId="5">
     <w:name w:val="heading 4"/>
-    <w:basedOn w:val="Normal"/>
-    <w:next w:val="Normal"/>
+    <w:basedOn w:val="1"/>
+    <w:next w:val="1"/>
     <w:unhideWhenUsed/>
     <w:qFormat/>
+    <w:uiPriority w:val="0"/>
     <w:pPr>
       <w:keepNext/>
       <w:keepLines/>
@@ -8115,18 +8241,19 @@
       <w:outlineLvl w:val="3"/>
     </w:pPr>
     <w:rPr>
-      <w:rFonts w:ascii="Arial" w:eastAsia="黑体" w:hAnsi="Arial"/>
+      <w:rFonts w:ascii="Arial" w:hAnsi="Arial" w:eastAsia="黑体"/>
       <w:b/>
       <w:sz w:val="28"/>
     </w:rPr>
   </w:style>
-  <w:style w:type="paragraph" w:styleId="Heading5">
+  <w:style w:type="paragraph" w:styleId="6">
     <w:name w:val="heading 5"/>
-    <w:basedOn w:val="Normal"/>
-    <w:next w:val="Normal"/>
+    <w:basedOn w:val="1"/>
+    <w:next w:val="1"/>
     <w:semiHidden/>
     <w:unhideWhenUsed/>
     <w:qFormat/>
+    <w:uiPriority w:val="0"/>
     <w:pPr>
       <w:keepNext/>
       <w:keepLines/>
@@ -8143,13 +8270,14 @@
       <w:sz w:val="28"/>
     </w:rPr>
   </w:style>
-  <w:style w:type="paragraph" w:styleId="Heading6">
+  <w:style w:type="paragraph" w:styleId="7">
     <w:name w:val="heading 6"/>
-    <w:basedOn w:val="Normal"/>
-    <w:next w:val="Normal"/>
+    <w:basedOn w:val="1"/>
+    <w:next w:val="1"/>
     <w:semiHidden/>
     <w:unhideWhenUsed/>
     <w:qFormat/>
+    <w:uiPriority w:val="0"/>
     <w:pPr>
       <w:keepNext/>
       <w:keepLines/>
@@ -8162,18 +8290,19 @@
       <w:outlineLvl w:val="5"/>
     </w:pPr>
     <w:rPr>
-      <w:rFonts w:ascii="Arial" w:eastAsia="黑体" w:hAnsi="Arial"/>
+      <w:rFonts w:ascii="Arial" w:hAnsi="Arial" w:eastAsia="黑体"/>
       <w:b/>
       <w:sz w:val="24"/>
     </w:rPr>
   </w:style>
-  <w:style w:type="paragraph" w:styleId="Heading7">
+  <w:style w:type="paragraph" w:styleId="8">
     <w:name w:val="heading 7"/>
-    <w:basedOn w:val="Normal"/>
-    <w:next w:val="Normal"/>
+    <w:basedOn w:val="1"/>
+    <w:next w:val="1"/>
     <w:semiHidden/>
     <w:unhideWhenUsed/>
     <w:qFormat/>
+    <w:uiPriority w:val="0"/>
     <w:pPr>
       <w:keepNext/>
       <w:keepLines/>
@@ -8190,13 +8319,14 @@
       <w:sz w:val="24"/>
     </w:rPr>
   </w:style>
-  <w:style w:type="paragraph" w:styleId="Heading8">
+  <w:style w:type="paragraph" w:styleId="9">
     <w:name w:val="heading 8"/>
-    <w:basedOn w:val="Normal"/>
-    <w:next w:val="Normal"/>
+    <w:basedOn w:val="1"/>
+    <w:next w:val="1"/>
     <w:semiHidden/>
     <w:unhideWhenUsed/>
     <w:qFormat/>
+    <w:uiPriority w:val="0"/>
     <w:pPr>
       <w:keepNext/>
       <w:keepLines/>
@@ -8209,17 +8339,18 @@
       <w:outlineLvl w:val="7"/>
     </w:pPr>
     <w:rPr>
-      <w:rFonts w:ascii="Arial" w:eastAsia="黑体" w:hAnsi="Arial"/>
+      <w:rFonts w:ascii="Arial" w:hAnsi="Arial" w:eastAsia="黑体"/>
       <w:sz w:val="24"/>
     </w:rPr>
   </w:style>
-  <w:style w:type="paragraph" w:styleId="Heading9">
+  <w:style w:type="paragraph" w:styleId="10">
     <w:name w:val="heading 9"/>
-    <w:basedOn w:val="Normal"/>
-    <w:next w:val="Normal"/>
+    <w:basedOn w:val="1"/>
+    <w:next w:val="1"/>
     <w:semiHidden/>
     <w:unhideWhenUsed/>
     <w:qFormat/>
+    <w:uiPriority w:val="0"/>
     <w:pPr>
       <w:keepNext/>
       <w:keepLines/>
@@ -8232,19 +8363,21 @@
       <w:outlineLvl w:val="8"/>
     </w:pPr>
     <w:rPr>
-      <w:rFonts w:ascii="Arial" w:eastAsia="黑体" w:hAnsi="Arial"/>
+      <w:rFonts w:ascii="Arial" w:hAnsi="Arial" w:eastAsia="黑体"/>
       <w:sz w:val="21"/>
     </w:rPr>
   </w:style>
-  <w:style w:type="character" w:default="1" w:styleId="DefaultParagraphFont">
+  <w:style w:type="character" w:default="1" w:styleId="22">
     <w:name w:val="Default Paragraph Font"/>
     <w:semiHidden/>
     <w:qFormat/>
+    <w:uiPriority w:val="0"/>
   </w:style>
-  <w:style w:type="table" w:default="1" w:styleId="TableNormal">
+  <w:style w:type="table" w:default="1" w:styleId="20">
     <w:name w:val="Normal Table"/>
     <w:semiHidden/>
     <w:qFormat/>
+    <w:uiPriority w:val="0"/>
     <w:tblPr>
       <w:tblCellMar>
         <w:top w:w="0" w:type="dxa"/>
@@ -8254,39 +8387,43 @@
       </w:tblCellMar>
     </w:tblPr>
   </w:style>
-  <w:style w:type="paragraph" w:styleId="CommentText">
+  <w:style w:type="paragraph" w:styleId="11">
     <w:name w:val="annotation text"/>
-    <w:basedOn w:val="Normal"/>
+    <w:basedOn w:val="1"/>
     <w:qFormat/>
+    <w:uiPriority w:val="0"/>
     <w:pPr>
       <w:jc w:val="left"/>
     </w:pPr>
   </w:style>
-  <w:style w:type="paragraph" w:styleId="BodyText">
+  <w:style w:type="paragraph" w:styleId="12">
     <w:name w:val="Body Text"/>
-    <w:basedOn w:val="Normal"/>
+    <w:basedOn w:val="1"/>
     <w:semiHidden/>
     <w:qFormat/>
+    <w:uiPriority w:val="0"/>
     <w:rPr>
-      <w:rFonts w:ascii="Arial" w:eastAsia="Arial" w:hAnsi="Arial" w:cs="Arial"/>
+      <w:rFonts w:ascii="Arial" w:hAnsi="Arial" w:eastAsia="Arial" w:cs="Arial"/>
       <w:sz w:val="21"/>
       <w:szCs w:val="21"/>
       <w:lang w:val="en-US" w:eastAsia="en-US" w:bidi="ar-SA"/>
     </w:rPr>
   </w:style>
-  <w:style w:type="paragraph" w:styleId="TOC3">
+  <w:style w:type="paragraph" w:styleId="13">
     <w:name w:val="toc 3"/>
-    <w:basedOn w:val="Normal"/>
-    <w:next w:val="Normal"/>
+    <w:basedOn w:val="1"/>
+    <w:next w:val="1"/>
     <w:qFormat/>
+    <w:uiPriority w:val="0"/>
     <w:pPr>
       <w:ind w:left="840" w:leftChars="400"/>
     </w:pPr>
   </w:style>
-  <w:style w:type="paragraph" w:styleId="Footer">
+  <w:style w:type="paragraph" w:styleId="14">
     <w:name w:val="footer"/>
-    <w:basedOn w:val="Normal"/>
+    <w:basedOn w:val="1"/>
     <w:qFormat/>
+    <w:uiPriority w:val="0"/>
     <w:pPr>
       <w:tabs>
         <w:tab w:val="center" w:pos="4153"/>
@@ -8299,16 +8436,17 @@
       <w:sz w:val="18"/>
     </w:rPr>
   </w:style>
-  <w:style w:type="paragraph" w:styleId="Header">
+  <w:style w:type="paragraph" w:styleId="15">
     <w:name w:val="header"/>
-    <w:basedOn w:val="Normal"/>
+    <w:basedOn w:val="1"/>
     <w:qFormat/>
+    <w:uiPriority w:val="0"/>
     <w:pPr>
       <w:pBdr>
-        <w:top w:val="nil"/>
-        <w:left w:val="nil"/>
-        <w:bottom w:val="nil"/>
-        <w:right w:val="nil"/>
+        <w:top w:val="none" w:color="auto" w:sz="0" w:space="0"/>
+        <w:left w:val="none" w:color="auto" w:sz="0" w:space="0"/>
+        <w:bottom w:val="none" w:color="auto" w:sz="0" w:space="0"/>
+        <w:right w:val="none" w:color="auto" w:sz="0" w:space="0"/>
       </w:pBdr>
       <w:tabs>
         <w:tab w:val="center" w:pos="4153"/>
@@ -8323,37 +8461,41 @@
       <w:sz w:val="18"/>
     </w:rPr>
   </w:style>
-  <w:style w:type="paragraph" w:styleId="TOC1">
+  <w:style w:type="paragraph" w:styleId="16">
     <w:name w:val="toc 1"/>
-    <w:basedOn w:val="Normal"/>
-    <w:next w:val="Normal"/>
+    <w:basedOn w:val="1"/>
+    <w:next w:val="1"/>
     <w:qFormat/>
+    <w:uiPriority w:val="0"/>
     <w:rPr>
-      <w:rFonts w:ascii="Arial" w:eastAsia="Microsoft JhengHei" w:hAnsi="Arial"/>
+      <w:rFonts w:ascii="Arial" w:hAnsi="Arial" w:eastAsia="Microsoft JhengHei"/>
       <w:sz w:val="24"/>
     </w:rPr>
   </w:style>
-  <w:style w:type="paragraph" w:styleId="TOC2">
+  <w:style w:type="paragraph" w:styleId="17">
     <w:name w:val="toc 2"/>
-    <w:basedOn w:val="Normal"/>
-    <w:next w:val="Normal"/>
+    <w:basedOn w:val="1"/>
+    <w:next w:val="1"/>
     <w:qFormat/>
+    <w:uiPriority w:val="0"/>
     <w:pPr>
       <w:ind w:left="420" w:leftChars="200"/>
     </w:pPr>
   </w:style>
-  <w:style w:type="paragraph" w:styleId="NormalWeb">
+  <w:style w:type="paragraph" w:styleId="18">
     <w:name w:val="Normal (Web)"/>
-    <w:basedOn w:val="Normal"/>
+    <w:basedOn w:val="1"/>
     <w:qFormat/>
+    <w:uiPriority w:val="0"/>
     <w:rPr>
       <w:sz w:val="24"/>
     </w:rPr>
   </w:style>
-  <w:style w:type="paragraph" w:styleId="Title">
+  <w:style w:type="paragraph" w:styleId="19">
     <w:name w:val="Title"/>
-    <w:basedOn w:val="Normal"/>
+    <w:basedOn w:val="1"/>
     <w:qFormat/>
+    <w:uiPriority w:val="0"/>
     <w:pPr>
       <w:spacing w:before="240" w:beforeLines="0" w:beforeAutospacing="0" w:after="60" w:afterLines="0" w:afterAutospacing="0"/>
       <w:jc w:val="center"/>
@@ -8365,68 +8507,73 @@
       <w:sz w:val="32"/>
     </w:rPr>
   </w:style>
-  <w:style w:type="table" w:styleId="TableGrid">
+  <w:style w:type="table" w:styleId="21">
     <w:name w:val="Table Grid"/>
-    <w:basedOn w:val="TableNormal"/>
+    <w:basedOn w:val="20"/>
     <w:qFormat/>
+    <w:uiPriority w:val="0"/>
     <w:pPr>
       <w:widowControl w:val="0"/>
       <w:jc w:val="both"/>
     </w:pPr>
     <w:tblPr>
       <w:tblBorders>
-        <w:top w:val="single" w:sz="4" w:space="0" w:color="auto"/>
-        <w:left w:val="single" w:sz="4" w:space="0" w:color="auto"/>
-        <w:bottom w:val="single" w:sz="4" w:space="0" w:color="auto"/>
-        <w:right w:val="single" w:sz="4" w:space="0" w:color="auto"/>
-        <w:insideH w:val="single" w:sz="4" w:space="0" w:color="auto"/>
-        <w:insideV w:val="single" w:sz="4" w:space="0" w:color="auto"/>
+        <w:top w:val="single" w:color="auto" w:sz="4" w:space="0"/>
+        <w:left w:val="single" w:color="auto" w:sz="4" w:space="0"/>
+        <w:bottom w:val="single" w:color="auto" w:sz="4" w:space="0"/>
+        <w:right w:val="single" w:color="auto" w:sz="4" w:space="0"/>
+        <w:insideH w:val="single" w:color="auto" w:sz="4" w:space="0"/>
+        <w:insideV w:val="single" w:color="auto" w:sz="4" w:space="0"/>
       </w:tblBorders>
     </w:tblPr>
   </w:style>
-  <w:style w:type="character" w:styleId="Strong">
+  <w:style w:type="character" w:styleId="23">
     <w:name w:val="Strong"/>
-    <w:basedOn w:val="DefaultParagraphFont"/>
+    <w:basedOn w:val="22"/>
     <w:qFormat/>
+    <w:uiPriority w:val="0"/>
     <w:rPr>
       <w:b/>
     </w:rPr>
   </w:style>
-  <w:style w:type="paragraph" w:customStyle="1" w:styleId="a">
+  <w:style w:type="paragraph" w:customStyle="1" w:styleId="24">
     <w:name w:val="柴_公司名"/>
-    <w:basedOn w:val="Title"/>
+    <w:basedOn w:val="19"/>
     <w:qFormat/>
+    <w:uiPriority w:val="0"/>
     <w:pPr>
       <w:spacing w:after="600" w:afterLines="600"/>
     </w:pPr>
     <w:rPr>
-      <w:rFonts w:ascii="宋体" w:eastAsia="宋体" w:hAnsi="宋体" w:cs="宋体" w:hint="eastAsia"/>
+      <w:rFonts w:hint="eastAsia" w:ascii="宋体" w:hAnsi="宋体" w:eastAsia="宋体" w:cs="宋体"/>
       <w:bCs/>
       <w:spacing w:val="-6"/>
       <w:sz w:val="52"/>
       <w:szCs w:val="52"/>
     </w:rPr>
   </w:style>
-  <w:style w:type="paragraph" w:customStyle="1" w:styleId="a0">
+  <w:style w:type="paragraph" w:customStyle="1" w:styleId="25">
     <w:name w:val="柴_文档名"/>
-    <w:basedOn w:val="Title"/>
+    <w:basedOn w:val="19"/>
     <w:qFormat/>
+    <w:uiPriority w:val="0"/>
     <w:pPr>
       <w:spacing w:after="900" w:afterLines="900"/>
     </w:pPr>
     <w:rPr>
-      <w:rFonts w:ascii="黑体" w:eastAsia="黑体" w:hAnsi="黑体" w:cs="黑体"/>
+      <w:rFonts w:ascii="黑体" w:hAnsi="黑体" w:eastAsia="黑体" w:cs="黑体"/>
       <w:bCs/>
       <w:spacing w:val="-7"/>
       <w:sz w:val="52"/>
       <w:szCs w:val="52"/>
     </w:rPr>
   </w:style>
-  <w:style w:type="table" w:customStyle="1" w:styleId="TableNormal0">
+  <w:style w:type="table" w:customStyle="1" w:styleId="26">
     <w:name w:val="Table Normal_0"/>
     <w:semiHidden/>
     <w:unhideWhenUsed/>
     <w:qFormat/>
+    <w:uiPriority w:val="0"/>
     <w:tblPr>
       <w:tblCellMar>
         <w:top w:w="0" w:type="dxa"/>
@@ -8436,81 +8583,87 @@
       </w:tblCellMar>
     </w:tblPr>
   </w:style>
-  <w:style w:type="paragraph" w:customStyle="1" w:styleId="TableText">
+  <w:style w:type="paragraph" w:customStyle="1" w:styleId="27">
     <w:name w:val="Table Text"/>
-    <w:basedOn w:val="Normal"/>
+    <w:basedOn w:val="1"/>
     <w:semiHidden/>
     <w:qFormat/>
+    <w:uiPriority w:val="0"/>
     <w:rPr>
-      <w:rFonts w:ascii="宋体" w:eastAsia="宋体" w:hAnsi="宋体" w:cs="宋体"/>
+      <w:rFonts w:ascii="宋体" w:hAnsi="宋体" w:eastAsia="宋体" w:cs="宋体"/>
       <w:sz w:val="21"/>
       <w:szCs w:val="21"/>
       <w:lang w:val="en-US" w:eastAsia="en-US" w:bidi="ar-SA"/>
     </w:rPr>
   </w:style>
-  <w:style w:type="paragraph" w:customStyle="1" w:styleId="1">
+  <w:style w:type="paragraph" w:customStyle="1" w:styleId="28">
     <w:name w:val="柴_标题1"/>
-    <w:basedOn w:val="Heading1"/>
-    <w:next w:val="a1"/>
-    <w:link w:val="1Char"/>
+    <w:basedOn w:val="2"/>
+    <w:next w:val="29"/>
+    <w:link w:val="38"/>
     <w:qFormat/>
+    <w:uiPriority w:val="0"/>
     <w:pPr>
       <w:spacing w:before="100" w:after="90" w:line="360" w:lineRule="auto"/>
     </w:pPr>
     <w:rPr>
-      <w:rFonts w:ascii="Arial" w:eastAsia="宋体" w:hAnsi="Arial"/>
+      <w:rFonts w:ascii="Arial" w:hAnsi="Arial" w:eastAsia="宋体"/>
       <w:sz w:val="32"/>
     </w:rPr>
   </w:style>
-  <w:style w:type="paragraph" w:customStyle="1" w:styleId="a1">
+  <w:style w:type="paragraph" w:customStyle="1" w:styleId="29">
     <w:name w:val="柴_正文"/>
-    <w:basedOn w:val="BodyText"/>
-    <w:link w:val="Char"/>
+    <w:basedOn w:val="12"/>
+    <w:link w:val="42"/>
     <w:qFormat/>
+    <w:uiPriority w:val="0"/>
     <w:pPr>
       <w:spacing w:line="360" w:lineRule="auto"/>
       <w:ind w:firstLine="470" w:firstLineChars="200"/>
     </w:pPr>
     <w:rPr>
-      <w:rFonts w:ascii="Arial" w:eastAsia="宋体" w:hAnsi="Arial"/>
+      <w:rFonts w:ascii="Arial" w:hAnsi="Arial" w:eastAsia="宋体"/>
       <w:sz w:val="24"/>
       <w:lang w:eastAsia="zh-CN"/>
     </w:rPr>
   </w:style>
-  <w:style w:type="paragraph" w:customStyle="1" w:styleId="2">
+  <w:style w:type="paragraph" w:customStyle="1" w:styleId="30">
     <w:name w:val="柴_标题2"/>
-    <w:basedOn w:val="Heading2"/>
-    <w:next w:val="a1"/>
+    <w:basedOn w:val="3"/>
+    <w:next w:val="29"/>
     <w:qFormat/>
+    <w:uiPriority w:val="0"/>
     <w:pPr>
       <w:spacing w:line="360" w:lineRule="auto"/>
     </w:pPr>
     <w:rPr>
-      <w:rFonts w:ascii="Arial" w:eastAsia="宋体" w:hAnsi="Arial"/>
+      <w:rFonts w:ascii="Arial" w:hAnsi="Arial" w:eastAsia="宋体"/>
       <w:sz w:val="28"/>
     </w:rPr>
   </w:style>
-  <w:style w:type="paragraph" w:customStyle="1" w:styleId="3">
+  <w:style w:type="paragraph" w:customStyle="1" w:styleId="31">
     <w:name w:val="柴_标题3"/>
-    <w:basedOn w:val="Heading3"/>
-    <w:next w:val="a1"/>
+    <w:basedOn w:val="4"/>
+    <w:next w:val="29"/>
     <w:qFormat/>
+    <w:uiPriority w:val="0"/>
     <w:pPr>
       <w:spacing w:line="360" w:lineRule="auto"/>
       <w:ind w:left="0" w:firstLine="472" w:firstLineChars="200"/>
     </w:pPr>
     <w:rPr>
-      <w:rFonts w:ascii="宋体" w:eastAsia="宋体" w:hAnsi="宋体" w:cs="宋体"/>
+      <w:rFonts w:ascii="宋体" w:hAnsi="宋体" w:eastAsia="宋体" w:cs="宋体"/>
       <w:spacing w:val="-2"/>
       <w:sz w:val="24"/>
       <w:szCs w:val="24"/>
     </w:rPr>
   </w:style>
-  <w:style w:type="paragraph" w:customStyle="1" w:styleId="a2">
+  <w:style w:type="paragraph" w:customStyle="1" w:styleId="32">
     <w:name w:val="柴_目录"/>
-    <w:basedOn w:val="Normal"/>
-    <w:next w:val="BodyText"/>
+    <w:basedOn w:val="1"/>
+    <w:next w:val="12"/>
     <w:qFormat/>
+    <w:uiPriority w:val="0"/>
     <w:pPr>
       <w:tabs>
         <w:tab w:val="right" w:leader="dot" w:pos="8442"/>
@@ -8518,59 +8671,64 @@
       <w:ind w:left="0" w:leftChars="0"/>
     </w:pPr>
     <w:rPr>
-      <w:rFonts w:ascii="Arial" w:eastAsia="Microsoft JhengHei" w:hAnsi="Arial"/>
+      <w:rFonts w:ascii="Arial" w:hAnsi="Arial" w:eastAsia="Microsoft JhengHei"/>
       <w:sz w:val="24"/>
     </w:rPr>
   </w:style>
-  <w:style w:type="paragraph" w:customStyle="1" w:styleId="WPSOffice1">
+  <w:style w:type="paragraph" w:customStyle="1" w:styleId="33">
     <w:name w:val="WPSOffice手动目录 1"/>
     <w:qFormat/>
+    <w:uiPriority w:val="0"/>
     <w:pPr>
       <w:ind w:leftChars="0"/>
     </w:pPr>
     <w:rPr>
-      <w:rFonts w:ascii="Times New Roman" w:eastAsia="宋体" w:hAnsi="Times New Roman" w:cs="Times New Roman"/>
+      <w:rFonts w:ascii="Times New Roman" w:hAnsi="Times New Roman" w:eastAsia="宋体" w:cs="Times New Roman"/>
       <w:sz w:val="20"/>
       <w:szCs w:val="20"/>
     </w:rPr>
   </w:style>
-  <w:style w:type="paragraph" w:customStyle="1" w:styleId="WPSOffice2">
+  <w:style w:type="paragraph" w:customStyle="1" w:styleId="34">
     <w:name w:val="WPSOffice手动目录 2"/>
     <w:qFormat/>
+    <w:uiPriority w:val="0"/>
     <w:pPr>
       <w:ind w:leftChars="200"/>
     </w:pPr>
     <w:rPr>
-      <w:rFonts w:ascii="Times New Roman" w:eastAsia="宋体" w:hAnsi="Times New Roman" w:cs="Times New Roman"/>
+      <w:rFonts w:ascii="Times New Roman" w:hAnsi="Times New Roman" w:eastAsia="宋体" w:cs="Times New Roman"/>
       <w:sz w:val="20"/>
       <w:szCs w:val="20"/>
     </w:rPr>
   </w:style>
-  <w:style w:type="paragraph" w:customStyle="1" w:styleId="WPSOffice3">
+  <w:style w:type="paragraph" w:customStyle="1" w:styleId="35">
     <w:name w:val="WPSOffice手动目录 3"/>
     <w:qFormat/>
+    <w:uiPriority w:val="0"/>
     <w:pPr>
       <w:ind w:leftChars="400"/>
     </w:pPr>
     <w:rPr>
-      <w:rFonts w:ascii="Times New Roman" w:eastAsia="宋体" w:hAnsi="Times New Roman" w:cs="Times New Roman"/>
+      <w:rFonts w:ascii="Times New Roman" w:hAnsi="Times New Roman" w:eastAsia="宋体" w:cs="Times New Roman"/>
       <w:sz w:val="20"/>
       <w:szCs w:val="20"/>
     </w:rPr>
   </w:style>
-  <w:style w:type="paragraph" w:customStyle="1" w:styleId="Compact">
+  <w:style w:type="paragraph" w:customStyle="1" w:styleId="36">
     <w:name w:val="Compact"/>
-    <w:basedOn w:val="BodyText"/>
+    <w:basedOn w:val="12"/>
     <w:qFormat/>
+    <w:uiPriority w:val="0"/>
     <w:pPr>
       <w:spacing w:before="36" w:after="36"/>
     </w:pPr>
   </w:style>
-  <w:style w:type="table" w:customStyle="1" w:styleId="Table">
+  <w:style w:type="table" w:customStyle="1" w:styleId="37">
     <w:name w:val="Table"/>
     <w:semiHidden/>
     <w:unhideWhenUsed/>
     <w:qFormat/>
+    <w:uiPriority w:val="0"/>
     <w:tblPr>
       <w:tblCellMar>
         <w:top w:w="0" w:type="dxa"/>
@@ -8582,26 +8740,28 @@
     <w:tblStylePr w:type="firstRow">
       <w:tcPr>
         <w:tcBorders>
-          <w:bottom w:val="single" w:sz="0" w:space="0" w:color="auto"/>
+          <w:bottom w:val="single" w:color="auto" w:sz="0" w:space="0"/>
         </w:tcBorders>
         <w:vAlign w:val="bottom"/>
       </w:tcPr>
     </w:tblStylePr>
   </w:style>
-  <w:style w:type="character" w:customStyle="1" w:styleId="1Char">
+  <w:style w:type="character" w:customStyle="1" w:styleId="38">
     <w:name w:val="柴_标题1 Char"/>
-    <w:link w:val="1"/>
+    <w:link w:val="28"/>
     <w:qFormat/>
+    <w:uiPriority w:val="0"/>
     <w:rPr>
-      <w:rFonts w:ascii="Arial" w:eastAsia="宋体" w:hAnsi="Arial"/>
+      <w:rFonts w:ascii="Arial" w:hAnsi="Arial" w:eastAsia="宋体"/>
       <w:sz w:val="32"/>
     </w:rPr>
   </w:style>
-  <w:style w:type="table" w:customStyle="1" w:styleId="TableNormal1">
+  <w:style w:type="table" w:customStyle="1" w:styleId="39">
     <w:name w:val="Table Normal_1"/>
     <w:semiHidden/>
     <w:unhideWhenUsed/>
     <w:qFormat/>
+    <w:uiPriority w:val="0"/>
     <w:tblPr>
       <w:tblCellMar>
         <w:top w:w="0" w:type="dxa"/>
@@ -8611,10 +8771,11 @@
       </w:tblCellMar>
     </w:tblPr>
   </w:style>
-  <w:style w:type="paragraph" w:customStyle="1" w:styleId="a3">
+  <w:style w:type="paragraph" w:customStyle="1" w:styleId="40">
     <w:name w:val="柴_正文_无缩进"/>
-    <w:basedOn w:val="Normal"/>
+    <w:basedOn w:val="1"/>
     <w:qFormat/>
+    <w:uiPriority w:val="0"/>
     <w:pPr>
       <w:ind w:firstLine="0" w:firstLineChars="0"/>
     </w:pPr>
@@ -8624,29 +8785,31 @@
       <w:lang w:eastAsia="zh-CN"/>
     </w:rPr>
   </w:style>
-  <w:style w:type="paragraph" w:customStyle="1" w:styleId="4">
+  <w:style w:type="paragraph" w:customStyle="1" w:styleId="41">
     <w:name w:val="柴_标题4"/>
-    <w:basedOn w:val="Heading4"/>
-    <w:next w:val="Normal"/>
+    <w:basedOn w:val="5"/>
+    <w:next w:val="1"/>
     <w:qFormat/>
+    <w:uiPriority w:val="0"/>
     <w:pPr>
       <w:widowControl w:val="0"/>
       <w:spacing w:before="160" w:line="360" w:lineRule="auto"/>
-      <w:ind w:left="981" w:hanging="862" w:leftChars="300"/>
+      <w:ind w:left="981" w:leftChars="300" w:hanging="862"/>
     </w:pPr>
     <w:rPr>
-      <w:rFonts w:ascii="Calibri" w:eastAsia="宋体" w:hAnsi="Calibri" w:cs="宋体" w:hint="eastAsia"/>
+      <w:rFonts w:hint="eastAsia" w:ascii="Calibri" w:hAnsi="Calibri" w:eastAsia="宋体" w:cs="宋体"/>
       <w:sz w:val="24"/>
       <w:szCs w:val="24"/>
       <w:lang w:eastAsia="zh-CN" w:bidi="zh-CN"/>
     </w:rPr>
   </w:style>
-  <w:style w:type="character" w:customStyle="1" w:styleId="Char">
+  <w:style w:type="character" w:customStyle="1" w:styleId="42">
     <w:name w:val="柴_正文 Char"/>
-    <w:link w:val="a1"/>
+    <w:link w:val="29"/>
     <w:qFormat/>
+    <w:uiPriority w:val="0"/>
     <w:rPr>
-      <w:rFonts w:ascii="Arial" w:eastAsia="宋体" w:hAnsi="Arial"/>
+      <w:rFonts w:ascii="Arial" w:hAnsi="Arial" w:eastAsia="宋体"/>
       <w:sz w:val="24"/>
       <w:lang w:eastAsia="zh-CN"/>
     </w:rPr>
